--- a/Dokumentacija/FTN_MSc_AleksaPopov.docx
+++ b/Dokumentacija/FTN_MSc_AleksaPopov.docx
@@ -1,6 +1,6 @@
 
 <file path=word/document.xml><?xml version="1.0" encoding="utf-8"?>
-<w:document xmlns:wpc="http://schemas.microsoft.com/office/word/2010/wordprocessingCanvas" xmlns:cx="http://schemas.microsoft.com/office/drawing/2014/chartex" xmlns:cx1="http://schemas.microsoft.com/office/drawing/2015/9/8/chartex" xmlns:cx2="http://schemas.microsoft.com/office/drawing/2015/10/21/chartex" xmlns:cx3="http://schemas.microsoft.com/office/drawing/2016/5/9/chartex" xmlns:cx4="http://schemas.microsoft.com/office/drawing/2016/5/10/chartex" xmlns:cx5="http://schemas.microsoft.com/office/drawing/2016/5/11/chartex" xmlns:cx6="http://schemas.microsoft.com/office/drawing/2016/5/12/chartex" xmlns:cx7="http://schemas.microsoft.com/office/drawing/2016/5/13/chartex" xmlns:cx8="http://schemas.microsoft.com/office/drawing/2016/5/14/chartex" xmlns:mc="http://schemas.openxmlformats.org/markup-compatibility/2006" xmlns:aink="http://schemas.microsoft.com/office/drawing/2016/ink" xmlns:am3d="http://schemas.microsoft.com/office/drawing/2017/model3d" xmlns:o="urn:schemas-microsoft-com:office:office" xmlns:r="http://schemas.openxmlformats.org/officeDocument/2006/relationships" xmlns:m="http://schemas.openxmlformats.org/officeDocument/2006/math" xmlns:v="urn:schemas-microsoft-com:vml" xmlns:wp14="http://schemas.microsoft.com/office/word/2010/wordprocessingDrawing" xmlns:wp="http://schemas.openxmlformats.org/drawingml/2006/wordprocessingDrawing" xmlns:w10="urn:schemas-microsoft-com:office:word" xmlns:w="http://schemas.openxmlformats.org/wordprocessingml/2006/main" xmlns:w14="http://schemas.microsoft.com/office/word/2010/wordml" xmlns:w15="http://schemas.microsoft.com/office/word/2012/wordml" xmlns:w16cex="http://schemas.microsoft.com/office/word/2018/wordml/cex" xmlns:w16cid="http://schemas.microsoft.com/office/word/2016/wordml/cid" xmlns:w16="http://schemas.microsoft.com/office/word/2018/wordml" xmlns:w16sdtdh="http://schemas.microsoft.com/office/word/2020/wordml/sdtdatahash" xmlns:w16se="http://schemas.microsoft.com/office/word/2015/wordml/symex" xmlns:wpg="http://schemas.microsoft.com/office/word/2010/wordprocessingGroup" xmlns:wpi="http://schemas.microsoft.com/office/word/2010/wordprocessingInk" xmlns:wne="http://schemas.microsoft.com/office/word/2006/wordml" xmlns:wps="http://schemas.microsoft.com/office/word/2010/wordprocessingShape" mc:Ignorable="w14 w15 w16se w16cid w16 w16cex w16sdtdh wp14">
+<w:document xmlns:wpc="http://schemas.microsoft.com/office/word/2010/wordprocessingCanvas" xmlns:cx="http://schemas.microsoft.com/office/drawing/2014/chartex" xmlns:cx1="http://schemas.microsoft.com/office/drawing/2015/9/8/chartex" xmlns:mc="http://schemas.openxmlformats.org/markup-compatibility/2006" xmlns:o="urn:schemas-microsoft-com:office:office" xmlns:r="http://schemas.openxmlformats.org/officeDocument/2006/relationships" xmlns:m="http://schemas.openxmlformats.org/officeDocument/2006/math" xmlns:v="urn:schemas-microsoft-com:vml" xmlns:wp14="http://schemas.microsoft.com/office/word/2010/wordprocessingDrawing" xmlns:wp="http://schemas.openxmlformats.org/drawingml/2006/wordprocessingDrawing" xmlns:w10="urn:schemas-microsoft-com:office:word" xmlns:w="http://schemas.openxmlformats.org/wordprocessingml/2006/main" xmlns:w14="http://schemas.microsoft.com/office/word/2010/wordml" xmlns:w15="http://schemas.microsoft.com/office/word/2012/wordml" xmlns:w16se="http://schemas.microsoft.com/office/word/2015/wordml/symex" xmlns:wpg="http://schemas.microsoft.com/office/word/2010/wordprocessingGroup" xmlns:wpi="http://schemas.microsoft.com/office/word/2010/wordprocessingInk" xmlns:wne="http://schemas.microsoft.com/office/word/2006/wordml" xmlns:wps="http://schemas.microsoft.com/office/word/2010/wordprocessingShape" mc:Ignorable="w14 w15 w16se wp14">
   <w:body>
     <w:p>
       <w:pPr>
@@ -71,7 +71,7 @@
                 <v:shape id="_x0000_i1025" type="#_x0000_t75" style="width:64.5pt;height:64.5pt" o:ole="" fillcolor="window">
                   <v:imagedata r:id="rId8" o:title=""/>
                 </v:shape>
-                <o:OLEObject Type="Embed" ProgID="CorelDraw.Graphic.7" ShapeID="_x0000_i1025" DrawAspect="Content" ObjectID="_1694117452" r:id="rId9"/>
+                <o:OLEObject Type="Embed" ProgID="CorelDraw.Graphic.7" ShapeID="_x0000_i1025" DrawAspect="Content" ObjectID="_1818885877" r:id="rId9"/>
               </w:object>
             </w:r>
           </w:p>
@@ -307,10 +307,80 @@
         <w:rPr>
           <w:rFonts w:ascii="Arial" w:hAnsi="Arial"/>
           <w:b/>
-          <w:sz w:val="50"/>
+          <w:sz w:val="40"/>
           <w:szCs w:val="40"/>
-        </w:rPr>
-        <w:t>?????</w:t>
+          <w:lang w:val="sr-Cyrl-RS"/>
+        </w:rPr>
+        <w:t>ПЛАТФОРМА ЗА</w:t>
+      </w:r>
+      <w:r>
+        <w:rPr>
+          <w:rFonts w:ascii="Arial" w:hAnsi="Arial"/>
+          <w:b/>
+          <w:sz w:val="40"/>
+          <w:szCs w:val="40"/>
+          <w:lang w:val="sr-Cyrl-RS"/>
+        </w:rPr>
+        <w:t xml:space="preserve"> </w:t>
+      </w:r>
+      <w:r>
+        <w:rPr>
+          <w:rFonts w:ascii="Arial" w:hAnsi="Arial"/>
+          <w:b/>
+          <w:sz w:val="40"/>
+          <w:szCs w:val="40"/>
+          <w:lang w:val="sr-Cyrl-RS"/>
+        </w:rPr>
+        <w:t>ТРГОВИНУ ЕНЕРГИЈОМ СА</w:t>
+      </w:r>
+      <w:r>
+        <w:rPr>
+          <w:rFonts w:ascii="Arial" w:hAnsi="Arial"/>
+          <w:b/>
+          <w:sz w:val="40"/>
+          <w:szCs w:val="40"/>
+          <w:lang w:val="sr-Cyrl-RS"/>
+        </w:rPr>
+        <w:t xml:space="preserve"> </w:t>
+      </w:r>
+      <w:r>
+        <w:rPr>
+          <w:rFonts w:ascii="Arial" w:hAnsi="Arial"/>
+          <w:b/>
+          <w:sz w:val="40"/>
+          <w:szCs w:val="40"/>
+          <w:lang w:val="sr-Cyrl-RS"/>
+        </w:rPr>
+        <w:t>МИКРОСЕРВИСНОМ</w:t>
+      </w:r>
+      <w:r>
+        <w:rPr>
+          <w:rFonts w:ascii="Arial" w:hAnsi="Arial"/>
+          <w:b/>
+          <w:sz w:val="40"/>
+          <w:szCs w:val="40"/>
+        </w:rPr>
+        <w:t xml:space="preserve"> </w:t>
+      </w:r>
+      <w:r>
+        <w:rPr>
+          <w:rFonts w:ascii="Arial" w:hAnsi="Arial"/>
+          <w:b/>
+          <w:sz w:val="40"/>
+          <w:szCs w:val="40"/>
+          <w:lang w:val="sr-Cyrl-RS"/>
+        </w:rPr>
+        <w:t>AR</w:t>
+      </w:r>
+      <w:r>
+        <w:rPr>
+          <w:rFonts w:ascii="Arial" w:hAnsi="Arial"/>
+          <w:b/>
+          <w:sz w:val="40"/>
+          <w:szCs w:val="40"/>
+          <w:lang w:val="sr-Cyrl-RS"/>
+        </w:rPr>
+        <w:t>HITEKTUROM И AI АНАЛИЗОМ ТРЖИШТА</w:t>
       </w:r>
     </w:p>
     <w:p>
@@ -342,52 +412,70 @@
           <w:szCs w:val="40"/>
           <w:lang w:val="sr-Cyrl-CS"/>
         </w:rPr>
-        <w:t>ДИПЛОМСКИ РАД</w:t>
-      </w:r>
-    </w:p>
-    <w:p>
-      <w:pPr>
-        <w:spacing w:before="60" w:line="240" w:lineRule="auto"/>
-        <w:jc w:val="center"/>
+        <w:t>МАСТЕР</w:t>
+      </w:r>
+      <w:r>
         <w:rPr>
           <w:rFonts w:ascii="Arial" w:hAnsi="Arial"/>
           <w:sz w:val="40"/>
           <w:szCs w:val="40"/>
           <w:lang w:val="sr-Cyrl-CS"/>
         </w:rPr>
-      </w:pPr>
-      <w:r>
+        <w:t xml:space="preserve"> РАД</w:t>
+      </w:r>
+    </w:p>
+    <w:p>
+      <w:pPr>
+        <w:spacing w:before="60" w:line="240" w:lineRule="auto"/>
+        <w:jc w:val="center"/>
         <w:rPr>
           <w:rFonts w:ascii="Arial" w:hAnsi="Arial"/>
           <w:sz w:val="40"/>
           <w:szCs w:val="40"/>
           <w:lang w:val="sr-Cyrl-CS"/>
         </w:rPr>
-        <w:t>- Основне академске студије -</w:t>
-      </w:r>
-    </w:p>
-    <w:p>
-      <w:pPr>
-        <w:spacing w:before="60" w:line="240" w:lineRule="auto"/>
-        <w:jc w:val="center"/>
+      </w:pPr>
+      <w:r>
         <w:rPr>
           <w:rFonts w:ascii="Arial" w:hAnsi="Arial"/>
           <w:sz w:val="40"/>
           <w:szCs w:val="40"/>
           <w:lang w:val="sr-Cyrl-CS"/>
         </w:rPr>
-      </w:pPr>
-    </w:p>
-    <w:p>
-      <w:pPr>
-        <w:spacing w:before="60" w:line="240" w:lineRule="auto"/>
-        <w:jc w:val="center"/>
+        <w:t>- Мастер</w:t>
+      </w:r>
+      <w:r>
         <w:rPr>
           <w:rFonts w:ascii="Arial" w:hAnsi="Arial"/>
           <w:sz w:val="40"/>
           <w:szCs w:val="40"/>
           <w:lang w:val="sr-Cyrl-CS"/>
         </w:rPr>
+        <w:t xml:space="preserve"> академске студије -</w:t>
+      </w:r>
+    </w:p>
+    <w:p>
+      <w:pPr>
+        <w:spacing w:before="60" w:line="240" w:lineRule="auto"/>
+        <w:jc w:val="center"/>
+        <w:rPr>
+          <w:rFonts w:ascii="Arial" w:hAnsi="Arial"/>
+          <w:sz w:val="40"/>
+          <w:szCs w:val="40"/>
+          <w:lang w:val="sr-Cyrl-CS"/>
+        </w:rPr>
+      </w:pPr>
+    </w:p>
+    <w:p>
+      <w:pPr>
+        <w:spacing w:before="60" w:line="240" w:lineRule="auto"/>
+        <w:jc w:val="center"/>
+        <w:rPr>
+          <w:rFonts w:ascii="Arial" w:hAnsi="Arial"/>
+          <w:sz w:val="40"/>
+          <w:szCs w:val="40"/>
+          <w:lang w:val="sr-Cyrl-CS"/>
+        </w:rPr>
       </w:pPr>
     </w:p>
     <w:p>
@@ -473,7 +561,7 @@
           <w:szCs w:val="40"/>
           <w:lang w:val="sr-Cyrl-CS"/>
         </w:rPr>
-        <w:t>21</w:t>
+        <w:t>25</w:t>
       </w:r>
     </w:p>
     <w:p>
@@ -580,37 +668,12 @@
                 <w:sz w:val="18"/>
               </w:rPr>
             </w:pPr>
-            <w:proofErr w:type="spellStart"/>
-            <w:r>
-              <w:rPr>
-                <w:rFonts w:ascii="Arial" w:hAnsi="Arial"/>
-                <w:sz w:val="18"/>
-              </w:rPr>
-              <w:t>Редни</w:t>
-            </w:r>
-            <w:proofErr w:type="spellEnd"/>
-            <w:r>
-              <w:rPr>
-                <w:rFonts w:ascii="Arial" w:hAnsi="Arial"/>
-                <w:sz w:val="18"/>
-              </w:rPr>
-              <w:t xml:space="preserve"> </w:t>
-            </w:r>
-            <w:proofErr w:type="spellStart"/>
-            <w:r>
-              <w:rPr>
-                <w:rFonts w:ascii="Arial" w:hAnsi="Arial"/>
-                <w:sz w:val="18"/>
-              </w:rPr>
-              <w:t>број</w:t>
-            </w:r>
-            <w:proofErr w:type="spellEnd"/>
-            <w:r>
-              <w:rPr>
-                <w:rFonts w:ascii="Arial" w:hAnsi="Arial"/>
-                <w:sz w:val="18"/>
-              </w:rPr>
-              <w:t xml:space="preserve">, </w:t>
+            <w:r>
+              <w:rPr>
+                <w:rFonts w:ascii="Arial" w:hAnsi="Arial"/>
+                <w:sz w:val="18"/>
+              </w:rPr>
+              <w:t xml:space="preserve">Редни број, </w:t>
             </w:r>
             <w:r>
               <w:rPr>
@@ -672,37 +735,12 @@
                 <w:sz w:val="18"/>
               </w:rPr>
             </w:pPr>
-            <w:proofErr w:type="spellStart"/>
-            <w:r>
-              <w:rPr>
-                <w:rFonts w:ascii="Arial" w:hAnsi="Arial"/>
-                <w:sz w:val="18"/>
-              </w:rPr>
-              <w:t>Идентификациони</w:t>
-            </w:r>
-            <w:proofErr w:type="spellEnd"/>
-            <w:r>
-              <w:rPr>
-                <w:rFonts w:ascii="Arial" w:hAnsi="Arial"/>
-                <w:sz w:val="18"/>
-              </w:rPr>
-              <w:t xml:space="preserve"> </w:t>
-            </w:r>
-            <w:proofErr w:type="spellStart"/>
-            <w:r>
-              <w:rPr>
-                <w:rFonts w:ascii="Arial" w:hAnsi="Arial"/>
-                <w:sz w:val="18"/>
-              </w:rPr>
-              <w:t>број</w:t>
-            </w:r>
-            <w:proofErr w:type="spellEnd"/>
-            <w:r>
-              <w:rPr>
-                <w:rFonts w:ascii="Arial" w:hAnsi="Arial"/>
-                <w:sz w:val="18"/>
-              </w:rPr>
-              <w:t xml:space="preserve">, </w:t>
+            <w:r>
+              <w:rPr>
+                <w:rFonts w:ascii="Arial" w:hAnsi="Arial"/>
+                <w:sz w:val="18"/>
+              </w:rPr>
+              <w:t xml:space="preserve">Идентификациони број, </w:t>
             </w:r>
             <w:r>
               <w:rPr>
@@ -764,37 +802,12 @@
                 <w:sz w:val="18"/>
               </w:rPr>
             </w:pPr>
-            <w:proofErr w:type="spellStart"/>
-            <w:r>
-              <w:rPr>
-                <w:rFonts w:ascii="Arial" w:hAnsi="Arial"/>
-                <w:sz w:val="18"/>
-              </w:rPr>
-              <w:t>Тип</w:t>
-            </w:r>
-            <w:proofErr w:type="spellEnd"/>
-            <w:r>
-              <w:rPr>
-                <w:rFonts w:ascii="Arial" w:hAnsi="Arial"/>
-                <w:sz w:val="18"/>
-              </w:rPr>
-              <w:t xml:space="preserve"> </w:t>
-            </w:r>
-            <w:proofErr w:type="spellStart"/>
-            <w:r>
-              <w:rPr>
-                <w:rFonts w:ascii="Arial" w:hAnsi="Arial"/>
-                <w:sz w:val="18"/>
-              </w:rPr>
-              <w:t>документације</w:t>
-            </w:r>
-            <w:proofErr w:type="spellEnd"/>
-            <w:r>
-              <w:rPr>
-                <w:rFonts w:ascii="Arial" w:hAnsi="Arial"/>
-                <w:sz w:val="18"/>
-              </w:rPr>
-              <w:t xml:space="preserve">, </w:t>
+            <w:r>
+              <w:rPr>
+                <w:rFonts w:ascii="Arial" w:hAnsi="Arial"/>
+                <w:sz w:val="18"/>
+              </w:rPr>
+              <w:t xml:space="preserve">Тип документације, </w:t>
             </w:r>
             <w:r>
               <w:rPr>
@@ -866,37 +879,12 @@
                 <w:sz w:val="18"/>
               </w:rPr>
             </w:pPr>
-            <w:proofErr w:type="spellStart"/>
-            <w:r>
-              <w:rPr>
-                <w:rFonts w:ascii="Arial" w:hAnsi="Arial"/>
-                <w:sz w:val="18"/>
-              </w:rPr>
-              <w:t>Тип</w:t>
-            </w:r>
-            <w:proofErr w:type="spellEnd"/>
-            <w:r>
-              <w:rPr>
-                <w:rFonts w:ascii="Arial" w:hAnsi="Arial"/>
-                <w:sz w:val="18"/>
-              </w:rPr>
-              <w:t xml:space="preserve"> </w:t>
-            </w:r>
-            <w:proofErr w:type="spellStart"/>
-            <w:r>
-              <w:rPr>
-                <w:rFonts w:ascii="Arial" w:hAnsi="Arial"/>
-                <w:sz w:val="18"/>
-              </w:rPr>
-              <w:t>записа</w:t>
-            </w:r>
-            <w:proofErr w:type="spellEnd"/>
-            <w:r>
-              <w:rPr>
-                <w:rFonts w:ascii="Arial" w:hAnsi="Arial"/>
-                <w:sz w:val="18"/>
-              </w:rPr>
-              <w:t xml:space="preserve">, </w:t>
+            <w:r>
+              <w:rPr>
+                <w:rFonts w:ascii="Arial" w:hAnsi="Arial"/>
+                <w:sz w:val="18"/>
+              </w:rPr>
+              <w:t xml:space="preserve">Тип записа, </w:t>
             </w:r>
             <w:r>
               <w:rPr>
@@ -968,37 +956,12 @@
                 <w:sz w:val="18"/>
               </w:rPr>
             </w:pPr>
-            <w:proofErr w:type="spellStart"/>
-            <w:r>
-              <w:rPr>
-                <w:rFonts w:ascii="Arial" w:hAnsi="Arial"/>
-                <w:sz w:val="18"/>
-              </w:rPr>
-              <w:t>Врста</w:t>
-            </w:r>
-            <w:proofErr w:type="spellEnd"/>
-            <w:r>
-              <w:rPr>
-                <w:rFonts w:ascii="Arial" w:hAnsi="Arial"/>
-                <w:sz w:val="18"/>
-              </w:rPr>
-              <w:t xml:space="preserve"> </w:t>
-            </w:r>
-            <w:proofErr w:type="spellStart"/>
-            <w:r>
-              <w:rPr>
-                <w:rFonts w:ascii="Arial" w:hAnsi="Arial"/>
-                <w:sz w:val="18"/>
-              </w:rPr>
-              <w:t>рада</w:t>
-            </w:r>
-            <w:proofErr w:type="spellEnd"/>
-            <w:r>
-              <w:rPr>
-                <w:rFonts w:ascii="Arial" w:hAnsi="Arial"/>
-                <w:sz w:val="18"/>
-              </w:rPr>
-              <w:t xml:space="preserve">, </w:t>
+            <w:r>
+              <w:rPr>
+                <w:rFonts w:ascii="Arial" w:hAnsi="Arial"/>
+                <w:sz w:val="18"/>
+              </w:rPr>
+              <w:t xml:space="preserve">Врста рада, </w:t>
             </w:r>
             <w:r>
               <w:rPr>
@@ -1043,7 +1006,7 @@
                 <w:szCs w:val="18"/>
                 <w:lang w:val="sr-Cyrl-RS"/>
               </w:rPr>
-              <w:t>Дипломски</w:t>
+              <w:t>Мастер</w:t>
             </w:r>
             <w:r>
               <w:rPr>
@@ -1061,7 +1024,7 @@
                 <w:szCs w:val="18"/>
                 <w:lang w:val="sr-Latn-CS"/>
               </w:rPr>
-              <w:t>Bachelor</w:t>
+              <w:t>Master</w:t>
             </w:r>
             <w:r>
               <w:rPr>
@@ -1106,21 +1069,12 @@
                 <w:sz w:val="18"/>
               </w:rPr>
             </w:pPr>
-            <w:proofErr w:type="spellStart"/>
-            <w:r>
-              <w:rPr>
-                <w:rFonts w:ascii="Arial" w:hAnsi="Arial"/>
-                <w:sz w:val="18"/>
-              </w:rPr>
-              <w:t>Аутор</w:t>
-            </w:r>
-            <w:proofErr w:type="spellEnd"/>
-            <w:r>
-              <w:rPr>
-                <w:rFonts w:ascii="Arial" w:hAnsi="Arial"/>
-                <w:sz w:val="18"/>
-              </w:rPr>
-              <w:t xml:space="preserve">, </w:t>
+            <w:r>
+              <w:rPr>
+                <w:rFonts w:ascii="Arial" w:hAnsi="Arial"/>
+                <w:sz w:val="18"/>
+              </w:rPr>
+              <w:t xml:space="preserve">Аутор, </w:t>
             </w:r>
             <w:r>
               <w:rPr>
@@ -1193,21 +1147,12 @@
                 <w:sz w:val="18"/>
               </w:rPr>
             </w:pPr>
-            <w:proofErr w:type="spellStart"/>
-            <w:r>
-              <w:rPr>
-                <w:rFonts w:ascii="Arial" w:hAnsi="Arial"/>
-                <w:sz w:val="18"/>
-              </w:rPr>
-              <w:t>Ментор</w:t>
-            </w:r>
-            <w:proofErr w:type="spellEnd"/>
-            <w:r>
-              <w:rPr>
-                <w:rFonts w:ascii="Arial" w:hAnsi="Arial"/>
-                <w:sz w:val="18"/>
-              </w:rPr>
-              <w:t xml:space="preserve">, </w:t>
+            <w:r>
+              <w:rPr>
+                <w:rFonts w:ascii="Arial" w:hAnsi="Arial"/>
+                <w:sz w:val="18"/>
+              </w:rPr>
+              <w:t xml:space="preserve">Ментор, </w:t>
             </w:r>
             <w:r>
               <w:rPr>
@@ -1243,7 +1188,6 @@
                 <w:color w:val="FF0000"/>
                 <w:sz w:val="18"/>
                 <w:szCs w:val="18"/>
-                <w:lang w:val="sr-Cyrl-RS"/>
               </w:rPr>
             </w:pPr>
             <w:r>
@@ -1253,7 +1197,7 @@
                 <w:szCs w:val="18"/>
                 <w:lang w:val="sr-Cyrl-RS"/>
               </w:rPr>
-              <w:t>Др Немања Недић</w:t>
+              <w:t>Др Александар Бошковић</w:t>
             </w:r>
           </w:p>
         </w:tc>
@@ -1280,37 +1224,12 @@
                 <w:sz w:val="18"/>
               </w:rPr>
             </w:pPr>
-            <w:proofErr w:type="spellStart"/>
-            <w:r>
-              <w:rPr>
-                <w:rFonts w:ascii="Arial" w:hAnsi="Arial"/>
-                <w:sz w:val="18"/>
-              </w:rPr>
-              <w:t>Наслов</w:t>
-            </w:r>
-            <w:proofErr w:type="spellEnd"/>
-            <w:r>
-              <w:rPr>
-                <w:rFonts w:ascii="Arial" w:hAnsi="Arial"/>
-                <w:sz w:val="18"/>
-              </w:rPr>
-              <w:t xml:space="preserve"> </w:t>
-            </w:r>
-            <w:proofErr w:type="spellStart"/>
-            <w:r>
-              <w:rPr>
-                <w:rFonts w:ascii="Arial" w:hAnsi="Arial"/>
-                <w:sz w:val="18"/>
-              </w:rPr>
-              <w:t>рада</w:t>
-            </w:r>
-            <w:proofErr w:type="spellEnd"/>
-            <w:r>
-              <w:rPr>
-                <w:rFonts w:ascii="Arial" w:hAnsi="Arial"/>
-                <w:sz w:val="18"/>
-              </w:rPr>
-              <w:t xml:space="preserve">, </w:t>
+            <w:r>
+              <w:rPr>
+                <w:rFonts w:ascii="Arial" w:hAnsi="Arial"/>
+                <w:sz w:val="18"/>
+              </w:rPr>
+              <w:t xml:space="preserve">Наслов рада, </w:t>
             </w:r>
             <w:r>
               <w:rPr>
@@ -1355,7 +1274,25 @@
                 <w:szCs w:val="18"/>
                 <w:lang w:val="sr-Cyrl-RS"/>
               </w:rPr>
-              <w:t>???</w:t>
+              <w:t xml:space="preserve">Платформа за трговину енергијом са микросервисном архитектуром и </w:t>
+            </w:r>
+            <w:r>
+              <w:rPr>
+                <w:rFonts w:ascii="Arial" w:hAnsi="Arial" w:cs="Arial"/>
+                <w:sz w:val="18"/>
+                <w:szCs w:val="18"/>
+                <w:lang w:val="sr-Cyrl-RS"/>
+              </w:rPr>
+              <w:t xml:space="preserve">AI </w:t>
+            </w:r>
+            <w:r>
+              <w:rPr>
+                <w:rFonts w:ascii="Arial" w:hAnsi="Arial" w:cs="Arial"/>
+                <w:sz w:val="18"/>
+                <w:szCs w:val="18"/>
+                <w:lang w:val="sr-Cyrl-RS"/>
+              </w:rPr>
+              <w:t>анализом тржишта</w:t>
             </w:r>
           </w:p>
         </w:tc>
@@ -1382,37 +1319,12 @@
                 <w:sz w:val="18"/>
               </w:rPr>
             </w:pPr>
-            <w:proofErr w:type="spellStart"/>
-            <w:r>
-              <w:rPr>
-                <w:rFonts w:ascii="Arial" w:hAnsi="Arial"/>
-                <w:sz w:val="18"/>
-              </w:rPr>
-              <w:t>Језик</w:t>
-            </w:r>
-            <w:proofErr w:type="spellEnd"/>
-            <w:r>
-              <w:rPr>
-                <w:rFonts w:ascii="Arial" w:hAnsi="Arial"/>
-                <w:sz w:val="18"/>
-              </w:rPr>
-              <w:t xml:space="preserve"> </w:t>
-            </w:r>
-            <w:proofErr w:type="spellStart"/>
-            <w:r>
-              <w:rPr>
-                <w:rFonts w:ascii="Arial" w:hAnsi="Arial"/>
-                <w:sz w:val="18"/>
-              </w:rPr>
-              <w:t>публикације</w:t>
-            </w:r>
-            <w:proofErr w:type="spellEnd"/>
-            <w:r>
-              <w:rPr>
-                <w:rFonts w:ascii="Arial" w:hAnsi="Arial"/>
-                <w:sz w:val="18"/>
-              </w:rPr>
-              <w:t xml:space="preserve">, </w:t>
+            <w:r>
+              <w:rPr>
+                <w:rFonts w:ascii="Arial" w:hAnsi="Arial"/>
+                <w:sz w:val="18"/>
+              </w:rPr>
+              <w:t xml:space="preserve">Језик публикације, </w:t>
             </w:r>
             <w:r>
               <w:rPr>
@@ -1493,37 +1405,12 @@
                 <w:sz w:val="18"/>
               </w:rPr>
             </w:pPr>
-            <w:proofErr w:type="spellStart"/>
-            <w:r>
-              <w:rPr>
-                <w:rFonts w:ascii="Arial" w:hAnsi="Arial"/>
-                <w:sz w:val="18"/>
-              </w:rPr>
-              <w:t>Језик</w:t>
-            </w:r>
-            <w:proofErr w:type="spellEnd"/>
-            <w:r>
-              <w:rPr>
-                <w:rFonts w:ascii="Arial" w:hAnsi="Arial"/>
-                <w:sz w:val="18"/>
-              </w:rPr>
-              <w:t xml:space="preserve"> </w:t>
-            </w:r>
-            <w:proofErr w:type="spellStart"/>
-            <w:r>
-              <w:rPr>
-                <w:rFonts w:ascii="Arial" w:hAnsi="Arial"/>
-                <w:sz w:val="18"/>
-              </w:rPr>
-              <w:t>извода</w:t>
-            </w:r>
-            <w:proofErr w:type="spellEnd"/>
-            <w:r>
-              <w:rPr>
-                <w:rFonts w:ascii="Arial" w:hAnsi="Arial"/>
-                <w:sz w:val="18"/>
-              </w:rPr>
-              <w:t xml:space="preserve">, </w:t>
+            <w:r>
+              <w:rPr>
+                <w:rFonts w:ascii="Arial" w:hAnsi="Arial"/>
+                <w:sz w:val="18"/>
+              </w:rPr>
+              <w:t xml:space="preserve">Језик извода, </w:t>
             </w:r>
             <w:r>
               <w:rPr>
@@ -1595,7 +1482,6 @@
                 <w:sz w:val="18"/>
               </w:rPr>
             </w:pPr>
-            <w:proofErr w:type="spellStart"/>
             <w:r>
               <w:rPr>
                 <w:rFonts w:ascii="Arial" w:hAnsi="Arial"/>
@@ -1603,7 +1489,6 @@
               </w:rPr>
               <w:t>Зем</w:t>
             </w:r>
-            <w:proofErr w:type="spellEnd"/>
             <w:r>
               <w:rPr>
                 <w:rFonts w:ascii="Arial" w:hAnsi="Arial"/>
@@ -1617,17 +1502,8 @@
                 <w:rFonts w:ascii="Arial" w:hAnsi="Arial"/>
                 <w:sz w:val="18"/>
               </w:rPr>
-              <w:t xml:space="preserve">а </w:t>
-            </w:r>
-            <w:proofErr w:type="spellStart"/>
-            <w:r>
-              <w:rPr>
-                <w:rFonts w:ascii="Arial" w:hAnsi="Arial"/>
-                <w:sz w:val="18"/>
-              </w:rPr>
-              <w:t>публикова</w:t>
-            </w:r>
-            <w:proofErr w:type="spellEnd"/>
+              <w:t>а публикова</w:t>
+            </w:r>
             <w:r>
               <w:rPr>
                 <w:rFonts w:ascii="Arial" w:hAnsi="Arial"/>
@@ -1733,33 +1609,8 @@
                 <w:rFonts w:ascii="Arial" w:hAnsi="Arial"/>
                 <w:sz w:val="18"/>
               </w:rPr>
-              <w:t xml:space="preserve">е </w:t>
-            </w:r>
-            <w:proofErr w:type="spellStart"/>
-            <w:r>
-              <w:rPr>
-                <w:rFonts w:ascii="Arial" w:hAnsi="Arial"/>
-                <w:sz w:val="18"/>
-              </w:rPr>
-              <w:t>географско</w:t>
-            </w:r>
-            <w:proofErr w:type="spellEnd"/>
-            <w:r>
-              <w:rPr>
-                <w:rFonts w:ascii="Arial" w:hAnsi="Arial"/>
-                <w:sz w:val="18"/>
-              </w:rPr>
-              <w:t xml:space="preserve"> </w:t>
-            </w:r>
-            <w:proofErr w:type="spellStart"/>
-            <w:r>
-              <w:rPr>
-                <w:rFonts w:ascii="Arial" w:hAnsi="Arial"/>
-                <w:sz w:val="18"/>
-              </w:rPr>
-              <w:t>подру</w:t>
-            </w:r>
-            <w:proofErr w:type="spellEnd"/>
+              <w:t>е географско подру</w:t>
+            </w:r>
             <w:r>
               <w:rPr>
                 <w:rFonts w:ascii="Arial" w:hAnsi="Arial"/>
@@ -1768,21 +1619,12 @@
               </w:rPr>
               <w:t>ч</w:t>
             </w:r>
-            <w:proofErr w:type="spellStart"/>
-            <w:r>
-              <w:rPr>
-                <w:rFonts w:ascii="Arial" w:hAnsi="Arial"/>
-                <w:sz w:val="18"/>
-              </w:rPr>
-              <w:t>је</w:t>
-            </w:r>
-            <w:proofErr w:type="spellEnd"/>
-            <w:r>
-              <w:rPr>
-                <w:rFonts w:ascii="Arial" w:hAnsi="Arial"/>
-                <w:sz w:val="18"/>
-              </w:rPr>
-              <w:t xml:space="preserve">, </w:t>
+            <w:r>
+              <w:rPr>
+                <w:rFonts w:ascii="Arial" w:hAnsi="Arial"/>
+                <w:sz w:val="18"/>
+              </w:rPr>
+              <w:t xml:space="preserve">је, </w:t>
             </w:r>
             <w:r>
               <w:rPr>
@@ -1854,21 +1696,12 @@
                 <w:sz w:val="18"/>
               </w:rPr>
             </w:pPr>
-            <w:proofErr w:type="spellStart"/>
-            <w:r>
-              <w:rPr>
-                <w:rFonts w:ascii="Arial" w:hAnsi="Arial"/>
-                <w:sz w:val="18"/>
-              </w:rPr>
-              <w:t>Година</w:t>
-            </w:r>
-            <w:proofErr w:type="spellEnd"/>
-            <w:r>
-              <w:rPr>
-                <w:rFonts w:ascii="Arial" w:hAnsi="Arial"/>
-                <w:sz w:val="18"/>
-              </w:rPr>
-              <w:t xml:space="preserve">, </w:t>
+            <w:r>
+              <w:rPr>
+                <w:rFonts w:ascii="Arial" w:hAnsi="Arial"/>
+                <w:sz w:val="18"/>
+              </w:rPr>
+              <w:t xml:space="preserve">Година, </w:t>
             </w:r>
             <w:r>
               <w:rPr>
@@ -1923,7 +1756,16 @@
                 <w:szCs w:val="18"/>
                 <w:lang w:val="sr-Cyrl-RS"/>
               </w:rPr>
-              <w:t>21</w:t>
+              <w:t>2</w:t>
+            </w:r>
+            <w:r>
+              <w:rPr>
+                <w:rFonts w:ascii="Arial" w:hAnsi="Arial" w:cs="Arial"/>
+                <w:sz w:val="18"/>
+                <w:szCs w:val="18"/>
+                <w:lang w:val="sr-Cyrl-RS"/>
+              </w:rPr>
+              <w:t>5</w:t>
             </w:r>
           </w:p>
         </w:tc>
@@ -1950,7 +1792,6 @@
                 <w:sz w:val="18"/>
               </w:rPr>
             </w:pPr>
-            <w:proofErr w:type="spellStart"/>
             <w:r>
               <w:rPr>
                 <w:rFonts w:ascii="Arial" w:hAnsi="Arial"/>
@@ -1958,7 +1799,6 @@
               </w:rPr>
               <w:t>Издава</w:t>
             </w:r>
-            <w:proofErr w:type="spellEnd"/>
             <w:r>
               <w:rPr>
                 <w:rFonts w:ascii="Arial" w:hAnsi="Arial"/>
@@ -2044,37 +1884,12 @@
                 <w:sz w:val="18"/>
               </w:rPr>
             </w:pPr>
-            <w:proofErr w:type="spellStart"/>
-            <w:r>
-              <w:rPr>
-                <w:rFonts w:ascii="Arial" w:hAnsi="Arial"/>
-                <w:sz w:val="18"/>
-              </w:rPr>
-              <w:t>Место</w:t>
-            </w:r>
-            <w:proofErr w:type="spellEnd"/>
-            <w:r>
-              <w:rPr>
-                <w:rFonts w:ascii="Arial" w:hAnsi="Arial"/>
-                <w:sz w:val="18"/>
-              </w:rPr>
-              <w:t xml:space="preserve"> и </w:t>
-            </w:r>
-            <w:proofErr w:type="spellStart"/>
-            <w:r>
-              <w:rPr>
-                <w:rFonts w:ascii="Arial" w:hAnsi="Arial"/>
-                <w:sz w:val="18"/>
-              </w:rPr>
-              <w:t>адреса</w:t>
-            </w:r>
-            <w:proofErr w:type="spellEnd"/>
-            <w:r>
-              <w:rPr>
-                <w:rFonts w:ascii="Arial" w:hAnsi="Arial"/>
-                <w:sz w:val="18"/>
-              </w:rPr>
-              <w:t xml:space="preserve">, </w:t>
+            <w:r>
+              <w:rPr>
+                <w:rFonts w:ascii="Arial" w:hAnsi="Arial"/>
+                <w:sz w:val="18"/>
+              </w:rPr>
+              <w:t xml:space="preserve">Место и адреса, </w:t>
             </w:r>
             <w:r>
               <w:rPr>
@@ -2146,7 +1961,6 @@
                 <w:sz w:val="20"/>
               </w:rPr>
             </w:pPr>
-            <w:proofErr w:type="spellStart"/>
             <w:r>
               <w:rPr>
                 <w:rFonts w:ascii="Arial" w:hAnsi="Arial"/>
@@ -2154,7 +1968,6 @@
               </w:rPr>
               <w:t>Физи</w:t>
             </w:r>
-            <w:proofErr w:type="spellEnd"/>
             <w:r>
               <w:rPr>
                 <w:rFonts w:ascii="Arial" w:hAnsi="Arial"/>
@@ -2163,53 +1976,12 @@
               </w:rPr>
               <w:t>ч</w:t>
             </w:r>
-            <w:proofErr w:type="spellStart"/>
-            <w:r>
-              <w:rPr>
-                <w:rFonts w:ascii="Arial" w:hAnsi="Arial"/>
-                <w:sz w:val="18"/>
-              </w:rPr>
-              <w:t>ки</w:t>
-            </w:r>
-            <w:proofErr w:type="spellEnd"/>
-            <w:r>
-              <w:rPr>
-                <w:rFonts w:ascii="Arial" w:hAnsi="Arial"/>
-                <w:sz w:val="18"/>
-              </w:rPr>
-              <w:t xml:space="preserve"> </w:t>
-            </w:r>
-            <w:proofErr w:type="spellStart"/>
-            <w:r>
-              <w:rPr>
-                <w:rFonts w:ascii="Arial" w:hAnsi="Arial"/>
-                <w:sz w:val="18"/>
-              </w:rPr>
-              <w:t>опис</w:t>
-            </w:r>
-            <w:proofErr w:type="spellEnd"/>
-            <w:r>
-              <w:rPr>
-                <w:rFonts w:ascii="Arial" w:hAnsi="Arial"/>
-                <w:sz w:val="18"/>
-              </w:rPr>
-              <w:t xml:space="preserve"> </w:t>
-            </w:r>
-            <w:proofErr w:type="spellStart"/>
-            <w:r>
-              <w:rPr>
-                <w:rFonts w:ascii="Arial" w:hAnsi="Arial"/>
-                <w:sz w:val="18"/>
-              </w:rPr>
-              <w:t>рада</w:t>
-            </w:r>
-            <w:proofErr w:type="spellEnd"/>
-            <w:r>
-              <w:rPr>
-                <w:rFonts w:ascii="Arial" w:hAnsi="Arial"/>
-                <w:sz w:val="18"/>
-              </w:rPr>
-              <w:t xml:space="preserve">, </w:t>
+            <w:r>
+              <w:rPr>
+                <w:rFonts w:ascii="Arial" w:hAnsi="Arial"/>
+                <w:sz w:val="18"/>
+              </w:rPr>
+              <w:t xml:space="preserve">ки опис рада, </w:t>
             </w:r>
             <w:r>
               <w:rPr>
@@ -2239,18 +2011,8 @@
                 <w:spacing w:val="-4"/>
                 <w:sz w:val="13"/>
               </w:rPr>
-              <w:t>(</w:t>
-            </w:r>
-            <w:proofErr w:type="spellStart"/>
-            <w:r>
-              <w:rPr>
-                <w:rFonts w:ascii="Arial" w:hAnsi="Arial"/>
-                <w:spacing w:val="-4"/>
-                <w:sz w:val="13"/>
-              </w:rPr>
-              <w:t>поглав</w:t>
-            </w:r>
-            <w:proofErr w:type="spellEnd"/>
+              <w:t>(поглав</w:t>
+            </w:r>
             <w:r>
               <w:rPr>
                 <w:rFonts w:ascii="Arial" w:hAnsi="Arial"/>
@@ -2266,115 +2028,7 @@
                 <w:spacing w:val="-4"/>
                 <w:sz w:val="13"/>
               </w:rPr>
-              <w:t>а/</w:t>
-            </w:r>
-            <w:proofErr w:type="spellStart"/>
-            <w:r>
-              <w:rPr>
-                <w:rFonts w:ascii="Arial" w:hAnsi="Arial"/>
-                <w:spacing w:val="-4"/>
-                <w:sz w:val="13"/>
-              </w:rPr>
-              <w:t>страна</w:t>
-            </w:r>
-            <w:proofErr w:type="spellEnd"/>
-            <w:r>
-              <w:rPr>
-                <w:rFonts w:ascii="Arial" w:hAnsi="Arial"/>
-                <w:spacing w:val="-4"/>
-                <w:sz w:val="13"/>
-              </w:rPr>
-              <w:t xml:space="preserve">/ </w:t>
-            </w:r>
-            <w:proofErr w:type="spellStart"/>
-            <w:r>
-              <w:rPr>
-                <w:rFonts w:ascii="Arial" w:hAnsi="Arial"/>
-                <w:spacing w:val="-4"/>
-                <w:sz w:val="13"/>
-              </w:rPr>
-              <w:t>цитата</w:t>
-            </w:r>
-            <w:proofErr w:type="spellEnd"/>
-            <w:r>
-              <w:rPr>
-                <w:rFonts w:ascii="Arial" w:hAnsi="Arial"/>
-                <w:spacing w:val="-4"/>
-                <w:sz w:val="13"/>
-              </w:rPr>
-              <w:t>/</w:t>
-            </w:r>
-            <w:proofErr w:type="spellStart"/>
-            <w:r>
-              <w:rPr>
-                <w:rFonts w:ascii="Arial" w:hAnsi="Arial"/>
-                <w:spacing w:val="-4"/>
-                <w:sz w:val="13"/>
-              </w:rPr>
-              <w:t>табела</w:t>
-            </w:r>
-            <w:proofErr w:type="spellEnd"/>
-            <w:r>
-              <w:rPr>
-                <w:rFonts w:ascii="Arial" w:hAnsi="Arial"/>
-                <w:spacing w:val="-4"/>
-                <w:sz w:val="13"/>
-              </w:rPr>
-              <w:t>/</w:t>
-            </w:r>
-            <w:proofErr w:type="spellStart"/>
-            <w:r>
-              <w:rPr>
-                <w:rFonts w:ascii="Arial" w:hAnsi="Arial"/>
-                <w:spacing w:val="-4"/>
-                <w:sz w:val="13"/>
-              </w:rPr>
-              <w:t>слика</w:t>
-            </w:r>
-            <w:proofErr w:type="spellEnd"/>
-            <w:r>
-              <w:rPr>
-                <w:rFonts w:ascii="Arial" w:hAnsi="Arial"/>
-                <w:spacing w:val="-4"/>
-                <w:sz w:val="13"/>
-              </w:rPr>
-              <w:t>/</w:t>
-            </w:r>
-            <w:proofErr w:type="spellStart"/>
-            <w:r>
-              <w:rPr>
-                <w:rFonts w:ascii="Arial" w:hAnsi="Arial"/>
-                <w:spacing w:val="-4"/>
-                <w:sz w:val="13"/>
-              </w:rPr>
-              <w:t>графика</w:t>
-            </w:r>
-            <w:proofErr w:type="spellEnd"/>
-            <w:r>
-              <w:rPr>
-                <w:rFonts w:ascii="Arial" w:hAnsi="Arial"/>
-                <w:spacing w:val="-4"/>
-                <w:sz w:val="13"/>
-              </w:rPr>
-              <w:t>/</w:t>
-            </w:r>
-            <w:proofErr w:type="spellStart"/>
-            <w:r>
-              <w:rPr>
-                <w:rFonts w:ascii="Arial" w:hAnsi="Arial"/>
-                <w:spacing w:val="-4"/>
-                <w:sz w:val="13"/>
-              </w:rPr>
-              <w:t>прилога</w:t>
-            </w:r>
-            <w:proofErr w:type="spellEnd"/>
-            <w:r>
-              <w:rPr>
-                <w:rFonts w:ascii="Arial" w:hAnsi="Arial"/>
-                <w:spacing w:val="-4"/>
-                <w:sz w:val="13"/>
-              </w:rPr>
-              <w:t>)</w:t>
+              <w:t>а/страна/ цитата/табела/слика/графика/прилога)</w:t>
             </w:r>
           </w:p>
         </w:tc>
@@ -2493,7 +2147,6 @@
                 <w:sz w:val="18"/>
               </w:rPr>
             </w:pPr>
-            <w:proofErr w:type="spellStart"/>
             <w:r>
               <w:rPr>
                 <w:rFonts w:ascii="Arial" w:hAnsi="Arial"/>
@@ -2501,7 +2154,6 @@
               </w:rPr>
               <w:t>Нау</w:t>
             </w:r>
-            <w:proofErr w:type="spellEnd"/>
             <w:r>
               <w:rPr>
                 <w:rFonts w:ascii="Arial" w:hAnsi="Arial"/>
@@ -2510,37 +2162,12 @@
               </w:rPr>
               <w:t>ч</w:t>
             </w:r>
-            <w:proofErr w:type="spellStart"/>
-            <w:r>
-              <w:rPr>
-                <w:rFonts w:ascii="Arial" w:hAnsi="Arial"/>
-                <w:sz w:val="18"/>
-              </w:rPr>
-              <w:t>на</w:t>
-            </w:r>
-            <w:proofErr w:type="spellEnd"/>
-            <w:r>
-              <w:rPr>
-                <w:rFonts w:ascii="Arial" w:hAnsi="Arial"/>
-                <w:sz w:val="18"/>
-              </w:rPr>
-              <w:t xml:space="preserve"> </w:t>
-            </w:r>
-            <w:proofErr w:type="spellStart"/>
-            <w:r>
-              <w:rPr>
-                <w:rFonts w:ascii="Arial" w:hAnsi="Arial"/>
-                <w:sz w:val="18"/>
-              </w:rPr>
-              <w:t>област</w:t>
-            </w:r>
-            <w:proofErr w:type="spellEnd"/>
-            <w:r>
-              <w:rPr>
-                <w:rFonts w:ascii="Arial" w:hAnsi="Arial"/>
-                <w:sz w:val="18"/>
-              </w:rPr>
-              <w:t xml:space="preserve">, </w:t>
+            <w:r>
+              <w:rPr>
+                <w:rFonts w:ascii="Arial" w:hAnsi="Arial"/>
+                <w:sz w:val="18"/>
+              </w:rPr>
+              <w:t xml:space="preserve">на област, </w:t>
             </w:r>
             <w:r>
               <w:rPr>
@@ -2612,7 +2239,6 @@
                 <w:sz w:val="18"/>
               </w:rPr>
             </w:pPr>
-            <w:proofErr w:type="spellStart"/>
             <w:r>
               <w:rPr>
                 <w:rFonts w:ascii="Arial" w:hAnsi="Arial"/>
@@ -2620,7 +2246,6 @@
               </w:rPr>
               <w:t>Нау</w:t>
             </w:r>
-            <w:proofErr w:type="spellEnd"/>
             <w:r>
               <w:rPr>
                 <w:rFonts w:ascii="Arial" w:hAnsi="Arial"/>
@@ -2629,37 +2254,12 @@
               </w:rPr>
               <w:t>ч</w:t>
             </w:r>
-            <w:proofErr w:type="spellStart"/>
-            <w:r>
-              <w:rPr>
-                <w:rFonts w:ascii="Arial" w:hAnsi="Arial"/>
-                <w:sz w:val="18"/>
-              </w:rPr>
-              <w:t>на</w:t>
-            </w:r>
-            <w:proofErr w:type="spellEnd"/>
-            <w:r>
-              <w:rPr>
-                <w:rFonts w:ascii="Arial" w:hAnsi="Arial"/>
-                <w:sz w:val="18"/>
-              </w:rPr>
-              <w:t xml:space="preserve"> </w:t>
-            </w:r>
-            <w:proofErr w:type="spellStart"/>
-            <w:r>
-              <w:rPr>
-                <w:rFonts w:ascii="Arial" w:hAnsi="Arial"/>
-                <w:sz w:val="18"/>
-              </w:rPr>
-              <w:t>дисциплина</w:t>
-            </w:r>
-            <w:proofErr w:type="spellEnd"/>
-            <w:r>
-              <w:rPr>
-                <w:rFonts w:ascii="Arial" w:hAnsi="Arial"/>
-                <w:sz w:val="18"/>
-              </w:rPr>
-              <w:t xml:space="preserve">, </w:t>
+            <w:r>
+              <w:rPr>
+                <w:rFonts w:ascii="Arial" w:hAnsi="Arial"/>
+                <w:sz w:val="18"/>
+              </w:rPr>
+              <w:t xml:space="preserve">на дисциплина, </w:t>
             </w:r>
             <w:r>
               <w:rPr>
@@ -2732,89 +2332,31 @@
                 <w:sz w:val="18"/>
               </w:rPr>
             </w:pPr>
-            <w:proofErr w:type="spellStart"/>
             <w:r>
               <w:rPr>
                 <w:rFonts w:ascii="Arial" w:hAnsi="Arial"/>
                 <w:spacing w:val="-8"/>
                 <w:sz w:val="18"/>
               </w:rPr>
-              <w:t>Предметна</w:t>
-            </w:r>
-            <w:proofErr w:type="spellEnd"/>
+              <w:t>Предметна одредница/Кqу</w:t>
+            </w:r>
             <w:r>
               <w:rPr>
                 <w:rFonts w:ascii="Arial" w:hAnsi="Arial"/>
                 <w:spacing w:val="-8"/>
                 <w:sz w:val="18"/>
-              </w:rPr>
-              <w:t xml:space="preserve"> </w:t>
-            </w:r>
-            <w:proofErr w:type="spellStart"/>
+                <w:lang w:val="sr-Cyrl-CS"/>
+              </w:rPr>
+              <w:t>ч</w:t>
+            </w:r>
             <w:r>
               <w:rPr>
                 <w:rFonts w:ascii="Arial" w:hAnsi="Arial"/>
                 <w:spacing w:val="-8"/>
                 <w:sz w:val="18"/>
               </w:rPr>
-              <w:t>одредница</w:t>
-            </w:r>
-            <w:proofErr w:type="spellEnd"/>
-            <w:r>
-              <w:rPr>
-                <w:rFonts w:ascii="Arial" w:hAnsi="Arial"/>
-                <w:spacing w:val="-8"/>
-                <w:sz w:val="18"/>
-              </w:rPr>
-              <w:t>/</w:t>
-            </w:r>
-            <w:proofErr w:type="spellStart"/>
-            <w:r>
-              <w:rPr>
-                <w:rFonts w:ascii="Arial" w:hAnsi="Arial"/>
-                <w:spacing w:val="-8"/>
-                <w:sz w:val="18"/>
-              </w:rPr>
-              <w:t>Кqу</w:t>
-            </w:r>
-            <w:proofErr w:type="spellEnd"/>
-            <w:r>
-              <w:rPr>
-                <w:rFonts w:ascii="Arial" w:hAnsi="Arial"/>
-                <w:spacing w:val="-8"/>
-                <w:sz w:val="18"/>
-                <w:lang w:val="sr-Cyrl-CS"/>
-              </w:rPr>
-              <w:t>ч</w:t>
-            </w:r>
-            <w:proofErr w:type="spellStart"/>
-            <w:r>
-              <w:rPr>
-                <w:rFonts w:ascii="Arial" w:hAnsi="Arial"/>
-                <w:spacing w:val="-8"/>
-                <w:sz w:val="18"/>
-              </w:rPr>
-              <w:t>не</w:t>
-            </w:r>
-            <w:proofErr w:type="spellEnd"/>
-            <w:r>
-              <w:rPr>
-                <w:rFonts w:ascii="Arial" w:hAnsi="Arial"/>
-                <w:spacing w:val="-8"/>
-                <w:sz w:val="18"/>
-              </w:rPr>
-              <w:t xml:space="preserve"> </w:t>
-            </w:r>
-            <w:proofErr w:type="spellStart"/>
-            <w:r>
-              <w:rPr>
-                <w:rFonts w:ascii="Arial" w:hAnsi="Arial"/>
-                <w:spacing w:val="-8"/>
-                <w:sz w:val="18"/>
-              </w:rPr>
-              <w:t>ре</w:t>
-            </w:r>
-            <w:proofErr w:type="spellEnd"/>
+              <w:t>не ре</w:t>
+            </w:r>
             <w:r>
               <w:rPr>
                 <w:rFonts w:ascii="Arial" w:hAnsi="Arial"/>
@@ -2878,7 +2420,7 @@
                 <w:szCs w:val="18"/>
                 <w:lang w:val="sr-Cyrl-RS"/>
               </w:rPr>
-              <w:t>Интеграција електроенергетских система</w:t>
+              <w:t>Вештачка интелигенција, батерије, трговина енергијом, анализа тренутног тржишта, стратегије трговине</w:t>
             </w:r>
           </w:p>
         </w:tc>
@@ -2967,37 +2509,12 @@
               </w:rPr>
               <w:t>Ч</w:t>
             </w:r>
-            <w:proofErr w:type="spellStart"/>
-            <w:r>
-              <w:rPr>
-                <w:rFonts w:ascii="Arial" w:hAnsi="Arial"/>
-                <w:sz w:val="18"/>
-              </w:rPr>
-              <w:t>ува</w:t>
-            </w:r>
-            <w:proofErr w:type="spellEnd"/>
-            <w:r>
-              <w:rPr>
-                <w:rFonts w:ascii="Arial" w:hAnsi="Arial"/>
-                <w:sz w:val="18"/>
-              </w:rPr>
-              <w:t xml:space="preserve"> </w:t>
-            </w:r>
-            <w:proofErr w:type="spellStart"/>
-            <w:r>
-              <w:rPr>
-                <w:rFonts w:ascii="Arial" w:hAnsi="Arial"/>
-                <w:sz w:val="18"/>
-              </w:rPr>
-              <w:t>се</w:t>
-            </w:r>
-            <w:proofErr w:type="spellEnd"/>
-            <w:r>
-              <w:rPr>
-                <w:rFonts w:ascii="Arial" w:hAnsi="Arial"/>
-                <w:sz w:val="18"/>
-              </w:rPr>
-              <w:t xml:space="preserve">, </w:t>
+            <w:r>
+              <w:rPr>
+                <w:rFonts w:ascii="Arial" w:hAnsi="Arial"/>
+                <w:sz w:val="18"/>
+              </w:rPr>
+              <w:t xml:space="preserve">ува се, </w:t>
             </w:r>
             <w:r>
               <w:rPr>
@@ -3078,7 +2595,6 @@
                 <w:sz w:val="18"/>
               </w:rPr>
             </w:pPr>
-            <w:proofErr w:type="spellStart"/>
             <w:r>
               <w:rPr>
                 <w:rFonts w:ascii="Arial" w:hAnsi="Arial"/>
@@ -3086,7 +2602,6 @@
               </w:rPr>
               <w:t>Ва</w:t>
             </w:r>
-            <w:proofErr w:type="spellEnd"/>
             <w:r>
               <w:rPr>
                 <w:rFonts w:ascii="Arial" w:hAnsi="Arial"/>
@@ -3095,37 +2610,12 @@
               </w:rPr>
               <w:t>ж</w:t>
             </w:r>
-            <w:proofErr w:type="spellStart"/>
-            <w:r>
-              <w:rPr>
-                <w:rFonts w:ascii="Arial" w:hAnsi="Arial"/>
-                <w:sz w:val="18"/>
-              </w:rPr>
-              <w:t>на</w:t>
-            </w:r>
-            <w:proofErr w:type="spellEnd"/>
-            <w:r>
-              <w:rPr>
-                <w:rFonts w:ascii="Arial" w:hAnsi="Arial"/>
-                <w:sz w:val="18"/>
-              </w:rPr>
-              <w:t xml:space="preserve"> </w:t>
-            </w:r>
-            <w:proofErr w:type="spellStart"/>
-            <w:r>
-              <w:rPr>
-                <w:rFonts w:ascii="Arial" w:hAnsi="Arial"/>
-                <w:sz w:val="18"/>
-              </w:rPr>
-              <w:t>напомена</w:t>
-            </w:r>
-            <w:proofErr w:type="spellEnd"/>
-            <w:r>
-              <w:rPr>
-                <w:rFonts w:ascii="Arial" w:hAnsi="Arial"/>
-                <w:sz w:val="18"/>
-              </w:rPr>
-              <w:t xml:space="preserve">, </w:t>
+            <w:r>
+              <w:rPr>
+                <w:rFonts w:ascii="Arial" w:hAnsi="Arial"/>
+                <w:sz w:val="18"/>
+              </w:rPr>
+              <w:t xml:space="preserve">на напомена, </w:t>
             </w:r>
             <w:r>
               <w:rPr>
@@ -3187,21 +2677,12 @@
                 <w:sz w:val="18"/>
               </w:rPr>
             </w:pPr>
-            <w:proofErr w:type="spellStart"/>
-            <w:r>
-              <w:rPr>
-                <w:rFonts w:ascii="Arial" w:hAnsi="Arial"/>
-                <w:sz w:val="18"/>
-              </w:rPr>
-              <w:t>Извод</w:t>
-            </w:r>
-            <w:proofErr w:type="spellEnd"/>
-            <w:r>
-              <w:rPr>
-                <w:rFonts w:ascii="Arial" w:hAnsi="Arial"/>
-                <w:sz w:val="18"/>
-              </w:rPr>
-              <w:t xml:space="preserve">, </w:t>
+            <w:r>
+              <w:rPr>
+                <w:rFonts w:ascii="Arial" w:hAnsi="Arial"/>
+                <w:sz w:val="18"/>
+              </w:rPr>
+              <w:t xml:space="preserve">Извод, </w:t>
             </w:r>
             <w:r>
               <w:rPr>
@@ -3235,10 +2716,104 @@
               <w:jc w:val="both"/>
               <w:rPr>
                 <w:rFonts w:ascii="Arial" w:hAnsi="Arial" w:cs="Arial"/>
-                <w:color w:val="FF0000"/>
+                <w:color w:val="000000" w:themeColor="text1"/>
                 <w:sz w:val="18"/>
                 <w:szCs w:val="18"/>
                 <w:lang w:val="sr-Cyrl-RS"/>
+              </w:rPr>
+            </w:pPr>
+            <w:r>
+              <w:rPr>
+                <w:rFonts w:ascii="Arial" w:hAnsi="Arial" w:cs="Arial"/>
+                <w:color w:val="000000" w:themeColor="text1"/>
+                <w:sz w:val="18"/>
+                <w:szCs w:val="18"/>
+                <w:lang w:val="sr-Cyrl-RS"/>
+              </w:rPr>
+              <w:t>Овај рад истражује примену машинског учења за анализу тржишта енергије, као и значај развијања добро струкуиране палтформе за трговину енергијом у грид системима. Овај рад се служи алгоритном линеарне регресије за предикцију цена тржишта, Развијена је апликација која пружа корисницима јанас приказ тренутних и будућих цена, као и приказ могућих стратегија трговине, које корисник може да примени над својим батеријама.</w:t>
+            </w:r>
+          </w:p>
+        </w:tc>
+      </w:tr>
+      <w:tr>
+        <w:trPr>
+          <w:cantSplit/>
+          <w:trHeight w:hRule="exact" w:val="350"/>
+        </w:trPr>
+        <w:tc>
+          <w:tcPr>
+            <w:tcW w:w="3544" w:type="dxa"/>
+            <w:gridSpan w:val="2"/>
+            <w:tcBorders>
+              <w:top w:val="dashSmallGap" w:sz="4" w:space="0" w:color="auto"/>
+              <w:bottom w:val="dashSmallGap" w:sz="4" w:space="0" w:color="auto"/>
+            </w:tcBorders>
+          </w:tcPr>
+          <w:p>
+            <w:pPr>
+              <w:spacing w:before="60" w:after="60" w:line="240" w:lineRule="auto"/>
+              <w:rPr>
+                <w:rFonts w:ascii="Arial" w:hAnsi="Arial"/>
+                <w:sz w:val="18"/>
+              </w:rPr>
+            </w:pPr>
+            <w:r>
+              <w:rPr>
+                <w:rFonts w:ascii="Arial" w:hAnsi="Arial"/>
+                <w:sz w:val="18"/>
+              </w:rPr>
+              <w:t>Датум прихвата</w:t>
+            </w:r>
+            <w:r>
+              <w:rPr>
+                <w:rFonts w:ascii="Arial" w:hAnsi="Arial"/>
+                <w:sz w:val="18"/>
+                <w:lang w:val="sr-Cyrl-CS"/>
+              </w:rPr>
+              <w:t>њ</w:t>
+            </w:r>
+            <w:r>
+              <w:rPr>
+                <w:rFonts w:ascii="Arial" w:hAnsi="Arial"/>
+                <w:sz w:val="18"/>
+              </w:rPr>
+              <w:t xml:space="preserve">а теме, </w:t>
+            </w:r>
+            <w:r>
+              <w:rPr>
+                <w:rFonts w:ascii="Arial" w:hAnsi="Arial"/>
+                <w:b/>
+                <w:sz w:val="18"/>
+              </w:rPr>
+              <w:t>ДП</w:t>
+            </w:r>
+            <w:r>
+              <w:rPr>
+                <w:rFonts w:ascii="Arial" w:hAnsi="Arial"/>
+                <w:sz w:val="18"/>
+              </w:rPr>
+              <w:t>:</w:t>
+            </w:r>
+          </w:p>
+        </w:tc>
+        <w:tc>
+          <w:tcPr>
+            <w:tcW w:w="6379" w:type="dxa"/>
+            <w:gridSpan w:val="2"/>
+            <w:tcBorders>
+              <w:top w:val="dashSmallGap" w:sz="4" w:space="0" w:color="auto"/>
+              <w:bottom w:val="dashSmallGap" w:sz="4" w:space="0" w:color="auto"/>
+            </w:tcBorders>
+          </w:tcPr>
+          <w:p>
+            <w:pPr>
+              <w:spacing w:before="60" w:after="60" w:line="240" w:lineRule="auto"/>
+              <w:rPr>
+                <w:rFonts w:ascii="Arial" w:hAnsi="Arial" w:cs="Arial"/>
+                <w:b/>
+                <w:sz w:val="18"/>
+                <w:szCs w:val="18"/>
+                <w:lang w:val="sr-Latn-CS"/>
               </w:rPr>
             </w:pPr>
           </w:p>
@@ -3266,155 +2841,12 @@
                 <w:sz w:val="18"/>
               </w:rPr>
             </w:pPr>
-            <w:proofErr w:type="spellStart"/>
-            <w:r>
-              <w:rPr>
-                <w:rFonts w:ascii="Arial" w:hAnsi="Arial"/>
-                <w:sz w:val="18"/>
-              </w:rPr>
-              <w:t>Датум</w:t>
-            </w:r>
-            <w:proofErr w:type="spellEnd"/>
-            <w:r>
-              <w:rPr>
-                <w:rFonts w:ascii="Arial" w:hAnsi="Arial"/>
-                <w:sz w:val="18"/>
-              </w:rPr>
-              <w:t xml:space="preserve"> </w:t>
-            </w:r>
-            <w:proofErr w:type="spellStart"/>
-            <w:r>
-              <w:rPr>
-                <w:rFonts w:ascii="Arial" w:hAnsi="Arial"/>
-                <w:sz w:val="18"/>
-              </w:rPr>
-              <w:t>прихвата</w:t>
-            </w:r>
-            <w:proofErr w:type="spellEnd"/>
-            <w:r>
-              <w:rPr>
-                <w:rFonts w:ascii="Arial" w:hAnsi="Arial"/>
-                <w:sz w:val="18"/>
-                <w:lang w:val="sr-Cyrl-CS"/>
-              </w:rPr>
-              <w:t>њ</w:t>
-            </w:r>
-            <w:r>
-              <w:rPr>
-                <w:rFonts w:ascii="Arial" w:hAnsi="Arial"/>
-                <w:sz w:val="18"/>
-              </w:rPr>
-              <w:t xml:space="preserve">а </w:t>
-            </w:r>
-            <w:proofErr w:type="spellStart"/>
-            <w:r>
-              <w:rPr>
-                <w:rFonts w:ascii="Arial" w:hAnsi="Arial"/>
-                <w:sz w:val="18"/>
-              </w:rPr>
-              <w:t>теме</w:t>
-            </w:r>
-            <w:proofErr w:type="spellEnd"/>
-            <w:r>
-              <w:rPr>
-                <w:rFonts w:ascii="Arial" w:hAnsi="Arial"/>
-                <w:sz w:val="18"/>
-              </w:rPr>
-              <w:t xml:space="preserve">, </w:t>
-            </w:r>
-            <w:r>
-              <w:rPr>
-                <w:rFonts w:ascii="Arial" w:hAnsi="Arial"/>
-                <w:b/>
-                <w:sz w:val="18"/>
-              </w:rPr>
-              <w:t>ДП</w:t>
-            </w:r>
-            <w:r>
-              <w:rPr>
-                <w:rFonts w:ascii="Arial" w:hAnsi="Arial"/>
-                <w:sz w:val="18"/>
-              </w:rPr>
-              <w:t>:</w:t>
-            </w:r>
-          </w:p>
-        </w:tc>
-        <w:tc>
-          <w:tcPr>
-            <w:tcW w:w="6379" w:type="dxa"/>
-            <w:gridSpan w:val="2"/>
-            <w:tcBorders>
-              <w:top w:val="dashSmallGap" w:sz="4" w:space="0" w:color="auto"/>
-              <w:bottom w:val="dashSmallGap" w:sz="4" w:space="0" w:color="auto"/>
-            </w:tcBorders>
-          </w:tcPr>
-          <w:p>
-            <w:pPr>
-              <w:spacing w:before="60" w:after="60" w:line="240" w:lineRule="auto"/>
-              <w:rPr>
-                <w:rFonts w:ascii="Arial" w:hAnsi="Arial" w:cs="Arial"/>
-                <w:b/>
-                <w:sz w:val="18"/>
-                <w:szCs w:val="18"/>
-                <w:lang w:val="sr-Latn-CS"/>
-              </w:rPr>
-            </w:pPr>
-          </w:p>
-        </w:tc>
-      </w:tr>
-      <w:tr>
-        <w:trPr>
-          <w:cantSplit/>
-          <w:trHeight w:hRule="exact" w:val="350"/>
-        </w:trPr>
-        <w:tc>
-          <w:tcPr>
-            <w:tcW w:w="3544" w:type="dxa"/>
-            <w:gridSpan w:val="2"/>
-            <w:tcBorders>
-              <w:top w:val="dashSmallGap" w:sz="4" w:space="0" w:color="auto"/>
-              <w:bottom w:val="dashSmallGap" w:sz="4" w:space="0" w:color="auto"/>
-            </w:tcBorders>
-          </w:tcPr>
-          <w:p>
-            <w:pPr>
-              <w:spacing w:before="60" w:after="60" w:line="240" w:lineRule="auto"/>
-              <w:rPr>
-                <w:rFonts w:ascii="Arial" w:hAnsi="Arial"/>
-                <w:sz w:val="18"/>
-              </w:rPr>
-            </w:pPr>
-            <w:proofErr w:type="spellStart"/>
-            <w:r>
-              <w:rPr>
-                <w:rFonts w:ascii="Arial" w:hAnsi="Arial"/>
-                <w:sz w:val="18"/>
-              </w:rPr>
-              <w:t>Датум</w:t>
-            </w:r>
-            <w:proofErr w:type="spellEnd"/>
-            <w:r>
-              <w:rPr>
-                <w:rFonts w:ascii="Arial" w:hAnsi="Arial"/>
-                <w:sz w:val="18"/>
-              </w:rPr>
-              <w:t xml:space="preserve"> </w:t>
-            </w:r>
-            <w:proofErr w:type="spellStart"/>
-            <w:r>
-              <w:rPr>
-                <w:rFonts w:ascii="Arial" w:hAnsi="Arial"/>
-                <w:sz w:val="18"/>
-              </w:rPr>
-              <w:t>одбране</w:t>
-            </w:r>
-            <w:proofErr w:type="spellEnd"/>
-            <w:r>
-              <w:rPr>
-                <w:rFonts w:ascii="Arial" w:hAnsi="Arial"/>
-                <w:sz w:val="18"/>
-              </w:rPr>
-              <w:t xml:space="preserve">, </w:t>
+            <w:r>
+              <w:rPr>
+                <w:rFonts w:ascii="Arial" w:hAnsi="Arial"/>
+                <w:sz w:val="18"/>
+              </w:rPr>
+              <w:t xml:space="preserve">Датум одбране, </w:t>
             </w:r>
             <w:r>
               <w:rPr>
@@ -3489,41 +2921,13 @@
               </w:rPr>
               <w:t>Ч</w:t>
             </w:r>
-            <w:proofErr w:type="spellStart"/>
             <w:r>
               <w:rPr>
                 <w:rFonts w:ascii="Arial" w:hAnsi="Arial"/>
                 <w:spacing w:val="-4"/>
                 <w:sz w:val="18"/>
               </w:rPr>
-              <w:t>ланови</w:t>
-            </w:r>
-            <w:proofErr w:type="spellEnd"/>
-            <w:r>
-              <w:rPr>
-                <w:rFonts w:ascii="Arial" w:hAnsi="Arial"/>
-                <w:spacing w:val="-4"/>
-                <w:sz w:val="18"/>
-              </w:rPr>
-              <w:t xml:space="preserve"> </w:t>
-            </w:r>
-            <w:proofErr w:type="spellStart"/>
-            <w:r>
-              <w:rPr>
-                <w:rFonts w:ascii="Arial" w:hAnsi="Arial"/>
-                <w:spacing w:val="-4"/>
-                <w:sz w:val="18"/>
-              </w:rPr>
-              <w:t>комисије</w:t>
-            </w:r>
-            <w:proofErr w:type="spellEnd"/>
-            <w:r>
-              <w:rPr>
-                <w:rFonts w:ascii="Arial" w:hAnsi="Arial"/>
-                <w:spacing w:val="-4"/>
-                <w:sz w:val="18"/>
-              </w:rPr>
-              <w:t xml:space="preserve">, </w:t>
+              <w:t xml:space="preserve">ланови комисије, </w:t>
             </w:r>
             <w:r>
               <w:rPr>
@@ -3562,21 +2966,12 @@
                 <w:sz w:val="18"/>
               </w:rPr>
             </w:pPr>
-            <w:proofErr w:type="spellStart"/>
-            <w:r>
-              <w:rPr>
-                <w:rFonts w:ascii="Arial" w:hAnsi="Arial"/>
-                <w:sz w:val="18"/>
-              </w:rPr>
-              <w:t>Председник</w:t>
-            </w:r>
-            <w:proofErr w:type="spellEnd"/>
-            <w:r>
-              <w:rPr>
-                <w:rFonts w:ascii="Arial" w:hAnsi="Arial"/>
-                <w:sz w:val="18"/>
-              </w:rPr>
-              <w:t>:</w:t>
+            <w:r>
+              <w:rPr>
+                <w:rFonts w:ascii="Arial" w:hAnsi="Arial"/>
+                <w:sz w:val="18"/>
+              </w:rPr>
+              <w:t>Председник:</w:t>
             </w:r>
           </w:p>
         </w:tc>
@@ -3661,21 +3056,12 @@
               </w:rPr>
               <w:t>Ч</w:t>
             </w:r>
-            <w:proofErr w:type="spellStart"/>
-            <w:r>
-              <w:rPr>
-                <w:rFonts w:ascii="Arial" w:hAnsi="Arial"/>
-                <w:sz w:val="18"/>
-              </w:rPr>
-              <w:t>лан</w:t>
-            </w:r>
-            <w:proofErr w:type="spellEnd"/>
-            <w:r>
-              <w:rPr>
-                <w:rFonts w:ascii="Arial" w:hAnsi="Arial"/>
-                <w:sz w:val="18"/>
-              </w:rPr>
-              <w:t>:</w:t>
+            <w:r>
+              <w:rPr>
+                <w:rFonts w:ascii="Arial" w:hAnsi="Arial"/>
+                <w:sz w:val="18"/>
+              </w:rPr>
+              <w:t>лан:</w:t>
             </w:r>
           </w:p>
         </w:tc>
@@ -3737,31 +3123,13 @@
                 <w:sz w:val="18"/>
               </w:rPr>
             </w:pPr>
-            <w:proofErr w:type="spellStart"/>
-            <w:r>
-              <w:rPr>
-                <w:rFonts w:ascii="Arial" w:hAnsi="Arial"/>
-                <w:sz w:val="18"/>
-              </w:rPr>
-              <w:t>Потпис</w:t>
-            </w:r>
-            <w:proofErr w:type="spellEnd"/>
-            <w:r>
-              <w:rPr>
-                <w:rFonts w:ascii="Arial" w:hAnsi="Arial"/>
-                <w:sz w:val="18"/>
-              </w:rPr>
-              <w:t xml:space="preserve"> </w:t>
-            </w:r>
-            <w:proofErr w:type="spellStart"/>
-            <w:r>
-              <w:rPr>
-                <w:rFonts w:ascii="Arial" w:hAnsi="Arial"/>
-                <w:sz w:val="18"/>
-              </w:rPr>
-              <w:t>ментора</w:t>
-            </w:r>
-            <w:proofErr w:type="spellEnd"/>
+            <w:r>
+              <w:rPr>
+                <w:rFonts w:ascii="Arial" w:hAnsi="Arial"/>
+                <w:sz w:val="18"/>
+              </w:rPr>
+              <w:t>Потпис ментора</w:t>
+            </w:r>
           </w:p>
         </w:tc>
       </w:tr>
@@ -3816,37 +3184,12 @@
               </w:rPr>
               <w:t>Ч</w:t>
             </w:r>
-            <w:proofErr w:type="spellStart"/>
-            <w:r>
-              <w:rPr>
-                <w:rFonts w:ascii="Arial" w:hAnsi="Arial"/>
-                <w:sz w:val="18"/>
-              </w:rPr>
-              <w:t>лан</w:t>
-            </w:r>
-            <w:proofErr w:type="spellEnd"/>
-            <w:r>
-              <w:rPr>
-                <w:rFonts w:ascii="Arial" w:hAnsi="Arial"/>
-                <w:sz w:val="18"/>
-              </w:rPr>
-              <w:t xml:space="preserve">, </w:t>
-            </w:r>
-            <w:proofErr w:type="spellStart"/>
-            <w:r>
-              <w:rPr>
-                <w:rFonts w:ascii="Arial" w:hAnsi="Arial"/>
-                <w:sz w:val="18"/>
-              </w:rPr>
-              <w:t>ментор</w:t>
-            </w:r>
-            <w:proofErr w:type="spellEnd"/>
-            <w:r>
-              <w:rPr>
-                <w:rFonts w:ascii="Arial" w:hAnsi="Arial"/>
-                <w:sz w:val="18"/>
-              </w:rPr>
-              <w:t>:</w:t>
+            <w:r>
+              <w:rPr>
+                <w:rFonts w:ascii="Arial" w:hAnsi="Arial"/>
+                <w:sz w:val="18"/>
+              </w:rPr>
+              <w:t>лан, ментор:</w:t>
             </w:r>
           </w:p>
         </w:tc>
@@ -4331,7 +3674,7 @@
                 <w:sz w:val="18"/>
                 <w:szCs w:val="18"/>
               </w:rPr>
-              <w:t>Bachelor</w:t>
+              <w:t>Master</w:t>
             </w:r>
             <w:r>
               <w:rPr>
@@ -4505,18 +3848,17 @@
                 <w:sz w:val="18"/>
                 <w:szCs w:val="18"/>
               </w:rPr>
-              <w:t xml:space="preserve">Nemanja </w:t>
-            </w:r>
-            <w:proofErr w:type="spellStart"/>
+              <w:t>Aleksandar Bo</w:t>
+            </w:r>
             <w:r>
               <w:rPr>
                 <w:rFonts w:ascii="Arial" w:hAnsi="Arial" w:cs="Arial"/>
                 <w:sz w:val="18"/>
                 <w:szCs w:val="18"/>
-              </w:rPr>
-              <w:t>Nedić</w:t>
-            </w:r>
-            <w:proofErr w:type="spellEnd"/>
+                <w:lang w:val="sr-Latn-RS"/>
+              </w:rPr>
+              <w:t>šković</w:t>
+            </w:r>
             <w:r>
               <w:rPr>
                 <w:rFonts w:ascii="Arial" w:hAnsi="Arial" w:cs="Arial"/>
@@ -5038,7 +4380,16 @@
                 <w:szCs w:val="18"/>
                 <w:lang w:val="sr-Latn-CS"/>
               </w:rPr>
-              <w:t>21</w:t>
+              <w:t>2</w:t>
+            </w:r>
+            <w:r>
+              <w:rPr>
+                <w:rFonts w:ascii="Arial" w:hAnsi="Arial" w:cs="Arial"/>
+                <w:sz w:val="18"/>
+                <w:szCs w:val="18"/>
+                <w:lang w:val="sr-Latn-CS"/>
+              </w:rPr>
+              <w:t>5</w:t>
             </w:r>
           </w:p>
         </w:tc>
@@ -5429,7 +4780,6 @@
               </w:rPr>
               <w:t>and computer e</w:t>
             </w:r>
-            <w:proofErr w:type="spellStart"/>
             <w:r>
               <w:rPr>
                 <w:rFonts w:ascii="Arial" w:hAnsi="Arial" w:cs="Arial"/>
@@ -5438,7 +4788,6 @@
               </w:rPr>
               <w:t>ngineering</w:t>
             </w:r>
-            <w:proofErr w:type="spellEnd"/>
           </w:p>
         </w:tc>
       </w:tr>
@@ -5603,7 +4952,7 @@
                 <w:sz w:val="18"/>
                 <w:szCs w:val="18"/>
               </w:rPr>
-              <w:t>Integration of power systems</w:t>
+              <w:t>Artificial Intelligence, Batteries, Energy Trading, Current Market Analysis, Trading Strategies</w:t>
             </w:r>
           </w:p>
         </w:tc>
@@ -5899,6 +5248,15 @@
                 <w:lang w:val="pl-PL"/>
               </w:rPr>
             </w:pPr>
+            <w:r>
+              <w:rPr>
+                <w:rFonts w:ascii="Arial" w:hAnsi="Arial" w:cs="Arial"/>
+                <w:sz w:val="18"/>
+                <w:szCs w:val="18"/>
+                <w:lang w:val="pl-PL"/>
+              </w:rPr>
+              <w:t>This paper explores the application of machine learning for energy market analysis, as well as the importance of developing a well-structured platform for energy trading in grid systems. The paper employs a linear regression algorithm to predict market prices. An application has been developed that provides users with a clear view of current and future prices, as well as possible trading strategies that can be applied to their batteries.</w:t>
+            </w:r>
           </w:p>
         </w:tc>
       </w:tr>
@@ -6263,21 +5621,12 @@
                 <w:sz w:val="18"/>
               </w:rPr>
             </w:pPr>
-            <w:proofErr w:type="spellStart"/>
-            <w:r>
-              <w:rPr>
-                <w:rFonts w:ascii="Arial" w:hAnsi="Arial"/>
-                <w:sz w:val="18"/>
-              </w:rPr>
-              <w:t>Menthor's</w:t>
-            </w:r>
-            <w:proofErr w:type="spellEnd"/>
-            <w:r>
-              <w:rPr>
-                <w:rFonts w:ascii="Arial" w:hAnsi="Arial"/>
-                <w:sz w:val="18"/>
-              </w:rPr>
-              <w:t xml:space="preserve"> sign</w:t>
+            <w:r>
+              <w:rPr>
+                <w:rFonts w:ascii="Arial" w:hAnsi="Arial"/>
+                <w:sz w:val="18"/>
+              </w:rPr>
+              <w:t>Menthor's sign</w:t>
             </w:r>
           </w:p>
         </w:tc>
@@ -6655,54 +6004,8 @@
                 <w:spacing w:val="26"/>
                 <w:sz w:val="20"/>
               </w:rPr>
-              <w:t xml:space="preserve">21000 НОВИ САД, </w:t>
-            </w:r>
-            <w:proofErr w:type="spellStart"/>
-            <w:r>
-              <w:rPr>
-                <w:rFonts w:ascii="Arial" w:hAnsi="Arial"/>
-                <w:spacing w:val="26"/>
-                <w:sz w:val="20"/>
-              </w:rPr>
-              <w:t>Трг</w:t>
-            </w:r>
-            <w:proofErr w:type="spellEnd"/>
-            <w:r>
-              <w:rPr>
-                <w:rFonts w:ascii="Arial" w:hAnsi="Arial"/>
-                <w:spacing w:val="26"/>
-                <w:sz w:val="20"/>
-              </w:rPr>
-              <w:t xml:space="preserve"> </w:t>
-            </w:r>
-            <w:proofErr w:type="spellStart"/>
-            <w:r>
-              <w:rPr>
-                <w:rFonts w:ascii="Arial" w:hAnsi="Arial"/>
-                <w:spacing w:val="26"/>
-                <w:sz w:val="20"/>
-              </w:rPr>
-              <w:t>Доситеја</w:t>
-            </w:r>
-            <w:proofErr w:type="spellEnd"/>
-            <w:r>
-              <w:rPr>
-                <w:rFonts w:ascii="Arial" w:hAnsi="Arial"/>
-                <w:spacing w:val="26"/>
-                <w:sz w:val="20"/>
-              </w:rPr>
-              <w:t xml:space="preserve"> </w:t>
-            </w:r>
-            <w:proofErr w:type="spellStart"/>
-            <w:r>
-              <w:rPr>
-                <w:rFonts w:ascii="Arial" w:hAnsi="Arial"/>
-                <w:spacing w:val="26"/>
-                <w:sz w:val="20"/>
-              </w:rPr>
-              <w:t>Обрадови</w:t>
-            </w:r>
-            <w:proofErr w:type="spellEnd"/>
+              <w:t>21000 НОВИ САД, Трг Доситеја Обрадови</w:t>
+            </w:r>
             <w:r>
               <w:rPr>
                 <w:rFonts w:ascii="Arial" w:hAnsi="Arial"/>
@@ -7028,65 +6331,8 @@
           <w:rFonts w:ascii="Arial" w:hAnsi="Arial"/>
           <w:i/>
         </w:rPr>
-        <w:t xml:space="preserve"> (</w:t>
-      </w:r>
-      <w:proofErr w:type="spellStart"/>
-      <w:r>
-        <w:rPr>
-          <w:rFonts w:ascii="Arial" w:hAnsi="Arial"/>
-          <w:i/>
-        </w:rPr>
-        <w:t>Податке</w:t>
-      </w:r>
-      <w:proofErr w:type="spellEnd"/>
-      <w:r>
-        <w:rPr>
-          <w:rFonts w:ascii="Arial" w:hAnsi="Arial"/>
-          <w:i/>
-        </w:rPr>
-        <w:t xml:space="preserve"> </w:t>
-      </w:r>
-      <w:proofErr w:type="spellStart"/>
-      <w:r>
-        <w:rPr>
-          <w:rFonts w:ascii="Arial" w:hAnsi="Arial"/>
-          <w:i/>
-        </w:rPr>
-        <w:t>уноси</w:t>
-      </w:r>
-      <w:proofErr w:type="spellEnd"/>
-      <w:r>
-        <w:rPr>
-          <w:rFonts w:ascii="Arial" w:hAnsi="Arial"/>
-          <w:i/>
-        </w:rPr>
-        <w:t xml:space="preserve"> </w:t>
-      </w:r>
-      <w:proofErr w:type="spellStart"/>
-      <w:r>
-        <w:rPr>
-          <w:rFonts w:ascii="Arial" w:hAnsi="Arial"/>
-          <w:i/>
-        </w:rPr>
-        <w:t>предметни</w:t>
-      </w:r>
-      <w:proofErr w:type="spellEnd"/>
-      <w:r>
-        <w:rPr>
-          <w:rFonts w:ascii="Arial" w:hAnsi="Arial"/>
-          <w:i/>
-        </w:rPr>
-        <w:t xml:space="preserve"> </w:t>
-      </w:r>
-      <w:proofErr w:type="spellStart"/>
-      <w:r>
-        <w:rPr>
-          <w:rFonts w:ascii="Arial" w:hAnsi="Arial"/>
-          <w:i/>
-        </w:rPr>
-        <w:t>наставник</w:t>
-      </w:r>
-      <w:proofErr w:type="spellEnd"/>
+        <w:t xml:space="preserve"> (Податке уноси предметни наставник</w:t>
+      </w:r>
       <w:r>
         <w:rPr>
           <w:rFonts w:ascii="Arial" w:hAnsi="Arial"/>
@@ -7225,18 +6471,31 @@
               <w:rPr>
                 <w:rFonts w:ascii="Arial" w:hAnsi="Arial"/>
                 <w:spacing w:val="-4"/>
-                <w:sz w:val="26"/>
+                <w:sz w:val="28"/>
+                <w:szCs w:val="28"/>
                 <w:lang w:val="sr-Cyrl-RS"/>
               </w:rPr>
             </w:pPr>
             <w:r>
               <w:rPr>
-                <w:rFonts w:ascii="Arial" w:hAnsi="Arial"/>
-                <w:spacing w:val="-4"/>
-                <w:sz w:val="26"/>
-                <w:lang w:val="sr-Cyrl-RS"/>
-              </w:rPr>
-              <w:t>???</w:t>
+                <w:sz w:val="28"/>
+                <w:szCs w:val="28"/>
+              </w:rPr>
+              <w:t>Проф. др Алек</w:t>
+            </w:r>
+            <w:r>
+              <w:rPr>
+                <w:sz w:val="28"/>
+                <w:szCs w:val="28"/>
+              </w:rPr>
+              <w:t>c</w:t>
+            </w:r>
+            <w:r>
+              <w:rPr>
+                <w:sz w:val="28"/>
+                <w:szCs w:val="28"/>
+              </w:rPr>
+              <w:t>андар Селаков</w:t>
             </w:r>
           </w:p>
         </w:tc>
@@ -7254,7 +6513,7 @@
     </w:p>
     <w:tbl>
       <w:tblPr>
-        <w:tblW w:w="5000" w:type="pct"/>
+        <w:tblW w:w="5007" w:type="pct"/>
         <w:tblBorders>
           <w:top w:val="single" w:sz="12" w:space="0" w:color="auto"/>
           <w:left w:val="single" w:sz="12" w:space="0" w:color="auto"/>
@@ -7266,15 +6525,15 @@
         <w:tblLook w:val="0000" w:firstRow="0" w:lastRow="0" w:firstColumn="0" w:lastColumn="0" w:noHBand="0" w:noVBand="0"/>
       </w:tblPr>
       <w:tblGrid>
-        <w:gridCol w:w="1650"/>
-        <w:gridCol w:w="4230"/>
-        <w:gridCol w:w="1505"/>
-        <w:gridCol w:w="2186"/>
+        <w:gridCol w:w="1652"/>
+        <w:gridCol w:w="4234"/>
+        <w:gridCol w:w="1507"/>
+        <w:gridCol w:w="2191"/>
       </w:tblGrid>
       <w:tr>
         <w:trPr>
           <w:cantSplit/>
-          <w:trHeight w:hRule="exact" w:val="400"/>
+          <w:trHeight w:hRule="exact" w:val="479"/>
         </w:trPr>
         <w:tc>
           <w:tcPr>
@@ -7288,27 +6547,18 @@
                 <w:sz w:val="20"/>
               </w:rPr>
             </w:pPr>
-            <w:proofErr w:type="spellStart"/>
             <w:r>
               <w:rPr>
                 <w:rFonts w:ascii="Arial" w:hAnsi="Arial"/>
                 <w:sz w:val="20"/>
               </w:rPr>
-              <w:t>Студент</w:t>
-            </w:r>
-            <w:proofErr w:type="spellEnd"/>
-            <w:r>
-              <w:rPr>
-                <w:rFonts w:ascii="Arial" w:hAnsi="Arial"/>
-                <w:sz w:val="20"/>
-              </w:rPr>
-              <w:t>:</w:t>
+              <w:t>Студент:</w:t>
             </w:r>
           </w:p>
         </w:tc>
         <w:tc>
           <w:tcPr>
-            <w:tcW w:w="2210" w:type="pct"/>
+            <w:tcW w:w="2209" w:type="pct"/>
             <w:vAlign w:val="center"/>
           </w:tcPr>
           <w:p>
@@ -7343,37 +6593,12 @@
                 <w:sz w:val="20"/>
               </w:rPr>
             </w:pPr>
-            <w:proofErr w:type="spellStart"/>
             <w:r>
               <w:rPr>
                 <w:rFonts w:ascii="Arial" w:hAnsi="Arial"/>
                 <w:sz w:val="20"/>
               </w:rPr>
-              <w:t>Број</w:t>
-            </w:r>
-            <w:proofErr w:type="spellEnd"/>
-            <w:r>
-              <w:rPr>
-                <w:rFonts w:ascii="Arial" w:hAnsi="Arial"/>
-                <w:sz w:val="20"/>
-              </w:rPr>
-              <w:t xml:space="preserve"> </w:t>
-            </w:r>
-            <w:proofErr w:type="spellStart"/>
-            <w:r>
-              <w:rPr>
-                <w:rFonts w:ascii="Arial" w:hAnsi="Arial"/>
-                <w:sz w:val="20"/>
-              </w:rPr>
-              <w:t>индекса</w:t>
-            </w:r>
-            <w:proofErr w:type="spellEnd"/>
-            <w:r>
-              <w:rPr>
-                <w:rFonts w:ascii="Arial" w:hAnsi="Arial"/>
-                <w:sz w:val="20"/>
-              </w:rPr>
-              <w:t>:</w:t>
+              <w:t>Број индекса:</w:t>
             </w:r>
           </w:p>
         </w:tc>
@@ -7398,7 +6623,25 @@
                 <w:sz w:val="20"/>
                 <w:lang w:val="sr-Cyrl-RS"/>
               </w:rPr>
-              <w:t>ПР 113/2017</w:t>
+              <w:t>Е</w:t>
+            </w:r>
+            <w:r>
+              <w:rPr>
+                <w:rFonts w:ascii="Arial" w:hAnsi="Arial"/>
+                <w:b/>
+                <w:sz w:val="20"/>
+                <w:lang w:val="sr-Cyrl-RS"/>
+              </w:rPr>
+              <w:t xml:space="preserve"> </w:t>
+            </w:r>
+            <w:r>
+              <w:rPr>
+                <w:rFonts w:ascii="Arial" w:hAnsi="Arial"/>
+                <w:b/>
+                <w:sz w:val="20"/>
+                <w:lang w:val="sr-Cyrl-RS"/>
+              </w:rPr>
+              <w:t>5/2021</w:t>
             </w:r>
           </w:p>
         </w:tc>
@@ -7406,7 +6649,7 @@
       <w:tr>
         <w:trPr>
           <w:cantSplit/>
-          <w:trHeight w:hRule="exact" w:val="400"/>
+          <w:trHeight w:hRule="exact" w:val="479"/>
         </w:trPr>
         <w:tc>
           <w:tcPr>
@@ -7473,7 +6716,7 @@
       <w:tr>
         <w:trPr>
           <w:cantSplit/>
-          <w:trHeight w:hRule="exact" w:val="400"/>
+          <w:trHeight w:hRule="exact" w:val="479"/>
         </w:trPr>
         <w:tc>
           <w:tcPr>
@@ -7491,21 +6734,12 @@
                 <w:sz w:val="20"/>
               </w:rPr>
             </w:pPr>
-            <w:proofErr w:type="spellStart"/>
             <w:r>
               <w:rPr>
                 <w:rFonts w:ascii="Arial" w:hAnsi="Arial"/>
                 <w:sz w:val="20"/>
               </w:rPr>
-              <w:t>Ментор</w:t>
-            </w:r>
-            <w:proofErr w:type="spellEnd"/>
-            <w:r>
-              <w:rPr>
-                <w:rFonts w:ascii="Arial" w:hAnsi="Arial"/>
-                <w:sz w:val="20"/>
-              </w:rPr>
-              <w:t>:</w:t>
+              <w:t>Ментор:</w:t>
             </w:r>
           </w:p>
         </w:tc>
@@ -7539,18 +6773,7 @@
                 <w:szCs w:val="20"/>
                 <w:lang w:val="sr-Cyrl-RS"/>
               </w:rPr>
-              <w:t xml:space="preserve">др </w:t>
-            </w:r>
-            <w:r>
-              <w:rPr>
-                <w:rFonts w:ascii="Arial" w:hAnsi="Arial"/>
-                <w:b/>
-                <w:bCs/>
-                <w:sz w:val="20"/>
-                <w:szCs w:val="20"/>
-                <w:lang w:val="sr-Cyrl-RS"/>
-              </w:rPr>
-              <w:t>Немања Недић</w:t>
+              <w:t>Др Александар Бошковић</w:t>
             </w:r>
           </w:p>
         </w:tc>
@@ -7558,7 +6781,7 @@
       <w:tr>
         <w:trPr>
           <w:cantSplit/>
-          <w:trHeight w:hRule="exact" w:val="1279"/>
+          <w:trHeight w:hRule="exact" w:val="1532"/>
         </w:trPr>
         <w:tc>
           <w:tcPr>
@@ -7864,13 +7087,30 @@
             </w:pPr>
             <w:r>
               <w:rPr>
-                <w:rFonts w:ascii="Arial" w:hAnsi="Arial"/>
-                <w:b/>
-                <w:sz w:val="24"/>
-                <w:szCs w:val="24"/>
-                <w:lang w:val="sr-Cyrl-CS"/>
-              </w:rPr>
-              <w:t>???</w:t>
+                <w:rFonts w:ascii="Arial" w:hAnsi="Arial" w:cs="Arial"/>
+                <w:sz w:val="18"/>
+                <w:szCs w:val="18"/>
+                <w:lang w:val="sr-Cyrl-RS"/>
+              </w:rPr>
+              <w:t xml:space="preserve">Платформа за трговину енергијом са микросервисном архитектуром и </w:t>
+            </w:r>
+            <w:r>
+              <w:rPr>
+                <w:rFonts w:ascii="Arial" w:hAnsi="Arial" w:cs="Arial"/>
+                <w:sz w:val="18"/>
+                <w:szCs w:val="18"/>
+                <w:lang w:val="sr-Cyrl-RS"/>
+              </w:rPr>
+              <w:t xml:space="preserve">AI </w:t>
+            </w:r>
+            <w:r>
+              <w:rPr>
+                <w:rFonts w:ascii="Arial" w:hAnsi="Arial" w:cs="Arial"/>
+                <w:sz w:val="18"/>
+                <w:szCs w:val="18"/>
+                <w:lang w:val="sr-Cyrl-RS"/>
+              </w:rPr>
+              <w:t>анализом тржишта</w:t>
             </w:r>
           </w:p>
         </w:tc>
@@ -7931,27 +7171,6 @@
           </w:tcPr>
           <w:p>
             <w:pPr>
-              <w:pStyle w:val="Default"/>
-              <w:rPr>
-                <w:color w:val="auto"/>
-                <w:sz w:val="18"/>
-                <w:szCs w:val="18"/>
-              </w:rPr>
-            </w:pPr>
-          </w:p>
-          <w:p>
-            <w:pPr>
-              <w:pStyle w:val="Default"/>
-              <w:ind w:left="720"/>
-              <w:jc w:val="both"/>
-              <w:rPr>
-                <w:sz w:val="18"/>
-                <w:szCs w:val="18"/>
-              </w:rPr>
-            </w:pPr>
-          </w:p>
-          <w:p>
-            <w:pPr>
               <w:pStyle w:val="tab"/>
               <w:spacing w:after="0"/>
               <w:rPr>
@@ -7961,6 +7180,33 @@
                 <w:lang w:val="sr-Cyrl-RS"/>
               </w:rPr>
             </w:pPr>
+            <w:r>
+              <w:rPr>
+                <w:rFonts w:ascii="Arial" w:hAnsi="Arial"/>
+                <w:sz w:val="18"/>
+                <w:szCs w:val="18"/>
+                <w:lang w:val="sr-Cyrl-RS"/>
+              </w:rPr>
+              <w:t>Циљ рада је развој софтверске платформе за аутоматизовану трговину електричном енергијом, засноване на микросервисној архитектури и Docker технологији. Платформа користи AI модел маши</w:t>
+            </w:r>
+            <w:r>
+              <w:rPr>
+                <w:rFonts w:ascii="Arial" w:hAnsi="Arial"/>
+                <w:sz w:val="18"/>
+                <w:szCs w:val="18"/>
+                <w:lang w:val="sr-Cyrl-RS"/>
+              </w:rPr>
+              <w:t>нског учења</w:t>
+            </w:r>
+            <w:r>
+              <w:rPr>
+                <w:rFonts w:ascii="Arial" w:hAnsi="Arial"/>
+                <w:sz w:val="18"/>
+                <w:szCs w:val="18"/>
+                <w:lang w:val="sr-Cyrl-RS"/>
+              </w:rPr>
+              <w:t xml:space="preserve"> за предвиђање цена на тржишту енергије. Корисницима се омогућава увид у тренутне и будуће цене, као и избор стратегија трговине које се могу применити над сопственим батеријама. Рад истражује примену паметних енергетских мрежа (Smart Grid), значај аутоматизације у трговини енергијом и предности микросервисне архитектуре у односу на монолитни приступ.</w:t>
+            </w:r>
           </w:p>
         </w:tc>
       </w:tr>
@@ -8039,37 +7285,12 @@
                 <w:sz w:val="20"/>
               </w:rPr>
             </w:pPr>
-            <w:proofErr w:type="spellStart"/>
             <w:r>
               <w:rPr>
                 <w:rFonts w:ascii="Arial" w:hAnsi="Arial"/>
                 <w:sz w:val="20"/>
               </w:rPr>
-              <w:t>Ментор</w:t>
-            </w:r>
-            <w:proofErr w:type="spellEnd"/>
-            <w:r>
-              <w:rPr>
-                <w:rFonts w:ascii="Arial" w:hAnsi="Arial"/>
-                <w:sz w:val="20"/>
-              </w:rPr>
-              <w:t xml:space="preserve"> </w:t>
-            </w:r>
-            <w:proofErr w:type="spellStart"/>
-            <w:r>
-              <w:rPr>
-                <w:rFonts w:ascii="Arial" w:hAnsi="Arial"/>
-                <w:sz w:val="20"/>
-              </w:rPr>
-              <w:t>рада</w:t>
-            </w:r>
-            <w:proofErr w:type="spellEnd"/>
-            <w:r>
-              <w:rPr>
-                <w:rFonts w:ascii="Arial" w:hAnsi="Arial"/>
-                <w:sz w:val="20"/>
-              </w:rPr>
-              <w:t>:</w:t>
+              <w:t>Ментор рада:</w:t>
             </w:r>
           </w:p>
         </w:tc>
@@ -8246,21 +7467,12 @@
           <w:lang w:val="sr-Cyrl-RS"/>
         </w:rPr>
       </w:pPr>
-      <w:proofErr w:type="spellStart"/>
       <w:r>
         <w:rPr>
           <w:rFonts w:ascii="Arial" w:hAnsi="Arial"/>
           <w:sz w:val="18"/>
         </w:rPr>
-        <w:t>Образац</w:t>
-      </w:r>
-      <w:proofErr w:type="spellEnd"/>
-      <w:r>
-        <w:rPr>
-          <w:rFonts w:ascii="Arial" w:hAnsi="Arial"/>
-          <w:sz w:val="18"/>
-        </w:rPr>
-        <w:t xml:space="preserve"> </w:t>
+        <w:t xml:space="preserve">Образац </w:t>
       </w:r>
       <w:r>
         <w:rPr>
@@ -8301,17 +7513,8 @@
           <w:rFonts w:ascii="Arial" w:hAnsi="Arial"/>
           <w:sz w:val="18"/>
         </w:rPr>
-        <w:t xml:space="preserve"> - </w:t>
-      </w:r>
-      <w:proofErr w:type="spellStart"/>
-      <w:r>
-        <w:rPr>
-          <w:rFonts w:ascii="Arial" w:hAnsi="Arial"/>
-          <w:sz w:val="18"/>
-        </w:rPr>
-        <w:t>Изда</w:t>
-      </w:r>
-      <w:proofErr w:type="spellEnd"/>
+        <w:t xml:space="preserve"> - Изда</w:t>
+      </w:r>
       <w:r>
         <w:rPr>
           <w:rFonts w:ascii="Arial" w:hAnsi="Arial"/>
@@ -8352,6 +7555,7 @@
           <w:sz w:val="18"/>
           <w:lang w:val="sr-Cyrl-RS"/>
         </w:rPr>
+        <w:lastRenderedPageBreak/>
         <w:br w:type="page"/>
       </w:r>
     </w:p>
@@ -9942,37 +9146,30 @@
           <w:lang w:val="sr-Cyrl-RS"/>
         </w:rPr>
         <w:tab/>
-        <w:t>Електроенергетски систем представља сложени, динамички систем, чија је функција првенствено да сигурно, поуздано, квалитетно и економично снабдева потрошаче довољним количинама квалитетне електричне енергије. У последње време потражња за оваквим системима је у великом расту, а самим тим и ниво захтеваног квалитета је висок. Да би се обезбеди</w:t>
-      </w:r>
-      <w:r>
-        <w:rPr>
-          <w:lang w:val="sr-Cyrl-RS"/>
-        </w:rPr>
-        <w:t>о</w:t>
-      </w:r>
-      <w:r>
-        <w:rPr>
-          <w:lang w:val="sr-Cyrl-RS"/>
-        </w:rPr>
-        <w:t xml:space="preserve"> критеријум квалитета који се захтева потребно је имати добар и поуздан софтвер. Он моделује и анализира системе за дистрибуцију електричне енергије са свим детаљима од трансформаторске станице до самих корисника. Добро дизајниран електроенергетски систем осигурава добре перформансе и доводи располо</w:t>
-      </w:r>
-      <w:r>
-        <w:rPr>
-          <w:lang w:val="sr-Cyrl-RS"/>
-        </w:rPr>
-        <w:t>живост построје</w:t>
-      </w:r>
-      <w:r>
-        <w:rPr>
-          <w:lang w:val="sr-Cyrl-RS"/>
-        </w:rPr>
-        <w:t>њ</w:t>
-      </w:r>
-      <w:r>
-        <w:rPr>
-          <w:lang w:val="sr-Cyrl-RS"/>
-        </w:rPr>
-        <w:t>а до највише тачке у свим радним условима, укључујући пролазне услове попут нелинеарних оптерећења и губитака енергије.</w:t>
+      </w:r>
+      <w:r>
+        <w:rPr>
+          <w:lang w:val="sr-Cyrl-RS"/>
+        </w:rPr>
+        <w:t>Тржиште електричне енергије последњих година пролази кроз динамичне и брзе промене, условљене развојем нових технологија и увођењем концепта паметних енергетских мрежа (Smart Grid). Овај концепт омогућава двосмерну комуникацију између произвођача и потрошача, чиме традиционални модел у коме су корисници били искључиво пасивни потрошачи бива замењен активним учешћем у систему. Савремени корисници имају могућност да, поред потрошње, сами производе и складиште енергију, користећи соларне панеле, кућне батерије и друге технологије обновљивих извора.</w:t>
+      </w:r>
+      <w:r>
+        <w:rPr>
+          <w:lang w:val="sr-Cyrl-RS"/>
+        </w:rPr>
+        <w:t xml:space="preserve"> </w:t>
+      </w:r>
+      <w:r>
+        <w:rPr>
+          <w:lang w:val="sr-Cyrl-RS"/>
+        </w:rPr>
+        <w:t>Ова нова динамика доводи до све чешћих и израженијих осцилација у ценама електричне енергије, што ствара потребу за развојем напредних софтверских система који омогућавају правовремено реаговање на промене на тржишту. У условима када цене могу варирати на часовном нивоу, праћење тржишта и доношење оптималних одлука постаје изузетно сложен задатак за крајњег корисника. Поред тога, повећање удела обновљивих извора енергије, који су по својој природи варијабилни, додатно појачава комплексност тржишта и захтева коришћење савремених аналитичких техника за предвиђање будућих кретања. Управо због тога јавља се потреба за аутоматизованим платформама које ће помоћи у процесу трговања и оптимизацији трошкова или профита.</w:t>
+      </w:r>
+      <w:r>
+        <w:rPr>
+          <w:lang w:val="sr-Cyrl-RS"/>
+        </w:rPr>
+        <w:t xml:space="preserve"> </w:t>
       </w:r>
     </w:p>
     <w:p>
@@ -9983,127 +9180,58 @@
         </w:rPr>
       </w:pPr>
       <w:r>
-        <w:t xml:space="preserve">Common Information Model (CIM) </w:t>
-      </w:r>
-      <w:r>
-        <w:rPr>
-          <w:lang w:val="sr-Cyrl-RS"/>
-        </w:rPr>
-        <w:t>је развијен и одржаван ради пружања заједничке дефиниције управ</w:t>
-      </w:r>
-      <w:r>
-        <w:rPr>
-          <w:lang w:val="sr-Cyrl-RS"/>
-        </w:rPr>
-        <w:t>љ</w:t>
-      </w:r>
-      <w:r>
-        <w:rPr>
-          <w:lang w:val="sr-Cyrl-RS"/>
-        </w:rPr>
-        <w:t>ачких информација за систем, мреже и услуге и дозво</w:t>
-      </w:r>
-      <w:r>
-        <w:rPr>
-          <w:lang w:val="sr-Cyrl-RS"/>
-        </w:rPr>
-        <w:t>љ</w:t>
-      </w:r>
-      <w:r>
-        <w:rPr>
-          <w:lang w:val="sr-Cyrl-RS"/>
-        </w:rPr>
-        <w:t>ава прошире</w:t>
-      </w:r>
-      <w:r>
-        <w:rPr>
-          <w:lang w:val="sr-Cyrl-RS"/>
-        </w:rPr>
-        <w:t>њ</w:t>
-      </w:r>
-      <w:r>
-        <w:rPr>
-          <w:lang w:val="sr-Cyrl-RS"/>
-        </w:rPr>
-        <w:t xml:space="preserve">а добављача. </w:t>
-      </w:r>
-      <w:r>
-        <w:t>CIM</w:t>
-      </w:r>
-      <w:r>
-        <w:rPr>
-          <w:lang w:val="sr-Cyrl-RS"/>
-        </w:rPr>
-        <w:t xml:space="preserve"> стандарди се континуално развијају како би задовољили променљиве захтеве за размену података, који се повећавају и по учесталости и по врсти, са већом </w:t>
-      </w:r>
-      <w:r>
-        <w:t>RES</w:t>
-      </w:r>
-      <w:r>
-        <w:rPr>
-          <w:lang w:val="sr-Cyrl-RS"/>
-        </w:rPr>
-        <w:t xml:space="preserve"> интеграцијом и увођењем паметних мрежа. </w:t>
-      </w:r>
-      <w:r>
-        <w:t>CIM</w:t>
-      </w:r>
-      <w:r>
-        <w:rPr>
-          <w:lang w:val="sr-Cyrl-RS"/>
-        </w:rPr>
-        <w:t xml:space="preserve"> шема пружа стварне описе модела. Шеме управљања су градивни елементи за команде платформе, као што су конфигурација уређаја, управљање променама и перформансама. </w:t>
-      </w:r>
-      <w:r>
-        <w:t>CIM</w:t>
-      </w:r>
-      <w:r>
-        <w:rPr>
-          <w:lang w:val="sr-Cyrl-RS"/>
-        </w:rPr>
-        <w:t xml:space="preserve"> структура описује међусобно повезане системе, сваки састављен од дискретних елемената. Снабдевајући скуп класа својствима и асоцијацијама које пружају разумљив оквир, </w:t>
-      </w:r>
-      <w:r>
-        <w:t>CIM</w:t>
-      </w:r>
-      <w:r>
-        <w:rPr>
-          <w:lang w:val="sr-Cyrl-RS"/>
-        </w:rPr>
-        <w:t xml:space="preserve"> организује информације о окужењу којим управљамо. Стандард који дефинише основне пакате </w:t>
-      </w:r>
-      <w:r>
-        <w:t>CIM</w:t>
-      </w:r>
-      <w:r>
-        <w:rPr>
-          <w:lang w:val="sr-Cyrl-RS"/>
-        </w:rPr>
-        <w:t>-а</w:t>
-      </w:r>
-      <w:r>
-        <w:rPr>
-          <w:lang w:val="sr-Cyrl-RS"/>
-        </w:rPr>
-        <w:t xml:space="preserve"> је </w:t>
-      </w:r>
-      <w:r>
-        <w:t>IEC 61970-301</w:t>
-      </w:r>
-      <w:r>
-        <w:rPr>
-          <w:lang w:val="sr-Cyrl-RS"/>
-        </w:rPr>
-        <w:t xml:space="preserve">. Фокусира се на потребе преноса електричне енергије као и на главне компоненте које обухватају информациони систем, </w:t>
-      </w:r>
-      <w:r>
-        <w:t>SCADA</w:t>
-      </w:r>
-      <w:r>
-        <w:rPr>
-          <w:lang w:val="sr-Cyrl-RS"/>
-        </w:rPr>
-        <w:t>, планирање, оптимизацију итд.</w:t>
+        <w:rPr>
+          <w:lang w:val="sr-Cyrl-RS"/>
+        </w:rPr>
+        <w:t>У савременом енер</w:t>
+      </w:r>
+      <w:r>
+        <w:rPr>
+          <w:lang w:val="sr-Cyrl-RS"/>
+        </w:rPr>
+        <w:t>гетском свету</w:t>
+      </w:r>
+      <w:r>
+        <w:rPr>
+          <w:lang w:val="sr-Cyrl-RS"/>
+        </w:rPr>
+        <w:t>, интеграција вештачке интелигенције и машинског учења представља један од најперспективнијих праваца развоја. Ове технологије омогућавају идентификацију шаблона у великим количинама података и пружају могућност предикције будућих цена са већом прецизношћу него што је то могуће класичним статистичким методама. Истовремено, софтверска архитектура која омогућава флексибилност и скалабилност постаје кључни предуслов за успешну примену оваквих модела у реалном окружењу.</w:t>
+      </w:r>
+      <w:r>
+        <w:rPr>
+          <w:lang w:val="sr-Cyrl-RS"/>
+        </w:rPr>
+        <w:t xml:space="preserve"> </w:t>
+      </w:r>
+      <w:r>
+        <w:rPr>
+          <w:lang w:val="sr-Cyrl-RS"/>
+        </w:rPr>
+        <w:t>Основни циљ овог рада јесте развој софтверске платформе за аутоматизовано трговање електричном енергијом, засноване на примени вештачке интелигенције за предикцију кретања цена. Систем је реализован применом микроcервисне архитектуре, која омогућава модуларност, лакше одржавање и проширивост, као и употребом Docker технологије ради једноставног покретања и преносивости. Посебан фокус стављен је на интеграцију модела машинског учења, који на основу историјских података врши прогнозу будућих цена, чиме се омогућава доношење аутоматизованих одлука о куповини или продаји енергије. На овај начин демонстрира се потенцијал примене интелигентних система у области енергетике и отварају се могућности за даље унапређење у правцу већих уштеда и ефикасније употребе ресурса.</w:t>
+      </w:r>
+      <w:r>
+        <w:rPr>
+          <w:lang w:val="sr-Cyrl-RS"/>
+        </w:rPr>
+        <w:t xml:space="preserve"> </w:t>
+      </w:r>
+      <w:r>
+        <w:rPr>
+          <w:lang w:val="sr-Cyrl-RS"/>
+        </w:rPr>
+        <w:t xml:space="preserve">Са научног аспекта, рад има за циљ да прикаже примену савремених софтверских </w:t>
+      </w:r>
+      <w:r>
+        <w:rPr>
+          <w:lang w:val="sr-Cyrl-RS"/>
+        </w:rPr>
+        <w:t>модела</w:t>
+      </w:r>
+      <w:r>
+        <w:rPr>
+          <w:lang w:val="sr-Cyrl-RS"/>
+        </w:rPr>
+        <w:t xml:space="preserve"> и алгоритама машинског учења у једном од најважнијих друштвено-економских сектора. Практични значај рада огледа се у стварању прототипа платформе која би се у будућности могла развити у комерцијално применљиво решење, способно да помогне и појединачним корисницима и већим системима у процесу трговања енергијом.</w:t>
       </w:r>
     </w:p>
     <w:p>
@@ -10117,44 +9245,8 @@
         <w:rPr>
           <w:lang w:val="sr-Cyrl-RS"/>
         </w:rPr>
-        <w:t>Веб платформе посредују у протоку информација на интернету. Оне су такође кључни покретачи дигиталне трговине на јединственом тржишту широм света. Повећавају избор и погодност потрошача, ефикасност и конкурентсност индустрије и могу повећати учешће грађана у разним активностима. Све је већи број информација које је потребно пренети, као и сам број корисника које имамо у систему. Предност веб апликације представља њена способност да брзо пренесе и учитава информације. Следећа предност, у односу на десктоп апликације, је да пружа широк спектар пословних предности. Овим апликација се може приступити са било ког рачунара путем интернета, уместо да се појединачно инсталирају на сваком рачунару са ког се жели приступити. Уз апликације засноване на вебу, сви корисници приступају систему путем јединственог окружења веб претраживача.</w:t>
-      </w:r>
-    </w:p>
-    <w:p>
-      <w:pPr>
-        <w:jc w:val="both"/>
-        <w:rPr>
-          <w:lang w:val="sr-Cyrl-RS"/>
-        </w:rPr>
-      </w:pPr>
-      <w:r>
-        <w:rPr>
-          <w:lang w:val="sr-Cyrl-RS"/>
-        </w:rPr>
-        <w:t>Путем самог сајта, посетилац који води евиденцију о реалном систему, може брзо и ефикасно проверити бројно стање, статус и остале информације о опреми. Такође убрзава процес штампања стања, налажење жељене, појединачне опреме као и унос, брисање и измена постојеће. Путем разних типова евиденција веб сајт може да има ограничен број корисника који воде рачуна о датој опреми.</w:t>
-      </w:r>
-    </w:p>
-    <w:p>
-      <w:pPr>
-        <w:jc w:val="both"/>
-        <w:rPr>
-          <w:lang w:val="sr-Cyrl-RS"/>
-        </w:rPr>
-      </w:pPr>
-      <w:r>
-        <w:rPr>
-          <w:lang w:val="sr-Cyrl-RS"/>
-        </w:rPr>
-        <w:t>Због горе наведених примера веб сервис представља једано од најбољих решења за приказ и реализацију основних функционалности једног реалног система.</w:t>
-      </w:r>
-    </w:p>
-    <w:p>
-      <w:pPr>
-        <w:jc w:val="both"/>
-        <w:rPr>
-          <w:lang w:val="sr-Cyrl-RS"/>
-        </w:rPr>
-      </w:pPr>
+        <w:t>Поред технолошког аспекта, важно је разумети и сам принцип функционисања тржишта електричне енергије у оквиру савремених енергетских мрежа. У традиционалном моделу, производња електричне енергије била је централизована и углавном у рукама великих електроенергетских компанија. Потрошачи су били пасивни учесници који су енергију куповали по унапред дефинисаним тарифама, без могућности утицаја на цену или начин снабдевања. Са развојем Smart Grid концепта и децентрализацијом производње, овај модел се суштински мења.</w:t>
+      </w:r>
     </w:p>
     <w:p>
       <w:pPr>
@@ -10243,25 +9335,19 @@
         <w:rPr>
           <w:lang w:val="sr-Cyrl-RS"/>
         </w:rPr>
-        <w:t>Реализовати апликацију за надгледање стања и изврша</w:t>
-      </w:r>
-      <w:r>
-        <w:rPr>
-          <w:lang w:val="sr-Cyrl-RS"/>
-        </w:rPr>
-        <w:t>ва</w:t>
-      </w:r>
-      <w:r>
-        <w:rPr>
-          <w:lang w:val="sr-Cyrl-RS"/>
-        </w:rPr>
-        <w:t>ње измена над електроенергетским системом.</w:t>
-      </w:r>
-      <w:r>
-        <w:rPr>
-          <w:lang w:val="sr-Cyrl-RS"/>
-        </w:rPr>
-        <w:t xml:space="preserve"> Акценат је на једноставности употребе и прилагодљивости апликације за рад на датом систему.</w:t>
+        <w:t>Савремено тржиште електричне енергије карактеришу велике промене и изражена нестабилност цена, што је директна последица увођења концепта паметних мрежа (Smart Grid) и све већег удела обновљивих извора енергије. За разлику од традиционалног модела, у коме су корисници били искључиво пасивни потрошачи, данашњи систем омогућава корисницима да активно учествују у процесу кроз производњу, складиштење и размену енергије. Ова трансформација доводи до сложеније динамике тржишта, где цене енергије могу значајно варирати у кратким временским интервалима.</w:t>
+      </w:r>
+      <w:r>
+        <w:rPr>
+          <w:lang w:val="sr-Cyrl-RS"/>
+        </w:rPr>
+        <w:t xml:space="preserve"> </w:t>
+      </w:r>
+      <w:r>
+        <w:rPr>
+          <w:lang w:val="sr-Cyrl-RS"/>
+        </w:rPr>
+        <w:t>У таквом окружењу јавља се потреба за системима који могу да прате промене у реалном времену и да на основу предиктивних анализа омогуће доношење оптималних одлука. Постојећа решења често нису довољно флексибилна, јер се ослањају на фиксне тарифне моделе или захтевају константно ручно праћење података, што у пракси није одрживо. Поред тога, растућа количина података и комплексност тржишта захтевају примену алгоритама машинског учења који могу да обрађују велике скупове информација и издвоје значајне обрасце за предвиђање будућих цена.</w:t>
       </w:r>
     </w:p>
     <w:p>
@@ -10275,143 +9361,13 @@
         <w:rPr>
           <w:lang w:val="sr-Cyrl-RS"/>
         </w:rPr>
-        <w:t>Систем се састоји од трансформаторских станица које поседују прекидаче. Прекидачи су подељени у 4 врсте:</w:t>
-      </w:r>
-    </w:p>
-    <w:p>
-      <w:pPr>
-        <w:pStyle w:val="ListParagraph"/>
-        <w:numPr>
-          <w:ilvl w:val="0"/>
-          <w:numId w:val="11"/>
-        </w:numPr>
-        <w:jc w:val="both"/>
-        <w:rPr>
-          <w:lang w:val="sr-Cyrl-RS"/>
-        </w:rPr>
-      </w:pPr>
-      <w:r>
-        <w:t>Disconnector</w:t>
-      </w:r>
-    </w:p>
-    <w:p>
-      <w:pPr>
-        <w:pStyle w:val="ListParagraph"/>
-        <w:numPr>
-          <w:ilvl w:val="0"/>
-          <w:numId w:val="11"/>
-        </w:numPr>
-        <w:jc w:val="both"/>
-        <w:rPr>
-          <w:lang w:val="sr-Cyrl-RS"/>
-        </w:rPr>
-      </w:pPr>
-      <w:r>
-        <w:t>Fuse</w:t>
-      </w:r>
-    </w:p>
-    <w:p>
-      <w:pPr>
-        <w:pStyle w:val="ListParagraph"/>
-        <w:numPr>
-          <w:ilvl w:val="0"/>
-          <w:numId w:val="11"/>
-        </w:numPr>
-        <w:jc w:val="both"/>
-        <w:rPr>
-          <w:lang w:val="sr-Cyrl-RS"/>
-        </w:rPr>
-      </w:pPr>
-      <w:proofErr w:type="spellStart"/>
-      <w:r>
-        <w:t>LoadBreakSwitch</w:t>
-      </w:r>
-      <w:proofErr w:type="spellEnd"/>
-    </w:p>
-    <w:p>
-      <w:pPr>
-        <w:pStyle w:val="ListParagraph"/>
-        <w:numPr>
-          <w:ilvl w:val="0"/>
-          <w:numId w:val="11"/>
-        </w:numPr>
-        <w:jc w:val="both"/>
-        <w:rPr>
-          <w:lang w:val="sr-Cyrl-RS"/>
-        </w:rPr>
-      </w:pPr>
-      <w:r>
-        <w:t>Breaker</w:t>
-      </w:r>
-    </w:p>
-    <w:p>
-      <w:pPr>
-        <w:jc w:val="both"/>
-        <w:rPr>
-          <w:lang w:val="sr-Cyrl-RS"/>
-        </w:rPr>
-      </w:pPr>
-      <w:r>
-        <w:rPr>
-          <w:lang w:val="sr-Cyrl-RS"/>
-        </w:rPr>
-        <w:t xml:space="preserve"> Прва страница коју корисник види је приказ броја свих елемената система и бројно стање у свакој трансформаторској станици.  Дате информације потребно је приказати и у графичком облику.  </w:t>
-      </w:r>
-      <w:r>
-        <w:rPr>
-          <w:lang w:val="sr-Cyrl-RS"/>
-        </w:rPr>
-        <w:t>На почетној страни налази се и „</w:t>
-      </w:r>
-      <w:r>
-        <w:rPr>
-          <w:lang w:val="sr-Cyrl-RS"/>
-        </w:rPr>
-        <w:t>to-do</w:t>
-      </w:r>
-      <w:r>
-        <w:rPr>
-          <w:lang w:val="sr-Cyrl-RS"/>
-        </w:rPr>
-        <w:t xml:space="preserve">“ листа која омогућава додавање, брисање и чекирање разних догађаја. </w:t>
-      </w:r>
-      <w:r>
-        <w:rPr>
-          <w:lang w:val="sr-Cyrl-RS"/>
-        </w:rPr>
-        <w:t xml:space="preserve">Корисник има понуђену листу свих трансформаторских станица на које може приступити након чијег приступа му се пружа могућност да уђе на преглед појединачних типова прекидача те трансформаторске станице. На страници станице могуће је видети све податке о њој и изменити их по жељи. Приказ свих појединачних прекидача </w:t>
-      </w:r>
-      <w:r>
-        <w:rPr>
-          <w:lang w:val="sr-Cyrl-RS"/>
-        </w:rPr>
-        <w:t>даје могућност корисницима да мењају или бришу појединачне прекидаче.</w:t>
-      </w:r>
-    </w:p>
-    <w:p>
-      <w:pPr>
-        <w:jc w:val="both"/>
-        <w:rPr>
-          <w:lang w:val="sr-Cyrl-RS"/>
-        </w:rPr>
-      </w:pPr>
-      <w:r>
-        <w:rPr>
-          <w:lang w:val="sr-Cyrl-RS"/>
-        </w:rPr>
-        <w:t>Сваки прекидач као и сама трансформаторска станица има своју јединствен</w:t>
-      </w:r>
-      <w:r>
-        <w:rPr>
-          <w:lang w:val="sr-Cyrl-RS"/>
-        </w:rPr>
-        <w:t xml:space="preserve">и симбол. </w:t>
-      </w:r>
-      <w:r>
-        <w:rPr>
-          <w:lang w:val="sr-Cyrl-RS"/>
-        </w:rPr>
-        <w:t xml:space="preserve">Могућа је опција мењања симбола у зависности од тржишта за који је сајт коришћен (Европско или Америчко). </w:t>
+        <w:t xml:space="preserve">Циљ овог рада јесте да се реализује софтверска платформа која ће аутоматизоват процес трговине електричном енергијом, ослањајући се на преидтивне моделе и савремену архитектуру система. Основни изазови су: обезбеђивање тачних предвиђања цена, интеграција модела у реалном окружењу, као и дизајн ситема који ће исотремено бити поуздан, скалабилн и прилагођен будућим проширењима. Платформа такође треба да подржава све најбитније функционалности савремене веб апликације, као и све системе заштите, јер ће бити коришћени и веома осетљиви лични подаци. У оквиру апликације корисници ће моћи да региструју своје батерија, купују или продају енергију, и бирају стратегију трговине којом ће се њихове батерије служити. </w:t>
+      </w:r>
+      <w:r>
+        <w:rPr>
+          <w:lang w:val="sr-Cyrl-RS"/>
+        </w:rPr>
+        <w:t xml:space="preserve"> </w:t>
       </w:r>
     </w:p>
     <w:p>
@@ -10461,35 +9417,17 @@
       <w:bookmarkEnd w:id="3"/>
       <w:bookmarkEnd w:id="4"/>
       <w:bookmarkEnd w:id="5"/>
-      <w:proofErr w:type="spellStart"/>
       <w:r>
         <w:rPr>
           <w:sz w:val="36"/>
           <w:szCs w:val="36"/>
         </w:rPr>
-        <w:t>Теоријско-технолошке</w:t>
-      </w:r>
-      <w:proofErr w:type="spellEnd"/>
-      <w:r>
-        <w:rPr>
-          <w:sz w:val="36"/>
-          <w:szCs w:val="36"/>
-        </w:rPr>
-        <w:t xml:space="preserve"> </w:t>
-      </w:r>
-      <w:proofErr w:type="spellStart"/>
-      <w:r>
-        <w:rPr>
-          <w:sz w:val="36"/>
-          <w:szCs w:val="36"/>
-        </w:rPr>
-        <w:t>основе</w:t>
+        <w:t>Теоријско-технолошке основе</w:t>
       </w:r>
       <w:bookmarkStart w:id="6" w:name="_Toc18083376"/>
       <w:bookmarkStart w:id="7" w:name="_Toc18083155"/>
       <w:bookmarkStart w:id="8" w:name="_Toc18506404"/>
       <w:bookmarkStart w:id="9" w:name="_Toc18587849"/>
-      <w:proofErr w:type="spellEnd"/>
       <w:r>
         <w:rPr>
           <w:lang w:val="sr-Cyrl-RS"/>
@@ -10512,19 +9450,9 @@
       <w:bookmarkEnd w:id="7"/>
       <w:bookmarkEnd w:id="8"/>
       <w:bookmarkEnd w:id="9"/>
-      <w:proofErr w:type="spellStart"/>
-      <w:r>
-        <w:t>Вишеслојне</w:t>
-      </w:r>
-      <w:proofErr w:type="spellEnd"/>
-      <w:r>
-        <w:t xml:space="preserve"> </w:t>
-      </w:r>
-      <w:proofErr w:type="spellStart"/>
-      <w:r>
-        <w:t>апликације</w:t>
-      </w:r>
-      <w:proofErr w:type="spellEnd"/>
+      <w:r>
+        <w:t>Smart Grid</w:t>
+      </w:r>
     </w:p>
     <w:p>
       <w:pPr>
@@ -10534,67 +9462,15 @@
         <w:tab/>
       </w:r>
       <w:r>
-        <w:rPr>
-          <w:lang w:val="sr-Cyrl-RS"/>
-        </w:rPr>
-        <w:t xml:space="preserve">У софтверском инжењерингу, вишеслојна архитектура (често споменута као </w:t>
-      </w:r>
-      <w:r>
-        <w:t xml:space="preserve">“n-tier”  </w:t>
-      </w:r>
-      <w:r>
-        <w:rPr>
-          <w:lang w:val="sr-Cyrl-RS"/>
-        </w:rPr>
-        <w:t xml:space="preserve">архитектура) је </w:t>
-      </w:r>
-      <w:r>
-        <w:t xml:space="preserve">client-server </w:t>
-      </w:r>
-      <w:r>
-        <w:rPr>
-          <w:lang w:val="sr-Cyrl-RS"/>
-        </w:rPr>
-        <w:t xml:space="preserve">архитектура у којој су функције презентација, обраде апликација и управљања подацима физички одвојене. </w:t>
-      </w:r>
-      <w:r>
-        <w:rPr>
-          <w:lang w:val="sr-Cyrl-RS"/>
-        </w:rPr>
-        <w:t>Трослојна архитектура представља најпопуларнију вишеслојну архитектуру.</w:t>
-      </w:r>
-      <w:r>
-        <w:t xml:space="preserve"> </w:t>
-      </w:r>
-      <w:r>
-        <w:rPr>
-          <w:lang w:val="sr-Cyrl-RS"/>
-        </w:rPr>
-        <w:t>Трослојна архитектура је добро успостављена архитектура софтверских апликација која ор</w:t>
-      </w:r>
-      <w:r>
-        <w:rPr>
-          <w:lang w:val="sr-Cyrl-RS"/>
-        </w:rPr>
-        <w:t>г</w:t>
-      </w:r>
-      <w:r>
-        <w:rPr>
-          <w:lang w:val="sr-Cyrl-RS"/>
-        </w:rPr>
-        <w:t>анизује апликације у три логичке и физичке слоје</w:t>
-      </w:r>
-      <w:r>
-        <w:rPr>
-          <w:lang w:val="sr-Cyrl-RS"/>
-        </w:rPr>
-        <w:t>в</w:t>
-      </w:r>
-      <w:r>
-        <w:rPr>
-          <w:lang w:val="sr-Cyrl-RS"/>
-        </w:rPr>
-        <w:t>е рачунања:</w:t>
+        <w:t>Смарт Грид представља напредну електроенергетску мрежу која користи савремене информационо-комуникационе технологије ради ефикаснијег управљања производњом, дистрибуцијом и потрошњом електричне енергије. За разлику од традиционалних електроенергетских система, где је проток енергије једносмеран – од произвођача ка потрошачима – Смарт Грид омогућава дводирекциону комуникацију између свих учесника система.</w:t>
+      </w:r>
+    </w:p>
+    <w:p>
+      <w:pPr>
+        <w:jc w:val="both"/>
+      </w:pPr>
+      <w:r>
+        <w:t>Кључне карактеристике Смарт Грида су:</w:t>
       </w:r>
     </w:p>
     <w:p>
@@ -10602,7 +9478,7 @@
         <w:pStyle w:val="ListParagraph"/>
         <w:numPr>
           <w:ilvl w:val="0"/>
-          <w:numId w:val="3"/>
+          <w:numId w:val="13"/>
         </w:numPr>
         <w:jc w:val="both"/>
         <w:rPr>
@@ -10613,7 +9489,7 @@
         <w:rPr>
           <w:lang w:val="sr-Cyrl-RS"/>
         </w:rPr>
-        <w:t>Ниво презентације или кориснички интерфејс</w:t>
+        <w:t>Интеграција обновљивих извора енергије (соларни панели, ветроелектране) и њихово оптимално коришћење.</w:t>
       </w:r>
     </w:p>
     <w:p>
@@ -10621,7 +9497,7 @@
         <w:pStyle w:val="ListParagraph"/>
         <w:numPr>
           <w:ilvl w:val="0"/>
-          <w:numId w:val="3"/>
+          <w:numId w:val="13"/>
         </w:numPr>
         <w:jc w:val="both"/>
         <w:rPr>
@@ -10632,7 +9508,7 @@
         <w:rPr>
           <w:lang w:val="sr-Cyrl-RS"/>
         </w:rPr>
-        <w:t>Ниво апликације</w:t>
+        <w:t>Активна улога потрошача, који постају и произвођачи (такозвани произвођачи-потрошачи).</w:t>
       </w:r>
     </w:p>
     <w:p>
@@ -10640,7 +9516,7 @@
         <w:pStyle w:val="ListParagraph"/>
         <w:numPr>
           <w:ilvl w:val="0"/>
-          <w:numId w:val="3"/>
+          <w:numId w:val="13"/>
         </w:numPr>
         <w:jc w:val="both"/>
         <w:rPr>
@@ -10651,7 +9527,59 @@
         <w:rPr>
           <w:lang w:val="sr-Cyrl-RS"/>
         </w:rPr>
-        <w:t>Ниво података</w:t>
+        <w:t>Флексибилно управљање оптерећењем, односно могућност балансирања између производње и потрошње у реалном времену.</w:t>
+      </w:r>
+    </w:p>
+    <w:p>
+      <w:pPr>
+        <w:pStyle w:val="ListParagraph"/>
+        <w:numPr>
+          <w:ilvl w:val="0"/>
+          <w:numId w:val="13"/>
+        </w:numPr>
+        <w:jc w:val="both"/>
+        <w:rPr>
+          <w:lang w:val="sr-Cyrl-RS"/>
+        </w:rPr>
+      </w:pPr>
+      <w:r>
+        <w:rPr>
+          <w:lang w:val="sr-Cyrl-RS"/>
+        </w:rPr>
+        <w:t>Примена паметних бројила и сензора, која обезбеђују континуирано праћење стања у мрежи.</w:t>
+      </w:r>
+    </w:p>
+    <w:p>
+      <w:pPr>
+        <w:pStyle w:val="ListParagraph"/>
+        <w:numPr>
+          <w:ilvl w:val="0"/>
+          <w:numId w:val="13"/>
+        </w:numPr>
+        <w:jc w:val="both"/>
+        <w:rPr>
+          <w:lang w:val="sr-Cyrl-RS"/>
+        </w:rPr>
+      </w:pPr>
+      <w:r>
+        <w:rPr>
+          <w:lang w:val="sr-Cyrl-RS"/>
+        </w:rPr>
+        <w:t>Ефикаснија и поузданија дистрибуција енергије, уз смањење трошкова и губитака.</w:t>
+      </w:r>
+    </w:p>
+    <w:p>
+      <w:pPr>
+        <w:jc w:val="both"/>
+        <w:rPr>
+          <w:lang w:val="sr-Cyrl-RS"/>
+        </w:rPr>
+      </w:pPr>
+      <w:r>
+        <w:rPr>
+          <w:lang w:val="sr-Cyrl-RS"/>
+        </w:rPr>
+        <w:t>Смарт Грид тиме омогућава бољу интеграцију децентрализованих извора, повећава стабилност система и ствара основу за развој аутоматизованих платформи за трговање енергијом.</w:t>
       </w:r>
     </w:p>
     <w:p>
@@ -10665,56 +9593,12 @@
       <w:r>
         <w:rPr>
           <w:noProof/>
-          <w:lang w:val="sr-Cyrl-RS"/>
-        </w:rPr>
-        <w:drawing>
-          <wp:inline distT="0" distB="0" distL="0" distR="0" wp14:anchorId="275F1215" wp14:editId="7065819F">
-            <wp:extent cx="5177641" cy="3042574"/>
-            <wp:effectExtent l="0" t="0" r="4445" b="5715"/>
-            <wp:docPr id="1" name="Picture 1"/>
-            <wp:cNvGraphicFramePr>
-              <a:graphicFrameLocks xmlns:a="http://schemas.openxmlformats.org/drawingml/2006/main" noChangeAspect="1"/>
-            </wp:cNvGraphicFramePr>
-            <a:graphic xmlns:a="http://schemas.openxmlformats.org/drawingml/2006/main">
-              <a:graphicData uri="http://schemas.openxmlformats.org/drawingml/2006/picture">
-                <pic:pic xmlns:pic="http://schemas.openxmlformats.org/drawingml/2006/picture">
-                  <pic:nvPicPr>
-                    <pic:cNvPr id="0" name="Picture 2"/>
-                    <pic:cNvPicPr>
-                      <a:picLocks noChangeAspect="1" noChangeArrowheads="1"/>
-                    </pic:cNvPicPr>
-                  </pic:nvPicPr>
-                  <pic:blipFill>
-                    <a:blip r:embed="rId24">
-                      <a:extLst>
-                        <a:ext uri="{28A0092B-C50C-407E-A947-70E740481C1C}">
-                          <a14:useLocalDpi xmlns:a14="http://schemas.microsoft.com/office/drawing/2010/main" val="0"/>
-                        </a:ext>
-                      </a:extLst>
-                    </a:blip>
-                    <a:srcRect/>
-                    <a:stretch>
-                      <a:fillRect/>
-                    </a:stretch>
-                  </pic:blipFill>
-                  <pic:spPr bwMode="auto">
-                    <a:xfrm>
-                      <a:off x="0" y="0"/>
-                      <a:ext cx="5179620" cy="3043737"/>
-                    </a:xfrm>
-                    <a:prstGeom prst="rect">
-                      <a:avLst/>
-                    </a:prstGeom>
-                    <a:noFill/>
-                    <a:ln>
-                      <a:noFill/>
-                    </a:ln>
-                  </pic:spPr>
-                </pic:pic>
-              </a:graphicData>
-            </a:graphic>
-          </wp:inline>
-        </w:drawing>
+        </w:rPr>
+        <w:pict w14:anchorId="5504715B">
+          <v:shape id="_x0000_i1028" type="#_x0000_t75" style="width:412.5pt;height:204pt">
+            <v:imagedata r:id="rId24" o:title="Smart-Grid"/>
+          </v:shape>
+        </w:pict>
       </w:r>
     </w:p>
     <w:p>
@@ -10736,220 +9620,37 @@
     </w:p>
     <w:p>
       <w:pPr>
-        <w:tabs>
-          <w:tab w:val="left" w:pos="5255"/>
-        </w:tabs>
-        <w:jc w:val="both"/>
-        <w:rPr>
-          <w:lang w:val="sr-Cyrl-RS"/>
-        </w:rPr>
-      </w:pPr>
-      <w:r>
-        <w:rPr>
-          <w:lang w:val="sr-Cyrl-RS"/>
-        </w:rPr>
-        <w:t xml:space="preserve">Презентациони слој је кориснички интерфејс и комуникацијски слој апликације, где крајњи корисник ступа у интеракцију са апликацијом. Његова главна сврха је приказивање информација и прикупљање података од корисника. Овај </w:t>
-      </w:r>
-      <w:r>
-        <w:rPr>
-          <w:lang w:val="sr-Cyrl-RS"/>
-        </w:rPr>
-        <w:t>слој се најчешће реализује са графичким корисничким интерфејсом (</w:t>
-      </w:r>
-      <w:r>
-        <w:t>GUI</w:t>
-      </w:r>
-      <w:r>
-        <w:rPr>
-          <w:lang w:val="sr-Cyrl-RS"/>
-        </w:rPr>
-        <w:t>), а</w:t>
-      </w:r>
-      <w:r>
-        <w:rPr>
-          <w:lang w:val="sr-Cyrl-RS"/>
-        </w:rPr>
-        <w:t xml:space="preserve"> може да ради на веб претраживачу, као десктоп апликација, или као </w:t>
-      </w:r>
-      <w:r>
-        <w:rPr>
-          <w:lang w:val="sr-Cyrl-RS"/>
-        </w:rPr>
-        <w:t xml:space="preserve">мобилна апликација. </w:t>
-      </w:r>
-      <w:r>
-        <w:rPr>
-          <w:lang w:val="sr-Cyrl-RS"/>
-        </w:rPr>
-        <w:t xml:space="preserve">Презентациони </w:t>
-      </w:r>
-      <w:r>
-        <w:rPr>
-          <w:lang w:val="sr-Cyrl-RS"/>
-        </w:rPr>
-        <w:t>слој</w:t>
-      </w:r>
-      <w:r>
-        <w:rPr>
-          <w:lang w:val="sr-Cyrl-RS"/>
-        </w:rPr>
-        <w:t xml:space="preserve"> веб апликације обично се развија коришћењем </w:t>
-      </w:r>
-      <w:r>
-        <w:t xml:space="preserve">HTML-a, CSS-a </w:t>
-      </w:r>
-      <w:r>
-        <w:rPr>
-          <w:lang w:val="sr-Cyrl-RS"/>
-        </w:rPr>
-        <w:t>и</w:t>
-      </w:r>
-      <w:r>
-        <w:t xml:space="preserve"> JavaScript-a.</w:t>
-      </w:r>
-      <w:r>
-        <w:rPr>
-          <w:lang w:val="sr-Cyrl-RS"/>
-        </w:rPr>
-        <w:t xml:space="preserve"> Десктоп апликације се могу писати на различитим језицима у зависно</w:t>
-      </w:r>
-      <w:r>
-        <w:rPr>
-          <w:lang w:val="sr-Cyrl-RS"/>
-        </w:rPr>
-        <w:t>сти од платформе.Апликативни слој, познат као логички или средњи слој, језгро је апликације.</w:t>
-      </w:r>
-      <w:r>
-        <w:rPr>
-          <w:lang w:val="sr-Cyrl-RS"/>
-        </w:rPr>
-        <w:t xml:space="preserve"> На апликативном слоју се обрађују информације прикпљене са презентационог слоја. Понекад и у односу на друге информације на нивоу података</w:t>
-      </w:r>
-      <w:r>
-        <w:rPr>
-          <w:lang w:val="sr-Cyrl-RS"/>
-        </w:rPr>
+        <w:pStyle w:val="Heading1"/>
+        <w:rPr>
+          <w:lang w:val="sr-Cyrl-RS"/>
+        </w:rPr>
+      </w:pPr>
+      <w:r>
+        <w:rPr>
+          <w:lang w:val="sr-Cyrl-RS"/>
+        </w:rPr>
+        <w:t>3</w:t>
+      </w:r>
+      <w:r>
+        <w:t xml:space="preserve">.2 </w:t>
+      </w:r>
+      <w:r>
+        <w:rPr>
+          <w:lang w:val="sr-Cyrl-RS"/>
+        </w:rPr>
+        <w:t>Развој Веб</w:t>
+      </w:r>
+      <w:r>
         <w:t xml:space="preserve"> </w:t>
       </w:r>
       <w:r>
         <w:rPr>
           <w:lang w:val="sr-Cyrl-RS"/>
         </w:rPr>
-        <w:t xml:space="preserve">користећи пословну логику, која представља одређени скуп правила. </w:t>
-      </w:r>
-      <w:r>
-        <w:rPr>
-          <w:lang w:val="sr-Cyrl-RS"/>
-        </w:rPr>
-        <w:t xml:space="preserve">Апликативни </w:t>
-      </w:r>
-      <w:r>
-        <w:rPr>
-          <w:lang w:val="sr-Cyrl-RS"/>
-        </w:rPr>
-        <w:t>слој</w:t>
-      </w:r>
-      <w:r>
-        <w:rPr>
-          <w:lang w:val="sr-Cyrl-RS"/>
-        </w:rPr>
-        <w:t xml:space="preserve"> такође може да додаје, брише или мења податке у </w:t>
-      </w:r>
-      <w:r>
-        <w:rPr>
-          <w:lang w:val="sr-Cyrl-RS"/>
-        </w:rPr>
-        <w:t>слоју података.</w:t>
-      </w:r>
-    </w:p>
-    <w:p>
-      <w:pPr>
-        <w:tabs>
-          <w:tab w:val="left" w:pos="5255"/>
-        </w:tabs>
-        <w:jc w:val="both"/>
-      </w:pPr>
-      <w:r>
-        <w:rPr>
-          <w:lang w:val="sr-Cyrl-RS"/>
-        </w:rPr>
-        <w:t>Слој</w:t>
-      </w:r>
-      <w:r>
-        <w:rPr>
-          <w:lang w:val="sr-Cyrl-RS"/>
-        </w:rPr>
-        <w:t xml:space="preserve"> података</w:t>
-      </w:r>
-      <w:r>
-        <w:rPr>
-          <w:lang w:val="sr-Cyrl-RS"/>
-        </w:rPr>
-        <w:t xml:space="preserve"> је место где се складиште информације и управља њима. Ово може бити систем базе података као </w:t>
-      </w:r>
-      <w:r>
-        <w:t xml:space="preserve">PostgreSQL, MySQL, MariaDB, Oracle, DB2, Informix </w:t>
-      </w:r>
-      <w:r>
-        <w:rPr>
-          <w:lang w:val="sr-Cyrl-RS"/>
-        </w:rPr>
-        <w:t xml:space="preserve">или у </w:t>
-      </w:r>
-      <w:r>
-        <w:t xml:space="preserve">NoSQL </w:t>
-      </w:r>
-      <w:r>
-        <w:rPr>
-          <w:lang w:val="sr-Cyrl-RS"/>
-        </w:rPr>
-        <w:t xml:space="preserve">базама података као што су </w:t>
-      </w:r>
-      <w:r>
-        <w:t xml:space="preserve">Cassandra, CouchDB </w:t>
-      </w:r>
-      <w:r>
-        <w:rPr>
-          <w:lang w:val="sr-Cyrl-RS"/>
-        </w:rPr>
-        <w:t>или</w:t>
-      </w:r>
-      <w:r>
-        <w:t xml:space="preserve"> MongoDB.</w:t>
-      </w:r>
-    </w:p>
-    <w:p>
-      <w:pPr>
-        <w:pStyle w:val="Heading1"/>
-        <w:rPr>
-          <w:lang w:val="sr-Cyrl-RS"/>
-        </w:rPr>
-      </w:pPr>
-      <w:r>
-        <w:rPr>
-          <w:lang w:val="sr-Cyrl-RS"/>
-        </w:rPr>
-        <w:lastRenderedPageBreak/>
-        <w:t>3</w:t>
-      </w:r>
-      <w:r>
-        <w:t xml:space="preserve">.2 </w:t>
-      </w:r>
-      <w:r>
-        <w:rPr>
-          <w:lang w:val="sr-Cyrl-RS"/>
-        </w:rPr>
-        <w:t>Развој Веб</w:t>
-      </w:r>
-      <w:r>
-        <w:t xml:space="preserve"> </w:t>
-      </w:r>
-      <w:r>
-        <w:rPr>
-          <w:lang w:val="sr-Cyrl-RS"/>
-        </w:rPr>
         <w:t>апликације</w:t>
       </w:r>
+      <w:bookmarkStart w:id="10" w:name="_GoBack"/>
+      <w:bookmarkEnd w:id="10"/>
     </w:p>
     <w:p>
       <w:pPr>
@@ -11017,15 +9718,19 @@
         <w:rPr>
           <w:lang w:val="sr-Cyrl-RS"/>
         </w:rPr>
-        <w:t xml:space="preserve"> ризикује да се апликација никада не развије до краја услед високих непланираних трошкова. Развој веб апликације је развој у различитим фазама које садрже активности са намером за боље планирање и управљање. Постоји доста развојних метода апликација које се користе већ дужи низ година као што су модел водопад, спирални модел, итеративни модел, еволицијски модел, итд.</w:t>
+        <w:t xml:space="preserve"> ризикује да се апликација никада не развије до краја услед високих непланираних </w:t>
+      </w:r>
+      <w:r>
+        <w:rPr>
+          <w:lang w:val="sr-Cyrl-RS"/>
+        </w:rPr>
+        <w:lastRenderedPageBreak/>
+        <w:t>трошкова. Развој веб апликације је развој у различитим фазама које садрже активности са намером за боље планирање и управљање. Постоји доста развојних метода апликација које се користе већ дужи низ година као што су модел водопад, спирални модел, итеративни модел, еволицијски модел, итд.</w:t>
       </w:r>
     </w:p>
     <w:p>
       <w:pPr>
         <w:jc w:val="both"/>
-        <w:rPr>
-          <w:lang w:val="sr-Cyrl-RS"/>
-        </w:rPr>
       </w:pPr>
       <w:r>
         <w:rPr>
@@ -11044,7 +9749,6 @@
       <w:r>
         <w:rPr>
           <w:noProof/>
-          <w:lang w:val="sr-Cyrl-RS"/>
         </w:rPr>
         <w:drawing>
           <wp:inline distT="0" distB="0" distL="0" distR="0" wp14:anchorId="26F7E5A8" wp14:editId="75AFEFB8">
@@ -11217,7 +9921,6 @@
         <w:rPr>
           <w:lang w:val="sr-Cyrl-RS"/>
         </w:rPr>
-        <w:lastRenderedPageBreak/>
         <w:t>3</w:t>
       </w:r>
       <w:r>
@@ -11404,7 +10107,14 @@
         <w:rPr>
           <w:lang w:val="sr-Cyrl-RS"/>
         </w:rPr>
-        <w:t xml:space="preserve"> користи мању пропусност, што га чини погоднијим за ефикасно коришћење интернета.</w:t>
+        <w:t xml:space="preserve"> користи мању пропусност, што га </w:t>
+      </w:r>
+      <w:r>
+        <w:rPr>
+          <w:lang w:val="sr-Cyrl-RS"/>
+        </w:rPr>
+        <w:lastRenderedPageBreak/>
+        <w:t>чини погоднијим за ефикасно коришћење интернета.</w:t>
       </w:r>
       <w:r>
         <w:t xml:space="preserve"> </w:t>
@@ -11612,7 +10322,6 @@
       <w:r>
         <w:rPr>
           <w:noProof/>
-          <w:lang w:val="sr-Cyrl-RS"/>
         </w:rPr>
         <w:drawing>
           <wp:inline distT="0" distB="0" distL="0" distR="0" wp14:anchorId="4AC6AC6C" wp14:editId="176BFE38">
@@ -11782,7 +10491,6 @@
       <w:r>
         <w:rPr>
           <w:noProof/>
-          <w:lang w:val="sr-Cyrl-RS"/>
         </w:rPr>
         <w:drawing>
           <wp:inline distT="0" distB="0" distL="0" distR="0" wp14:anchorId="31D6B974" wp14:editId="5D4CF314">
@@ -11994,13 +10702,8 @@
         </w:rPr>
         <w:t>– Ја</w:t>
       </w:r>
-      <w:proofErr w:type="spellStart"/>
-      <w:r>
-        <w:t>vaScript</w:t>
-      </w:r>
-      <w:proofErr w:type="spellEnd"/>
-      <w:r>
-        <w:t xml:space="preserve"> </w:t>
+      <w:r>
+        <w:t xml:space="preserve">vaScript </w:t>
       </w:r>
       <w:r>
         <w:rPr>
@@ -12676,7 +11379,6 @@
           <w:szCs w:val="24"/>
           <w:lang w:val="sr-Cyrl-RS"/>
         </w:rPr>
-        <w:lastRenderedPageBreak/>
         <w:t>CSS</w:t>
       </w:r>
       <w:r>
@@ -12792,6 +11494,7 @@
           <w:sz w:val="24"/>
           <w:szCs w:val="24"/>
         </w:rPr>
+        <w:lastRenderedPageBreak/>
         <w:t xml:space="preserve">Visual Studio Code </w:t>
       </w:r>
       <w:r>
@@ -13176,7 +11879,6 @@
         <w:rPr>
           <w:lang w:val="sr-Cyrl-RS"/>
         </w:rPr>
-        <w:lastRenderedPageBreak/>
         <w:t>3.</w:t>
       </w:r>
       <w:r>
@@ -13435,6 +12137,7 @@
         <w:rPr>
           <w:lang w:val="sr-Cyrl-RS"/>
         </w:rPr>
+        <w:lastRenderedPageBreak/>
         <w:t xml:space="preserve">Изградња података – Функција једносмерне изградње података и цела архитектура (која се назива и </w:t>
       </w:r>
       <w:r>
@@ -14021,7 +12724,6 @@
           <w:szCs w:val="36"/>
           <w:lang w:val="sr-Cyrl-RS"/>
         </w:rPr>
-        <w:lastRenderedPageBreak/>
         <w:br/>
       </w:r>
       <w:r>
@@ -14097,7 +12799,6 @@
         </w:rPr>
         <w:t xml:space="preserve">помоћу </w:t>
       </w:r>
-      <w:proofErr w:type="spellStart"/>
       <w:r>
         <w:rPr>
           <w:rFonts w:cstheme="minorHAnsi"/>
@@ -14107,7 +12808,6 @@
         </w:rPr>
         <w:t>Enteprise</w:t>
       </w:r>
-      <w:proofErr w:type="spellEnd"/>
       <w:r>
         <w:rPr>
           <w:rFonts w:cstheme="minorHAnsi"/>
@@ -14182,8 +12882,8 @@
           <w:noProof/>
           <w:sz w:val="23"/>
           <w:szCs w:val="23"/>
-          <w:lang w:val="sr-Cyrl-RS"/>
-        </w:rPr>
+        </w:rPr>
+        <w:lastRenderedPageBreak/>
         <w:drawing>
           <wp:inline distT="0" distB="0" distL="0" distR="0" wp14:anchorId="76070CBE" wp14:editId="5D657179">
             <wp:extent cx="5325452" cy="7000875"/>
@@ -14256,7 +12956,6 @@
           <w:szCs w:val="23"/>
           <w:lang w:val="sr-Cyrl-RS"/>
         </w:rPr>
-        <w:lastRenderedPageBreak/>
         <w:t>Добро дефинисано решење једноставног модела омогућује једноставну имплементацију и у случају повећања комплексности модела</w:t>
       </w:r>
     </w:p>
@@ -14315,6 +13014,7 @@
           <w:b/>
           <w:bCs/>
         </w:rPr>
+        <w:lastRenderedPageBreak/>
         <w:t xml:space="preserve">Substation – </w:t>
       </w:r>
       <w:r>
@@ -14417,7 +13117,6 @@
           <w:lang w:val="sr-Cyrl-RS"/>
         </w:rPr>
       </w:pPr>
-      <w:proofErr w:type="spellStart"/>
       <w:r>
         <w:rPr>
           <w:b/>
@@ -14425,7 +13124,6 @@
         </w:rPr>
         <w:t>LoadBreakSwitch</w:t>
       </w:r>
-      <w:proofErr w:type="spellEnd"/>
       <w:r>
         <w:rPr>
           <w:b/>
@@ -14526,13 +13224,8 @@
         <w:t>,</w:t>
       </w:r>
       <w:r>
-        <w:t xml:space="preserve"> </w:t>
-      </w:r>
-      <w:proofErr w:type="spellStart"/>
-      <w:r>
-        <w:t>LoadBreakSwitch</w:t>
-      </w:r>
-      <w:proofErr w:type="spellEnd"/>
+        <w:t xml:space="preserve"> LoadBreakSwitch</w:t>
+      </w:r>
       <w:r>
         <w:rPr>
           <w:lang w:val="sr-Cyrl-RS"/>
@@ -14609,21 +13302,12 @@
           <w:lang w:val="sr-Cyrl-RS"/>
         </w:rPr>
       </w:pPr>
-      <w:proofErr w:type="spellStart"/>
       <w:r>
         <w:rPr>
           <w:sz w:val="23"/>
           <w:szCs w:val="23"/>
         </w:rPr>
-        <w:t>CreateDateTime</w:t>
-      </w:r>
-      <w:proofErr w:type="spellEnd"/>
-      <w:r>
-        <w:rPr>
-          <w:sz w:val="23"/>
-          <w:szCs w:val="23"/>
-        </w:rPr>
-        <w:t xml:space="preserve"> – </w:t>
+        <w:t xml:space="preserve">CreateDateTime – </w:t>
       </w:r>
       <w:r>
         <w:rPr>
@@ -14648,21 +13332,12 @@
           <w:lang w:val="sr-Cyrl-RS"/>
         </w:rPr>
       </w:pPr>
-      <w:proofErr w:type="spellStart"/>
       <w:r>
         <w:rPr>
           <w:sz w:val="23"/>
           <w:szCs w:val="23"/>
         </w:rPr>
-        <w:t>LastModifiedDateTime</w:t>
-      </w:r>
-      <w:proofErr w:type="spellEnd"/>
-      <w:r>
-        <w:rPr>
-          <w:sz w:val="23"/>
-          <w:szCs w:val="23"/>
-        </w:rPr>
-        <w:t xml:space="preserve"> – </w:t>
+        <w:t xml:space="preserve">LastModifiedDateTime – </w:t>
       </w:r>
       <w:r>
         <w:rPr>
@@ -14945,8 +13620,8 @@
       <w:r>
         <w:rPr>
           <w:noProof/>
-          <w:lang w:val="sr-Cyrl-RS"/>
-        </w:rPr>
+        </w:rPr>
+        <w:lastRenderedPageBreak/>
         <w:drawing>
           <wp:inline distT="0" distB="0" distL="0" distR="0" wp14:anchorId="3ECE48AC" wp14:editId="5581745B">
             <wp:extent cx="4953000" cy="4610100"/>
@@ -14998,14 +13673,7 @@
       </w:r>
       <w:r>
         <w:br/>
-      </w:r>
-      <w:proofErr w:type="spellStart"/>
-      <w:r>
-        <w:t>Slika</w:t>
-      </w:r>
-      <w:proofErr w:type="spellEnd"/>
-      <w:r>
-        <w:t xml:space="preserve"> 6 – </w:t>
+        <w:t xml:space="preserve">Slika 6 – </w:t>
       </w:r>
       <w:r>
         <w:rPr>
@@ -15075,15 +13743,7 @@
         <w:t xml:space="preserve">). Све компоненте у заједници обезбеђују главну функционалност, док се свака компонента бави логиком која се само односи на тај слој. Презентациони слој бави се приказом података корисницима и биће детаљније објашњен у наставку рада. Сервисни слој комуницира са слојем за приступ бази који је одговоран за извршавање потрених упита над базом. База се креира на основу </w:t>
       </w:r>
       <w:r>
-        <w:t xml:space="preserve">Domain </w:t>
-      </w:r>
-      <w:proofErr w:type="spellStart"/>
-      <w:r>
-        <w:t>dll</w:t>
-      </w:r>
-      <w:proofErr w:type="spellEnd"/>
-      <w:r>
-        <w:t>-a</w:t>
+        <w:t>Domain dll-a</w:t>
       </w:r>
       <w:r>
         <w:rPr>
@@ -15096,28 +13756,12 @@
           <w:sz w:val="23"/>
           <w:szCs w:val="23"/>
         </w:rPr>
-        <w:t xml:space="preserve">Context </w:t>
-      </w:r>
-      <w:proofErr w:type="spellStart"/>
+        <w:t>Context dll-a</w:t>
+      </w:r>
       <w:r>
         <w:rPr>
           <w:sz w:val="23"/>
           <w:szCs w:val="23"/>
-        </w:rPr>
-        <w:t>dll</w:t>
-      </w:r>
-      <w:proofErr w:type="spellEnd"/>
-      <w:r>
-        <w:rPr>
-          <w:sz w:val="23"/>
-          <w:szCs w:val="23"/>
-        </w:rPr>
-        <w:t>-a</w:t>
-      </w:r>
-      <w:r>
-        <w:rPr>
-          <w:sz w:val="23"/>
-          <w:szCs w:val="23"/>
           <w:lang w:val="sr-Cyrl-RS"/>
         </w:rPr>
         <w:t xml:space="preserve"> који користи тај модел података за креирање миграција и омогућава приступ бази података слоју за приступ подацима. </w:t>
@@ -15138,7 +13782,6 @@
           <w:szCs w:val="36"/>
           <w:lang w:val="sr-Cyrl-RS"/>
         </w:rPr>
-        <w:lastRenderedPageBreak/>
         <w:br/>
       </w:r>
       <w:r>
@@ -15218,7 +13861,14 @@
         <w:rPr>
           <w:lang w:val="sr-Cyrl-RS"/>
         </w:rPr>
-        <w:t xml:space="preserve"> Све компоненте су прављене узимајући у обзир разне димензије екрана. С циљем да корисник има једнако добро видљив приказ и на екрану мобилног телефона, али и на великом екрану персоналног рачунара.</w:t>
+        <w:t xml:space="preserve"> Све компоненте су прављене узимајући у обзир разне димензије екрана. С циљем да корисник </w:t>
+      </w:r>
+      <w:r>
+        <w:rPr>
+          <w:lang w:val="sr-Cyrl-RS"/>
+        </w:rPr>
+        <w:lastRenderedPageBreak/>
+        <w:t>има једнако добро видљив приказ и на екрану мобилног телефона, али и на великом екрану персоналног рачунара.</w:t>
       </w:r>
       <w:r>
         <w:rPr>
@@ -15296,155 +13946,217 @@
         </w:rPr>
         <w:t xml:space="preserve">, што представља добављање података из базе, користећи пакет </w:t>
       </w:r>
-      <w:proofErr w:type="spellStart"/>
+      <w:r>
+        <w:t>Axios.</w:t>
+      </w:r>
+    </w:p>
+    <w:p>
+      <w:pPr>
+        <w:jc w:val="both"/>
+        <w:rPr>
+          <w:lang w:val="sr-Cyrl-RS"/>
+        </w:rPr>
+      </w:pPr>
+      <w:r>
+        <w:rPr>
+          <w:lang w:val="sr-Cyrl-RS"/>
+        </w:rPr>
+        <w:t>Хукови (</w:t>
+      </w:r>
+      <w:r>
+        <w:t>React Hooks</w:t>
+      </w:r>
+      <w:r>
+        <w:rPr>
+          <w:lang w:val="sr-Cyrl-RS"/>
+        </w:rPr>
+        <w:t xml:space="preserve">) омогућавају коришћење стања и других ствари у </w:t>
+      </w:r>
+      <w:r>
+        <w:t>React</w:t>
+      </w:r>
+      <w:r>
+        <w:rPr>
+          <w:lang w:val="sr-Cyrl-RS"/>
+        </w:rPr>
+        <w:t xml:space="preserve">-у, без писања засебних класа. Такође, на врло моћан и експресиван начин омогућују поново искоришћавање функциоланости између компоненти. </w:t>
+      </w:r>
+    </w:p>
+    <w:p>
+      <w:pPr>
+        <w:jc w:val="both"/>
+        <w:rPr>
+          <w:lang w:val="sr-Cyrl-RS"/>
+        </w:rPr>
+      </w:pPr>
+      <w:r>
+        <w:t>Redux</w:t>
+      </w:r>
+      <w:r>
+        <w:rPr>
+          <w:lang w:val="sr-Cyrl-RS"/>
+        </w:rPr>
+        <w:t xml:space="preserve"> складиште представља једноставан и практичан начин за чување стања унутар апликације.</w:t>
+      </w:r>
+    </w:p>
+    <w:p>
+      <w:pPr>
+        <w:jc w:val="both"/>
+      </w:pPr>
       <w:r>
         <w:t>Axios</w:t>
       </w:r>
-      <w:proofErr w:type="spellEnd"/>
-      <w:r>
+      <w:r>
+        <w:rPr>
+          <w:lang w:val="sr-Cyrl-RS"/>
+        </w:rPr>
+        <w:t xml:space="preserve"> је једноставан </w:t>
+      </w:r>
+      <w:r>
+        <w:t>HTTP</w:t>
+      </w:r>
+      <w:r>
+        <w:rPr>
+          <w:lang w:val="sr-Cyrl-RS"/>
+        </w:rPr>
+        <w:t xml:space="preserve"> клијент за веб прегледник заснован на систему</w:t>
+      </w:r>
+      <w:r>
+        <w:rPr>
+          <w:lang w:val="sr-Cyrl-RS"/>
+        </w:rPr>
+        <w:t xml:space="preserve"> </w:t>
+      </w:r>
+      <w:r>
+        <w:rPr>
+          <w:lang w:val="sr-Cyrl-RS"/>
+        </w:rPr>
+        <w:t>„обећања“</w:t>
+      </w:r>
+      <w:r>
+        <w:rPr>
+          <w:lang w:val="sr-Cyrl-RS"/>
+        </w:rPr>
+        <w:t xml:space="preserve"> </w:t>
+      </w:r>
+      <w:r>
+        <w:rPr>
+          <w:lang w:val="sr-Cyrl-RS"/>
+        </w:rPr>
+        <w:t>(</w:t>
+      </w:r>
+      <w:r>
+        <w:t>promise based</w:t>
+      </w:r>
+      <w:r>
+        <w:rPr>
+          <w:lang w:val="sr-Cyrl-RS"/>
+        </w:rPr>
+        <w:t xml:space="preserve">). Пружа веома компактну и једноставну библиотеку са проширивим интерфејсом. </w:t>
+      </w:r>
+    </w:p>
+    <w:p>
+      <w:pPr>
+        <w:jc w:val="both"/>
+        <w:rPr>
+          <w:lang w:val="sr-Cyrl-RS"/>
+        </w:rPr>
+      </w:pPr>
+      <w:r>
+        <w:rPr>
+          <w:lang w:val="sr-Cyrl-RS"/>
+        </w:rPr>
+        <w:t>Поред овога, апликација је писана на начин да неке ствари добавља из локалног складишта (</w:t>
+      </w:r>
+      <w:r>
+        <w:rPr>
+          <w:lang w:val="en-GB"/>
+        </w:rPr>
+        <w:t>local storage</w:t>
+      </w:r>
+      <w:r>
+        <w:rPr>
+          <w:lang w:val="sr-Cyrl-RS"/>
+        </w:rPr>
+        <w:t xml:space="preserve">), користећи пакет </w:t>
+      </w:r>
+      <w:r>
+        <w:t>Redux Persist</w:t>
+      </w:r>
+      <w:r>
+        <w:rPr>
+          <w:lang w:val="sr-Cyrl-RS"/>
+        </w:rPr>
+        <w:t xml:space="preserve">. </w:t>
+      </w:r>
+      <w:r>
+        <w:rPr>
+          <w:lang w:val="sr-Cyrl-RS"/>
+        </w:rPr>
+        <w:t xml:space="preserve">Пример </w:t>
+      </w:r>
+      <w:r>
+        <w:rPr>
+          <w:lang w:val="sr-Cyrl-RS"/>
+        </w:rPr>
+        <w:t>функционалности ко</w:t>
+      </w:r>
+      <w:r>
+        <w:rPr>
+          <w:lang w:val="sr-Cyrl-RS"/>
+        </w:rPr>
+        <w:t xml:space="preserve">ја је </w:t>
+      </w:r>
+      <w:r>
+        <w:rPr>
+          <w:lang w:val="sr-Cyrl-RS"/>
+        </w:rPr>
+        <w:t>остварен</w:t>
+      </w:r>
+      <w:r>
+        <w:rPr>
+          <w:lang w:val="sr-Cyrl-RS"/>
+        </w:rPr>
+        <w:t>а</w:t>
+      </w:r>
+      <w:r>
+        <w:rPr>
+          <w:lang w:val="sr-Cyrl-RS"/>
+        </w:rPr>
+        <w:t xml:space="preserve"> на овај начин </w:t>
+      </w:r>
+      <w:r>
+        <w:rPr>
+          <w:lang w:val="sr-Cyrl-RS"/>
+        </w:rPr>
+        <w:t>је</w:t>
+      </w:r>
+      <w:r>
+        <w:rPr>
+          <w:lang w:val="sr-Cyrl-RS"/>
+        </w:rPr>
+        <w:t xml:space="preserve"> „</w:t>
+      </w:r>
+      <w:r>
+        <w:t>to-do</w:t>
+      </w:r>
+      <w:r>
+        <w:rPr>
+          <w:lang w:val="sr-Cyrl-RS"/>
+        </w:rPr>
+        <w:t>“ листа</w:t>
+      </w:r>
+      <w:r>
+        <w:rPr>
+          <w:lang w:val="sr-Cyrl-RS"/>
+        </w:rPr>
         <w:t>.</w:t>
       </w:r>
     </w:p>
     <w:p>
       <w:pPr>
         <w:jc w:val="both"/>
-        <w:rPr>
-          <w:lang w:val="sr-Cyrl-RS"/>
-        </w:rPr>
-      </w:pPr>
-      <w:r>
-        <w:rPr>
-          <w:lang w:val="sr-Cyrl-RS"/>
-        </w:rPr>
-        <w:t>Хукови (</w:t>
-      </w:r>
-      <w:r>
-        <w:t>React Hooks</w:t>
-      </w:r>
-      <w:r>
-        <w:rPr>
-          <w:lang w:val="sr-Cyrl-RS"/>
-        </w:rPr>
-        <w:t xml:space="preserve">) омогућавају коришћење стања и других ствари у </w:t>
-      </w:r>
-      <w:r>
-        <w:t>React</w:t>
-      </w:r>
-      <w:r>
-        <w:rPr>
-          <w:lang w:val="sr-Cyrl-RS"/>
-        </w:rPr>
-        <w:t xml:space="preserve">-у, без писања засебних класа. Такође, на врло моћан и експресиван начин омогућују поново искоришћавање функциоланости између компоненти. </w:t>
-      </w:r>
-    </w:p>
-    <w:p>
-      <w:pPr>
-        <w:jc w:val="both"/>
-        <w:rPr>
-          <w:lang w:val="sr-Cyrl-RS"/>
-        </w:rPr>
-      </w:pPr>
-      <w:r>
-        <w:t>Redux</w:t>
-      </w:r>
-      <w:r>
-        <w:rPr>
-          <w:lang w:val="sr-Cyrl-RS"/>
-        </w:rPr>
-        <w:t xml:space="preserve"> складиште представља једноставан и практичан начин за чување стања унутар апликације.</w:t>
-      </w:r>
-    </w:p>
-    <w:p>
-      <w:pPr>
-        <w:jc w:val="both"/>
-      </w:pPr>
-      <w:proofErr w:type="spellStart"/>
-      <w:r>
-        <w:t>Axios</w:t>
-      </w:r>
-      <w:proofErr w:type="spellEnd"/>
-      <w:r>
-        <w:rPr>
-          <w:lang w:val="sr-Cyrl-RS"/>
-        </w:rPr>
-        <w:t xml:space="preserve"> је једноставан </w:t>
-      </w:r>
-      <w:r>
-        <w:t>HTTP</w:t>
-      </w:r>
-      <w:r>
-        <w:rPr>
-          <w:lang w:val="sr-Cyrl-RS"/>
-        </w:rPr>
-        <w:t xml:space="preserve"> клијент за веб прегледник заснован на систему</w:t>
-      </w:r>
-      <w:r>
-        <w:rPr>
-          <w:lang w:val="sr-Cyrl-RS"/>
-        </w:rPr>
-        <w:t xml:space="preserve"> </w:t>
-      </w:r>
-      <w:r>
-        <w:rPr>
-          <w:lang w:val="sr-Cyrl-RS"/>
-        </w:rPr>
-        <w:t>„</w:t>
-      </w:r>
-      <w:proofErr w:type="gramStart"/>
-      <w:r>
-        <w:rPr>
-          <w:lang w:val="sr-Cyrl-RS"/>
-        </w:rPr>
-        <w:t>обећања“</w:t>
-      </w:r>
-      <w:r>
-        <w:rPr>
-          <w:lang w:val="sr-Cyrl-RS"/>
-        </w:rPr>
-        <w:t xml:space="preserve"> </w:t>
-      </w:r>
-      <w:r>
-        <w:rPr>
-          <w:lang w:val="sr-Cyrl-RS"/>
-        </w:rPr>
-        <w:t>(</w:t>
-      </w:r>
-      <w:proofErr w:type="gramEnd"/>
-      <w:r>
-        <w:t>promise based</w:t>
-      </w:r>
-      <w:r>
-        <w:rPr>
-          <w:lang w:val="sr-Cyrl-RS"/>
-        </w:rPr>
-        <w:t xml:space="preserve">). Пружа веома компактну и једноставну библиотеку са проширивим интерфејсом. </w:t>
-      </w:r>
-    </w:p>
-    <w:p>
-      <w:pPr>
-        <w:jc w:val="both"/>
-        <w:rPr>
-          <w:lang w:val="sr-Cyrl-RS"/>
-        </w:rPr>
-      </w:pPr>
-      <w:r>
-        <w:rPr>
-          <w:lang w:val="sr-Cyrl-RS"/>
-        </w:rPr>
-        <w:t>Поред овога, апликација је писана на начин да неке ствари добавља из локалног складишта (</w:t>
-      </w:r>
-      <w:r>
-        <w:rPr>
-          <w:lang w:val="en-GB"/>
-        </w:rPr>
-        <w:t>local storage</w:t>
-      </w:r>
-      <w:r>
-        <w:rPr>
-          <w:lang w:val="sr-Cyrl-RS"/>
-        </w:rPr>
-        <w:t xml:space="preserve">), користећи пакет </w:t>
-      </w:r>
+      </w:pPr>
       <w:r>
         <w:t>Redux Persist</w:t>
       </w:r>
@@ -15452,83 +14164,6 @@
         <w:rPr>
           <w:lang w:val="sr-Cyrl-RS"/>
         </w:rPr>
-        <w:t xml:space="preserve">. </w:t>
-      </w:r>
-      <w:r>
-        <w:rPr>
-          <w:lang w:val="sr-Cyrl-RS"/>
-        </w:rPr>
-        <w:t xml:space="preserve">Пример </w:t>
-      </w:r>
-      <w:r>
-        <w:rPr>
-          <w:lang w:val="sr-Cyrl-RS"/>
-        </w:rPr>
-        <w:t>функционалности ко</w:t>
-      </w:r>
-      <w:r>
-        <w:rPr>
-          <w:lang w:val="sr-Cyrl-RS"/>
-        </w:rPr>
-        <w:t xml:space="preserve">ја је </w:t>
-      </w:r>
-      <w:r>
-        <w:rPr>
-          <w:lang w:val="sr-Cyrl-RS"/>
-        </w:rPr>
-        <w:t>остварен</w:t>
-      </w:r>
-      <w:r>
-        <w:rPr>
-          <w:lang w:val="sr-Cyrl-RS"/>
-        </w:rPr>
-        <w:t>а</w:t>
-      </w:r>
-      <w:r>
-        <w:rPr>
-          <w:lang w:val="sr-Cyrl-RS"/>
-        </w:rPr>
-        <w:t xml:space="preserve"> на овај начин </w:t>
-      </w:r>
-      <w:r>
-        <w:rPr>
-          <w:lang w:val="sr-Cyrl-RS"/>
-        </w:rPr>
-        <w:t>је</w:t>
-      </w:r>
-      <w:r>
-        <w:rPr>
-          <w:lang w:val="sr-Cyrl-RS"/>
-        </w:rPr>
-        <w:t xml:space="preserve"> „</w:t>
-      </w:r>
-      <w:r>
-        <w:t>to-do</w:t>
-      </w:r>
-      <w:r>
-        <w:rPr>
-          <w:lang w:val="sr-Cyrl-RS"/>
-        </w:rPr>
-        <w:t>“ листа</w:t>
-      </w:r>
-      <w:r>
-        <w:rPr>
-          <w:lang w:val="sr-Cyrl-RS"/>
-        </w:rPr>
-        <w:t>.</w:t>
-      </w:r>
-    </w:p>
-    <w:p>
-      <w:pPr>
-        <w:jc w:val="both"/>
-      </w:pPr>
-      <w:r>
-        <w:t>Redux Persist</w:t>
-      </w:r>
-      <w:r>
-        <w:rPr>
-          <w:lang w:val="sr-Cyrl-RS"/>
-        </w:rPr>
         <w:t xml:space="preserve"> је библиотека која омогућава чување </w:t>
       </w:r>
       <w:r>
@@ -15551,7 +14186,6 @@
       <w:r>
         <w:rPr>
           <w:noProof/>
-          <w:lang w:val="sr-Cyrl-RS"/>
         </w:rPr>
         <w:drawing>
           <wp:inline distT="0" distB="0" distL="0" distR="0" wp14:anchorId="2F95B64F" wp14:editId="07540E46">
@@ -15642,7 +14276,6 @@
         </w:rPr>
       </w:pPr>
       <w:r>
-        <w:lastRenderedPageBreak/>
         <w:t xml:space="preserve">6.1 </w:t>
       </w:r>
       <w:r>
@@ -15751,8 +14384,8 @@
       <w:r>
         <w:rPr>
           <w:noProof/>
-          <w:lang w:val="sr-Cyrl-RS"/>
-        </w:rPr>
+        </w:rPr>
+        <w:lastRenderedPageBreak/>
         <w:drawing>
           <wp:inline distT="0" distB="0" distL="0" distR="0" wp14:anchorId="57F88429" wp14:editId="4DAFD133">
             <wp:extent cx="2743200" cy="1123950"/>
@@ -15855,7 +14488,6 @@
       <w:r>
         <w:rPr>
           <w:noProof/>
-          <w:lang w:val="sr-Cyrl-RS"/>
         </w:rPr>
         <w:drawing>
           <wp:inline distT="0" distB="0" distL="0" distR="0" wp14:anchorId="6AE9E95F" wp14:editId="1CC94939">
@@ -16062,7 +14694,6 @@
       <w:r>
         <w:rPr>
           <w:noProof/>
-          <w:lang w:val="sr-Cyrl-RS"/>
         </w:rPr>
         <w:drawing>
           <wp:inline distT="0" distB="0" distL="0" distR="0" wp14:anchorId="7FD4FCA6" wp14:editId="58517922">
@@ -16187,7 +14818,6 @@
         <w:rPr>
           <w:lang w:val="sr-Cyrl-RS"/>
         </w:rPr>
-        <w:lastRenderedPageBreak/>
         <w:t xml:space="preserve">7.2 </w:t>
       </w:r>
       <w:r>
@@ -16209,13 +14839,8 @@
         <w:t>Навбар или навигациони прозор има три основне функционалности. Прва функционалност је додавање нове трансформаторксе станице. Кликом на дугме „</w:t>
       </w:r>
       <w:r>
-        <w:t>+</w:t>
-      </w:r>
-      <w:proofErr w:type="spellStart"/>
-      <w:r>
-        <w:t>CreateNewSubstation</w:t>
-      </w:r>
-      <w:proofErr w:type="spellEnd"/>
+        <w:t>+CreateNewSubstation</w:t>
+      </w:r>
       <w:r>
         <w:rPr>
           <w:lang w:val="sr-Cyrl-RS"/>
@@ -16248,8 +14873,8 @@
       <w:r>
         <w:rPr>
           <w:noProof/>
-          <w:lang w:val="sr-Cyrl-RS"/>
-        </w:rPr>
+        </w:rPr>
+        <w:lastRenderedPageBreak/>
         <w:drawing>
           <wp:inline distT="0" distB="0" distL="0" distR="0" wp14:anchorId="6E1B2E9C" wp14:editId="61056CB5">
             <wp:extent cx="5144494" cy="3105726"/>
@@ -16331,7 +14956,6 @@
       <w:r>
         <w:rPr>
           <w:noProof/>
-          <w:lang w:val="sr-Cyrl-RS"/>
         </w:rPr>
         <w:drawing>
           <wp:inline distT="0" distB="0" distL="0" distR="0" wp14:anchorId="4655C98B" wp14:editId="561FD4F4">
@@ -16420,37 +15044,36 @@
         <w:br/>
       </w:r>
       <w:r>
+        <w:t>C</w:t>
+      </w:r>
+      <w:r>
+        <w:t>heckbox</w:t>
+      </w:r>
+      <w:r>
+        <w:t xml:space="preserve"> </w:t>
+      </w:r>
+      <w:r>
+        <w:rPr>
+          <w:lang w:val="sr-Cyrl-RS"/>
+        </w:rPr>
+        <w:t xml:space="preserve">на левој страни </w:t>
+      </w:r>
+      <w:r>
+        <w:rPr>
+          <w:lang w:val="sr-Cyrl-RS"/>
+        </w:rPr>
+        <w:t>навбара омогућава ову радњу (Слика 13), једноставним кликом на пољем са именом жељеног тржишта.</w:t>
+      </w:r>
+    </w:p>
+    <w:p>
+      <w:pPr>
+        <w:jc w:val="center"/>
+      </w:pPr>
+      <w:r>
+        <w:rPr>
+          <w:noProof/>
+        </w:rPr>
         <w:lastRenderedPageBreak/>
-        <w:t>C</w:t>
-      </w:r>
-      <w:r>
-        <w:t>heckbox</w:t>
-      </w:r>
-      <w:r>
-        <w:t xml:space="preserve"> </w:t>
-      </w:r>
-      <w:r>
-        <w:rPr>
-          <w:lang w:val="sr-Cyrl-RS"/>
-        </w:rPr>
-        <w:t xml:space="preserve">на левој страни </w:t>
-      </w:r>
-      <w:r>
-        <w:rPr>
-          <w:lang w:val="sr-Cyrl-RS"/>
-        </w:rPr>
-        <w:t>навбара омогућава ову радњу (Слика 13), једноставним кликом на пољем са именом жељеног тржишта.</w:t>
-      </w:r>
-    </w:p>
-    <w:p>
-      <w:pPr>
-        <w:jc w:val="center"/>
-      </w:pPr>
-      <w:r>
-        <w:rPr>
-          <w:noProof/>
-          <w:lang w:val="sr-Cyrl-RS"/>
-        </w:rPr>
         <w:drawing>
           <wp:inline distT="0" distB="0" distL="0" distR="0" wp14:anchorId="47B0F0D6" wp14:editId="485F540E">
             <wp:extent cx="5895541" cy="2631882"/>
@@ -16617,7 +15240,6 @@
       <w:r>
         <w:rPr>
           <w:noProof/>
-          <w:lang w:val="sr-Cyrl-RS"/>
         </w:rPr>
         <w:drawing>
           <wp:inline distT="0" distB="0" distL="0" distR="0" wp14:anchorId="5002C3F6" wp14:editId="457C1774">
@@ -16733,7 +15355,6 @@
       <w:r>
         <w:rPr>
           <w:noProof/>
-          <w:lang w:val="sr-Cyrl-RS"/>
         </w:rPr>
         <w:drawing>
           <wp:inline distT="0" distB="0" distL="0" distR="0" wp14:anchorId="60CE63E3" wp14:editId="0E9543A5">
@@ -16834,7 +15455,6 @@
       <w:r>
         <w:rPr>
           <w:noProof/>
-          <w:lang w:val="sr-Cyrl-RS"/>
         </w:rPr>
         <w:drawing>
           <wp:inline distT="0" distB="0" distL="0" distR="0" wp14:anchorId="3E3C730C" wp14:editId="358BECDA">
@@ -17012,7 +15632,6 @@
       <w:r>
         <w:rPr>
           <w:noProof/>
-          <w:lang w:val="sr-Cyrl-RS"/>
         </w:rPr>
         <w:drawing>
           <wp:inline distT="0" distB="0" distL="0" distR="0" wp14:anchorId="7AA3172E" wp14:editId="46036745">
@@ -17097,7 +15716,6 @@
       <w:r>
         <w:rPr>
           <w:noProof/>
-          <w:lang w:val="sr-Cyrl-RS"/>
         </w:rPr>
         <w:drawing>
           <wp:inline distT="0" distB="0" distL="0" distR="0" wp14:anchorId="144A3F73" wp14:editId="316977B4">
@@ -17235,13 +15853,8 @@
           <w:lang w:val="sr-Cyrl-RS"/>
         </w:rPr>
       </w:pPr>
-      <w:proofErr w:type="spellStart"/>
-      <w:r>
-        <w:t>LoadSwitchBreak</w:t>
-      </w:r>
-      <w:proofErr w:type="spellEnd"/>
-      <w:r>
-        <w:t xml:space="preserve"> - </w:t>
+      <w:r>
+        <w:t xml:space="preserve">LoadSwitchBreak - </w:t>
       </w:r>
       <w:r>
         <w:rPr>
@@ -17623,7 +16236,6 @@
       <w:r>
         <w:rPr>
           <w:noProof/>
-          <w:lang w:val="sr-Cyrl-RS"/>
         </w:rPr>
         <w:lastRenderedPageBreak/>
         <w:drawing>
@@ -17757,7 +16369,6 @@
       <w:r>
         <w:rPr>
           <w:noProof/>
-          <w:lang w:val="sr-Cyrl-RS"/>
         </w:rPr>
         <w:drawing>
           <wp:inline distT="0" distB="0" distL="0" distR="0" wp14:anchorId="7DFB4F1A" wp14:editId="28A9C025">
@@ -17835,7 +16446,6 @@
       <w:r>
         <w:rPr>
           <w:noProof/>
-          <w:lang w:val="sr-Cyrl-RS"/>
         </w:rPr>
         <w:lastRenderedPageBreak/>
         <w:drawing>
@@ -17906,13 +16516,8 @@
         </w:rPr>
         <w:t>Постоје операције које је могуће извести над елементима листе. Те операције добијају се кликом на поље А</w:t>
       </w:r>
-      <w:proofErr w:type="spellStart"/>
-      <w:r>
-        <w:t>ctions</w:t>
-      </w:r>
-      <w:proofErr w:type="spellEnd"/>
-      <w:r>
-        <w:t xml:space="preserve">. </w:t>
+      <w:r>
+        <w:t xml:space="preserve">ctions. </w:t>
       </w:r>
       <w:r>
         <w:rPr>
@@ -17947,7 +16552,6 @@
         </w:rPr>
         <w:t>Слика 24) Кликом на опцију „</w:t>
       </w:r>
-      <w:proofErr w:type="gramStart"/>
       <w:r>
         <w:t>Delete</w:t>
       </w:r>
@@ -17955,14 +16559,7 @@
         <w:rPr>
           <w:lang w:val="sr-Cyrl-RS"/>
         </w:rPr>
-        <w:t>“ елемент</w:t>
-      </w:r>
-      <w:proofErr w:type="gramEnd"/>
-      <w:r>
-        <w:rPr>
-          <w:lang w:val="sr-Cyrl-RS"/>
-        </w:rPr>
-        <w:t xml:space="preserve"> </w:t>
+        <w:t xml:space="preserve">“ елемент </w:t>
       </w:r>
       <w:r>
         <w:rPr>
@@ -17981,7 +16578,6 @@
       <w:r>
         <w:rPr>
           <w:noProof/>
-          <w:lang w:val="sr-Cyrl-RS"/>
         </w:rPr>
         <w:drawing>
           <wp:inline distT="0" distB="0" distL="0" distR="0" wp14:anchorId="4546C05B" wp14:editId="190200AB">
@@ -18089,11 +16685,9 @@
         </w:rPr>
         <w:t xml:space="preserve"> „</w:t>
       </w:r>
-      <w:proofErr w:type="spellStart"/>
       <w:r>
         <w:t>NewDisconnector</w:t>
       </w:r>
-      <w:proofErr w:type="spellEnd"/>
       <w:r>
         <w:rPr>
           <w:lang w:val="sr-Cyrl-RS"/>
@@ -18128,7 +16722,6 @@
       <w:r>
         <w:rPr>
           <w:noProof/>
-          <w:lang w:val="sr-Cyrl-RS"/>
         </w:rPr>
         <w:lastRenderedPageBreak/>
         <w:drawing>
@@ -18190,7 +16783,6 @@
       <w:r>
         <w:rPr>
           <w:noProof/>
-          <w:lang w:val="sr-Cyrl-RS"/>
         </w:rPr>
         <w:drawing>
           <wp:inline distT="0" distB="0" distL="0" distR="0" wp14:anchorId="674CD5CB" wp14:editId="08B684BD">
@@ -18326,7 +16918,6 @@
       <w:r>
         <w:rPr>
           <w:noProof/>
-          <w:lang w:val="sr-Cyrl-RS"/>
         </w:rPr>
         <w:drawing>
           <wp:inline distT="0" distB="0" distL="0" distR="0" wp14:anchorId="732E8535" wp14:editId="02DF1DD8">
@@ -18425,7 +17016,6 @@
       <w:r>
         <w:rPr>
           <w:noProof/>
-          <w:lang w:val="sr-Cyrl-RS"/>
         </w:rPr>
         <w:drawing>
           <wp:inline distT="0" distB="0" distL="0" distR="0" wp14:anchorId="52D09FD0" wp14:editId="6D021B19">
@@ -18486,7 +17076,6 @@
       <w:r>
         <w:rPr>
           <w:noProof/>
-          <w:lang w:val="sr-Cyrl-RS"/>
         </w:rPr>
         <w:drawing>
           <wp:inline distT="0" distB="0" distL="0" distR="0" wp14:anchorId="38B77422" wp14:editId="4F9914F0">
@@ -18778,7 +17367,6 @@
       <w:r>
         <w:rPr>
           <w:noProof/>
-          <w:lang w:val="sr-Cyrl-RS"/>
         </w:rPr>
         <w:drawing>
           <wp:inline distT="0" distB="0" distL="0" distR="0" wp14:anchorId="4CEDB120" wp14:editId="68AFE6FF">
@@ -18863,17 +17451,8 @@
           <w:szCs w:val="36"/>
         </w:rPr>
         <w:lastRenderedPageBreak/>
-        <w:t xml:space="preserve">9. </w:t>
-      </w:r>
-      <w:proofErr w:type="spellStart"/>
-      <w:r>
-        <w:rPr>
-          <w:sz w:val="36"/>
-          <w:szCs w:val="36"/>
-        </w:rPr>
-        <w:t>Literatura</w:t>
-      </w:r>
-      <w:proofErr w:type="spellEnd"/>
+        <w:t>9. Literatura</w:t>
+      </w:r>
     </w:p>
     <w:p/>
     <w:p>
@@ -18927,13 +17506,8 @@
         <w:t xml:space="preserve">          </w:t>
       </w:r>
       <w:r>
-        <w:t xml:space="preserve">Ilya </w:t>
-      </w:r>
-      <w:proofErr w:type="spellStart"/>
-      <w:r>
-        <w:t>Grigorik</w:t>
-      </w:r>
-      <w:proofErr w:type="spellEnd"/>
+        <w:t>Ilya Grigorik</w:t>
+      </w:r>
       <w:r>
         <w:t>: “</w:t>
       </w:r>
@@ -18971,15 +17545,7 @@
         </w:r>
       </w:hyperlink>
       <w:r>
-        <w:t xml:space="preserve"> (</w:t>
-      </w:r>
-      <w:proofErr w:type="spellStart"/>
-      <w:r>
-        <w:t>septembar</w:t>
-      </w:r>
-      <w:proofErr w:type="spellEnd"/>
-      <w:r>
-        <w:t xml:space="preserve"> 2021)</w:t>
+        <w:t xml:space="preserve"> (septembar 2021)</w:t>
       </w:r>
     </w:p>
     <w:p/>
@@ -19061,7 +17627,7 @@
 </file>
 
 <file path=word/endnotes.xml><?xml version="1.0" encoding="utf-8"?>
-<w:endnotes xmlns:wpc="http://schemas.microsoft.com/office/word/2010/wordprocessingCanvas" xmlns:cx="http://schemas.microsoft.com/office/drawing/2014/chartex" xmlns:cx1="http://schemas.microsoft.com/office/drawing/2015/9/8/chartex" xmlns:cx2="http://schemas.microsoft.com/office/drawing/2015/10/21/chartex" xmlns:cx3="http://schemas.microsoft.com/office/drawing/2016/5/9/chartex" xmlns:cx4="http://schemas.microsoft.com/office/drawing/2016/5/10/chartex" xmlns:cx5="http://schemas.microsoft.com/office/drawing/2016/5/11/chartex" xmlns:cx6="http://schemas.microsoft.com/office/drawing/2016/5/12/chartex" xmlns:cx7="http://schemas.microsoft.com/office/drawing/2016/5/13/chartex" xmlns:cx8="http://schemas.microsoft.com/office/drawing/2016/5/14/chartex" xmlns:mc="http://schemas.openxmlformats.org/markup-compatibility/2006" xmlns:aink="http://schemas.microsoft.com/office/drawing/2016/ink" xmlns:am3d="http://schemas.microsoft.com/office/drawing/2017/model3d" xmlns:o="urn:schemas-microsoft-com:office:office" xmlns:r="http://schemas.openxmlformats.org/officeDocument/2006/relationships" xmlns:m="http://schemas.openxmlformats.org/officeDocument/2006/math" xmlns:v="urn:schemas-microsoft-com:vml" xmlns:wp14="http://schemas.microsoft.com/office/word/2010/wordprocessingDrawing" xmlns:wp="http://schemas.openxmlformats.org/drawingml/2006/wordprocessingDrawing" xmlns:w10="urn:schemas-microsoft-com:office:word" xmlns:w="http://schemas.openxmlformats.org/wordprocessingml/2006/main" xmlns:w14="http://schemas.microsoft.com/office/word/2010/wordml" xmlns:w15="http://schemas.microsoft.com/office/word/2012/wordml" xmlns:w16cex="http://schemas.microsoft.com/office/word/2018/wordml/cex" xmlns:w16cid="http://schemas.microsoft.com/office/word/2016/wordml/cid" xmlns:w16="http://schemas.microsoft.com/office/word/2018/wordml" xmlns:w16sdtdh="http://schemas.microsoft.com/office/word/2020/wordml/sdtdatahash" xmlns:w16se="http://schemas.microsoft.com/office/word/2015/wordml/symex" xmlns:wpg="http://schemas.microsoft.com/office/word/2010/wordprocessingGroup" xmlns:wpi="http://schemas.microsoft.com/office/word/2010/wordprocessingInk" xmlns:wne="http://schemas.microsoft.com/office/word/2006/wordml" xmlns:wps="http://schemas.microsoft.com/office/word/2010/wordprocessingShape" mc:Ignorable="w14 w15 w16se w16cid w16 w16cex w16sdtdh wp14">
+<w:endnotes xmlns:wpc="http://schemas.microsoft.com/office/word/2010/wordprocessingCanvas" xmlns:cx="http://schemas.microsoft.com/office/drawing/2014/chartex" xmlns:cx1="http://schemas.microsoft.com/office/drawing/2015/9/8/chartex" xmlns:mc="http://schemas.openxmlformats.org/markup-compatibility/2006" xmlns:o="urn:schemas-microsoft-com:office:office" xmlns:r="http://schemas.openxmlformats.org/officeDocument/2006/relationships" xmlns:m="http://schemas.openxmlformats.org/officeDocument/2006/math" xmlns:v="urn:schemas-microsoft-com:vml" xmlns:wp14="http://schemas.microsoft.com/office/word/2010/wordprocessingDrawing" xmlns:wp="http://schemas.openxmlformats.org/drawingml/2006/wordprocessingDrawing" xmlns:w10="urn:schemas-microsoft-com:office:word" xmlns:w="http://schemas.openxmlformats.org/wordprocessingml/2006/main" xmlns:w14="http://schemas.microsoft.com/office/word/2010/wordml" xmlns:w15="http://schemas.microsoft.com/office/word/2012/wordml" xmlns:w16se="http://schemas.microsoft.com/office/word/2015/wordml/symex" xmlns:wpg="http://schemas.microsoft.com/office/word/2010/wordprocessingGroup" xmlns:wpi="http://schemas.microsoft.com/office/word/2010/wordprocessingInk" xmlns:wne="http://schemas.microsoft.com/office/word/2006/wordml" xmlns:wps="http://schemas.microsoft.com/office/word/2010/wordprocessingShape" mc:Ignorable="w14 w15 w16se wp14">
   <w:endnote w:type="separator" w:id="-1">
     <w:p>
       <w:r>
@@ -19080,7 +17646,7 @@
 </file>
 
 <file path=word/footer1.xml><?xml version="1.0" encoding="utf-8"?>
-<w:ftr xmlns:wpc="http://schemas.microsoft.com/office/word/2010/wordprocessingCanvas" xmlns:cx="http://schemas.microsoft.com/office/drawing/2014/chartex" xmlns:cx1="http://schemas.microsoft.com/office/drawing/2015/9/8/chartex" xmlns:cx2="http://schemas.microsoft.com/office/drawing/2015/10/21/chartex" xmlns:cx3="http://schemas.microsoft.com/office/drawing/2016/5/9/chartex" xmlns:cx4="http://schemas.microsoft.com/office/drawing/2016/5/10/chartex" xmlns:cx5="http://schemas.microsoft.com/office/drawing/2016/5/11/chartex" xmlns:cx6="http://schemas.microsoft.com/office/drawing/2016/5/12/chartex" xmlns:cx7="http://schemas.microsoft.com/office/drawing/2016/5/13/chartex" xmlns:cx8="http://schemas.microsoft.com/office/drawing/2016/5/14/chartex" xmlns:mc="http://schemas.openxmlformats.org/markup-compatibility/2006" xmlns:aink="http://schemas.microsoft.com/office/drawing/2016/ink" xmlns:am3d="http://schemas.microsoft.com/office/drawing/2017/model3d" xmlns:o="urn:schemas-microsoft-com:office:office" xmlns:r="http://schemas.openxmlformats.org/officeDocument/2006/relationships" xmlns:m="http://schemas.openxmlformats.org/officeDocument/2006/math" xmlns:v="urn:schemas-microsoft-com:vml" xmlns:wp14="http://schemas.microsoft.com/office/word/2010/wordprocessingDrawing" xmlns:wp="http://schemas.openxmlformats.org/drawingml/2006/wordprocessingDrawing" xmlns:w10="urn:schemas-microsoft-com:office:word" xmlns:w="http://schemas.openxmlformats.org/wordprocessingml/2006/main" xmlns:w14="http://schemas.microsoft.com/office/word/2010/wordml" xmlns:w15="http://schemas.microsoft.com/office/word/2012/wordml" xmlns:w16cex="http://schemas.microsoft.com/office/word/2018/wordml/cex" xmlns:w16cid="http://schemas.microsoft.com/office/word/2016/wordml/cid" xmlns:w16="http://schemas.microsoft.com/office/word/2018/wordml" xmlns:w16sdtdh="http://schemas.microsoft.com/office/word/2020/wordml/sdtdatahash" xmlns:w16se="http://schemas.microsoft.com/office/word/2015/wordml/symex" xmlns:wpg="http://schemas.microsoft.com/office/word/2010/wordprocessingGroup" xmlns:wpi="http://schemas.microsoft.com/office/word/2010/wordprocessingInk" xmlns:wne="http://schemas.microsoft.com/office/word/2006/wordml" xmlns:wps="http://schemas.microsoft.com/office/word/2010/wordprocessingShape" mc:Ignorable="w14 w15 w16se w16cid w16 w16cex w16sdtdh wp14">
+<w:ftr xmlns:wpc="http://schemas.microsoft.com/office/word/2010/wordprocessingCanvas" xmlns:cx="http://schemas.microsoft.com/office/drawing/2014/chartex" xmlns:cx1="http://schemas.microsoft.com/office/drawing/2015/9/8/chartex" xmlns:mc="http://schemas.openxmlformats.org/markup-compatibility/2006" xmlns:o="urn:schemas-microsoft-com:office:office" xmlns:r="http://schemas.openxmlformats.org/officeDocument/2006/relationships" xmlns:m="http://schemas.openxmlformats.org/officeDocument/2006/math" xmlns:v="urn:schemas-microsoft-com:vml" xmlns:wp14="http://schemas.microsoft.com/office/word/2010/wordprocessingDrawing" xmlns:wp="http://schemas.openxmlformats.org/drawingml/2006/wordprocessingDrawing" xmlns:w10="urn:schemas-microsoft-com:office:word" xmlns:w="http://schemas.openxmlformats.org/wordprocessingml/2006/main" xmlns:w14="http://schemas.microsoft.com/office/word/2010/wordml" xmlns:w15="http://schemas.microsoft.com/office/word/2012/wordml" xmlns:w16se="http://schemas.microsoft.com/office/word/2015/wordml/symex" xmlns:wpg="http://schemas.microsoft.com/office/word/2010/wordprocessingGroup" xmlns:wpi="http://schemas.microsoft.com/office/word/2010/wordprocessingInk" xmlns:wne="http://schemas.microsoft.com/office/word/2006/wordml" xmlns:wps="http://schemas.microsoft.com/office/word/2010/wordprocessingShape" mc:Ignorable="w14 w15 w16se wp14">
   <w:p>
     <w:pPr>
       <w:pStyle w:val="Footer"/>
@@ -19097,7 +17663,7 @@
 </file>
 
 <file path=word/footer2.xml><?xml version="1.0" encoding="utf-8"?>
-<w:ftr xmlns:wpc="http://schemas.microsoft.com/office/word/2010/wordprocessingCanvas" xmlns:cx="http://schemas.microsoft.com/office/drawing/2014/chartex" xmlns:cx1="http://schemas.microsoft.com/office/drawing/2015/9/8/chartex" xmlns:cx2="http://schemas.microsoft.com/office/drawing/2015/10/21/chartex" xmlns:cx3="http://schemas.microsoft.com/office/drawing/2016/5/9/chartex" xmlns:cx4="http://schemas.microsoft.com/office/drawing/2016/5/10/chartex" xmlns:cx5="http://schemas.microsoft.com/office/drawing/2016/5/11/chartex" xmlns:cx6="http://schemas.microsoft.com/office/drawing/2016/5/12/chartex" xmlns:cx7="http://schemas.microsoft.com/office/drawing/2016/5/13/chartex" xmlns:cx8="http://schemas.microsoft.com/office/drawing/2016/5/14/chartex" xmlns:mc="http://schemas.openxmlformats.org/markup-compatibility/2006" xmlns:aink="http://schemas.microsoft.com/office/drawing/2016/ink" xmlns:am3d="http://schemas.microsoft.com/office/drawing/2017/model3d" xmlns:o="urn:schemas-microsoft-com:office:office" xmlns:r="http://schemas.openxmlformats.org/officeDocument/2006/relationships" xmlns:m="http://schemas.openxmlformats.org/officeDocument/2006/math" xmlns:v="urn:schemas-microsoft-com:vml" xmlns:wp14="http://schemas.microsoft.com/office/word/2010/wordprocessingDrawing" xmlns:wp="http://schemas.openxmlformats.org/drawingml/2006/wordprocessingDrawing" xmlns:w10="urn:schemas-microsoft-com:office:word" xmlns:w="http://schemas.openxmlformats.org/wordprocessingml/2006/main" xmlns:w14="http://schemas.microsoft.com/office/word/2010/wordml" xmlns:w15="http://schemas.microsoft.com/office/word/2012/wordml" xmlns:w16cex="http://schemas.microsoft.com/office/word/2018/wordml/cex" xmlns:w16cid="http://schemas.microsoft.com/office/word/2016/wordml/cid" xmlns:w16="http://schemas.microsoft.com/office/word/2018/wordml" xmlns:w16sdtdh="http://schemas.microsoft.com/office/word/2020/wordml/sdtdatahash" xmlns:w16se="http://schemas.microsoft.com/office/word/2015/wordml/symex" xmlns:wpg="http://schemas.microsoft.com/office/word/2010/wordprocessingGroup" xmlns:wpi="http://schemas.microsoft.com/office/word/2010/wordprocessingInk" xmlns:wne="http://schemas.microsoft.com/office/word/2006/wordml" xmlns:wps="http://schemas.microsoft.com/office/word/2010/wordprocessingShape" mc:Ignorable="w14 w15 w16se w16cid w16 w16cex w16sdtdh wp14">
+<w:ftr xmlns:wpc="http://schemas.microsoft.com/office/word/2010/wordprocessingCanvas" xmlns:cx="http://schemas.microsoft.com/office/drawing/2014/chartex" xmlns:cx1="http://schemas.microsoft.com/office/drawing/2015/9/8/chartex" xmlns:mc="http://schemas.openxmlformats.org/markup-compatibility/2006" xmlns:o="urn:schemas-microsoft-com:office:office" xmlns:r="http://schemas.openxmlformats.org/officeDocument/2006/relationships" xmlns:m="http://schemas.openxmlformats.org/officeDocument/2006/math" xmlns:v="urn:schemas-microsoft-com:vml" xmlns:wp14="http://schemas.microsoft.com/office/word/2010/wordprocessingDrawing" xmlns:wp="http://schemas.openxmlformats.org/drawingml/2006/wordprocessingDrawing" xmlns:w10="urn:schemas-microsoft-com:office:word" xmlns:w="http://schemas.openxmlformats.org/wordprocessingml/2006/main" xmlns:w14="http://schemas.microsoft.com/office/word/2010/wordml" xmlns:w15="http://schemas.microsoft.com/office/word/2012/wordml" xmlns:w16se="http://schemas.microsoft.com/office/word/2015/wordml/symex" xmlns:wpg="http://schemas.microsoft.com/office/word/2010/wordprocessingGroup" xmlns:wpi="http://schemas.microsoft.com/office/word/2010/wordprocessingInk" xmlns:wne="http://schemas.microsoft.com/office/word/2006/wordml" xmlns:wps="http://schemas.microsoft.com/office/word/2010/wordprocessingShape" mc:Ignorable="w14 w15 w16se wp14">
   <w:p>
     <w:pPr>
       <w:pStyle w:val="Footer"/>
@@ -19107,7 +17673,7 @@
 </file>
 
 <file path=word/footer3.xml><?xml version="1.0" encoding="utf-8"?>
-<w:ftr xmlns:wpc="http://schemas.microsoft.com/office/word/2010/wordprocessingCanvas" xmlns:cx="http://schemas.microsoft.com/office/drawing/2014/chartex" xmlns:cx1="http://schemas.microsoft.com/office/drawing/2015/9/8/chartex" xmlns:cx2="http://schemas.microsoft.com/office/drawing/2015/10/21/chartex" xmlns:cx3="http://schemas.microsoft.com/office/drawing/2016/5/9/chartex" xmlns:cx4="http://schemas.microsoft.com/office/drawing/2016/5/10/chartex" xmlns:cx5="http://schemas.microsoft.com/office/drawing/2016/5/11/chartex" xmlns:cx6="http://schemas.microsoft.com/office/drawing/2016/5/12/chartex" xmlns:cx7="http://schemas.microsoft.com/office/drawing/2016/5/13/chartex" xmlns:cx8="http://schemas.microsoft.com/office/drawing/2016/5/14/chartex" xmlns:mc="http://schemas.openxmlformats.org/markup-compatibility/2006" xmlns:aink="http://schemas.microsoft.com/office/drawing/2016/ink" xmlns:am3d="http://schemas.microsoft.com/office/drawing/2017/model3d" xmlns:o="urn:schemas-microsoft-com:office:office" xmlns:r="http://schemas.openxmlformats.org/officeDocument/2006/relationships" xmlns:m="http://schemas.openxmlformats.org/officeDocument/2006/math" xmlns:v="urn:schemas-microsoft-com:vml" xmlns:wp14="http://schemas.microsoft.com/office/word/2010/wordprocessingDrawing" xmlns:wp="http://schemas.openxmlformats.org/drawingml/2006/wordprocessingDrawing" xmlns:w10="urn:schemas-microsoft-com:office:word" xmlns:w="http://schemas.openxmlformats.org/wordprocessingml/2006/main" xmlns:w14="http://schemas.microsoft.com/office/word/2010/wordml" xmlns:w15="http://schemas.microsoft.com/office/word/2012/wordml" xmlns:w16cex="http://schemas.microsoft.com/office/word/2018/wordml/cex" xmlns:w16cid="http://schemas.microsoft.com/office/word/2016/wordml/cid" xmlns:w16="http://schemas.microsoft.com/office/word/2018/wordml" xmlns:w16sdtdh="http://schemas.microsoft.com/office/word/2020/wordml/sdtdatahash" xmlns:w16se="http://schemas.microsoft.com/office/word/2015/wordml/symex" xmlns:wpg="http://schemas.microsoft.com/office/word/2010/wordprocessingGroup" xmlns:wpi="http://schemas.microsoft.com/office/word/2010/wordprocessingInk" xmlns:wne="http://schemas.microsoft.com/office/word/2006/wordml" xmlns:wps="http://schemas.microsoft.com/office/word/2010/wordprocessingShape" mc:Ignorable="w14 w15 w16se w16cid w16 w16cex w16sdtdh wp14">
+<w:ftr xmlns:wpc="http://schemas.microsoft.com/office/word/2010/wordprocessingCanvas" xmlns:cx="http://schemas.microsoft.com/office/drawing/2014/chartex" xmlns:cx1="http://schemas.microsoft.com/office/drawing/2015/9/8/chartex" xmlns:mc="http://schemas.openxmlformats.org/markup-compatibility/2006" xmlns:o="urn:schemas-microsoft-com:office:office" xmlns:r="http://schemas.openxmlformats.org/officeDocument/2006/relationships" xmlns:m="http://schemas.openxmlformats.org/officeDocument/2006/math" xmlns:v="urn:schemas-microsoft-com:vml" xmlns:wp14="http://schemas.microsoft.com/office/word/2010/wordprocessingDrawing" xmlns:wp="http://schemas.openxmlformats.org/drawingml/2006/wordprocessingDrawing" xmlns:w10="urn:schemas-microsoft-com:office:word" xmlns:w="http://schemas.openxmlformats.org/wordprocessingml/2006/main" xmlns:w14="http://schemas.microsoft.com/office/word/2010/wordml" xmlns:w15="http://schemas.microsoft.com/office/word/2012/wordml" xmlns:w16se="http://schemas.microsoft.com/office/word/2015/wordml/symex" xmlns:wpg="http://schemas.microsoft.com/office/word/2010/wordprocessingGroup" xmlns:wpi="http://schemas.microsoft.com/office/word/2010/wordprocessingInk" xmlns:wne="http://schemas.microsoft.com/office/word/2006/wordml" xmlns:wps="http://schemas.microsoft.com/office/word/2010/wordprocessingShape" mc:Ignorable="w14 w15 w16se wp14">
   <w:sdt>
     <w:sdtPr>
       <w:id w:val="215787650"/>
@@ -19140,7 +17706,7 @@
           <w:rPr>
             <w:noProof/>
           </w:rPr>
-          <w:t>II</w:t>
+          <w:t>I</w:t>
         </w:r>
         <w:r>
           <w:rPr>
@@ -19161,7 +17727,7 @@
 </file>
 
 <file path=word/footer4.xml><?xml version="1.0" encoding="utf-8"?>
-<w:ftr xmlns:wpc="http://schemas.microsoft.com/office/word/2010/wordprocessingCanvas" xmlns:cx="http://schemas.microsoft.com/office/drawing/2014/chartex" xmlns:cx1="http://schemas.microsoft.com/office/drawing/2015/9/8/chartex" xmlns:cx2="http://schemas.microsoft.com/office/drawing/2015/10/21/chartex" xmlns:cx3="http://schemas.microsoft.com/office/drawing/2016/5/9/chartex" xmlns:cx4="http://schemas.microsoft.com/office/drawing/2016/5/10/chartex" xmlns:cx5="http://schemas.microsoft.com/office/drawing/2016/5/11/chartex" xmlns:cx6="http://schemas.microsoft.com/office/drawing/2016/5/12/chartex" xmlns:cx7="http://schemas.microsoft.com/office/drawing/2016/5/13/chartex" xmlns:cx8="http://schemas.microsoft.com/office/drawing/2016/5/14/chartex" xmlns:mc="http://schemas.openxmlformats.org/markup-compatibility/2006" xmlns:aink="http://schemas.microsoft.com/office/drawing/2016/ink" xmlns:am3d="http://schemas.microsoft.com/office/drawing/2017/model3d" xmlns:o="urn:schemas-microsoft-com:office:office" xmlns:r="http://schemas.openxmlformats.org/officeDocument/2006/relationships" xmlns:m="http://schemas.openxmlformats.org/officeDocument/2006/math" xmlns:v="urn:schemas-microsoft-com:vml" xmlns:wp14="http://schemas.microsoft.com/office/word/2010/wordprocessingDrawing" xmlns:wp="http://schemas.openxmlformats.org/drawingml/2006/wordprocessingDrawing" xmlns:w10="urn:schemas-microsoft-com:office:word" xmlns:w="http://schemas.openxmlformats.org/wordprocessingml/2006/main" xmlns:w14="http://schemas.microsoft.com/office/word/2010/wordml" xmlns:w15="http://schemas.microsoft.com/office/word/2012/wordml" xmlns:w16cex="http://schemas.microsoft.com/office/word/2018/wordml/cex" xmlns:w16cid="http://schemas.microsoft.com/office/word/2016/wordml/cid" xmlns:w16="http://schemas.microsoft.com/office/word/2018/wordml" xmlns:w16sdtdh="http://schemas.microsoft.com/office/word/2020/wordml/sdtdatahash" xmlns:w16se="http://schemas.microsoft.com/office/word/2015/wordml/symex" xmlns:wpg="http://schemas.microsoft.com/office/word/2010/wordprocessingGroup" xmlns:wpi="http://schemas.microsoft.com/office/word/2010/wordprocessingInk" xmlns:wne="http://schemas.microsoft.com/office/word/2006/wordml" xmlns:wps="http://schemas.microsoft.com/office/word/2010/wordprocessingShape" mc:Ignorable="w14 w15 w16se w16cid w16 w16cex w16sdtdh wp14">
+<w:ftr xmlns:wpc="http://schemas.microsoft.com/office/word/2010/wordprocessingCanvas" xmlns:cx="http://schemas.microsoft.com/office/drawing/2014/chartex" xmlns:cx1="http://schemas.microsoft.com/office/drawing/2015/9/8/chartex" xmlns:mc="http://schemas.openxmlformats.org/markup-compatibility/2006" xmlns:o="urn:schemas-microsoft-com:office:office" xmlns:r="http://schemas.openxmlformats.org/officeDocument/2006/relationships" xmlns:m="http://schemas.openxmlformats.org/officeDocument/2006/math" xmlns:v="urn:schemas-microsoft-com:vml" xmlns:wp14="http://schemas.microsoft.com/office/word/2010/wordprocessingDrawing" xmlns:wp="http://schemas.openxmlformats.org/drawingml/2006/wordprocessingDrawing" xmlns:w10="urn:schemas-microsoft-com:office:word" xmlns:w="http://schemas.openxmlformats.org/wordprocessingml/2006/main" xmlns:w14="http://schemas.microsoft.com/office/word/2010/wordml" xmlns:w15="http://schemas.microsoft.com/office/word/2012/wordml" xmlns:w16se="http://schemas.microsoft.com/office/word/2015/wordml/symex" xmlns:wpg="http://schemas.microsoft.com/office/word/2010/wordprocessingGroup" xmlns:wpi="http://schemas.microsoft.com/office/word/2010/wordprocessingInk" xmlns:wne="http://schemas.microsoft.com/office/word/2006/wordml" xmlns:wps="http://schemas.microsoft.com/office/word/2010/wordprocessingShape" mc:Ignorable="w14 w15 w16se wp14">
   <w:p>
     <w:pPr>
       <w:pStyle w:val="Footer"/>
@@ -19199,7 +17765,7 @@
         <w:rStyle w:val="PageNumber"/>
         <w:noProof/>
       </w:rPr>
-      <w:t>69</w:t>
+      <w:t>5</w:t>
     </w:r>
     <w:r>
       <w:rPr>
@@ -19212,7 +17778,7 @@
 </file>
 
 <file path=word/footnotes.xml><?xml version="1.0" encoding="utf-8"?>
-<w:footnotes xmlns:wpc="http://schemas.microsoft.com/office/word/2010/wordprocessingCanvas" xmlns:cx="http://schemas.microsoft.com/office/drawing/2014/chartex" xmlns:cx1="http://schemas.microsoft.com/office/drawing/2015/9/8/chartex" xmlns:cx2="http://schemas.microsoft.com/office/drawing/2015/10/21/chartex" xmlns:cx3="http://schemas.microsoft.com/office/drawing/2016/5/9/chartex" xmlns:cx4="http://schemas.microsoft.com/office/drawing/2016/5/10/chartex" xmlns:cx5="http://schemas.microsoft.com/office/drawing/2016/5/11/chartex" xmlns:cx6="http://schemas.microsoft.com/office/drawing/2016/5/12/chartex" xmlns:cx7="http://schemas.microsoft.com/office/drawing/2016/5/13/chartex" xmlns:cx8="http://schemas.microsoft.com/office/drawing/2016/5/14/chartex" xmlns:mc="http://schemas.openxmlformats.org/markup-compatibility/2006" xmlns:aink="http://schemas.microsoft.com/office/drawing/2016/ink" xmlns:am3d="http://schemas.microsoft.com/office/drawing/2017/model3d" xmlns:o="urn:schemas-microsoft-com:office:office" xmlns:r="http://schemas.openxmlformats.org/officeDocument/2006/relationships" xmlns:m="http://schemas.openxmlformats.org/officeDocument/2006/math" xmlns:v="urn:schemas-microsoft-com:vml" xmlns:wp14="http://schemas.microsoft.com/office/word/2010/wordprocessingDrawing" xmlns:wp="http://schemas.openxmlformats.org/drawingml/2006/wordprocessingDrawing" xmlns:w10="urn:schemas-microsoft-com:office:word" xmlns:w="http://schemas.openxmlformats.org/wordprocessingml/2006/main" xmlns:w14="http://schemas.microsoft.com/office/word/2010/wordml" xmlns:w15="http://schemas.microsoft.com/office/word/2012/wordml" xmlns:w16cex="http://schemas.microsoft.com/office/word/2018/wordml/cex" xmlns:w16cid="http://schemas.microsoft.com/office/word/2016/wordml/cid" xmlns:w16="http://schemas.microsoft.com/office/word/2018/wordml" xmlns:w16sdtdh="http://schemas.microsoft.com/office/word/2020/wordml/sdtdatahash" xmlns:w16se="http://schemas.microsoft.com/office/word/2015/wordml/symex" xmlns:wpg="http://schemas.microsoft.com/office/word/2010/wordprocessingGroup" xmlns:wpi="http://schemas.microsoft.com/office/word/2010/wordprocessingInk" xmlns:wne="http://schemas.microsoft.com/office/word/2006/wordml" xmlns:wps="http://schemas.microsoft.com/office/word/2010/wordprocessingShape" mc:Ignorable="w14 w15 w16se w16cid w16 w16cex w16sdtdh wp14">
+<w:footnotes xmlns:wpc="http://schemas.microsoft.com/office/word/2010/wordprocessingCanvas" xmlns:cx="http://schemas.microsoft.com/office/drawing/2014/chartex" xmlns:cx1="http://schemas.microsoft.com/office/drawing/2015/9/8/chartex" xmlns:mc="http://schemas.openxmlformats.org/markup-compatibility/2006" xmlns:o="urn:schemas-microsoft-com:office:office" xmlns:r="http://schemas.openxmlformats.org/officeDocument/2006/relationships" xmlns:m="http://schemas.openxmlformats.org/officeDocument/2006/math" xmlns:v="urn:schemas-microsoft-com:vml" xmlns:wp14="http://schemas.microsoft.com/office/word/2010/wordprocessingDrawing" xmlns:wp="http://schemas.openxmlformats.org/drawingml/2006/wordprocessingDrawing" xmlns:w10="urn:schemas-microsoft-com:office:word" xmlns:w="http://schemas.openxmlformats.org/wordprocessingml/2006/main" xmlns:w14="http://schemas.microsoft.com/office/word/2010/wordml" xmlns:w15="http://schemas.microsoft.com/office/word/2012/wordml" xmlns:w16se="http://schemas.microsoft.com/office/word/2015/wordml/symex" xmlns:wpg="http://schemas.microsoft.com/office/word/2010/wordprocessingGroup" xmlns:wpi="http://schemas.microsoft.com/office/word/2010/wordprocessingInk" xmlns:wne="http://schemas.microsoft.com/office/word/2006/wordml" xmlns:wps="http://schemas.microsoft.com/office/word/2010/wordprocessingShape" mc:Ignorable="w14 w15 w16se wp14">
   <w:footnote w:type="separator" w:id="-1">
     <w:p>
       <w:r>
@@ -19231,7 +17797,7 @@
 </file>
 
 <file path=word/header1.xml><?xml version="1.0" encoding="utf-8"?>
-<w:hdr xmlns:wpc="http://schemas.microsoft.com/office/word/2010/wordprocessingCanvas" xmlns:cx="http://schemas.microsoft.com/office/drawing/2014/chartex" xmlns:cx1="http://schemas.microsoft.com/office/drawing/2015/9/8/chartex" xmlns:cx2="http://schemas.microsoft.com/office/drawing/2015/10/21/chartex" xmlns:cx3="http://schemas.microsoft.com/office/drawing/2016/5/9/chartex" xmlns:cx4="http://schemas.microsoft.com/office/drawing/2016/5/10/chartex" xmlns:cx5="http://schemas.microsoft.com/office/drawing/2016/5/11/chartex" xmlns:cx6="http://schemas.microsoft.com/office/drawing/2016/5/12/chartex" xmlns:cx7="http://schemas.microsoft.com/office/drawing/2016/5/13/chartex" xmlns:cx8="http://schemas.microsoft.com/office/drawing/2016/5/14/chartex" xmlns:mc="http://schemas.openxmlformats.org/markup-compatibility/2006" xmlns:aink="http://schemas.microsoft.com/office/drawing/2016/ink" xmlns:am3d="http://schemas.microsoft.com/office/drawing/2017/model3d" xmlns:o="urn:schemas-microsoft-com:office:office" xmlns:r="http://schemas.openxmlformats.org/officeDocument/2006/relationships" xmlns:m="http://schemas.openxmlformats.org/officeDocument/2006/math" xmlns:v="urn:schemas-microsoft-com:vml" xmlns:wp14="http://schemas.microsoft.com/office/word/2010/wordprocessingDrawing" xmlns:wp="http://schemas.openxmlformats.org/drawingml/2006/wordprocessingDrawing" xmlns:w10="urn:schemas-microsoft-com:office:word" xmlns:w="http://schemas.openxmlformats.org/wordprocessingml/2006/main" xmlns:w14="http://schemas.microsoft.com/office/word/2010/wordml" xmlns:w15="http://schemas.microsoft.com/office/word/2012/wordml" xmlns:w16cex="http://schemas.microsoft.com/office/word/2018/wordml/cex" xmlns:w16cid="http://schemas.microsoft.com/office/word/2016/wordml/cid" xmlns:w16="http://schemas.microsoft.com/office/word/2018/wordml" xmlns:w16sdtdh="http://schemas.microsoft.com/office/word/2020/wordml/sdtdatahash" xmlns:w16se="http://schemas.microsoft.com/office/word/2015/wordml/symex" xmlns:wpg="http://schemas.microsoft.com/office/word/2010/wordprocessingGroup" xmlns:wpi="http://schemas.microsoft.com/office/word/2010/wordprocessingInk" xmlns:wne="http://schemas.microsoft.com/office/word/2006/wordml" xmlns:wps="http://schemas.microsoft.com/office/word/2010/wordprocessingShape" mc:Ignorable="w14 w15 w16se w16cid w16 w16cex w16sdtdh wp14">
+<w:hdr xmlns:wpc="http://schemas.microsoft.com/office/word/2010/wordprocessingCanvas" xmlns:cx="http://schemas.microsoft.com/office/drawing/2014/chartex" xmlns:cx1="http://schemas.microsoft.com/office/drawing/2015/9/8/chartex" xmlns:mc="http://schemas.openxmlformats.org/markup-compatibility/2006" xmlns:o="urn:schemas-microsoft-com:office:office" xmlns:r="http://schemas.openxmlformats.org/officeDocument/2006/relationships" xmlns:m="http://schemas.openxmlformats.org/officeDocument/2006/math" xmlns:v="urn:schemas-microsoft-com:vml" xmlns:wp14="http://schemas.microsoft.com/office/word/2010/wordprocessingDrawing" xmlns:wp="http://schemas.openxmlformats.org/drawingml/2006/wordprocessingDrawing" xmlns:w10="urn:schemas-microsoft-com:office:word" xmlns:w="http://schemas.openxmlformats.org/wordprocessingml/2006/main" xmlns:w14="http://schemas.microsoft.com/office/word/2010/wordml" xmlns:w15="http://schemas.microsoft.com/office/word/2012/wordml" xmlns:w16se="http://schemas.microsoft.com/office/word/2015/wordml/symex" xmlns:wpg="http://schemas.microsoft.com/office/word/2010/wordprocessingGroup" xmlns:wpi="http://schemas.microsoft.com/office/word/2010/wordprocessingInk" xmlns:wne="http://schemas.microsoft.com/office/word/2006/wordml" xmlns:wps="http://schemas.microsoft.com/office/word/2010/wordprocessingShape" mc:Ignorable="w14 w15 w16se wp14">
   <w:tbl>
     <w:tblPr>
       <w:tblW w:w="0" w:type="auto"/>
@@ -19559,7 +18125,7 @@
 </file>
 
 <file path=word/header2.xml><?xml version="1.0" encoding="utf-8"?>
-<w:hdr xmlns:wpc="http://schemas.microsoft.com/office/word/2010/wordprocessingCanvas" xmlns:cx="http://schemas.microsoft.com/office/drawing/2014/chartex" xmlns:cx1="http://schemas.microsoft.com/office/drawing/2015/9/8/chartex" xmlns:cx2="http://schemas.microsoft.com/office/drawing/2015/10/21/chartex" xmlns:cx3="http://schemas.microsoft.com/office/drawing/2016/5/9/chartex" xmlns:cx4="http://schemas.microsoft.com/office/drawing/2016/5/10/chartex" xmlns:cx5="http://schemas.microsoft.com/office/drawing/2016/5/11/chartex" xmlns:cx6="http://schemas.microsoft.com/office/drawing/2016/5/12/chartex" xmlns:cx7="http://schemas.microsoft.com/office/drawing/2016/5/13/chartex" xmlns:cx8="http://schemas.microsoft.com/office/drawing/2016/5/14/chartex" xmlns:mc="http://schemas.openxmlformats.org/markup-compatibility/2006" xmlns:aink="http://schemas.microsoft.com/office/drawing/2016/ink" xmlns:am3d="http://schemas.microsoft.com/office/drawing/2017/model3d" xmlns:o="urn:schemas-microsoft-com:office:office" xmlns:r="http://schemas.openxmlformats.org/officeDocument/2006/relationships" xmlns:m="http://schemas.openxmlformats.org/officeDocument/2006/math" xmlns:v="urn:schemas-microsoft-com:vml" xmlns:wp14="http://schemas.microsoft.com/office/word/2010/wordprocessingDrawing" xmlns:wp="http://schemas.openxmlformats.org/drawingml/2006/wordprocessingDrawing" xmlns:w10="urn:schemas-microsoft-com:office:word" xmlns:w="http://schemas.openxmlformats.org/wordprocessingml/2006/main" xmlns:w14="http://schemas.microsoft.com/office/word/2010/wordml" xmlns:w15="http://schemas.microsoft.com/office/word/2012/wordml" xmlns:w16cex="http://schemas.microsoft.com/office/word/2018/wordml/cex" xmlns:w16cid="http://schemas.microsoft.com/office/word/2016/wordml/cid" xmlns:w16="http://schemas.microsoft.com/office/word/2018/wordml" xmlns:w16sdtdh="http://schemas.microsoft.com/office/word/2020/wordml/sdtdatahash" xmlns:w16se="http://schemas.microsoft.com/office/word/2015/wordml/symex" xmlns:wpg="http://schemas.microsoft.com/office/word/2010/wordprocessingGroup" xmlns:wpi="http://schemas.microsoft.com/office/word/2010/wordprocessingInk" xmlns:wne="http://schemas.microsoft.com/office/word/2006/wordml" xmlns:wps="http://schemas.microsoft.com/office/word/2010/wordprocessingShape" mc:Ignorable="w14 w15 w16se w16cid w16 w16cex w16sdtdh wp14">
+<w:hdr xmlns:wpc="http://schemas.microsoft.com/office/word/2010/wordprocessingCanvas" xmlns:cx="http://schemas.microsoft.com/office/drawing/2014/chartex" xmlns:cx1="http://schemas.microsoft.com/office/drawing/2015/9/8/chartex" xmlns:mc="http://schemas.openxmlformats.org/markup-compatibility/2006" xmlns:o="urn:schemas-microsoft-com:office:office" xmlns:r="http://schemas.openxmlformats.org/officeDocument/2006/relationships" xmlns:m="http://schemas.openxmlformats.org/officeDocument/2006/math" xmlns:v="urn:schemas-microsoft-com:vml" xmlns:wp14="http://schemas.microsoft.com/office/word/2010/wordprocessingDrawing" xmlns:wp="http://schemas.openxmlformats.org/drawingml/2006/wordprocessingDrawing" xmlns:w10="urn:schemas-microsoft-com:office:word" xmlns:w="http://schemas.openxmlformats.org/wordprocessingml/2006/main" xmlns:w14="http://schemas.microsoft.com/office/word/2010/wordml" xmlns:w15="http://schemas.microsoft.com/office/word/2012/wordml" xmlns:w16se="http://schemas.microsoft.com/office/word/2015/wordml/symex" xmlns:wpg="http://schemas.microsoft.com/office/word/2010/wordprocessingGroup" xmlns:wpi="http://schemas.microsoft.com/office/word/2010/wordprocessingInk" xmlns:wne="http://schemas.microsoft.com/office/word/2006/wordml" xmlns:wps="http://schemas.microsoft.com/office/word/2010/wordprocessingShape" mc:Ignorable="w14 w15 w16se wp14">
   <w:p>
     <w:pPr>
       <w:pStyle w:val="Header"/>
@@ -19569,7 +18135,7 @@
 </file>
 
 <file path=word/header3.xml><?xml version="1.0" encoding="utf-8"?>
-<w:hdr xmlns:wpc="http://schemas.microsoft.com/office/word/2010/wordprocessingCanvas" xmlns:cx="http://schemas.microsoft.com/office/drawing/2014/chartex" xmlns:cx1="http://schemas.microsoft.com/office/drawing/2015/9/8/chartex" xmlns:cx2="http://schemas.microsoft.com/office/drawing/2015/10/21/chartex" xmlns:cx3="http://schemas.microsoft.com/office/drawing/2016/5/9/chartex" xmlns:cx4="http://schemas.microsoft.com/office/drawing/2016/5/10/chartex" xmlns:cx5="http://schemas.microsoft.com/office/drawing/2016/5/11/chartex" xmlns:cx6="http://schemas.microsoft.com/office/drawing/2016/5/12/chartex" xmlns:cx7="http://schemas.microsoft.com/office/drawing/2016/5/13/chartex" xmlns:cx8="http://schemas.microsoft.com/office/drawing/2016/5/14/chartex" xmlns:mc="http://schemas.openxmlformats.org/markup-compatibility/2006" xmlns:aink="http://schemas.microsoft.com/office/drawing/2016/ink" xmlns:am3d="http://schemas.microsoft.com/office/drawing/2017/model3d" xmlns:o="urn:schemas-microsoft-com:office:office" xmlns:r="http://schemas.openxmlformats.org/officeDocument/2006/relationships" xmlns:m="http://schemas.openxmlformats.org/officeDocument/2006/math" xmlns:v="urn:schemas-microsoft-com:vml" xmlns:wp14="http://schemas.microsoft.com/office/word/2010/wordprocessingDrawing" xmlns:wp="http://schemas.openxmlformats.org/drawingml/2006/wordprocessingDrawing" xmlns:w10="urn:schemas-microsoft-com:office:word" xmlns:w="http://schemas.openxmlformats.org/wordprocessingml/2006/main" xmlns:w14="http://schemas.microsoft.com/office/word/2010/wordml" xmlns:w15="http://schemas.microsoft.com/office/word/2012/wordml" xmlns:w16cex="http://schemas.microsoft.com/office/word/2018/wordml/cex" xmlns:w16cid="http://schemas.microsoft.com/office/word/2016/wordml/cid" xmlns:w16="http://schemas.microsoft.com/office/word/2018/wordml" xmlns:w16sdtdh="http://schemas.microsoft.com/office/word/2020/wordml/sdtdatahash" xmlns:w16se="http://schemas.microsoft.com/office/word/2015/wordml/symex" xmlns:wpg="http://schemas.microsoft.com/office/word/2010/wordprocessingGroup" xmlns:wpi="http://schemas.microsoft.com/office/word/2010/wordprocessingInk" xmlns:wne="http://schemas.microsoft.com/office/word/2006/wordml" xmlns:wps="http://schemas.microsoft.com/office/word/2010/wordprocessingShape" mc:Ignorable="w14 w15 w16se w16cid w16 w16cex w16sdtdh wp14">
+<w:hdr xmlns:wpc="http://schemas.microsoft.com/office/word/2010/wordprocessingCanvas" xmlns:cx="http://schemas.microsoft.com/office/drawing/2014/chartex" xmlns:cx1="http://schemas.microsoft.com/office/drawing/2015/9/8/chartex" xmlns:mc="http://schemas.openxmlformats.org/markup-compatibility/2006" xmlns:o="urn:schemas-microsoft-com:office:office" xmlns:r="http://schemas.openxmlformats.org/officeDocument/2006/relationships" xmlns:m="http://schemas.openxmlformats.org/officeDocument/2006/math" xmlns:v="urn:schemas-microsoft-com:vml" xmlns:wp14="http://schemas.microsoft.com/office/word/2010/wordprocessingDrawing" xmlns:wp="http://schemas.openxmlformats.org/drawingml/2006/wordprocessingDrawing" xmlns:w10="urn:schemas-microsoft-com:office:word" xmlns:w="http://schemas.openxmlformats.org/wordprocessingml/2006/main" xmlns:w14="http://schemas.microsoft.com/office/word/2010/wordml" xmlns:w15="http://schemas.microsoft.com/office/word/2012/wordml" xmlns:w16se="http://schemas.microsoft.com/office/word/2015/wordml/symex" xmlns:wpg="http://schemas.microsoft.com/office/word/2010/wordprocessingGroup" xmlns:wpi="http://schemas.microsoft.com/office/word/2010/wordprocessingInk" xmlns:wne="http://schemas.microsoft.com/office/word/2006/wordml" xmlns:wps="http://schemas.microsoft.com/office/word/2010/wordprocessingShape" mc:Ignorable="w14 w15 w16se wp14">
   <w:tbl>
     <w:tblPr>
       <w:tblW w:w="0" w:type="auto"/>
@@ -19854,7 +18420,7 @@
 </file>
 
 <file path=word/header4.xml><?xml version="1.0" encoding="utf-8"?>
-<w:hdr xmlns:wpc="http://schemas.microsoft.com/office/word/2010/wordprocessingCanvas" xmlns:cx="http://schemas.microsoft.com/office/drawing/2014/chartex" xmlns:cx1="http://schemas.microsoft.com/office/drawing/2015/9/8/chartex" xmlns:cx2="http://schemas.microsoft.com/office/drawing/2015/10/21/chartex" xmlns:cx3="http://schemas.microsoft.com/office/drawing/2016/5/9/chartex" xmlns:cx4="http://schemas.microsoft.com/office/drawing/2016/5/10/chartex" xmlns:cx5="http://schemas.microsoft.com/office/drawing/2016/5/11/chartex" xmlns:cx6="http://schemas.microsoft.com/office/drawing/2016/5/12/chartex" xmlns:cx7="http://schemas.microsoft.com/office/drawing/2016/5/13/chartex" xmlns:cx8="http://schemas.microsoft.com/office/drawing/2016/5/14/chartex" xmlns:mc="http://schemas.openxmlformats.org/markup-compatibility/2006" xmlns:aink="http://schemas.microsoft.com/office/drawing/2016/ink" xmlns:am3d="http://schemas.microsoft.com/office/drawing/2017/model3d" xmlns:o="urn:schemas-microsoft-com:office:office" xmlns:r="http://schemas.openxmlformats.org/officeDocument/2006/relationships" xmlns:m="http://schemas.openxmlformats.org/officeDocument/2006/math" xmlns:v="urn:schemas-microsoft-com:vml" xmlns:wp14="http://schemas.microsoft.com/office/word/2010/wordprocessingDrawing" xmlns:wp="http://schemas.openxmlformats.org/drawingml/2006/wordprocessingDrawing" xmlns:w10="urn:schemas-microsoft-com:office:word" xmlns:w="http://schemas.openxmlformats.org/wordprocessingml/2006/main" xmlns:w14="http://schemas.microsoft.com/office/word/2010/wordml" xmlns:w15="http://schemas.microsoft.com/office/word/2012/wordml" xmlns:w16cex="http://schemas.microsoft.com/office/word/2018/wordml/cex" xmlns:w16cid="http://schemas.microsoft.com/office/word/2016/wordml/cid" xmlns:w16="http://schemas.microsoft.com/office/word/2018/wordml" xmlns:w16sdtdh="http://schemas.microsoft.com/office/word/2020/wordml/sdtdatahash" xmlns:w16se="http://schemas.microsoft.com/office/word/2015/wordml/symex" xmlns:wpg="http://schemas.microsoft.com/office/word/2010/wordprocessingGroup" xmlns:wpi="http://schemas.microsoft.com/office/word/2010/wordprocessingInk" xmlns:wne="http://schemas.microsoft.com/office/word/2006/wordml" xmlns:wps="http://schemas.microsoft.com/office/word/2010/wordprocessingShape" mc:Ignorable="w14 w15 w16se w16cid w16 w16cex w16sdtdh wp14">
+<w:hdr xmlns:wpc="http://schemas.microsoft.com/office/word/2010/wordprocessingCanvas" xmlns:cx="http://schemas.microsoft.com/office/drawing/2014/chartex" xmlns:cx1="http://schemas.microsoft.com/office/drawing/2015/9/8/chartex" xmlns:mc="http://schemas.openxmlformats.org/markup-compatibility/2006" xmlns:o="urn:schemas-microsoft-com:office:office" xmlns:r="http://schemas.openxmlformats.org/officeDocument/2006/relationships" xmlns:m="http://schemas.openxmlformats.org/officeDocument/2006/math" xmlns:v="urn:schemas-microsoft-com:vml" xmlns:wp14="http://schemas.microsoft.com/office/word/2010/wordprocessingDrawing" xmlns:wp="http://schemas.openxmlformats.org/drawingml/2006/wordprocessingDrawing" xmlns:w10="urn:schemas-microsoft-com:office:word" xmlns:w="http://schemas.openxmlformats.org/wordprocessingml/2006/main" xmlns:w14="http://schemas.microsoft.com/office/word/2010/wordml" xmlns:w15="http://schemas.microsoft.com/office/word/2012/wordml" xmlns:w16se="http://schemas.microsoft.com/office/word/2015/wordml/symex" xmlns:wpg="http://schemas.microsoft.com/office/word/2010/wordprocessingGroup" xmlns:wpi="http://schemas.microsoft.com/office/word/2010/wordprocessingInk" xmlns:wne="http://schemas.microsoft.com/office/word/2006/wordml" xmlns:wps="http://schemas.microsoft.com/office/word/2010/wordprocessingShape" mc:Ignorable="w14 w15 w16se wp14">
   <w:p>
     <w:pPr>
       <w:pStyle w:val="Header"/>
@@ -19864,11 +18430,14 @@
 </file>
 
 <file path=word/header5.xml><?xml version="1.0" encoding="utf-8"?>
-<w:hdr xmlns:wpc="http://schemas.microsoft.com/office/word/2010/wordprocessingCanvas" xmlns:cx="http://schemas.microsoft.com/office/drawing/2014/chartex" xmlns:cx1="http://schemas.microsoft.com/office/drawing/2015/9/8/chartex" xmlns:cx2="http://schemas.microsoft.com/office/drawing/2015/10/21/chartex" xmlns:cx3="http://schemas.microsoft.com/office/drawing/2016/5/9/chartex" xmlns:cx4="http://schemas.microsoft.com/office/drawing/2016/5/10/chartex" xmlns:cx5="http://schemas.microsoft.com/office/drawing/2016/5/11/chartex" xmlns:cx6="http://schemas.microsoft.com/office/drawing/2016/5/12/chartex" xmlns:cx7="http://schemas.microsoft.com/office/drawing/2016/5/13/chartex" xmlns:cx8="http://schemas.microsoft.com/office/drawing/2016/5/14/chartex" xmlns:mc="http://schemas.openxmlformats.org/markup-compatibility/2006" xmlns:aink="http://schemas.microsoft.com/office/drawing/2016/ink" xmlns:am3d="http://schemas.microsoft.com/office/drawing/2017/model3d" xmlns:o="urn:schemas-microsoft-com:office:office" xmlns:r="http://schemas.openxmlformats.org/officeDocument/2006/relationships" xmlns:m="http://schemas.openxmlformats.org/officeDocument/2006/math" xmlns:v="urn:schemas-microsoft-com:vml" xmlns:wp14="http://schemas.microsoft.com/office/word/2010/wordprocessingDrawing" xmlns:wp="http://schemas.openxmlformats.org/drawingml/2006/wordprocessingDrawing" xmlns:w10="urn:schemas-microsoft-com:office:word" xmlns:w="http://schemas.openxmlformats.org/wordprocessingml/2006/main" xmlns:w14="http://schemas.microsoft.com/office/word/2010/wordml" xmlns:w15="http://schemas.microsoft.com/office/word/2012/wordml" xmlns:w16cex="http://schemas.microsoft.com/office/word/2018/wordml/cex" xmlns:w16cid="http://schemas.microsoft.com/office/word/2016/wordml/cid" xmlns:w16="http://schemas.microsoft.com/office/word/2018/wordml" xmlns:w16sdtdh="http://schemas.microsoft.com/office/word/2020/wordml/sdtdatahash" xmlns:w16se="http://schemas.microsoft.com/office/word/2015/wordml/symex" xmlns:wpg="http://schemas.microsoft.com/office/word/2010/wordprocessingGroup" xmlns:wpi="http://schemas.microsoft.com/office/word/2010/wordprocessingInk" xmlns:wne="http://schemas.microsoft.com/office/word/2006/wordml" xmlns:wps="http://schemas.microsoft.com/office/word/2010/wordprocessingShape" mc:Ignorable="w14 w15 w16se w16cid w16 w16cex w16sdtdh wp14">
+<w:hdr xmlns:wpc="http://schemas.microsoft.com/office/word/2010/wordprocessingCanvas" xmlns:cx="http://schemas.microsoft.com/office/drawing/2014/chartex" xmlns:cx1="http://schemas.microsoft.com/office/drawing/2015/9/8/chartex" xmlns:mc="http://schemas.openxmlformats.org/markup-compatibility/2006" xmlns:o="urn:schemas-microsoft-com:office:office" xmlns:r="http://schemas.openxmlformats.org/officeDocument/2006/relationships" xmlns:m="http://schemas.openxmlformats.org/officeDocument/2006/math" xmlns:v="urn:schemas-microsoft-com:vml" xmlns:wp14="http://schemas.microsoft.com/office/word/2010/wordprocessingDrawing" xmlns:wp="http://schemas.openxmlformats.org/drawingml/2006/wordprocessingDrawing" xmlns:w10="urn:schemas-microsoft-com:office:word" xmlns:w="http://schemas.openxmlformats.org/wordprocessingml/2006/main" xmlns:w14="http://schemas.microsoft.com/office/word/2010/wordml" xmlns:w15="http://schemas.microsoft.com/office/word/2012/wordml" xmlns:w16se="http://schemas.microsoft.com/office/word/2015/wordml/symex" xmlns:wpg="http://schemas.microsoft.com/office/word/2010/wordprocessingGroup" xmlns:wpi="http://schemas.microsoft.com/office/word/2010/wordprocessingInk" xmlns:wne="http://schemas.microsoft.com/office/word/2006/wordml" xmlns:wps="http://schemas.microsoft.com/office/word/2010/wordprocessingShape" mc:Ignorable="w14 w15 w16se wp14">
   <w:p>
     <w:pPr>
       <w:pStyle w:val="Header"/>
       <w:rPr>
+        <w:rFonts w:ascii="Arial" w:hAnsi="Arial" w:cs="Arial"/>
+        <w:sz w:val="18"/>
+        <w:szCs w:val="18"/>
         <w:lang w:val="sr-Cyrl-RS"/>
       </w:rPr>
     </w:pPr>
@@ -19877,7 +18446,7 @@
 </file>
 
 <file path=word/header6.xml><?xml version="1.0" encoding="utf-8"?>
-<w:hdr xmlns:wpc="http://schemas.microsoft.com/office/word/2010/wordprocessingCanvas" xmlns:cx="http://schemas.microsoft.com/office/drawing/2014/chartex" xmlns:cx1="http://schemas.microsoft.com/office/drawing/2015/9/8/chartex" xmlns:cx2="http://schemas.microsoft.com/office/drawing/2015/10/21/chartex" xmlns:cx3="http://schemas.microsoft.com/office/drawing/2016/5/9/chartex" xmlns:cx4="http://schemas.microsoft.com/office/drawing/2016/5/10/chartex" xmlns:cx5="http://schemas.microsoft.com/office/drawing/2016/5/11/chartex" xmlns:cx6="http://schemas.microsoft.com/office/drawing/2016/5/12/chartex" xmlns:cx7="http://schemas.microsoft.com/office/drawing/2016/5/13/chartex" xmlns:cx8="http://schemas.microsoft.com/office/drawing/2016/5/14/chartex" xmlns:mc="http://schemas.openxmlformats.org/markup-compatibility/2006" xmlns:aink="http://schemas.microsoft.com/office/drawing/2016/ink" xmlns:am3d="http://schemas.microsoft.com/office/drawing/2017/model3d" xmlns:o="urn:schemas-microsoft-com:office:office" xmlns:r="http://schemas.openxmlformats.org/officeDocument/2006/relationships" xmlns:m="http://schemas.openxmlformats.org/officeDocument/2006/math" xmlns:v="urn:schemas-microsoft-com:vml" xmlns:wp14="http://schemas.microsoft.com/office/word/2010/wordprocessingDrawing" xmlns:wp="http://schemas.openxmlformats.org/drawingml/2006/wordprocessingDrawing" xmlns:w10="urn:schemas-microsoft-com:office:word" xmlns:w="http://schemas.openxmlformats.org/wordprocessingml/2006/main" xmlns:w14="http://schemas.microsoft.com/office/word/2010/wordml" xmlns:w15="http://schemas.microsoft.com/office/word/2012/wordml" xmlns:w16cex="http://schemas.microsoft.com/office/word/2018/wordml/cex" xmlns:w16cid="http://schemas.microsoft.com/office/word/2016/wordml/cid" xmlns:w16="http://schemas.microsoft.com/office/word/2018/wordml" xmlns:w16sdtdh="http://schemas.microsoft.com/office/word/2020/wordml/sdtdatahash" xmlns:w16se="http://schemas.microsoft.com/office/word/2015/wordml/symex" xmlns:wpg="http://schemas.microsoft.com/office/word/2010/wordprocessingGroup" xmlns:wpi="http://schemas.microsoft.com/office/word/2010/wordprocessingInk" xmlns:wne="http://schemas.microsoft.com/office/word/2006/wordml" xmlns:wps="http://schemas.microsoft.com/office/word/2010/wordprocessingShape" mc:Ignorable="w14 w15 w16se w16cid w16 w16cex w16sdtdh wp14">
+<w:hdr xmlns:wpc="http://schemas.microsoft.com/office/word/2010/wordprocessingCanvas" xmlns:cx="http://schemas.microsoft.com/office/drawing/2014/chartex" xmlns:cx1="http://schemas.microsoft.com/office/drawing/2015/9/8/chartex" xmlns:mc="http://schemas.openxmlformats.org/markup-compatibility/2006" xmlns:o="urn:schemas-microsoft-com:office:office" xmlns:r="http://schemas.openxmlformats.org/officeDocument/2006/relationships" xmlns:m="http://schemas.openxmlformats.org/officeDocument/2006/math" xmlns:v="urn:schemas-microsoft-com:vml" xmlns:wp14="http://schemas.microsoft.com/office/word/2010/wordprocessingDrawing" xmlns:wp="http://schemas.openxmlformats.org/drawingml/2006/wordprocessingDrawing" xmlns:w10="urn:schemas-microsoft-com:office:word" xmlns:w="http://schemas.openxmlformats.org/wordprocessingml/2006/main" xmlns:w14="http://schemas.microsoft.com/office/word/2010/wordml" xmlns:w15="http://schemas.microsoft.com/office/word/2012/wordml" xmlns:w16se="http://schemas.microsoft.com/office/word/2015/wordml/symex" xmlns:wpg="http://schemas.microsoft.com/office/word/2010/wordprocessingGroup" xmlns:wpi="http://schemas.microsoft.com/office/word/2010/wordprocessingInk" xmlns:wne="http://schemas.microsoft.com/office/word/2006/wordml" xmlns:wps="http://schemas.microsoft.com/office/word/2010/wordprocessingShape" mc:Ignorable="w14 w15 w16se wp14">
   <w:p>
     <w:pPr>
       <w:pStyle w:val="Header"/>
@@ -19890,7 +18459,7 @@
 </file>
 
 <file path=word/header7.xml><?xml version="1.0" encoding="utf-8"?>
-<w:hdr xmlns:wpc="http://schemas.microsoft.com/office/word/2010/wordprocessingCanvas" xmlns:cx="http://schemas.microsoft.com/office/drawing/2014/chartex" xmlns:cx1="http://schemas.microsoft.com/office/drawing/2015/9/8/chartex" xmlns:cx2="http://schemas.microsoft.com/office/drawing/2015/10/21/chartex" xmlns:cx3="http://schemas.microsoft.com/office/drawing/2016/5/9/chartex" xmlns:cx4="http://schemas.microsoft.com/office/drawing/2016/5/10/chartex" xmlns:cx5="http://schemas.microsoft.com/office/drawing/2016/5/11/chartex" xmlns:cx6="http://schemas.microsoft.com/office/drawing/2016/5/12/chartex" xmlns:cx7="http://schemas.microsoft.com/office/drawing/2016/5/13/chartex" xmlns:cx8="http://schemas.microsoft.com/office/drawing/2016/5/14/chartex" xmlns:mc="http://schemas.openxmlformats.org/markup-compatibility/2006" xmlns:aink="http://schemas.microsoft.com/office/drawing/2016/ink" xmlns:am3d="http://schemas.microsoft.com/office/drawing/2017/model3d" xmlns:o="urn:schemas-microsoft-com:office:office" xmlns:r="http://schemas.openxmlformats.org/officeDocument/2006/relationships" xmlns:m="http://schemas.openxmlformats.org/officeDocument/2006/math" xmlns:v="urn:schemas-microsoft-com:vml" xmlns:wp14="http://schemas.microsoft.com/office/word/2010/wordprocessingDrawing" xmlns:wp="http://schemas.openxmlformats.org/drawingml/2006/wordprocessingDrawing" xmlns:w10="urn:schemas-microsoft-com:office:word" xmlns:w="http://schemas.openxmlformats.org/wordprocessingml/2006/main" xmlns:w14="http://schemas.microsoft.com/office/word/2010/wordml" xmlns:w15="http://schemas.microsoft.com/office/word/2012/wordml" xmlns:w16cex="http://schemas.microsoft.com/office/word/2018/wordml/cex" xmlns:w16cid="http://schemas.microsoft.com/office/word/2016/wordml/cid" xmlns:w16="http://schemas.microsoft.com/office/word/2018/wordml" xmlns:w16sdtdh="http://schemas.microsoft.com/office/word/2020/wordml/sdtdatahash" xmlns:w16se="http://schemas.microsoft.com/office/word/2015/wordml/symex" xmlns:wpg="http://schemas.microsoft.com/office/word/2010/wordprocessingGroup" xmlns:wpi="http://schemas.microsoft.com/office/word/2010/wordprocessingInk" xmlns:wne="http://schemas.microsoft.com/office/word/2006/wordml" xmlns:wps="http://schemas.microsoft.com/office/word/2010/wordprocessingShape" mc:Ignorable="w14 w15 w16se w16cid w16 w16cex w16sdtdh wp14">
+<w:hdr xmlns:wpc="http://schemas.microsoft.com/office/word/2010/wordprocessingCanvas" xmlns:cx="http://schemas.microsoft.com/office/drawing/2014/chartex" xmlns:cx1="http://schemas.microsoft.com/office/drawing/2015/9/8/chartex" xmlns:mc="http://schemas.openxmlformats.org/markup-compatibility/2006" xmlns:o="urn:schemas-microsoft-com:office:office" xmlns:r="http://schemas.openxmlformats.org/officeDocument/2006/relationships" xmlns:m="http://schemas.openxmlformats.org/officeDocument/2006/math" xmlns:v="urn:schemas-microsoft-com:vml" xmlns:wp14="http://schemas.microsoft.com/office/word/2010/wordprocessingDrawing" xmlns:wp="http://schemas.openxmlformats.org/drawingml/2006/wordprocessingDrawing" xmlns:w10="urn:schemas-microsoft-com:office:word" xmlns:w="http://schemas.openxmlformats.org/wordprocessingml/2006/main" xmlns:w14="http://schemas.microsoft.com/office/word/2010/wordml" xmlns:w15="http://schemas.microsoft.com/office/word/2012/wordml" xmlns:w16se="http://schemas.microsoft.com/office/word/2015/wordml/symex" xmlns:wpg="http://schemas.microsoft.com/office/word/2010/wordprocessingGroup" xmlns:wpi="http://schemas.microsoft.com/office/word/2010/wordprocessingInk" xmlns:wne="http://schemas.microsoft.com/office/word/2006/wordml" xmlns:wps="http://schemas.microsoft.com/office/word/2010/wordprocessingShape" mc:Ignorable="w14 w15 w16se wp14">
   <w:p>
     <w:pPr>
       <w:pStyle w:val="Header"/>
@@ -19899,18 +18468,12 @@
         <w:lang w:val="sr-Cyrl-RS"/>
       </w:rPr>
     </w:pPr>
-    <w:r>
-      <w:rPr>
-        <w:lang w:val="sr-Cyrl-RS"/>
-      </w:rPr>
-      <w:t>???</w:t>
-    </w:r>
   </w:p>
 </w:hdr>
 </file>
 
 <file path=word/header8.xml><?xml version="1.0" encoding="utf-8"?>
-<w:hdr xmlns:wpc="http://schemas.microsoft.com/office/word/2010/wordprocessingCanvas" xmlns:cx="http://schemas.microsoft.com/office/drawing/2014/chartex" xmlns:cx1="http://schemas.microsoft.com/office/drawing/2015/9/8/chartex" xmlns:cx2="http://schemas.microsoft.com/office/drawing/2015/10/21/chartex" xmlns:cx3="http://schemas.microsoft.com/office/drawing/2016/5/9/chartex" xmlns:cx4="http://schemas.microsoft.com/office/drawing/2016/5/10/chartex" xmlns:cx5="http://schemas.microsoft.com/office/drawing/2016/5/11/chartex" xmlns:cx6="http://schemas.microsoft.com/office/drawing/2016/5/12/chartex" xmlns:cx7="http://schemas.microsoft.com/office/drawing/2016/5/13/chartex" xmlns:cx8="http://schemas.microsoft.com/office/drawing/2016/5/14/chartex" xmlns:mc="http://schemas.openxmlformats.org/markup-compatibility/2006" xmlns:aink="http://schemas.microsoft.com/office/drawing/2016/ink" xmlns:am3d="http://schemas.microsoft.com/office/drawing/2017/model3d" xmlns:o="urn:schemas-microsoft-com:office:office" xmlns:r="http://schemas.openxmlformats.org/officeDocument/2006/relationships" xmlns:m="http://schemas.openxmlformats.org/officeDocument/2006/math" xmlns:v="urn:schemas-microsoft-com:vml" xmlns:wp14="http://schemas.microsoft.com/office/word/2010/wordprocessingDrawing" xmlns:wp="http://schemas.openxmlformats.org/drawingml/2006/wordprocessingDrawing" xmlns:w10="urn:schemas-microsoft-com:office:word" xmlns:w="http://schemas.openxmlformats.org/wordprocessingml/2006/main" xmlns:w14="http://schemas.microsoft.com/office/word/2010/wordml" xmlns:w15="http://schemas.microsoft.com/office/word/2012/wordml" xmlns:w16cex="http://schemas.microsoft.com/office/word/2018/wordml/cex" xmlns:w16cid="http://schemas.microsoft.com/office/word/2016/wordml/cid" xmlns:w16="http://schemas.microsoft.com/office/word/2018/wordml" xmlns:w16sdtdh="http://schemas.microsoft.com/office/word/2020/wordml/sdtdatahash" xmlns:w16se="http://schemas.microsoft.com/office/word/2015/wordml/symex" xmlns:wpg="http://schemas.microsoft.com/office/word/2010/wordprocessingGroup" xmlns:wpi="http://schemas.microsoft.com/office/word/2010/wordprocessingInk" xmlns:wne="http://schemas.microsoft.com/office/word/2006/wordml" xmlns:wps="http://schemas.microsoft.com/office/word/2010/wordprocessingShape" mc:Ignorable="w14 w15 w16se w16cid w16 w16cex w16sdtdh wp14">
+<w:hdr xmlns:wpc="http://schemas.microsoft.com/office/word/2010/wordprocessingCanvas" xmlns:cx="http://schemas.microsoft.com/office/drawing/2014/chartex" xmlns:cx1="http://schemas.microsoft.com/office/drawing/2015/9/8/chartex" xmlns:mc="http://schemas.openxmlformats.org/markup-compatibility/2006" xmlns:o="urn:schemas-microsoft-com:office:office" xmlns:r="http://schemas.openxmlformats.org/officeDocument/2006/relationships" xmlns:m="http://schemas.openxmlformats.org/officeDocument/2006/math" xmlns:v="urn:schemas-microsoft-com:vml" xmlns:wp14="http://schemas.microsoft.com/office/word/2010/wordprocessingDrawing" xmlns:wp="http://schemas.openxmlformats.org/drawingml/2006/wordprocessingDrawing" xmlns:w10="urn:schemas-microsoft-com:office:word" xmlns:w="http://schemas.openxmlformats.org/wordprocessingml/2006/main" xmlns:w14="http://schemas.microsoft.com/office/word/2010/wordml" xmlns:w15="http://schemas.microsoft.com/office/word/2012/wordml" xmlns:w16se="http://schemas.microsoft.com/office/word/2015/wordml/symex" xmlns:wpg="http://schemas.microsoft.com/office/word/2010/wordprocessingGroup" xmlns:wpi="http://schemas.microsoft.com/office/word/2010/wordprocessingInk" xmlns:wne="http://schemas.microsoft.com/office/word/2006/wordml" xmlns:wps="http://schemas.microsoft.com/office/word/2010/wordprocessingShape" mc:Ignorable="w14 w15 w16se wp14">
   <w:p>
     <w:pPr>
       <w:pStyle w:val="Header"/>
@@ -19921,20 +18484,23 @@
     </w:pPr>
     <w:r>
       <w:rPr>
+        <w:rFonts w:ascii="Arial" w:hAnsi="Arial" w:cs="Arial"/>
+        <w:sz w:val="18"/>
+        <w:szCs w:val="18"/>
         <w:lang w:val="sr-Cyrl-RS"/>
       </w:rPr>
-      <w:t>???</w:t>
+      <w:t>Платформа за трговину енергијом са микросервисном архитектуром и AI анализом тржишта</w:t>
     </w:r>
   </w:p>
 </w:hdr>
 </file>
 
 <file path=word/numbering.xml><?xml version="1.0" encoding="utf-8"?>
-<w:numbering xmlns:wpc="http://schemas.microsoft.com/office/word/2010/wordprocessingCanvas" xmlns:cx="http://schemas.microsoft.com/office/drawing/2014/chartex" xmlns:cx1="http://schemas.microsoft.com/office/drawing/2015/9/8/chartex" xmlns:cx2="http://schemas.microsoft.com/office/drawing/2015/10/21/chartex" xmlns:cx3="http://schemas.microsoft.com/office/drawing/2016/5/9/chartex" xmlns:cx4="http://schemas.microsoft.com/office/drawing/2016/5/10/chartex" xmlns:cx5="http://schemas.microsoft.com/office/drawing/2016/5/11/chartex" xmlns:cx6="http://schemas.microsoft.com/office/drawing/2016/5/12/chartex" xmlns:cx7="http://schemas.microsoft.com/office/drawing/2016/5/13/chartex" xmlns:cx8="http://schemas.microsoft.com/office/drawing/2016/5/14/chartex" xmlns:mc="http://schemas.openxmlformats.org/markup-compatibility/2006" xmlns:aink="http://schemas.microsoft.com/office/drawing/2016/ink" xmlns:am3d="http://schemas.microsoft.com/office/drawing/2017/model3d" xmlns:o="urn:schemas-microsoft-com:office:office" xmlns:r="http://schemas.openxmlformats.org/officeDocument/2006/relationships" xmlns:m="http://schemas.openxmlformats.org/officeDocument/2006/math" xmlns:v="urn:schemas-microsoft-com:vml" xmlns:wp14="http://schemas.microsoft.com/office/word/2010/wordprocessingDrawing" xmlns:wp="http://schemas.openxmlformats.org/drawingml/2006/wordprocessingDrawing" xmlns:w10="urn:schemas-microsoft-com:office:word" xmlns:w="http://schemas.openxmlformats.org/wordprocessingml/2006/main" xmlns:w14="http://schemas.microsoft.com/office/word/2010/wordml" xmlns:w15="http://schemas.microsoft.com/office/word/2012/wordml" xmlns:w16cex="http://schemas.microsoft.com/office/word/2018/wordml/cex" xmlns:w16cid="http://schemas.microsoft.com/office/word/2016/wordml/cid" xmlns:w16="http://schemas.microsoft.com/office/word/2018/wordml" xmlns:w16sdtdh="http://schemas.microsoft.com/office/word/2020/wordml/sdtdatahash" xmlns:w16se="http://schemas.microsoft.com/office/word/2015/wordml/symex" xmlns:wpg="http://schemas.microsoft.com/office/word/2010/wordprocessingGroup" xmlns:wpi="http://schemas.microsoft.com/office/word/2010/wordprocessingInk" xmlns:wne="http://schemas.microsoft.com/office/word/2006/wordml" xmlns:wps="http://schemas.microsoft.com/office/word/2010/wordprocessingShape" mc:Ignorable="w14 w15 w16se w16cid w16 w16cex w16sdtdh wp14">
+<w:numbering xmlns:wpc="http://schemas.microsoft.com/office/word/2010/wordprocessingCanvas" xmlns:cx="http://schemas.microsoft.com/office/drawing/2014/chartex" xmlns:cx1="http://schemas.microsoft.com/office/drawing/2015/9/8/chartex" xmlns:mc="http://schemas.openxmlformats.org/markup-compatibility/2006" xmlns:o="urn:schemas-microsoft-com:office:office" xmlns:r="http://schemas.openxmlformats.org/officeDocument/2006/relationships" xmlns:m="http://schemas.openxmlformats.org/officeDocument/2006/math" xmlns:v="urn:schemas-microsoft-com:vml" xmlns:wp14="http://schemas.microsoft.com/office/word/2010/wordprocessingDrawing" xmlns:wp="http://schemas.openxmlformats.org/drawingml/2006/wordprocessingDrawing" xmlns:w10="urn:schemas-microsoft-com:office:word" xmlns:w="http://schemas.openxmlformats.org/wordprocessingml/2006/main" xmlns:w14="http://schemas.microsoft.com/office/word/2010/wordml" xmlns:w15="http://schemas.microsoft.com/office/word/2012/wordml" xmlns:w16se="http://schemas.microsoft.com/office/word/2015/wordml/symex" xmlns:wpg="http://schemas.microsoft.com/office/word/2010/wordprocessingGroup" xmlns:wpi="http://schemas.microsoft.com/office/word/2010/wordprocessingInk" xmlns:wne="http://schemas.microsoft.com/office/word/2006/wordml" xmlns:wps="http://schemas.microsoft.com/office/word/2010/wordprocessingShape" mc:Ignorable="w14 w15 w16se wp14">
   <w:abstractNum w:abstractNumId="0" w15:restartNumberingAfterBreak="0">
-    <w:nsid w:val="0D7C12BF"/>
+    <w:nsid w:val="0D66234F"/>
     <w:multiLevelType w:val="hybridMultilevel"/>
-    <w:tmpl w:val="D1AA0948"/>
+    <w:tmpl w:val="7A1AB5F4"/>
     <w:lvl w:ilvl="0" w:tplc="04090001">
       <w:start w:val="1"/>
       <w:numFmt w:val="bullet"/>
@@ -20045,181 +18611,9 @@
     </w:lvl>
   </w:abstractNum>
   <w:abstractNum w:abstractNumId="1" w15:restartNumberingAfterBreak="0">
-    <w:nsid w:val="2AF001AA"/>
+    <w:nsid w:val="0D7C12BF"/>
     <w:multiLevelType w:val="hybridMultilevel"/>
-    <w:tmpl w:val="0024AE18"/>
-    <w:lvl w:ilvl="0" w:tplc="0409000F">
-      <w:start w:val="1"/>
-      <w:numFmt w:val="decimal"/>
-      <w:lvlText w:val="%1."/>
-      <w:lvlJc w:val="left"/>
-      <w:pPr>
-        <w:ind w:left="720" w:hanging="360"/>
-      </w:pPr>
-    </w:lvl>
-    <w:lvl w:ilvl="1" w:tplc="04090019" w:tentative="1">
-      <w:start w:val="1"/>
-      <w:numFmt w:val="lowerLetter"/>
-      <w:lvlText w:val="%2."/>
-      <w:lvlJc w:val="left"/>
-      <w:pPr>
-        <w:ind w:left="1440" w:hanging="360"/>
-      </w:pPr>
-    </w:lvl>
-    <w:lvl w:ilvl="2" w:tplc="0409001B" w:tentative="1">
-      <w:start w:val="1"/>
-      <w:numFmt w:val="lowerRoman"/>
-      <w:lvlText w:val="%3."/>
-      <w:lvlJc w:val="right"/>
-      <w:pPr>
-        <w:ind w:left="2160" w:hanging="180"/>
-      </w:pPr>
-    </w:lvl>
-    <w:lvl w:ilvl="3" w:tplc="0409000F" w:tentative="1">
-      <w:start w:val="1"/>
-      <w:numFmt w:val="decimal"/>
-      <w:lvlText w:val="%4."/>
-      <w:lvlJc w:val="left"/>
-      <w:pPr>
-        <w:ind w:left="2880" w:hanging="360"/>
-      </w:pPr>
-    </w:lvl>
-    <w:lvl w:ilvl="4" w:tplc="04090019" w:tentative="1">
-      <w:start w:val="1"/>
-      <w:numFmt w:val="lowerLetter"/>
-      <w:lvlText w:val="%5."/>
-      <w:lvlJc w:val="left"/>
-      <w:pPr>
-        <w:ind w:left="3600" w:hanging="360"/>
-      </w:pPr>
-    </w:lvl>
-    <w:lvl w:ilvl="5" w:tplc="0409001B" w:tentative="1">
-      <w:start w:val="1"/>
-      <w:numFmt w:val="lowerRoman"/>
-      <w:lvlText w:val="%6."/>
-      <w:lvlJc w:val="right"/>
-      <w:pPr>
-        <w:ind w:left="4320" w:hanging="180"/>
-      </w:pPr>
-    </w:lvl>
-    <w:lvl w:ilvl="6" w:tplc="0409000F" w:tentative="1">
-      <w:start w:val="1"/>
-      <w:numFmt w:val="decimal"/>
-      <w:lvlText w:val="%7."/>
-      <w:lvlJc w:val="left"/>
-      <w:pPr>
-        <w:ind w:left="5040" w:hanging="360"/>
-      </w:pPr>
-    </w:lvl>
-    <w:lvl w:ilvl="7" w:tplc="04090019" w:tentative="1">
-      <w:start w:val="1"/>
-      <w:numFmt w:val="lowerLetter"/>
-      <w:lvlText w:val="%8."/>
-      <w:lvlJc w:val="left"/>
-      <w:pPr>
-        <w:ind w:left="5760" w:hanging="360"/>
-      </w:pPr>
-    </w:lvl>
-    <w:lvl w:ilvl="8" w:tplc="0409001B" w:tentative="1">
-      <w:start w:val="1"/>
-      <w:numFmt w:val="lowerRoman"/>
-      <w:lvlText w:val="%9."/>
-      <w:lvlJc w:val="right"/>
-      <w:pPr>
-        <w:ind w:left="6480" w:hanging="180"/>
-      </w:pPr>
-    </w:lvl>
-  </w:abstractNum>
-  <w:abstractNum w:abstractNumId="2" w15:restartNumberingAfterBreak="0">
-    <w:nsid w:val="2C7F3691"/>
-    <w:multiLevelType w:val="hybridMultilevel"/>
-    <w:tmpl w:val="33022CD4"/>
-    <w:lvl w:ilvl="0" w:tplc="0409000F">
-      <w:start w:val="1"/>
-      <w:numFmt w:val="decimal"/>
-      <w:lvlText w:val="%1."/>
-      <w:lvlJc w:val="left"/>
-      <w:pPr>
-        <w:ind w:left="720" w:hanging="360"/>
-      </w:pPr>
-    </w:lvl>
-    <w:lvl w:ilvl="1" w:tplc="04090019" w:tentative="1">
-      <w:start w:val="1"/>
-      <w:numFmt w:val="lowerLetter"/>
-      <w:lvlText w:val="%2."/>
-      <w:lvlJc w:val="left"/>
-      <w:pPr>
-        <w:ind w:left="1440" w:hanging="360"/>
-      </w:pPr>
-    </w:lvl>
-    <w:lvl w:ilvl="2" w:tplc="0409001B" w:tentative="1">
-      <w:start w:val="1"/>
-      <w:numFmt w:val="lowerRoman"/>
-      <w:lvlText w:val="%3."/>
-      <w:lvlJc w:val="right"/>
-      <w:pPr>
-        <w:ind w:left="2160" w:hanging="180"/>
-      </w:pPr>
-    </w:lvl>
-    <w:lvl w:ilvl="3" w:tplc="0409000F" w:tentative="1">
-      <w:start w:val="1"/>
-      <w:numFmt w:val="decimal"/>
-      <w:lvlText w:val="%4."/>
-      <w:lvlJc w:val="left"/>
-      <w:pPr>
-        <w:ind w:left="2880" w:hanging="360"/>
-      </w:pPr>
-    </w:lvl>
-    <w:lvl w:ilvl="4" w:tplc="04090019" w:tentative="1">
-      <w:start w:val="1"/>
-      <w:numFmt w:val="lowerLetter"/>
-      <w:lvlText w:val="%5."/>
-      <w:lvlJc w:val="left"/>
-      <w:pPr>
-        <w:ind w:left="3600" w:hanging="360"/>
-      </w:pPr>
-    </w:lvl>
-    <w:lvl w:ilvl="5" w:tplc="0409001B" w:tentative="1">
-      <w:start w:val="1"/>
-      <w:numFmt w:val="lowerRoman"/>
-      <w:lvlText w:val="%6."/>
-      <w:lvlJc w:val="right"/>
-      <w:pPr>
-        <w:ind w:left="4320" w:hanging="180"/>
-      </w:pPr>
-    </w:lvl>
-    <w:lvl w:ilvl="6" w:tplc="0409000F" w:tentative="1">
-      <w:start w:val="1"/>
-      <w:numFmt w:val="decimal"/>
-      <w:lvlText w:val="%7."/>
-      <w:lvlJc w:val="left"/>
-      <w:pPr>
-        <w:ind w:left="5040" w:hanging="360"/>
-      </w:pPr>
-    </w:lvl>
-    <w:lvl w:ilvl="7" w:tplc="04090019" w:tentative="1">
-      <w:start w:val="1"/>
-      <w:numFmt w:val="lowerLetter"/>
-      <w:lvlText w:val="%8."/>
-      <w:lvlJc w:val="left"/>
-      <w:pPr>
-        <w:ind w:left="5760" w:hanging="360"/>
-      </w:pPr>
-    </w:lvl>
-    <w:lvl w:ilvl="8" w:tplc="0409001B" w:tentative="1">
-      <w:start w:val="1"/>
-      <w:numFmt w:val="lowerRoman"/>
-      <w:lvlText w:val="%9."/>
-      <w:lvlJc w:val="right"/>
-      <w:pPr>
-        <w:ind w:left="6480" w:hanging="180"/>
-      </w:pPr>
-    </w:lvl>
-  </w:abstractNum>
-  <w:abstractNum w:abstractNumId="3" w15:restartNumberingAfterBreak="0">
-    <w:nsid w:val="2D0F43BB"/>
-    <w:multiLevelType w:val="hybridMultilevel"/>
-    <w:tmpl w:val="EFC849DA"/>
+    <w:tmpl w:val="D1AA0948"/>
     <w:lvl w:ilvl="0" w:tplc="04090001">
       <w:start w:val="1"/>
       <w:numFmt w:val="bullet"/>
@@ -20329,10 +18723,182 @@
       </w:rPr>
     </w:lvl>
   </w:abstractNum>
+  <w:abstractNum w:abstractNumId="2" w15:restartNumberingAfterBreak="0">
+    <w:nsid w:val="2AF001AA"/>
+    <w:multiLevelType w:val="hybridMultilevel"/>
+    <w:tmpl w:val="0024AE18"/>
+    <w:lvl w:ilvl="0" w:tplc="0409000F">
+      <w:start w:val="1"/>
+      <w:numFmt w:val="decimal"/>
+      <w:lvlText w:val="%1."/>
+      <w:lvlJc w:val="left"/>
+      <w:pPr>
+        <w:ind w:left="720" w:hanging="360"/>
+      </w:pPr>
+    </w:lvl>
+    <w:lvl w:ilvl="1" w:tplc="04090019" w:tentative="1">
+      <w:start w:val="1"/>
+      <w:numFmt w:val="lowerLetter"/>
+      <w:lvlText w:val="%2."/>
+      <w:lvlJc w:val="left"/>
+      <w:pPr>
+        <w:ind w:left="1440" w:hanging="360"/>
+      </w:pPr>
+    </w:lvl>
+    <w:lvl w:ilvl="2" w:tplc="0409001B" w:tentative="1">
+      <w:start w:val="1"/>
+      <w:numFmt w:val="lowerRoman"/>
+      <w:lvlText w:val="%3."/>
+      <w:lvlJc w:val="right"/>
+      <w:pPr>
+        <w:ind w:left="2160" w:hanging="180"/>
+      </w:pPr>
+    </w:lvl>
+    <w:lvl w:ilvl="3" w:tplc="0409000F" w:tentative="1">
+      <w:start w:val="1"/>
+      <w:numFmt w:val="decimal"/>
+      <w:lvlText w:val="%4."/>
+      <w:lvlJc w:val="left"/>
+      <w:pPr>
+        <w:ind w:left="2880" w:hanging="360"/>
+      </w:pPr>
+    </w:lvl>
+    <w:lvl w:ilvl="4" w:tplc="04090019" w:tentative="1">
+      <w:start w:val="1"/>
+      <w:numFmt w:val="lowerLetter"/>
+      <w:lvlText w:val="%5."/>
+      <w:lvlJc w:val="left"/>
+      <w:pPr>
+        <w:ind w:left="3600" w:hanging="360"/>
+      </w:pPr>
+    </w:lvl>
+    <w:lvl w:ilvl="5" w:tplc="0409001B" w:tentative="1">
+      <w:start w:val="1"/>
+      <w:numFmt w:val="lowerRoman"/>
+      <w:lvlText w:val="%6."/>
+      <w:lvlJc w:val="right"/>
+      <w:pPr>
+        <w:ind w:left="4320" w:hanging="180"/>
+      </w:pPr>
+    </w:lvl>
+    <w:lvl w:ilvl="6" w:tplc="0409000F" w:tentative="1">
+      <w:start w:val="1"/>
+      <w:numFmt w:val="decimal"/>
+      <w:lvlText w:val="%7."/>
+      <w:lvlJc w:val="left"/>
+      <w:pPr>
+        <w:ind w:left="5040" w:hanging="360"/>
+      </w:pPr>
+    </w:lvl>
+    <w:lvl w:ilvl="7" w:tplc="04090019" w:tentative="1">
+      <w:start w:val="1"/>
+      <w:numFmt w:val="lowerLetter"/>
+      <w:lvlText w:val="%8."/>
+      <w:lvlJc w:val="left"/>
+      <w:pPr>
+        <w:ind w:left="5760" w:hanging="360"/>
+      </w:pPr>
+    </w:lvl>
+    <w:lvl w:ilvl="8" w:tplc="0409001B" w:tentative="1">
+      <w:start w:val="1"/>
+      <w:numFmt w:val="lowerRoman"/>
+      <w:lvlText w:val="%9."/>
+      <w:lvlJc w:val="right"/>
+      <w:pPr>
+        <w:ind w:left="6480" w:hanging="180"/>
+      </w:pPr>
+    </w:lvl>
+  </w:abstractNum>
+  <w:abstractNum w:abstractNumId="3" w15:restartNumberingAfterBreak="0">
+    <w:nsid w:val="2C7F3691"/>
+    <w:multiLevelType w:val="hybridMultilevel"/>
+    <w:tmpl w:val="33022CD4"/>
+    <w:lvl w:ilvl="0" w:tplc="0409000F">
+      <w:start w:val="1"/>
+      <w:numFmt w:val="decimal"/>
+      <w:lvlText w:val="%1."/>
+      <w:lvlJc w:val="left"/>
+      <w:pPr>
+        <w:ind w:left="720" w:hanging="360"/>
+      </w:pPr>
+    </w:lvl>
+    <w:lvl w:ilvl="1" w:tplc="04090019" w:tentative="1">
+      <w:start w:val="1"/>
+      <w:numFmt w:val="lowerLetter"/>
+      <w:lvlText w:val="%2."/>
+      <w:lvlJc w:val="left"/>
+      <w:pPr>
+        <w:ind w:left="1440" w:hanging="360"/>
+      </w:pPr>
+    </w:lvl>
+    <w:lvl w:ilvl="2" w:tplc="0409001B" w:tentative="1">
+      <w:start w:val="1"/>
+      <w:numFmt w:val="lowerRoman"/>
+      <w:lvlText w:val="%3."/>
+      <w:lvlJc w:val="right"/>
+      <w:pPr>
+        <w:ind w:left="2160" w:hanging="180"/>
+      </w:pPr>
+    </w:lvl>
+    <w:lvl w:ilvl="3" w:tplc="0409000F" w:tentative="1">
+      <w:start w:val="1"/>
+      <w:numFmt w:val="decimal"/>
+      <w:lvlText w:val="%4."/>
+      <w:lvlJc w:val="left"/>
+      <w:pPr>
+        <w:ind w:left="2880" w:hanging="360"/>
+      </w:pPr>
+    </w:lvl>
+    <w:lvl w:ilvl="4" w:tplc="04090019" w:tentative="1">
+      <w:start w:val="1"/>
+      <w:numFmt w:val="lowerLetter"/>
+      <w:lvlText w:val="%5."/>
+      <w:lvlJc w:val="left"/>
+      <w:pPr>
+        <w:ind w:left="3600" w:hanging="360"/>
+      </w:pPr>
+    </w:lvl>
+    <w:lvl w:ilvl="5" w:tplc="0409001B" w:tentative="1">
+      <w:start w:val="1"/>
+      <w:numFmt w:val="lowerRoman"/>
+      <w:lvlText w:val="%6."/>
+      <w:lvlJc w:val="right"/>
+      <w:pPr>
+        <w:ind w:left="4320" w:hanging="180"/>
+      </w:pPr>
+    </w:lvl>
+    <w:lvl w:ilvl="6" w:tplc="0409000F" w:tentative="1">
+      <w:start w:val="1"/>
+      <w:numFmt w:val="decimal"/>
+      <w:lvlText w:val="%7."/>
+      <w:lvlJc w:val="left"/>
+      <w:pPr>
+        <w:ind w:left="5040" w:hanging="360"/>
+      </w:pPr>
+    </w:lvl>
+    <w:lvl w:ilvl="7" w:tplc="04090019" w:tentative="1">
+      <w:start w:val="1"/>
+      <w:numFmt w:val="lowerLetter"/>
+      <w:lvlText w:val="%8."/>
+      <w:lvlJc w:val="left"/>
+      <w:pPr>
+        <w:ind w:left="5760" w:hanging="360"/>
+      </w:pPr>
+    </w:lvl>
+    <w:lvl w:ilvl="8" w:tplc="0409001B" w:tentative="1">
+      <w:start w:val="1"/>
+      <w:numFmt w:val="lowerRoman"/>
+      <w:lvlText w:val="%9."/>
+      <w:lvlJc w:val="right"/>
+      <w:pPr>
+        <w:ind w:left="6480" w:hanging="180"/>
+      </w:pPr>
+    </w:lvl>
+  </w:abstractNum>
   <w:abstractNum w:abstractNumId="4" w15:restartNumberingAfterBreak="0">
-    <w:nsid w:val="37DD5037"/>
+    <w:nsid w:val="2D0F43BB"/>
     <w:multiLevelType w:val="hybridMultilevel"/>
-    <w:tmpl w:val="2C227358"/>
+    <w:tmpl w:val="EFC849DA"/>
     <w:lvl w:ilvl="0" w:tplc="04090001">
       <w:start w:val="1"/>
       <w:numFmt w:val="bullet"/>
@@ -20443,9 +19009,9 @@
     </w:lvl>
   </w:abstractNum>
   <w:abstractNum w:abstractNumId="5" w15:restartNumberingAfterBreak="0">
-    <w:nsid w:val="3AF9201B"/>
+    <w:nsid w:val="37DD5037"/>
     <w:multiLevelType w:val="hybridMultilevel"/>
-    <w:tmpl w:val="E702C158"/>
+    <w:tmpl w:val="2C227358"/>
     <w:lvl w:ilvl="0" w:tplc="04090001">
       <w:start w:val="1"/>
       <w:numFmt w:val="bullet"/>
@@ -20556,9 +19122,9 @@
     </w:lvl>
   </w:abstractNum>
   <w:abstractNum w:abstractNumId="6" w15:restartNumberingAfterBreak="0">
-    <w:nsid w:val="4D075D5F"/>
+    <w:nsid w:val="3AF9201B"/>
     <w:multiLevelType w:val="hybridMultilevel"/>
-    <w:tmpl w:val="AAD88E12"/>
+    <w:tmpl w:val="E702C158"/>
     <w:lvl w:ilvl="0" w:tplc="04090001">
       <w:start w:val="1"/>
       <w:numFmt w:val="bullet"/>
@@ -20669,9 +19235,9 @@
     </w:lvl>
   </w:abstractNum>
   <w:abstractNum w:abstractNumId="7" w15:restartNumberingAfterBreak="0">
-    <w:nsid w:val="50650B6B"/>
+    <w:nsid w:val="4D075D5F"/>
     <w:multiLevelType w:val="hybridMultilevel"/>
-    <w:tmpl w:val="64F0AB5A"/>
+    <w:tmpl w:val="AAD88E12"/>
     <w:lvl w:ilvl="0" w:tplc="04090001">
       <w:start w:val="1"/>
       <w:numFmt w:val="bullet"/>
@@ -20782,6 +19348,119 @@
     </w:lvl>
   </w:abstractNum>
   <w:abstractNum w:abstractNumId="8" w15:restartNumberingAfterBreak="0">
+    <w:nsid w:val="50650B6B"/>
+    <w:multiLevelType w:val="hybridMultilevel"/>
+    <w:tmpl w:val="64F0AB5A"/>
+    <w:lvl w:ilvl="0" w:tplc="04090001">
+      <w:start w:val="1"/>
+      <w:numFmt w:val="bullet"/>
+      <w:lvlText w:val=""/>
+      <w:lvlJc w:val="left"/>
+      <w:pPr>
+        <w:ind w:left="720" w:hanging="360"/>
+      </w:pPr>
+      <w:rPr>
+        <w:rFonts w:ascii="Symbol" w:hAnsi="Symbol" w:hint="default"/>
+      </w:rPr>
+    </w:lvl>
+    <w:lvl w:ilvl="1" w:tplc="04090003" w:tentative="1">
+      <w:start w:val="1"/>
+      <w:numFmt w:val="bullet"/>
+      <w:lvlText w:val="o"/>
+      <w:lvlJc w:val="left"/>
+      <w:pPr>
+        <w:ind w:left="1440" w:hanging="360"/>
+      </w:pPr>
+      <w:rPr>
+        <w:rFonts w:ascii="Courier New" w:hAnsi="Courier New" w:cs="Courier New" w:hint="default"/>
+      </w:rPr>
+    </w:lvl>
+    <w:lvl w:ilvl="2" w:tplc="04090005" w:tentative="1">
+      <w:start w:val="1"/>
+      <w:numFmt w:val="bullet"/>
+      <w:lvlText w:val=""/>
+      <w:lvlJc w:val="left"/>
+      <w:pPr>
+        <w:ind w:left="2160" w:hanging="360"/>
+      </w:pPr>
+      <w:rPr>
+        <w:rFonts w:ascii="Wingdings" w:hAnsi="Wingdings" w:hint="default"/>
+      </w:rPr>
+    </w:lvl>
+    <w:lvl w:ilvl="3" w:tplc="04090001" w:tentative="1">
+      <w:start w:val="1"/>
+      <w:numFmt w:val="bullet"/>
+      <w:lvlText w:val=""/>
+      <w:lvlJc w:val="left"/>
+      <w:pPr>
+        <w:ind w:left="2880" w:hanging="360"/>
+      </w:pPr>
+      <w:rPr>
+        <w:rFonts w:ascii="Symbol" w:hAnsi="Symbol" w:hint="default"/>
+      </w:rPr>
+    </w:lvl>
+    <w:lvl w:ilvl="4" w:tplc="04090003" w:tentative="1">
+      <w:start w:val="1"/>
+      <w:numFmt w:val="bullet"/>
+      <w:lvlText w:val="o"/>
+      <w:lvlJc w:val="left"/>
+      <w:pPr>
+        <w:ind w:left="3600" w:hanging="360"/>
+      </w:pPr>
+      <w:rPr>
+        <w:rFonts w:ascii="Courier New" w:hAnsi="Courier New" w:cs="Courier New" w:hint="default"/>
+      </w:rPr>
+    </w:lvl>
+    <w:lvl w:ilvl="5" w:tplc="04090005" w:tentative="1">
+      <w:start w:val="1"/>
+      <w:numFmt w:val="bullet"/>
+      <w:lvlText w:val=""/>
+      <w:lvlJc w:val="left"/>
+      <w:pPr>
+        <w:ind w:left="4320" w:hanging="360"/>
+      </w:pPr>
+      <w:rPr>
+        <w:rFonts w:ascii="Wingdings" w:hAnsi="Wingdings" w:hint="default"/>
+      </w:rPr>
+    </w:lvl>
+    <w:lvl w:ilvl="6" w:tplc="04090001" w:tentative="1">
+      <w:start w:val="1"/>
+      <w:numFmt w:val="bullet"/>
+      <w:lvlText w:val=""/>
+      <w:lvlJc w:val="left"/>
+      <w:pPr>
+        <w:ind w:left="5040" w:hanging="360"/>
+      </w:pPr>
+      <w:rPr>
+        <w:rFonts w:ascii="Symbol" w:hAnsi="Symbol" w:hint="default"/>
+      </w:rPr>
+    </w:lvl>
+    <w:lvl w:ilvl="7" w:tplc="04090003" w:tentative="1">
+      <w:start w:val="1"/>
+      <w:numFmt w:val="bullet"/>
+      <w:lvlText w:val="o"/>
+      <w:lvlJc w:val="left"/>
+      <w:pPr>
+        <w:ind w:left="5760" w:hanging="360"/>
+      </w:pPr>
+      <w:rPr>
+        <w:rFonts w:ascii="Courier New" w:hAnsi="Courier New" w:cs="Courier New" w:hint="default"/>
+      </w:rPr>
+    </w:lvl>
+    <w:lvl w:ilvl="8" w:tplc="04090005" w:tentative="1">
+      <w:start w:val="1"/>
+      <w:numFmt w:val="bullet"/>
+      <w:lvlText w:val=""/>
+      <w:lvlJc w:val="left"/>
+      <w:pPr>
+        <w:ind w:left="6480" w:hanging="360"/>
+      </w:pPr>
+      <w:rPr>
+        <w:rFonts w:ascii="Wingdings" w:hAnsi="Wingdings" w:hint="default"/>
+      </w:rPr>
+    </w:lvl>
+  </w:abstractNum>
+  <w:abstractNum w:abstractNumId="9" w15:restartNumberingAfterBreak="0">
     <w:nsid w:val="70524DBC"/>
     <w:multiLevelType w:val="hybridMultilevel"/>
     <w:tmpl w:val="57887536"/>
@@ -20920,7 +19599,7 @@
       </w:rPr>
     </w:lvl>
   </w:abstractNum>
-  <w:abstractNum w:abstractNumId="9" w15:restartNumberingAfterBreak="0">
+  <w:abstractNum w:abstractNumId="10" w15:restartNumberingAfterBreak="0">
     <w:nsid w:val="738F00A9"/>
     <w:multiLevelType w:val="hybridMultilevel"/>
     <w:tmpl w:val="24202BBE"/>
@@ -21033,7 +19712,7 @@
       </w:rPr>
     </w:lvl>
   </w:abstractNum>
-  <w:abstractNum w:abstractNumId="10" w15:restartNumberingAfterBreak="0">
+  <w:abstractNum w:abstractNumId="11" w15:restartNumberingAfterBreak="0">
     <w:nsid w:val="792C715F"/>
     <w:multiLevelType w:val="hybridMultilevel"/>
     <w:tmpl w:val="37E0D864"/>
@@ -21119,7 +19798,7 @@
       </w:pPr>
     </w:lvl>
   </w:abstractNum>
-  <w:abstractNum w:abstractNumId="11" w15:restartNumberingAfterBreak="0">
+  <w:abstractNum w:abstractNumId="12" w15:restartNumberingAfterBreak="0">
     <w:nsid w:val="7FC325D9"/>
     <w:multiLevelType w:val="hybridMultilevel"/>
     <w:tmpl w:val="4942E4DC"/>
@@ -21233,47 +19912,50 @@
     </w:lvl>
   </w:abstractNum>
   <w:num w:numId="1">
+    <w:abstractNumId w:val="9"/>
+  </w:num>
+  <w:num w:numId="2">
+    <w:abstractNumId w:val="5"/>
+  </w:num>
+  <w:num w:numId="3">
+    <w:abstractNumId w:val="2"/>
+  </w:num>
+  <w:num w:numId="4">
+    <w:abstractNumId w:val="3"/>
+  </w:num>
+  <w:num w:numId="5">
+    <w:abstractNumId w:val="7"/>
+  </w:num>
+  <w:num w:numId="6">
+    <w:abstractNumId w:val="1"/>
+  </w:num>
+  <w:num w:numId="7">
+    <w:abstractNumId w:val="4"/>
+  </w:num>
+  <w:num w:numId="8">
+    <w:abstractNumId w:val="11"/>
+  </w:num>
+  <w:num w:numId="9">
+    <w:abstractNumId w:val="6"/>
+  </w:num>
+  <w:num w:numId="10">
     <w:abstractNumId w:val="8"/>
   </w:num>
-  <w:num w:numId="2">
-    <w:abstractNumId w:val="4"/>
-  </w:num>
-  <w:num w:numId="3">
-    <w:abstractNumId w:val="1"/>
-  </w:num>
-  <w:num w:numId="4">
-    <w:abstractNumId w:val="2"/>
-  </w:num>
-  <w:num w:numId="5">
-    <w:abstractNumId w:val="6"/>
-  </w:num>
-  <w:num w:numId="6">
-    <w:abstractNumId w:val="0"/>
-  </w:num>
-  <w:num w:numId="7">
-    <w:abstractNumId w:val="3"/>
-  </w:num>
-  <w:num w:numId="8">
+  <w:num w:numId="11">
     <w:abstractNumId w:val="10"/>
   </w:num>
-  <w:num w:numId="9">
-    <w:abstractNumId w:val="5"/>
+  <w:num w:numId="12">
+    <w:abstractNumId w:val="12"/>
   </w:num>
-  <w:num w:numId="10">
-    <w:abstractNumId w:val="7"/>
-  </w:num>
-  <w:num w:numId="11">
-    <w:abstractNumId w:val="9"/>
-  </w:num>
-  <w:num w:numId="12">
-    <w:abstractNumId w:val="11"/>
+  <w:num w:numId="13">
+    <w:abstractNumId w:val="0"/>
   </w:num>
   <w:numIdMacAtCleanup w:val="4"/>
 </w:numbering>
 </file>
 
 <file path=word/styles.xml><?xml version="1.0" encoding="utf-8"?>
-<w:styles xmlns:mc="http://schemas.openxmlformats.org/markup-compatibility/2006" xmlns:r="http://schemas.openxmlformats.org/officeDocument/2006/relationships" xmlns:w="http://schemas.openxmlformats.org/wordprocessingml/2006/main" xmlns:w14="http://schemas.microsoft.com/office/word/2010/wordml" xmlns:w15="http://schemas.microsoft.com/office/word/2012/wordml" xmlns:w16cex="http://schemas.microsoft.com/office/word/2018/wordml/cex" xmlns:w16cid="http://schemas.microsoft.com/office/word/2016/wordml/cid" xmlns:w16="http://schemas.microsoft.com/office/word/2018/wordml" xmlns:w16sdtdh="http://schemas.microsoft.com/office/word/2020/wordml/sdtdatahash" xmlns:w16se="http://schemas.microsoft.com/office/word/2015/wordml/symex" mc:Ignorable="w14 w15 w16se w16cid w16 w16cex w16sdtdh">
+<w:styles xmlns:mc="http://schemas.openxmlformats.org/markup-compatibility/2006" xmlns:r="http://schemas.openxmlformats.org/officeDocument/2006/relationships" xmlns:w="http://schemas.openxmlformats.org/wordprocessingml/2006/main" xmlns:w14="http://schemas.microsoft.com/office/word/2010/wordml" xmlns:w15="http://schemas.microsoft.com/office/word/2012/wordml" xmlns:w16se="http://schemas.microsoft.com/office/word/2015/wordml/symex" mc:Ignorable="w14 w15 w16se">
   <w:docDefaults>
     <w:rPrDefault>
       <w:rPr>
@@ -21283,7 +19965,7 @@
     </w:rPrDefault>
     <w:pPrDefault/>
   </w:docDefaults>
-  <w:latentStyles w:defLockedState="0" w:defUIPriority="0" w:defSemiHidden="0" w:defUnhideWhenUsed="0" w:defQFormat="0" w:count="376">
+  <w:latentStyles w:defLockedState="0" w:defUIPriority="0" w:defSemiHidden="0" w:defUnhideWhenUsed="0" w:defQFormat="0" w:count="371">
     <w:lsdException w:name="Normal" w:qFormat="1"/>
     <w:lsdException w:name="heading 1" w:uiPriority="9" w:qFormat="1"/>
     <w:lsdException w:name="heading 2" w:semiHidden="1" w:uiPriority="9" w:unhideWhenUsed="1" w:qFormat="1"/>
@@ -21646,11 +20328,6 @@
     <w:lsdException w:name="List Table 5 Dark Accent 6" w:uiPriority="50"/>
     <w:lsdException w:name="List Table 6 Colorful Accent 6" w:uiPriority="51"/>
     <w:lsdException w:name="List Table 7 Colorful Accent 6" w:uiPriority="52"/>
-    <w:lsdException w:name="Mention" w:semiHidden="1" w:uiPriority="99" w:unhideWhenUsed="1"/>
-    <w:lsdException w:name="Smart Hyperlink" w:semiHidden="1" w:uiPriority="99" w:unhideWhenUsed="1"/>
-    <w:lsdException w:name="Hashtag" w:semiHidden="1" w:uiPriority="99" w:unhideWhenUsed="1"/>
-    <w:lsdException w:name="Unresolved Mention" w:semiHidden="1" w:uiPriority="99" w:unhideWhenUsed="1"/>
-    <w:lsdException w:name="Smart Link" w:semiHidden="1" w:uiPriority="99" w:unhideWhenUsed="1"/>
   </w:latentStyles>
   <w:style w:type="paragraph" w:default="1" w:styleId="Normal">
     <w:name w:val="Normal"/>
@@ -21870,7 +20547,6 @@
   <w:style w:type="character" w:default="1" w:styleId="DefaultParagraphFont">
     <w:name w:val="Default Paragraph Font"/>
     <w:uiPriority w:val="1"/>
-    <w:semiHidden/>
     <w:unhideWhenUsed/>
   </w:style>
   <w:style w:type="table" w:default="1" w:styleId="TableNormal">
@@ -22670,7 +21346,7 @@
       <w:szCs w:val="24"/>
     </w:rPr>
   </w:style>
-  <w:style w:type="character" w:styleId="UnresolvedMention">
+  <w:style w:type="character" w:customStyle="1" w:styleId="UnresolvedMention">
     <w:name w:val="Unresolved Mention"/>
     <w:basedOn w:val="DefaultParagraphFont"/>
     <w:uiPriority w:val="99"/>
@@ -22975,7 +21651,7 @@
 </file>
 
 <file path=customXml/itemProps1.xml><?xml version="1.0" encoding="utf-8"?>
-<ds:datastoreItem xmlns:ds="http://schemas.openxmlformats.org/officeDocument/2006/customXml" ds:itemID="{8503EB91-45FE-4CA1-A3BB-DB074F2F29D9}">
+<ds:datastoreItem xmlns:ds="http://schemas.openxmlformats.org/officeDocument/2006/customXml" ds:itemID="{AA826ED5-96D5-47F0-B71B-4AFBD30DD473}">
   <ds:schemaRefs>
     <ds:schemaRef ds:uri="http://schemas.openxmlformats.org/officeDocument/2006/bibliography"/>
   </ds:schemaRefs>

--- a/Dokumentacija/FTN_MSc_AleksaPopov.docx
+++ b/Dokumentacija/FTN_MSc_AleksaPopov.docx
@@ -71,7 +71,7 @@
                 <v:shape id="_x0000_i1025" type="#_x0000_t75" style="width:64.5pt;height:64.5pt" o:ole="" fillcolor="window">
                   <v:imagedata r:id="rId8" o:title=""/>
                 </v:shape>
-                <o:OLEObject Type="Embed" ProgID="CorelDraw.Graphic.7" ShapeID="_x0000_i1025" DrawAspect="Content" ObjectID="_1818885877" r:id="rId9"/>
+                <o:OLEObject Type="Embed" ProgID="CorelDraw.Graphic.7" ShapeID="_x0000_i1025" DrawAspect="Content" ObjectID="_1818929767" r:id="rId9"/>
               </w:object>
             </w:r>
           </w:p>
@@ -3999,6 +3999,13 @@
                 <w:sz w:val="18"/>
               </w:rPr>
             </w:pPr>
+            <w:r>
+              <w:rPr>
+                <w:rFonts w:ascii="Arial" w:hAnsi="Arial"/>
+                <w:sz w:val="18"/>
+              </w:rPr>
+              <w:t xml:space="preserve"> </w:t>
+            </w:r>
             <w:r>
               <w:rPr>
                 <w:rFonts w:ascii="Arial" w:hAnsi="Arial"/>
@@ -7599,15 +7606,7 @@
     </w:p>
     <w:sdt>
       <w:sdtPr>
-        <w:rPr>
-          <w:rFonts w:ascii="Calibri" w:hAnsi="Calibri"/>
-          <w:b w:val="0"/>
-          <w:bCs w:val="0"/>
-          <w:color w:val="auto"/>
-          <w:sz w:val="22"/>
-          <w:szCs w:val="22"/>
-        </w:rPr>
-        <w:id w:val="-1170009163"/>
+        <w:id w:val="825863683"/>
         <w:docPartObj>
           <w:docPartGallery w:val="Table of Contents"/>
           <w:docPartUnique/>
@@ -7615,22 +7614,20 @@
       </w:sdtPr>
       <w:sdtEndPr>
         <w:rPr>
+          <w:rFonts w:ascii="Calibri" w:hAnsi="Calibri"/>
           <w:noProof/>
+          <w:color w:val="auto"/>
+          <w:sz w:val="22"/>
+          <w:szCs w:val="22"/>
         </w:rPr>
       </w:sdtEndPr>
       <w:sdtContent>
         <w:p>
           <w:pPr>
             <w:pStyle w:val="TOCHeading"/>
-            <w:rPr>
-              <w:lang w:val="sr-Cyrl-RS"/>
-            </w:rPr>
           </w:pPr>
           <w:r>
-            <w:rPr>
-              <w:lang w:val="sr-Cyrl-RS"/>
-            </w:rPr>
-            <w:t>Садржај</w:t>
+            <w:t>Table of Contents</w:t>
           </w:r>
         </w:p>
         <w:p>
@@ -7651,7 +7648,7 @@
           <w:r>
             <w:fldChar w:fldCharType="separate"/>
           </w:r>
-          <w:hyperlink w:anchor="_Toc18587847" w:history="1">
+          <w:hyperlink w:anchor="_Toc208316265" w:history="1">
             <w:r>
               <w:rPr>
                 <w:rStyle w:val="Hyperlink"/>
@@ -7669,14 +7666,6 @@
             </w:r>
             <w:r>
               <w:rPr>
-                <w:rStyle w:val="Hyperlink"/>
-                <w:noProof/>
-                <w:lang w:val="sr-Latn-RS"/>
-              </w:rPr>
-              <w:t xml:space="preserve"> .........</w:t>
-            </w:r>
-            <w:r>
-              <w:rPr>
                 <w:noProof/>
                 <w:webHidden/>
               </w:rPr>
@@ -7686,6 +7675,14 @@
               <w:rPr>
                 <w:noProof/>
                 <w:webHidden/>
+                <w:lang w:val="sr-Cyrl-RS"/>
+              </w:rPr>
+              <w:t>....................................................................................................................................................</w:t>
+            </w:r>
+            <w:r>
+              <w:rPr>
+                <w:noProof/>
+                <w:webHidden/>
               </w:rPr>
               <w:fldChar w:fldCharType="begin"/>
             </w:r>
@@ -7694,7 +7691,7 @@
                 <w:noProof/>
                 <w:webHidden/>
               </w:rPr>
-              <w:instrText xml:space="preserve"> PAGEREF _Toc18587847 \h </w:instrText>
+              <w:instrText xml:space="preserve"> PAGEREF _Toc208316265 \h </w:instrText>
             </w:r>
             <w:r>
               <w:rPr>
@@ -7734,20 +7731,21 @@
               <w:lang w:val="en-US"/>
             </w:rPr>
           </w:pPr>
-          <w:hyperlink w:anchor="_Toc18587848" w:history="1">
+          <w:hyperlink w:anchor="_Toc208316266" w:history="1">
             <w:r>
               <w:rPr>
                 <w:rStyle w:val="Hyperlink"/>
                 <w:noProof/>
+              </w:rPr>
+              <w:t xml:space="preserve">2. </w:t>
+            </w:r>
+            <w:r>
+              <w:rPr>
+                <w:rStyle w:val="Hyperlink"/>
+                <w:noProof/>
                 <w:lang w:val="sr-Cyrl-RS"/>
               </w:rPr>
-              <w:t xml:space="preserve">2. </w:t>
-            </w:r>
-            <w:r>
-              <w:rPr>
-                <w:lang w:val="sr-Cyrl-RS"/>
-              </w:rPr>
-              <w:t>Опис проблема</w:t>
+              <w:t xml:space="preserve"> Опис проблема</w:t>
             </w:r>
             <w:r>
               <w:rPr>
@@ -7768,7 +7766,7 @@
                 <w:noProof/>
                 <w:webHidden/>
               </w:rPr>
-              <w:instrText xml:space="preserve"> PAGEREF _Toc18587848 \h </w:instrText>
+              <w:instrText xml:space="preserve"> PAGEREF _Toc208316266 \h </w:instrText>
             </w:r>
             <w:r>
               <w:rPr>
@@ -7788,7 +7786,7 @@
                 <w:noProof/>
                 <w:webHidden/>
               </w:rPr>
-              <w:t>4</w:t>
+              <w:t>3</w:t>
             </w:r>
             <w:r>
               <w:rPr>
@@ -7801,37 +7799,28 @@
         </w:p>
         <w:p>
           <w:pPr>
-            <w:pStyle w:val="TOC2"/>
-            <w:tabs>
-              <w:tab w:val="right" w:leader="dot" w:pos="9345"/>
-            </w:tabs>
-            <w:ind w:left="0"/>
+            <w:pStyle w:val="TOC1"/>
             <w:rPr>
+              <w:rFonts w:asciiTheme="minorHAnsi" w:eastAsiaTheme="minorEastAsia" w:hAnsiTheme="minorHAnsi" w:cstheme="minorBidi"/>
               <w:noProof/>
+              <w:lang w:val="en-US"/>
             </w:rPr>
           </w:pPr>
-          <w:hyperlink w:anchor="_Toc18587849" w:history="1">
+          <w:hyperlink w:anchor="_Toc208316267" w:history="1">
             <w:r>
               <w:rPr>
                 <w:rStyle w:val="Hyperlink"/>
                 <w:noProof/>
                 <w:lang w:val="sr-Cyrl-RS"/>
               </w:rPr>
-              <w:t>3.</w:t>
+              <w:t>3</w:t>
             </w:r>
             <w:r>
               <w:rPr>
                 <w:rStyle w:val="Hyperlink"/>
                 <w:noProof/>
-                <w:lang w:val="sr-Cyrl-RS"/>
-              </w:rPr>
-              <w:t xml:space="preserve"> </w:t>
-            </w:r>
-            <w:r>
-              <w:rPr>
-                <w:lang w:val="sr-Cyrl-RS"/>
-              </w:rPr>
-              <w:t>Теоријско-технолошке основе</w:t>
+              </w:rPr>
+              <w:t>. Теоријско-технолошке основе</w:t>
             </w:r>
             <w:r>
               <w:rPr>
@@ -7844,9 +7833,42 @@
               <w:rPr>
                 <w:noProof/>
                 <w:webHidden/>
-                <w:lang w:val="sr-Cyrl-RS"/>
+              </w:rPr>
+              <w:fldChar w:fldCharType="begin"/>
+            </w:r>
+            <w:r>
+              <w:rPr>
+                <w:noProof/>
+                <w:webHidden/>
+              </w:rPr>
+              <w:instrText xml:space="preserve"> PAGEREF _Toc208316267 \h </w:instrText>
+            </w:r>
+            <w:r>
+              <w:rPr>
+                <w:noProof/>
+                <w:webHidden/>
+              </w:rPr>
+            </w:r>
+            <w:r>
+              <w:rPr>
+                <w:noProof/>
+                <w:webHidden/>
+              </w:rPr>
+              <w:fldChar w:fldCharType="separate"/>
+            </w:r>
+            <w:r>
+              <w:rPr>
+                <w:noProof/>
+                <w:webHidden/>
               </w:rPr>
               <w:t>4</w:t>
+            </w:r>
+            <w:r>
+              <w:rPr>
+                <w:noProof/>
+                <w:webHidden/>
+              </w:rPr>
+              <w:fldChar w:fldCharType="end"/>
             </w:r>
           </w:hyperlink>
         </w:p>
@@ -7861,7 +7883,7 @@
               <w:noProof/>
             </w:rPr>
           </w:pPr>
-          <w:hyperlink w:anchor="_Toc18587850" w:history="1">
+          <w:hyperlink w:anchor="_Toc208316268" w:history="1">
             <w:r>
               <w:rPr>
                 <w:rStyle w:val="Hyperlink"/>
@@ -7874,17 +7896,8 @@
               <w:rPr>
                 <w:rStyle w:val="Hyperlink"/>
                 <w:noProof/>
-                <w:lang w:val="sr-Cyrl-RS"/>
-              </w:rPr>
-              <w:t>.</w:t>
-            </w:r>
-            <w:r>
-              <w:rPr>
-                <w:rStyle w:val="Hyperlink"/>
-                <w:noProof/>
-                <w:lang w:val="sr-Cyrl-RS"/>
-              </w:rPr>
-              <w:t>1 Вишеслојне апликације</w:t>
+              </w:rPr>
+              <w:t>.1 Smart Grid</w:t>
             </w:r>
             <w:r>
               <w:rPr>
@@ -7897,9 +7910,42 @@
               <w:rPr>
                 <w:noProof/>
                 <w:webHidden/>
-                <w:lang w:val="sr-Cyrl-RS"/>
+              </w:rPr>
+              <w:fldChar w:fldCharType="begin"/>
+            </w:r>
+            <w:r>
+              <w:rPr>
+                <w:noProof/>
+                <w:webHidden/>
+              </w:rPr>
+              <w:instrText xml:space="preserve"> PAGEREF _Toc208316268 \h </w:instrText>
+            </w:r>
+            <w:r>
+              <w:rPr>
+                <w:noProof/>
+                <w:webHidden/>
+              </w:rPr>
+            </w:r>
+            <w:r>
+              <w:rPr>
+                <w:noProof/>
+                <w:webHidden/>
+              </w:rPr>
+              <w:fldChar w:fldCharType="separate"/>
+            </w:r>
+            <w:r>
+              <w:rPr>
+                <w:noProof/>
+                <w:webHidden/>
               </w:rPr>
               <w:t>4</w:t>
+            </w:r>
+            <w:r>
+              <w:rPr>
+                <w:noProof/>
+                <w:webHidden/>
+              </w:rPr>
+              <w:fldChar w:fldCharType="end"/>
             </w:r>
           </w:hyperlink>
         </w:p>
@@ -7914,7 +7960,7 @@
               <w:noProof/>
             </w:rPr>
           </w:pPr>
-          <w:hyperlink w:anchor="_Toc18587850" w:history="1">
+          <w:hyperlink w:anchor="_Toc208316269" w:history="1">
             <w:r>
               <w:rPr>
                 <w:rStyle w:val="Hyperlink"/>
@@ -7927,25 +7973,16 @@
               <w:rPr>
                 <w:rStyle w:val="Hyperlink"/>
                 <w:noProof/>
+              </w:rPr>
+              <w:t xml:space="preserve">.2 </w:t>
+            </w:r>
+            <w:r>
+              <w:rPr>
+                <w:rStyle w:val="Hyperlink"/>
+                <w:noProof/>
                 <w:lang w:val="sr-Cyrl-RS"/>
               </w:rPr>
-              <w:t>.2</w:t>
-            </w:r>
-            <w:r>
-              <w:rPr>
-                <w:rStyle w:val="Hyperlink"/>
-                <w:noProof/>
-                <w:lang w:val="sr-Cyrl-RS"/>
-              </w:rPr>
-              <w:t xml:space="preserve"> </w:t>
-            </w:r>
-            <w:r>
-              <w:rPr>
-                <w:rStyle w:val="Hyperlink"/>
-                <w:noProof/>
-                <w:lang w:val="sr-Cyrl-RS"/>
-              </w:rPr>
-              <w:t>Развој веб апликације</w:t>
+              <w:t>Вишеслојне апликације и Микросервиси</w:t>
             </w:r>
             <w:r>
               <w:rPr>
@@ -7958,9 +7995,42 @@
               <w:rPr>
                 <w:noProof/>
                 <w:webHidden/>
-                <w:lang w:val="sr-Cyrl-RS"/>
+              </w:rPr>
+              <w:fldChar w:fldCharType="begin"/>
+            </w:r>
+            <w:r>
+              <w:rPr>
+                <w:noProof/>
+                <w:webHidden/>
+              </w:rPr>
+              <w:instrText xml:space="preserve"> PAGEREF _Toc208316269 \h </w:instrText>
+            </w:r>
+            <w:r>
+              <w:rPr>
+                <w:noProof/>
+                <w:webHidden/>
+              </w:rPr>
+            </w:r>
+            <w:r>
+              <w:rPr>
+                <w:noProof/>
+                <w:webHidden/>
+              </w:rPr>
+              <w:fldChar w:fldCharType="separate"/>
+            </w:r>
+            <w:r>
+              <w:rPr>
+                <w:noProof/>
+                <w:webHidden/>
               </w:rPr>
               <w:t>5</w:t>
+            </w:r>
+            <w:r>
+              <w:rPr>
+                <w:noProof/>
+                <w:webHidden/>
+              </w:rPr>
+              <w:fldChar w:fldCharType="end"/>
             </w:r>
           </w:hyperlink>
         </w:p>
@@ -7975,7 +8045,7 @@
               <w:noProof/>
             </w:rPr>
           </w:pPr>
-          <w:hyperlink w:anchor="_Toc18587856" w:history="1">
+          <w:hyperlink w:anchor="_Toc208316270" w:history="1">
             <w:r>
               <w:rPr>
                 <w:rStyle w:val="Hyperlink"/>
@@ -7988,12 +8058,16 @@
               <w:rPr>
                 <w:rStyle w:val="Hyperlink"/>
                 <w:noProof/>
+              </w:rPr>
+              <w:t xml:space="preserve">.3 </w:t>
+            </w:r>
+            <w:r>
+              <w:rPr>
+                <w:rStyle w:val="Hyperlink"/>
+                <w:noProof/>
                 <w:lang w:val="sr-Cyrl-RS"/>
               </w:rPr>
-              <w:t xml:space="preserve">.3 </w:t>
-            </w:r>
-            <w:r>
-              <w:t>Web API</w:t>
+              <w:t>Методологија развоја софтвера</w:t>
             </w:r>
             <w:r>
               <w:rPr>
@@ -8006,9 +8080,42 @@
               <w:rPr>
                 <w:noProof/>
                 <w:webHidden/>
-                <w:lang w:val="sr-Cyrl-RS"/>
-              </w:rPr>
-              <w:t>6</w:t>
+              </w:rPr>
+              <w:fldChar w:fldCharType="begin"/>
+            </w:r>
+            <w:r>
+              <w:rPr>
+                <w:noProof/>
+                <w:webHidden/>
+              </w:rPr>
+              <w:instrText xml:space="preserve"> PAGEREF _Toc208316270 \h </w:instrText>
+            </w:r>
+            <w:r>
+              <w:rPr>
+                <w:noProof/>
+                <w:webHidden/>
+              </w:rPr>
+            </w:r>
+            <w:r>
+              <w:rPr>
+                <w:noProof/>
+                <w:webHidden/>
+              </w:rPr>
+              <w:fldChar w:fldCharType="separate"/>
+            </w:r>
+            <w:r>
+              <w:rPr>
+                <w:noProof/>
+                <w:webHidden/>
+              </w:rPr>
+              <w:t>5</w:t>
+            </w:r>
+            <w:r>
+              <w:rPr>
+                <w:noProof/>
+                <w:webHidden/>
+              </w:rPr>
+              <w:fldChar w:fldCharType="end"/>
             </w:r>
           </w:hyperlink>
         </w:p>
@@ -8023,44 +8130,21 @@
               <w:noProof/>
             </w:rPr>
           </w:pPr>
-          <w:hyperlink w:anchor="_Toc18587856" w:history="1">
+          <w:hyperlink w:anchor="_Toc208316271" w:history="1">
             <w:r>
               <w:rPr>
                 <w:rStyle w:val="Hyperlink"/>
                 <w:noProof/>
                 <w:lang w:val="sr-Cyrl-RS"/>
               </w:rPr>
-              <w:t>3</w:t>
+              <w:t xml:space="preserve">3.4 </w:t>
             </w:r>
             <w:r>
               <w:rPr>
                 <w:rStyle w:val="Hyperlink"/>
                 <w:noProof/>
-                <w:lang w:val="sr-Cyrl-RS"/>
-              </w:rPr>
-              <w:t>.</w:t>
-            </w:r>
-            <w:r>
-              <w:rPr>
-                <w:rStyle w:val="Hyperlink"/>
-                <w:noProof/>
-                <w:lang w:val="sr-Cyrl-RS"/>
-              </w:rPr>
-              <w:t>4</w:t>
-            </w:r>
-            <w:r>
-              <w:rPr>
-                <w:rStyle w:val="Hyperlink"/>
-                <w:noProof/>
-                <w:lang w:val="sr-Cyrl-RS"/>
-              </w:rPr>
-              <w:t xml:space="preserve"> </w:t>
-            </w:r>
-            <w:r>
-              <w:rPr>
-                <w:lang w:val="sr-Cyrl-RS"/>
-              </w:rPr>
-              <w:t>Коришћене технологије</w:t>
+              </w:rPr>
+              <w:t>RESTful API</w:t>
             </w:r>
             <w:r>
               <w:rPr>
@@ -8073,290 +8157,42 @@
               <w:rPr>
                 <w:noProof/>
                 <w:webHidden/>
-                <w:lang w:val="sr-Cyrl-RS"/>
-              </w:rPr>
-              <w:t>7</w:t>
-            </w:r>
-          </w:hyperlink>
-        </w:p>
-        <w:p>
-          <w:pPr>
-            <w:pStyle w:val="TOC2"/>
-            <w:tabs>
-              <w:tab w:val="right" w:leader="dot" w:pos="9345"/>
-            </w:tabs>
-            <w:rPr>
-              <w:noProof/>
-            </w:rPr>
-          </w:pPr>
-          <w:hyperlink w:anchor="_Toc18587858" w:history="1">
-            <w:r>
-              <w:rPr>
-                <w:rStyle w:val="Hyperlink"/>
-                <w:noProof/>
-                <w:lang w:val="sr-Cyrl-RS"/>
-              </w:rPr>
-              <w:t>3.</w:t>
-            </w:r>
-            <w:r>
-              <w:rPr>
-                <w:rStyle w:val="Hyperlink"/>
-                <w:noProof/>
-                <w:lang w:val="sr-Cyrl-RS"/>
-              </w:rPr>
-              <w:t>5</w:t>
-            </w:r>
-            <w:r>
-              <w:rPr>
-                <w:rStyle w:val="Hyperlink"/>
-                <w:noProof/>
-                <w:lang w:val="sr-Cyrl-RS"/>
-              </w:rPr>
-              <w:t xml:space="preserve"> </w:t>
-            </w:r>
-            <w:r>
-              <w:rPr>
-                <w:rStyle w:val="Hyperlink"/>
-                <w:noProof/>
-                <w:lang w:val="sr-Cyrl-RS"/>
-              </w:rPr>
-              <w:t>З</w:t>
-            </w:r>
-            <w:r>
-              <w:rPr>
-                <w:rStyle w:val="Hyperlink"/>
-                <w:noProof/>
-                <w:lang w:val="sr-Cyrl-RS"/>
-              </w:rPr>
-              <w:t>а</w:t>
-            </w:r>
-            <w:r>
-              <w:rPr>
-                <w:rStyle w:val="Hyperlink"/>
-                <w:noProof/>
-                <w:lang w:val="sr-Cyrl-RS"/>
-              </w:rPr>
-              <w:t xml:space="preserve">што </w:t>
-            </w:r>
-            <w:r>
-              <w:rPr>
-                <w:lang w:val="sr-Cyrl-RS"/>
-              </w:rPr>
-              <w:t>React</w:t>
-            </w:r>
-            <w:r>
-              <w:rPr>
-                <w:lang w:val="sr-Cyrl-RS"/>
-              </w:rPr>
-              <w:t>?</w:t>
+              </w:rPr>
+              <w:fldChar w:fldCharType="begin"/>
             </w:r>
             <w:r>
               <w:rPr>
                 <w:noProof/>
                 <w:webHidden/>
               </w:rPr>
-              <w:tab/>
+              <w:instrText xml:space="preserve"> PAGEREF _Toc208316271 \h </w:instrText>
             </w:r>
             <w:r>
               <w:rPr>
                 <w:noProof/>
                 <w:webHidden/>
-                <w:lang w:val="sr-Cyrl-RS"/>
-              </w:rPr>
-              <w:t>9</w:t>
-            </w:r>
-          </w:hyperlink>
-        </w:p>
-        <w:p>
-          <w:pPr>
-            <w:pStyle w:val="TOC1"/>
-            <w:rPr>
-              <w:noProof/>
-              <w:lang w:val="sr-Cyrl-RS"/>
-            </w:rPr>
-          </w:pPr>
-          <w:hyperlink w:anchor="_Toc18587847" w:history="1">
-            <w:r>
-              <w:rPr>
-                <w:rStyle w:val="Hyperlink"/>
-                <w:noProof/>
-                <w:lang w:val="en-US"/>
-              </w:rPr>
-              <w:t>4</w:t>
-            </w:r>
-            <w:r>
-              <w:rPr>
-                <w:rStyle w:val="Hyperlink"/>
-                <w:noProof/>
-              </w:rPr>
-              <w:t xml:space="preserve">. </w:t>
-            </w:r>
-            <w:r>
-              <w:rPr>
-                <w:rStyle w:val="Hyperlink"/>
-                <w:noProof/>
-                <w:lang w:val="sr-Cyrl-RS"/>
-              </w:rPr>
-              <w:t>Модел података</w:t>
-            </w:r>
-            <w:r>
-              <w:rPr>
-                <w:rStyle w:val="Hyperlink"/>
-                <w:noProof/>
-                <w:lang w:val="sr-Latn-RS"/>
-              </w:rPr>
-              <w:t xml:space="preserve"> .........</w:t>
+              </w:rPr>
             </w:r>
             <w:r>
               <w:rPr>
                 <w:noProof/>
                 <w:webHidden/>
               </w:rPr>
-              <w:tab/>
+              <w:fldChar w:fldCharType="separate"/>
             </w:r>
             <w:r>
               <w:rPr>
                 <w:noProof/>
                 <w:webHidden/>
-                <w:lang w:val="sr-Cyrl-RS"/>
-              </w:rPr>
-              <w:t>10</w:t>
-            </w:r>
-          </w:hyperlink>
-        </w:p>
-        <w:p>
-          <w:pPr>
-            <w:pStyle w:val="TOC1"/>
-            <w:rPr>
-              <w:noProof/>
-              <w:lang w:val="sr-Cyrl-RS"/>
-            </w:rPr>
-          </w:pPr>
-          <w:hyperlink w:anchor="_Toc18587847" w:history="1">
-            <w:r>
-              <w:rPr>
-                <w:rStyle w:val="Hyperlink"/>
-                <w:noProof/>
-                <w:lang w:val="sr-Cyrl-RS"/>
-              </w:rPr>
-              <w:t>5</w:t>
-            </w:r>
-            <w:r>
-              <w:rPr>
-                <w:rStyle w:val="Hyperlink"/>
-                <w:noProof/>
-              </w:rPr>
-              <w:t xml:space="preserve">. </w:t>
-            </w:r>
-            <w:r>
-              <w:rPr>
-                <w:rStyle w:val="Hyperlink"/>
-                <w:noProof/>
-              </w:rPr>
-              <w:t xml:space="preserve">Backend </w:t>
-            </w:r>
-            <w:r>
-              <w:rPr>
-                <w:rStyle w:val="Hyperlink"/>
-                <w:noProof/>
-                <w:lang w:val="sr-Cyrl-RS"/>
-              </w:rPr>
-              <w:t>функционалност</w:t>
-            </w:r>
-            <w:r>
-              <w:rPr>
-                <w:rStyle w:val="Hyperlink"/>
-                <w:noProof/>
-                <w:lang w:val="sr-Latn-RS"/>
-              </w:rPr>
-              <w:t xml:space="preserve"> .........</w:t>
+              </w:rPr>
+              <w:t>6</w:t>
             </w:r>
             <w:r>
               <w:rPr>
                 <w:noProof/>
                 <w:webHidden/>
               </w:rPr>
-              <w:tab/>
-            </w:r>
-            <w:r>
-              <w:rPr>
-                <w:noProof/>
-                <w:webHidden/>
-                <w:lang w:val="sr-Cyrl-RS"/>
-              </w:rPr>
-              <w:t>12</w:t>
-            </w:r>
-          </w:hyperlink>
-        </w:p>
-        <w:p>
-          <w:pPr>
-            <w:pStyle w:val="TOC1"/>
-            <w:rPr>
-              <w:noProof/>
-              <w:lang w:val="sr-Cyrl-RS"/>
-            </w:rPr>
-          </w:pPr>
-          <w:hyperlink w:anchor="_Toc18587847" w:history="1">
-            <w:r>
-              <w:rPr>
-                <w:rStyle w:val="Hyperlink"/>
-                <w:noProof/>
-                <w:lang w:val="en-US"/>
-              </w:rPr>
-              <w:t>6</w:t>
-            </w:r>
-            <w:r>
-              <w:rPr>
-                <w:rStyle w:val="Hyperlink"/>
-                <w:noProof/>
-              </w:rPr>
-              <w:t xml:space="preserve">. </w:t>
-            </w:r>
-            <w:r>
-              <w:rPr>
-                <w:rStyle w:val="Hyperlink"/>
-                <w:noProof/>
-                <w:lang w:val="sr-Cyrl-RS"/>
-              </w:rPr>
-              <w:t xml:space="preserve">Архитектура </w:t>
-            </w:r>
-            <w:r>
-              <w:rPr>
-                <w:rStyle w:val="Hyperlink"/>
-                <w:noProof/>
-              </w:rPr>
-              <w:t xml:space="preserve">frontend </w:t>
-            </w:r>
-            <w:r>
-              <w:rPr>
-                <w:rStyle w:val="Hyperlink"/>
-                <w:noProof/>
-                <w:lang w:val="sr-Cyrl-RS"/>
-              </w:rPr>
-              <w:t>апликације</w:t>
-            </w:r>
-            <w:r>
-              <w:rPr>
-                <w:rStyle w:val="Hyperlink"/>
-                <w:noProof/>
-                <w:lang w:val="sr-Latn-RS"/>
-              </w:rPr>
-              <w:t xml:space="preserve"> .........</w:t>
-            </w:r>
-            <w:r>
-              <w:rPr>
-                <w:noProof/>
-                <w:webHidden/>
-              </w:rPr>
-              <w:tab/>
-            </w:r>
-            <w:r>
-              <w:rPr>
-                <w:noProof/>
-                <w:webHidden/>
-                <w:lang w:val="sr-Cyrl-RS"/>
-              </w:rPr>
-              <w:t>13</w:t>
+              <w:fldChar w:fldCharType="end"/>
             </w:r>
           </w:hyperlink>
         </w:p>
@@ -8371,30 +8207,89 @@
               <w:noProof/>
             </w:rPr>
           </w:pPr>
-          <w:hyperlink w:anchor="_Toc18587850" w:history="1">
+          <w:hyperlink w:anchor="_Toc208316272" w:history="1">
             <w:r>
               <w:rPr>
                 <w:rStyle w:val="Hyperlink"/>
                 <w:noProof/>
                 <w:lang w:val="sr-Cyrl-RS"/>
               </w:rPr>
-              <w:t>6</w:t>
-            </w:r>
+              <w:t>3.5 Вештачка интелигенција</w:t>
+            </w:r>
+            <w:r>
+              <w:rPr>
+                <w:noProof/>
+                <w:webHidden/>
+              </w:rPr>
+              <w:tab/>
+            </w:r>
+            <w:r>
+              <w:rPr>
+                <w:noProof/>
+                <w:webHidden/>
+              </w:rPr>
+              <w:fldChar w:fldCharType="begin"/>
+            </w:r>
+            <w:r>
+              <w:rPr>
+                <w:noProof/>
+                <w:webHidden/>
+              </w:rPr>
+              <w:instrText xml:space="preserve"> PAGEREF _Toc208316272 \h </w:instrText>
+            </w:r>
+            <w:r>
+              <w:rPr>
+                <w:noProof/>
+                <w:webHidden/>
+              </w:rPr>
+            </w:r>
+            <w:r>
+              <w:rPr>
+                <w:noProof/>
+                <w:webHidden/>
+              </w:rPr>
+              <w:fldChar w:fldCharType="separate"/>
+            </w:r>
+            <w:r>
+              <w:rPr>
+                <w:noProof/>
+                <w:webHidden/>
+              </w:rPr>
+              <w:t>7</w:t>
+            </w:r>
+            <w:r>
+              <w:rPr>
+                <w:noProof/>
+                <w:webHidden/>
+              </w:rPr>
+              <w:fldChar w:fldCharType="end"/>
+            </w:r>
+          </w:hyperlink>
+        </w:p>
+        <w:p>
+          <w:pPr>
+            <w:pStyle w:val="TOC1"/>
+            <w:rPr>
+              <w:rFonts w:asciiTheme="minorHAnsi" w:eastAsiaTheme="minorEastAsia" w:hAnsiTheme="minorHAnsi" w:cstheme="minorBidi"/>
+              <w:noProof/>
+              <w:lang w:val="en-US"/>
+            </w:rPr>
+          </w:pPr>
+          <w:hyperlink w:anchor="_Toc208316273" w:history="1">
             <w:r>
               <w:rPr>
                 <w:rStyle w:val="Hyperlink"/>
                 <w:noProof/>
+              </w:rPr>
+              <w:t>4</w:t>
+            </w:r>
+            <w:r>
+              <w:rPr>
+                <w:rStyle w:val="Hyperlink"/>
+                <w:noProof/>
                 <w:lang w:val="sr-Cyrl-RS"/>
               </w:rPr>
-              <w:t>.</w:t>
-            </w:r>
-            <w:r>
-              <w:rPr>
-                <w:rStyle w:val="Hyperlink"/>
-                <w:noProof/>
-                <w:lang w:val="sr-Cyrl-RS"/>
-              </w:rPr>
-              <w:t>1 Сталне компоненте</w:t>
+              <w:t xml:space="preserve"> Коришћене технологије</w:t>
             </w:r>
             <w:r>
               <w:rPr>
@@ -8408,7 +8303,41 @@
                 <w:noProof/>
                 <w:webHidden/>
               </w:rPr>
-              <w:t>14</w:t>
+              <w:fldChar w:fldCharType="begin"/>
+            </w:r>
+            <w:r>
+              <w:rPr>
+                <w:noProof/>
+                <w:webHidden/>
+              </w:rPr>
+              <w:instrText xml:space="preserve"> PAGEREF _Toc208316273 \h </w:instrText>
+            </w:r>
+            <w:r>
+              <w:rPr>
+                <w:noProof/>
+                <w:webHidden/>
+              </w:rPr>
+            </w:r>
+            <w:r>
+              <w:rPr>
+                <w:noProof/>
+                <w:webHidden/>
+              </w:rPr>
+              <w:fldChar w:fldCharType="separate"/>
+            </w:r>
+            <w:r>
+              <w:rPr>
+                <w:noProof/>
+                <w:webHidden/>
+              </w:rPr>
+              <w:t>8</w:t>
+            </w:r>
+            <w:r>
+              <w:rPr>
+                <w:noProof/>
+                <w:webHidden/>
+              </w:rPr>
+              <w:fldChar w:fldCharType="end"/>
             </w:r>
           </w:hyperlink>
         </w:p>
@@ -8423,30 +8352,21 @@
               <w:noProof/>
             </w:rPr>
           </w:pPr>
-          <w:hyperlink w:anchor="_Toc18587850" w:history="1">
+          <w:hyperlink w:anchor="_Toc208316274" w:history="1">
             <w:r>
               <w:rPr>
                 <w:rStyle w:val="Hyperlink"/>
                 <w:noProof/>
                 <w:lang w:val="sr-Cyrl-RS"/>
               </w:rPr>
-              <w:t>6</w:t>
+              <w:t xml:space="preserve">3.6 Зашто </w:t>
             </w:r>
             <w:r>
               <w:rPr>
                 <w:rStyle w:val="Hyperlink"/>
                 <w:noProof/>
-                <w:lang w:val="sr-Cyrl-RS"/>
-              </w:rPr>
-              <w:t>.2</w:t>
-            </w:r>
-            <w:r>
-              <w:rPr>
-                <w:rStyle w:val="Hyperlink"/>
-                <w:noProof/>
-                <w:lang w:val="sr-Cyrl-RS"/>
-              </w:rPr>
-              <w:t xml:space="preserve"> Компоненте променљивог приказа</w:t>
+              </w:rPr>
+              <w:t>React?</w:t>
             </w:r>
             <w:r>
               <w:rPr>
@@ -8460,7 +8380,41 @@
                 <w:noProof/>
                 <w:webHidden/>
               </w:rPr>
-              <w:t>14</w:t>
+              <w:fldChar w:fldCharType="begin"/>
+            </w:r>
+            <w:r>
+              <w:rPr>
+                <w:noProof/>
+                <w:webHidden/>
+              </w:rPr>
+              <w:instrText xml:space="preserve"> PAGEREF _Toc208316274 \h </w:instrText>
+            </w:r>
+            <w:r>
+              <w:rPr>
+                <w:noProof/>
+                <w:webHidden/>
+              </w:rPr>
+            </w:r>
+            <w:r>
+              <w:rPr>
+                <w:noProof/>
+                <w:webHidden/>
+              </w:rPr>
+              <w:fldChar w:fldCharType="separate"/>
+            </w:r>
+            <w:r>
+              <w:rPr>
+                <w:noProof/>
+                <w:webHidden/>
+              </w:rPr>
+              <w:t>9</w:t>
+            </w:r>
+            <w:r>
+              <w:rPr>
+                <w:noProof/>
+                <w:webHidden/>
+              </w:rPr>
+              <w:fldChar w:fldCharType="end"/>
             </w:r>
           </w:hyperlink>
         </w:p>
@@ -8468,41 +8422,19 @@
           <w:pPr>
             <w:pStyle w:val="TOC1"/>
             <w:rPr>
+              <w:rFonts w:asciiTheme="minorHAnsi" w:eastAsiaTheme="minorEastAsia" w:hAnsiTheme="minorHAnsi" w:cstheme="minorBidi"/>
               <w:noProof/>
-              <w:lang w:val="sr-Cyrl-RS"/>
+              <w:lang w:val="en-US"/>
             </w:rPr>
           </w:pPr>
-          <w:hyperlink w:anchor="_Toc18587847" w:history="1">
+          <w:hyperlink w:anchor="_Toc208316275" w:history="1">
             <w:r>
               <w:rPr>
                 <w:rStyle w:val="Hyperlink"/>
                 <w:noProof/>
                 <w:lang w:val="sr-Cyrl-RS"/>
               </w:rPr>
-              <w:t>7</w:t>
-            </w:r>
-            <w:r>
-              <w:rPr>
-                <w:rStyle w:val="Hyperlink"/>
-                <w:noProof/>
-              </w:rPr>
-              <w:t xml:space="preserve">. </w:t>
-            </w:r>
-            <w:r>
-              <w:rPr>
-                <w:rStyle w:val="Hyperlink"/>
-                <w:noProof/>
-                <w:lang w:val="sr-Cyrl-RS"/>
-              </w:rPr>
-              <w:t>Кориснички интерфејс</w:t>
-            </w:r>
-            <w:r>
-              <w:rPr>
-                <w:rStyle w:val="Hyperlink"/>
-                <w:noProof/>
-                <w:lang w:val="sr-Latn-RS"/>
-              </w:rPr>
-              <w:t xml:space="preserve"> .........</w:t>
+              <w:t>4. Модел Података</w:t>
             </w:r>
             <w:r>
               <w:rPr>
@@ -8515,444 +8447,42 @@
               <w:rPr>
                 <w:noProof/>
                 <w:webHidden/>
-                <w:lang w:val="en-US"/>
-              </w:rPr>
-              <w:t>15</w:t>
-            </w:r>
-          </w:hyperlink>
-        </w:p>
-        <w:p>
-          <w:pPr>
-            <w:pStyle w:val="TOC2"/>
-            <w:tabs>
-              <w:tab w:val="right" w:leader="dot" w:pos="9345"/>
-            </w:tabs>
-            <w:rPr>
-              <w:rFonts w:asciiTheme="minorHAnsi" w:eastAsiaTheme="minorEastAsia" w:hAnsiTheme="minorHAnsi" w:cstheme="minorBidi"/>
-              <w:noProof/>
-            </w:rPr>
-          </w:pPr>
-          <w:hyperlink w:anchor="_Toc18587850" w:history="1">
-            <w:r>
-              <w:rPr>
-                <w:rStyle w:val="Hyperlink"/>
-                <w:noProof/>
-              </w:rPr>
-              <w:t>7</w:t>
-            </w:r>
-            <w:r>
-              <w:rPr>
-                <w:rStyle w:val="Hyperlink"/>
-                <w:noProof/>
-                <w:lang w:val="sr-Cyrl-RS"/>
-              </w:rPr>
-              <w:t>.</w:t>
-            </w:r>
-            <w:r>
-              <w:rPr>
-                <w:rStyle w:val="Hyperlink"/>
-                <w:noProof/>
-                <w:lang w:val="sr-Cyrl-RS"/>
-              </w:rPr>
-              <w:t>1 Распоред компоненти</w:t>
+              </w:rPr>
+              <w:fldChar w:fldCharType="begin"/>
             </w:r>
             <w:r>
               <w:rPr>
                 <w:noProof/>
                 <w:webHidden/>
               </w:rPr>
-              <w:tab/>
+              <w:instrText xml:space="preserve"> PAGEREF _Toc208316275 \h </w:instrText>
             </w:r>
             <w:r>
               <w:rPr>
                 <w:noProof/>
                 <w:webHidden/>
               </w:rPr>
-              <w:t>15</w:t>
-            </w:r>
-          </w:hyperlink>
-        </w:p>
-        <w:p>
-          <w:pPr>
-            <w:pStyle w:val="TOC2"/>
-            <w:tabs>
-              <w:tab w:val="right" w:leader="dot" w:pos="9345"/>
-            </w:tabs>
-            <w:rPr>
-              <w:rFonts w:asciiTheme="minorHAnsi" w:eastAsiaTheme="minorEastAsia" w:hAnsiTheme="minorHAnsi" w:cstheme="minorBidi"/>
-              <w:noProof/>
-            </w:rPr>
-          </w:pPr>
-          <w:hyperlink w:anchor="_Toc18587850" w:history="1">
-            <w:r>
-              <w:rPr>
-                <w:rStyle w:val="Hyperlink"/>
-                <w:noProof/>
-              </w:rPr>
-              <w:t>7</w:t>
-            </w:r>
-            <w:r>
-              <w:rPr>
-                <w:rStyle w:val="Hyperlink"/>
-                <w:noProof/>
-                <w:lang w:val="sr-Cyrl-RS"/>
-              </w:rPr>
-              <w:t>.</w:t>
-            </w:r>
-            <w:r>
-              <w:rPr>
-                <w:rStyle w:val="Hyperlink"/>
-                <w:noProof/>
-              </w:rPr>
-              <w:t>2</w:t>
-            </w:r>
-            <w:r>
-              <w:rPr>
-                <w:rStyle w:val="Hyperlink"/>
-                <w:noProof/>
-                <w:lang w:val="sr-Cyrl-RS"/>
-              </w:rPr>
-              <w:t xml:space="preserve"> </w:t>
-            </w:r>
-            <w:r>
-              <w:rPr>
-                <w:rStyle w:val="Hyperlink"/>
-                <w:noProof/>
-              </w:rPr>
-              <w:t>Navbar</w:t>
             </w:r>
             <w:r>
               <w:rPr>
                 <w:noProof/>
                 <w:webHidden/>
               </w:rPr>
-              <w:tab/>
+              <w:fldChar w:fldCharType="separate"/>
             </w:r>
             <w:r>
               <w:rPr>
                 <w:noProof/>
                 <w:webHidden/>
               </w:rPr>
-              <w:t>16</w:t>
-            </w:r>
-          </w:hyperlink>
-        </w:p>
-        <w:p>
-          <w:pPr>
-            <w:pStyle w:val="TOC2"/>
-            <w:tabs>
-              <w:tab w:val="right" w:leader="dot" w:pos="9345"/>
-            </w:tabs>
-            <w:rPr>
-              <w:rFonts w:asciiTheme="minorHAnsi" w:eastAsiaTheme="minorEastAsia" w:hAnsiTheme="minorHAnsi" w:cstheme="minorBidi"/>
-              <w:noProof/>
-            </w:rPr>
-          </w:pPr>
-          <w:hyperlink w:anchor="_Toc18587850" w:history="1">
-            <w:r>
-              <w:rPr>
-                <w:rStyle w:val="Hyperlink"/>
-                <w:noProof/>
-              </w:rPr>
-              <w:t>7</w:t>
-            </w:r>
-            <w:r>
-              <w:rPr>
-                <w:rStyle w:val="Hyperlink"/>
-                <w:noProof/>
-                <w:lang w:val="sr-Cyrl-RS"/>
-              </w:rPr>
-              <w:t>.</w:t>
-            </w:r>
-            <w:r>
-              <w:rPr>
-                <w:rStyle w:val="Hyperlink"/>
-                <w:noProof/>
-              </w:rPr>
-              <w:t>3</w:t>
-            </w:r>
-            <w:r>
-              <w:rPr>
-                <w:rStyle w:val="Hyperlink"/>
-                <w:noProof/>
-                <w:lang w:val="sr-Cyrl-RS"/>
-              </w:rPr>
-              <w:t xml:space="preserve"> </w:t>
-            </w:r>
-            <w:r>
-              <w:rPr>
-                <w:rStyle w:val="Hyperlink"/>
-                <w:noProof/>
-              </w:rPr>
-              <w:t>Sidebar</w:t>
+              <w:t>10</w:t>
             </w:r>
             <w:r>
               <w:rPr>
                 <w:noProof/>
                 <w:webHidden/>
               </w:rPr>
-              <w:tab/>
-            </w:r>
-            <w:r>
-              <w:rPr>
-                <w:noProof/>
-                <w:webHidden/>
-              </w:rPr>
-              <w:t>17</w:t>
-            </w:r>
-          </w:hyperlink>
-        </w:p>
-        <w:p>
-          <w:pPr>
-            <w:pStyle w:val="TOC2"/>
-            <w:tabs>
-              <w:tab w:val="right" w:leader="dot" w:pos="9345"/>
-            </w:tabs>
-            <w:rPr>
-              <w:rFonts w:asciiTheme="minorHAnsi" w:eastAsiaTheme="minorEastAsia" w:hAnsiTheme="minorHAnsi" w:cstheme="minorBidi"/>
-              <w:noProof/>
-            </w:rPr>
-          </w:pPr>
-          <w:hyperlink w:anchor="_Toc18587850" w:history="1">
-            <w:r>
-              <w:rPr>
-                <w:rStyle w:val="Hyperlink"/>
-                <w:noProof/>
-              </w:rPr>
-              <w:t>7</w:t>
-            </w:r>
-            <w:r>
-              <w:rPr>
-                <w:rStyle w:val="Hyperlink"/>
-                <w:noProof/>
-                <w:lang w:val="sr-Cyrl-RS"/>
-              </w:rPr>
-              <w:t>.</w:t>
-            </w:r>
-            <w:r>
-              <w:rPr>
-                <w:rStyle w:val="Hyperlink"/>
-                <w:noProof/>
-              </w:rPr>
-              <w:t>4</w:t>
-            </w:r>
-            <w:r>
-              <w:rPr>
-                <w:rStyle w:val="Hyperlink"/>
-                <w:noProof/>
-                <w:lang w:val="sr-Cyrl-RS"/>
-              </w:rPr>
-              <w:t xml:space="preserve"> </w:t>
-            </w:r>
-            <w:r>
-              <w:rPr>
-                <w:rStyle w:val="Hyperlink"/>
-                <w:noProof/>
-              </w:rPr>
-              <w:t>Dashboard</w:t>
-            </w:r>
-            <w:r>
-              <w:rPr>
-                <w:noProof/>
-                <w:webHidden/>
-              </w:rPr>
-              <w:tab/>
-            </w:r>
-            <w:r>
-              <w:rPr>
-                <w:noProof/>
-                <w:webHidden/>
-              </w:rPr>
-              <w:t>18</w:t>
-            </w:r>
-          </w:hyperlink>
-        </w:p>
-        <w:p>
-          <w:pPr>
-            <w:pStyle w:val="TOC2"/>
-            <w:tabs>
-              <w:tab w:val="right" w:leader="dot" w:pos="9345"/>
-            </w:tabs>
-            <w:rPr>
-              <w:rFonts w:asciiTheme="minorHAnsi" w:eastAsiaTheme="minorEastAsia" w:hAnsiTheme="minorHAnsi" w:cstheme="minorBidi"/>
-              <w:noProof/>
-            </w:rPr>
-          </w:pPr>
-          <w:hyperlink w:anchor="_Toc18587850" w:history="1">
-            <w:r>
-              <w:rPr>
-                <w:rStyle w:val="Hyperlink"/>
-                <w:noProof/>
-              </w:rPr>
-              <w:t>7</w:t>
-            </w:r>
-            <w:r>
-              <w:rPr>
-                <w:rStyle w:val="Hyperlink"/>
-                <w:noProof/>
-                <w:lang w:val="sr-Cyrl-RS"/>
-              </w:rPr>
-              <w:t>.</w:t>
-            </w:r>
-            <w:r>
-              <w:rPr>
-                <w:rStyle w:val="Hyperlink"/>
-                <w:noProof/>
-              </w:rPr>
-              <w:t>5</w:t>
-            </w:r>
-            <w:r>
-              <w:rPr>
-                <w:rStyle w:val="Hyperlink"/>
-                <w:noProof/>
-                <w:lang w:val="sr-Cyrl-RS"/>
-              </w:rPr>
-              <w:t xml:space="preserve"> </w:t>
-            </w:r>
-            <w:r>
-              <w:rPr>
-                <w:rStyle w:val="Hyperlink"/>
-                <w:noProof/>
-              </w:rPr>
-              <w:t xml:space="preserve">Substation </w:t>
-            </w:r>
-            <w:r>
-              <w:rPr>
-                <w:rStyle w:val="Hyperlink"/>
-                <w:noProof/>
-                <w:lang w:val="sr-Cyrl-RS"/>
-              </w:rPr>
-              <w:t>приказ</w:t>
-            </w:r>
-            <w:r>
-              <w:rPr>
-                <w:noProof/>
-                <w:webHidden/>
-              </w:rPr>
-              <w:tab/>
-            </w:r>
-            <w:r>
-              <w:rPr>
-                <w:noProof/>
-                <w:webHidden/>
-              </w:rPr>
-              <w:t>20</w:t>
-            </w:r>
-          </w:hyperlink>
-        </w:p>
-        <w:p>
-          <w:pPr>
-            <w:pStyle w:val="TOC2"/>
-            <w:tabs>
-              <w:tab w:val="right" w:leader="dot" w:pos="9345"/>
-            </w:tabs>
-            <w:rPr>
-              <w:rFonts w:asciiTheme="minorHAnsi" w:eastAsiaTheme="minorEastAsia" w:hAnsiTheme="minorHAnsi" w:cstheme="minorBidi"/>
-              <w:noProof/>
-            </w:rPr>
-          </w:pPr>
-          <w:hyperlink w:anchor="_Toc18587850" w:history="1">
-            <w:r>
-              <w:rPr>
-                <w:rStyle w:val="Hyperlink"/>
-                <w:noProof/>
-              </w:rPr>
-              <w:t>7</w:t>
-            </w:r>
-            <w:r>
-              <w:rPr>
-                <w:rStyle w:val="Hyperlink"/>
-                <w:noProof/>
-                <w:lang w:val="sr-Cyrl-RS"/>
-              </w:rPr>
-              <w:t>.</w:t>
-            </w:r>
-            <w:r>
-              <w:rPr>
-                <w:rStyle w:val="Hyperlink"/>
-                <w:noProof/>
-              </w:rPr>
-              <w:t>6</w:t>
-            </w:r>
-            <w:r>
-              <w:rPr>
-                <w:rStyle w:val="Hyperlink"/>
-                <w:noProof/>
-                <w:lang w:val="sr-Cyrl-RS"/>
-              </w:rPr>
-              <w:t xml:space="preserve"> Приказ листе појединачних прекидача</w:t>
-            </w:r>
-            <w:r>
-              <w:rPr>
-                <w:noProof/>
-                <w:webHidden/>
-              </w:rPr>
-              <w:tab/>
-            </w:r>
-            <w:r>
-              <w:rPr>
-                <w:noProof/>
-                <w:webHidden/>
-              </w:rPr>
-              <w:t>21</w:t>
-            </w:r>
-          </w:hyperlink>
-        </w:p>
-        <w:p>
-          <w:pPr>
-            <w:pStyle w:val="TOC2"/>
-            <w:tabs>
-              <w:tab w:val="right" w:leader="dot" w:pos="9345"/>
-            </w:tabs>
-            <w:rPr>
-              <w:noProof/>
-              <w:lang w:val="sr-Cyrl-RS"/>
-            </w:rPr>
-          </w:pPr>
-          <w:hyperlink w:anchor="_Toc18587850" w:history="1">
-            <w:r>
-              <w:rPr>
-                <w:rStyle w:val="Hyperlink"/>
-                <w:noProof/>
-              </w:rPr>
-              <w:t>7</w:t>
-            </w:r>
-            <w:r>
-              <w:rPr>
-                <w:rStyle w:val="Hyperlink"/>
-                <w:noProof/>
-                <w:lang w:val="sr-Cyrl-RS"/>
-              </w:rPr>
-              <w:t>.</w:t>
-            </w:r>
-            <w:r>
-              <w:rPr>
-                <w:rStyle w:val="Hyperlink"/>
-                <w:noProof/>
-              </w:rPr>
-              <w:t>7</w:t>
-            </w:r>
-            <w:r>
-              <w:rPr>
-                <w:rStyle w:val="Hyperlink"/>
-                <w:noProof/>
-                <w:lang w:val="sr-Cyrl-RS"/>
-              </w:rPr>
-              <w:t xml:space="preserve"> Промена величине прозора и сајдбара</w:t>
-            </w:r>
-            <w:r>
-              <w:rPr>
-                <w:noProof/>
-                <w:webHidden/>
-              </w:rPr>
-              <w:tab/>
-            </w:r>
-            <w:r>
-              <w:rPr>
-                <w:noProof/>
-                <w:webHidden/>
-              </w:rPr>
-              <w:t>23</w:t>
+              <w:fldChar w:fldCharType="end"/>
             </w:r>
           </w:hyperlink>
         </w:p>
@@ -8960,41 +8490,26 @@
           <w:pPr>
             <w:pStyle w:val="TOC1"/>
             <w:rPr>
+              <w:rFonts w:asciiTheme="minorHAnsi" w:eastAsiaTheme="minorEastAsia" w:hAnsiTheme="minorHAnsi" w:cstheme="minorBidi"/>
               <w:noProof/>
-              <w:lang w:val="sr-Cyrl-RS"/>
+              <w:lang w:val="en-US"/>
             </w:rPr>
           </w:pPr>
-          <w:hyperlink w:anchor="_Toc18587847" w:history="1">
+          <w:hyperlink w:anchor="_Toc208316276" w:history="1">
             <w:r>
               <w:rPr>
                 <w:rStyle w:val="Hyperlink"/>
                 <w:noProof/>
+              </w:rPr>
+              <w:t xml:space="preserve">5. Backend </w:t>
+            </w:r>
+            <w:r>
+              <w:rPr>
+                <w:rStyle w:val="Hyperlink"/>
+                <w:noProof/>
                 <w:lang w:val="sr-Cyrl-RS"/>
               </w:rPr>
-              <w:t>8</w:t>
-            </w:r>
-            <w:r>
-              <w:rPr>
-                <w:rStyle w:val="Hyperlink"/>
-                <w:noProof/>
-              </w:rPr>
-              <w:t xml:space="preserve">. </w:t>
-            </w:r>
-            <w:r>
-              <w:rPr>
-                <w:rStyle w:val="Hyperlink"/>
-                <w:noProof/>
-                <w:lang w:val="sr-Cyrl-RS"/>
-              </w:rPr>
-              <w:t>Закључак</w:t>
-            </w:r>
-            <w:r>
-              <w:rPr>
-                <w:rStyle w:val="Hyperlink"/>
-                <w:noProof/>
-                <w:lang w:val="sr-Latn-RS"/>
-              </w:rPr>
-              <w:t xml:space="preserve"> .........</w:t>
+              <w:t>функционалност</w:t>
             </w:r>
             <w:r>
               <w:rPr>
@@ -9007,9 +8522,42 @@
               <w:rPr>
                 <w:noProof/>
                 <w:webHidden/>
-                <w:lang w:val="en-US"/>
-              </w:rPr>
-              <w:t>25</w:t>
+              </w:rPr>
+              <w:fldChar w:fldCharType="begin"/>
+            </w:r>
+            <w:r>
+              <w:rPr>
+                <w:noProof/>
+                <w:webHidden/>
+              </w:rPr>
+              <w:instrText xml:space="preserve"> PAGEREF _Toc208316276 \h </w:instrText>
+            </w:r>
+            <w:r>
+              <w:rPr>
+                <w:noProof/>
+                <w:webHidden/>
+              </w:rPr>
+            </w:r>
+            <w:r>
+              <w:rPr>
+                <w:noProof/>
+                <w:webHidden/>
+              </w:rPr>
+              <w:fldChar w:fldCharType="separate"/>
+            </w:r>
+            <w:r>
+              <w:rPr>
+                <w:noProof/>
+                <w:webHidden/>
+              </w:rPr>
+              <w:t>12</w:t>
+            </w:r>
+            <w:r>
+              <w:rPr>
+                <w:noProof/>
+                <w:webHidden/>
+              </w:rPr>
+              <w:fldChar w:fldCharType="end"/>
             </w:r>
           </w:hyperlink>
         </w:p>
@@ -9017,25 +8565,26 @@
           <w:pPr>
             <w:pStyle w:val="TOC1"/>
             <w:rPr>
+              <w:rFonts w:asciiTheme="minorHAnsi" w:eastAsiaTheme="minorEastAsia" w:hAnsiTheme="minorHAnsi" w:cstheme="minorBidi"/>
               <w:noProof/>
-              <w:lang w:val="sr-Cyrl-RS"/>
+              <w:lang w:val="en-US"/>
             </w:rPr>
           </w:pPr>
-          <w:hyperlink w:anchor="_Toc18587847" w:history="1">
+          <w:hyperlink w:anchor="_Toc208316277" w:history="1">
             <w:r>
               <w:rPr>
                 <w:rStyle w:val="Hyperlink"/>
                 <w:noProof/>
                 <w:lang w:val="sr-Cyrl-RS"/>
               </w:rPr>
-              <w:t>9</w:t>
+              <w:t xml:space="preserve">6.  Архитектура </w:t>
             </w:r>
             <w:r>
               <w:rPr>
                 <w:rStyle w:val="Hyperlink"/>
                 <w:noProof/>
               </w:rPr>
-              <w:t xml:space="preserve">. </w:t>
+              <w:t>frontend</w:t>
             </w:r>
             <w:r>
               <w:rPr>
@@ -9043,15 +8592,82 @@
                 <w:noProof/>
                 <w:lang w:val="sr-Cyrl-RS"/>
               </w:rPr>
-              <w:t>Литература</w:t>
-            </w:r>
+              <w:t xml:space="preserve"> апликације</w:t>
+            </w:r>
+            <w:r>
+              <w:rPr>
+                <w:noProof/>
+                <w:webHidden/>
+              </w:rPr>
+              <w:tab/>
+            </w:r>
+            <w:r>
+              <w:rPr>
+                <w:noProof/>
+                <w:webHidden/>
+              </w:rPr>
+              <w:fldChar w:fldCharType="begin"/>
+            </w:r>
+            <w:r>
+              <w:rPr>
+                <w:noProof/>
+                <w:webHidden/>
+              </w:rPr>
+              <w:instrText xml:space="preserve"> PAGEREF _Toc208316277 \h </w:instrText>
+            </w:r>
+            <w:r>
+              <w:rPr>
+                <w:noProof/>
+                <w:webHidden/>
+              </w:rPr>
+            </w:r>
+            <w:r>
+              <w:rPr>
+                <w:noProof/>
+                <w:webHidden/>
+              </w:rPr>
+              <w:fldChar w:fldCharType="separate"/>
+            </w:r>
+            <w:r>
+              <w:rPr>
+                <w:noProof/>
+                <w:webHidden/>
+              </w:rPr>
+              <w:t>13</w:t>
+            </w:r>
+            <w:r>
+              <w:rPr>
+                <w:noProof/>
+                <w:webHidden/>
+              </w:rPr>
+              <w:fldChar w:fldCharType="end"/>
+            </w:r>
+          </w:hyperlink>
+        </w:p>
+        <w:p>
+          <w:pPr>
+            <w:pStyle w:val="TOC1"/>
+            <w:rPr>
+              <w:rFonts w:asciiTheme="minorHAnsi" w:eastAsiaTheme="minorEastAsia" w:hAnsiTheme="minorHAnsi" w:cstheme="minorBidi"/>
+              <w:noProof/>
+              <w:lang w:val="en-US"/>
+            </w:rPr>
+          </w:pPr>
+          <w:hyperlink w:anchor="_Toc208316278" w:history="1">
             <w:r>
               <w:rPr>
                 <w:rStyle w:val="Hyperlink"/>
                 <w:noProof/>
-                <w:lang w:val="sr-Latn-RS"/>
-              </w:rPr>
-              <w:t>.........</w:t>
+              </w:rPr>
+              <w:t xml:space="preserve">6.1 </w:t>
+            </w:r>
+            <w:r>
+              <w:rPr>
+                <w:rStyle w:val="Hyperlink"/>
+                <w:noProof/>
+                <w:lang w:val="sr-Cyrl-RS"/>
+              </w:rPr>
+              <w:t>Сталне компоненте</w:t>
             </w:r>
             <w:r>
               <w:rPr>
@@ -9064,9 +8680,892 @@
               <w:rPr>
                 <w:noProof/>
                 <w:webHidden/>
-                <w:lang w:val="en-US"/>
+              </w:rPr>
+              <w:fldChar w:fldCharType="begin"/>
+            </w:r>
+            <w:r>
+              <w:rPr>
+                <w:noProof/>
+                <w:webHidden/>
+              </w:rPr>
+              <w:instrText xml:space="preserve"> PAGEREF _Toc208316278 \h </w:instrText>
+            </w:r>
+            <w:r>
+              <w:rPr>
+                <w:noProof/>
+                <w:webHidden/>
+              </w:rPr>
+            </w:r>
+            <w:r>
+              <w:rPr>
+                <w:noProof/>
+                <w:webHidden/>
+              </w:rPr>
+              <w:fldChar w:fldCharType="separate"/>
+            </w:r>
+            <w:r>
+              <w:rPr>
+                <w:noProof/>
+                <w:webHidden/>
+              </w:rPr>
+              <w:t>14</w:t>
+            </w:r>
+            <w:r>
+              <w:rPr>
+                <w:noProof/>
+                <w:webHidden/>
+              </w:rPr>
+              <w:fldChar w:fldCharType="end"/>
+            </w:r>
+          </w:hyperlink>
+        </w:p>
+        <w:p>
+          <w:pPr>
+            <w:pStyle w:val="TOC1"/>
+            <w:rPr>
+              <w:rFonts w:asciiTheme="minorHAnsi" w:eastAsiaTheme="minorEastAsia" w:hAnsiTheme="minorHAnsi" w:cstheme="minorBidi"/>
+              <w:noProof/>
+              <w:lang w:val="en-US"/>
+            </w:rPr>
+          </w:pPr>
+          <w:hyperlink w:anchor="_Toc208316279" w:history="1">
+            <w:r>
+              <w:rPr>
+                <w:rStyle w:val="Hyperlink"/>
+                <w:noProof/>
+                <w:lang w:val="sr-Cyrl-RS"/>
+              </w:rPr>
+              <w:t>6.2 Компоненте променљивог приказа</w:t>
+            </w:r>
+            <w:r>
+              <w:rPr>
+                <w:noProof/>
+                <w:webHidden/>
+              </w:rPr>
+              <w:tab/>
+            </w:r>
+            <w:r>
+              <w:rPr>
+                <w:noProof/>
+                <w:webHidden/>
+              </w:rPr>
+              <w:fldChar w:fldCharType="begin"/>
+            </w:r>
+            <w:r>
+              <w:rPr>
+                <w:noProof/>
+                <w:webHidden/>
+              </w:rPr>
+              <w:instrText xml:space="preserve"> PAGEREF _Toc208316279 \h </w:instrText>
+            </w:r>
+            <w:r>
+              <w:rPr>
+                <w:noProof/>
+                <w:webHidden/>
+              </w:rPr>
+            </w:r>
+            <w:r>
+              <w:rPr>
+                <w:noProof/>
+                <w:webHidden/>
+              </w:rPr>
+              <w:fldChar w:fldCharType="separate"/>
+            </w:r>
+            <w:r>
+              <w:rPr>
+                <w:noProof/>
+                <w:webHidden/>
+              </w:rPr>
+              <w:t>15</w:t>
+            </w:r>
+            <w:r>
+              <w:rPr>
+                <w:noProof/>
+                <w:webHidden/>
+              </w:rPr>
+              <w:fldChar w:fldCharType="end"/>
+            </w:r>
+          </w:hyperlink>
+        </w:p>
+        <w:p>
+          <w:pPr>
+            <w:pStyle w:val="TOC1"/>
+            <w:rPr>
+              <w:rFonts w:asciiTheme="minorHAnsi" w:eastAsiaTheme="minorEastAsia" w:hAnsiTheme="minorHAnsi" w:cstheme="minorBidi"/>
+              <w:noProof/>
+              <w:lang w:val="en-US"/>
+            </w:rPr>
+          </w:pPr>
+          <w:hyperlink w:anchor="_Toc208316280" w:history="1">
+            <w:r>
+              <w:rPr>
+                <w:rStyle w:val="Hyperlink"/>
+                <w:noProof/>
+              </w:rPr>
+              <w:t xml:space="preserve">7. </w:t>
+            </w:r>
+            <w:r>
+              <w:rPr>
+                <w:rStyle w:val="Hyperlink"/>
+                <w:noProof/>
+                <w:lang w:val="sr-Cyrl-RS"/>
+              </w:rPr>
+              <w:t>Кориснички интерфејс</w:t>
+            </w:r>
+            <w:r>
+              <w:rPr>
+                <w:noProof/>
+                <w:webHidden/>
+              </w:rPr>
+              <w:tab/>
+            </w:r>
+            <w:r>
+              <w:rPr>
+                <w:noProof/>
+                <w:webHidden/>
+              </w:rPr>
+              <w:fldChar w:fldCharType="begin"/>
+            </w:r>
+            <w:r>
+              <w:rPr>
+                <w:noProof/>
+                <w:webHidden/>
+              </w:rPr>
+              <w:instrText xml:space="preserve"> PAGEREF _Toc208316280 \h </w:instrText>
+            </w:r>
+            <w:r>
+              <w:rPr>
+                <w:noProof/>
+                <w:webHidden/>
+              </w:rPr>
+            </w:r>
+            <w:r>
+              <w:rPr>
+                <w:noProof/>
+                <w:webHidden/>
+              </w:rPr>
+              <w:fldChar w:fldCharType="separate"/>
+            </w:r>
+            <w:r>
+              <w:rPr>
+                <w:noProof/>
+                <w:webHidden/>
+              </w:rPr>
+              <w:t>15</w:t>
+            </w:r>
+            <w:r>
+              <w:rPr>
+                <w:noProof/>
+                <w:webHidden/>
+              </w:rPr>
+              <w:fldChar w:fldCharType="end"/>
+            </w:r>
+          </w:hyperlink>
+        </w:p>
+        <w:p>
+          <w:pPr>
+            <w:pStyle w:val="TOC1"/>
+            <w:rPr>
+              <w:rFonts w:asciiTheme="minorHAnsi" w:eastAsiaTheme="minorEastAsia" w:hAnsiTheme="minorHAnsi" w:cstheme="minorBidi"/>
+              <w:noProof/>
+              <w:lang w:val="en-US"/>
+            </w:rPr>
+          </w:pPr>
+          <w:hyperlink w:anchor="_Toc208316281" w:history="1">
+            <w:r>
+              <w:rPr>
+                <w:rStyle w:val="Hyperlink"/>
+                <w:noProof/>
+                <w:lang w:val="sr-Cyrl-RS"/>
+              </w:rPr>
+              <w:t>7.1 Распоред компоненти</w:t>
+            </w:r>
+            <w:r>
+              <w:rPr>
+                <w:noProof/>
+                <w:webHidden/>
+              </w:rPr>
+              <w:tab/>
+            </w:r>
+            <w:r>
+              <w:rPr>
+                <w:noProof/>
+                <w:webHidden/>
+              </w:rPr>
+              <w:fldChar w:fldCharType="begin"/>
+            </w:r>
+            <w:r>
+              <w:rPr>
+                <w:noProof/>
+                <w:webHidden/>
+              </w:rPr>
+              <w:instrText xml:space="preserve"> PAGEREF _Toc208316281 \h </w:instrText>
+            </w:r>
+            <w:r>
+              <w:rPr>
+                <w:noProof/>
+                <w:webHidden/>
+              </w:rPr>
+            </w:r>
+            <w:r>
+              <w:rPr>
+                <w:noProof/>
+                <w:webHidden/>
+              </w:rPr>
+              <w:fldChar w:fldCharType="separate"/>
+            </w:r>
+            <w:r>
+              <w:rPr>
+                <w:noProof/>
+                <w:webHidden/>
+              </w:rPr>
+              <w:t>16</w:t>
+            </w:r>
+            <w:r>
+              <w:rPr>
+                <w:noProof/>
+                <w:webHidden/>
+              </w:rPr>
+              <w:fldChar w:fldCharType="end"/>
+            </w:r>
+          </w:hyperlink>
+        </w:p>
+        <w:p>
+          <w:pPr>
+            <w:pStyle w:val="TOC1"/>
+            <w:rPr>
+              <w:rFonts w:asciiTheme="minorHAnsi" w:eastAsiaTheme="minorEastAsia" w:hAnsiTheme="minorHAnsi" w:cstheme="minorBidi"/>
+              <w:noProof/>
+              <w:lang w:val="en-US"/>
+            </w:rPr>
+          </w:pPr>
+          <w:hyperlink w:anchor="_Toc208316282" w:history="1">
+            <w:r>
+              <w:rPr>
+                <w:rStyle w:val="Hyperlink"/>
+                <w:noProof/>
+                <w:lang w:val="sr-Cyrl-RS"/>
+              </w:rPr>
+              <w:t xml:space="preserve">7.2 </w:t>
+            </w:r>
+            <w:r>
+              <w:rPr>
+                <w:rStyle w:val="Hyperlink"/>
+                <w:noProof/>
+              </w:rPr>
+              <w:t>Navbar</w:t>
+            </w:r>
+            <w:r>
+              <w:rPr>
+                <w:noProof/>
+                <w:webHidden/>
+              </w:rPr>
+              <w:tab/>
+            </w:r>
+            <w:r>
+              <w:rPr>
+                <w:noProof/>
+                <w:webHidden/>
+              </w:rPr>
+              <w:fldChar w:fldCharType="begin"/>
+            </w:r>
+            <w:r>
+              <w:rPr>
+                <w:noProof/>
+                <w:webHidden/>
+              </w:rPr>
+              <w:instrText xml:space="preserve"> PAGEREF _Toc208316282 \h </w:instrText>
+            </w:r>
+            <w:r>
+              <w:rPr>
+                <w:noProof/>
+                <w:webHidden/>
+              </w:rPr>
+            </w:r>
+            <w:r>
+              <w:rPr>
+                <w:noProof/>
+                <w:webHidden/>
+              </w:rPr>
+              <w:fldChar w:fldCharType="separate"/>
+            </w:r>
+            <w:r>
+              <w:rPr>
+                <w:noProof/>
+                <w:webHidden/>
+              </w:rPr>
+              <w:t>16</w:t>
+            </w:r>
+            <w:r>
+              <w:rPr>
+                <w:noProof/>
+                <w:webHidden/>
+              </w:rPr>
+              <w:fldChar w:fldCharType="end"/>
+            </w:r>
+          </w:hyperlink>
+        </w:p>
+        <w:p>
+          <w:pPr>
+            <w:pStyle w:val="TOC1"/>
+            <w:rPr>
+              <w:rFonts w:asciiTheme="minorHAnsi" w:eastAsiaTheme="minorEastAsia" w:hAnsiTheme="minorHAnsi" w:cstheme="minorBidi"/>
+              <w:noProof/>
+              <w:lang w:val="en-US"/>
+            </w:rPr>
+          </w:pPr>
+          <w:hyperlink w:anchor="_Toc208316283" w:history="1">
+            <w:r>
+              <w:rPr>
+                <w:rStyle w:val="Hyperlink"/>
+                <w:noProof/>
+              </w:rPr>
+              <w:t>7.3 Sidebar</w:t>
+            </w:r>
+            <w:r>
+              <w:rPr>
+                <w:noProof/>
+                <w:webHidden/>
+              </w:rPr>
+              <w:tab/>
+            </w:r>
+            <w:r>
+              <w:rPr>
+                <w:noProof/>
+                <w:webHidden/>
+              </w:rPr>
+              <w:fldChar w:fldCharType="begin"/>
+            </w:r>
+            <w:r>
+              <w:rPr>
+                <w:noProof/>
+                <w:webHidden/>
+              </w:rPr>
+              <w:instrText xml:space="preserve"> PAGEREF _Toc208316283 \h </w:instrText>
+            </w:r>
+            <w:r>
+              <w:rPr>
+                <w:noProof/>
+                <w:webHidden/>
+              </w:rPr>
+            </w:r>
+            <w:r>
+              <w:rPr>
+                <w:noProof/>
+                <w:webHidden/>
+              </w:rPr>
+              <w:fldChar w:fldCharType="separate"/>
+            </w:r>
+            <w:r>
+              <w:rPr>
+                <w:noProof/>
+                <w:webHidden/>
+              </w:rPr>
+              <w:t>18</w:t>
+            </w:r>
+            <w:r>
+              <w:rPr>
+                <w:noProof/>
+                <w:webHidden/>
+              </w:rPr>
+              <w:fldChar w:fldCharType="end"/>
+            </w:r>
+          </w:hyperlink>
+        </w:p>
+        <w:p>
+          <w:pPr>
+            <w:pStyle w:val="TOC1"/>
+            <w:rPr>
+              <w:rFonts w:asciiTheme="minorHAnsi" w:eastAsiaTheme="minorEastAsia" w:hAnsiTheme="minorHAnsi" w:cstheme="minorBidi"/>
+              <w:noProof/>
+              <w:lang w:val="en-US"/>
+            </w:rPr>
+          </w:pPr>
+          <w:hyperlink w:anchor="_Toc208316284" w:history="1">
+            <w:r>
+              <w:rPr>
+                <w:rStyle w:val="Hyperlink"/>
+                <w:noProof/>
+                <w:lang w:val="sr-Cyrl-RS"/>
+              </w:rPr>
+              <w:t xml:space="preserve">7.4 </w:t>
+            </w:r>
+            <w:r>
+              <w:rPr>
+                <w:rStyle w:val="Hyperlink"/>
+                <w:noProof/>
+              </w:rPr>
+              <w:t>Dashboard</w:t>
+            </w:r>
+            <w:r>
+              <w:rPr>
+                <w:noProof/>
+                <w:webHidden/>
+              </w:rPr>
+              <w:tab/>
+            </w:r>
+            <w:r>
+              <w:rPr>
+                <w:noProof/>
+                <w:webHidden/>
+              </w:rPr>
+              <w:fldChar w:fldCharType="begin"/>
+            </w:r>
+            <w:r>
+              <w:rPr>
+                <w:noProof/>
+                <w:webHidden/>
+              </w:rPr>
+              <w:instrText xml:space="preserve"> PAGEREF _Toc208316284 \h </w:instrText>
+            </w:r>
+            <w:r>
+              <w:rPr>
+                <w:noProof/>
+                <w:webHidden/>
+              </w:rPr>
+            </w:r>
+            <w:r>
+              <w:rPr>
+                <w:noProof/>
+                <w:webHidden/>
+              </w:rPr>
+              <w:fldChar w:fldCharType="separate"/>
+            </w:r>
+            <w:r>
+              <w:rPr>
+                <w:noProof/>
+                <w:webHidden/>
+              </w:rPr>
+              <w:t>19</w:t>
+            </w:r>
+            <w:r>
+              <w:rPr>
+                <w:noProof/>
+                <w:webHidden/>
+              </w:rPr>
+              <w:fldChar w:fldCharType="end"/>
+            </w:r>
+          </w:hyperlink>
+        </w:p>
+        <w:p>
+          <w:pPr>
+            <w:pStyle w:val="TOC1"/>
+            <w:rPr>
+              <w:rFonts w:asciiTheme="minorHAnsi" w:eastAsiaTheme="minorEastAsia" w:hAnsiTheme="minorHAnsi" w:cstheme="minorBidi"/>
+              <w:noProof/>
+              <w:lang w:val="en-US"/>
+            </w:rPr>
+          </w:pPr>
+          <w:hyperlink w:anchor="_Toc208316285" w:history="1">
+            <w:r>
+              <w:rPr>
+                <w:rStyle w:val="Hyperlink"/>
+                <w:noProof/>
+                <w:lang w:val="sr-Cyrl-RS"/>
+              </w:rPr>
+              <w:t xml:space="preserve">7.5 </w:t>
+            </w:r>
+            <w:r>
+              <w:rPr>
+                <w:rStyle w:val="Hyperlink"/>
+                <w:noProof/>
+              </w:rPr>
+              <w:t xml:space="preserve">Substation </w:t>
+            </w:r>
+            <w:r>
+              <w:rPr>
+                <w:rStyle w:val="Hyperlink"/>
+                <w:noProof/>
+                <w:lang w:val="sr-Cyrl-RS"/>
+              </w:rPr>
+              <w:t>приказ</w:t>
+            </w:r>
+            <w:r>
+              <w:rPr>
+                <w:noProof/>
+                <w:webHidden/>
+              </w:rPr>
+              <w:tab/>
+            </w:r>
+            <w:r>
+              <w:rPr>
+                <w:noProof/>
+                <w:webHidden/>
+              </w:rPr>
+              <w:fldChar w:fldCharType="begin"/>
+            </w:r>
+            <w:r>
+              <w:rPr>
+                <w:noProof/>
+                <w:webHidden/>
+              </w:rPr>
+              <w:instrText xml:space="preserve"> PAGEREF _Toc208316285 \h </w:instrText>
+            </w:r>
+            <w:r>
+              <w:rPr>
+                <w:noProof/>
+                <w:webHidden/>
+              </w:rPr>
+            </w:r>
+            <w:r>
+              <w:rPr>
+                <w:noProof/>
+                <w:webHidden/>
+              </w:rPr>
+              <w:fldChar w:fldCharType="separate"/>
+            </w:r>
+            <w:r>
+              <w:rPr>
+                <w:noProof/>
+                <w:webHidden/>
+              </w:rPr>
+              <w:t>21</w:t>
+            </w:r>
+            <w:r>
+              <w:rPr>
+                <w:noProof/>
+                <w:webHidden/>
+              </w:rPr>
+              <w:fldChar w:fldCharType="end"/>
+            </w:r>
+          </w:hyperlink>
+        </w:p>
+        <w:p>
+          <w:pPr>
+            <w:pStyle w:val="TOC1"/>
+            <w:rPr>
+              <w:rFonts w:asciiTheme="minorHAnsi" w:eastAsiaTheme="minorEastAsia" w:hAnsiTheme="minorHAnsi" w:cstheme="minorBidi"/>
+              <w:noProof/>
+              <w:lang w:val="en-US"/>
+            </w:rPr>
+          </w:pPr>
+          <w:hyperlink w:anchor="_Toc208316286" w:history="1">
+            <w:r>
+              <w:rPr>
+                <w:rStyle w:val="Hyperlink"/>
+                <w:noProof/>
+                <w:lang w:val="sr-Cyrl-RS"/>
+              </w:rPr>
+              <w:t>7.6 Приказ листе појединачних прекидача</w:t>
+            </w:r>
+            <w:r>
+              <w:rPr>
+                <w:noProof/>
+                <w:webHidden/>
+              </w:rPr>
+              <w:tab/>
+            </w:r>
+            <w:r>
+              <w:rPr>
+                <w:noProof/>
+                <w:webHidden/>
+              </w:rPr>
+              <w:fldChar w:fldCharType="begin"/>
+            </w:r>
+            <w:r>
+              <w:rPr>
+                <w:noProof/>
+                <w:webHidden/>
+              </w:rPr>
+              <w:instrText xml:space="preserve"> PAGEREF _Toc208316286 \h </w:instrText>
+            </w:r>
+            <w:r>
+              <w:rPr>
+                <w:noProof/>
+                <w:webHidden/>
+              </w:rPr>
+            </w:r>
+            <w:r>
+              <w:rPr>
+                <w:noProof/>
+                <w:webHidden/>
+              </w:rPr>
+              <w:fldChar w:fldCharType="separate"/>
+            </w:r>
+            <w:r>
+              <w:rPr>
+                <w:noProof/>
+                <w:webHidden/>
+              </w:rPr>
+              <w:t>22</w:t>
+            </w:r>
+            <w:r>
+              <w:rPr>
+                <w:noProof/>
+                <w:webHidden/>
+              </w:rPr>
+              <w:fldChar w:fldCharType="end"/>
+            </w:r>
+          </w:hyperlink>
+        </w:p>
+        <w:p>
+          <w:pPr>
+            <w:pStyle w:val="TOC1"/>
+            <w:rPr>
+              <w:rFonts w:asciiTheme="minorHAnsi" w:eastAsiaTheme="minorEastAsia" w:hAnsiTheme="minorHAnsi" w:cstheme="minorBidi"/>
+              <w:noProof/>
+              <w:lang w:val="en-US"/>
+            </w:rPr>
+          </w:pPr>
+          <w:hyperlink w:anchor="_Toc208316287" w:history="1">
+            <w:r>
+              <w:rPr>
+                <w:rStyle w:val="Hyperlink"/>
+                <w:noProof/>
+                <w:lang w:val="sr-Cyrl-RS"/>
+              </w:rPr>
+              <w:t>7.7 Промена величине прозора и сајдбара</w:t>
+            </w:r>
+            <w:r>
+              <w:rPr>
+                <w:noProof/>
+                <w:webHidden/>
+              </w:rPr>
+              <w:tab/>
+            </w:r>
+            <w:r>
+              <w:rPr>
+                <w:noProof/>
+                <w:webHidden/>
+              </w:rPr>
+              <w:fldChar w:fldCharType="begin"/>
+            </w:r>
+            <w:r>
+              <w:rPr>
+                <w:noProof/>
+                <w:webHidden/>
+              </w:rPr>
+              <w:instrText xml:space="preserve"> PAGEREF _Toc208316287 \h </w:instrText>
+            </w:r>
+            <w:r>
+              <w:rPr>
+                <w:noProof/>
+                <w:webHidden/>
+              </w:rPr>
+            </w:r>
+            <w:r>
+              <w:rPr>
+                <w:noProof/>
+                <w:webHidden/>
+              </w:rPr>
+              <w:fldChar w:fldCharType="separate"/>
+            </w:r>
+            <w:r>
+              <w:rPr>
+                <w:noProof/>
+                <w:webHidden/>
+              </w:rPr>
+              <w:t>24</w:t>
+            </w:r>
+            <w:r>
+              <w:rPr>
+                <w:noProof/>
+                <w:webHidden/>
+              </w:rPr>
+              <w:fldChar w:fldCharType="end"/>
+            </w:r>
+          </w:hyperlink>
+        </w:p>
+        <w:p>
+          <w:pPr>
+            <w:pStyle w:val="TOC1"/>
+            <w:rPr>
+              <w:rFonts w:asciiTheme="minorHAnsi" w:eastAsiaTheme="minorEastAsia" w:hAnsiTheme="minorHAnsi" w:cstheme="minorBidi"/>
+              <w:noProof/>
+              <w:lang w:val="en-US"/>
+            </w:rPr>
+          </w:pPr>
+          <w:hyperlink w:anchor="_Toc208316288" w:history="1">
+            <w:r>
+              <w:rPr>
+                <w:rStyle w:val="Hyperlink"/>
+                <w:noProof/>
+                <w:lang w:val="sr-Cyrl-RS"/>
+              </w:rPr>
+              <w:t>8. Закључак</w:t>
+            </w:r>
+            <w:r>
+              <w:rPr>
+                <w:noProof/>
+                <w:webHidden/>
+              </w:rPr>
+              <w:tab/>
+            </w:r>
+            <w:r>
+              <w:rPr>
+                <w:noProof/>
+                <w:webHidden/>
+              </w:rPr>
+              <w:fldChar w:fldCharType="begin"/>
+            </w:r>
+            <w:r>
+              <w:rPr>
+                <w:noProof/>
+                <w:webHidden/>
+              </w:rPr>
+              <w:instrText xml:space="preserve"> PAGEREF _Toc208316288 \h </w:instrText>
+            </w:r>
+            <w:r>
+              <w:rPr>
+                <w:noProof/>
+                <w:webHidden/>
+              </w:rPr>
+            </w:r>
+            <w:r>
+              <w:rPr>
+                <w:noProof/>
+                <w:webHidden/>
+              </w:rPr>
+              <w:fldChar w:fldCharType="separate"/>
+            </w:r>
+            <w:r>
+              <w:rPr>
+                <w:noProof/>
+                <w:webHidden/>
               </w:rPr>
               <w:t>26</w:t>
+            </w:r>
+            <w:r>
+              <w:rPr>
+                <w:noProof/>
+                <w:webHidden/>
+              </w:rPr>
+              <w:fldChar w:fldCharType="end"/>
+            </w:r>
+          </w:hyperlink>
+        </w:p>
+        <w:p>
+          <w:pPr>
+            <w:pStyle w:val="TOC1"/>
+            <w:rPr>
+              <w:rFonts w:asciiTheme="minorHAnsi" w:eastAsiaTheme="minorEastAsia" w:hAnsiTheme="minorHAnsi" w:cstheme="minorBidi"/>
+              <w:noProof/>
+              <w:lang w:val="en-US"/>
+            </w:rPr>
+          </w:pPr>
+          <w:hyperlink w:anchor="_Toc208316289" w:history="1">
+            <w:r>
+              <w:rPr>
+                <w:rStyle w:val="Hyperlink"/>
+                <w:noProof/>
+              </w:rPr>
+              <w:t>9. Literatura</w:t>
+            </w:r>
+            <w:r>
+              <w:rPr>
+                <w:noProof/>
+                <w:webHidden/>
+              </w:rPr>
+              <w:tab/>
+            </w:r>
+            <w:r>
+              <w:rPr>
+                <w:noProof/>
+                <w:webHidden/>
+              </w:rPr>
+              <w:fldChar w:fldCharType="begin"/>
+            </w:r>
+            <w:r>
+              <w:rPr>
+                <w:noProof/>
+                <w:webHidden/>
+              </w:rPr>
+              <w:instrText xml:space="preserve"> PAGEREF _Toc208316289 \h </w:instrText>
+            </w:r>
+            <w:r>
+              <w:rPr>
+                <w:noProof/>
+                <w:webHidden/>
+              </w:rPr>
+            </w:r>
+            <w:r>
+              <w:rPr>
+                <w:noProof/>
+                <w:webHidden/>
+              </w:rPr>
+              <w:fldChar w:fldCharType="separate"/>
+            </w:r>
+            <w:r>
+              <w:rPr>
+                <w:noProof/>
+                <w:webHidden/>
+              </w:rPr>
+              <w:t>27</w:t>
+            </w:r>
+            <w:r>
+              <w:rPr>
+                <w:noProof/>
+                <w:webHidden/>
+              </w:rPr>
+              <w:fldChar w:fldCharType="end"/>
+            </w:r>
+          </w:hyperlink>
+        </w:p>
+        <w:p>
+          <w:pPr>
+            <w:pStyle w:val="TOC1"/>
+            <w:rPr>
+              <w:rFonts w:asciiTheme="minorHAnsi" w:eastAsiaTheme="minorEastAsia" w:hAnsiTheme="minorHAnsi" w:cstheme="minorBidi"/>
+              <w:noProof/>
+              <w:lang w:val="en-US"/>
+            </w:rPr>
+          </w:pPr>
+          <w:hyperlink w:anchor="_Toc208316290" w:history="1">
+            <w:r>
+              <w:rPr>
+                <w:rStyle w:val="Hyperlink"/>
+                <w:noProof/>
+                <w:lang w:val="sr-Cyrl-RS"/>
+              </w:rPr>
+              <w:t>Биографија</w:t>
+            </w:r>
+            <w:r>
+              <w:rPr>
+                <w:noProof/>
+                <w:webHidden/>
+              </w:rPr>
+              <w:tab/>
+            </w:r>
+            <w:r>
+              <w:rPr>
+                <w:noProof/>
+                <w:webHidden/>
+              </w:rPr>
+              <w:fldChar w:fldCharType="begin"/>
+            </w:r>
+            <w:r>
+              <w:rPr>
+                <w:noProof/>
+                <w:webHidden/>
+              </w:rPr>
+              <w:instrText xml:space="preserve"> PAGEREF _Toc208316290 \h </w:instrText>
+            </w:r>
+            <w:r>
+              <w:rPr>
+                <w:noProof/>
+                <w:webHidden/>
+              </w:rPr>
+            </w:r>
+            <w:r>
+              <w:rPr>
+                <w:noProof/>
+                <w:webHidden/>
+              </w:rPr>
+              <w:fldChar w:fldCharType="separate"/>
+            </w:r>
+            <w:r>
+              <w:rPr>
+                <w:noProof/>
+                <w:webHidden/>
+              </w:rPr>
+              <w:t>28</w:t>
+            </w:r>
+            <w:r>
+              <w:rPr>
+                <w:noProof/>
+                <w:webHidden/>
+              </w:rPr>
+              <w:fldChar w:fldCharType="end"/>
             </w:r>
           </w:hyperlink>
         </w:p>
@@ -9108,7 +9607,7 @@
         </w:rPr>
       </w:pPr>
       <w:bookmarkStart w:id="0" w:name="_Toc18506402"/>
-      <w:bookmarkStart w:id="1" w:name="_Toc18587847"/>
+      <w:bookmarkStart w:id="1" w:name="_Toc208316265"/>
       <w:r>
         <w:rPr>
           <w:sz w:val="36"/>
@@ -9295,6 +9794,7 @@
           <w:lang w:val="sr-Cyrl-RS"/>
         </w:rPr>
       </w:pPr>
+      <w:bookmarkStart w:id="2" w:name="_Toc208316266"/>
       <w:r>
         <w:rPr>
           <w:sz w:val="36"/>
@@ -9310,6 +9810,7 @@
         </w:rPr>
         <w:t xml:space="preserve"> Опис проблема</w:t>
       </w:r>
+      <w:bookmarkEnd w:id="2"/>
     </w:p>
     <w:p>
       <w:pPr>
@@ -9389,14 +9890,11 @@
     <w:p>
       <w:pPr>
         <w:pStyle w:val="Heading1"/>
-        <w:rPr>
-          <w:lang w:val="sr-Cyrl-RS"/>
-        </w:rPr>
-      </w:pPr>
-      <w:bookmarkStart w:id="2" w:name="_Toc18083375"/>
-      <w:bookmarkStart w:id="3" w:name="_Toc18083154"/>
-      <w:bookmarkStart w:id="4" w:name="_Toc18506403"/>
-      <w:bookmarkStart w:id="5" w:name="_Toc18587848"/>
+      </w:pPr>
+      <w:bookmarkStart w:id="3" w:name="_Toc18083375"/>
+      <w:bookmarkStart w:id="4" w:name="_Toc18083154"/>
+      <w:bookmarkStart w:id="5" w:name="_Toc18506403"/>
+      <w:bookmarkStart w:id="6" w:name="_Toc208316267"/>
       <w:r>
         <w:rPr>
           <w:sz w:val="36"/>
@@ -9407,13 +9905,8 @@
         <w:t>3</w:t>
       </w:r>
       <w:r>
-        <w:rPr>
-          <w:sz w:val="36"/>
-          <w:szCs w:val="36"/>
-        </w:rPr>
         <w:t xml:space="preserve">. </w:t>
       </w:r>
-      <w:bookmarkEnd w:id="2"/>
       <w:bookmarkEnd w:id="3"/>
       <w:bookmarkEnd w:id="4"/>
       <w:bookmarkEnd w:id="5"/>
@@ -9422,12 +9915,29 @@
           <w:sz w:val="36"/>
           <w:szCs w:val="36"/>
         </w:rPr>
-        <w:t>Теоријско-технолошке основе</w:t>
-      </w:r>
-      <w:bookmarkStart w:id="6" w:name="_Toc18083376"/>
-      <w:bookmarkStart w:id="7" w:name="_Toc18083155"/>
-      <w:bookmarkStart w:id="8" w:name="_Toc18506404"/>
-      <w:bookmarkStart w:id="9" w:name="_Toc18587849"/>
+        <w:t>Теоријско-</w:t>
+      </w:r>
+      <w:bookmarkStart w:id="7" w:name="_GoBack"/>
+      <w:bookmarkEnd w:id="7"/>
+      <w:r>
+        <w:rPr>
+          <w:sz w:val="36"/>
+          <w:szCs w:val="36"/>
+        </w:rPr>
+        <w:t>технолошке основе</w:t>
+      </w:r>
+      <w:bookmarkStart w:id="8" w:name="_Toc18083376"/>
+      <w:bookmarkStart w:id="9" w:name="_Toc18083155"/>
+      <w:bookmarkStart w:id="10" w:name="_Toc18506404"/>
+      <w:bookmarkEnd w:id="6"/>
+    </w:p>
+    <w:p>
+      <w:pPr>
+        <w:pStyle w:val="Heading2"/>
+        <w:rPr>
+          <w:lang w:val="sr-Cyrl-RS"/>
+        </w:rPr>
+      </w:pPr>
       <w:r>
         <w:rPr>
           <w:lang w:val="sr-Cyrl-RS"/>
@@ -9437,6 +9947,7 @@
       <w:r>
         <w:br/>
       </w:r>
+      <w:bookmarkStart w:id="11" w:name="_Toc208316268"/>
       <w:r>
         <w:rPr>
           <w:lang w:val="sr-Cyrl-RS"/>
@@ -9446,13 +9957,13 @@
       <w:r>
         <w:t xml:space="preserve">.1 </w:t>
       </w:r>
-      <w:bookmarkEnd w:id="6"/>
-      <w:bookmarkEnd w:id="7"/>
       <w:bookmarkEnd w:id="8"/>
       <w:bookmarkEnd w:id="9"/>
+      <w:bookmarkEnd w:id="10"/>
       <w:r>
         <w:t>Smart Grid</w:t>
       </w:r>
+      <w:bookmarkEnd w:id="11"/>
     </w:p>
     <w:p>
       <w:pPr>
@@ -9595,7 +10106,7 @@
           <w:noProof/>
         </w:rPr>
         <w:pict w14:anchorId="5504715B">
-          <v:shape id="_x0000_i1028" type="#_x0000_t75" style="width:412.5pt;height:204pt">
+          <v:shape id="_x0000_i1026" type="#_x0000_t75" style="width:412.5pt;height:204pt">
             <v:imagedata r:id="rId24" o:title="Smart-Grid"/>
           </v:shape>
         </w:pict>
@@ -9615,7 +10126,10 @@
         <w:rPr>
           <w:lang w:val="sr-Cyrl-RS"/>
         </w:rPr>
-        <w:t>Слика 1 – Трослојна архитектура</w:t>
+        <w:t xml:space="preserve">Слика 1 – </w:t>
+      </w:r>
+      <w:r>
+        <w:t>Smart Grid</w:t>
       </w:r>
     </w:p>
     <w:p>
@@ -9625,6 +10139,15 @@
           <w:lang w:val="sr-Cyrl-RS"/>
         </w:rPr>
       </w:pPr>
+    </w:p>
+    <w:p>
+      <w:pPr>
+        <w:pStyle w:val="Heading2"/>
+        <w:rPr>
+          <w:lang w:val="sr-Cyrl-RS"/>
+        </w:rPr>
+      </w:pPr>
+      <w:bookmarkStart w:id="12" w:name="_Toc208316269"/>
       <w:r>
         <w:rPr>
           <w:lang w:val="sr-Cyrl-RS"/>
@@ -9638,578 +10161,40 @@
         <w:rPr>
           <w:lang w:val="sr-Cyrl-RS"/>
         </w:rPr>
-        <w:t>Развој Веб</w:t>
-      </w:r>
-      <w:r>
+        <w:t>Вишеслојне апликације и Микросервиси</w:t>
+      </w:r>
+      <w:bookmarkEnd w:id="12"/>
+    </w:p>
+    <w:p>
+      <w:pPr>
+        <w:jc w:val="both"/>
+        <w:rPr>
+          <w:lang w:val="sr-Cyrl-RS"/>
+        </w:rPr>
+      </w:pPr>
+      <w:r>
+        <w:rPr>
+          <w:lang w:val="sr-Cyrl-RS"/>
+        </w:rPr>
+        <w:tab/>
+      </w:r>
+      <w:r>
+        <w:rPr>
+          <w:lang w:val="sr-Cyrl-RS"/>
+        </w:rPr>
+        <w:t xml:space="preserve">Вишеслојне апликације </w:t>
+      </w:r>
+      <w:r>
+        <w:rPr>
+          <w:lang w:val="sr-Cyrl-RS"/>
+        </w:rPr>
+        <w:t>представљају модел организације софтверског система у више логичких слојева, где сваки слој има јасно дефинисану улогу. Најчешће се издвајају три основна слоја:</w:t>
+      </w:r>
+      <w:r>
+        <w:rPr>
+          <w:lang w:val="sr-Cyrl-RS"/>
+        </w:rPr>
         <w:t xml:space="preserve"> </w:t>
-      </w:r>
-      <w:r>
-        <w:rPr>
-          <w:lang w:val="sr-Cyrl-RS"/>
-        </w:rPr>
-        <w:t>апликације</w:t>
-      </w:r>
-      <w:bookmarkStart w:id="10" w:name="_GoBack"/>
-      <w:bookmarkEnd w:id="10"/>
-    </w:p>
-    <w:p>
-      <w:pPr>
-        <w:jc w:val="both"/>
-        <w:rPr>
-          <w:lang w:val="sr-Cyrl-RS"/>
-        </w:rPr>
-      </w:pPr>
-      <w:r>
-        <w:rPr>
-          <w:lang w:val="sr-Cyrl-RS"/>
-        </w:rPr>
-        <w:tab/>
-        <w:t>Планирање и развој веб апликације игра велику улогу</w:t>
-      </w:r>
-      <w:r>
-        <w:rPr>
-          <w:lang w:val="sr-Cyrl-RS"/>
-        </w:rPr>
-        <w:t xml:space="preserve"> у завршном квалитету саме апликације</w:t>
-      </w:r>
-      <w:r>
-        <w:rPr>
-          <w:lang w:val="sr-Cyrl-RS"/>
-        </w:rPr>
-        <w:t>. Овај корак је неизоставан како би се обезбедило максимално задовољство клијента.</w:t>
-      </w:r>
-      <w:r>
-        <w:rPr>
-          <w:lang w:val="sr-Cyrl-RS"/>
-        </w:rPr>
-        <w:t xml:space="preserve"> Такође, </w:t>
-      </w:r>
-      <w:r>
-        <w:rPr>
-          <w:lang w:val="sr-Cyrl-RS"/>
-        </w:rPr>
-        <w:t>недовољно планиран</w:t>
-      </w:r>
-      <w:r>
-        <w:rPr>
-          <w:lang w:val="sr-Cyrl-RS"/>
-        </w:rPr>
-        <w:t xml:space="preserve"> приступ развој</w:t>
-      </w:r>
-      <w:r>
-        <w:rPr>
-          <w:lang w:val="sr-Cyrl-RS"/>
-        </w:rPr>
-        <w:t>у</w:t>
-      </w:r>
-      <w:r>
-        <w:rPr>
-          <w:lang w:val="sr-Cyrl-RS"/>
-        </w:rPr>
-        <w:t xml:space="preserve"> често доводи до веће цене развоја апликације, чиме</w:t>
-      </w:r>
-      <w:r>
-        <w:rPr>
-          <w:lang w:val="sr-Cyrl-RS"/>
-        </w:rPr>
-        <w:t xml:space="preserve"> се</w:t>
-      </w:r>
-      <w:r>
-        <w:rPr>
-          <w:lang w:val="sr-Cyrl-RS"/>
-        </w:rPr>
-        <w:t xml:space="preserve"> ризикује да се апликација никада не развије до краја услед високих непланираних </w:t>
-      </w:r>
-      <w:r>
-        <w:rPr>
-          <w:lang w:val="sr-Cyrl-RS"/>
-        </w:rPr>
-        <w:lastRenderedPageBreak/>
-        <w:t>трошкова. Развој веб апликације је развој у различитим фазама које садрже активности са намером за боље планирање и управљање. Постоји доста развојних метода апликација које се користе већ дужи низ година као што су модел водопад, спирални модел, итеративни модел, еволицијски модел, итд.</w:t>
-      </w:r>
-    </w:p>
-    <w:p>
-      <w:pPr>
-        <w:jc w:val="both"/>
-      </w:pPr>
-      <w:r>
-        <w:rPr>
-          <w:lang w:val="sr-Cyrl-RS"/>
-        </w:rPr>
-        <w:t>Модел водопад настао је у раним 70-тим годинама 20. века, као непосредна аналогија са процесима из других инжењерских струка. Софтверски процес је грађен као низ временски одвојених активности, у складу са сликом.</w:t>
-      </w:r>
-    </w:p>
-    <w:p>
-      <w:pPr>
-        <w:jc w:val="center"/>
-        <w:rPr>
-          <w:lang w:val="sr-Cyrl-RS"/>
-        </w:rPr>
-      </w:pPr>
-      <w:r>
-        <w:rPr>
-          <w:noProof/>
-        </w:rPr>
-        <w:drawing>
-          <wp:inline distT="0" distB="0" distL="0" distR="0" wp14:anchorId="26F7E5A8" wp14:editId="75AFEFB8">
-            <wp:extent cx="5934075" cy="3362325"/>
-            <wp:effectExtent l="0" t="0" r="9525" b="9525"/>
-            <wp:docPr id="6" name="Picture 6"/>
-            <wp:cNvGraphicFramePr>
-              <a:graphicFrameLocks xmlns:a="http://schemas.openxmlformats.org/drawingml/2006/main" noChangeAspect="1"/>
-            </wp:cNvGraphicFramePr>
-            <a:graphic xmlns:a="http://schemas.openxmlformats.org/drawingml/2006/main">
-              <a:graphicData uri="http://schemas.openxmlformats.org/drawingml/2006/picture">
-                <pic:pic xmlns:pic="http://schemas.openxmlformats.org/drawingml/2006/picture">
-                  <pic:nvPicPr>
-                    <pic:cNvPr id="0" name="Picture 4"/>
-                    <pic:cNvPicPr>
-                      <a:picLocks noChangeAspect="1" noChangeArrowheads="1"/>
-                    </pic:cNvPicPr>
-                  </pic:nvPicPr>
-                  <pic:blipFill>
-                    <a:blip r:embed="rId25">
-                      <a:extLst>
-                        <a:ext uri="{28A0092B-C50C-407E-A947-70E740481C1C}">
-                          <a14:useLocalDpi xmlns:a14="http://schemas.microsoft.com/office/drawing/2010/main" val="0"/>
-                        </a:ext>
-                      </a:extLst>
-                    </a:blip>
-                    <a:srcRect/>
-                    <a:stretch>
-                      <a:fillRect/>
-                    </a:stretch>
-                  </pic:blipFill>
-                  <pic:spPr bwMode="auto">
-                    <a:xfrm>
-                      <a:off x="0" y="0"/>
-                      <a:ext cx="5934075" cy="3362325"/>
-                    </a:xfrm>
-                    <a:prstGeom prst="rect">
-                      <a:avLst/>
-                    </a:prstGeom>
-                    <a:noFill/>
-                    <a:ln>
-                      <a:noFill/>
-                    </a:ln>
-                  </pic:spPr>
-                </pic:pic>
-              </a:graphicData>
-            </a:graphic>
-          </wp:inline>
-        </w:drawing>
-      </w:r>
-      <w:r>
-        <w:rPr>
-          <w:lang w:val="sr-Cyrl-RS"/>
-        </w:rPr>
-        <w:br/>
-        <w:t>Слика 2 – Модел Водопад</w:t>
-      </w:r>
-    </w:p>
-    <w:p>
-      <w:pPr>
-        <w:jc w:val="both"/>
-        <w:rPr>
-          <w:lang w:val="sr-Cyrl-RS"/>
-        </w:rPr>
-      </w:pPr>
-      <w:r>
-        <w:rPr>
-          <w:lang w:val="sr-Cyrl-RS"/>
-        </w:rPr>
-        <w:t>Модел је добио име због облика дијаграма</w:t>
-      </w:r>
-      <w:r>
-        <w:rPr>
-          <w:lang w:val="sr-Cyrl-RS"/>
-        </w:rPr>
-        <w:t xml:space="preserve"> који подсећа на водопад</w:t>
-      </w:r>
-      <w:r>
-        <w:rPr>
-          <w:lang w:val="sr-Cyrl-RS"/>
-        </w:rPr>
-        <w:t>. Активности се одвијају као фазе секвенцијално једна иза друге. Свака фаза даје неки ре</w:t>
-      </w:r>
-      <w:r>
-        <w:rPr>
-          <w:lang w:val="sr-Cyrl-RS"/>
-        </w:rPr>
-        <w:t>з</w:t>
-      </w:r>
-      <w:r>
-        <w:rPr>
-          <w:lang w:val="sr-Cyrl-RS"/>
-        </w:rPr>
-        <w:t xml:space="preserve">ултат који „тече“ по моделу и представља полазиште за </w:t>
-      </w:r>
-      <w:r>
-        <w:rPr>
-          <w:lang w:val="sr-Cyrl-RS"/>
-        </w:rPr>
-        <w:t>наредну</w:t>
-      </w:r>
-      <w:r>
-        <w:rPr>
-          <w:lang w:val="sr-Cyrl-RS"/>
-        </w:rPr>
-        <w:t xml:space="preserve"> фазу. </w:t>
-      </w:r>
-      <w:r>
-        <w:rPr>
-          <w:lang w:val="sr-Cyrl-RS"/>
-        </w:rPr>
-        <w:t>Овај модел</w:t>
-      </w:r>
-      <w:r>
-        <w:rPr>
-          <w:lang w:val="sr-Cyrl-RS"/>
-        </w:rPr>
-        <w:t xml:space="preserve"> омогућава детаљно планирање целог софтверског процеса и поделу послова. Лако се може утврдити ста</w:t>
-      </w:r>
-      <w:r>
-        <w:rPr>
-          <w:lang w:val="sr-Cyrl-RS"/>
-        </w:rPr>
-        <w:t>њ</w:t>
-      </w:r>
-      <w:r>
-        <w:rPr>
-          <w:lang w:val="sr-Cyrl-RS"/>
-        </w:rPr>
-        <w:t>е у којем се процес тренутно налази.</w:t>
-      </w:r>
-    </w:p>
-    <w:p>
-      <w:pPr>
-        <w:jc w:val="both"/>
-        <w:rPr>
-          <w:lang w:val="sr-Cyrl-RS"/>
-        </w:rPr>
-      </w:pPr>
-      <w:r>
-        <w:rPr>
-          <w:lang w:val="sr-Cyrl-RS"/>
-        </w:rPr>
-        <w:t>Највећа мана модела водопад је што не одржава стварни начин на који се код развија, јер се софтвер обично развија кроз велики број итерација. Нестандардне технике развоја софтвера постоје због различитих проблема из реалног света који описују</w:t>
-      </w:r>
-      <w:r>
-        <w:rPr>
-          <w:lang w:val="sr-Cyrl-RS"/>
-        </w:rPr>
-        <w:t xml:space="preserve">. </w:t>
-      </w:r>
-    </w:p>
-    <w:p>
-      <w:pPr>
-        <w:jc w:val="both"/>
-        <w:rPr>
-          <w:lang w:val="sr-Cyrl-RS"/>
-        </w:rPr>
-      </w:pPr>
-      <w:r>
-        <w:tab/>
-      </w:r>
-    </w:p>
-    <w:p>
-      <w:pPr>
-        <w:pStyle w:val="Heading1"/>
-        <w:jc w:val="both"/>
-      </w:pPr>
-      <w:r>
-        <w:rPr>
-          <w:lang w:val="sr-Cyrl-RS"/>
-        </w:rPr>
-        <w:t>3</w:t>
-      </w:r>
-      <w:r>
-        <w:t>.3 Web API</w:t>
-      </w:r>
-    </w:p>
-    <w:p>
-      <w:pPr>
-        <w:ind w:firstLine="720"/>
-        <w:jc w:val="both"/>
-        <w:rPr>
-          <w:lang w:val="sr-Cyrl-RS"/>
-        </w:rPr>
-      </w:pPr>
-      <w:r>
-        <w:rPr>
-          <w:lang w:val="sr-Cyrl-RS"/>
-        </w:rPr>
-        <w:t>А</w:t>
-      </w:r>
-      <w:r>
-        <w:t>PI</w:t>
-      </w:r>
-      <w:r>
-        <w:t xml:space="preserve"> </w:t>
-      </w:r>
-      <w:r>
-        <w:rPr>
-          <w:lang w:val="sr-Cyrl-RS"/>
-        </w:rPr>
-        <w:t>(</w:t>
-      </w:r>
-      <w:r>
-        <w:t>Application Programming Interface</w:t>
-      </w:r>
-      <w:r>
-        <w:rPr>
-          <w:lang w:val="sr-Cyrl-RS"/>
-        </w:rPr>
-        <w:t>)</w:t>
-      </w:r>
-      <w:r>
-        <w:t xml:space="preserve"> </w:t>
-      </w:r>
-      <w:r>
-        <w:rPr>
-          <w:lang w:val="sr-Cyrl-RS"/>
-        </w:rPr>
-        <w:t xml:space="preserve">је </w:t>
-      </w:r>
-      <w:r>
-        <w:rPr>
-          <w:lang w:val="sr-Cyrl-RS"/>
-        </w:rPr>
-        <w:t>интефејс за програмирање који дефинише начине на које апликације могу да захтевају услуге од библиотека или оперативних система. Такође</w:t>
-      </w:r>
-      <w:r>
-        <w:rPr>
-          <w:lang w:val="sr-Cyrl-RS"/>
-        </w:rPr>
-        <w:t xml:space="preserve"> омогућава да два </w:t>
-      </w:r>
-      <w:r>
-        <w:rPr>
-          <w:lang w:val="sr-Cyrl-RS"/>
-        </w:rPr>
-        <w:t xml:space="preserve">одвојена </w:t>
-      </w:r>
-      <w:r>
-        <w:rPr>
-          <w:lang w:val="sr-Cyrl-RS"/>
-        </w:rPr>
-        <w:t xml:space="preserve">софтверска програма међусобно комуницирају. </w:t>
-      </w:r>
-      <w:r>
-        <w:rPr>
-          <w:lang w:val="sr-Cyrl-RS"/>
-        </w:rPr>
-        <w:t>A RESTful API</w:t>
-      </w:r>
-      <w:r>
-        <w:rPr>
-          <w:lang w:val="sr-Cyrl-RS"/>
-        </w:rPr>
-        <w:t xml:space="preserve"> или </w:t>
-      </w:r>
-      <w:r>
-        <w:rPr>
-          <w:lang w:val="sr-Cyrl-RS"/>
-        </w:rPr>
-        <w:t>REST API</w:t>
-      </w:r>
-      <w:r>
-        <w:rPr>
-          <w:lang w:val="sr-Cyrl-RS"/>
-        </w:rPr>
-        <w:t xml:space="preserve"> заснован је на </w:t>
-      </w:r>
-      <w:r>
-        <w:rPr>
-          <w:lang w:val="sr-Cyrl-RS"/>
-        </w:rPr>
-        <w:t>REST</w:t>
-      </w:r>
-      <w:r>
-        <w:rPr>
-          <w:lang w:val="sr-Cyrl-RS"/>
-        </w:rPr>
-        <w:t>-у (</w:t>
-      </w:r>
-      <w:r>
-        <w:rPr>
-          <w:lang w:val="sr-Cyrl-RS"/>
-        </w:rPr>
-        <w:t>representational state transfer)</w:t>
-      </w:r>
-      <w:r>
-        <w:rPr>
-          <w:lang w:val="sr-Cyrl-RS"/>
-        </w:rPr>
-        <w:t xml:space="preserve">. </w:t>
-      </w:r>
-      <w:r>
-        <w:rPr>
-          <w:lang w:val="sr-Cyrl-RS"/>
-        </w:rPr>
-        <w:t>REST API</w:t>
-      </w:r>
-      <w:r>
-        <w:rPr>
-          <w:lang w:val="sr-Cyrl-RS"/>
-        </w:rPr>
-        <w:t xml:space="preserve"> представља</w:t>
-      </w:r>
-      <w:r>
-        <w:rPr>
-          <w:lang w:val="sr-Cyrl-RS"/>
-        </w:rPr>
-        <w:t xml:space="preserve"> архитектонски стил и приступ комуникацији који се често користи у развоју веб услуга. </w:t>
-      </w:r>
-      <w:r>
-        <w:rPr>
-          <w:lang w:val="sr-Cyrl-RS"/>
-        </w:rPr>
-        <w:t>REST</w:t>
-      </w:r>
-      <w:r>
-        <w:rPr>
-          <w:lang w:val="sr-Cyrl-RS"/>
-        </w:rPr>
-        <w:t xml:space="preserve"> технологија се генерално преферира у односу на друге сличне технологије</w:t>
-      </w:r>
-      <w:r>
-        <w:rPr>
-          <w:lang w:val="sr-Cyrl-RS"/>
-        </w:rPr>
-        <w:t>,</w:t>
-      </w:r>
-      <w:r>
-        <w:rPr>
-          <w:lang w:val="sr-Cyrl-RS"/>
-        </w:rPr>
-        <w:t xml:space="preserve"> </w:t>
-      </w:r>
-      <w:r>
-        <w:rPr>
-          <w:lang w:val="sr-Cyrl-RS"/>
-        </w:rPr>
-        <w:t>зато што</w:t>
-      </w:r>
-      <w:r>
-        <w:rPr>
-          <w:lang w:val="sr-Cyrl-RS"/>
-        </w:rPr>
-        <w:t xml:space="preserve"> </w:t>
-      </w:r>
-      <w:r>
-        <w:rPr>
-          <w:lang w:val="sr-Cyrl-RS"/>
-        </w:rPr>
-        <w:t>REST</w:t>
-      </w:r>
-      <w:r>
-        <w:rPr>
-          <w:lang w:val="sr-Cyrl-RS"/>
-        </w:rPr>
-        <w:t xml:space="preserve"> користи мању пропусност, што га </w:t>
-      </w:r>
-      <w:r>
-        <w:rPr>
-          <w:lang w:val="sr-Cyrl-RS"/>
-        </w:rPr>
-        <w:lastRenderedPageBreak/>
-        <w:t>чини погоднијим за ефикасно коришћење интернета.</w:t>
-      </w:r>
-      <w:r>
-        <w:t xml:space="preserve"> </w:t>
-      </w:r>
-      <w:r>
-        <w:rPr>
-          <w:lang w:val="sr-Cyrl-RS"/>
-        </w:rPr>
-        <w:t>RESTful API</w:t>
-      </w:r>
-      <w:r>
-        <w:rPr>
-          <w:lang w:val="sr-Cyrl-RS"/>
-        </w:rPr>
-        <w:t xml:space="preserve"> се такође може изградити помоћу програмских језика као што су </w:t>
-      </w:r>
-      <w:r>
-        <w:rPr>
-          <w:lang w:val="sr-Cyrl-RS"/>
-        </w:rPr>
-        <w:t>JavaScript</w:t>
-      </w:r>
-      <w:r>
-        <w:rPr>
-          <w:lang w:val="sr-Cyrl-RS"/>
-        </w:rPr>
-        <w:t xml:space="preserve"> или </w:t>
-      </w:r>
-      <w:r>
-        <w:rPr>
-          <w:lang w:val="sr-Cyrl-RS"/>
-        </w:rPr>
-        <w:t>Python</w:t>
-      </w:r>
-      <w:r>
-        <w:rPr>
-          <w:lang w:val="sr-Cyrl-RS"/>
-        </w:rPr>
-        <w:t>.</w:t>
-      </w:r>
-    </w:p>
-    <w:p>
-      <w:pPr>
-        <w:jc w:val="both"/>
-        <w:rPr>
-          <w:lang w:val="sr-Cyrl-RS"/>
-        </w:rPr>
-      </w:pPr>
-      <w:r>
-        <w:rPr>
-          <w:lang w:val="sr-Cyrl-RS"/>
-        </w:rPr>
-        <w:t>RESTful API</w:t>
-      </w:r>
-      <w:r>
-        <w:rPr>
-          <w:lang w:val="sr-Cyrl-RS"/>
-        </w:rPr>
-        <w:t xml:space="preserve"> користи команде за добијање ресурса. Стање ресурса у било којој датој временској ознаци назива се „</w:t>
-      </w:r>
-      <w:r>
-        <w:rPr>
-          <w:lang w:val="sr-Cyrl-RS"/>
-        </w:rPr>
-        <w:t>resource representation</w:t>
-      </w:r>
-      <w:r>
-        <w:rPr>
-          <w:lang w:val="sr-Cyrl-RS"/>
-        </w:rPr>
-        <w:t xml:space="preserve">“. Он користи постојеће </w:t>
-      </w:r>
-      <w:r>
-        <w:rPr>
-          <w:lang w:val="sr-Cyrl-RS"/>
-        </w:rPr>
-        <w:t>HTTP</w:t>
-      </w:r>
-      <w:r>
-        <w:rPr>
-          <w:lang w:val="sr-Cyrl-RS"/>
-        </w:rPr>
-        <w:t xml:space="preserve"> методологије дефинисане протоколом </w:t>
-      </w:r>
-      <w:r>
-        <w:rPr>
-          <w:lang w:val="sr-Cyrl-RS"/>
-        </w:rPr>
-        <w:t>RFC 2616</w:t>
-      </w:r>
-      <w:r>
-        <w:rPr>
-          <w:lang w:val="sr-Cyrl-RS"/>
-        </w:rPr>
-        <w:t xml:space="preserve">, као што су: </w:t>
       </w:r>
     </w:p>
     <w:p>
@@ -10217,7 +10202,7 @@
         <w:pStyle w:val="ListParagraph"/>
         <w:numPr>
           <w:ilvl w:val="0"/>
-          <w:numId w:val="6"/>
+          <w:numId w:val="14"/>
         </w:numPr>
         <w:jc w:val="both"/>
         <w:rPr>
@@ -10228,13 +10213,19 @@
         <w:rPr>
           <w:lang w:val="sr-Cyrl-RS"/>
         </w:rPr>
-        <w:t>GET</w:t>
-      </w:r>
-      <w:r>
-        <w:rPr>
-          <w:lang w:val="sr-Cyrl-RS"/>
-        </w:rPr>
-        <w:t xml:space="preserve"> – за преузимање ресурса</w:t>
+        <w:t>Презент</w:t>
+      </w:r>
+      <w:r>
+        <w:rPr>
+          <w:lang w:val="sr-Cyrl-RS"/>
+        </w:rPr>
+        <w:t xml:space="preserve">ациони слој  - </w:t>
+      </w:r>
+      <w:r>
+        <w:rPr>
+          <w:lang w:val="sr-Cyrl-RS"/>
+        </w:rPr>
+        <w:t>интерфејс који је у интеракцији са корисником.</w:t>
       </w:r>
     </w:p>
     <w:p>
@@ -10242,7 +10233,7 @@
         <w:pStyle w:val="ListParagraph"/>
         <w:numPr>
           <w:ilvl w:val="0"/>
-          <w:numId w:val="6"/>
+          <w:numId w:val="14"/>
         </w:numPr>
         <w:jc w:val="both"/>
         <w:rPr>
@@ -10253,13 +10244,13 @@
         <w:rPr>
           <w:lang w:val="sr-Cyrl-RS"/>
         </w:rPr>
-        <w:t>PUT</w:t>
-      </w:r>
-      <w:r>
-        <w:rPr>
-          <w:lang w:val="sr-Cyrl-RS"/>
-        </w:rPr>
-        <w:t xml:space="preserve"> – за мењање стања или ажурирање ресурса, који може бити објекат, датотека или блок</w:t>
+        <w:t>Апликативни слој -</w:t>
+      </w:r>
+      <w:r>
+        <w:rPr>
+          <w:lang w:val="sr-Cyrl-RS"/>
+        </w:rPr>
+        <w:t xml:space="preserve"> садржи пословну логику система.</w:t>
       </w:r>
     </w:p>
     <w:p>
@@ -10267,7 +10258,7 @@
         <w:pStyle w:val="ListParagraph"/>
         <w:numPr>
           <w:ilvl w:val="0"/>
-          <w:numId w:val="6"/>
+          <w:numId w:val="14"/>
         </w:numPr>
         <w:jc w:val="both"/>
         <w:rPr>
@@ -10278,13 +10269,62 @@
         <w:rPr>
           <w:lang w:val="sr-Cyrl-RS"/>
         </w:rPr>
-        <w:t>POST</w:t>
-      </w:r>
-      <w:r>
-        <w:rPr>
-          <w:lang w:val="sr-Cyrl-RS"/>
-        </w:rPr>
-        <w:t xml:space="preserve"> – за стварање новог ресурса</w:t>
+        <w:t xml:space="preserve">Слој података </w:t>
+      </w:r>
+      <w:r>
+        <w:rPr>
+          <w:lang w:val="sr-Cyrl-RS"/>
+        </w:rPr>
+        <w:t xml:space="preserve">- </w:t>
+      </w:r>
+      <w:r>
+        <w:rPr>
+          <w:lang w:val="sr-Cyrl-RS"/>
+        </w:rPr>
+        <w:t>одговоран за приступ и управљање базом података.</w:t>
+      </w:r>
+    </w:p>
+    <w:p>
+      <w:pPr>
+        <w:jc w:val="both"/>
+      </w:pPr>
+      <w:r>
+        <w:t xml:space="preserve">Овакав приступ је дуго био доминантан у развоју пословних система јер омогућава јасну поделу одговорности и релативно једноставну имплементацију. Међутим, у пракси се временом показују значајна ограничења, као што со слаба скалабилност, висок степен међузависности, ограничена флексибилност и слаб отпор на грешке. </w:t>
+      </w:r>
+      <w:r>
+        <w:t>Због ових ограничења, традиционални вишеслојни приступ све више уступа место микросервисној архитектури, која обезбеђује већу независност компоненти, бољу скалабилност и лакше одржавање.</w:t>
+      </w:r>
+    </w:p>
+    <w:p>
+      <w:pPr>
+        <w:jc w:val="both"/>
+        <w:rPr>
+          <w:lang w:val="sr-Cyrl-RS"/>
+        </w:rPr>
+      </w:pPr>
+      <w:r>
+        <w:rPr>
+          <w:lang w:val="sr-Cyrl-RS"/>
+        </w:rPr>
+        <w:t>Микросервисна архитектура је приступ развоју система где се цела апликација састоји од више мањих, независних сервиса. Сваки сервис је одговоран за једну ј</w:t>
+      </w:r>
+      <w:r>
+        <w:rPr>
+          <w:lang w:val="sr-Cyrl-RS"/>
+        </w:rPr>
+        <w:t xml:space="preserve">асно дефинисану функционалност </w:t>
+      </w:r>
+      <w:r>
+        <w:rPr>
+          <w:lang w:val="sr-Cyrl-RS"/>
+        </w:rPr>
+        <w:t>и може да се развија, тестира, распореди и скалира одвојено од осталих.</w:t>
+      </w:r>
+      <w:r>
+        <w:rPr>
+          <w:lang w:val="sr-Cyrl-RS"/>
+        </w:rPr>
+        <w:t xml:space="preserve"> Неке од главних предности ове структуре су:</w:t>
       </w:r>
     </w:p>
     <w:p>
@@ -10292,7 +10332,7 @@
         <w:pStyle w:val="ListParagraph"/>
         <w:numPr>
           <w:ilvl w:val="0"/>
-          <w:numId w:val="6"/>
+          <w:numId w:val="15"/>
         </w:numPr>
         <w:jc w:val="both"/>
         <w:rPr>
@@ -10303,13 +10343,203 @@
         <w:rPr>
           <w:lang w:val="sr-Cyrl-RS"/>
         </w:rPr>
-        <w:t>DELETE</w:t>
-      </w:r>
-      <w:r>
-        <w:rPr>
-          <w:lang w:val="sr-Cyrl-RS"/>
-        </w:rPr>
-        <w:t xml:space="preserve"> – за његово брисање</w:t>
+        <w:t>Скалабилност -</w:t>
+      </w:r>
+      <w:r>
+        <w:t xml:space="preserve"> </w:t>
+      </w:r>
+      <w:r>
+        <w:rPr>
+          <w:lang w:val="sr-Cyrl-RS"/>
+        </w:rPr>
+        <w:t>сваки сервис се може скалирати независно од других.</w:t>
+      </w:r>
+    </w:p>
+    <w:p>
+      <w:pPr>
+        <w:pStyle w:val="ListParagraph"/>
+        <w:numPr>
+          <w:ilvl w:val="0"/>
+          <w:numId w:val="15"/>
+        </w:numPr>
+        <w:jc w:val="both"/>
+        <w:rPr>
+          <w:lang w:val="sr-Cyrl-RS"/>
+        </w:rPr>
+      </w:pPr>
+      <w:r>
+        <w:rPr>
+          <w:lang w:val="sr-Cyrl-RS"/>
+        </w:rPr>
+        <w:t xml:space="preserve">Флексибилност - </w:t>
+      </w:r>
+      <w:r>
+        <w:rPr>
+          <w:lang w:val="sr-Cyrl-RS"/>
+        </w:rPr>
+        <w:t>могуће је користити различите технологије за различите сервисе.</w:t>
+      </w:r>
+    </w:p>
+    <w:p>
+      <w:pPr>
+        <w:pStyle w:val="ListParagraph"/>
+        <w:numPr>
+          <w:ilvl w:val="0"/>
+          <w:numId w:val="15"/>
+        </w:numPr>
+        <w:jc w:val="both"/>
+        <w:rPr>
+          <w:lang w:val="sr-Cyrl-RS"/>
+        </w:rPr>
+      </w:pPr>
+      <w:r>
+        <w:rPr>
+          <w:lang w:val="sr-Cyrl-RS"/>
+        </w:rPr>
+        <w:t xml:space="preserve">Отпорност - </w:t>
+      </w:r>
+      <w:r>
+        <w:rPr>
+          <w:lang w:val="sr-Cyrl-RS"/>
+        </w:rPr>
+        <w:t>пад једног микросервиса не мора значити пад целог система.</w:t>
+      </w:r>
+    </w:p>
+    <w:p>
+      <w:pPr>
+        <w:pStyle w:val="ListParagraph"/>
+        <w:numPr>
+          <w:ilvl w:val="0"/>
+          <w:numId w:val="15"/>
+        </w:numPr>
+        <w:jc w:val="both"/>
+        <w:rPr>
+          <w:lang w:val="sr-Cyrl-RS"/>
+        </w:rPr>
+      </w:pPr>
+      <w:r>
+        <w:rPr>
+          <w:lang w:val="sr-Cyrl-RS"/>
+        </w:rPr>
+        <w:t xml:space="preserve">Бржи развој - </w:t>
+      </w:r>
+      <w:r>
+        <w:rPr>
+          <w:lang w:val="sr-Cyrl-RS"/>
+        </w:rPr>
+        <w:t>тимови могу паралелно радити на различитим сервисима.</w:t>
+      </w:r>
+    </w:p>
+    <w:p>
+      <w:pPr>
+        <w:jc w:val="both"/>
+      </w:pPr>
+      <w:r>
+        <w:t xml:space="preserve">Док су вишеслојне </w:t>
+      </w:r>
+      <w:r>
+        <w:t>апликације грађене као једна целина где су све функционалности чврсто повезане, микросервисна архитектура омогућава раздвајање тих функционалности у мање целине. У монолиту, промена у једном делу система често захтева поновно тестирање и покретање целе апликације, док код микросервиса само тај сервис треба мењати. То доноси већу флексибилност и бољу прилагодљивост савременим потребама.</w:t>
+      </w:r>
+      <w:r>
+        <w:tab/>
+      </w:r>
+    </w:p>
+    <w:p>
+      <w:pPr>
+        <w:jc w:val="both"/>
+        <w:rPr>
+          <w:lang w:val="sr-Cyrl-RS"/>
+        </w:rPr>
+      </w:pPr>
+    </w:p>
+    <w:p>
+      <w:pPr>
+        <w:pStyle w:val="Heading2"/>
+        <w:rPr>
+          <w:lang w:val="sr-Cyrl-RS"/>
+        </w:rPr>
+      </w:pPr>
+      <w:bookmarkStart w:id="13" w:name="_Toc208316270"/>
+      <w:r>
+        <w:rPr>
+          <w:lang w:val="sr-Cyrl-RS"/>
+        </w:rPr>
+        <w:t>3</w:t>
+      </w:r>
+      <w:r>
+        <w:t xml:space="preserve">.3 </w:t>
+      </w:r>
+      <w:r>
+        <w:rPr>
+          <w:lang w:val="sr-Cyrl-RS"/>
+        </w:rPr>
+        <w:t>Методологија развоја софтвера</w:t>
+      </w:r>
+      <w:bookmarkEnd w:id="13"/>
+    </w:p>
+    <w:p>
+      <w:pPr>
+        <w:jc w:val="both"/>
+        <w:rPr>
+          <w:lang w:val="sr-Cyrl-RS"/>
+        </w:rPr>
+      </w:pPr>
+      <w:r>
+        <w:rPr>
+          <w:lang w:val="sr-Cyrl-RS"/>
+        </w:rPr>
+        <w:tab/>
+      </w:r>
+      <w:r>
+        <w:rPr>
+          <w:lang w:val="sr-Cyrl-RS"/>
+        </w:rPr>
+        <w:t>Методологија развоја софтвера представља уређен и систематичан приступ процесу израде софтверских система. Она дефинише правила, принципе, технике и алате који се користе у свим фазама развоја – од прикупљања захтева, преко дизајна и имплементације, па све до тестирања и одржавања. Основни циљ методологије је да обезбеди предвидљивост, квалитет и ефикасност у изради софтвера, као и бољу сарадњу између чланова тим</w:t>
+      </w:r>
+      <w:r>
+        <w:rPr>
+          <w:lang w:val="sr-Cyrl-RS"/>
+        </w:rPr>
+        <w:t>а и комуникацију са клијентима.</w:t>
+      </w:r>
+    </w:p>
+    <w:p>
+      <w:pPr>
+        <w:jc w:val="both"/>
+        <w:rPr>
+          <w:lang w:val="sr-Cyrl-RS"/>
+        </w:rPr>
+      </w:pPr>
+      <w:r>
+        <w:rPr>
+          <w:lang w:val="sr-Cyrl-RS"/>
+        </w:rPr>
+        <w:t xml:space="preserve">У савременој пракси најчешће се користи агилна методологија. Она је настала као одговор на недостатке класичних приступа (као што је „водопадни модел“), који су били крути и слабо прилагодљиви променама. Агилни приступ ставља акценат на флексибилност, континуирану сарадњу са клијентом и постепену испоруку функционалности. Уместо да се цео систем испоручи тек на крају процеса, развој се дели у мале итерације, где се након сваке итерације добија </w:t>
+      </w:r>
+      <w:r>
+        <w:rPr>
+          <w:lang w:val="sr-Cyrl-RS"/>
+        </w:rPr>
+        <w:lastRenderedPageBreak/>
+        <w:t>конкретан и функционалан део софтвера. Ово омогућава да се систем брже прилагоди новим захтевима, да се грешке раније уоче и да клијент добије вредност током целог развојног циклуса.</w:t>
+      </w:r>
+      <w:r>
+        <w:rPr>
+          <w:lang w:val="sr-Cyrl-RS"/>
+        </w:rPr>
+        <w:t xml:space="preserve"> О</w:t>
+      </w:r>
+      <w:r>
+        <w:rPr>
+          <w:lang w:val="sr-Cyrl-RS"/>
+        </w:rPr>
+        <w:t>бично се спроводи кроз оквире као што су Scrum, где се рад организује у спринтове са јасно дефинисаним задацима, и Kanban, који наглашава визуелизацију и непрекидан ток рада. Ове праксе омогућавају тимовима да буду продуктивнији, брже испоручују функционалности и лакше реагују на промене у захтевима.</w:t>
+      </w:r>
+      <w:r>
+        <w:rPr>
+          <w:lang w:val="sr-Cyrl-RS"/>
+        </w:rPr>
+        <w:t xml:space="preserve"> Овакав приступ је кључан за пројекат овог типа, где би већи број компанија и клијената био укључен, ради што детаљније анализе и праћења развојног процеса.</w:t>
       </w:r>
     </w:p>
     <w:p>
@@ -10323,54 +10553,11 @@
         <w:rPr>
           <w:noProof/>
         </w:rPr>
-        <w:drawing>
-          <wp:inline distT="0" distB="0" distL="0" distR="0" wp14:anchorId="4AC6AC6C" wp14:editId="176BFE38">
-            <wp:extent cx="4295775" cy="1696245"/>
-            <wp:effectExtent l="0" t="0" r="0" b="0"/>
-            <wp:docPr id="5" name="Picture 5"/>
-            <wp:cNvGraphicFramePr>
-              <a:graphicFrameLocks xmlns:a="http://schemas.openxmlformats.org/drawingml/2006/main" noChangeAspect="1"/>
-            </wp:cNvGraphicFramePr>
-            <a:graphic xmlns:a="http://schemas.openxmlformats.org/drawingml/2006/main">
-              <a:graphicData uri="http://schemas.openxmlformats.org/drawingml/2006/picture">
-                <pic:pic xmlns:pic="http://schemas.openxmlformats.org/drawingml/2006/picture">
-                  <pic:nvPicPr>
-                    <pic:cNvPr id="0" name="Picture 3"/>
-                    <pic:cNvPicPr>
-                      <a:picLocks noChangeAspect="1" noChangeArrowheads="1"/>
-                    </pic:cNvPicPr>
-                  </pic:nvPicPr>
-                  <pic:blipFill>
-                    <a:blip r:embed="rId26" cstate="print">
-                      <a:extLst>
-                        <a:ext uri="{28A0092B-C50C-407E-A947-70E740481C1C}">
-                          <a14:useLocalDpi xmlns:a14="http://schemas.microsoft.com/office/drawing/2010/main" val="0"/>
-                        </a:ext>
-                      </a:extLst>
-                    </a:blip>
-                    <a:srcRect/>
-                    <a:stretch>
-                      <a:fillRect/>
-                    </a:stretch>
-                  </pic:blipFill>
-                  <pic:spPr bwMode="auto">
-                    <a:xfrm>
-                      <a:off x="0" y="0"/>
-                      <a:ext cx="4297839" cy="1697060"/>
-                    </a:xfrm>
-                    <a:prstGeom prst="rect">
-                      <a:avLst/>
-                    </a:prstGeom>
-                    <a:noFill/>
-                    <a:ln>
-                      <a:noFill/>
-                    </a:ln>
-                  </pic:spPr>
-                </pic:pic>
-              </a:graphicData>
-            </a:graphic>
-          </wp:inline>
-        </w:drawing>
+        <w:pict w14:anchorId="54D94E37">
+          <v:shape id="_x0000_i1027" type="#_x0000_t75" style="width:467.25pt;height:230.25pt">
+            <v:imagedata r:id="rId25" o:title="agile"/>
+          </v:shape>
+        </w:pict>
       </w:r>
       <w:r>
         <w:rPr>
@@ -10380,7 +10567,10 @@
         <w:t xml:space="preserve">Слика </w:t>
       </w:r>
       <w:r>
-        <w:t xml:space="preserve">3 </w:t>
+        <w:t>2</w:t>
+      </w:r>
+      <w:r>
+        <w:t xml:space="preserve"> </w:t>
       </w:r>
       <w:r>
         <w:rPr>
@@ -10392,212 +10582,233 @@
         <w:rPr>
           <w:lang w:val="sr-Cyrl-RS"/>
         </w:rPr>
-        <w:t>REST API</w:t>
+        <w:t>Agile</w:t>
       </w:r>
     </w:p>
     <w:p>
       <w:pPr>
         <w:jc w:val="both"/>
-        <w:rPr>
-          <w:lang w:val="sr-Cyrl-RS"/>
-        </w:rPr>
-      </w:pPr>
-      <w:r>
-        <w:t xml:space="preserve">ASP.NET Web API </w:t>
-      </w:r>
-      <w:r>
-        <w:rPr>
-          <w:lang w:val="sr-Cyrl-RS"/>
-        </w:rPr>
-        <w:t xml:space="preserve">је прошириво окружење за изградњу услуга заснованих на </w:t>
-      </w:r>
-      <w:r>
-        <w:t>HTTP</w:t>
-      </w:r>
-      <w:r>
-        <w:rPr>
-          <w:lang w:val="sr-Cyrl-RS"/>
-        </w:rPr>
-        <w:t xml:space="preserve">-у којима се може приступити у различитим апликацијама на различитим платформама, попут веба, мобилних уређаја, итд. </w:t>
-      </w:r>
-      <w:r>
-        <w:t>ASP.NET Web API</w:t>
-      </w:r>
-      <w:r>
-        <w:rPr>
-          <w:lang w:val="sr-Cyrl-RS"/>
-        </w:rPr>
-        <w:t xml:space="preserve"> ради слично као и веб апликација писана у </w:t>
-      </w:r>
-      <w:r>
-        <w:t>ASP.NET MVC</w:t>
-      </w:r>
-      <w:r>
-        <w:rPr>
-          <w:lang w:val="sr-Cyrl-RS"/>
-        </w:rPr>
-        <w:t xml:space="preserve">. Једина разлика је у томе што </w:t>
-      </w:r>
-      <w:r>
-        <w:t>ASP.NET Web API</w:t>
-      </w:r>
-      <w:r>
-        <w:rPr>
-          <w:lang w:val="sr-Cyrl-RS"/>
-        </w:rPr>
-        <w:t xml:space="preserve"> шаље податке као одговор уместо </w:t>
-      </w:r>
-      <w:r>
-        <w:t xml:space="preserve">HTML </w:t>
-      </w:r>
-      <w:r>
-        <w:rPr>
-          <w:lang w:val="sr-Cyrl-RS"/>
-        </w:rPr>
-        <w:t xml:space="preserve">приказа, што је стандардно за </w:t>
-      </w:r>
-      <w:r>
-        <w:t>ASP.NET MVC</w:t>
-      </w:r>
-      <w:r>
-        <w:rPr>
-          <w:lang w:val="sr-Cyrl-RS"/>
-        </w:rPr>
-        <w:t xml:space="preserve">. Сви прегледачи имају скуп уграђених </w:t>
-      </w:r>
-      <w:r>
-        <w:t>Web API-a</w:t>
-      </w:r>
-      <w:r>
-        <w:rPr>
-          <w:lang w:val="sr-Cyrl-RS"/>
-        </w:rPr>
-        <w:t xml:space="preserve"> који подржавају сложене операције и помажу у приступу подацима. На пример, </w:t>
-      </w:r>
-      <w:r>
-        <w:t xml:space="preserve">Geolocation API </w:t>
-      </w:r>
-      <w:r>
-        <w:rPr>
-          <w:lang w:val="sr-Cyrl-RS"/>
-        </w:rPr>
-        <w:t xml:space="preserve">може да добави координате одређених физичких места. </w:t>
-      </w:r>
-    </w:p>
-    <w:p>
-      <w:pPr>
-        <w:jc w:val="center"/>
-      </w:pPr>
-      <w:r>
-        <w:rPr>
-          <w:noProof/>
-        </w:rPr>
-        <w:drawing>
-          <wp:inline distT="0" distB="0" distL="0" distR="0" wp14:anchorId="31D6B974" wp14:editId="5D4CF314">
-            <wp:extent cx="5638800" cy="1714374"/>
-            <wp:effectExtent l="0" t="0" r="0" b="635"/>
-            <wp:docPr id="3" name="Picture 3"/>
-            <wp:cNvGraphicFramePr>
-              <a:graphicFrameLocks xmlns:a="http://schemas.openxmlformats.org/drawingml/2006/main" noChangeAspect="1"/>
-            </wp:cNvGraphicFramePr>
-            <a:graphic xmlns:a="http://schemas.openxmlformats.org/drawingml/2006/main">
-              <a:graphicData uri="http://schemas.openxmlformats.org/drawingml/2006/picture">
-                <pic:pic xmlns:pic="http://schemas.openxmlformats.org/drawingml/2006/picture">
-                  <pic:nvPicPr>
-                    <pic:cNvPr id="0" name="Picture 2"/>
-                    <pic:cNvPicPr>
-                      <a:picLocks noChangeAspect="1" noChangeArrowheads="1"/>
-                    </pic:cNvPicPr>
-                  </pic:nvPicPr>
-                  <pic:blipFill>
-                    <a:blip r:embed="rId27">
-                      <a:extLst>
-                        <a:ext uri="{28A0092B-C50C-407E-A947-70E740481C1C}">
-                          <a14:useLocalDpi xmlns:a14="http://schemas.microsoft.com/office/drawing/2010/main" val="0"/>
-                        </a:ext>
-                      </a:extLst>
-                    </a:blip>
-                    <a:srcRect/>
-                    <a:stretch>
-                      <a:fillRect/>
-                    </a:stretch>
-                  </pic:blipFill>
-                  <pic:spPr bwMode="auto">
-                    <a:xfrm>
-                      <a:off x="0" y="0"/>
-                      <a:ext cx="5642909" cy="1715623"/>
-                    </a:xfrm>
-                    <a:prstGeom prst="rect">
-                      <a:avLst/>
-                    </a:prstGeom>
-                    <a:noFill/>
-                    <a:ln>
-                      <a:noFill/>
-                    </a:ln>
-                  </pic:spPr>
-                </pic:pic>
-              </a:graphicData>
-            </a:graphic>
-          </wp:inline>
-        </w:drawing>
-      </w:r>
-      <w:r>
-        <w:rPr>
-          <w:lang w:val="sr-Cyrl-RS"/>
-        </w:rPr>
-        <w:t xml:space="preserve">Слика </w:t>
-      </w:r>
-      <w:r>
+      </w:pPr>
+      <w:r>
+        <w:t>Развој софтвера обухвата низ фаза које обезбеђују систематичан и контролисан процес израде. Прва фаза је прикупљање и анализа захтева, у којој се дефинишу потребе и очекивања корисника, као и функционалности које систем мора да обезбеди. На основу ових захтева следи фаза дизајна система, где се креира архитектура софтвера, планирају компоненете, интерфејси и база података, као и избор технологија које ће бити коришћене. Након тога долази фаза имплементације, у којој програмери претварају дизајн у код, водећи рачуна о стандардима и квалитету програмирања. Када је софтвер написан, следи тестирање, где се проверава исправност система, откривају грешке и врши њихова корекција, како би производ био поуздан и безбедан за употребу. Након успешног тестирања софтвер се интегрише у производно окружење и имплементира, што укључује подешавање система, миграцију података и обуку корисника. Последња фаза је одржавање, током које се софтвер редовно ажурира, исправљају се грешке и уводе нове функције како би систем остао функционалан и релевантан у времену</w:t>
+      </w:r>
+    </w:p>
+    <w:p>
+      <w:pPr>
+        <w:jc w:val="both"/>
+      </w:pPr>
+    </w:p>
+    <w:p>
+      <w:pPr>
+        <w:pStyle w:val="Heading2"/>
+        <w:rPr>
+          <w:lang w:val="sr-Cyrl-RS"/>
+        </w:rPr>
+      </w:pPr>
+      <w:bookmarkStart w:id="14" w:name="_Toc208316271"/>
+      <w:r>
+        <w:rPr>
+          <w:lang w:val="sr-Cyrl-RS"/>
+        </w:rPr>
+        <w:t xml:space="preserve">3.4 </w:t>
+      </w:r>
+      <w:r>
+        <w:t>RESTful API</w:t>
+      </w:r>
+      <w:bookmarkEnd w:id="14"/>
+    </w:p>
+    <w:p>
+      <w:pPr>
+        <w:jc w:val="both"/>
+      </w:pPr>
+      <w:r>
+        <w:tab/>
+      </w:r>
+      <w:r>
+        <w:t>RESTful API представља један од најраспрострањенијих начина за креирање комуникације између различитих софтверских система, посебно у контексту веб апликација и микросервисних архитектура. REST (Representational State Transfer) није технологија већ стил архитектуре који дефинише принципе и правила за размену података путем HTTP протокола. Основна идеја је да се ресурси система представе кроз јединствене URL адресе, док се операције над тим ресурсима изводе употребом стандардних HTTP метода као што су GET, POST, PUT и DELETE.</w:t>
+      </w:r>
+      <w:r>
+        <w:rPr>
+          <w:lang w:val="sr-Cyrl-RS"/>
+        </w:rPr>
+        <w:t xml:space="preserve"> </w:t>
+      </w:r>
+      <w:r>
+        <w:t xml:space="preserve">RESTful приступ омогућава једноставност, скалабилност и јасну структуру комуникације. Клијент шаље захтев </w:t>
+      </w:r>
+      <w:r>
+        <w:lastRenderedPageBreak/>
+        <w:t xml:space="preserve">серверу у облику HTTP поруке, а сервер одговара у формату који је лако разумљив и независан од платформе, као што је JSON или XML. </w:t>
+      </w:r>
+      <w:r>
+        <w:t>На тај начин различити системи могу међусобно да комуницирају и размењују податке</w:t>
+      </w:r>
+      <w:r>
+        <w:t>.</w:t>
+      </w:r>
+    </w:p>
+    <w:p>
+      <w:pPr>
+        <w:jc w:val="both"/>
+      </w:pPr>
+      <w:r>
+        <w:t>У микросервисним архитектурама, RESTful API има</w:t>
+      </w:r>
+      <w:r>
+        <w:t xml:space="preserve"> посебну важност јер служи као мост </w:t>
+      </w:r>
+      <w:r>
+        <w:t>између независних сервиса. Сваки микросервис може да изложи своје податке и функционалности путем REST API-ja, што омогућава да се читав систем посматра као скуп мањих, повезаних целина. Предност овог приступа је у томе што се нови сервиси могу лако додавати, а постојећи мењати или ажурирати, без нарушавања функционисања остатка система.</w:t>
+      </w:r>
+    </w:p>
+    <w:p>
+      <w:pPr>
+        <w:jc w:val="both"/>
+      </w:pPr>
+    </w:p>
+    <w:p>
+      <w:pPr>
+        <w:pStyle w:val="Heading2"/>
+        <w:rPr>
+          <w:lang w:val="sr-Cyrl-RS"/>
+        </w:rPr>
+      </w:pPr>
+      <w:bookmarkStart w:id="15" w:name="_Toc208316272"/>
+      <w:r>
+        <w:rPr>
+          <w:lang w:val="sr-Cyrl-RS"/>
+        </w:rPr>
+        <w:t>3.5 Вештачка интелигенција</w:t>
+      </w:r>
+      <w:bookmarkEnd w:id="15"/>
+    </w:p>
+    <w:p>
+      <w:pPr>
+        <w:jc w:val="both"/>
+        <w:rPr>
+          <w:lang w:val="sr-Cyrl-RS"/>
+        </w:rPr>
+      </w:pPr>
+      <w:r>
+        <w:rPr>
+          <w:lang w:val="sr-Cyrl-RS"/>
+        </w:rPr>
+        <w:tab/>
+      </w:r>
+      <w:r>
+        <w:rPr>
+          <w:lang w:val="sr-Cyrl-RS"/>
+        </w:rPr>
+        <w:t>Вештачка интелигенција (AI) представља један од кључних сегмената савремених софтверских решења, јер омогућава анализу великих количина података, препознавање образаца и доношење предиктивних закључака који су тешко достижни класичним методама. У оквиру овог система, вештачка интелигенција има посебан значај јер омогућава анализу кретања цена на тржишту електричне енергије, препознавање трендова и предлагање оп</w:t>
+      </w:r>
+      <w:r>
+        <w:rPr>
+          <w:lang w:val="sr-Cyrl-RS"/>
+        </w:rPr>
+        <w:t>тималних стратегија трговања.</w:t>
+      </w:r>
+      <w:r>
+        <w:rPr>
+          <w:lang w:val="sr-Cyrl-RS"/>
+        </w:rPr>
+        <w:t xml:space="preserve"> </w:t>
+      </w:r>
+      <w:r>
+        <w:rPr>
+          <w:lang w:val="sr-Cyrl-RS"/>
+        </w:rPr>
+        <w:t>Захваљујући употреби AI алгоритама, систем постаје способан да учи из историјских података, али и да у реалном времену прилагођава своје предлоге променама на тржишту. На тај начин, корисницима се омогућавају прецизније процене, смањује ризик приликом доношења одлука и повећава ефикасност трговине. Ово представља значајну предност у односу на класичне системе који се ослањају искључиво на ручне анализе или унапред дефинисана правила.</w:t>
+      </w:r>
+    </w:p>
+    <w:p>
+      <w:pPr>
+        <w:jc w:val="both"/>
+      </w:pPr>
+    </w:p>
+    <w:p>
+      <w:pPr>
+        <w:pStyle w:val="Heading2"/>
+      </w:pPr>
+    </w:p>
+    <w:p>
+      <w:pPr>
+        <w:pStyle w:val="Heading2"/>
+      </w:pPr>
+    </w:p>
+    <w:p>
+      <w:pPr>
+        <w:pStyle w:val="Heading2"/>
+      </w:pPr>
+    </w:p>
+    <w:p>
+      <w:pPr>
+        <w:pStyle w:val="Heading2"/>
+      </w:pPr>
+    </w:p>
+    <w:p>
+      <w:pPr>
+        <w:pStyle w:val="Heading2"/>
+      </w:pPr>
+    </w:p>
+    <w:p>
+      <w:pPr>
+        <w:pStyle w:val="Heading2"/>
+      </w:pPr>
+    </w:p>
+    <w:p>
+      <w:pPr>
+        <w:pStyle w:val="Heading2"/>
+      </w:pPr>
+    </w:p>
+    <w:p>
+      <w:pPr>
+        <w:pStyle w:val="Heading1"/>
+        <w:rPr>
+          <w:color w:val="2DA2BF"/>
+          <w:sz w:val="26"/>
+          <w:szCs w:val="26"/>
+        </w:rPr>
+      </w:pPr>
+    </w:p>
+    <w:p/>
+    <w:p/>
+    <w:p/>
+    <w:p/>
+    <w:p/>
+    <w:p>
+      <w:pPr>
+        <w:pStyle w:val="Heading1"/>
+        <w:rPr>
+          <w:lang w:val="sr-Cyrl-RS"/>
+        </w:rPr>
+      </w:pPr>
+      <w:bookmarkStart w:id="16" w:name="_Toc208316273"/>
+      <w:r>
+        <w:lastRenderedPageBreak/>
         <w:t>4</w:t>
       </w:r>
       <w:r>
         <w:rPr>
           <w:lang w:val="sr-Cyrl-RS"/>
         </w:rPr>
-        <w:t xml:space="preserve"> – Главне разлике између </w:t>
-      </w:r>
-      <w:r>
-        <w:t xml:space="preserve">Web API-a </w:t>
-      </w:r>
-      <w:r>
-        <w:rPr>
-          <w:lang w:val="sr-Cyrl-RS"/>
-        </w:rPr>
-        <w:t>и</w:t>
-      </w:r>
-      <w:r>
-        <w:t xml:space="preserve"> WCF-a</w:t>
-      </w:r>
-    </w:p>
-    <w:p>
-      <w:pPr>
-        <w:rPr>
-          <w:lang w:val="sr-Cyrl-RS"/>
-        </w:rPr>
-      </w:pPr>
-    </w:p>
-    <w:p>
-      <w:pPr>
-        <w:pStyle w:val="Heading1"/>
-        <w:rPr>
-          <w:lang w:val="sr-Cyrl-RS"/>
-        </w:rPr>
-      </w:pPr>
-      <w:r>
-        <w:t>3.</w:t>
-      </w:r>
-      <w:r>
-        <w:rPr>
-          <w:lang w:val="sr-Cyrl-RS"/>
-        </w:rPr>
-        <w:t>4</w:t>
-      </w:r>
-      <w:r>
-        <w:rPr>
-          <w:lang w:val="sr-Cyrl-RS"/>
-        </w:rPr>
-        <w:t xml:space="preserve"> Коришћене технологије</w:t>
-      </w:r>
+        <w:t xml:space="preserve"> </w:t>
+      </w:r>
+      <w:r>
+        <w:rPr>
+          <w:sz w:val="36"/>
+          <w:szCs w:val="36"/>
+          <w:lang w:val="sr-Cyrl-RS"/>
+        </w:rPr>
+        <w:t>Коришћене технологије</w:t>
+      </w:r>
+      <w:bookmarkEnd w:id="16"/>
+    </w:p>
+    <w:p>
+      <w:pPr>
+        <w:rPr>
+          <w:lang w:val="sr-Cyrl-RS"/>
+        </w:rPr>
+      </w:pPr>
     </w:p>
     <w:p>
       <w:pPr>
@@ -10634,9 +10845,12 @@
     </w:p>
     <w:p>
       <w:pPr>
-        <w:ind w:firstLine="360"/>
         <w:jc w:val="both"/>
         <w:rPr>
+          <w:b/>
+          <w:bCs/>
+          <w:sz w:val="24"/>
+          <w:szCs w:val="24"/>
           <w:lang w:val="sr-Cyrl-RS"/>
         </w:rPr>
       </w:pPr>
@@ -10665,33 +10879,16 @@
           <w:szCs w:val="24"/>
           <w:lang w:val="sr-Cyrl-RS"/>
         </w:rPr>
-        <w:t>Јava</w:t>
-      </w:r>
-      <w:r>
-        <w:rPr>
-          <w:b/>
-          <w:bCs/>
-          <w:sz w:val="24"/>
-          <w:szCs w:val="24"/>
-        </w:rPr>
-        <w:t>S</w:t>
-      </w:r>
-      <w:r>
-        <w:rPr>
-          <w:b/>
-          <w:bCs/>
-          <w:sz w:val="24"/>
-          <w:szCs w:val="24"/>
-          <w:lang w:val="sr-Cyrl-RS"/>
-        </w:rPr>
-        <w:t>cript</w:t>
-      </w:r>
-      <w:r>
-        <w:rPr>
-          <w:b/>
-          <w:bCs/>
-          <w:sz w:val="24"/>
-          <w:szCs w:val="24"/>
+        <w:t xml:space="preserve">React.js </w:t>
+      </w:r>
+      <w:r>
+        <w:rPr>
+          <w:lang w:val="sr-Cyrl-RS"/>
+        </w:rPr>
+        <w:t>React је једна од најпопуларнијих JavaScript библиотека за развој корисничких интерфејса. Његова основна предност је могућност изградње динамичких и интерактивних апликација које брзо реагују на промене података. React функционише на принципу компоненти – сваки део интерфејса представља самосталну компоненту која се може поново користити и комбиновати са другима. На тај начин се постиже прегледност кода, једноставније одржавање и лакше проширивање функционалности.</w:t>
+      </w:r>
+      <w:r>
+        <w:rPr>
           <w:lang w:val="sr-Cyrl-RS"/>
         </w:rPr>
         <w:t xml:space="preserve"> </w:t>
@@ -10700,106 +10897,7 @@
         <w:rPr>
           <w:lang w:val="sr-Cyrl-RS"/>
         </w:rPr>
-        <w:t>– Ја</w:t>
-      </w:r>
-      <w:r>
-        <w:t xml:space="preserve">vaScript </w:t>
-      </w:r>
-      <w:r>
-        <w:rPr>
-          <w:lang w:val="sr-Cyrl-RS"/>
-        </w:rPr>
-        <w:t xml:space="preserve">је програмски језик заснован на тексту који се користи и на страни клијента и на серверу и омогућава корисницима да веб странице буду интерактивне. Тамо где </w:t>
-      </w:r>
-      <w:r>
-        <w:rPr>
-          <w:lang w:val="sr-Cyrl-RS"/>
-        </w:rPr>
-        <w:t>HTML</w:t>
-      </w:r>
-      <w:r>
-        <w:rPr>
-          <w:lang w:val="sr-Cyrl-RS"/>
-        </w:rPr>
-        <w:t xml:space="preserve"> и </w:t>
-      </w:r>
-      <w:r>
-        <w:rPr>
-          <w:lang w:val="sr-Cyrl-RS"/>
-        </w:rPr>
-        <w:t>CSS</w:t>
-      </w:r>
-      <w:r>
-        <w:rPr>
-          <w:lang w:val="sr-Cyrl-RS"/>
-        </w:rPr>
-        <w:t xml:space="preserve"> су језици који дају структуру и стил веб страницама, </w:t>
-      </w:r>
-      <w:r>
-        <w:rPr>
-          <w:lang w:val="sr-Cyrl-RS"/>
-        </w:rPr>
-        <w:t>JavaScript</w:t>
-      </w:r>
-      <w:r>
-        <w:rPr>
-          <w:lang w:val="sr-Cyrl-RS"/>
-        </w:rPr>
-        <w:t xml:space="preserve"> даје веб страницама интеркативне елементе. Уобичајни примери </w:t>
-      </w:r>
-      <w:r>
-        <w:rPr>
-          <w:lang w:val="sr-Cyrl-RS"/>
-        </w:rPr>
-        <w:t>JavaScript</w:t>
-      </w:r>
-      <w:r>
-        <w:rPr>
-          <w:lang w:val="sr-Cyrl-RS"/>
-        </w:rPr>
-        <w:t xml:space="preserve">-а које људи свакодневно користе су на пример, оквир за претрагу на </w:t>
-      </w:r>
-      <w:r>
-        <w:rPr>
-          <w:lang w:val="sr-Cyrl-RS"/>
-        </w:rPr>
-        <w:t>Amazon</w:t>
-      </w:r>
-      <w:r>
-        <w:rPr>
-          <w:lang w:val="sr-Cyrl-RS"/>
-        </w:rPr>
-        <w:t xml:space="preserve">-у, видео запис са вестима уграђен на </w:t>
-      </w:r>
-      <w:r>
-        <w:rPr>
-          <w:lang w:val="sr-Cyrl-RS"/>
-        </w:rPr>
-        <w:t>The New York Times</w:t>
-      </w:r>
-      <w:r>
-        <w:rPr>
-          <w:lang w:val="sr-Cyrl-RS"/>
-        </w:rPr>
-        <w:t xml:space="preserve"> сајту, или освежавање вашег Твитер канала. Коришћењем </w:t>
-      </w:r>
-      <w:r>
-        <w:rPr>
-          <w:lang w:val="sr-Cyrl-RS"/>
-        </w:rPr>
-        <w:t>JavaScript</w:t>
-      </w:r>
-      <w:r>
-        <w:rPr>
-          <w:lang w:val="sr-Cyrl-RS"/>
-        </w:rPr>
-        <w:t xml:space="preserve">-а се корисничко искуство знатно побољшава, </w:t>
-      </w:r>
-      <w:r>
-        <w:rPr>
-          <w:lang w:val="sr-Cyrl-RS"/>
-        </w:rPr>
-        <w:t>пребацивањем из статичке у интерактивну веб страницу.</w:t>
+        <w:t>У оквиру овог пројекта, React је изабран за развој фронтенд дела система, јер омогућава једноставну интеграцију са RESTful API сервисима и ефикасно управљање подацима у реалном времену. У комбинацији са библиотеком Redux, која служи за централизовано управљање стањем апликације, React обезбеђује поуздан и скалабилан кориснички интерфејс који може да одговори на све захтеве платформе за трговање енергијом.</w:t>
       </w:r>
     </w:p>
     <w:p>
@@ -10826,14 +10924,22 @@
           <w:szCs w:val="24"/>
           <w:lang w:val="sr-Cyrl-RS"/>
         </w:rPr>
-        <w:t>React.js</w:t>
-      </w:r>
-      <w:r>
-        <w:rPr>
-          <w:b/>
-          <w:bCs/>
-          <w:sz w:val="24"/>
-          <w:szCs w:val="24"/>
+        <w:t xml:space="preserve">Redux </w:t>
+      </w:r>
+      <w:r>
+        <w:rPr>
+          <w:lang w:val="sr-Cyrl-RS"/>
+        </w:rPr>
+        <w:t xml:space="preserve">– </w:t>
+      </w:r>
+      <w:r>
+        <w:rPr>
+          <w:lang w:val="sr-Cyrl-RS"/>
+        </w:rPr>
+        <w:t>Redux је библиотека намењена управљању стањем у JavaScript апликацијама и често се користи у комбинацији са React-ом. Основни проблем који Redux решава је сложеност размене података између различитих компоненти у апликацији. Уместо да се подаци преносе кроз више нивоа компоненти, Redux уводи централно место које се назива store, где се чува целокупно стање апликације.</w:t>
+      </w:r>
+      <w:r>
+        <w:rPr>
           <w:lang w:val="sr-Cyrl-RS"/>
         </w:rPr>
         <w:t xml:space="preserve"> </w:t>
@@ -10842,136 +10948,7 @@
         <w:rPr>
           <w:lang w:val="sr-Cyrl-RS"/>
         </w:rPr>
-        <w:t xml:space="preserve">- </w:t>
-      </w:r>
-      <w:r>
-        <w:rPr>
-          <w:lang w:val="sr-Cyrl-RS"/>
-        </w:rPr>
-        <w:t>React.js</w:t>
-      </w:r>
-      <w:r>
-        <w:rPr>
-          <w:lang w:val="sr-Cyrl-RS"/>
-        </w:rPr>
-        <w:t xml:space="preserve"> је „</w:t>
-      </w:r>
-      <w:r>
-        <w:rPr>
-          <w:lang w:val="sr-Cyrl-RS"/>
-        </w:rPr>
-        <w:t>open-source</w:t>
-      </w:r>
-      <w:r>
-        <w:rPr>
-          <w:lang w:val="sr-Cyrl-RS"/>
-        </w:rPr>
-        <w:t>“</w:t>
-      </w:r>
-      <w:r>
-        <w:rPr>
-          <w:lang w:val="sr-Cyrl-RS"/>
-        </w:rPr>
-        <w:t xml:space="preserve"> JavaScript</w:t>
-      </w:r>
-      <w:r>
-        <w:rPr>
-          <w:lang w:val="sr-Cyrl-RS"/>
-        </w:rPr>
-        <w:t xml:space="preserve"> библиотека која се користи за изградњу корисничког интерфејса посебно за апликације са једном страницом. Користи се за руковање слојем приказа за веб и мобилне апликације.</w:t>
-      </w:r>
-      <w:r>
-        <w:t xml:space="preserve"> </w:t>
-      </w:r>
-      <w:r>
-        <w:rPr>
-          <w:lang w:val="sr-Cyrl-RS"/>
-        </w:rPr>
-        <w:t>React</w:t>
-      </w:r>
-      <w:r>
-        <w:rPr>
-          <w:lang w:val="sr-Cyrl-RS"/>
-        </w:rPr>
-        <w:t xml:space="preserve"> нам такође омогућава да креирамо компоненте корисничког интергејса за вишекратну употребу. Он омогућава програмерима да креирају белике веб апликације које могу мењати податке, без поновног учитавања странице. Главна сврха </w:t>
-      </w:r>
-      <w:r>
-        <w:rPr>
-          <w:lang w:val="sr-Cyrl-RS"/>
-        </w:rPr>
-        <w:t>React</w:t>
-      </w:r>
-      <w:r>
-        <w:rPr>
-          <w:lang w:val="sr-Cyrl-RS"/>
-        </w:rPr>
-        <w:t xml:space="preserve">-а је да буде брз, скалабилан и једноставан. Ради само на корисничким интерфејсима у апликацији. Ово одговара приказу </w:t>
-      </w:r>
-      <w:r>
-        <w:rPr>
-          <w:lang w:val="sr-Cyrl-RS"/>
-        </w:rPr>
-        <w:t>MVC</w:t>
-      </w:r>
-      <w:r>
-        <w:rPr>
-          <w:lang w:val="sr-Cyrl-RS"/>
-        </w:rPr>
-        <w:t xml:space="preserve"> (</w:t>
-      </w:r>
-      <w:r>
-        <w:rPr>
-          <w:lang w:val="sr-Cyrl-RS"/>
-        </w:rPr>
-        <w:t>Model-view-controller</w:t>
-      </w:r>
-      <w:r>
-        <w:rPr>
-          <w:lang w:val="sr-Cyrl-RS"/>
-        </w:rPr>
-        <w:t xml:space="preserve"> ) архитектуре. Може се користити у комбинацији са другим </w:t>
-      </w:r>
-      <w:r>
-        <w:rPr>
-          <w:lang w:val="sr-Cyrl-RS"/>
-        </w:rPr>
-        <w:t>JavaScript</w:t>
-      </w:r>
-      <w:r>
-        <w:rPr>
-          <w:lang w:val="sr-Cyrl-RS"/>
-        </w:rPr>
-        <w:t xml:space="preserve"> библиотекама или окружењима, као што су </w:t>
-      </w:r>
-      <w:r>
-        <w:rPr>
-          <w:lang w:val="sr-Cyrl-RS"/>
-        </w:rPr>
-        <w:t xml:space="preserve">Angular JS </w:t>
-      </w:r>
-      <w:r>
-        <w:rPr>
-          <w:lang w:val="sr-Cyrl-RS"/>
-        </w:rPr>
-        <w:t>у</w:t>
-      </w:r>
-      <w:r>
-        <w:rPr>
-          <w:lang w:val="sr-Cyrl-RS"/>
-        </w:rPr>
-        <w:t xml:space="preserve"> MVC</w:t>
-      </w:r>
-      <w:r>
-        <w:rPr>
-          <w:lang w:val="sr-Cyrl-RS"/>
-        </w:rPr>
-        <w:t>-у</w:t>
-      </w:r>
-      <w:r>
-        <w:rPr>
-          <w:lang w:val="sr-Cyrl-RS"/>
-        </w:rPr>
-        <w:t>.</w:t>
+        <w:t>У овом пројекту Redux има посебан значај, јер омогућава да се у реалном времену прати и ажурира стање корисничког интерфејса – било да је у питању приказ актуелних цена енергије, предвиђања добијена од AI сервиса или управљање виртуелним новчаником. Захваљујући томе, корисник увек добија конзистентне и тачне податке, без обзира на сложеност логике која се одвија у позадини.</w:t>
       </w:r>
     </w:p>
     <w:p>
@@ -10998,7 +10975,7 @@
           <w:szCs w:val="24"/>
           <w:lang w:val="sr-Cyrl-RS"/>
         </w:rPr>
-        <w:t>Redux</w:t>
+        <w:t>Node.js</w:t>
       </w:r>
       <w:r>
         <w:rPr>
@@ -11020,91 +10997,7 @@
         <w:rPr>
           <w:lang w:val="sr-Cyrl-RS"/>
         </w:rPr>
-        <w:t>Redux</w:t>
-      </w:r>
-      <w:r>
-        <w:rPr>
-          <w:lang w:val="sr-Cyrl-RS"/>
-        </w:rPr>
-        <w:t xml:space="preserve"> је место за складиштење стања променљивих у апликацији. Он креира процес и процедуре за интеракцију са </w:t>
-      </w:r>
-      <w:r>
-        <w:rPr>
-          <w:lang w:val="sr-Cyrl-RS"/>
-        </w:rPr>
-        <w:t>складиштем</w:t>
-      </w:r>
-      <w:r>
-        <w:rPr>
-          <w:lang w:val="sr-Cyrl-RS"/>
-        </w:rPr>
-        <w:t xml:space="preserve"> тако да компоненте неће насумично читати нити ажурирати складиштене елементе. Укратко </w:t>
-      </w:r>
-      <w:r>
-        <w:rPr>
-          <w:lang w:val="sr-Cyrl-RS"/>
-        </w:rPr>
-        <w:t>Redux</w:t>
-      </w:r>
-      <w:r>
-        <w:rPr>
-          <w:lang w:val="sr-Cyrl-RS"/>
-        </w:rPr>
-        <w:t xml:space="preserve"> је начин управљања стањем или </w:t>
-      </w:r>
-      <w:r>
-        <w:rPr>
-          <w:lang w:val="sr-Cyrl-RS"/>
-        </w:rPr>
-        <w:t>се може</w:t>
-      </w:r>
-      <w:r>
-        <w:rPr>
-          <w:lang w:val="sr-Cyrl-RS"/>
-        </w:rPr>
-        <w:t xml:space="preserve"> рећи да је то складиште којем све компоненте могу приступити на структуриран начин. Мора се приступити путем </w:t>
-      </w:r>
-      <w:r>
-        <w:rPr>
-          <w:lang w:val="sr-Cyrl-RS"/>
-        </w:rPr>
-        <w:t>Reducer</w:t>
-      </w:r>
-      <w:r>
-        <w:rPr>
-          <w:lang w:val="sr-Cyrl-RS"/>
-        </w:rPr>
-        <w:t>-а</w:t>
-      </w:r>
-      <w:r>
-        <w:rPr>
-          <w:lang w:val="sr-Cyrl-RS"/>
-        </w:rPr>
-        <w:t xml:space="preserve"> и</w:t>
-      </w:r>
-      <w:r>
-        <w:rPr>
-          <w:lang w:val="sr-Cyrl-RS"/>
-        </w:rPr>
-        <w:t xml:space="preserve"> </w:t>
-      </w:r>
-      <w:r>
-        <w:rPr>
-          <w:lang w:val="sr-Cyrl-RS"/>
-        </w:rPr>
-        <w:t>Action</w:t>
-      </w:r>
-      <w:r>
-        <w:rPr>
-          <w:lang w:val="sr-Cyrl-RS"/>
-        </w:rPr>
-        <w:t>-а</w:t>
-      </w:r>
-      <w:r>
-        <w:rPr>
-          <w:lang w:val="sr-Cyrl-RS"/>
-        </w:rPr>
-        <w:t>.</w:t>
+        <w:t>Node.js представља окружење за извршавање JavaScript кода ван веб прегледача. Заснован је на V8 JavaScript engine-у који користи и Google Chrome, што омогућава високе перформансе и брзо извршавање. Главна предност Node.js-а је у томе што користи асинхрони, event-driven модел, што га чини изузетно ефикасним за апликације које захтевају велики број истовремених конекција и рад у реалном времену.</w:t>
       </w:r>
     </w:p>
     <w:p>
@@ -11126,19 +11019,11 @@
       <w:r>
         <w:rPr>
           <w:b/>
-          <w:bCs/>
-          <w:sz w:val="24"/>
-          <w:szCs w:val="24"/>
-          <w:lang w:val="sr-Cyrl-RS"/>
-        </w:rPr>
-        <w:t>Bootstrap</w:t>
-      </w:r>
-      <w:r>
-        <w:rPr>
-          <w:b/>
-          <w:bCs/>
-          <w:sz w:val="24"/>
-          <w:szCs w:val="24"/>
+        </w:rPr>
+        <w:t>Python</w:t>
+      </w:r>
+      <w:r>
+        <w:rPr>
           <w:lang w:val="sr-Cyrl-RS"/>
         </w:rPr>
         <w:t xml:space="preserve"> </w:t>
@@ -11153,85 +11038,19 @@
         <w:rPr>
           <w:lang w:val="sr-Cyrl-RS"/>
         </w:rPr>
-        <w:t>Bootstrap</w:t>
-      </w:r>
-      <w:r>
-        <w:rPr>
-          <w:lang w:val="sr-Cyrl-RS"/>
-        </w:rPr>
-        <w:t xml:space="preserve"> је најпопуларнији </w:t>
-      </w:r>
-      <w:r>
-        <w:rPr>
-          <w:lang w:val="sr-Cyrl-RS"/>
-        </w:rPr>
-        <w:t xml:space="preserve">HTML, CSS </w:t>
-      </w:r>
-      <w:r>
-        <w:rPr>
-          <w:lang w:val="sr-Cyrl-RS"/>
-        </w:rPr>
-        <w:t>и</w:t>
-      </w:r>
-      <w:r>
-        <w:rPr>
-          <w:lang w:val="sr-Cyrl-RS"/>
-        </w:rPr>
-        <w:t xml:space="preserve"> JavaScript</w:t>
-      </w:r>
-      <w:r>
-        <w:rPr>
-          <w:lang w:val="sr-Cyrl-RS"/>
-        </w:rPr>
-        <w:t xml:space="preserve"> окружење за развој прилагодљиве веб странице, такође прилагођене за мобилне уређаје. Представља </w:t>
-      </w:r>
-      <w:r>
-        <w:rPr>
-          <w:lang w:val="sr-Cyrl-RS"/>
-        </w:rPr>
-        <w:t>front-end</w:t>
-      </w:r>
-      <w:r>
-        <w:rPr>
-          <w:lang w:val="sr-Cyrl-RS"/>
-        </w:rPr>
-        <w:t xml:space="preserve"> оквир за лакши и бржи веб развој. Садржи </w:t>
-      </w:r>
-      <w:r>
-        <w:rPr>
-          <w:lang w:val="sr-Cyrl-RS"/>
-        </w:rPr>
-        <w:t xml:space="preserve">HTML </w:t>
-      </w:r>
-      <w:r>
-        <w:rPr>
-          <w:lang w:val="sr-Cyrl-RS"/>
-        </w:rPr>
-        <w:t>и</w:t>
-      </w:r>
-      <w:r>
-        <w:rPr>
-          <w:lang w:val="sr-Cyrl-RS"/>
-        </w:rPr>
-        <w:t xml:space="preserve"> CSS </w:t>
-      </w:r>
-      <w:r>
-        <w:rPr>
-          <w:lang w:val="sr-Cyrl-RS"/>
-        </w:rPr>
-        <w:t xml:space="preserve">засноване дизајн оквире за форме, дугмиће, табеле, навигације, ротирајуће слике и мнгоре друге елементе. Може користити разне </w:t>
-      </w:r>
-      <w:r>
-        <w:rPr>
-          <w:lang w:val="sr-Cyrl-RS"/>
-        </w:rPr>
-        <w:t>JavaScript</w:t>
-      </w:r>
-      <w:r>
-        <w:rPr>
-          <w:lang w:val="sr-Cyrl-RS"/>
-        </w:rPr>
-        <w:t xml:space="preserve"> датотеке. Омогућава програмеру да креира одговарајући интерактивни дизајн.</w:t>
+        <w:t>Python је вишенаменски програмски језик високог нивоа, познат по једноставности синтаксе и читљивости кода. Управо због тога омогућава брз развој и лакше одржавање софтвера у поређењу са многим другим језицима. Поред тога, Python има богат екосистем библиотека и оквира, посебно у областима као што су наука о подацима, машинско учење и вештачка интелигенција.</w:t>
+      </w:r>
+      <w:r>
+        <w:rPr>
+          <w:lang w:val="sr-Cyrl-RS"/>
+        </w:rPr>
+        <w:t xml:space="preserve"> </w:t>
+      </w:r>
+      <w:r>
+        <w:rPr>
+          <w:lang w:val="sr-Cyrl-RS"/>
+        </w:rPr>
+        <w:t>У оквиру овог пројекта Python се користи за развој AI микросервиса који анализирају историјске и тренутне податке о ценама енергије.</w:t>
       </w:r>
     </w:p>
     <w:p>
@@ -11258,7 +11077,7 @@
           <w:szCs w:val="24"/>
           <w:lang w:val="sr-Cyrl-RS"/>
         </w:rPr>
-        <w:t>HTML</w:t>
+        <w:t>Docker</w:t>
       </w:r>
       <w:r>
         <w:rPr>
@@ -11266,7 +11085,7 @@
           <w:bCs/>
           <w:sz w:val="24"/>
           <w:szCs w:val="24"/>
-          <w:lang w:val="en-GB"/>
+          <w:lang w:val="sr-Cyrl-RS"/>
         </w:rPr>
         <w:t xml:space="preserve"> </w:t>
       </w:r>
@@ -11280,7 +11099,7 @@
         <w:rPr>
           <w:lang w:val="sr-Cyrl-RS"/>
         </w:rPr>
-        <w:t>HTML</w:t>
+        <w:t>Docker је платформа која омогућава креирање, паковање и покретање апликација у изолованим окружењима која се називају контејнери. Контејнери садрже све што је потребно за извршавање апликације – од изворног кода до библиотека и зависности – чиме се обезбеђује да апликација ради исто на сваком систему, без обзира на окружење.</w:t>
       </w:r>
       <w:r>
         <w:rPr>
@@ -11288,72 +11107,6 @@
         </w:rPr>
         <w:t xml:space="preserve"> </w:t>
       </w:r>
-      <w:r>
-        <w:rPr>
-          <w:lang w:val="sr-Cyrl-RS"/>
-        </w:rPr>
-        <w:t>(</w:t>
-      </w:r>
-      <w:r>
-        <w:rPr>
-          <w:lang w:val="sr-Cyrl-RS"/>
-        </w:rPr>
-        <w:t>Hypertext Markup Language</w:t>
-      </w:r>
-      <w:r>
-        <w:rPr>
-          <w:lang w:val="sr-Cyrl-RS"/>
-        </w:rPr>
-        <w:t xml:space="preserve">) је језик за означавање који дефинише структуру веб садржаја. Састоји се од низа елемената који се користе за затварање или премотавање различитих делова садржаја како би га приказао на одређени начин или деловали на одређени начин. </w:t>
-      </w:r>
-      <w:r>
-        <w:rPr>
-          <w:lang w:val="sr-Cyrl-RS"/>
-        </w:rPr>
-        <w:t>HTML</w:t>
-      </w:r>
-      <w:r>
-        <w:rPr>
-          <w:lang w:val="sr-Cyrl-RS"/>
-        </w:rPr>
-        <w:t xml:space="preserve"> ознаке могу направити реч или слику са </w:t>
-      </w:r>
-      <w:r>
-        <w:rPr>
-          <w:lang w:val="sr-Cyrl-RS"/>
-        </w:rPr>
-        <w:t>hyperlink</w:t>
-      </w:r>
-      <w:r>
-        <w:rPr>
-          <w:lang w:val="sr-Cyrl-RS"/>
-        </w:rPr>
-        <w:t>-ом ка некој другој локацији, могу направити фонт мањим или већим, итд.</w:t>
-      </w:r>
-    </w:p>
-    <w:p>
-      <w:pPr>
-        <w:jc w:val="both"/>
-        <w:rPr>
-          <w:b/>
-          <w:bCs/>
-          <w:sz w:val="24"/>
-          <w:szCs w:val="24"/>
-          <w:lang w:val="sr-Cyrl-RS"/>
-        </w:rPr>
-      </w:pPr>
-    </w:p>
-    <w:p>
-      <w:pPr>
-        <w:jc w:val="both"/>
-        <w:rPr>
-          <w:b/>
-          <w:bCs/>
-          <w:sz w:val="24"/>
-          <w:szCs w:val="24"/>
-          <w:lang w:val="sr-Cyrl-RS"/>
-        </w:rPr>
-      </w:pPr>
     </w:p>
     <w:p>
       <w:pPr>
@@ -11368,7 +11121,6 @@
           <w:bCs/>
           <w:sz w:val="24"/>
           <w:szCs w:val="24"/>
-          <w:lang w:val="sr-Cyrl-RS"/>
         </w:rPr>
       </w:pPr>
       <w:r>
@@ -11377,19 +11129,9 @@
           <w:bCs/>
           <w:sz w:val="24"/>
           <w:szCs w:val="24"/>
-          <w:lang w:val="sr-Cyrl-RS"/>
-        </w:rPr>
-        <w:t>CSS</w:t>
-      </w:r>
-      <w:r>
-        <w:rPr>
-          <w:b/>
-          <w:bCs/>
-          <w:sz w:val="24"/>
-          <w:szCs w:val="24"/>
-          <w:lang w:val="sr-Cyrl-RS"/>
-        </w:rPr>
-        <w:t xml:space="preserve"> </w:t>
+        </w:rPr>
+        <w:lastRenderedPageBreak/>
+        <w:t xml:space="preserve">Visual Studio Code </w:t>
       </w:r>
       <w:r>
         <w:rPr>
@@ -11398,77 +11140,7 @@
         <w:t xml:space="preserve">– </w:t>
       </w:r>
       <w:r>
-        <w:rPr>
-          <w:lang w:val="sr-Cyrl-RS"/>
-        </w:rPr>
-        <w:t>CSS</w:t>
-      </w:r>
-      <w:r>
-        <w:rPr>
-          <w:lang w:val="sr-Cyrl-RS"/>
-        </w:rPr>
-        <w:t xml:space="preserve"> је језик за описивање презентације веб страница, изглед и фонтрове. Омогућава прилагођавање </w:t>
-      </w:r>
-      <w:r>
-        <w:rPr>
-          <w:lang w:val="sr-Cyrl-RS"/>
-        </w:rPr>
-        <w:t xml:space="preserve">презентације различитим врстама уређаја, попут великих екрана, малих екрана или штампача. Он је независан од </w:t>
-      </w:r>
-      <w:r>
-        <w:rPr>
-          <w:lang w:val="sr-Cyrl-RS"/>
-        </w:rPr>
-        <w:t>HTML</w:t>
-      </w:r>
-      <w:r>
-        <w:rPr>
-          <w:lang w:val="sr-Cyrl-RS"/>
-        </w:rPr>
-        <w:t xml:space="preserve">-а и може се користити са било којим </w:t>
-      </w:r>
-      <w:r>
-        <w:rPr>
-          <w:lang w:val="sr-Cyrl-RS"/>
-        </w:rPr>
-        <w:br/>
-        <w:t>„</w:t>
-      </w:r>
-      <w:r>
-        <w:rPr>
-          <w:lang w:val="sr-Cyrl-RS"/>
-        </w:rPr>
-        <w:t>XML-based markup</w:t>
-      </w:r>
-      <w:r>
-        <w:rPr>
-          <w:lang w:val="sr-Cyrl-RS"/>
-        </w:rPr>
-        <w:t xml:space="preserve">“ језиком. Одвајање </w:t>
-      </w:r>
-      <w:r>
-        <w:rPr>
-          <w:lang w:val="sr-Cyrl-RS"/>
-        </w:rPr>
-        <w:t>HTML</w:t>
-      </w:r>
-      <w:r>
-        <w:rPr>
-          <w:lang w:val="sr-Cyrl-RS"/>
-        </w:rPr>
-        <w:t xml:space="preserve">-а од </w:t>
-      </w:r>
-      <w:r>
-        <w:rPr>
-          <w:lang w:val="sr-Cyrl-RS"/>
-        </w:rPr>
-        <w:t>CSS</w:t>
-      </w:r>
-      <w:r>
-        <w:rPr>
-          <w:lang w:val="sr-Cyrl-RS"/>
-        </w:rPr>
-        <w:t xml:space="preserve">-а олакшава одржавање сајта, дељење стилских листова по страницама и прилагођавање страница различитим окружењима. </w:t>
+        <w:t>Visual Studio Code (VS Code) је модеран и лаган интегрисани развојни окружењe (IDE) који је развила компанија Microsoft. Иако је по својој природи текстуални едитор, захваљујући великом броју проширења и интегрисаним алатима, он омогућава пун спектар функционалности које су потребне за развој савремених софтверских апликација.</w:t>
       </w:r>
     </w:p>
     <w:p>
@@ -11480,153 +11152,175 @@
         </w:numPr>
         <w:jc w:val="both"/>
         <w:rPr>
+          <w:bCs/>
+          <w:sz w:val="24"/>
+          <w:szCs w:val="24"/>
+          <w:lang w:val="sr-Cyrl-RS"/>
+        </w:rPr>
+      </w:pPr>
+      <w:r>
+        <w:rPr>
           <w:b/>
           <w:bCs/>
           <w:sz w:val="24"/>
           <w:szCs w:val="24"/>
-          <w:lang w:val="sr-Cyrl-RS"/>
-        </w:rPr>
-      </w:pPr>
+        </w:rPr>
+        <w:t>Postman</w:t>
+      </w:r>
       <w:r>
         <w:rPr>
           <w:b/>
           <w:bCs/>
           <w:sz w:val="24"/>
           <w:szCs w:val="24"/>
-        </w:rPr>
-        <w:lastRenderedPageBreak/>
-        <w:t xml:space="preserve">Visual Studio Code </w:t>
-      </w:r>
-      <w:r>
-        <w:rPr>
-          <w:lang w:val="sr-Cyrl-RS"/>
-        </w:rPr>
-        <w:t xml:space="preserve">– </w:t>
-      </w:r>
-      <w:r>
-        <w:t xml:space="preserve">Visual Studio Code </w:t>
-      </w:r>
-      <w:r>
-        <w:rPr>
-          <w:lang w:val="sr-Cyrl-RS"/>
-        </w:rPr>
-        <w:t>је угређивач изворног кода који је развио М</w:t>
-      </w:r>
-      <w:r>
-        <w:rPr>
-          <w:lang w:val="sr-Cyrl-RS"/>
-        </w:rPr>
-        <w:t>icrosoft</w:t>
-      </w:r>
-      <w:r>
-        <w:rPr>
-          <w:lang w:val="sr-Cyrl-RS"/>
-        </w:rPr>
-        <w:t xml:space="preserve"> за </w:t>
-      </w:r>
-      <w:r>
-        <w:rPr>
-          <w:lang w:val="sr-Cyrl-RS"/>
-        </w:rPr>
-        <w:t>Windows</w:t>
-      </w:r>
-      <w:r>
-        <w:rPr>
-          <w:lang w:val="sr-Cyrl-RS"/>
-        </w:rPr>
-        <w:t>,</w:t>
-      </w:r>
-      <w:r>
-        <w:t xml:space="preserve"> </w:t>
-      </w:r>
-      <w:r>
-        <w:rPr>
-          <w:lang w:val="sr-Cyrl-RS"/>
-        </w:rPr>
-        <w:t>Linux</w:t>
-      </w:r>
-      <w:r>
-        <w:rPr>
-          <w:lang w:val="sr-Cyrl-RS"/>
-        </w:rPr>
-        <w:t xml:space="preserve"> и </w:t>
-      </w:r>
-      <w:r>
-        <w:rPr>
-          <w:lang w:val="sr-Cyrl-RS"/>
-        </w:rPr>
-        <w:t>Mac OS</w:t>
-      </w:r>
-      <w:r>
-        <w:rPr>
-          <w:lang w:val="sr-Cyrl-RS"/>
-        </w:rPr>
-        <w:t xml:space="preserve">. Подржава отклањање делова синтаксе, интелигентно довршавање кода, одломке и рекатсорисање кода. Веома је прилагодљив, омогућава корисницима да мењају тему, пречице на тастатури, подешавања и инсталирају прикључке за додатне фунционалности. Уместо система пројеката, </w:t>
-      </w:r>
-      <w:r>
-        <w:rPr>
-          <w:lang w:val="sr-Cyrl-RS"/>
-        </w:rPr>
-        <w:t>VS Code</w:t>
-      </w:r>
-      <w:r>
-        <w:rPr>
-          <w:lang w:val="sr-Cyrl-RS"/>
-        </w:rPr>
-        <w:t xml:space="preserve"> омогућава кориснику да отвори један или више директоријума, што затим може бити сачувано као радни простор за поновну употребу. Ово </w:t>
-      </w:r>
-      <w:r>
-        <w:rPr>
-          <w:lang w:val="sr-Cyrl-RS"/>
-        </w:rPr>
-        <w:t>омогућава да ради као језичко-агностички уређивач кода за било који језик.</w:t>
+          <w:lang w:val="sr-Cyrl-RS"/>
+        </w:rPr>
+        <w:t xml:space="preserve"> – </w:t>
+      </w:r>
+      <w:r>
+        <w:rPr>
+          <w:bCs/>
+          <w:sz w:val="24"/>
+          <w:szCs w:val="24"/>
+          <w:lang w:val="sr-Cyrl-RS"/>
+        </w:rPr>
+        <w:t xml:space="preserve">Алат који се користи за тестирање, разбвој и документовање </w:t>
+      </w:r>
+      <w:r>
+        <w:rPr>
+          <w:bCs/>
+          <w:sz w:val="24"/>
+          <w:szCs w:val="24"/>
+          <w:lang w:val="sr-Cyrl-RS"/>
+        </w:rPr>
+        <w:t>API</w:t>
+      </w:r>
+      <w:r>
+        <w:rPr>
+          <w:bCs/>
+          <w:sz w:val="24"/>
+          <w:szCs w:val="24"/>
+          <w:lang w:val="sr-Cyrl-RS"/>
+        </w:rPr>
+        <w:t xml:space="preserve">-ја. Омогућава да саљемо </w:t>
+      </w:r>
+      <w:r>
+        <w:rPr>
+          <w:bCs/>
+          <w:sz w:val="24"/>
+          <w:szCs w:val="24"/>
+          <w:lang w:val="sr-Cyrl-RS"/>
+        </w:rPr>
+        <w:t>HTTP</w:t>
+      </w:r>
+      <w:r>
+        <w:rPr>
+          <w:bCs/>
+          <w:sz w:val="24"/>
+          <w:szCs w:val="24"/>
+          <w:lang w:val="sr-Cyrl-RS"/>
+        </w:rPr>
+        <w:t xml:space="preserve"> захтеве, прегледамо одговоре и организујемо свој радни процес.</w:t>
       </w:r>
     </w:p>
     <w:p>
       <w:pPr>
         <w:pStyle w:val="ListParagraph"/>
+        <w:numPr>
+          <w:ilvl w:val="0"/>
+          <w:numId w:val="7"/>
+        </w:numPr>
         <w:jc w:val="both"/>
+        <w:rPr>
+          <w:bCs/>
+          <w:sz w:val="24"/>
+          <w:szCs w:val="24"/>
+          <w:lang w:val="sr-Cyrl-RS"/>
+        </w:rPr>
+      </w:pPr>
+      <w:r>
         <w:rPr>
           <w:b/>
           <w:bCs/>
           <w:sz w:val="24"/>
           <w:szCs w:val="24"/>
-        </w:rPr>
-      </w:pPr>
+          <w:lang w:val="sr-Cyrl-RS"/>
+        </w:rPr>
+        <w:t>MongoDB</w:t>
+      </w:r>
+      <w:r>
+        <w:rPr>
+          <w:bCs/>
+          <w:sz w:val="24"/>
+          <w:szCs w:val="24"/>
+          <w:lang w:val="sr-Cyrl-RS"/>
+        </w:rPr>
+        <w:t xml:space="preserve"> - </w:t>
+      </w:r>
+      <w:r>
+        <w:rPr>
+          <w:bCs/>
+          <w:sz w:val="24"/>
+          <w:szCs w:val="24"/>
+          <w:lang w:val="sr-Cyrl-RS"/>
+        </w:rPr>
+        <w:t>MongoDB је нерелациона (NoSQL) база података која користи документно оријентисан модел за чување информација. Уместо класичних табела и редова који су карактеристични за релационе базе, MongoDB податке организује у облику докумената написаних у BSON формату (бинарна верзија JSON-а). Оваква структура омогућава већу флексибилност, јер сваки документ може имати различита поља и структуру, што је посебно корисно у динамичким и често променљивим системима.</w:t>
+      </w:r>
     </w:p>
     <w:p>
       <w:pPr>
         <w:pStyle w:val="ListParagraph"/>
+        <w:numPr>
+          <w:ilvl w:val="0"/>
+          <w:numId w:val="7"/>
+        </w:numPr>
         <w:jc w:val="both"/>
         <w:rPr>
           <w:b/>
           <w:bCs/>
           <w:sz w:val="24"/>
           <w:szCs w:val="24"/>
-        </w:rPr>
-      </w:pPr>
-    </w:p>
-    <w:p>
-      <w:pPr>
-        <w:pStyle w:val="ListParagraph"/>
+          <w:lang w:val="sr-Cyrl-RS"/>
+        </w:rPr>
+      </w:pPr>
+      <w:r>
         <w:rPr>
           <w:b/>
           <w:bCs/>
           <w:sz w:val="24"/>
           <w:szCs w:val="24"/>
-        </w:rPr>
-      </w:pPr>
-    </w:p>
-    <w:p>
-      <w:pPr>
-        <w:pStyle w:val="ListParagraph"/>
+          <w:lang w:val="sr-Cyrl-RS"/>
+        </w:rPr>
+        <w:t>MongoDB Compass</w:t>
+      </w:r>
+      <w:r>
         <w:rPr>
           <w:b/>
           <w:bCs/>
           <w:sz w:val="24"/>
           <w:szCs w:val="24"/>
-        </w:rPr>
-      </w:pPr>
+          <w:lang w:val="sr-Cyrl-RS"/>
+        </w:rPr>
+        <w:t xml:space="preserve"> - </w:t>
+      </w:r>
+      <w:r>
+        <w:rPr>
+          <w:bCs/>
+          <w:sz w:val="24"/>
+          <w:szCs w:val="24"/>
+          <w:lang w:val="sr-Cyrl-RS"/>
+        </w:rPr>
+        <w:t>Званични графички интерфејс</w:t>
+      </w:r>
+      <w:r>
+        <w:rPr>
+          <w:bCs/>
+          <w:sz w:val="24"/>
+          <w:szCs w:val="24"/>
+          <w:lang w:val="sr-Cyrl-RS"/>
+        </w:rPr>
+        <w:t xml:space="preserve"> за рад са MongoDB базом података. Омогућава корисницима да на интуитиван начин управљају подацима без потребе за коришћењем командне линије. Compass пружа могућност креирања и уређивања база и колекција, додавања и измене докумената, као и извршавања упита уз визуелни приказ резултата.</w:t>
+      </w:r>
     </w:p>
     <w:p>
       <w:pPr>
@@ -11784,12 +11478,12 @@
     </w:p>
     <w:p>
       <w:pPr>
-        <w:pStyle w:val="ListParagraph"/>
         <w:rPr>
           <w:b/>
           <w:bCs/>
           <w:sz w:val="24"/>
           <w:szCs w:val="24"/>
+          <w:lang w:val="sr-Cyrl-RS"/>
         </w:rPr>
       </w:pPr>
     </w:p>
@@ -11801,889 +11495,6 @@
           <w:bCs/>
           <w:sz w:val="24"/>
           <w:szCs w:val="24"/>
-        </w:rPr>
-      </w:pPr>
-    </w:p>
-    <w:p>
-      <w:pPr>
-        <w:pStyle w:val="ListParagraph"/>
-        <w:rPr>
-          <w:b/>
-          <w:bCs/>
-          <w:sz w:val="24"/>
-          <w:szCs w:val="24"/>
-        </w:rPr>
-      </w:pPr>
-    </w:p>
-    <w:p>
-      <w:pPr>
-        <w:pStyle w:val="ListParagraph"/>
-        <w:rPr>
-          <w:b/>
-          <w:bCs/>
-          <w:sz w:val="24"/>
-          <w:szCs w:val="24"/>
-        </w:rPr>
-      </w:pPr>
-    </w:p>
-    <w:p>
-      <w:pPr>
-        <w:pStyle w:val="ListParagraph"/>
-        <w:rPr>
-          <w:b/>
-          <w:bCs/>
-          <w:sz w:val="24"/>
-          <w:szCs w:val="24"/>
-        </w:rPr>
-      </w:pPr>
-    </w:p>
-    <w:p>
-      <w:pPr>
-        <w:pStyle w:val="ListParagraph"/>
-        <w:rPr>
-          <w:b/>
-          <w:bCs/>
-          <w:sz w:val="24"/>
-          <w:szCs w:val="24"/>
-        </w:rPr>
-      </w:pPr>
-    </w:p>
-    <w:p>
-      <w:pPr>
-        <w:pStyle w:val="ListParagraph"/>
-        <w:rPr>
-          <w:b/>
-          <w:bCs/>
-          <w:sz w:val="24"/>
-          <w:szCs w:val="24"/>
-        </w:rPr>
-      </w:pPr>
-    </w:p>
-    <w:p>
-      <w:pPr>
-        <w:pStyle w:val="ListParagraph"/>
-        <w:rPr>
-          <w:b/>
-          <w:bCs/>
-          <w:sz w:val="24"/>
-          <w:szCs w:val="24"/>
-          <w:lang w:val="sr-Cyrl-RS"/>
-        </w:rPr>
-      </w:pPr>
-    </w:p>
-    <w:p>
-      <w:pPr>
-        <w:pStyle w:val="Heading1"/>
-      </w:pPr>
-      <w:r>
-        <w:rPr>
-          <w:lang w:val="sr-Cyrl-RS"/>
-        </w:rPr>
-        <w:t>3.</w:t>
-      </w:r>
-      <w:r>
-        <w:rPr>
-          <w:lang w:val="sr-Cyrl-RS"/>
-        </w:rPr>
-        <w:t>5</w:t>
-      </w:r>
-      <w:r>
-        <w:rPr>
-          <w:lang w:val="sr-Cyrl-RS"/>
-        </w:rPr>
-        <w:t xml:space="preserve"> Зашто </w:t>
-      </w:r>
-      <w:r>
-        <w:t>React?</w:t>
-      </w:r>
-    </w:p>
-    <w:p>
-      <w:pPr>
-        <w:jc w:val="both"/>
-        <w:rPr>
-          <w:lang w:val="sr-Cyrl-RS"/>
-        </w:rPr>
-      </w:pPr>
-      <w:r>
-        <w:tab/>
-      </w:r>
-      <w:r>
-        <w:rPr>
-          <w:lang w:val="sr-Cyrl-RS"/>
-        </w:rPr>
-        <w:t xml:space="preserve">У области </w:t>
-      </w:r>
-      <w:r>
-        <w:t>frontend</w:t>
-      </w:r>
-      <w:r>
-        <w:rPr>
-          <w:lang w:val="sr-Cyrl-RS"/>
-        </w:rPr>
-        <w:t xml:space="preserve"> програмирања постоји велики избор библиотека и</w:t>
-      </w:r>
-      <w:r>
-        <w:rPr>
-          <w:lang w:val="sr-Cyrl-RS"/>
-        </w:rPr>
-        <w:t xml:space="preserve"> радних оквир</w:t>
-      </w:r>
-      <w:r>
-        <w:t>a</w:t>
-      </w:r>
-      <w:r>
-        <w:rPr>
-          <w:lang w:val="sr-Cyrl-RS"/>
-        </w:rPr>
-        <w:t xml:space="preserve">, као што су </w:t>
-      </w:r>
-      <w:r>
-        <w:rPr>
-          <w:lang w:val="sr-Cyrl-RS"/>
-        </w:rPr>
-        <w:t>Vanilla</w:t>
-      </w:r>
-      <w:r>
-        <w:rPr>
-          <w:lang w:val="sr-Cyrl-RS"/>
-        </w:rPr>
-        <w:t>,</w:t>
-      </w:r>
-      <w:r>
-        <w:t xml:space="preserve"> </w:t>
-      </w:r>
-      <w:r>
-        <w:rPr>
-          <w:lang w:val="sr-Cyrl-RS"/>
-        </w:rPr>
-        <w:t>React</w:t>
-      </w:r>
-      <w:r>
-        <w:rPr>
-          <w:lang w:val="sr-Cyrl-RS"/>
-        </w:rPr>
-        <w:t>,</w:t>
-      </w:r>
-      <w:r>
-        <w:t xml:space="preserve"> </w:t>
-      </w:r>
-      <w:r>
-        <w:rPr>
-          <w:lang w:val="sr-Cyrl-RS"/>
-        </w:rPr>
-        <w:t>Angular</w:t>
-      </w:r>
-      <w:r>
-        <w:rPr>
-          <w:lang w:val="sr-Cyrl-RS"/>
-        </w:rPr>
-        <w:t>,</w:t>
-      </w:r>
-      <w:r>
-        <w:t xml:space="preserve"> </w:t>
-      </w:r>
-      <w:r>
-        <w:rPr>
-          <w:lang w:val="sr-Cyrl-RS"/>
-        </w:rPr>
-        <w:t>View</w:t>
-      </w:r>
-      <w:r>
-        <w:rPr>
-          <w:lang w:val="sr-Cyrl-RS"/>
-        </w:rPr>
-        <w:t>,</w:t>
-      </w:r>
-      <w:r>
-        <w:t xml:space="preserve"> </w:t>
-      </w:r>
-      <w:r>
-        <w:rPr>
-          <w:lang w:val="sr-Cyrl-RS"/>
-        </w:rPr>
-        <w:t>Svelte</w:t>
-      </w:r>
-      <w:r>
-        <w:rPr>
-          <w:lang w:val="sr-Cyrl-RS"/>
-        </w:rPr>
-        <w:t>,</w:t>
-      </w:r>
-      <w:r>
-        <w:t xml:space="preserve"> </w:t>
-      </w:r>
-      <w:r>
-        <w:rPr>
-          <w:lang w:val="sr-Cyrl-RS"/>
-        </w:rPr>
-        <w:t>Lit</w:t>
-      </w:r>
-      <w:r>
-        <w:rPr>
-          <w:lang w:val="sr-Cyrl-RS"/>
-        </w:rPr>
-        <w:t xml:space="preserve"> и многи други</w:t>
-      </w:r>
-    </w:p>
-    <w:p>
-      <w:pPr>
-        <w:jc w:val="both"/>
-        <w:rPr>
-          <w:lang w:val="sr-Cyrl-RS"/>
-        </w:rPr>
-      </w:pPr>
-      <w:r>
-        <w:rPr>
-          <w:lang w:val="sr-Cyrl-RS"/>
-        </w:rPr>
-        <w:t xml:space="preserve">Главни разлози за употребу </w:t>
-      </w:r>
-      <w:r>
-        <w:rPr>
-          <w:lang w:val="sr-Cyrl-RS"/>
-        </w:rPr>
-        <w:t>React.js</w:t>
-      </w:r>
-      <w:r>
-        <w:rPr>
-          <w:lang w:val="sr-Cyrl-RS"/>
-        </w:rPr>
-        <w:t xml:space="preserve"> и његове предности над конкуренцијом су: </w:t>
-      </w:r>
-    </w:p>
-    <w:p>
-      <w:pPr>
-        <w:pStyle w:val="ListParagraph"/>
-        <w:numPr>
-          <w:ilvl w:val="0"/>
-          <w:numId w:val="8"/>
-        </w:numPr>
-        <w:jc w:val="both"/>
-        <w:rPr>
-          <w:lang w:val="sr-Cyrl-RS"/>
-        </w:rPr>
-      </w:pPr>
-      <w:r>
-        <w:rPr>
-          <w:lang w:val="sr-Cyrl-RS"/>
-        </w:rPr>
-        <w:t>Једноставан за употребу и учење –</w:t>
-      </w:r>
-      <w:r>
-        <w:rPr>
-          <w:lang w:val="sr-Cyrl-RS"/>
-        </w:rPr>
-        <w:t xml:space="preserve"> </w:t>
-      </w:r>
-      <w:r>
-        <w:rPr>
-          <w:lang w:val="sr-Cyrl-RS"/>
-        </w:rPr>
-        <w:t>Схватање основа убрзо након упознавања са оквиром омогућава програмерима да брже улазе у пројекат, чинећи одређени софтвер</w:t>
-      </w:r>
-      <w:r>
-        <w:rPr>
-          <w:lang w:val="sr-Cyrl-RS"/>
-        </w:rPr>
-        <w:t>,</w:t>
-      </w:r>
-      <w:r>
-        <w:t xml:space="preserve"> </w:t>
-      </w:r>
-      <w:r>
-        <w:rPr>
-          <w:lang w:val="sr-Cyrl-RS"/>
-        </w:rPr>
-        <w:t>радни оквир</w:t>
-      </w:r>
-      <w:r>
-        <w:rPr>
-          <w:lang w:val="sr-Cyrl-RS"/>
-        </w:rPr>
-        <w:t xml:space="preserve"> </w:t>
-      </w:r>
-      <w:r>
-        <w:rPr>
-          <w:lang w:val="sr-Cyrl-RS"/>
-        </w:rPr>
-        <w:t xml:space="preserve">или </w:t>
-      </w:r>
-      <w:r>
-        <w:rPr>
-          <w:lang w:val="sr-Cyrl-RS"/>
-        </w:rPr>
-        <w:t>библиотеку не само добрим, већ и економичним алатом</w:t>
-      </w:r>
-      <w:r>
-        <w:rPr>
-          <w:lang w:val="sr-Cyrl-RS"/>
-        </w:rPr>
-        <w:t>, што је велики плус.</w:t>
-      </w:r>
-    </w:p>
-    <w:p>
-      <w:pPr>
-        <w:pStyle w:val="ListParagraph"/>
-        <w:numPr>
-          <w:ilvl w:val="0"/>
-          <w:numId w:val="8"/>
-        </w:numPr>
-        <w:jc w:val="both"/>
-        <w:rPr>
-          <w:lang w:val="sr-Cyrl-RS"/>
-        </w:rPr>
-      </w:pPr>
-      <w:r>
-        <w:rPr>
-          <w:lang w:val="sr-Cyrl-RS"/>
-        </w:rPr>
-        <w:lastRenderedPageBreak/>
-        <w:t xml:space="preserve">Изградња података – Функција једносмерне изградње података и цела архитектура (која се назива и </w:t>
-      </w:r>
-      <w:r>
-        <w:rPr>
-          <w:lang w:val="sr-Cyrl-RS"/>
-        </w:rPr>
-        <w:t>Flux</w:t>
-      </w:r>
-      <w:r>
-        <w:rPr>
-          <w:lang w:val="sr-Cyrl-RS"/>
-        </w:rPr>
-        <w:t>) стварају ефикасан проток података до компоненти преко диспечера – једноставне контролне тачке. Овом функцијом је уклањање грешака великих аппликација много лакше.</w:t>
-      </w:r>
-    </w:p>
-    <w:p>
-      <w:pPr>
-        <w:pStyle w:val="ListParagraph"/>
-        <w:numPr>
-          <w:ilvl w:val="0"/>
-          <w:numId w:val="8"/>
-        </w:numPr>
-        <w:jc w:val="both"/>
-        <w:rPr>
-          <w:lang w:val="sr-Cyrl-RS"/>
-        </w:rPr>
-      </w:pPr>
-      <w:r>
-        <w:rPr>
-          <w:lang w:val="sr-Cyrl-RS"/>
-        </w:rPr>
-        <w:t xml:space="preserve">Перформансе и тестирање – Постоје велике предности виртуалног </w:t>
-      </w:r>
-      <w:r>
-        <w:rPr>
-          <w:lang w:val="sr-Cyrl-RS"/>
-        </w:rPr>
-        <w:t>DOM-a</w:t>
-      </w:r>
-      <w:r>
-        <w:rPr>
-          <w:lang w:val="sr-Cyrl-RS"/>
-        </w:rPr>
-        <w:t xml:space="preserve"> (</w:t>
-      </w:r>
-      <w:r>
-        <w:t>Document Object Model</w:t>
-      </w:r>
-      <w:r>
-        <w:rPr>
-          <w:lang w:val="sr-Cyrl-RS"/>
-        </w:rPr>
-        <w:t>)</w:t>
-      </w:r>
-      <w:r>
-        <w:rPr>
-          <w:lang w:val="sr-Cyrl-RS"/>
-        </w:rPr>
-        <w:t>. Ова осо</w:t>
-      </w:r>
-      <w:r>
-        <w:rPr>
-          <w:lang w:val="sr-Cyrl-RS"/>
-        </w:rPr>
-        <w:t>би</w:t>
-      </w:r>
-      <w:r>
-        <w:rPr>
-          <w:lang w:val="sr-Cyrl-RS"/>
-        </w:rPr>
-        <w:t>на може зна</w:t>
-      </w:r>
-      <w:r>
-        <w:rPr>
-          <w:lang w:val="sr-Cyrl-RS"/>
-        </w:rPr>
-        <w:t>чај</w:t>
-      </w:r>
-      <w:r>
-        <w:rPr>
-          <w:lang w:val="sr-Cyrl-RS"/>
-        </w:rPr>
-        <w:t>но побољшати перформансе</w:t>
-      </w:r>
-      <w:r>
-        <w:rPr>
-          <w:lang w:val="sr-Cyrl-RS"/>
-        </w:rPr>
-        <w:t xml:space="preserve"> веб</w:t>
-      </w:r>
-      <w:r>
-        <w:rPr>
-          <w:lang w:val="sr-Cyrl-RS"/>
-        </w:rPr>
-        <w:t xml:space="preserve"> сајта, посебно </w:t>
-      </w:r>
-      <w:r>
-        <w:rPr>
-          <w:lang w:val="sr-Cyrl-RS"/>
-        </w:rPr>
-        <w:t>код</w:t>
-      </w:r>
-      <w:r>
-        <w:rPr>
-          <w:lang w:val="sr-Cyrl-RS"/>
-        </w:rPr>
-        <w:t xml:space="preserve"> већи</w:t>
-      </w:r>
-      <w:r>
-        <w:rPr>
-          <w:lang w:val="sr-Cyrl-RS"/>
-        </w:rPr>
-        <w:t>х</w:t>
-      </w:r>
-      <w:r>
-        <w:rPr>
-          <w:lang w:val="sr-Cyrl-RS"/>
-        </w:rPr>
-        <w:t>, динамични</w:t>
-      </w:r>
-      <w:r>
-        <w:rPr>
-          <w:lang w:val="sr-Cyrl-RS"/>
-        </w:rPr>
-        <w:t>х</w:t>
-      </w:r>
-      <w:r>
-        <w:rPr>
-          <w:lang w:val="sr-Cyrl-RS"/>
-        </w:rPr>
-        <w:t xml:space="preserve"> кориснички</w:t>
-      </w:r>
-      <w:r>
-        <w:rPr>
-          <w:lang w:val="sr-Cyrl-RS"/>
-        </w:rPr>
-        <w:t>х</w:t>
-      </w:r>
-      <w:r>
-        <w:rPr>
-          <w:lang w:val="sr-Cyrl-RS"/>
-        </w:rPr>
-        <w:t xml:space="preserve"> интефјес</w:t>
-      </w:r>
-      <w:r>
-        <w:rPr>
-          <w:lang w:val="sr-Cyrl-RS"/>
-        </w:rPr>
-        <w:t>а</w:t>
-      </w:r>
-      <w:r>
-        <w:rPr>
-          <w:lang w:val="sr-Cyrl-RS"/>
-        </w:rPr>
-        <w:t xml:space="preserve">. Са друге стране </w:t>
-      </w:r>
-      <w:r>
-        <w:rPr>
-          <w:lang w:val="sr-Cyrl-RS"/>
-        </w:rPr>
-        <w:t>React</w:t>
-      </w:r>
-      <w:r>
-        <w:rPr>
-          <w:lang w:val="sr-Cyrl-RS"/>
-        </w:rPr>
-        <w:t xml:space="preserve">, користи </w:t>
-      </w:r>
-      <w:r>
-        <w:rPr>
-          <w:lang w:val="sr-Cyrl-RS"/>
-        </w:rPr>
-        <w:t>Webpack</w:t>
-      </w:r>
-      <w:r>
-        <w:rPr>
-          <w:lang w:val="sr-Cyrl-RS"/>
-        </w:rPr>
-        <w:t xml:space="preserve"> да би разврстао зависности, а на располагању је широк спектар различитих модула који омогућавају да се баве различитим пројектима и ситуацијама када је </w:t>
-      </w:r>
-      <w:r>
-        <w:rPr>
-          <w:lang w:val="sr-Cyrl-RS"/>
-        </w:rPr>
-        <w:t>Webpack</w:t>
-      </w:r>
-      <w:r>
-        <w:rPr>
-          <w:lang w:val="sr-Cyrl-RS"/>
-        </w:rPr>
-        <w:t xml:space="preserve"> одсутан, а постоје зависности за сређивање.</w:t>
-      </w:r>
-    </w:p>
-    <w:p>
-      <w:pPr>
-        <w:pStyle w:val="ListParagraph"/>
-        <w:numPr>
-          <w:ilvl w:val="0"/>
-          <w:numId w:val="8"/>
-        </w:numPr>
-        <w:jc w:val="both"/>
-        <w:rPr>
-          <w:lang w:val="sr-Cyrl-RS"/>
-        </w:rPr>
-      </w:pPr>
-      <w:r>
-        <w:rPr>
-          <w:lang w:val="sr-Cyrl-RS"/>
-        </w:rPr>
-        <w:t>Декларативност –</w:t>
-      </w:r>
-      <w:r>
-        <w:rPr>
-          <w:lang w:val="sr-Cyrl-RS"/>
-        </w:rPr>
-        <w:t xml:space="preserve"> код писан у </w:t>
-      </w:r>
-      <w:r>
-        <w:rPr>
-          <w:lang w:val="sr-Cyrl-RS"/>
-        </w:rPr>
-        <w:t>React-</w:t>
-      </w:r>
-      <w:r>
-        <w:rPr>
-          <w:lang w:val="sr-Cyrl-RS"/>
-        </w:rPr>
-        <w:t>у се</w:t>
-      </w:r>
-      <w:r>
-        <w:rPr>
-          <w:lang w:val="sr-Cyrl-RS"/>
-        </w:rPr>
-        <w:t xml:space="preserve"> више фокусира на оно што се приказује него на стварне кораке који до њега воде. Ова метода пре свега значи по</w:t>
-      </w:r>
-      <w:r>
-        <w:rPr>
-          <w:lang w:val="sr-Cyrl-RS"/>
-        </w:rPr>
-        <w:t>б</w:t>
-      </w:r>
-      <w:r>
-        <w:rPr>
-          <w:lang w:val="sr-Cyrl-RS"/>
-        </w:rPr>
-        <w:t xml:space="preserve">ољшано искуство за </w:t>
-      </w:r>
-      <w:r>
-        <w:rPr>
-          <w:lang w:val="sr-Cyrl-RS"/>
-        </w:rPr>
-        <w:t>програмере</w:t>
-      </w:r>
-      <w:r>
-        <w:rPr>
-          <w:lang w:val="sr-Cyrl-RS"/>
-        </w:rPr>
-        <w:t xml:space="preserve"> што се касније претвара и у боље корисничко искуство.</w:t>
-      </w:r>
-    </w:p>
-    <w:p>
-      <w:pPr>
-        <w:pStyle w:val="ListParagraph"/>
-        <w:numPr>
-          <w:ilvl w:val="0"/>
-          <w:numId w:val="8"/>
-        </w:numPr>
-        <w:jc w:val="both"/>
-        <w:rPr>
-          <w:lang w:val="sr-Cyrl-RS"/>
-        </w:rPr>
-      </w:pPr>
-      <w:r>
-        <w:rPr>
-          <w:lang w:val="sr-Cyrl-RS"/>
-        </w:rPr>
-        <w:t xml:space="preserve">Компонентни приступ – Апликације се граде у </w:t>
-      </w:r>
-      <w:r>
-        <w:rPr>
-          <w:lang w:val="sr-Cyrl-RS"/>
-        </w:rPr>
-        <w:t>React-</w:t>
-      </w:r>
-      <w:r>
-        <w:rPr>
-          <w:lang w:val="sr-Cyrl-RS"/>
-        </w:rPr>
-        <w:t xml:space="preserve">у изградњом блокова – компоненте одфоворне за </w:t>
-      </w:r>
-      <w:r>
-        <w:rPr>
-          <w:lang w:val="sr-Cyrl-RS"/>
-        </w:rPr>
-        <w:t>UI</w:t>
-      </w:r>
-      <w:r>
-        <w:rPr>
-          <w:lang w:val="sr-Cyrl-RS"/>
-        </w:rPr>
-        <w:t xml:space="preserve"> функције, мрежне комуникације и још сложеније функције попут управљања стањима. Овај специфичан приступ чини имплементацију дизајнерск</w:t>
-      </w:r>
-      <w:r>
-        <w:rPr>
-          <w:lang w:val="sr-Cyrl-RS"/>
-        </w:rPr>
-        <w:t>и</w:t>
-      </w:r>
-      <w:r>
-        <w:rPr>
-          <w:lang w:val="sr-Cyrl-RS"/>
-        </w:rPr>
-        <w:t>х система једноставном и поједностављеном за програмере.</w:t>
-      </w:r>
-    </w:p>
-    <w:p>
-      <w:pPr>
-        <w:pStyle w:val="ListParagraph"/>
-        <w:numPr>
-          <w:ilvl w:val="0"/>
-          <w:numId w:val="8"/>
-        </w:numPr>
-        <w:jc w:val="both"/>
-        <w:rPr>
-          <w:lang w:val="sr-Cyrl-RS"/>
-        </w:rPr>
-      </w:pPr>
-      <w:r>
-        <w:rPr>
-          <w:lang w:val="sr-Cyrl-RS"/>
-        </w:rPr>
-        <w:t xml:space="preserve">Минимализам – </w:t>
-      </w:r>
-      <w:r>
-        <w:rPr>
-          <w:lang w:val="sr-Cyrl-RS"/>
-        </w:rPr>
-        <w:t>React</w:t>
-      </w:r>
-      <w:r>
-        <w:rPr>
-          <w:lang w:val="sr-Cyrl-RS"/>
-        </w:rPr>
-        <w:t xml:space="preserve"> нуди минималистички приступ</w:t>
-      </w:r>
-      <w:r>
-        <w:rPr>
-          <w:lang w:val="sr-Cyrl-RS"/>
-        </w:rPr>
-        <w:t xml:space="preserve">, </w:t>
-      </w:r>
-      <w:r>
-        <w:rPr>
-          <w:lang w:val="sr-Cyrl-RS"/>
-        </w:rPr>
-        <w:t>зау</w:t>
-      </w:r>
-      <w:r>
-        <w:rPr>
-          <w:lang w:val="sr-Cyrl-RS"/>
-        </w:rPr>
-        <w:t>з</w:t>
-      </w:r>
-      <w:r>
-        <w:rPr>
-          <w:lang w:val="sr-Cyrl-RS"/>
-        </w:rPr>
-        <w:t xml:space="preserve">има мало простора и лако се </w:t>
-      </w:r>
-      <w:r>
-        <w:rPr>
-          <w:lang w:val="sr-Cyrl-RS"/>
-        </w:rPr>
-        <w:t>преузима</w:t>
-      </w:r>
-      <w:r>
-        <w:rPr>
-          <w:lang w:val="sr-Cyrl-RS"/>
-        </w:rPr>
-        <w:t>. Конфигурација је такође једноставна, а функција за поделу кода чини га једноставним када је у питању корисничко искуство, нарочито код већих пројеката.</w:t>
-      </w:r>
-    </w:p>
-    <w:p>
-      <w:pPr>
-        <w:pStyle w:val="ListParagraph"/>
-        <w:numPr>
-          <w:ilvl w:val="0"/>
-          <w:numId w:val="8"/>
-        </w:numPr>
-        <w:jc w:val="both"/>
-        <w:rPr>
-          <w:lang w:val="sr-Cyrl-RS"/>
-        </w:rPr>
-      </w:pPr>
-      <w:r>
-        <w:rPr>
-          <w:lang w:val="sr-Cyrl-RS"/>
-        </w:rPr>
-        <w:t>Фелксибилност – Када се кли</w:t>
-      </w:r>
-      <w:r>
-        <w:rPr>
-          <w:lang w:val="sr-Cyrl-RS"/>
-        </w:rPr>
-        <w:t>јент</w:t>
-      </w:r>
-      <w:r>
-        <w:rPr>
-          <w:lang w:val="sr-Cyrl-RS"/>
-        </w:rPr>
-        <w:t>и саветују са програмерима, они обично желе веб</w:t>
-      </w:r>
-      <w:r>
-        <w:rPr>
-          <w:lang w:val="sr-Cyrl-RS"/>
-        </w:rPr>
-        <w:t xml:space="preserve"> </w:t>
-      </w:r>
-      <w:r>
-        <w:rPr>
-          <w:lang w:val="sr-Cyrl-RS"/>
-        </w:rPr>
-        <w:t xml:space="preserve">сајт који је једноставан за употребу и трајан.  Због тога </w:t>
-      </w:r>
-      <w:r>
-        <w:rPr>
-          <w:lang w:val="sr-Cyrl-RS"/>
-        </w:rPr>
-        <w:t xml:space="preserve">се </w:t>
-      </w:r>
-      <w:r>
-        <w:rPr>
-          <w:lang w:val="sr-Cyrl-RS"/>
-        </w:rPr>
-        <w:t>најчешће</w:t>
-      </w:r>
-      <w:r>
-        <w:rPr>
-          <w:lang w:val="sr-Cyrl-RS"/>
-        </w:rPr>
-        <w:t xml:space="preserve"> </w:t>
-      </w:r>
-      <w:r>
-        <w:rPr>
-          <w:lang w:val="sr-Cyrl-RS"/>
-        </w:rPr>
-        <w:t xml:space="preserve">користе </w:t>
-      </w:r>
-      <w:r>
-        <w:rPr>
-          <w:lang w:val="sr-Cyrl-RS"/>
-        </w:rPr>
-        <w:t>технологије</w:t>
-      </w:r>
-      <w:r>
-        <w:rPr>
-          <w:lang w:val="sr-Cyrl-RS"/>
-        </w:rPr>
-        <w:t xml:space="preserve"> који су већ популарни са мноштвом опција. Поседовањем прошириве библиотеке и могућности за даљи развој, омогућено је олакшано прилагођавање током рада.</w:t>
-      </w:r>
-    </w:p>
-    <w:p>
-      <w:pPr>
-        <w:pStyle w:val="ListParagraph"/>
-        <w:numPr>
-          <w:ilvl w:val="0"/>
-          <w:numId w:val="8"/>
-        </w:numPr>
-        <w:jc w:val="both"/>
-        <w:rPr>
-          <w:lang w:val="sr-Cyrl-RS"/>
-        </w:rPr>
-      </w:pPr>
-      <w:r>
-        <w:rPr>
-          <w:lang w:val="sr-Cyrl-RS"/>
-        </w:rPr>
-        <w:t>Компатибилност са старијим верзијама – Ово је такође пресудна карактеристика када је у питању избор одређен</w:t>
-      </w:r>
-      <w:r>
-        <w:rPr>
-          <w:lang w:val="sr-Cyrl-RS"/>
-        </w:rPr>
-        <w:t>е технологије</w:t>
-      </w:r>
-      <w:r>
-        <w:rPr>
-          <w:lang w:val="sr-Cyrl-RS"/>
-        </w:rPr>
-        <w:t>. Могућност ажурирања или рада са старијим вер</w:t>
-      </w:r>
-      <w:r>
-        <w:rPr>
-          <w:lang w:val="sr-Cyrl-RS"/>
-        </w:rPr>
-        <w:t>з</w:t>
-      </w:r>
-      <w:r>
-        <w:rPr>
-          <w:lang w:val="sr-Cyrl-RS"/>
-        </w:rPr>
-        <w:t>ијама софтвера може уштедети много времена и новчаних средстава. Не постоји много окружења или језика који нуде п</w:t>
-      </w:r>
-      <w:r>
-        <w:rPr>
-          <w:lang w:val="sr-Cyrl-RS"/>
-        </w:rPr>
-        <w:t>о</w:t>
-      </w:r>
-      <w:r>
-        <w:rPr>
-          <w:lang w:val="sr-Cyrl-RS"/>
-        </w:rPr>
-        <w:t xml:space="preserve">тпуну компатибилност уназад, </w:t>
-      </w:r>
-      <w:r>
-        <w:rPr>
-          <w:lang w:val="sr-Cyrl-RS"/>
-        </w:rPr>
-        <w:t xml:space="preserve">за разлику од </w:t>
-      </w:r>
-      <w:r>
-        <w:rPr>
-          <w:lang w:val="sr-Cyrl-RS"/>
-        </w:rPr>
-        <w:t xml:space="preserve"> </w:t>
-      </w:r>
-      <w:r>
-        <w:t>React</w:t>
-      </w:r>
-      <w:r>
-        <w:rPr>
-          <w:lang w:val="sr-Cyrl-RS"/>
-        </w:rPr>
-        <w:t>-а који нуди ову могућност</w:t>
-      </w:r>
-      <w:r>
-        <w:rPr>
-          <w:lang w:val="sr-Cyrl-RS"/>
-        </w:rPr>
-        <w:t>.</w:t>
-      </w:r>
-    </w:p>
-    <w:p>
-      <w:pPr>
-        <w:rPr>
           <w:lang w:val="sr-Cyrl-RS"/>
         </w:rPr>
       </w:pPr>
@@ -12724,8 +11535,10 @@
           <w:szCs w:val="36"/>
           <w:lang w:val="sr-Cyrl-RS"/>
         </w:rPr>
+        <w:lastRenderedPageBreak/>
         <w:br/>
       </w:r>
+      <w:bookmarkStart w:id="17" w:name="_Toc208316275"/>
       <w:r>
         <w:rPr>
           <w:sz w:val="36"/>
@@ -12734,6 +11547,7 @@
         </w:rPr>
         <w:t>4. Модел Података</w:t>
       </w:r>
+      <w:bookmarkEnd w:id="17"/>
     </w:p>
     <w:p>
       <w:pPr>
@@ -12883,7 +11697,6 @@
           <w:sz w:val="23"/>
           <w:szCs w:val="23"/>
         </w:rPr>
-        <w:lastRenderedPageBreak/>
         <w:drawing>
           <wp:inline distT="0" distB="0" distL="0" distR="0" wp14:anchorId="76070CBE" wp14:editId="5D657179">
             <wp:extent cx="5325452" cy="7000875"/>
@@ -12902,7 +11715,7 @@
                     </pic:cNvPicPr>
                   </pic:nvPicPr>
                   <pic:blipFill>
-                    <a:blip r:embed="rId28">
+                    <a:blip r:embed="rId26">
                       <a:extLst>
                         <a:ext uri="{28A0092B-C50C-407E-A947-70E740481C1C}">
                           <a14:useLocalDpi xmlns:a14="http://schemas.microsoft.com/office/drawing/2010/main" val="0"/>
@@ -12956,6 +11769,7 @@
           <w:szCs w:val="23"/>
           <w:lang w:val="sr-Cyrl-RS"/>
         </w:rPr>
+        <w:lastRenderedPageBreak/>
         <w:t>Добро дефинисано решење једноставног модела омогућује једноставну имплементацију и у случају повећања комплексности модела</w:t>
       </w:r>
     </w:p>
@@ -13014,7 +11828,6 @@
           <w:b/>
           <w:bCs/>
         </w:rPr>
-        <w:lastRenderedPageBreak/>
         <w:t xml:space="preserve">Substation – </w:t>
       </w:r>
       <w:r>
@@ -13540,6 +12353,7 @@
           <w:lang w:val="sr-Cyrl-RS"/>
         </w:rPr>
       </w:pPr>
+      <w:bookmarkStart w:id="18" w:name="_Toc208316276"/>
       <w:r>
         <w:rPr>
           <w:sz w:val="36"/>
@@ -13555,6 +12369,7 @@
         </w:rPr>
         <w:t>функционалност</w:t>
       </w:r>
+      <w:bookmarkEnd w:id="18"/>
     </w:p>
     <w:p>
       <w:pPr>
@@ -13621,7 +12436,6 @@
         <w:rPr>
           <w:noProof/>
         </w:rPr>
-        <w:lastRenderedPageBreak/>
         <w:drawing>
           <wp:inline distT="0" distB="0" distL="0" distR="0" wp14:anchorId="3ECE48AC" wp14:editId="5581745B">
             <wp:extent cx="4953000" cy="4610100"/>
@@ -13640,7 +12454,7 @@
                     </pic:cNvPicPr>
                   </pic:nvPicPr>
                   <pic:blipFill>
-                    <a:blip r:embed="rId29">
+                    <a:blip r:embed="rId27">
                       <a:extLst>
                         <a:ext uri="{28A0092B-C50C-407E-A947-70E740481C1C}">
                           <a14:useLocalDpi xmlns:a14="http://schemas.microsoft.com/office/drawing/2010/main" val="0"/>
@@ -13782,8 +12596,10 @@
           <w:szCs w:val="36"/>
           <w:lang w:val="sr-Cyrl-RS"/>
         </w:rPr>
+        <w:lastRenderedPageBreak/>
         <w:br/>
       </w:r>
+      <w:bookmarkStart w:id="19" w:name="_Toc208316277"/>
       <w:r>
         <w:rPr>
           <w:sz w:val="36"/>
@@ -13821,7 +12637,16 @@
           <w:szCs w:val="36"/>
           <w:lang w:val="sr-Cyrl-RS"/>
         </w:rPr>
-        <w:t xml:space="preserve"> апликације </w:t>
+        <w:t xml:space="preserve"> апликације</w:t>
+      </w:r>
+      <w:bookmarkEnd w:id="19"/>
+      <w:r>
+        <w:rPr>
+          <w:sz w:val="36"/>
+          <w:szCs w:val="36"/>
+          <w:lang w:val="sr-Cyrl-RS"/>
+        </w:rPr>
+        <w:t xml:space="preserve"> </w:t>
       </w:r>
     </w:p>
     <w:p>
@@ -13861,14 +12686,7 @@
         <w:rPr>
           <w:lang w:val="sr-Cyrl-RS"/>
         </w:rPr>
-        <w:t xml:space="preserve"> Све компоненте су прављене узимајући у обзир разне димензије екрана. С циљем да корисник </w:t>
-      </w:r>
-      <w:r>
-        <w:rPr>
-          <w:lang w:val="sr-Cyrl-RS"/>
-        </w:rPr>
-        <w:lastRenderedPageBreak/>
-        <w:t>има једнако добро видљив приказ и на екрану мобилног телефона, али и на великом екрану персоналног рачунара.</w:t>
+        <w:t xml:space="preserve"> Све компоненте су прављене узимајући у обзир разне димензије екрана. С циљем да корисник има једнако добро видљив приказ и на екрану мобилног телефона, али и на великом екрану персоналног рачунара.</w:t>
       </w:r>
       <w:r>
         <w:rPr>
@@ -14205,7 +13023,7 @@
                     </pic:cNvPicPr>
                   </pic:nvPicPr>
                   <pic:blipFill>
-                    <a:blip r:embed="rId30">
+                    <a:blip r:embed="rId28">
                       <a:extLst>
                         <a:ext uri="{28A0092B-C50C-407E-A947-70E740481C1C}">
                           <a14:useLocalDpi xmlns:a14="http://schemas.microsoft.com/office/drawing/2010/main" val="0"/>
@@ -14275,7 +13093,9 @@
           <w:lang w:val="sr-Cyrl-RS"/>
         </w:rPr>
       </w:pPr>
-      <w:r>
+      <w:bookmarkStart w:id="20" w:name="_Toc208316278"/>
+      <w:r>
+        <w:lastRenderedPageBreak/>
         <w:t xml:space="preserve">6.1 </w:t>
       </w:r>
       <w:r>
@@ -14284,6 +13104,7 @@
         </w:rPr>
         <w:t>Сталне компоненте</w:t>
       </w:r>
+      <w:bookmarkEnd w:id="20"/>
     </w:p>
     <w:p>
       <w:pPr>
@@ -14385,7 +13206,6 @@
         <w:rPr>
           <w:noProof/>
         </w:rPr>
-        <w:lastRenderedPageBreak/>
         <w:drawing>
           <wp:inline distT="0" distB="0" distL="0" distR="0" wp14:anchorId="57F88429" wp14:editId="4DAFD133">
             <wp:extent cx="2743200" cy="1123950"/>
@@ -14404,7 +13224,7 @@
                     </pic:cNvPicPr>
                   </pic:nvPicPr>
                   <pic:blipFill>
-                    <a:blip r:embed="rId31">
+                    <a:blip r:embed="rId29">
                       <a:extLst>
                         <a:ext uri="{28A0092B-C50C-407E-A947-70E740481C1C}">
                           <a14:useLocalDpi xmlns:a14="http://schemas.microsoft.com/office/drawing/2010/main" val="0"/>
@@ -14450,12 +13270,14 @@
           <w:lang w:val="sr-Cyrl-RS"/>
         </w:rPr>
       </w:pPr>
+      <w:bookmarkStart w:id="21" w:name="_Toc208316279"/>
       <w:r>
         <w:rPr>
           <w:lang w:val="sr-Cyrl-RS"/>
         </w:rPr>
         <w:t>6.2 Компоненте променљивог приказа</w:t>
       </w:r>
+      <w:bookmarkEnd w:id="21"/>
     </w:p>
     <w:p>
       <w:pPr>
@@ -14507,7 +13329,7 @@
                     </pic:cNvPicPr>
                   </pic:nvPicPr>
                   <pic:blipFill>
-                    <a:blip r:embed="rId32">
+                    <a:blip r:embed="rId30">
                       <a:extLst>
                         <a:ext uri="{28A0092B-C50C-407E-A947-70E740481C1C}">
                           <a14:useLocalDpi xmlns:a14="http://schemas.microsoft.com/office/drawing/2010/main" val="0"/>
@@ -14604,6 +13426,7 @@
           <w:lang w:val="sr-Cyrl-RS"/>
         </w:rPr>
       </w:pPr>
+      <w:bookmarkStart w:id="22" w:name="_Toc208316280"/>
       <w:r>
         <w:rPr>
           <w:sz w:val="36"/>
@@ -14619,6 +13442,7 @@
         </w:rPr>
         <w:t>Кориснички интерфејс</w:t>
       </w:r>
+      <w:bookmarkEnd w:id="22"/>
     </w:p>
     <w:p>
       <w:pPr>
@@ -14656,12 +13480,14 @@
           <w:lang w:val="sr-Cyrl-RS"/>
         </w:rPr>
       </w:pPr>
+      <w:bookmarkStart w:id="23" w:name="_Toc208316281"/>
       <w:r>
         <w:rPr>
           <w:lang w:val="sr-Cyrl-RS"/>
         </w:rPr>
         <w:t>7.1 Распоред компоненти</w:t>
       </w:r>
+      <w:bookmarkEnd w:id="23"/>
     </w:p>
     <w:p>
       <w:pPr>
@@ -14713,7 +13539,7 @@
                     </pic:cNvPicPr>
                   </pic:nvPicPr>
                   <pic:blipFill>
-                    <a:blip r:embed="rId33" cstate="print">
+                    <a:blip r:embed="rId31" cstate="print">
                       <a:extLst>
                         <a:ext uri="{28A0092B-C50C-407E-A947-70E740481C1C}">
                           <a14:useLocalDpi xmlns:a14="http://schemas.microsoft.com/office/drawing/2010/main" val="0"/>
@@ -14814,15 +13640,18 @@
           <w:lang w:val="sr-Cyrl-RS"/>
         </w:rPr>
       </w:pPr>
-      <w:r>
-        <w:rPr>
-          <w:lang w:val="sr-Cyrl-RS"/>
-        </w:rPr>
+      <w:bookmarkStart w:id="24" w:name="_Toc208316282"/>
+      <w:r>
+        <w:rPr>
+          <w:lang w:val="sr-Cyrl-RS"/>
+        </w:rPr>
+        <w:lastRenderedPageBreak/>
         <w:t xml:space="preserve">7.2 </w:t>
       </w:r>
       <w:r>
         <w:t>Navbar</w:t>
       </w:r>
+      <w:bookmarkEnd w:id="24"/>
     </w:p>
     <w:p>
       <w:pPr>
@@ -14874,7 +13703,6 @@
         <w:rPr>
           <w:noProof/>
         </w:rPr>
-        <w:lastRenderedPageBreak/>
         <w:drawing>
           <wp:inline distT="0" distB="0" distL="0" distR="0" wp14:anchorId="6E1B2E9C" wp14:editId="61056CB5">
             <wp:extent cx="5144494" cy="3105726"/>
@@ -14893,7 +13721,7 @@
                     </pic:cNvPicPr>
                   </pic:nvPicPr>
                   <pic:blipFill>
-                    <a:blip r:embed="rId34">
+                    <a:blip r:embed="rId32">
                       <a:extLst>
                         <a:ext uri="{28A0092B-C50C-407E-A947-70E740481C1C}">
                           <a14:useLocalDpi xmlns:a14="http://schemas.microsoft.com/office/drawing/2010/main" val="0"/>
@@ -14975,7 +13803,7 @@
                     </pic:cNvPicPr>
                   </pic:nvPicPr>
                   <pic:blipFill>
-                    <a:blip r:embed="rId35">
+                    <a:blip r:embed="rId33">
                       <a:extLst>
                         <a:ext uri="{28A0092B-C50C-407E-A947-70E740481C1C}">
                           <a14:useLocalDpi xmlns:a14="http://schemas.microsoft.com/office/drawing/2010/main" val="0"/>
@@ -15044,6 +13872,7 @@
         <w:br/>
       </w:r>
       <w:r>
+        <w:lastRenderedPageBreak/>
         <w:t>C</w:t>
       </w:r>
       <w:r>
@@ -15073,7 +13902,6 @@
         <w:rPr>
           <w:noProof/>
         </w:rPr>
-        <w:lastRenderedPageBreak/>
         <w:drawing>
           <wp:inline distT="0" distB="0" distL="0" distR="0" wp14:anchorId="47B0F0D6" wp14:editId="485F540E">
             <wp:extent cx="5895541" cy="2631882"/>
@@ -15092,7 +13920,7 @@
                     </pic:cNvPicPr>
                   </pic:nvPicPr>
                   <pic:blipFill>
-                    <a:blip r:embed="rId36" cstate="print">
+                    <a:blip r:embed="rId34" cstate="print">
                       <a:extLst>
                         <a:ext uri="{28A0092B-C50C-407E-A947-70E740481C1C}">
                           <a14:useLocalDpi xmlns:a14="http://schemas.microsoft.com/office/drawing/2010/main" val="0"/>
@@ -15175,9 +14003,11 @@
           <w:lang w:val="sr-Cyrl-RS"/>
         </w:rPr>
       </w:pPr>
+      <w:bookmarkStart w:id="25" w:name="_Toc208316283"/>
       <w:r>
         <w:t>7.3 Sidebar</w:t>
       </w:r>
+      <w:bookmarkEnd w:id="25"/>
     </w:p>
     <w:p>
       <w:pPr>
@@ -15259,7 +14089,7 @@
                     </pic:cNvPicPr>
                   </pic:nvPicPr>
                   <pic:blipFill>
-                    <a:blip r:embed="rId37">
+                    <a:blip r:embed="rId35">
                       <a:extLst>
                         <a:ext uri="{28A0092B-C50C-407E-A947-70E740481C1C}">
                           <a14:useLocalDpi xmlns:a14="http://schemas.microsoft.com/office/drawing/2010/main" val="0"/>
@@ -15305,6 +14135,7 @@
           <w:lang w:val="sr-Cyrl-RS"/>
         </w:rPr>
       </w:pPr>
+      <w:bookmarkStart w:id="26" w:name="_Toc208316284"/>
       <w:r>
         <w:rPr>
           <w:lang w:val="sr-Cyrl-RS"/>
@@ -15315,6 +14146,7 @@
       <w:r>
         <w:t>Dashboard</w:t>
       </w:r>
+      <w:bookmarkEnd w:id="26"/>
     </w:p>
     <w:p>
       <w:pPr>
@@ -15374,7 +14206,7 @@
                     </pic:cNvPicPr>
                   </pic:nvPicPr>
                   <pic:blipFill>
-                    <a:blip r:embed="rId38" cstate="print">
+                    <a:blip r:embed="rId36" cstate="print">
                       <a:extLst>
                         <a:ext uri="{28A0092B-C50C-407E-A947-70E740481C1C}">
                           <a14:useLocalDpi xmlns:a14="http://schemas.microsoft.com/office/drawing/2010/main" val="0"/>
@@ -15474,7 +14306,7 @@
                     </pic:cNvPicPr>
                   </pic:nvPicPr>
                   <pic:blipFill>
-                    <a:blip r:embed="rId39" cstate="print">
+                    <a:blip r:embed="rId37" cstate="print">
                       <a:extLst>
                         <a:ext uri="{28A0092B-C50C-407E-A947-70E740481C1C}">
                           <a14:useLocalDpi xmlns:a14="http://schemas.microsoft.com/office/drawing/2010/main" val="0"/>
@@ -15651,7 +14483,7 @@
                     </pic:cNvPicPr>
                   </pic:nvPicPr>
                   <pic:blipFill>
-                    <a:blip r:embed="rId40">
+                    <a:blip r:embed="rId38">
                       <a:extLst>
                         <a:ext uri="{28A0092B-C50C-407E-A947-70E740481C1C}">
                           <a14:useLocalDpi xmlns:a14="http://schemas.microsoft.com/office/drawing/2010/main" val="0"/>
@@ -15735,7 +14567,7 @@
                     </pic:cNvPicPr>
                   </pic:nvPicPr>
                   <pic:blipFill>
-                    <a:blip r:embed="rId41" cstate="print">
+                    <a:blip r:embed="rId39" cstate="print">
                       <a:extLst>
                         <a:ext uri="{28A0092B-C50C-407E-A947-70E740481C1C}">
                           <a14:useLocalDpi xmlns:a14="http://schemas.microsoft.com/office/drawing/2010/main" val="0"/>
@@ -15977,7 +14809,7 @@
                     </pic:cNvPicPr>
                   </pic:nvPicPr>
                   <pic:blipFill>
-                    <a:blip r:embed="rId42" cstate="print">
+                    <a:blip r:embed="rId40" cstate="print">
                       <a:extLst>
                         <a:ext uri="{28A0092B-C50C-407E-A947-70E740481C1C}">
                           <a14:useLocalDpi xmlns:a14="http://schemas.microsoft.com/office/drawing/2010/main" val="0"/>
@@ -16031,6 +14863,7 @@
           <w:lang w:val="sr-Cyrl-RS"/>
         </w:rPr>
       </w:pPr>
+      <w:bookmarkStart w:id="27" w:name="_Toc208316285"/>
       <w:r>
         <w:rPr>
           <w:lang w:val="sr-Cyrl-RS"/>
@@ -16046,6 +14879,7 @@
         </w:rPr>
         <w:t>приказ</w:t>
       </w:r>
+      <w:bookmarkEnd w:id="27"/>
     </w:p>
     <w:p>
       <w:pPr>
@@ -16097,7 +14931,7 @@
                     </pic:cNvPicPr>
                   </pic:nvPicPr>
                   <pic:blipFill>
-                    <a:blip r:embed="rId43" cstate="print">
+                    <a:blip r:embed="rId41" cstate="print">
                       <a:extLst>
                         <a:ext uri="{28A0092B-C50C-407E-A947-70E740481C1C}">
                           <a14:useLocalDpi xmlns:a14="http://schemas.microsoft.com/office/drawing/2010/main" val="0"/>
@@ -16256,7 +15090,7 @@
                     </pic:cNvPicPr>
                   </pic:nvPicPr>
                   <pic:blipFill>
-                    <a:blip r:embed="rId44">
+                    <a:blip r:embed="rId42">
                       <a:extLst>
                         <a:ext uri="{28A0092B-C50C-407E-A947-70E740481C1C}">
                           <a14:useLocalDpi xmlns:a14="http://schemas.microsoft.com/office/drawing/2010/main" val="0"/>
@@ -16325,12 +15159,14 @@
           <w:lang w:val="sr-Cyrl-RS"/>
         </w:rPr>
       </w:pPr>
+      <w:bookmarkStart w:id="28" w:name="_Toc208316286"/>
       <w:r>
         <w:rPr>
           <w:lang w:val="sr-Cyrl-RS"/>
         </w:rPr>
         <w:t>7.6 Приказ листе појединачних прекидача</w:t>
       </w:r>
+      <w:bookmarkEnd w:id="28"/>
     </w:p>
     <w:p>
       <w:pPr>
@@ -16388,7 +15224,7 @@
                     </pic:cNvPicPr>
                   </pic:nvPicPr>
                   <pic:blipFill>
-                    <a:blip r:embed="rId45" cstate="print">
+                    <a:blip r:embed="rId43" cstate="print">
                       <a:extLst>
                         <a:ext uri="{28A0092B-C50C-407E-A947-70E740481C1C}">
                           <a14:useLocalDpi xmlns:a14="http://schemas.microsoft.com/office/drawing/2010/main" val="0"/>
@@ -16466,7 +15302,7 @@
                     </pic:cNvPicPr>
                   </pic:nvPicPr>
                   <pic:blipFill>
-                    <a:blip r:embed="rId46" cstate="print">
+                    <a:blip r:embed="rId44" cstate="print">
                       <a:extLst>
                         <a:ext uri="{28A0092B-C50C-407E-A947-70E740481C1C}">
                           <a14:useLocalDpi xmlns:a14="http://schemas.microsoft.com/office/drawing/2010/main" val="0"/>
@@ -16597,7 +15433,7 @@
                     </pic:cNvPicPr>
                   </pic:nvPicPr>
                   <pic:blipFill>
-                    <a:blip r:embed="rId47">
+                    <a:blip r:embed="rId45">
                       <a:extLst>
                         <a:ext uri="{28A0092B-C50C-407E-A947-70E740481C1C}">
                           <a14:useLocalDpi xmlns:a14="http://schemas.microsoft.com/office/drawing/2010/main" val="0"/>
@@ -16742,7 +15578,7 @@
                     </pic:cNvPicPr>
                   </pic:nvPicPr>
                   <pic:blipFill>
-                    <a:blip r:embed="rId48">
+                    <a:blip r:embed="rId46">
                       <a:extLst>
                         <a:ext uri="{28A0092B-C50C-407E-A947-70E740481C1C}">
                           <a14:useLocalDpi xmlns:a14="http://schemas.microsoft.com/office/drawing/2010/main" val="0"/>
@@ -16802,7 +15638,7 @@
                     </pic:cNvPicPr>
                   </pic:nvPicPr>
                   <pic:blipFill>
-                    <a:blip r:embed="rId49">
+                    <a:blip r:embed="rId47">
                       <a:extLst>
                         <a:ext uri="{28A0092B-C50C-407E-A947-70E740481C1C}">
                           <a14:useLocalDpi xmlns:a14="http://schemas.microsoft.com/office/drawing/2010/main" val="0"/>
@@ -16860,6 +15696,7 @@
           <w:lang w:val="sr-Cyrl-RS"/>
         </w:rPr>
       </w:pPr>
+      <w:bookmarkStart w:id="29" w:name="_Toc208316287"/>
       <w:r>
         <w:rPr>
           <w:lang w:val="sr-Cyrl-RS"/>
@@ -16878,6 +15715,7 @@
         </w:rPr>
         <w:t xml:space="preserve"> Промена величине прозора и сајдбара</w:t>
       </w:r>
+      <w:bookmarkEnd w:id="29"/>
     </w:p>
     <w:p>
       <w:pPr>
@@ -16937,7 +15775,7 @@
                     </pic:cNvPicPr>
                   </pic:nvPicPr>
                   <pic:blipFill>
-                    <a:blip r:embed="rId50">
+                    <a:blip r:embed="rId48">
                       <a:extLst>
                         <a:ext uri="{28A0092B-C50C-407E-A947-70E740481C1C}">
                           <a14:useLocalDpi xmlns:a14="http://schemas.microsoft.com/office/drawing/2010/main" val="0"/>
@@ -17035,7 +15873,7 @@
                     </pic:cNvPicPr>
                   </pic:nvPicPr>
                   <pic:blipFill>
-                    <a:blip r:embed="rId51" cstate="print">
+                    <a:blip r:embed="rId49" cstate="print">
                       <a:extLst>
                         <a:ext uri="{28A0092B-C50C-407E-A947-70E740481C1C}">
                           <a14:useLocalDpi xmlns:a14="http://schemas.microsoft.com/office/drawing/2010/main" val="0"/>
@@ -17095,7 +15933,7 @@
                     </pic:cNvPicPr>
                   </pic:nvPicPr>
                   <pic:blipFill>
-                    <a:blip r:embed="rId52" cstate="print">
+                    <a:blip r:embed="rId50" cstate="print">
                       <a:extLst>
                         <a:ext uri="{28A0092B-C50C-407E-A947-70E740481C1C}">
                           <a14:useLocalDpi xmlns:a14="http://schemas.microsoft.com/office/drawing/2010/main" val="0"/>
@@ -17272,6 +16110,7 @@
           <w:lang w:val="sr-Cyrl-RS"/>
         </w:rPr>
       </w:pPr>
+      <w:bookmarkStart w:id="30" w:name="_Toc208316288"/>
       <w:r>
         <w:rPr>
           <w:sz w:val="36"/>
@@ -17280,6 +16119,7 @@
         </w:rPr>
         <w:t>8. Закључак</w:t>
       </w:r>
+      <w:bookmarkEnd w:id="30"/>
     </w:p>
     <w:p>
       <w:pPr>
@@ -17386,7 +16226,7 @@
                     </pic:cNvPicPr>
                   </pic:nvPicPr>
                   <pic:blipFill>
-                    <a:blip r:embed="rId53" cstate="print">
+                    <a:blip r:embed="rId51" cstate="print">
                       <a:extLst>
                         <a:ext uri="{28A0092B-C50C-407E-A947-70E740481C1C}">
                           <a14:useLocalDpi xmlns:a14="http://schemas.microsoft.com/office/drawing/2010/main" val="0"/>
@@ -17445,6 +16285,7 @@
           <w:szCs w:val="36"/>
         </w:rPr>
       </w:pPr>
+      <w:bookmarkStart w:id="31" w:name="_Toc208316289"/>
       <w:r>
         <w:rPr>
           <w:sz w:val="36"/>
@@ -17453,6 +16294,7 @@
         <w:lastRenderedPageBreak/>
         <w:t>9. Literatura</w:t>
       </w:r>
+      <w:bookmarkEnd w:id="31"/>
     </w:p>
     <w:p/>
     <w:p>
@@ -17536,7 +16378,7 @@
       <w:r>
         <w:t xml:space="preserve">: </w:t>
       </w:r>
-      <w:hyperlink r:id="rId54" w:history="1">
+      <w:hyperlink r:id="rId52" w:history="1">
         <w:r>
           <w:rPr>
             <w:rStyle w:val="Hyperlink"/>
@@ -17580,6 +16422,7 @@
           <w:lang w:val="sr-Cyrl-RS"/>
         </w:rPr>
       </w:pPr>
+      <w:bookmarkStart w:id="32" w:name="_Toc208316290"/>
       <w:r>
         <w:rPr>
           <w:sz w:val="36"/>
@@ -17589,6 +16432,7 @@
         <w:lastRenderedPageBreak/>
         <w:t>Биографија</w:t>
       </w:r>
+      <w:bookmarkEnd w:id="32"/>
     </w:p>
     <w:p>
       <w:pPr>
@@ -17765,7 +16609,7 @@
         <w:rStyle w:val="PageNumber"/>
         <w:noProof/>
       </w:rPr>
-      <w:t>5</w:t>
+      <w:t>4</w:t>
     </w:r>
     <w:r>
       <w:rPr>
@@ -18498,9 +17342,9 @@
 <file path=word/numbering.xml><?xml version="1.0" encoding="utf-8"?>
 <w:numbering xmlns:wpc="http://schemas.microsoft.com/office/word/2010/wordprocessingCanvas" xmlns:cx="http://schemas.microsoft.com/office/drawing/2014/chartex" xmlns:cx1="http://schemas.microsoft.com/office/drawing/2015/9/8/chartex" xmlns:mc="http://schemas.openxmlformats.org/markup-compatibility/2006" xmlns:o="urn:schemas-microsoft-com:office:office" xmlns:r="http://schemas.openxmlformats.org/officeDocument/2006/relationships" xmlns:m="http://schemas.openxmlformats.org/officeDocument/2006/math" xmlns:v="urn:schemas-microsoft-com:vml" xmlns:wp14="http://schemas.microsoft.com/office/word/2010/wordprocessingDrawing" xmlns:wp="http://schemas.openxmlformats.org/drawingml/2006/wordprocessingDrawing" xmlns:w10="urn:schemas-microsoft-com:office:word" xmlns:w="http://schemas.openxmlformats.org/wordprocessingml/2006/main" xmlns:w14="http://schemas.microsoft.com/office/word/2010/wordml" xmlns:w15="http://schemas.microsoft.com/office/word/2012/wordml" xmlns:w16se="http://schemas.microsoft.com/office/word/2015/wordml/symex" xmlns:wpg="http://schemas.microsoft.com/office/word/2010/wordprocessingGroup" xmlns:wpi="http://schemas.microsoft.com/office/word/2010/wordprocessingInk" xmlns:wne="http://schemas.microsoft.com/office/word/2006/wordml" xmlns:wps="http://schemas.microsoft.com/office/word/2010/wordprocessingShape" mc:Ignorable="w14 w15 w16se wp14">
   <w:abstractNum w:abstractNumId="0" w15:restartNumberingAfterBreak="0">
-    <w:nsid w:val="0D66234F"/>
+    <w:nsid w:val="0A841150"/>
     <w:multiLevelType w:val="hybridMultilevel"/>
-    <w:tmpl w:val="7A1AB5F4"/>
+    <w:tmpl w:val="BDB67918"/>
     <w:lvl w:ilvl="0" w:tplc="04090001">
       <w:start w:val="1"/>
       <w:numFmt w:val="bullet"/>
@@ -18611,9 +17455,9 @@
     </w:lvl>
   </w:abstractNum>
   <w:abstractNum w:abstractNumId="1" w15:restartNumberingAfterBreak="0">
-    <w:nsid w:val="0D7C12BF"/>
+    <w:nsid w:val="0D66234F"/>
     <w:multiLevelType w:val="hybridMultilevel"/>
-    <w:tmpl w:val="D1AA0948"/>
+    <w:tmpl w:val="7A1AB5F4"/>
     <w:lvl w:ilvl="0" w:tplc="04090001">
       <w:start w:val="1"/>
       <w:numFmt w:val="bullet"/>
@@ -18724,181 +17568,9 @@
     </w:lvl>
   </w:abstractNum>
   <w:abstractNum w:abstractNumId="2" w15:restartNumberingAfterBreak="0">
-    <w:nsid w:val="2AF001AA"/>
+    <w:nsid w:val="0D7C12BF"/>
     <w:multiLevelType w:val="hybridMultilevel"/>
-    <w:tmpl w:val="0024AE18"/>
-    <w:lvl w:ilvl="0" w:tplc="0409000F">
-      <w:start w:val="1"/>
-      <w:numFmt w:val="decimal"/>
-      <w:lvlText w:val="%1."/>
-      <w:lvlJc w:val="left"/>
-      <w:pPr>
-        <w:ind w:left="720" w:hanging="360"/>
-      </w:pPr>
-    </w:lvl>
-    <w:lvl w:ilvl="1" w:tplc="04090019" w:tentative="1">
-      <w:start w:val="1"/>
-      <w:numFmt w:val="lowerLetter"/>
-      <w:lvlText w:val="%2."/>
-      <w:lvlJc w:val="left"/>
-      <w:pPr>
-        <w:ind w:left="1440" w:hanging="360"/>
-      </w:pPr>
-    </w:lvl>
-    <w:lvl w:ilvl="2" w:tplc="0409001B" w:tentative="1">
-      <w:start w:val="1"/>
-      <w:numFmt w:val="lowerRoman"/>
-      <w:lvlText w:val="%3."/>
-      <w:lvlJc w:val="right"/>
-      <w:pPr>
-        <w:ind w:left="2160" w:hanging="180"/>
-      </w:pPr>
-    </w:lvl>
-    <w:lvl w:ilvl="3" w:tplc="0409000F" w:tentative="1">
-      <w:start w:val="1"/>
-      <w:numFmt w:val="decimal"/>
-      <w:lvlText w:val="%4."/>
-      <w:lvlJc w:val="left"/>
-      <w:pPr>
-        <w:ind w:left="2880" w:hanging="360"/>
-      </w:pPr>
-    </w:lvl>
-    <w:lvl w:ilvl="4" w:tplc="04090019" w:tentative="1">
-      <w:start w:val="1"/>
-      <w:numFmt w:val="lowerLetter"/>
-      <w:lvlText w:val="%5."/>
-      <w:lvlJc w:val="left"/>
-      <w:pPr>
-        <w:ind w:left="3600" w:hanging="360"/>
-      </w:pPr>
-    </w:lvl>
-    <w:lvl w:ilvl="5" w:tplc="0409001B" w:tentative="1">
-      <w:start w:val="1"/>
-      <w:numFmt w:val="lowerRoman"/>
-      <w:lvlText w:val="%6."/>
-      <w:lvlJc w:val="right"/>
-      <w:pPr>
-        <w:ind w:left="4320" w:hanging="180"/>
-      </w:pPr>
-    </w:lvl>
-    <w:lvl w:ilvl="6" w:tplc="0409000F" w:tentative="1">
-      <w:start w:val="1"/>
-      <w:numFmt w:val="decimal"/>
-      <w:lvlText w:val="%7."/>
-      <w:lvlJc w:val="left"/>
-      <w:pPr>
-        <w:ind w:left="5040" w:hanging="360"/>
-      </w:pPr>
-    </w:lvl>
-    <w:lvl w:ilvl="7" w:tplc="04090019" w:tentative="1">
-      <w:start w:val="1"/>
-      <w:numFmt w:val="lowerLetter"/>
-      <w:lvlText w:val="%8."/>
-      <w:lvlJc w:val="left"/>
-      <w:pPr>
-        <w:ind w:left="5760" w:hanging="360"/>
-      </w:pPr>
-    </w:lvl>
-    <w:lvl w:ilvl="8" w:tplc="0409001B" w:tentative="1">
-      <w:start w:val="1"/>
-      <w:numFmt w:val="lowerRoman"/>
-      <w:lvlText w:val="%9."/>
-      <w:lvlJc w:val="right"/>
-      <w:pPr>
-        <w:ind w:left="6480" w:hanging="180"/>
-      </w:pPr>
-    </w:lvl>
-  </w:abstractNum>
-  <w:abstractNum w:abstractNumId="3" w15:restartNumberingAfterBreak="0">
-    <w:nsid w:val="2C7F3691"/>
-    <w:multiLevelType w:val="hybridMultilevel"/>
-    <w:tmpl w:val="33022CD4"/>
-    <w:lvl w:ilvl="0" w:tplc="0409000F">
-      <w:start w:val="1"/>
-      <w:numFmt w:val="decimal"/>
-      <w:lvlText w:val="%1."/>
-      <w:lvlJc w:val="left"/>
-      <w:pPr>
-        <w:ind w:left="720" w:hanging="360"/>
-      </w:pPr>
-    </w:lvl>
-    <w:lvl w:ilvl="1" w:tplc="04090019" w:tentative="1">
-      <w:start w:val="1"/>
-      <w:numFmt w:val="lowerLetter"/>
-      <w:lvlText w:val="%2."/>
-      <w:lvlJc w:val="left"/>
-      <w:pPr>
-        <w:ind w:left="1440" w:hanging="360"/>
-      </w:pPr>
-    </w:lvl>
-    <w:lvl w:ilvl="2" w:tplc="0409001B" w:tentative="1">
-      <w:start w:val="1"/>
-      <w:numFmt w:val="lowerRoman"/>
-      <w:lvlText w:val="%3."/>
-      <w:lvlJc w:val="right"/>
-      <w:pPr>
-        <w:ind w:left="2160" w:hanging="180"/>
-      </w:pPr>
-    </w:lvl>
-    <w:lvl w:ilvl="3" w:tplc="0409000F" w:tentative="1">
-      <w:start w:val="1"/>
-      <w:numFmt w:val="decimal"/>
-      <w:lvlText w:val="%4."/>
-      <w:lvlJc w:val="left"/>
-      <w:pPr>
-        <w:ind w:left="2880" w:hanging="360"/>
-      </w:pPr>
-    </w:lvl>
-    <w:lvl w:ilvl="4" w:tplc="04090019" w:tentative="1">
-      <w:start w:val="1"/>
-      <w:numFmt w:val="lowerLetter"/>
-      <w:lvlText w:val="%5."/>
-      <w:lvlJc w:val="left"/>
-      <w:pPr>
-        <w:ind w:left="3600" w:hanging="360"/>
-      </w:pPr>
-    </w:lvl>
-    <w:lvl w:ilvl="5" w:tplc="0409001B" w:tentative="1">
-      <w:start w:val="1"/>
-      <w:numFmt w:val="lowerRoman"/>
-      <w:lvlText w:val="%6."/>
-      <w:lvlJc w:val="right"/>
-      <w:pPr>
-        <w:ind w:left="4320" w:hanging="180"/>
-      </w:pPr>
-    </w:lvl>
-    <w:lvl w:ilvl="6" w:tplc="0409000F" w:tentative="1">
-      <w:start w:val="1"/>
-      <w:numFmt w:val="decimal"/>
-      <w:lvlText w:val="%7."/>
-      <w:lvlJc w:val="left"/>
-      <w:pPr>
-        <w:ind w:left="5040" w:hanging="360"/>
-      </w:pPr>
-    </w:lvl>
-    <w:lvl w:ilvl="7" w:tplc="04090019" w:tentative="1">
-      <w:start w:val="1"/>
-      <w:numFmt w:val="lowerLetter"/>
-      <w:lvlText w:val="%8."/>
-      <w:lvlJc w:val="left"/>
-      <w:pPr>
-        <w:ind w:left="5760" w:hanging="360"/>
-      </w:pPr>
-    </w:lvl>
-    <w:lvl w:ilvl="8" w:tplc="0409001B" w:tentative="1">
-      <w:start w:val="1"/>
-      <w:numFmt w:val="lowerRoman"/>
-      <w:lvlText w:val="%9."/>
-      <w:lvlJc w:val="right"/>
-      <w:pPr>
-        <w:ind w:left="6480" w:hanging="180"/>
-      </w:pPr>
-    </w:lvl>
-  </w:abstractNum>
-  <w:abstractNum w:abstractNumId="4" w15:restartNumberingAfterBreak="0">
-    <w:nsid w:val="2D0F43BB"/>
-    <w:multiLevelType w:val="hybridMultilevel"/>
-    <w:tmpl w:val="EFC849DA"/>
+    <w:tmpl w:val="D1AA0948"/>
     <w:lvl w:ilvl="0" w:tplc="04090001">
       <w:start w:val="1"/>
       <w:numFmt w:val="bullet"/>
@@ -19008,10 +17680,10 @@
       </w:rPr>
     </w:lvl>
   </w:abstractNum>
-  <w:abstractNum w:abstractNumId="5" w15:restartNumberingAfterBreak="0">
-    <w:nsid w:val="37DD5037"/>
+  <w:abstractNum w:abstractNumId="3" w15:restartNumberingAfterBreak="0">
+    <w:nsid w:val="12F61888"/>
     <w:multiLevelType w:val="hybridMultilevel"/>
-    <w:tmpl w:val="2C227358"/>
+    <w:tmpl w:val="B6BE2D36"/>
     <w:lvl w:ilvl="0" w:tplc="04090001">
       <w:start w:val="1"/>
       <w:numFmt w:val="bullet"/>
@@ -19121,10 +17793,182 @@
       </w:rPr>
     </w:lvl>
   </w:abstractNum>
+  <w:abstractNum w:abstractNumId="4" w15:restartNumberingAfterBreak="0">
+    <w:nsid w:val="2AF001AA"/>
+    <w:multiLevelType w:val="hybridMultilevel"/>
+    <w:tmpl w:val="0024AE18"/>
+    <w:lvl w:ilvl="0" w:tplc="0409000F">
+      <w:start w:val="1"/>
+      <w:numFmt w:val="decimal"/>
+      <w:lvlText w:val="%1."/>
+      <w:lvlJc w:val="left"/>
+      <w:pPr>
+        <w:ind w:left="720" w:hanging="360"/>
+      </w:pPr>
+    </w:lvl>
+    <w:lvl w:ilvl="1" w:tplc="04090019" w:tentative="1">
+      <w:start w:val="1"/>
+      <w:numFmt w:val="lowerLetter"/>
+      <w:lvlText w:val="%2."/>
+      <w:lvlJc w:val="left"/>
+      <w:pPr>
+        <w:ind w:left="1440" w:hanging="360"/>
+      </w:pPr>
+    </w:lvl>
+    <w:lvl w:ilvl="2" w:tplc="0409001B" w:tentative="1">
+      <w:start w:val="1"/>
+      <w:numFmt w:val="lowerRoman"/>
+      <w:lvlText w:val="%3."/>
+      <w:lvlJc w:val="right"/>
+      <w:pPr>
+        <w:ind w:left="2160" w:hanging="180"/>
+      </w:pPr>
+    </w:lvl>
+    <w:lvl w:ilvl="3" w:tplc="0409000F" w:tentative="1">
+      <w:start w:val="1"/>
+      <w:numFmt w:val="decimal"/>
+      <w:lvlText w:val="%4."/>
+      <w:lvlJc w:val="left"/>
+      <w:pPr>
+        <w:ind w:left="2880" w:hanging="360"/>
+      </w:pPr>
+    </w:lvl>
+    <w:lvl w:ilvl="4" w:tplc="04090019" w:tentative="1">
+      <w:start w:val="1"/>
+      <w:numFmt w:val="lowerLetter"/>
+      <w:lvlText w:val="%5."/>
+      <w:lvlJc w:val="left"/>
+      <w:pPr>
+        <w:ind w:left="3600" w:hanging="360"/>
+      </w:pPr>
+    </w:lvl>
+    <w:lvl w:ilvl="5" w:tplc="0409001B" w:tentative="1">
+      <w:start w:val="1"/>
+      <w:numFmt w:val="lowerRoman"/>
+      <w:lvlText w:val="%6."/>
+      <w:lvlJc w:val="right"/>
+      <w:pPr>
+        <w:ind w:left="4320" w:hanging="180"/>
+      </w:pPr>
+    </w:lvl>
+    <w:lvl w:ilvl="6" w:tplc="0409000F" w:tentative="1">
+      <w:start w:val="1"/>
+      <w:numFmt w:val="decimal"/>
+      <w:lvlText w:val="%7."/>
+      <w:lvlJc w:val="left"/>
+      <w:pPr>
+        <w:ind w:left="5040" w:hanging="360"/>
+      </w:pPr>
+    </w:lvl>
+    <w:lvl w:ilvl="7" w:tplc="04090019" w:tentative="1">
+      <w:start w:val="1"/>
+      <w:numFmt w:val="lowerLetter"/>
+      <w:lvlText w:val="%8."/>
+      <w:lvlJc w:val="left"/>
+      <w:pPr>
+        <w:ind w:left="5760" w:hanging="360"/>
+      </w:pPr>
+    </w:lvl>
+    <w:lvl w:ilvl="8" w:tplc="0409001B" w:tentative="1">
+      <w:start w:val="1"/>
+      <w:numFmt w:val="lowerRoman"/>
+      <w:lvlText w:val="%9."/>
+      <w:lvlJc w:val="right"/>
+      <w:pPr>
+        <w:ind w:left="6480" w:hanging="180"/>
+      </w:pPr>
+    </w:lvl>
+  </w:abstractNum>
+  <w:abstractNum w:abstractNumId="5" w15:restartNumberingAfterBreak="0">
+    <w:nsid w:val="2C7F3691"/>
+    <w:multiLevelType w:val="hybridMultilevel"/>
+    <w:tmpl w:val="33022CD4"/>
+    <w:lvl w:ilvl="0" w:tplc="0409000F">
+      <w:start w:val="1"/>
+      <w:numFmt w:val="decimal"/>
+      <w:lvlText w:val="%1."/>
+      <w:lvlJc w:val="left"/>
+      <w:pPr>
+        <w:ind w:left="720" w:hanging="360"/>
+      </w:pPr>
+    </w:lvl>
+    <w:lvl w:ilvl="1" w:tplc="04090019" w:tentative="1">
+      <w:start w:val="1"/>
+      <w:numFmt w:val="lowerLetter"/>
+      <w:lvlText w:val="%2."/>
+      <w:lvlJc w:val="left"/>
+      <w:pPr>
+        <w:ind w:left="1440" w:hanging="360"/>
+      </w:pPr>
+    </w:lvl>
+    <w:lvl w:ilvl="2" w:tplc="0409001B" w:tentative="1">
+      <w:start w:val="1"/>
+      <w:numFmt w:val="lowerRoman"/>
+      <w:lvlText w:val="%3."/>
+      <w:lvlJc w:val="right"/>
+      <w:pPr>
+        <w:ind w:left="2160" w:hanging="180"/>
+      </w:pPr>
+    </w:lvl>
+    <w:lvl w:ilvl="3" w:tplc="0409000F" w:tentative="1">
+      <w:start w:val="1"/>
+      <w:numFmt w:val="decimal"/>
+      <w:lvlText w:val="%4."/>
+      <w:lvlJc w:val="left"/>
+      <w:pPr>
+        <w:ind w:left="2880" w:hanging="360"/>
+      </w:pPr>
+    </w:lvl>
+    <w:lvl w:ilvl="4" w:tplc="04090019" w:tentative="1">
+      <w:start w:val="1"/>
+      <w:numFmt w:val="lowerLetter"/>
+      <w:lvlText w:val="%5."/>
+      <w:lvlJc w:val="left"/>
+      <w:pPr>
+        <w:ind w:left="3600" w:hanging="360"/>
+      </w:pPr>
+    </w:lvl>
+    <w:lvl w:ilvl="5" w:tplc="0409001B" w:tentative="1">
+      <w:start w:val="1"/>
+      <w:numFmt w:val="lowerRoman"/>
+      <w:lvlText w:val="%6."/>
+      <w:lvlJc w:val="right"/>
+      <w:pPr>
+        <w:ind w:left="4320" w:hanging="180"/>
+      </w:pPr>
+    </w:lvl>
+    <w:lvl w:ilvl="6" w:tplc="0409000F" w:tentative="1">
+      <w:start w:val="1"/>
+      <w:numFmt w:val="decimal"/>
+      <w:lvlText w:val="%7."/>
+      <w:lvlJc w:val="left"/>
+      <w:pPr>
+        <w:ind w:left="5040" w:hanging="360"/>
+      </w:pPr>
+    </w:lvl>
+    <w:lvl w:ilvl="7" w:tplc="04090019" w:tentative="1">
+      <w:start w:val="1"/>
+      <w:numFmt w:val="lowerLetter"/>
+      <w:lvlText w:val="%8."/>
+      <w:lvlJc w:val="left"/>
+      <w:pPr>
+        <w:ind w:left="5760" w:hanging="360"/>
+      </w:pPr>
+    </w:lvl>
+    <w:lvl w:ilvl="8" w:tplc="0409001B" w:tentative="1">
+      <w:start w:val="1"/>
+      <w:numFmt w:val="lowerRoman"/>
+      <w:lvlText w:val="%9."/>
+      <w:lvlJc w:val="right"/>
+      <w:pPr>
+        <w:ind w:left="6480" w:hanging="180"/>
+      </w:pPr>
+    </w:lvl>
+  </w:abstractNum>
   <w:abstractNum w:abstractNumId="6" w15:restartNumberingAfterBreak="0">
-    <w:nsid w:val="3AF9201B"/>
+    <w:nsid w:val="2D0F43BB"/>
     <w:multiLevelType w:val="hybridMultilevel"/>
-    <w:tmpl w:val="E702C158"/>
+    <w:tmpl w:val="EFC849DA"/>
     <w:lvl w:ilvl="0" w:tplc="04090001">
       <w:start w:val="1"/>
       <w:numFmt w:val="bullet"/>
@@ -19235,9 +18079,9 @@
     </w:lvl>
   </w:abstractNum>
   <w:abstractNum w:abstractNumId="7" w15:restartNumberingAfterBreak="0">
-    <w:nsid w:val="4D075D5F"/>
+    <w:nsid w:val="37DD5037"/>
     <w:multiLevelType w:val="hybridMultilevel"/>
-    <w:tmpl w:val="AAD88E12"/>
+    <w:tmpl w:val="2C227358"/>
     <w:lvl w:ilvl="0" w:tplc="04090001">
       <w:start w:val="1"/>
       <w:numFmt w:val="bullet"/>
@@ -19348,9 +18192,9 @@
     </w:lvl>
   </w:abstractNum>
   <w:abstractNum w:abstractNumId="8" w15:restartNumberingAfterBreak="0">
-    <w:nsid w:val="50650B6B"/>
+    <w:nsid w:val="3AF9201B"/>
     <w:multiLevelType w:val="hybridMultilevel"/>
-    <w:tmpl w:val="64F0AB5A"/>
+    <w:tmpl w:val="E702C158"/>
     <w:lvl w:ilvl="0" w:tplc="04090001">
       <w:start w:val="1"/>
       <w:numFmt w:val="bullet"/>
@@ -19461,6 +18305,232 @@
     </w:lvl>
   </w:abstractNum>
   <w:abstractNum w:abstractNumId="9" w15:restartNumberingAfterBreak="0">
+    <w:nsid w:val="4D075D5F"/>
+    <w:multiLevelType w:val="hybridMultilevel"/>
+    <w:tmpl w:val="AAD88E12"/>
+    <w:lvl w:ilvl="0" w:tplc="04090001">
+      <w:start w:val="1"/>
+      <w:numFmt w:val="bullet"/>
+      <w:lvlText w:val=""/>
+      <w:lvlJc w:val="left"/>
+      <w:pPr>
+        <w:ind w:left="720" w:hanging="360"/>
+      </w:pPr>
+      <w:rPr>
+        <w:rFonts w:ascii="Symbol" w:hAnsi="Symbol" w:hint="default"/>
+      </w:rPr>
+    </w:lvl>
+    <w:lvl w:ilvl="1" w:tplc="04090003" w:tentative="1">
+      <w:start w:val="1"/>
+      <w:numFmt w:val="bullet"/>
+      <w:lvlText w:val="o"/>
+      <w:lvlJc w:val="left"/>
+      <w:pPr>
+        <w:ind w:left="1440" w:hanging="360"/>
+      </w:pPr>
+      <w:rPr>
+        <w:rFonts w:ascii="Courier New" w:hAnsi="Courier New" w:cs="Courier New" w:hint="default"/>
+      </w:rPr>
+    </w:lvl>
+    <w:lvl w:ilvl="2" w:tplc="04090005" w:tentative="1">
+      <w:start w:val="1"/>
+      <w:numFmt w:val="bullet"/>
+      <w:lvlText w:val=""/>
+      <w:lvlJc w:val="left"/>
+      <w:pPr>
+        <w:ind w:left="2160" w:hanging="360"/>
+      </w:pPr>
+      <w:rPr>
+        <w:rFonts w:ascii="Wingdings" w:hAnsi="Wingdings" w:hint="default"/>
+      </w:rPr>
+    </w:lvl>
+    <w:lvl w:ilvl="3" w:tplc="04090001" w:tentative="1">
+      <w:start w:val="1"/>
+      <w:numFmt w:val="bullet"/>
+      <w:lvlText w:val=""/>
+      <w:lvlJc w:val="left"/>
+      <w:pPr>
+        <w:ind w:left="2880" w:hanging="360"/>
+      </w:pPr>
+      <w:rPr>
+        <w:rFonts w:ascii="Symbol" w:hAnsi="Symbol" w:hint="default"/>
+      </w:rPr>
+    </w:lvl>
+    <w:lvl w:ilvl="4" w:tplc="04090003" w:tentative="1">
+      <w:start w:val="1"/>
+      <w:numFmt w:val="bullet"/>
+      <w:lvlText w:val="o"/>
+      <w:lvlJc w:val="left"/>
+      <w:pPr>
+        <w:ind w:left="3600" w:hanging="360"/>
+      </w:pPr>
+      <w:rPr>
+        <w:rFonts w:ascii="Courier New" w:hAnsi="Courier New" w:cs="Courier New" w:hint="default"/>
+      </w:rPr>
+    </w:lvl>
+    <w:lvl w:ilvl="5" w:tplc="04090005" w:tentative="1">
+      <w:start w:val="1"/>
+      <w:numFmt w:val="bullet"/>
+      <w:lvlText w:val=""/>
+      <w:lvlJc w:val="left"/>
+      <w:pPr>
+        <w:ind w:left="4320" w:hanging="360"/>
+      </w:pPr>
+      <w:rPr>
+        <w:rFonts w:ascii="Wingdings" w:hAnsi="Wingdings" w:hint="default"/>
+      </w:rPr>
+    </w:lvl>
+    <w:lvl w:ilvl="6" w:tplc="04090001" w:tentative="1">
+      <w:start w:val="1"/>
+      <w:numFmt w:val="bullet"/>
+      <w:lvlText w:val=""/>
+      <w:lvlJc w:val="left"/>
+      <w:pPr>
+        <w:ind w:left="5040" w:hanging="360"/>
+      </w:pPr>
+      <w:rPr>
+        <w:rFonts w:ascii="Symbol" w:hAnsi="Symbol" w:hint="default"/>
+      </w:rPr>
+    </w:lvl>
+    <w:lvl w:ilvl="7" w:tplc="04090003" w:tentative="1">
+      <w:start w:val="1"/>
+      <w:numFmt w:val="bullet"/>
+      <w:lvlText w:val="o"/>
+      <w:lvlJc w:val="left"/>
+      <w:pPr>
+        <w:ind w:left="5760" w:hanging="360"/>
+      </w:pPr>
+      <w:rPr>
+        <w:rFonts w:ascii="Courier New" w:hAnsi="Courier New" w:cs="Courier New" w:hint="default"/>
+      </w:rPr>
+    </w:lvl>
+    <w:lvl w:ilvl="8" w:tplc="04090005" w:tentative="1">
+      <w:start w:val="1"/>
+      <w:numFmt w:val="bullet"/>
+      <w:lvlText w:val=""/>
+      <w:lvlJc w:val="left"/>
+      <w:pPr>
+        <w:ind w:left="6480" w:hanging="360"/>
+      </w:pPr>
+      <w:rPr>
+        <w:rFonts w:ascii="Wingdings" w:hAnsi="Wingdings" w:hint="default"/>
+      </w:rPr>
+    </w:lvl>
+  </w:abstractNum>
+  <w:abstractNum w:abstractNumId="10" w15:restartNumberingAfterBreak="0">
+    <w:nsid w:val="50650B6B"/>
+    <w:multiLevelType w:val="hybridMultilevel"/>
+    <w:tmpl w:val="64F0AB5A"/>
+    <w:lvl w:ilvl="0" w:tplc="04090001">
+      <w:start w:val="1"/>
+      <w:numFmt w:val="bullet"/>
+      <w:lvlText w:val=""/>
+      <w:lvlJc w:val="left"/>
+      <w:pPr>
+        <w:ind w:left="720" w:hanging="360"/>
+      </w:pPr>
+      <w:rPr>
+        <w:rFonts w:ascii="Symbol" w:hAnsi="Symbol" w:hint="default"/>
+      </w:rPr>
+    </w:lvl>
+    <w:lvl w:ilvl="1" w:tplc="04090003" w:tentative="1">
+      <w:start w:val="1"/>
+      <w:numFmt w:val="bullet"/>
+      <w:lvlText w:val="o"/>
+      <w:lvlJc w:val="left"/>
+      <w:pPr>
+        <w:ind w:left="1440" w:hanging="360"/>
+      </w:pPr>
+      <w:rPr>
+        <w:rFonts w:ascii="Courier New" w:hAnsi="Courier New" w:cs="Courier New" w:hint="default"/>
+      </w:rPr>
+    </w:lvl>
+    <w:lvl w:ilvl="2" w:tplc="04090005" w:tentative="1">
+      <w:start w:val="1"/>
+      <w:numFmt w:val="bullet"/>
+      <w:lvlText w:val=""/>
+      <w:lvlJc w:val="left"/>
+      <w:pPr>
+        <w:ind w:left="2160" w:hanging="360"/>
+      </w:pPr>
+      <w:rPr>
+        <w:rFonts w:ascii="Wingdings" w:hAnsi="Wingdings" w:hint="default"/>
+      </w:rPr>
+    </w:lvl>
+    <w:lvl w:ilvl="3" w:tplc="04090001" w:tentative="1">
+      <w:start w:val="1"/>
+      <w:numFmt w:val="bullet"/>
+      <w:lvlText w:val=""/>
+      <w:lvlJc w:val="left"/>
+      <w:pPr>
+        <w:ind w:left="2880" w:hanging="360"/>
+      </w:pPr>
+      <w:rPr>
+        <w:rFonts w:ascii="Symbol" w:hAnsi="Symbol" w:hint="default"/>
+      </w:rPr>
+    </w:lvl>
+    <w:lvl w:ilvl="4" w:tplc="04090003" w:tentative="1">
+      <w:start w:val="1"/>
+      <w:numFmt w:val="bullet"/>
+      <w:lvlText w:val="o"/>
+      <w:lvlJc w:val="left"/>
+      <w:pPr>
+        <w:ind w:left="3600" w:hanging="360"/>
+      </w:pPr>
+      <w:rPr>
+        <w:rFonts w:ascii="Courier New" w:hAnsi="Courier New" w:cs="Courier New" w:hint="default"/>
+      </w:rPr>
+    </w:lvl>
+    <w:lvl w:ilvl="5" w:tplc="04090005" w:tentative="1">
+      <w:start w:val="1"/>
+      <w:numFmt w:val="bullet"/>
+      <w:lvlText w:val=""/>
+      <w:lvlJc w:val="left"/>
+      <w:pPr>
+        <w:ind w:left="4320" w:hanging="360"/>
+      </w:pPr>
+      <w:rPr>
+        <w:rFonts w:ascii="Wingdings" w:hAnsi="Wingdings" w:hint="default"/>
+      </w:rPr>
+    </w:lvl>
+    <w:lvl w:ilvl="6" w:tplc="04090001" w:tentative="1">
+      <w:start w:val="1"/>
+      <w:numFmt w:val="bullet"/>
+      <w:lvlText w:val=""/>
+      <w:lvlJc w:val="left"/>
+      <w:pPr>
+        <w:ind w:left="5040" w:hanging="360"/>
+      </w:pPr>
+      <w:rPr>
+        <w:rFonts w:ascii="Symbol" w:hAnsi="Symbol" w:hint="default"/>
+      </w:rPr>
+    </w:lvl>
+    <w:lvl w:ilvl="7" w:tplc="04090003" w:tentative="1">
+      <w:start w:val="1"/>
+      <w:numFmt w:val="bullet"/>
+      <w:lvlText w:val="o"/>
+      <w:lvlJc w:val="left"/>
+      <w:pPr>
+        <w:ind w:left="5760" w:hanging="360"/>
+      </w:pPr>
+      <w:rPr>
+        <w:rFonts w:ascii="Courier New" w:hAnsi="Courier New" w:cs="Courier New" w:hint="default"/>
+      </w:rPr>
+    </w:lvl>
+    <w:lvl w:ilvl="8" w:tplc="04090005" w:tentative="1">
+      <w:start w:val="1"/>
+      <w:numFmt w:val="bullet"/>
+      <w:lvlText w:val=""/>
+      <w:lvlJc w:val="left"/>
+      <w:pPr>
+        <w:ind w:left="6480" w:hanging="360"/>
+      </w:pPr>
+      <w:rPr>
+        <w:rFonts w:ascii="Wingdings" w:hAnsi="Wingdings" w:hint="default"/>
+      </w:rPr>
+    </w:lvl>
+  </w:abstractNum>
+  <w:abstractNum w:abstractNumId="11" w15:restartNumberingAfterBreak="0">
     <w:nsid w:val="70524DBC"/>
     <w:multiLevelType w:val="hybridMultilevel"/>
     <w:tmpl w:val="57887536"/>
@@ -19599,7 +18669,7 @@
       </w:rPr>
     </w:lvl>
   </w:abstractNum>
-  <w:abstractNum w:abstractNumId="10" w15:restartNumberingAfterBreak="0">
+  <w:abstractNum w:abstractNumId="12" w15:restartNumberingAfterBreak="0">
     <w:nsid w:val="738F00A9"/>
     <w:multiLevelType w:val="hybridMultilevel"/>
     <w:tmpl w:val="24202BBE"/>
@@ -19712,7 +18782,7 @@
       </w:rPr>
     </w:lvl>
   </w:abstractNum>
-  <w:abstractNum w:abstractNumId="11" w15:restartNumberingAfterBreak="0">
+  <w:abstractNum w:abstractNumId="13" w15:restartNumberingAfterBreak="0">
     <w:nsid w:val="792C715F"/>
     <w:multiLevelType w:val="hybridMultilevel"/>
     <w:tmpl w:val="37E0D864"/>
@@ -19798,7 +18868,7 @@
       </w:pPr>
     </w:lvl>
   </w:abstractNum>
-  <w:abstractNum w:abstractNumId="12" w15:restartNumberingAfterBreak="0">
+  <w:abstractNum w:abstractNumId="14" w15:restartNumberingAfterBreak="0">
     <w:nsid w:val="7FC325D9"/>
     <w:multiLevelType w:val="hybridMultilevel"/>
     <w:tmpl w:val="4942E4DC"/>
@@ -19912,43 +18982,49 @@
     </w:lvl>
   </w:abstractNum>
   <w:num w:numId="1">
+    <w:abstractNumId w:val="11"/>
+  </w:num>
+  <w:num w:numId="2">
+    <w:abstractNumId w:val="7"/>
+  </w:num>
+  <w:num w:numId="3">
+    <w:abstractNumId w:val="4"/>
+  </w:num>
+  <w:num w:numId="4">
+    <w:abstractNumId w:val="5"/>
+  </w:num>
+  <w:num w:numId="5">
     <w:abstractNumId w:val="9"/>
   </w:num>
-  <w:num w:numId="2">
-    <w:abstractNumId w:val="5"/>
-  </w:num>
-  <w:num w:numId="3">
+  <w:num w:numId="6">
     <w:abstractNumId w:val="2"/>
   </w:num>
-  <w:num w:numId="4">
-    <w:abstractNumId w:val="3"/>
+  <w:num w:numId="7">
+    <w:abstractNumId w:val="6"/>
   </w:num>
-  <w:num w:numId="5">
-    <w:abstractNumId w:val="7"/>
+  <w:num w:numId="8">
+    <w:abstractNumId w:val="13"/>
   </w:num>
-  <w:num w:numId="6">
+  <w:num w:numId="9">
+    <w:abstractNumId w:val="8"/>
+  </w:num>
+  <w:num w:numId="10">
+    <w:abstractNumId w:val="10"/>
+  </w:num>
+  <w:num w:numId="11">
+    <w:abstractNumId w:val="12"/>
+  </w:num>
+  <w:num w:numId="12">
+    <w:abstractNumId w:val="14"/>
+  </w:num>
+  <w:num w:numId="13">
     <w:abstractNumId w:val="1"/>
   </w:num>
-  <w:num w:numId="7">
-    <w:abstractNumId w:val="4"/>
+  <w:num w:numId="14">
+    <w:abstractNumId w:val="0"/>
   </w:num>
-  <w:num w:numId="8">
-    <w:abstractNumId w:val="11"/>
-  </w:num>
-  <w:num w:numId="9">
-    <w:abstractNumId w:val="6"/>
-  </w:num>
-  <w:num w:numId="10">
-    <w:abstractNumId w:val="8"/>
-  </w:num>
-  <w:num w:numId="11">
-    <w:abstractNumId w:val="10"/>
-  </w:num>
-  <w:num w:numId="12">
-    <w:abstractNumId w:val="12"/>
-  </w:num>
-  <w:num w:numId="13">
-    <w:abstractNumId w:val="0"/>
+  <w:num w:numId="15">
+    <w:abstractNumId w:val="3"/>
   </w:num>
   <w:numIdMacAtCleanup w:val="4"/>
 </w:numbering>
@@ -20332,7 +19408,7 @@
   <w:style w:type="paragraph" w:default="1" w:styleId="Normal">
     <w:name w:val="Normal"/>
     <w:qFormat/>
-    <w:rsid w:val="00104745"/>
+    <w:rsid w:val="004A459C"/>
     <w:pPr>
       <w:spacing w:after="200" w:line="276" w:lineRule="auto"/>
     </w:pPr>
@@ -20547,6 +19623,7 @@
   <w:style w:type="character" w:default="1" w:styleId="DefaultParagraphFont">
     <w:name w:val="Default Paragraph Font"/>
     <w:uiPriority w:val="1"/>
+    <w:semiHidden/>
     <w:unhideWhenUsed/>
   </w:style>
   <w:style w:type="table" w:default="1" w:styleId="TableNormal">
@@ -21361,6 +20438,579 @@
 </w:styles>
 </file>
 
+<file path=word/glossary/document.xml><?xml version="1.0" encoding="utf-8"?>
+<w:glossaryDocument xmlns:wpc="http://schemas.microsoft.com/office/word/2010/wordprocessingCanvas" xmlns:cx="http://schemas.microsoft.com/office/drawing/2014/chartex" xmlns:cx1="http://schemas.microsoft.com/office/drawing/2015/9/8/chartex" xmlns:mc="http://schemas.openxmlformats.org/markup-compatibility/2006" xmlns:o="urn:schemas-microsoft-com:office:office" xmlns:r="http://schemas.openxmlformats.org/officeDocument/2006/relationships" xmlns:m="http://schemas.openxmlformats.org/officeDocument/2006/math" xmlns:v="urn:schemas-microsoft-com:vml" xmlns:wp14="http://schemas.microsoft.com/office/word/2010/wordprocessingDrawing" xmlns:wp="http://schemas.openxmlformats.org/drawingml/2006/wordprocessingDrawing" xmlns:w10="urn:schemas-microsoft-com:office:word" xmlns:w="http://schemas.openxmlformats.org/wordprocessingml/2006/main" xmlns:w14="http://schemas.microsoft.com/office/word/2010/wordml" xmlns:w15="http://schemas.microsoft.com/office/word/2012/wordml" xmlns:w16se="http://schemas.microsoft.com/office/word/2015/wordml/symex" xmlns:wpg="http://schemas.microsoft.com/office/word/2010/wordprocessingGroup" xmlns:wpi="http://schemas.microsoft.com/office/word/2010/wordprocessingInk" xmlns:wne="http://schemas.microsoft.com/office/word/2006/wordml" xmlns:wps="http://schemas.microsoft.com/office/word/2010/wordprocessingShape" mc:Ignorable="w14 w15 w16se wp14"/>
+</file>
+
+<file path=word/glossary/fontTable.xml><?xml version="1.0" encoding="utf-8"?>
+<w:fonts xmlns:mc="http://schemas.openxmlformats.org/markup-compatibility/2006" xmlns:r="http://schemas.openxmlformats.org/officeDocument/2006/relationships" xmlns:w="http://schemas.openxmlformats.org/wordprocessingml/2006/main" xmlns:w14="http://schemas.microsoft.com/office/word/2010/wordml" xmlns:w15="http://schemas.microsoft.com/office/word/2012/wordml" xmlns:w16se="http://schemas.microsoft.com/office/word/2015/wordml/symex" mc:Ignorable="w14 w15 w16se">
+  <w:font w:name="Symbol">
+    <w:panose1 w:val="05050102010706020507"/>
+    <w:charset w:val="02"/>
+    <w:family w:val="roman"/>
+    <w:pitch w:val="variable"/>
+    <w:sig w:usb0="00000000" w:usb1="10000000" w:usb2="00000000" w:usb3="00000000" w:csb0="80000000" w:csb1="00000000"/>
+  </w:font>
+  <w:font w:name="Times New Roman">
+    <w:panose1 w:val="02020603050405020304"/>
+    <w:charset w:val="00"/>
+    <w:family w:val="roman"/>
+    <w:pitch w:val="variable"/>
+    <w:sig w:usb0="E0002EFF" w:usb1="C000785B" w:usb2="00000009" w:usb3="00000000" w:csb0="000001FF" w:csb1="00000000"/>
+  </w:font>
+  <w:font w:name="Courier New">
+    <w:panose1 w:val="02070309020205020404"/>
+    <w:charset w:val="00"/>
+    <w:family w:val="modern"/>
+    <w:pitch w:val="fixed"/>
+    <w:sig w:usb0="E0002EFF" w:usb1="C0007843" w:usb2="00000009" w:usb3="00000000" w:csb0="000001FF" w:csb1="00000000"/>
+  </w:font>
+  <w:font w:name="Wingdings">
+    <w:panose1 w:val="05000000000000000000"/>
+    <w:charset w:val="02"/>
+    <w:family w:val="auto"/>
+    <w:pitch w:val="variable"/>
+    <w:sig w:usb0="00000000" w:usb1="10000000" w:usb2="00000000" w:usb3="00000000" w:csb0="80000000" w:csb1="00000000"/>
+  </w:font>
+  <w:font w:name="Arial">
+    <w:panose1 w:val="020B0604020202020204"/>
+    <w:charset w:val="00"/>
+    <w:family w:val="swiss"/>
+    <w:pitch w:val="variable"/>
+    <w:sig w:usb0="E0002EFF" w:usb1="C000785B" w:usb2="00000009" w:usb3="00000000" w:csb0="000001FF" w:csb1="00000000"/>
+  </w:font>
+  <w:font w:name="Calibri">
+    <w:panose1 w:val="020F0502020204030204"/>
+    <w:charset w:val="00"/>
+    <w:family w:val="swiss"/>
+    <w:pitch w:val="variable"/>
+    <w:sig w:usb0="E4002EFF" w:usb1="C000247B" w:usb2="00000009" w:usb3="00000000" w:csb0="000001FF" w:csb1="00000000"/>
+  </w:font>
+  <w:font w:name="Cambria">
+    <w:panose1 w:val="02040503050406030204"/>
+    <w:charset w:val="00"/>
+    <w:family w:val="roman"/>
+    <w:pitch w:val="variable"/>
+    <w:sig w:usb0="E00006FF" w:usb1="420024FF" w:usb2="02000000" w:usb3="00000000" w:csb0="0000019F" w:csb1="00000000"/>
+  </w:font>
+  <w:font w:name="Tahoma">
+    <w:panose1 w:val="020B0604030504040204"/>
+    <w:charset w:val="00"/>
+    <w:family w:val="swiss"/>
+    <w:pitch w:val="variable"/>
+    <w:sig w:usb0="E1002EFF" w:usb1="C000605B" w:usb2="00000029" w:usb3="00000000" w:csb0="000101FF" w:csb1="00000000"/>
+  </w:font>
+  <w:font w:name="VogueBold">
+    <w:charset w:val="00"/>
+    <w:family w:val="auto"/>
+    <w:pitch w:val="variable"/>
+    <w:sig w:usb0="00000083" w:usb1="00000000" w:usb2="00000000" w:usb3="00000000" w:csb0="00000009" w:csb1="00000000"/>
+  </w:font>
+  <w:font w:name="TimesRoman">
+    <w:altName w:val="Times New Roman"/>
+    <w:charset w:val="00"/>
+    <w:family w:val="auto"/>
+    <w:pitch w:val="variable"/>
+    <w:sig w:usb0="00000083" w:usb1="00000000" w:usb2="00000000" w:usb3="00000000" w:csb0="00000009" w:csb1="00000000"/>
+  </w:font>
+  <w:font w:name="CHelvItalic">
+    <w:charset w:val="00"/>
+    <w:family w:val="auto"/>
+    <w:pitch w:val="variable"/>
+    <w:sig w:usb0="00000083" w:usb1="00000000" w:usb2="00000000" w:usb3="00000000" w:csb0="00000009" w:csb1="00000000"/>
+  </w:font>
+  <w:font w:name="Calibri Light">
+    <w:panose1 w:val="020F0302020204030204"/>
+    <w:charset w:val="00"/>
+    <w:family w:val="swiss"/>
+    <w:pitch w:val="variable"/>
+    <w:sig w:usb0="E4002EFF" w:usb1="C000247B" w:usb2="00000009" w:usb3="00000000" w:csb0="000001FF" w:csb1="00000000"/>
+  </w:font>
+</w:fonts>
+</file>
+
+<file path=word/glossary/settings.xml><?xml version="1.0" encoding="utf-8"?>
+<w:settings xmlns:mc="http://schemas.openxmlformats.org/markup-compatibility/2006" xmlns:o="urn:schemas-microsoft-com:office:office" xmlns:r="http://schemas.openxmlformats.org/officeDocument/2006/relationships" xmlns:m="http://schemas.openxmlformats.org/officeDocument/2006/math" xmlns:v="urn:schemas-microsoft-com:vml" xmlns:w10="urn:schemas-microsoft-com:office:word" xmlns:w="http://schemas.openxmlformats.org/wordprocessingml/2006/main" xmlns:w14="http://schemas.microsoft.com/office/word/2010/wordml" xmlns:w15="http://schemas.microsoft.com/office/word/2012/wordml" xmlns:w16se="http://schemas.microsoft.com/office/word/2015/wordml/symex" xmlns:sl="http://schemas.openxmlformats.org/schemaLibrary/2006/main" mc:Ignorable="w14 w15 w16se">
+  <w:view w:val="normal"/>
+  <w:defaultTabStop w:val="720"/>
+  <w:characterSpacingControl w:val="doNotCompress"/>
+  <w:compat>
+    <w:useFELayout/>
+    <w:compatSetting w:name="compatibilityMode" w:uri="http://schemas.microsoft.com/office/word" w:val="15"/>
+    <w:compatSetting w:name="overrideTableStyleFontSizeAndJustification" w:uri="http://schemas.microsoft.com/office/word" w:val="1"/>
+    <w:compatSetting w:name="enableOpenTypeFeatures" w:uri="http://schemas.microsoft.com/office/word" w:val="1"/>
+    <w:compatSetting w:name="doNotFlipMirrorIndents" w:uri="http://schemas.microsoft.com/office/word" w:val="1"/>
+    <w:compatSetting w:name="differentiateMultirowTableHeaders" w:uri="http://schemas.microsoft.com/office/word" w:val="1"/>
+  </w:compat>
+  <w:rsids>
+    <w:rsidRoot w:val="00E83799"/>
+    <w:rsid w:val="0010569B"/>
+    <w:rsid w:val="00E83799"/>
+  </w:rsids>
+  <m:mathPr>
+    <m:mathFont m:val="Cambria Math"/>
+    <m:brkBin m:val="before"/>
+    <m:brkBinSub m:val="--"/>
+    <m:smallFrac m:val="0"/>
+    <m:dispDef/>
+    <m:lMargin m:val="0"/>
+    <m:rMargin m:val="0"/>
+    <m:defJc m:val="centerGroup"/>
+    <m:wrapIndent m:val="1440"/>
+    <m:intLim m:val="subSup"/>
+    <m:naryLim m:val="undOvr"/>
+  </m:mathPr>
+  <w:themeFontLang w:val="en-US"/>
+  <w:clrSchemeMapping w:bg1="light1" w:t1="dark1" w:bg2="light2" w:t2="dark2" w:accent1="accent1" w:accent2="accent2" w:accent3="accent3" w:accent4="accent4" w:accent5="accent5" w:accent6="accent6" w:hyperlink="hyperlink" w:followedHyperlink="followedHyperlink"/>
+  <w:decimalSymbol w:val="."/>
+  <w:listSeparator w:val=","/>
+  <w15:chartTrackingRefBased/>
+</w:settings>
+</file>
+
+<file path=word/glossary/styles.xml><?xml version="1.0" encoding="utf-8"?>
+<w:styles xmlns:mc="http://schemas.openxmlformats.org/markup-compatibility/2006" xmlns:r="http://schemas.openxmlformats.org/officeDocument/2006/relationships" xmlns:w="http://schemas.openxmlformats.org/wordprocessingml/2006/main" xmlns:w14="http://schemas.microsoft.com/office/word/2010/wordml" xmlns:w15="http://schemas.microsoft.com/office/word/2012/wordml" xmlns:w16se="http://schemas.microsoft.com/office/word/2015/wordml/symex" mc:Ignorable="w14 w15 w16se">
+  <w:docDefaults>
+    <w:rPrDefault>
+      <w:rPr>
+        <w:rFonts w:asciiTheme="minorHAnsi" w:eastAsiaTheme="minorEastAsia" w:hAnsiTheme="minorHAnsi" w:cstheme="minorBidi"/>
+        <w:sz w:val="22"/>
+        <w:szCs w:val="22"/>
+        <w:lang w:val="en-US" w:eastAsia="en-US" w:bidi="ar-SA"/>
+      </w:rPr>
+    </w:rPrDefault>
+    <w:pPrDefault>
+      <w:pPr>
+        <w:spacing w:after="160" w:line="259" w:lineRule="auto"/>
+      </w:pPr>
+    </w:pPrDefault>
+  </w:docDefaults>
+  <w:latentStyles w:defLockedState="0" w:defUIPriority="99" w:defSemiHidden="0" w:defUnhideWhenUsed="0" w:defQFormat="0" w:count="371">
+    <w:lsdException w:name="Normal" w:uiPriority="0" w:qFormat="1"/>
+    <w:lsdException w:name="heading 1" w:uiPriority="9" w:qFormat="1"/>
+    <w:lsdException w:name="heading 2" w:semiHidden="1" w:uiPriority="9" w:unhideWhenUsed="1" w:qFormat="1"/>
+    <w:lsdException w:name="heading 3" w:semiHidden="1" w:uiPriority="9" w:unhideWhenUsed="1" w:qFormat="1"/>
+    <w:lsdException w:name="heading 4" w:semiHidden="1" w:uiPriority="9" w:unhideWhenUsed="1" w:qFormat="1"/>
+    <w:lsdException w:name="heading 5" w:semiHidden="1" w:uiPriority="9" w:unhideWhenUsed="1" w:qFormat="1"/>
+    <w:lsdException w:name="heading 6" w:semiHidden="1" w:uiPriority="9" w:unhideWhenUsed="1" w:qFormat="1"/>
+    <w:lsdException w:name="heading 7" w:semiHidden="1" w:uiPriority="9" w:unhideWhenUsed="1" w:qFormat="1"/>
+    <w:lsdException w:name="heading 8" w:semiHidden="1" w:uiPriority="9" w:unhideWhenUsed="1" w:qFormat="1"/>
+    <w:lsdException w:name="heading 9" w:semiHidden="1" w:uiPriority="9" w:unhideWhenUsed="1" w:qFormat="1"/>
+    <w:lsdException w:name="index 1" w:semiHidden="1" w:unhideWhenUsed="1"/>
+    <w:lsdException w:name="index 2" w:semiHidden="1" w:unhideWhenUsed="1"/>
+    <w:lsdException w:name="index 3" w:semiHidden="1" w:unhideWhenUsed="1"/>
+    <w:lsdException w:name="index 4" w:semiHidden="1" w:unhideWhenUsed="1"/>
+    <w:lsdException w:name="index 5" w:semiHidden="1" w:unhideWhenUsed="1"/>
+    <w:lsdException w:name="index 6" w:semiHidden="1" w:unhideWhenUsed="1"/>
+    <w:lsdException w:name="index 7" w:semiHidden="1" w:unhideWhenUsed="1"/>
+    <w:lsdException w:name="index 8" w:semiHidden="1" w:unhideWhenUsed="1"/>
+    <w:lsdException w:name="index 9" w:semiHidden="1" w:unhideWhenUsed="1"/>
+    <w:lsdException w:name="toc 1" w:semiHidden="1" w:uiPriority="39" w:unhideWhenUsed="1"/>
+    <w:lsdException w:name="toc 2" w:semiHidden="1" w:uiPriority="39" w:unhideWhenUsed="1"/>
+    <w:lsdException w:name="toc 3" w:semiHidden="1" w:uiPriority="39" w:unhideWhenUsed="1"/>
+    <w:lsdException w:name="toc 4" w:semiHidden="1" w:uiPriority="39" w:unhideWhenUsed="1"/>
+    <w:lsdException w:name="toc 5" w:semiHidden="1" w:uiPriority="39" w:unhideWhenUsed="1"/>
+    <w:lsdException w:name="toc 6" w:semiHidden="1" w:uiPriority="39" w:unhideWhenUsed="1"/>
+    <w:lsdException w:name="toc 7" w:semiHidden="1" w:uiPriority="39" w:unhideWhenUsed="1"/>
+    <w:lsdException w:name="toc 8" w:semiHidden="1" w:uiPriority="39" w:unhideWhenUsed="1"/>
+    <w:lsdException w:name="toc 9" w:semiHidden="1" w:uiPriority="39" w:unhideWhenUsed="1"/>
+    <w:lsdException w:name="Normal Indent" w:semiHidden="1" w:unhideWhenUsed="1"/>
+    <w:lsdException w:name="footnote text" w:semiHidden="1" w:unhideWhenUsed="1"/>
+    <w:lsdException w:name="annotation text" w:semiHidden="1" w:unhideWhenUsed="1"/>
+    <w:lsdException w:name="header" w:semiHidden="1" w:unhideWhenUsed="1"/>
+    <w:lsdException w:name="footer" w:semiHidden="1" w:unhideWhenUsed="1"/>
+    <w:lsdException w:name="index heading" w:semiHidden="1" w:unhideWhenUsed="1"/>
+    <w:lsdException w:name="caption" w:semiHidden="1" w:uiPriority="35" w:unhideWhenUsed="1" w:qFormat="1"/>
+    <w:lsdException w:name="table of figures" w:semiHidden="1" w:unhideWhenUsed="1"/>
+    <w:lsdException w:name="envelope address" w:semiHidden="1" w:unhideWhenUsed="1"/>
+    <w:lsdException w:name="envelope return" w:semiHidden="1" w:unhideWhenUsed="1"/>
+    <w:lsdException w:name="footnote reference" w:semiHidden="1" w:unhideWhenUsed="1"/>
+    <w:lsdException w:name="annotation reference" w:semiHidden="1" w:unhideWhenUsed="1"/>
+    <w:lsdException w:name="line number" w:semiHidden="1" w:unhideWhenUsed="1"/>
+    <w:lsdException w:name="page number" w:semiHidden="1" w:unhideWhenUsed="1"/>
+    <w:lsdException w:name="endnote reference" w:semiHidden="1" w:unhideWhenUsed="1"/>
+    <w:lsdException w:name="endnote text" w:semiHidden="1" w:unhideWhenUsed="1"/>
+    <w:lsdException w:name="table of authorities" w:semiHidden="1" w:unhideWhenUsed="1"/>
+    <w:lsdException w:name="macro" w:semiHidden="1" w:unhideWhenUsed="1"/>
+    <w:lsdException w:name="toa heading" w:semiHidden="1" w:unhideWhenUsed="1"/>
+    <w:lsdException w:name="List" w:semiHidden="1" w:unhideWhenUsed="1"/>
+    <w:lsdException w:name="List Bullet" w:semiHidden="1" w:unhideWhenUsed="1"/>
+    <w:lsdException w:name="List Number" w:semiHidden="1" w:unhideWhenUsed="1"/>
+    <w:lsdException w:name="List 2" w:semiHidden="1" w:unhideWhenUsed="1"/>
+    <w:lsdException w:name="List 3" w:semiHidden="1" w:unhideWhenUsed="1"/>
+    <w:lsdException w:name="List 4" w:semiHidden="1" w:unhideWhenUsed="1"/>
+    <w:lsdException w:name="List 5" w:semiHidden="1" w:unhideWhenUsed="1"/>
+    <w:lsdException w:name="List Bullet 2" w:semiHidden="1" w:unhideWhenUsed="1"/>
+    <w:lsdException w:name="List Bullet 3" w:semiHidden="1" w:unhideWhenUsed="1"/>
+    <w:lsdException w:name="List Bullet 4" w:semiHidden="1" w:unhideWhenUsed="1"/>
+    <w:lsdException w:name="List Bullet 5" w:semiHidden="1" w:unhideWhenUsed="1"/>
+    <w:lsdException w:name="List Number 2" w:semiHidden="1" w:unhideWhenUsed="1"/>
+    <w:lsdException w:name="List Number 3" w:semiHidden="1" w:unhideWhenUsed="1"/>
+    <w:lsdException w:name="List Number 4" w:semiHidden="1" w:unhideWhenUsed="1"/>
+    <w:lsdException w:name="List Number 5" w:semiHidden="1" w:unhideWhenUsed="1"/>
+    <w:lsdException w:name="Title" w:uiPriority="10" w:qFormat="1"/>
+    <w:lsdException w:name="Closing" w:semiHidden="1" w:unhideWhenUsed="1"/>
+    <w:lsdException w:name="Signature" w:semiHidden="1" w:unhideWhenUsed="1"/>
+    <w:lsdException w:name="Default Paragraph Font" w:semiHidden="1" w:uiPriority="1" w:unhideWhenUsed="1"/>
+    <w:lsdException w:name="Body Text" w:semiHidden="1" w:unhideWhenUsed="1"/>
+    <w:lsdException w:name="Body Text Indent" w:semiHidden="1" w:unhideWhenUsed="1"/>
+    <w:lsdException w:name="List Continue" w:semiHidden="1" w:unhideWhenUsed="1"/>
+    <w:lsdException w:name="List Continue 2" w:semiHidden="1" w:unhideWhenUsed="1"/>
+    <w:lsdException w:name="List Continue 3" w:semiHidden="1" w:unhideWhenUsed="1"/>
+    <w:lsdException w:name="List Continue 4" w:semiHidden="1" w:unhideWhenUsed="1"/>
+    <w:lsdException w:name="List Continue 5" w:semiHidden="1" w:unhideWhenUsed="1"/>
+    <w:lsdException w:name="Message Header" w:semiHidden="1" w:unhideWhenUsed="1"/>
+    <w:lsdException w:name="Subtitle" w:uiPriority="11" w:qFormat="1"/>
+    <w:lsdException w:name="Salutation" w:semiHidden="1" w:unhideWhenUsed="1"/>
+    <w:lsdException w:name="Date" w:semiHidden="1" w:unhideWhenUsed="1"/>
+    <w:lsdException w:name="Body Text First Indent" w:semiHidden="1" w:unhideWhenUsed="1"/>
+    <w:lsdException w:name="Body Text First Indent 2" w:semiHidden="1" w:unhideWhenUsed="1"/>
+    <w:lsdException w:name="Note Heading" w:semiHidden="1" w:unhideWhenUsed="1"/>
+    <w:lsdException w:name="Body Text 2" w:semiHidden="1" w:unhideWhenUsed="1"/>
+    <w:lsdException w:name="Body Text 3" w:semiHidden="1" w:unhideWhenUsed="1"/>
+    <w:lsdException w:name="Body Text Indent 2" w:semiHidden="1" w:unhideWhenUsed="1"/>
+    <w:lsdException w:name="Body Text Indent 3" w:semiHidden="1" w:unhideWhenUsed="1"/>
+    <w:lsdException w:name="Block Text" w:semiHidden="1" w:unhideWhenUsed="1"/>
+    <w:lsdException w:name="Hyperlink" w:semiHidden="1" w:unhideWhenUsed="1"/>
+    <w:lsdException w:name="FollowedHyperlink" w:semiHidden="1" w:unhideWhenUsed="1"/>
+    <w:lsdException w:name="Strong" w:uiPriority="22" w:qFormat="1"/>
+    <w:lsdException w:name="Emphasis" w:uiPriority="20" w:qFormat="1"/>
+    <w:lsdException w:name="Document Map" w:semiHidden="1" w:unhideWhenUsed="1"/>
+    <w:lsdException w:name="Plain Text" w:semiHidden="1" w:unhideWhenUsed="1"/>
+    <w:lsdException w:name="E-mail Signature" w:semiHidden="1" w:unhideWhenUsed="1"/>
+    <w:lsdException w:name="HTML Top of Form" w:semiHidden="1" w:unhideWhenUsed="1"/>
+    <w:lsdException w:name="HTML Bottom of Form" w:semiHidden="1" w:unhideWhenUsed="1"/>
+    <w:lsdException w:name="Normal (Web)" w:semiHidden="1" w:unhideWhenUsed="1"/>
+    <w:lsdException w:name="HTML Acronym" w:semiHidden="1" w:unhideWhenUsed="1"/>
+    <w:lsdException w:name="HTML Address" w:semiHidden="1" w:unhideWhenUsed="1"/>
+    <w:lsdException w:name="HTML Cite" w:semiHidden="1" w:unhideWhenUsed="1"/>
+    <w:lsdException w:name="HTML Code" w:semiHidden="1" w:unhideWhenUsed="1"/>
+    <w:lsdException w:name="HTML Definition" w:semiHidden="1" w:unhideWhenUsed="1"/>
+    <w:lsdException w:name="HTML Keyboard" w:semiHidden="1" w:unhideWhenUsed="1"/>
+    <w:lsdException w:name="HTML Preformatted" w:semiHidden="1" w:unhideWhenUsed="1"/>
+    <w:lsdException w:name="HTML Sample" w:semiHidden="1" w:unhideWhenUsed="1"/>
+    <w:lsdException w:name="HTML Typewriter" w:semiHidden="1" w:unhideWhenUsed="1"/>
+    <w:lsdException w:name="HTML Variable" w:semiHidden="1" w:unhideWhenUsed="1"/>
+    <w:lsdException w:name="Normal Table" w:semiHidden="1" w:unhideWhenUsed="1"/>
+    <w:lsdException w:name="annotation subject" w:semiHidden="1" w:unhideWhenUsed="1"/>
+    <w:lsdException w:name="No List" w:semiHidden="1" w:unhideWhenUsed="1"/>
+    <w:lsdException w:name="Outline List 1" w:semiHidden="1" w:unhideWhenUsed="1"/>
+    <w:lsdException w:name="Outline List 2" w:semiHidden="1" w:unhideWhenUsed="1"/>
+    <w:lsdException w:name="Outline List 3" w:semiHidden="1" w:unhideWhenUsed="1"/>
+    <w:lsdException w:name="Table Simple 1" w:semiHidden="1" w:unhideWhenUsed="1"/>
+    <w:lsdException w:name="Table Simple 2" w:semiHidden="1" w:unhideWhenUsed="1"/>
+    <w:lsdException w:name="Table Simple 3" w:semiHidden="1" w:unhideWhenUsed="1"/>
+    <w:lsdException w:name="Table Classic 1" w:semiHidden="1" w:unhideWhenUsed="1"/>
+    <w:lsdException w:name="Table Classic 2" w:semiHidden="1" w:unhideWhenUsed="1"/>
+    <w:lsdException w:name="Table Classic 3" w:semiHidden="1" w:unhideWhenUsed="1"/>
+    <w:lsdException w:name="Table Classic 4" w:semiHidden="1" w:unhideWhenUsed="1"/>
+    <w:lsdException w:name="Table Colorful 1" w:semiHidden="1" w:unhideWhenUsed="1"/>
+    <w:lsdException w:name="Table Colorful 2" w:semiHidden="1" w:unhideWhenUsed="1"/>
+    <w:lsdException w:name="Table Colorful 3" w:semiHidden="1" w:unhideWhenUsed="1"/>
+    <w:lsdException w:name="Table Columns 1" w:semiHidden="1" w:unhideWhenUsed="1"/>
+    <w:lsdException w:name="Table Columns 2" w:semiHidden="1" w:unhideWhenUsed="1"/>
+    <w:lsdException w:name="Table Columns 3" w:semiHidden="1" w:unhideWhenUsed="1"/>
+    <w:lsdException w:name="Table Columns 4" w:semiHidden="1" w:unhideWhenUsed="1"/>
+    <w:lsdException w:name="Table Columns 5" w:semiHidden="1" w:unhideWhenUsed="1"/>
+    <w:lsdException w:name="Table Grid 1" w:semiHidden="1" w:unhideWhenUsed="1"/>
+    <w:lsdException w:name="Table Grid 2" w:semiHidden="1" w:unhideWhenUsed="1"/>
+    <w:lsdException w:name="Table Grid 3" w:semiHidden="1" w:unhideWhenUsed="1"/>
+    <w:lsdException w:name="Table Grid 4" w:semiHidden="1" w:unhideWhenUsed="1"/>
+    <w:lsdException w:name="Table Grid 5" w:semiHidden="1" w:unhideWhenUsed="1"/>
+    <w:lsdException w:name="Table Grid 6" w:semiHidden="1" w:unhideWhenUsed="1"/>
+    <w:lsdException w:name="Table Grid 7" w:semiHidden="1" w:unhideWhenUsed="1"/>
+    <w:lsdException w:name="Table Grid 8" w:semiHidden="1" w:unhideWhenUsed="1"/>
+    <w:lsdException w:name="Table List 1" w:semiHidden="1" w:unhideWhenUsed="1"/>
+    <w:lsdException w:name="Table List 2" w:semiHidden="1" w:unhideWhenUsed="1"/>
+    <w:lsdException w:name="Table List 3" w:semiHidden="1" w:unhideWhenUsed="1"/>
+    <w:lsdException w:name="Table List 4" w:semiHidden="1" w:unhideWhenUsed="1"/>
+    <w:lsdException w:name="Table List 5" w:semiHidden="1" w:unhideWhenUsed="1"/>
+    <w:lsdException w:name="Table List 6" w:semiHidden="1" w:unhideWhenUsed="1"/>
+    <w:lsdException w:name="Table List 7" w:semiHidden="1" w:unhideWhenUsed="1"/>
+    <w:lsdException w:name="Table List 8" w:semiHidden="1" w:unhideWhenUsed="1"/>
+    <w:lsdException w:name="Table 3D effects 1" w:semiHidden="1" w:unhideWhenUsed="1"/>
+    <w:lsdException w:name="Table 3D effects 2" w:semiHidden="1" w:unhideWhenUsed="1"/>
+    <w:lsdException w:name="Table 3D effects 3" w:semiHidden="1" w:unhideWhenUsed="1"/>
+    <w:lsdException w:name="Table Contemporary" w:semiHidden="1" w:unhideWhenUsed="1"/>
+    <w:lsdException w:name="Table Elegant" w:semiHidden="1" w:unhideWhenUsed="1"/>
+    <w:lsdException w:name="Table Professional" w:semiHidden="1" w:unhideWhenUsed="1"/>
+    <w:lsdException w:name="Table Subtle 1" w:semiHidden="1" w:unhideWhenUsed="1"/>
+    <w:lsdException w:name="Table Subtle 2" w:semiHidden="1" w:unhideWhenUsed="1"/>
+    <w:lsdException w:name="Table Web 1" w:semiHidden="1" w:unhideWhenUsed="1"/>
+    <w:lsdException w:name="Table Web 2" w:semiHidden="1" w:unhideWhenUsed="1"/>
+    <w:lsdException w:name="Table Web 3" w:semiHidden="1" w:unhideWhenUsed="1"/>
+    <w:lsdException w:name="Balloon Text" w:semiHidden="1" w:unhideWhenUsed="1"/>
+    <w:lsdException w:name="Table Grid" w:uiPriority="39"/>
+    <w:lsdException w:name="Table Theme" w:semiHidden="1" w:unhideWhenUsed="1"/>
+    <w:lsdException w:name="Placeholder Text" w:semiHidden="1"/>
+    <w:lsdException w:name="No Spacing" w:uiPriority="1" w:qFormat="1"/>
+    <w:lsdException w:name="Light Shading" w:uiPriority="60"/>
+    <w:lsdException w:name="Light List" w:uiPriority="61"/>
+    <w:lsdException w:name="Light Grid" w:uiPriority="62"/>
+    <w:lsdException w:name="Medium Shading 1" w:uiPriority="63"/>
+    <w:lsdException w:name="Medium Shading 2" w:uiPriority="64"/>
+    <w:lsdException w:name="Medium List 1" w:uiPriority="65"/>
+    <w:lsdException w:name="Medium List 2" w:uiPriority="66"/>
+    <w:lsdException w:name="Medium Grid 1" w:uiPriority="67"/>
+    <w:lsdException w:name="Medium Grid 2" w:uiPriority="68"/>
+    <w:lsdException w:name="Medium Grid 3" w:uiPriority="69"/>
+    <w:lsdException w:name="Dark List" w:uiPriority="70"/>
+    <w:lsdException w:name="Colorful Shading" w:uiPriority="71"/>
+    <w:lsdException w:name="Colorful List" w:uiPriority="72"/>
+    <w:lsdException w:name="Colorful Grid" w:uiPriority="73"/>
+    <w:lsdException w:name="Light Shading Accent 1" w:uiPriority="60"/>
+    <w:lsdException w:name="Light List Accent 1" w:uiPriority="61"/>
+    <w:lsdException w:name="Light Grid Accent 1" w:uiPriority="62"/>
+    <w:lsdException w:name="Medium Shading 1 Accent 1" w:uiPriority="63"/>
+    <w:lsdException w:name="Medium Shading 2 Accent 1" w:uiPriority="64"/>
+    <w:lsdException w:name="Medium List 1 Accent 1" w:uiPriority="65"/>
+    <w:lsdException w:name="Revision" w:semiHidden="1"/>
+    <w:lsdException w:name="List Paragraph" w:uiPriority="34" w:qFormat="1"/>
+    <w:lsdException w:name="Quote" w:uiPriority="29" w:qFormat="1"/>
+    <w:lsdException w:name="Intense Quote" w:uiPriority="30" w:qFormat="1"/>
+    <w:lsdException w:name="Medium List 2 Accent 1" w:uiPriority="66"/>
+    <w:lsdException w:name="Medium Grid 1 Accent 1" w:uiPriority="67"/>
+    <w:lsdException w:name="Medium Grid 2 Accent 1" w:uiPriority="68"/>
+    <w:lsdException w:name="Medium Grid 3 Accent 1" w:uiPriority="69"/>
+    <w:lsdException w:name="Dark List Accent 1" w:uiPriority="70"/>
+    <w:lsdException w:name="Colorful Shading Accent 1" w:uiPriority="71"/>
+    <w:lsdException w:name="Colorful List Accent 1" w:uiPriority="72"/>
+    <w:lsdException w:name="Colorful Grid Accent 1" w:uiPriority="73"/>
+    <w:lsdException w:name="Light Shading Accent 2" w:uiPriority="60"/>
+    <w:lsdException w:name="Light List Accent 2" w:uiPriority="61"/>
+    <w:lsdException w:name="Light Grid Accent 2" w:uiPriority="62"/>
+    <w:lsdException w:name="Medium Shading 1 Accent 2" w:uiPriority="63"/>
+    <w:lsdException w:name="Medium Shading 2 Accent 2" w:uiPriority="64"/>
+    <w:lsdException w:name="Medium List 1 Accent 2" w:uiPriority="65"/>
+    <w:lsdException w:name="Medium List 2 Accent 2" w:uiPriority="66"/>
+    <w:lsdException w:name="Medium Grid 1 Accent 2" w:uiPriority="67"/>
+    <w:lsdException w:name="Medium Grid 2 Accent 2" w:uiPriority="68"/>
+    <w:lsdException w:name="Medium Grid 3 Accent 2" w:uiPriority="69"/>
+    <w:lsdException w:name="Dark List Accent 2" w:uiPriority="70"/>
+    <w:lsdException w:name="Colorful Shading Accent 2" w:uiPriority="71"/>
+    <w:lsdException w:name="Colorful List Accent 2" w:uiPriority="72"/>
+    <w:lsdException w:name="Colorful Grid Accent 2" w:uiPriority="73"/>
+    <w:lsdException w:name="Light Shading Accent 3" w:uiPriority="60"/>
+    <w:lsdException w:name="Light List Accent 3" w:uiPriority="61"/>
+    <w:lsdException w:name="Light Grid Accent 3" w:uiPriority="62"/>
+    <w:lsdException w:name="Medium Shading 1 Accent 3" w:uiPriority="63"/>
+    <w:lsdException w:name="Medium Shading 2 Accent 3" w:uiPriority="64"/>
+    <w:lsdException w:name="Medium List 1 Accent 3" w:uiPriority="65"/>
+    <w:lsdException w:name="Medium List 2 Accent 3" w:uiPriority="66"/>
+    <w:lsdException w:name="Medium Grid 1 Accent 3" w:uiPriority="67"/>
+    <w:lsdException w:name="Medium Grid 2 Accent 3" w:uiPriority="68"/>
+    <w:lsdException w:name="Medium Grid 3 Accent 3" w:uiPriority="69"/>
+    <w:lsdException w:name="Dark List Accent 3" w:uiPriority="70"/>
+    <w:lsdException w:name="Colorful Shading Accent 3" w:uiPriority="71"/>
+    <w:lsdException w:name="Colorful List Accent 3" w:uiPriority="72"/>
+    <w:lsdException w:name="Colorful Grid Accent 3" w:uiPriority="73"/>
+    <w:lsdException w:name="Light Shading Accent 4" w:uiPriority="60"/>
+    <w:lsdException w:name="Light List Accent 4" w:uiPriority="61"/>
+    <w:lsdException w:name="Light Grid Accent 4" w:uiPriority="62"/>
+    <w:lsdException w:name="Medium Shading 1 Accent 4" w:uiPriority="63"/>
+    <w:lsdException w:name="Medium Shading 2 Accent 4" w:uiPriority="64"/>
+    <w:lsdException w:name="Medium List 1 Accent 4" w:uiPriority="65"/>
+    <w:lsdException w:name="Medium List 2 Accent 4" w:uiPriority="66"/>
+    <w:lsdException w:name="Medium Grid 1 Accent 4" w:uiPriority="67"/>
+    <w:lsdException w:name="Medium Grid 2 Accent 4" w:uiPriority="68"/>
+    <w:lsdException w:name="Medium Grid 3 Accent 4" w:uiPriority="69"/>
+    <w:lsdException w:name="Dark List Accent 4" w:uiPriority="70"/>
+    <w:lsdException w:name="Colorful Shading Accent 4" w:uiPriority="71"/>
+    <w:lsdException w:name="Colorful List Accent 4" w:uiPriority="72"/>
+    <w:lsdException w:name="Colorful Grid Accent 4" w:uiPriority="73"/>
+    <w:lsdException w:name="Light Shading Accent 5" w:uiPriority="60"/>
+    <w:lsdException w:name="Light List Accent 5" w:uiPriority="61"/>
+    <w:lsdException w:name="Light Grid Accent 5" w:uiPriority="62"/>
+    <w:lsdException w:name="Medium Shading 1 Accent 5" w:uiPriority="63"/>
+    <w:lsdException w:name="Medium Shading 2 Accent 5" w:uiPriority="64"/>
+    <w:lsdException w:name="Medium List 1 Accent 5" w:uiPriority="65"/>
+    <w:lsdException w:name="Medium List 2 Accent 5" w:uiPriority="66"/>
+    <w:lsdException w:name="Medium Grid 1 Accent 5" w:uiPriority="67"/>
+    <w:lsdException w:name="Medium Grid 2 Accent 5" w:uiPriority="68"/>
+    <w:lsdException w:name="Medium Grid 3 Accent 5" w:uiPriority="69"/>
+    <w:lsdException w:name="Dark List Accent 5" w:uiPriority="70"/>
+    <w:lsdException w:name="Colorful Shading Accent 5" w:uiPriority="71"/>
+    <w:lsdException w:name="Colorful List Accent 5" w:uiPriority="72"/>
+    <w:lsdException w:name="Colorful Grid Accent 5" w:uiPriority="73"/>
+    <w:lsdException w:name="Light Shading Accent 6" w:uiPriority="60"/>
+    <w:lsdException w:name="Light List Accent 6" w:uiPriority="61"/>
+    <w:lsdException w:name="Light Grid Accent 6" w:uiPriority="62"/>
+    <w:lsdException w:name="Medium Shading 1 Accent 6" w:uiPriority="63"/>
+    <w:lsdException w:name="Medium Shading 2 Accent 6" w:uiPriority="64"/>
+    <w:lsdException w:name="Medium List 1 Accent 6" w:uiPriority="65"/>
+    <w:lsdException w:name="Medium List 2 Accent 6" w:uiPriority="66"/>
+    <w:lsdException w:name="Medium Grid 1 Accent 6" w:uiPriority="67"/>
+    <w:lsdException w:name="Medium Grid 2 Accent 6" w:uiPriority="68"/>
+    <w:lsdException w:name="Medium Grid 3 Accent 6" w:uiPriority="69"/>
+    <w:lsdException w:name="Dark List Accent 6" w:uiPriority="70"/>
+    <w:lsdException w:name="Colorful Shading Accent 6" w:uiPriority="71"/>
+    <w:lsdException w:name="Colorful List Accent 6" w:uiPriority="72"/>
+    <w:lsdException w:name="Colorful Grid Accent 6" w:uiPriority="73"/>
+    <w:lsdException w:name="Subtle Emphasis" w:uiPriority="19" w:qFormat="1"/>
+    <w:lsdException w:name="Intense Emphasis" w:uiPriority="21" w:qFormat="1"/>
+    <w:lsdException w:name="Subtle Reference" w:uiPriority="31" w:qFormat="1"/>
+    <w:lsdException w:name="Intense Reference" w:uiPriority="32" w:qFormat="1"/>
+    <w:lsdException w:name="Book Title" w:uiPriority="33" w:qFormat="1"/>
+    <w:lsdException w:name="Bibliography" w:semiHidden="1" w:uiPriority="37" w:unhideWhenUsed="1"/>
+    <w:lsdException w:name="TOC Heading" w:semiHidden="1" w:uiPriority="39" w:unhideWhenUsed="1" w:qFormat="1"/>
+    <w:lsdException w:name="Plain Table 1" w:uiPriority="41"/>
+    <w:lsdException w:name="Plain Table 2" w:uiPriority="42"/>
+    <w:lsdException w:name="Plain Table 3" w:uiPriority="43"/>
+    <w:lsdException w:name="Plain Table 4" w:uiPriority="44"/>
+    <w:lsdException w:name="Plain Table 5" w:uiPriority="45"/>
+    <w:lsdException w:name="Grid Table Light" w:uiPriority="40"/>
+    <w:lsdException w:name="Grid Table 1 Light" w:uiPriority="46"/>
+    <w:lsdException w:name="Grid Table 2" w:uiPriority="47"/>
+    <w:lsdException w:name="Grid Table 3" w:uiPriority="48"/>
+    <w:lsdException w:name="Grid Table 4" w:uiPriority="49"/>
+    <w:lsdException w:name="Grid Table 5 Dark" w:uiPriority="50"/>
+    <w:lsdException w:name="Grid Table 6 Colorful" w:uiPriority="51"/>
+    <w:lsdException w:name="Grid Table 7 Colorful" w:uiPriority="52"/>
+    <w:lsdException w:name="Grid Table 1 Light Accent 1" w:uiPriority="46"/>
+    <w:lsdException w:name="Grid Table 2 Accent 1" w:uiPriority="47"/>
+    <w:lsdException w:name="Grid Table 3 Accent 1" w:uiPriority="48"/>
+    <w:lsdException w:name="Grid Table 4 Accent 1" w:uiPriority="49"/>
+    <w:lsdException w:name="Grid Table 5 Dark Accent 1" w:uiPriority="50"/>
+    <w:lsdException w:name="Grid Table 6 Colorful Accent 1" w:uiPriority="51"/>
+    <w:lsdException w:name="Grid Table 7 Colorful Accent 1" w:uiPriority="52"/>
+    <w:lsdException w:name="Grid Table 1 Light Accent 2" w:uiPriority="46"/>
+    <w:lsdException w:name="Grid Table 2 Accent 2" w:uiPriority="47"/>
+    <w:lsdException w:name="Grid Table 3 Accent 2" w:uiPriority="48"/>
+    <w:lsdException w:name="Grid Table 4 Accent 2" w:uiPriority="49"/>
+    <w:lsdException w:name="Grid Table 5 Dark Accent 2" w:uiPriority="50"/>
+    <w:lsdException w:name="Grid Table 6 Colorful Accent 2" w:uiPriority="51"/>
+    <w:lsdException w:name="Grid Table 7 Colorful Accent 2" w:uiPriority="52"/>
+    <w:lsdException w:name="Grid Table 1 Light Accent 3" w:uiPriority="46"/>
+    <w:lsdException w:name="Grid Table 2 Accent 3" w:uiPriority="47"/>
+    <w:lsdException w:name="Grid Table 3 Accent 3" w:uiPriority="48"/>
+    <w:lsdException w:name="Grid Table 4 Accent 3" w:uiPriority="49"/>
+    <w:lsdException w:name="Grid Table 5 Dark Accent 3" w:uiPriority="50"/>
+    <w:lsdException w:name="Grid Table 6 Colorful Accent 3" w:uiPriority="51"/>
+    <w:lsdException w:name="Grid Table 7 Colorful Accent 3" w:uiPriority="52"/>
+    <w:lsdException w:name="Grid Table 1 Light Accent 4" w:uiPriority="46"/>
+    <w:lsdException w:name="Grid Table 2 Accent 4" w:uiPriority="47"/>
+    <w:lsdException w:name="Grid Table 3 Accent 4" w:uiPriority="48"/>
+    <w:lsdException w:name="Grid Table 4 Accent 4" w:uiPriority="49"/>
+    <w:lsdException w:name="Grid Table 5 Dark Accent 4" w:uiPriority="50"/>
+    <w:lsdException w:name="Grid Table 6 Colorful Accent 4" w:uiPriority="51"/>
+    <w:lsdException w:name="Grid Table 7 Colorful Accent 4" w:uiPriority="52"/>
+    <w:lsdException w:name="Grid Table 1 Light Accent 5" w:uiPriority="46"/>
+    <w:lsdException w:name="Grid Table 2 Accent 5" w:uiPriority="47"/>
+    <w:lsdException w:name="Grid Table 3 Accent 5" w:uiPriority="48"/>
+    <w:lsdException w:name="Grid Table 4 Accent 5" w:uiPriority="49"/>
+    <w:lsdException w:name="Grid Table 5 Dark Accent 5" w:uiPriority="50"/>
+    <w:lsdException w:name="Grid Table 6 Colorful Accent 5" w:uiPriority="51"/>
+    <w:lsdException w:name="Grid Table 7 Colorful Accent 5" w:uiPriority="52"/>
+    <w:lsdException w:name="Grid Table 1 Light Accent 6" w:uiPriority="46"/>
+    <w:lsdException w:name="Grid Table 2 Accent 6" w:uiPriority="47"/>
+    <w:lsdException w:name="Grid Table 3 Accent 6" w:uiPriority="48"/>
+    <w:lsdException w:name="Grid Table 4 Accent 6" w:uiPriority="49"/>
+    <w:lsdException w:name="Grid Table 5 Dark Accent 6" w:uiPriority="50"/>
+    <w:lsdException w:name="Grid Table 6 Colorful Accent 6" w:uiPriority="51"/>
+    <w:lsdException w:name="Grid Table 7 Colorful Accent 6" w:uiPriority="52"/>
+    <w:lsdException w:name="List Table 1 Light" w:uiPriority="46"/>
+    <w:lsdException w:name="List Table 2" w:uiPriority="47"/>
+    <w:lsdException w:name="List Table 3" w:uiPriority="48"/>
+    <w:lsdException w:name="List Table 4" w:uiPriority="49"/>
+    <w:lsdException w:name="List Table 5 Dark" w:uiPriority="50"/>
+    <w:lsdException w:name="List Table 6 Colorful" w:uiPriority="51"/>
+    <w:lsdException w:name="List Table 7 Colorful" w:uiPriority="52"/>
+    <w:lsdException w:name="List Table 1 Light Accent 1" w:uiPriority="46"/>
+    <w:lsdException w:name="List Table 2 Accent 1" w:uiPriority="47"/>
+    <w:lsdException w:name="List Table 3 Accent 1" w:uiPriority="48"/>
+    <w:lsdException w:name="List Table 4 Accent 1" w:uiPriority="49"/>
+    <w:lsdException w:name="List Table 5 Dark Accent 1" w:uiPriority="50"/>
+    <w:lsdException w:name="List Table 6 Colorful Accent 1" w:uiPriority="51"/>
+    <w:lsdException w:name="List Table 7 Colorful Accent 1" w:uiPriority="52"/>
+    <w:lsdException w:name="List Table 1 Light Accent 2" w:uiPriority="46"/>
+    <w:lsdException w:name="List Table 2 Accent 2" w:uiPriority="47"/>
+    <w:lsdException w:name="List Table 3 Accent 2" w:uiPriority="48"/>
+    <w:lsdException w:name="List Table 4 Accent 2" w:uiPriority="49"/>
+    <w:lsdException w:name="List Table 5 Dark Accent 2" w:uiPriority="50"/>
+    <w:lsdException w:name="List Table 6 Colorful Accent 2" w:uiPriority="51"/>
+    <w:lsdException w:name="List Table 7 Colorful Accent 2" w:uiPriority="52"/>
+    <w:lsdException w:name="List Table 1 Light Accent 3" w:uiPriority="46"/>
+    <w:lsdException w:name="List Table 2 Accent 3" w:uiPriority="47"/>
+    <w:lsdException w:name="List Table 3 Accent 3" w:uiPriority="48"/>
+    <w:lsdException w:name="List Table 4 Accent 3" w:uiPriority="49"/>
+    <w:lsdException w:name="List Table 5 Dark Accent 3" w:uiPriority="50"/>
+    <w:lsdException w:name="List Table 6 Colorful Accent 3" w:uiPriority="51"/>
+    <w:lsdException w:name="List Table 7 Colorful Accent 3" w:uiPriority="52"/>
+    <w:lsdException w:name="List Table 1 Light Accent 4" w:uiPriority="46"/>
+    <w:lsdException w:name="List Table 2 Accent 4" w:uiPriority="47"/>
+    <w:lsdException w:name="List Table 3 Accent 4" w:uiPriority="48"/>
+    <w:lsdException w:name="List Table 4 Accent 4" w:uiPriority="49"/>
+    <w:lsdException w:name="List Table 5 Dark Accent 4" w:uiPriority="50"/>
+    <w:lsdException w:name="List Table 6 Colorful Accent 4" w:uiPriority="51"/>
+    <w:lsdException w:name="List Table 7 Colorful Accent 4" w:uiPriority="52"/>
+    <w:lsdException w:name="List Table 1 Light Accent 5" w:uiPriority="46"/>
+    <w:lsdException w:name="List Table 2 Accent 5" w:uiPriority="47"/>
+    <w:lsdException w:name="List Table 3 Accent 5" w:uiPriority="48"/>
+    <w:lsdException w:name="List Table 4 Accent 5" w:uiPriority="49"/>
+    <w:lsdException w:name="List Table 5 Dark Accent 5" w:uiPriority="50"/>
+    <w:lsdException w:name="List Table 6 Colorful Accent 5" w:uiPriority="51"/>
+    <w:lsdException w:name="List Table 7 Colorful Accent 5" w:uiPriority="52"/>
+    <w:lsdException w:name="List Table 1 Light Accent 6" w:uiPriority="46"/>
+    <w:lsdException w:name="List Table 2 Accent 6" w:uiPriority="47"/>
+    <w:lsdException w:name="List Table 3 Accent 6" w:uiPriority="48"/>
+    <w:lsdException w:name="List Table 4 Accent 6" w:uiPriority="49"/>
+    <w:lsdException w:name="List Table 5 Dark Accent 6" w:uiPriority="50"/>
+    <w:lsdException w:name="List Table 6 Colorful Accent 6" w:uiPriority="51"/>
+    <w:lsdException w:name="List Table 7 Colorful Accent 6" w:uiPriority="52"/>
+  </w:latentStyles>
+  <w:style w:type="paragraph" w:default="1" w:styleId="Normal">
+    <w:name w:val="Normal"/>
+    <w:qFormat/>
+  </w:style>
+  <w:style w:type="character" w:default="1" w:styleId="DefaultParagraphFont">
+    <w:name w:val="Default Paragraph Font"/>
+    <w:uiPriority w:val="1"/>
+    <w:semiHidden/>
+    <w:unhideWhenUsed/>
+  </w:style>
+  <w:style w:type="table" w:default="1" w:styleId="TableNormal">
+    <w:name w:val="Normal Table"/>
+    <w:uiPriority w:val="99"/>
+    <w:semiHidden/>
+    <w:unhideWhenUsed/>
+    <w:tblPr>
+      <w:tblInd w:w="0" w:type="dxa"/>
+      <w:tblCellMar>
+        <w:top w:w="0" w:type="dxa"/>
+        <w:left w:w="108" w:type="dxa"/>
+        <w:bottom w:w="0" w:type="dxa"/>
+        <w:right w:w="108" w:type="dxa"/>
+      </w:tblCellMar>
+    </w:tblPr>
+  </w:style>
+  <w:style w:type="numbering" w:default="1" w:styleId="NoList">
+    <w:name w:val="No List"/>
+    <w:uiPriority w:val="99"/>
+    <w:semiHidden/>
+    <w:unhideWhenUsed/>
+  </w:style>
+  <w:style w:type="paragraph" w:customStyle="1" w:styleId="EE48694046E548C9BFF7F91BCC3ECF2D">
+    <w:name w:val="EE48694046E548C9BFF7F91BCC3ECF2D"/>
+    <w:rsid w:val="00E83799"/>
+  </w:style>
+  <w:style w:type="paragraph" w:customStyle="1" w:styleId="356849A94539473996FF5D8D64945F4B">
+    <w:name w:val="356849A94539473996FF5D8D64945F4B"/>
+    <w:rsid w:val="00E83799"/>
+  </w:style>
+  <w:style w:type="paragraph" w:customStyle="1" w:styleId="F794098067B1447E84F243C09BDBD9EF">
+    <w:name w:val="F794098067B1447E84F243C09BDBD9EF"/>
+    <w:rsid w:val="00E83799"/>
+  </w:style>
+</w:styles>
+</file>
+
+<file path=word/glossary/webSettings.xml><?xml version="1.0" encoding="utf-8"?>
+<w:webSettings xmlns:mc="http://schemas.openxmlformats.org/markup-compatibility/2006" xmlns:r="http://schemas.openxmlformats.org/officeDocument/2006/relationships" xmlns:w="http://schemas.openxmlformats.org/wordprocessingml/2006/main" xmlns:w14="http://schemas.microsoft.com/office/word/2010/wordml" xmlns:w15="http://schemas.microsoft.com/office/word/2012/wordml" xmlns:w16se="http://schemas.microsoft.com/office/word/2015/wordml/symex" mc:Ignorable="w14 w15 w16se">
+  <w:optimizeForBrowser/>
+  <w:allowPNG/>
+</w:webSettings>
+</file>
+
 <file path=word/theme/theme1.xml><?xml version="1.0" encoding="utf-8"?>
 <a:theme xmlns:a="http://schemas.openxmlformats.org/drawingml/2006/main" name="Office Theme">
   <a:themeElements>
@@ -21651,7 +21301,7 @@
 </file>
 
 <file path=customXml/itemProps1.xml><?xml version="1.0" encoding="utf-8"?>
-<ds:datastoreItem xmlns:ds="http://schemas.openxmlformats.org/officeDocument/2006/customXml" ds:itemID="{AA826ED5-96D5-47F0-B71B-4AFBD30DD473}">
+<ds:datastoreItem xmlns:ds="http://schemas.openxmlformats.org/officeDocument/2006/customXml" ds:itemID="{F7921FF0-9E50-47E1-92AC-AD7CD41F2028}">
   <ds:schemaRefs>
     <ds:schemaRef ds:uri="http://schemas.openxmlformats.org/officeDocument/2006/bibliography"/>
   </ds:schemaRefs>

--- a/Dokumentacija/FTN_MSc_AleksaPopov.docx
+++ b/Dokumentacija/FTN_MSc_AleksaPopov.docx
@@ -71,7 +71,7 @@
                 <v:shape id="_x0000_i1025" type="#_x0000_t75" style="width:64.5pt;height:64.5pt" o:ole="" fillcolor="window">
                   <v:imagedata r:id="rId8" o:title=""/>
                 </v:shape>
-                <o:OLEObject Type="Embed" ProgID="CorelDraw.Graphic.7" ShapeID="_x0000_i1025" DrawAspect="Content" ObjectID="_1818929767" r:id="rId9"/>
+                <o:OLEObject Type="Embed" ProgID="CorelDraw.Graphic.7" ShapeID="_x0000_i1025" DrawAspect="Content" ObjectID="_1818951941" r:id="rId9"/>
               </w:object>
             </w:r>
           </w:p>
@@ -7606,6 +7606,14 @@
     </w:p>
     <w:sdt>
       <w:sdtPr>
+        <w:rPr>
+          <w:rFonts w:ascii="Calibri" w:hAnsi="Calibri"/>
+          <w:b w:val="0"/>
+          <w:bCs w:val="0"/>
+          <w:color w:val="auto"/>
+          <w:sz w:val="22"/>
+          <w:szCs w:val="22"/>
+        </w:rPr>
         <w:id w:val="825863683"/>
         <w:docPartObj>
           <w:docPartGallery w:val="Table of Contents"/>
@@ -7614,11 +7622,7 @@
       </w:sdtPr>
       <w:sdtEndPr>
         <w:rPr>
-          <w:rFonts w:ascii="Calibri" w:hAnsi="Calibri"/>
           <w:noProof/>
-          <w:color w:val="auto"/>
-          <w:sz w:val="22"/>
-          <w:szCs w:val="22"/>
         </w:rPr>
       </w:sdtEndPr>
       <w:sdtContent>
@@ -9915,55 +9919,46 @@
           <w:sz w:val="36"/>
           <w:szCs w:val="36"/>
         </w:rPr>
-        <w:t>Теоријско-</w:t>
-      </w:r>
-      <w:bookmarkStart w:id="7" w:name="_GoBack"/>
+        <w:t>Теоријско-технолошке основе</w:t>
+      </w:r>
+      <w:bookmarkStart w:id="7" w:name="_Toc18083376"/>
+      <w:bookmarkStart w:id="8" w:name="_Toc18083155"/>
+      <w:bookmarkStart w:id="9" w:name="_Toc18506404"/>
+      <w:bookmarkEnd w:id="6"/>
+    </w:p>
+    <w:p>
+      <w:pPr>
+        <w:pStyle w:val="Heading2"/>
+        <w:rPr>
+          <w:lang w:val="sr-Cyrl-RS"/>
+        </w:rPr>
+      </w:pPr>
+      <w:r>
+        <w:rPr>
+          <w:lang w:val="sr-Cyrl-RS"/>
+        </w:rPr>
+        <w:br/>
+      </w:r>
+      <w:r>
+        <w:br/>
+      </w:r>
+      <w:bookmarkStart w:id="10" w:name="_Toc208316268"/>
+      <w:r>
+        <w:rPr>
+          <w:lang w:val="sr-Cyrl-RS"/>
+        </w:rPr>
+        <w:t>3</w:t>
+      </w:r>
+      <w:r>
+        <w:t xml:space="preserve">.1 </w:t>
+      </w:r>
       <w:bookmarkEnd w:id="7"/>
-      <w:r>
-        <w:rPr>
-          <w:sz w:val="36"/>
-          <w:szCs w:val="36"/>
-        </w:rPr>
-        <w:t>технолошке основе</w:t>
-      </w:r>
-      <w:bookmarkStart w:id="8" w:name="_Toc18083376"/>
-      <w:bookmarkStart w:id="9" w:name="_Toc18083155"/>
-      <w:bookmarkStart w:id="10" w:name="_Toc18506404"/>
-      <w:bookmarkEnd w:id="6"/>
-    </w:p>
-    <w:p>
-      <w:pPr>
-        <w:pStyle w:val="Heading2"/>
-        <w:rPr>
-          <w:lang w:val="sr-Cyrl-RS"/>
-        </w:rPr>
-      </w:pPr>
-      <w:r>
-        <w:rPr>
-          <w:lang w:val="sr-Cyrl-RS"/>
-        </w:rPr>
-        <w:br/>
-      </w:r>
-      <w:r>
-        <w:br/>
-      </w:r>
-      <w:bookmarkStart w:id="11" w:name="_Toc208316268"/>
-      <w:r>
-        <w:rPr>
-          <w:lang w:val="sr-Cyrl-RS"/>
-        </w:rPr>
-        <w:t>3</w:t>
-      </w:r>
-      <w:r>
-        <w:t xml:space="preserve">.1 </w:t>
-      </w:r>
       <w:bookmarkEnd w:id="8"/>
       <w:bookmarkEnd w:id="9"/>
+      <w:r>
+        <w:t>Smart Grid</w:t>
+      </w:r>
       <w:bookmarkEnd w:id="10"/>
-      <w:r>
-        <w:t>Smart Grid</w:t>
-      </w:r>
-      <w:bookmarkEnd w:id="11"/>
     </w:p>
     <w:p>
       <w:pPr>
@@ -10147,7 +10142,7 @@
           <w:lang w:val="sr-Cyrl-RS"/>
         </w:rPr>
       </w:pPr>
-      <w:bookmarkStart w:id="12" w:name="_Toc208316269"/>
+      <w:bookmarkStart w:id="11" w:name="_Toc208316269"/>
       <w:r>
         <w:rPr>
           <w:lang w:val="sr-Cyrl-RS"/>
@@ -10163,7 +10158,7 @@
         </w:rPr>
         <w:t>Вишеслојне апликације и Микросервиси</w:t>
       </w:r>
-      <w:bookmarkEnd w:id="12"/>
+      <w:bookmarkEnd w:id="11"/>
     </w:p>
     <w:p>
       <w:pPr>
@@ -10459,7 +10454,7 @@
           <w:lang w:val="sr-Cyrl-RS"/>
         </w:rPr>
       </w:pPr>
-      <w:bookmarkStart w:id="13" w:name="_Toc208316270"/>
+      <w:bookmarkStart w:id="12" w:name="_Toc208316270"/>
       <w:r>
         <w:rPr>
           <w:lang w:val="sr-Cyrl-RS"/>
@@ -10475,7 +10470,7 @@
         </w:rPr>
         <w:t>Методологија развоја софтвера</w:t>
       </w:r>
-      <w:bookmarkEnd w:id="13"/>
+      <w:bookmarkEnd w:id="12"/>
     </w:p>
     <w:p>
       <w:pPr>
@@ -10605,7 +10600,7 @@
           <w:lang w:val="sr-Cyrl-RS"/>
         </w:rPr>
       </w:pPr>
-      <w:bookmarkStart w:id="14" w:name="_Toc208316271"/>
+      <w:bookmarkStart w:id="13" w:name="_Toc208316271"/>
       <w:r>
         <w:rPr>
           <w:lang w:val="sr-Cyrl-RS"/>
@@ -10615,7 +10610,7 @@
       <w:r>
         <w:t>RESTful API</w:t>
       </w:r>
-      <w:bookmarkEnd w:id="14"/>
+      <w:bookmarkEnd w:id="13"/>
     </w:p>
     <w:p>
       <w:pPr>
@@ -10623,8 +10618,6 @@
       </w:pPr>
       <w:r>
         <w:tab/>
-      </w:r>
-      <w:r>
         <w:t>RESTful API представља један од најраспрострањенијих начина за креирање комуникације између различитих софтверских система, посебно у контексту веб апликација и микросервисних архитектура. REST (Representational State Transfer) није технологија већ стил архитектуре који дефинише принципе и правила за размену података путем HTTP протокола. Основна идеја је да се ресурси система представе кроз јединствене URL адресе, док се операције над тим ресурсима изводе употребом стандардних HTTP метода као што су GET, POST, PUT и DELETE.</w:t>
       </w:r>
       <w:r>
@@ -10652,13 +10645,7 @@
         <w:jc w:val="both"/>
       </w:pPr>
       <w:r>
-        <w:t>У микросервисним архитектурама, RESTful API има</w:t>
-      </w:r>
-      <w:r>
-        <w:t xml:space="preserve"> посебну важност јер служи као мост </w:t>
-      </w:r>
-      <w:r>
-        <w:t>између независних сервиса. Сваки микросервис може да изложи своје податке и функционалности путем REST API-ja, што омогућава да се читав систем посматра као скуп мањих, повезаних целина. Предност овог приступа је у томе што се нови сервиси могу лако додавати, а постојећи мењати или ажурирати, без нарушавања функционисања остатка система.</w:t>
+        <w:t>У микросервисним архитектурама, RESTful API има посебну важност јер служи као мост између независних сервиса. Сваки микросервис може да изложи своје податке и функционалности путем REST API-ja, што омогућава да се читав систем посматра као скуп мањих, повезаних целина. Предност овог приступа је у томе што се нови сервиси могу лако додавати, а постојећи мењати или ажурирати, без нарушавања функционисања остатка система.</w:t>
       </w:r>
     </w:p>
     <w:p>
@@ -10673,14 +10660,14 @@
           <w:lang w:val="sr-Cyrl-RS"/>
         </w:rPr>
       </w:pPr>
-      <w:bookmarkStart w:id="15" w:name="_Toc208316272"/>
+      <w:bookmarkStart w:id="14" w:name="_Toc208316272"/>
       <w:r>
         <w:rPr>
           <w:lang w:val="sr-Cyrl-RS"/>
         </w:rPr>
         <w:t>3.5 Вештачка интелигенција</w:t>
       </w:r>
-      <w:bookmarkEnd w:id="15"/>
+      <w:bookmarkEnd w:id="14"/>
     </w:p>
     <w:p>
       <w:pPr>
@@ -10782,7 +10769,7 @@
           <w:lang w:val="sr-Cyrl-RS"/>
         </w:rPr>
       </w:pPr>
-      <w:bookmarkStart w:id="16" w:name="_Toc208316273"/>
+      <w:bookmarkStart w:id="15" w:name="_Toc208316273"/>
       <w:r>
         <w:lastRenderedPageBreak/>
         <w:t>4</w:t>
@@ -10801,7 +10788,7 @@
         </w:rPr>
         <w:t>Коришћене технологије</w:t>
       </w:r>
-      <w:bookmarkEnd w:id="16"/>
+      <w:bookmarkEnd w:id="15"/>
     </w:p>
     <w:p>
       <w:pPr>
@@ -11538,16 +11525,615 @@
         <w:lastRenderedPageBreak/>
         <w:br/>
       </w:r>
-      <w:bookmarkStart w:id="17" w:name="_Toc208316275"/>
+      <w:bookmarkStart w:id="16" w:name="_Toc208316275"/>
       <w:r>
         <w:rPr>
           <w:sz w:val="36"/>
           <w:szCs w:val="36"/>
           <w:lang w:val="sr-Cyrl-RS"/>
         </w:rPr>
-        <w:t>4. Модел Података</w:t>
+        <w:t xml:space="preserve">4. </w:t>
+      </w:r>
+      <w:bookmarkEnd w:id="16"/>
+      <w:r>
+        <w:rPr>
+          <w:sz w:val="36"/>
+          <w:szCs w:val="36"/>
+          <w:lang w:val="sr-Cyrl-RS"/>
+        </w:rPr>
+        <w:t>Функционална спецификација система</w:t>
+      </w:r>
+    </w:p>
+    <w:p>
+      <w:pPr>
+        <w:rPr>
+          <w:lang w:val="sr-Cyrl-RS"/>
+        </w:rPr>
+      </w:pPr>
+    </w:p>
+    <w:p>
+      <w:pPr>
+        <w:jc w:val="both"/>
+      </w:pPr>
+      <w:r>
+        <w:rPr>
+          <w:lang w:val="sr-Cyrl-RS"/>
+        </w:rPr>
+        <w:tab/>
+        <w:t xml:space="preserve">Систем за предикцју електричне енергије, ко и за управљање тргвином енергије за све корисникове батерије за циљ има да олакша цео ново-настали процес у потрошњи енергије. </w:t>
+      </w:r>
+      <w:r>
+        <w:rPr>
+          <w:lang w:val="sr-Cyrl-RS"/>
+        </w:rPr>
+        <w:t>Платформа је осмишљена тако да кориснику омогући једноставан приступ ценама електричне енергије, њиховој историји и предвиђањима будућих кретања. На тај начин корисник добија могућност да донесе информисане одлуке о куповини и продаји енергије, било ручно или путем аутоматизованих стратегија трговине.</w:t>
+      </w:r>
+      <w:r>
+        <w:rPr>
+          <w:lang w:val="sr-Cyrl-RS"/>
+        </w:rPr>
+        <w:t xml:space="preserve"> </w:t>
+      </w:r>
+      <w:r>
+        <w:t>Функционалности система могу се поделити у више целина:</w:t>
+      </w:r>
+    </w:p>
+    <w:p>
+      <w:pPr>
+        <w:pStyle w:val="ListParagraph"/>
+        <w:numPr>
+          <w:ilvl w:val="0"/>
+          <w:numId w:val="16"/>
+        </w:numPr>
+        <w:jc w:val="both"/>
+        <w:rPr>
+          <w:lang w:val="sr-Cyrl-RS"/>
+        </w:rPr>
+      </w:pPr>
+      <w:r>
+        <w:rPr>
+          <w:lang w:val="sr-Cyrl-RS"/>
+        </w:rPr>
+        <w:t>Корисничко управљање</w:t>
+      </w:r>
+    </w:p>
+    <w:p>
+      <w:pPr>
+        <w:pStyle w:val="ListParagraph"/>
+        <w:numPr>
+          <w:ilvl w:val="1"/>
+          <w:numId w:val="16"/>
+        </w:numPr>
+        <w:jc w:val="both"/>
+        <w:rPr>
+          <w:lang w:val="sr-Cyrl-RS"/>
+        </w:rPr>
+      </w:pPr>
+      <w:r>
+        <w:rPr>
+          <w:lang w:val="sr-Cyrl-RS"/>
+        </w:rPr>
+        <w:t>Регистрација и пријава корисни</w:t>
+      </w:r>
+      <w:r>
+        <w:rPr>
+          <w:lang w:val="sr-Cyrl-RS"/>
+        </w:rPr>
+        <w:t>ка путем сигурносних механизама</w:t>
+      </w:r>
+    </w:p>
+    <w:p>
+      <w:pPr>
+        <w:pStyle w:val="ListParagraph"/>
+        <w:numPr>
+          <w:ilvl w:val="1"/>
+          <w:numId w:val="16"/>
+        </w:numPr>
+        <w:jc w:val="both"/>
+        <w:rPr>
+          <w:lang w:val="sr-Cyrl-RS"/>
+        </w:rPr>
+      </w:pPr>
+      <w:r>
+        <w:rPr>
+          <w:lang w:val="sr-Cyrl-RS"/>
+        </w:rPr>
+        <w:t>Генерисање и коришћење JWT токена ради безбедне комуникације и приступа сервисима.</w:t>
+      </w:r>
+    </w:p>
+    <w:p>
+      <w:pPr>
+        <w:pStyle w:val="ListParagraph"/>
+        <w:numPr>
+          <w:ilvl w:val="1"/>
+          <w:numId w:val="16"/>
+        </w:numPr>
+        <w:jc w:val="both"/>
+        <w:rPr>
+          <w:lang w:val="sr-Cyrl-RS"/>
+        </w:rPr>
+      </w:pPr>
+      <w:r>
+        <w:rPr>
+          <w:lang w:val="sr-Cyrl-RS"/>
+        </w:rPr>
+        <w:t>Управљање виртуелним новчаником</w:t>
+      </w:r>
+    </w:p>
+    <w:p>
+      <w:pPr>
+        <w:pStyle w:val="ListParagraph"/>
+        <w:numPr>
+          <w:ilvl w:val="1"/>
+          <w:numId w:val="16"/>
+        </w:numPr>
+        <w:jc w:val="both"/>
+        <w:rPr>
+          <w:lang w:val="sr-Cyrl-RS"/>
+        </w:rPr>
+      </w:pPr>
+      <w:r>
+        <w:rPr>
+          <w:lang w:val="sr-Cyrl-RS"/>
+        </w:rPr>
+        <w:t>Могућност админа да блокира корисника или батерије по потреби</w:t>
+      </w:r>
+    </w:p>
+    <w:p>
+      <w:pPr>
+        <w:pStyle w:val="ListParagraph"/>
+        <w:numPr>
+          <w:ilvl w:val="0"/>
+          <w:numId w:val="16"/>
+        </w:numPr>
+        <w:jc w:val="both"/>
+        <w:rPr>
+          <w:lang w:val="sr-Cyrl-RS"/>
+        </w:rPr>
+      </w:pPr>
+      <w:r>
+        <w:rPr>
+          <w:lang w:val="sr-Cyrl-RS"/>
+        </w:rPr>
+        <w:t>Контролна табла</w:t>
+      </w:r>
+    </w:p>
+    <w:p>
+      <w:pPr>
+        <w:pStyle w:val="ListParagraph"/>
+        <w:numPr>
+          <w:ilvl w:val="1"/>
+          <w:numId w:val="16"/>
+        </w:numPr>
+        <w:jc w:val="both"/>
+        <w:rPr>
+          <w:lang w:val="sr-Cyrl-RS"/>
+        </w:rPr>
+      </w:pPr>
+      <w:r>
+        <w:rPr>
+          <w:lang w:val="sr-Cyrl-RS"/>
+        </w:rPr>
+        <w:t>Приказ тр</w:t>
+      </w:r>
+      <w:r>
+        <w:rPr>
+          <w:lang w:val="sr-Cyrl-RS"/>
+        </w:rPr>
+        <w:t>енутне цене електричне енергије</w:t>
+      </w:r>
+    </w:p>
+    <w:p>
+      <w:pPr>
+        <w:pStyle w:val="ListParagraph"/>
+        <w:numPr>
+          <w:ilvl w:val="1"/>
+          <w:numId w:val="16"/>
+        </w:numPr>
+        <w:jc w:val="both"/>
+        <w:rPr>
+          <w:lang w:val="sr-Cyrl-RS"/>
+        </w:rPr>
+      </w:pPr>
+      <w:r>
+        <w:rPr>
+          <w:lang w:val="sr-Cyrl-RS"/>
+        </w:rPr>
+        <w:t>Визуелизација историје цена</w:t>
+      </w:r>
+    </w:p>
+    <w:p>
+      <w:pPr>
+        <w:pStyle w:val="ListParagraph"/>
+        <w:numPr>
+          <w:ilvl w:val="1"/>
+          <w:numId w:val="16"/>
+        </w:numPr>
+        <w:jc w:val="both"/>
+        <w:rPr>
+          <w:lang w:val="sr-Cyrl-RS"/>
+        </w:rPr>
+      </w:pPr>
+      <w:r>
+        <w:rPr>
+          <w:lang w:val="sr-Cyrl-RS"/>
+        </w:rPr>
+        <w:t>Приказ предвиђен</w:t>
+      </w:r>
+      <w:r>
+        <w:rPr>
+          <w:lang w:val="sr-Cyrl-RS"/>
+        </w:rPr>
+        <w:t>их цена добијених од AI сервиса</w:t>
+      </w:r>
+    </w:p>
+    <w:p>
+      <w:pPr>
+        <w:pStyle w:val="ListParagraph"/>
+        <w:numPr>
+          <w:ilvl w:val="1"/>
+          <w:numId w:val="16"/>
+        </w:numPr>
+        <w:jc w:val="both"/>
+        <w:rPr>
+          <w:lang w:val="sr-Cyrl-RS"/>
+        </w:rPr>
+      </w:pPr>
+      <w:r>
+        <w:rPr>
+          <w:lang w:val="sr-Cyrl-RS"/>
+        </w:rPr>
+        <w:t>Јасно организован кориснички инте</w:t>
+      </w:r>
+      <w:r>
+        <w:rPr>
+          <w:lang w:val="sr-Cyrl-RS"/>
+        </w:rPr>
+        <w:t>рфејс, уз могућност праћења најновијих вести</w:t>
+      </w:r>
+    </w:p>
+    <w:p>
+      <w:pPr>
+        <w:pStyle w:val="ListParagraph"/>
+        <w:numPr>
+          <w:ilvl w:val="0"/>
+          <w:numId w:val="16"/>
+        </w:numPr>
+        <w:jc w:val="both"/>
+        <w:rPr>
+          <w:lang w:val="sr-Cyrl-RS"/>
+        </w:rPr>
+      </w:pPr>
+      <w:r>
+        <w:rPr>
+          <w:lang w:val="sr-Cyrl-RS"/>
+        </w:rPr>
+        <w:t>Управљање батеријама</w:t>
+      </w:r>
+    </w:p>
+    <w:p>
+      <w:pPr>
+        <w:pStyle w:val="ListParagraph"/>
+        <w:numPr>
+          <w:ilvl w:val="1"/>
+          <w:numId w:val="16"/>
+        </w:numPr>
+        <w:jc w:val="both"/>
+        <w:rPr>
+          <w:lang w:val="sr-Cyrl-RS"/>
+        </w:rPr>
+      </w:pPr>
+      <w:r>
+        <w:rPr>
+          <w:lang w:val="sr-Cyrl-RS"/>
+        </w:rPr>
+        <w:t>Регистрација батерија и дефинисање њихових параметара</w:t>
+      </w:r>
+    </w:p>
+    <w:p>
+      <w:pPr>
+        <w:pStyle w:val="ListParagraph"/>
+        <w:numPr>
+          <w:ilvl w:val="1"/>
+          <w:numId w:val="16"/>
+        </w:numPr>
+        <w:jc w:val="both"/>
+        <w:rPr>
+          <w:lang w:val="sr-Cyrl-RS"/>
+        </w:rPr>
+      </w:pPr>
+      <w:r>
+        <w:rPr>
+          <w:lang w:val="sr-Cyrl-RS"/>
+        </w:rPr>
+        <w:t>Праћење стања батерије у реалном времену</w:t>
+      </w:r>
+    </w:p>
+    <w:p>
+      <w:pPr>
+        <w:pStyle w:val="ListParagraph"/>
+        <w:numPr>
+          <w:ilvl w:val="1"/>
+          <w:numId w:val="16"/>
+        </w:numPr>
+        <w:jc w:val="both"/>
+        <w:rPr>
+          <w:lang w:val="sr-Cyrl-RS"/>
+        </w:rPr>
+      </w:pPr>
+      <w:r>
+        <w:rPr>
+          <w:lang w:val="sr-Cyrl-RS"/>
+        </w:rPr>
+        <w:t>Додела једне од понуђених стратегија трговине или ручно управљање</w:t>
+      </w:r>
+    </w:p>
+    <w:p>
+      <w:pPr>
+        <w:pStyle w:val="ListParagraph"/>
+        <w:numPr>
+          <w:ilvl w:val="0"/>
+          <w:numId w:val="16"/>
+        </w:numPr>
+        <w:jc w:val="both"/>
+        <w:rPr>
+          <w:lang w:val="sr-Cyrl-RS"/>
+        </w:rPr>
+      </w:pPr>
+      <w:r>
+        <w:rPr>
+          <w:lang w:val="sr-Cyrl-RS"/>
+        </w:rPr>
+        <w:t>Стратегије трговине и аутоматизација</w:t>
+      </w:r>
+    </w:p>
+    <w:p>
+      <w:pPr>
+        <w:pStyle w:val="ListParagraph"/>
+        <w:numPr>
+          <w:ilvl w:val="1"/>
+          <w:numId w:val="16"/>
+        </w:numPr>
+        <w:jc w:val="both"/>
+        <w:rPr>
+          <w:lang w:val="sr-Cyrl-RS"/>
+        </w:rPr>
+      </w:pPr>
+      <w:r>
+        <w:rPr>
+          <w:lang w:val="sr-Cyrl-RS"/>
+        </w:rPr>
+        <w:t xml:space="preserve">Избор и примена унапред </w:t>
+      </w:r>
+      <w:r>
+        <w:rPr>
+          <w:lang w:val="sr-Cyrl-RS"/>
+        </w:rPr>
+        <w:t>дефинисаних стратегија трговине</w:t>
+      </w:r>
+    </w:p>
+    <w:p>
+      <w:pPr>
+        <w:pStyle w:val="ListParagraph"/>
+        <w:numPr>
+          <w:ilvl w:val="1"/>
+          <w:numId w:val="16"/>
+        </w:numPr>
+        <w:jc w:val="both"/>
+        <w:rPr>
+          <w:lang w:val="sr-Cyrl-RS"/>
+        </w:rPr>
+      </w:pPr>
+      <w:r>
+        <w:rPr>
+          <w:lang w:val="sr-Cyrl-RS"/>
+        </w:rPr>
+        <w:t>Аутоматизовано управљање батеријама на осн</w:t>
+      </w:r>
+      <w:r>
+        <w:rPr>
+          <w:lang w:val="sr-Cyrl-RS"/>
+        </w:rPr>
+        <w:t>ову стратегија</w:t>
+      </w:r>
+    </w:p>
+    <w:p>
+      <w:pPr>
+        <w:pStyle w:val="ListParagraph"/>
+        <w:numPr>
+          <w:ilvl w:val="1"/>
+          <w:numId w:val="16"/>
+        </w:numPr>
+        <w:jc w:val="both"/>
+        <w:rPr>
+          <w:lang w:val="sr-Cyrl-RS"/>
+        </w:rPr>
+      </w:pPr>
+      <w:r>
+        <w:rPr>
+          <w:lang w:val="sr-Cyrl-RS"/>
+        </w:rPr>
+        <w:t>Евиденција и чу</w:t>
+      </w:r>
+      <w:r>
+        <w:rPr>
+          <w:lang w:val="sr-Cyrl-RS"/>
+        </w:rPr>
+        <w:t>вање свих извршених трансакција</w:t>
+      </w:r>
+    </w:p>
+    <w:p>
+      <w:pPr>
+        <w:pStyle w:val="ListParagraph"/>
+        <w:numPr>
+          <w:ilvl w:val="0"/>
+          <w:numId w:val="16"/>
+        </w:numPr>
+        <w:jc w:val="both"/>
+        <w:rPr>
+          <w:lang w:val="sr-Cyrl-RS"/>
+        </w:rPr>
+      </w:pPr>
+      <w:r>
+        <w:rPr>
+          <w:lang w:val="sr-Cyrl-RS"/>
+        </w:rPr>
+        <w:t>Вештачка интелигенција</w:t>
+      </w:r>
+    </w:p>
+    <w:p>
+      <w:pPr>
+        <w:pStyle w:val="ListParagraph"/>
+        <w:numPr>
+          <w:ilvl w:val="1"/>
+          <w:numId w:val="16"/>
+        </w:numPr>
+        <w:jc w:val="both"/>
+        <w:rPr>
+          <w:lang w:val="sr-Cyrl-RS"/>
+        </w:rPr>
+      </w:pPr>
+      <w:r>
+        <w:rPr>
+          <w:lang w:val="sr-Cyrl-RS"/>
+        </w:rPr>
+        <w:t>Предикција цена електричне енергије коришћењем модела машинског учења</w:t>
+      </w:r>
+    </w:p>
+    <w:p>
+      <w:pPr>
+        <w:pStyle w:val="ListParagraph"/>
+        <w:numPr>
+          <w:ilvl w:val="1"/>
+          <w:numId w:val="16"/>
+        </w:numPr>
+        <w:jc w:val="both"/>
+        <w:rPr>
+          <w:lang w:val="sr-Cyrl-RS"/>
+        </w:rPr>
+      </w:pPr>
+      <w:r>
+        <w:rPr>
+          <w:lang w:val="sr-Cyrl-RS"/>
+        </w:rPr>
+        <w:t>Обрада историјских података и ген</w:t>
+      </w:r>
+      <w:r>
+        <w:rPr>
+          <w:lang w:val="sr-Cyrl-RS"/>
+        </w:rPr>
+        <w:t>ерисање прогноза за наредни дан</w:t>
+      </w:r>
+    </w:p>
+    <w:p>
+      <w:pPr>
+        <w:pStyle w:val="ListParagraph"/>
+        <w:numPr>
+          <w:ilvl w:val="1"/>
+          <w:numId w:val="16"/>
+        </w:numPr>
+        <w:jc w:val="both"/>
+        <w:rPr>
+          <w:lang w:val="sr-Cyrl-RS"/>
+        </w:rPr>
+      </w:pPr>
+      <w:r>
+        <w:rPr>
+          <w:lang w:val="sr-Cyrl-RS"/>
+        </w:rPr>
+        <w:t>Испор</w:t>
+      </w:r>
+      <w:r>
+        <w:rPr>
+          <w:lang w:val="sr-Cyrl-RS"/>
+        </w:rPr>
+        <w:t>ука резултата у реалном времену</w:t>
+      </w:r>
+    </w:p>
+    <w:p>
+      <w:pPr>
+        <w:rPr>
+          <w:lang w:val="sr-Cyrl-RS"/>
+        </w:rPr>
+      </w:pPr>
+    </w:p>
+    <w:p>
+      <w:pPr>
+        <w:rPr>
+          <w:lang w:val="sr-Cyrl-RS"/>
+        </w:rPr>
+      </w:pPr>
+    </w:p>
+    <w:p>
+      <w:pPr>
+        <w:rPr>
+          <w:lang w:val="sr-Cyrl-RS"/>
+        </w:rPr>
+      </w:pPr>
+    </w:p>
+    <w:p>
+      <w:pPr>
+        <w:rPr>
+          <w:lang w:val="sr-Cyrl-RS"/>
+        </w:rPr>
+      </w:pPr>
+    </w:p>
+    <w:p>
+      <w:pPr>
+        <w:rPr>
+          <w:lang w:val="sr-Cyrl-RS"/>
+        </w:rPr>
+      </w:pPr>
+    </w:p>
+    <w:p>
+      <w:pPr>
+        <w:pStyle w:val="Heading1"/>
+        <w:rPr>
+          <w:sz w:val="32"/>
+          <w:szCs w:val="32"/>
+        </w:rPr>
+      </w:pPr>
+    </w:p>
+    <w:p>
+      <w:pPr>
+        <w:pStyle w:val="Heading1"/>
+        <w:rPr>
+          <w:sz w:val="36"/>
+          <w:szCs w:val="36"/>
+          <w:lang w:val="sr-Cyrl-RS"/>
+        </w:rPr>
+      </w:pPr>
+      <w:bookmarkStart w:id="17" w:name="_Toc208316276"/>
+      <w:r>
+        <w:rPr>
+          <w:sz w:val="36"/>
+          <w:szCs w:val="36"/>
+        </w:rPr>
+        <w:t xml:space="preserve">5. </w:t>
       </w:r>
       <w:bookmarkEnd w:id="17"/>
+      <w:r>
+        <w:rPr>
+          <w:sz w:val="36"/>
+          <w:szCs w:val="36"/>
+        </w:rPr>
+        <w:t>А</w:t>
+      </w:r>
+      <w:r>
+        <w:rPr>
+          <w:sz w:val="36"/>
+          <w:szCs w:val="36"/>
+          <w:lang w:val="sr-Cyrl-RS"/>
+        </w:rPr>
+        <w:t>рхитектура система</w:t>
+      </w:r>
+    </w:p>
+    <w:p>
+      <w:pPr>
+        <w:rPr>
+          <w:lang w:val="sr-Cyrl-RS"/>
+        </w:rPr>
+      </w:pPr>
     </w:p>
     <w:p>
       <w:pPr>
@@ -11556,132 +12142,137 @@
           <w:lang w:val="sr-Cyrl-RS"/>
         </w:rPr>
       </w:pPr>
-    </w:p>
-    <w:p>
-      <w:pPr>
-        <w:ind w:firstLine="720"/>
+      <w:r>
+        <w:rPr>
+          <w:lang w:val="sr-Cyrl-RS"/>
+        </w:rPr>
+        <w:tab/>
+      </w:r>
+      <w:r>
+        <w:rPr>
+          <w:lang w:val="sr-Cyrl-RS"/>
+        </w:rPr>
+        <w:t>Архитектура ове платформе заснована је на микросервисном моделу, што значи да је систем подељен на више независних сервиса који међусобно комуницирају и сваки обавља специфичну функцију унутар целокупне платформе. Овај приступ омогућава да се комплексни проблем трговања енергијом подели на мање, лакше управљиве јединице, које се могу развијати, тестирати и ажурирати независно.</w:t>
+      </w:r>
+      <w:r>
+        <w:rPr>
+          <w:lang w:val="sr-Cyrl-RS"/>
+        </w:rPr>
+        <w:t xml:space="preserve"> Пројекат се састоји од шест главних компоненти:</w:t>
+      </w:r>
+    </w:p>
+    <w:p>
+      <w:pPr>
+        <w:pStyle w:val="ListParagraph"/>
+        <w:numPr>
+          <w:ilvl w:val="0"/>
+          <w:numId w:val="17"/>
+        </w:numPr>
         <w:jc w:val="both"/>
         <w:rPr>
-          <w:sz w:val="23"/>
-          <w:szCs w:val="23"/>
-          <w:lang w:val="sr-Cyrl-RS"/>
-        </w:rPr>
-      </w:pPr>
-      <w:r>
-        <w:rPr>
-          <w:lang w:val="sr-Cyrl-RS"/>
-        </w:rPr>
-        <w:t xml:space="preserve">Модел </w:t>
-      </w:r>
-      <w:r>
-        <w:rPr>
-          <w:lang w:val="sr-Cyrl-RS"/>
-        </w:rPr>
-        <w:tab/>
-        <w:t>података,</w:t>
-      </w:r>
-      <w:r>
-        <w:rPr>
-          <w:lang w:val="sr-Cyrl-RS"/>
-        </w:rPr>
-        <w:t xml:space="preserve"> чији је </w:t>
-      </w:r>
-      <w:r>
-        <w:rPr>
-          <w:sz w:val="23"/>
-          <w:szCs w:val="23"/>
-        </w:rPr>
-        <w:t xml:space="preserve">UML </w:t>
-      </w:r>
-      <w:r>
-        <w:rPr>
-          <w:sz w:val="23"/>
-          <w:szCs w:val="23"/>
-          <w:lang w:val="sr-Cyrl-RS"/>
-        </w:rPr>
-        <w:t>дијаграм</w:t>
-      </w:r>
-      <w:r>
-        <w:rPr>
-          <w:lang w:val="sr-Cyrl-RS"/>
-        </w:rPr>
-        <w:t xml:space="preserve"> креиран </w:t>
-      </w:r>
-      <w:r>
-        <w:rPr>
-          <w:lang w:val="sr-Cyrl-RS"/>
-        </w:rPr>
-        <w:t xml:space="preserve">помоћу </w:t>
-      </w:r>
-      <w:r>
-        <w:rPr>
-          <w:rFonts w:cstheme="minorHAnsi"/>
-          <w:color w:val="00000A"/>
-          <w:sz w:val="23"/>
-          <w:szCs w:val="23"/>
-        </w:rPr>
-        <w:t>Enteprise</w:t>
-      </w:r>
-      <w:r>
-        <w:rPr>
-          <w:rFonts w:cstheme="minorHAnsi"/>
-          <w:color w:val="00000A"/>
-          <w:sz w:val="23"/>
-          <w:szCs w:val="23"/>
-          <w:lang w:val="sr-Cyrl-RS"/>
-        </w:rPr>
-        <w:t xml:space="preserve"> </w:t>
-      </w:r>
-      <w:r>
-        <w:rPr>
-          <w:rFonts w:cstheme="minorHAnsi"/>
-          <w:color w:val="00000A"/>
-          <w:sz w:val="23"/>
-          <w:szCs w:val="23"/>
-        </w:rPr>
-        <w:t>Architect</w:t>
-      </w:r>
-      <w:r>
-        <w:rPr>
-          <w:rFonts w:cstheme="minorHAnsi"/>
-          <w:color w:val="00000A"/>
-          <w:sz w:val="23"/>
-          <w:szCs w:val="23"/>
-          <w:lang w:val="sr-Cyrl-RS"/>
-        </w:rPr>
-        <w:t xml:space="preserve">-а, служи као оријентир за моделовање објеката и итеракција између њих. Он је дефинисан </w:t>
-      </w:r>
-      <w:r>
-        <w:rPr>
-          <w:sz w:val="23"/>
-          <w:szCs w:val="23"/>
-        </w:rPr>
-        <w:t>CIM</w:t>
-      </w:r>
-      <w:r>
-        <w:rPr>
-          <w:sz w:val="23"/>
-          <w:szCs w:val="23"/>
-          <w:lang w:val="sr-Cyrl-RS"/>
-        </w:rPr>
-        <w:t xml:space="preserve"> профилом. </w:t>
-      </w:r>
-      <w:r>
-        <w:rPr>
-          <w:sz w:val="23"/>
-          <w:szCs w:val="23"/>
-          <w:lang w:val="sr-Cyrl-RS"/>
-        </w:rPr>
-        <w:br/>
-        <w:t>Приказани модел система је упрошћен у великој мери.</w:t>
-      </w:r>
-      <w:r>
-        <w:rPr>
-          <w:sz w:val="23"/>
-          <w:szCs w:val="23"/>
-          <w:lang w:val="sr-Cyrl-RS"/>
-        </w:rPr>
-        <w:t xml:space="preserve"> Међутим сама комплексност овог модела не игра главну улогу у комплекности решавања самог проблема. </w:t>
+          <w:lang w:val="sr-Cyrl-RS"/>
+        </w:rPr>
+      </w:pPr>
+      <w:r>
+        <w:t>Frontend aplikacija</w:t>
+      </w:r>
+    </w:p>
+    <w:p>
+      <w:pPr>
+        <w:pStyle w:val="ListParagraph"/>
+        <w:numPr>
+          <w:ilvl w:val="0"/>
+          <w:numId w:val="17"/>
+        </w:numPr>
+        <w:jc w:val="both"/>
+        <w:rPr>
+          <w:lang w:val="sr-Cyrl-RS"/>
+        </w:rPr>
+      </w:pPr>
+      <w:r>
+        <w:rPr>
+          <w:lang w:val="sr-Cyrl-RS"/>
+        </w:rPr>
+        <w:t>Микросервис за кориснике</w:t>
+      </w:r>
+    </w:p>
+    <w:p>
+      <w:pPr>
+        <w:pStyle w:val="ListParagraph"/>
+        <w:numPr>
+          <w:ilvl w:val="0"/>
+          <w:numId w:val="17"/>
+        </w:numPr>
+        <w:jc w:val="both"/>
+        <w:rPr>
+          <w:lang w:val="sr-Cyrl-RS"/>
+        </w:rPr>
+      </w:pPr>
+      <w:r>
+        <w:rPr>
+          <w:lang w:val="sr-Cyrl-RS"/>
+        </w:rPr>
+        <w:t>Микросервис за базу</w:t>
+      </w:r>
+    </w:p>
+    <w:p>
+      <w:pPr>
+        <w:pStyle w:val="ListParagraph"/>
+        <w:numPr>
+          <w:ilvl w:val="0"/>
+          <w:numId w:val="17"/>
+        </w:numPr>
+        <w:jc w:val="both"/>
+        <w:rPr>
+          <w:lang w:val="sr-Cyrl-RS"/>
+        </w:rPr>
+      </w:pPr>
+      <w:r>
+        <w:rPr>
+          <w:lang w:val="sr-Cyrl-RS"/>
+        </w:rPr>
+        <w:t xml:space="preserve">Микросервис за </w:t>
+      </w:r>
+      <w:r>
+        <w:t>AI</w:t>
+      </w:r>
+    </w:p>
+    <w:p>
+      <w:pPr>
+        <w:pStyle w:val="ListParagraph"/>
+        <w:numPr>
+          <w:ilvl w:val="0"/>
+          <w:numId w:val="17"/>
+        </w:numPr>
+        <w:jc w:val="both"/>
+        <w:rPr>
+          <w:lang w:val="sr-Cyrl-RS"/>
+        </w:rPr>
+      </w:pPr>
+      <w:r>
+        <w:rPr>
+          <w:lang w:val="sr-Cyrl-RS"/>
+        </w:rPr>
+        <w:t>Микросервис за трансакције</w:t>
+      </w:r>
+    </w:p>
+    <w:p>
+      <w:pPr>
+        <w:pStyle w:val="ListParagraph"/>
+        <w:numPr>
+          <w:ilvl w:val="0"/>
+          <w:numId w:val="17"/>
+        </w:numPr>
+        <w:jc w:val="both"/>
+        <w:rPr>
+          <w:lang w:val="sr-Cyrl-RS"/>
+        </w:rPr>
+      </w:pPr>
+      <w:r>
+        <w:rPr>
+          <w:lang w:val="sr-Cyrl-RS"/>
+        </w:rPr>
+        <w:t>База података</w:t>
       </w:r>
     </w:p>
     <w:p>
@@ -11693,15 +12284,15 @@
       </w:pPr>
       <w:r>
         <w:rPr>
-          <w:noProof/>
-          <w:sz w:val="23"/>
-          <w:szCs w:val="23"/>
+          <w:rFonts w:ascii="Times New Roman" w:hAnsi="Times New Roman"/>
+          <w:iCs/>
+          <w:szCs w:val="20"/>
         </w:rPr>
         <w:drawing>
-          <wp:inline distT="0" distB="0" distL="0" distR="0" wp14:anchorId="76070CBE" wp14:editId="5D657179">
-            <wp:extent cx="5325452" cy="7000875"/>
-            <wp:effectExtent l="0" t="0" r="8890" b="0"/>
-            <wp:docPr id="4" name="Picture 4"/>
+          <wp:inline distT="0" distB="0" distL="0" distR="0" wp14:anchorId="06BB3ACC" wp14:editId="220EC347">
+            <wp:extent cx="4124325" cy="5375301"/>
+            <wp:effectExtent l="0" t="0" r="0" b="0"/>
+            <wp:docPr id="1503258139" name="Picture 1"/>
             <wp:cNvGraphicFramePr>
               <a:graphicFrameLocks xmlns:a="http://schemas.openxmlformats.org/drawingml/2006/main" noChangeAspect="1"/>
             </wp:cNvGraphicFramePr>
@@ -11709,13 +12300,13 @@
               <a:graphicData uri="http://schemas.openxmlformats.org/drawingml/2006/picture">
                 <pic:pic xmlns:pic="http://schemas.openxmlformats.org/drawingml/2006/picture">
                   <pic:nvPicPr>
-                    <pic:cNvPr id="0" name="Picture 2"/>
+                    <pic:cNvPr id="0" name="Picture 1"/>
                     <pic:cNvPicPr>
                       <a:picLocks noChangeAspect="1" noChangeArrowheads="1"/>
                     </pic:cNvPicPr>
                   </pic:nvPicPr>
                   <pic:blipFill>
-                    <a:blip r:embed="rId26">
+                    <a:blip r:embed="rId26" cstate="print">
                       <a:extLst>
                         <a:ext uri="{28A0092B-C50C-407E-A947-70E740481C1C}">
                           <a14:useLocalDpi xmlns:a14="http://schemas.microsoft.com/office/drawing/2010/main" val="0"/>
@@ -11730,7 +12321,7 @@
                   <pic:spPr bwMode="auto">
                     <a:xfrm>
                       <a:off x="0" y="0"/>
-                      <a:ext cx="5336887" cy="7015907"/>
+                      <a:ext cx="4306649" cy="5612927"/>
                     </a:xfrm>
                     <a:prstGeom prst="rect">
                       <a:avLst/>
@@ -11751,598 +12342,222 @@
           <w:lang w:val="sr-Cyrl-RS"/>
         </w:rPr>
         <w:br/>
-        <w:t>Слика 5. – Модел Података</w:t>
+        <w:t>Слика 3. – Архитектура система</w:t>
       </w:r>
     </w:p>
     <w:p>
       <w:pPr>
         <w:jc w:val="both"/>
         <w:rPr>
-          <w:sz w:val="23"/>
-          <w:szCs w:val="23"/>
-          <w:lang w:val="sr-Cyrl-RS"/>
-        </w:rPr>
-      </w:pPr>
-      <w:r>
-        <w:rPr>
-          <w:sz w:val="23"/>
-          <w:szCs w:val="23"/>
+          <w:lang w:val="sr-Cyrl-RS"/>
+        </w:rPr>
+      </w:pPr>
+      <w:r>
+        <w:rPr>
           <w:lang w:val="sr-Cyrl-RS"/>
         </w:rPr>
         <w:lastRenderedPageBreak/>
-        <w:t>Добро дефинисано решење једноставног модела омогућује једноставну имплементацију и у случају повећања комплексности модела</w:t>
+        <w:t>Кориснички интерфејс омоућава јасан приказ свих информација као и систем за лако коришћење. И</w:t>
+      </w:r>
+      <w:r>
+        <w:rPr>
+          <w:lang w:val="sr-Cyrl-RS"/>
+        </w:rPr>
+        <w:t>зграђен је у React-у, уз коришћење Redux-а за управљање глобалним стањем.</w:t>
+      </w:r>
+      <w:r>
+        <w:rPr>
+          <w:lang w:val="sr-Cyrl-RS"/>
+        </w:rPr>
+        <w:t xml:space="preserve"> </w:t>
+      </w:r>
+      <w:r>
+        <w:rPr>
+          <w:lang w:val="sr-Cyrl-RS"/>
+        </w:rPr>
+        <w:t>Он омогућава преглед тренутних и историјских цена, приказ предвиђања, управљање батеријама и стратегијама, као и контролу виртуелног новчаника. Дизајниран је да буде прегледан, једноставан и прилагођен корисницима.</w:t>
+      </w:r>
+      <w:r>
+        <w:rPr>
+          <w:lang w:val="sr-Cyrl-RS"/>
+        </w:rPr>
+        <w:t xml:space="preserve"> Сви подаци о </w:t>
+      </w:r>
+      <w:r>
+        <w:rPr>
+          <w:lang w:val="sr-Cyrl-RS"/>
+        </w:rPr>
+        <w:t>корисницима, батеријама, стратегијама, трансакцијама и историји цена чувају се у MongoDB бази. Као документо-оријентисана NoSQL база, MongoDB омогућава флексибилно моделирање података и ефикасно складиштење великих количина информација. За једноставнији рад са моделима података користи се Mongoose библиотека.</w:t>
       </w:r>
     </w:p>
     <w:p>
       <w:pPr>
         <w:jc w:val="both"/>
         <w:rPr>
-          <w:sz w:val="23"/>
-          <w:szCs w:val="23"/>
-          <w:lang w:val="sr-Cyrl-RS"/>
-        </w:rPr>
-      </w:pPr>
-      <w:r>
-        <w:rPr>
-          <w:sz w:val="23"/>
-          <w:szCs w:val="23"/>
-          <w:lang w:val="sr-Cyrl-RS"/>
-        </w:rPr>
-        <w:t>Модел података састављен је од тринаест класа од којих су осам апстрактне а пет су конкретне. Класе на које ће се овај рад фокусирати, и које су од главног значаја јесу конкретне класе јер корисник на самом приказу сајта не мора да зна, нити ће му бити приказана логика целог система.</w:t>
+          <w:lang w:val="sr-Cyrl-RS"/>
+        </w:rPr>
+      </w:pPr>
+      <w:r>
+        <w:rPr>
+          <w:lang w:val="sr-Cyrl-RS"/>
+        </w:rPr>
+        <w:t>Микросервиси, као што је вец споменуто, деле се на четири главне компоненте, и свака од њих има кључну улогу коју извршава. Први микросервис за кориснике (</w:t>
+      </w:r>
+      <w:r>
+        <w:rPr>
+          <w:lang w:val="sr-Cyrl-RS"/>
+        </w:rPr>
+        <w:t>microservice-user</w:t>
+      </w:r>
+      <w:r>
+        <w:rPr>
+          <w:lang w:val="sr-Cyrl-RS"/>
+        </w:rPr>
+        <w:t>)</w:t>
+      </w:r>
+      <w:r>
+        <w:rPr>
+          <w:lang w:val="sr-Cyrl-RS"/>
+        </w:rPr>
+        <w:t xml:space="preserve">, </w:t>
+      </w:r>
+      <w:r>
+        <w:rPr>
+          <w:lang w:val="sr-Cyrl-RS"/>
+        </w:rPr>
+        <w:t>је одговоран за управљање корисничким налозима. Он обухвата регистрацију нових корисника, пријаву, аутентификацију и издавање сигурносних JWT токена. JWT токени омогућавају сигуран приступ корисника различитим сервисима платформе без потребе за поновном пријавом, чиме се побољшава корисничко искуство и обезбеђује безбедност система. User Service такође прати корисничке активности и интегрише управљање виртуелним новчаником који се користи за трговину енергијом.</w:t>
+      </w:r>
+      <w:r>
+        <w:rPr>
+          <w:lang w:val="sr-Cyrl-RS"/>
+        </w:rPr>
+        <w:t xml:space="preserve"> Овај сервис има исто и функционлност да подржава админ кориснике, као и њихове активности. То су могућност да се блокирају други корисници, као и њихове батерије по потреби. </w:t>
+      </w:r>
+      <w:r>
+        <w:rPr>
+          <w:lang w:val="sr-Cyrl-RS"/>
+        </w:rPr>
+        <w:t>Следеци микросервис је микросервис за трансакције (</w:t>
+      </w:r>
+      <w:r>
+        <w:rPr>
+          <w:lang w:val="sr-Cyrl-RS"/>
+        </w:rPr>
+        <w:t>microservice-trade</w:t>
+      </w:r>
+      <w:r>
+        <w:rPr>
+          <w:lang w:val="sr-Cyrl-RS"/>
+        </w:rPr>
+        <w:t>).О</w:t>
+      </w:r>
+      <w:r>
+        <w:rPr>
+          <w:lang w:val="sr-Cyrl-RS"/>
+        </w:rPr>
+        <w:t>вај сервис садржи пословну логику платформе. Он управља стањем батерија, анализира предикције цена добијене од AI сервиса и аутоматски доноси одлуке о куповини или продаји енергије на основу дефинисаних стратегија корисника. Trade Service омогућава кориснику да одабере једну од предефинисаних стратегија или да управља батеријама ручно, али кључна предност је у аутоматском раду који се одвија у позадини, без потребе за сталном интервенцијом корисника.</w:t>
+      </w:r>
+      <w:r>
+        <w:rPr>
+          <w:lang w:val="sr-Cyrl-RS"/>
+        </w:rPr>
+        <w:t xml:space="preserve"> Микросервис који има директан приступ бази ( </w:t>
+      </w:r>
+      <w:r>
+        <w:rPr>
+          <w:lang w:val="sr-Cyrl-RS"/>
+        </w:rPr>
+        <w:t>microservice-data</w:t>
+      </w:r>
+      <w:r>
+        <w:rPr>
+          <w:lang w:val="sr-Cyrl-RS"/>
+        </w:rPr>
+        <w:t xml:space="preserve">), је централна тачка приступа бази података, обезбеђујуци потребне податке свим осталим сервисима. Овај микросервис симулира улогу </w:t>
+      </w:r>
+      <w:r>
+        <w:rPr>
+          <w:lang w:val="sr-Cyrl-RS"/>
+        </w:rPr>
+        <w:t>DaaS</w:t>
+      </w:r>
+      <w:r>
+        <w:rPr>
+          <w:lang w:val="sr-Cyrl-RS"/>
+        </w:rPr>
+        <w:t xml:space="preserve"> провајдера. Уместо да сваки сервис директно пристуа бази података, сви захтеви за читање или писање иду искучиво преко овог сервиса.  На овај начин постиже сеизолација података и смањење међузависности између сервиса. Овај приступ се може посматрати као варијанта патерна</w:t>
+      </w:r>
+      <w:r>
+        <w:rPr>
+          <w:lang w:val="sr-Cyrl-RS"/>
+        </w:rPr>
+        <w:t xml:space="preserve"> Database per Service</w:t>
+      </w:r>
+      <w:r>
+        <w:rPr>
+          <w:lang w:val="sr-Cyrl-RS"/>
+        </w:rPr>
+        <w:t>, где се изолација постиже на нивоу шеме. У каснијој фази, систем се може проширити тако да сваки сервис има своју сопствену шему или базу, чиме се у потпуности остварује изолација података.</w:t>
+      </w:r>
+      <w:r>
+        <w:rPr>
+          <w:lang w:val="sr-Cyrl-RS"/>
+        </w:rPr>
+        <w:t xml:space="preserve"> Главни разлог такође за избор овог приступа јесте што знатно олакшава развијање огромне апликације у пракси, и довршавање главних функционалности без компликација са подацима. Последњи микросервис је микросервис за вештачли интелигенцију (</w:t>
+      </w:r>
+      <w:r>
+        <w:rPr>
+          <w:lang w:val="sr-Cyrl-RS"/>
+        </w:rPr>
+        <w:t>microservice-AI</w:t>
+      </w:r>
+      <w:r>
+        <w:rPr>
+          <w:lang w:val="sr-Cyrl-RS"/>
+        </w:rPr>
+        <w:t>). О</w:t>
+      </w:r>
+      <w:r>
+        <w:rPr>
+          <w:lang w:val="sr-Cyrl-RS"/>
+        </w:rPr>
+        <w:t>во је специјализовани микросервис који користи машинско учење за анализу историјских и тренутних података о ценама енергије. На основу предиктивних модела, AI Service обезбеђује прогнозе будућих цена и омогућава Trade Service-у да доноси информисане одлуке у реалном времену. У овом систему је коришћен Python за развој AI сервиса, као и библиотеке попут pandas и scikit-learn за припрему података и тренинг модела.</w:t>
+      </w:r>
+      <w:r>
+        <w:rPr>
+          <w:lang w:val="sr-Cyrl-RS"/>
+        </w:rPr>
+        <w:t xml:space="preserve"> Овај сервис константно пружа микросервису податке потребне за управљање батерија, као и њихове појединачне трансакције.</w:t>
       </w:r>
     </w:p>
     <w:p>
       <w:pPr>
         <w:jc w:val="both"/>
         <w:rPr>
-          <w:sz w:val="23"/>
-          <w:szCs w:val="23"/>
-          <w:lang w:val="sr-Cyrl-RS"/>
-        </w:rPr>
-      </w:pPr>
-      <w:r>
-        <w:rPr>
-          <w:sz w:val="23"/>
-          <w:szCs w:val="23"/>
-          <w:lang w:val="sr-Cyrl-RS"/>
-        </w:rPr>
-        <w:t>Пет главних конкретних класа чине:</w:t>
-      </w:r>
-    </w:p>
-    <w:p>
-      <w:pPr>
-        <w:pStyle w:val="ListParagraph"/>
-        <w:numPr>
-          <w:ilvl w:val="0"/>
-          <w:numId w:val="9"/>
-        </w:numPr>
+          <w:lang w:val="sr-Cyrl-RS"/>
+        </w:rPr>
+      </w:pPr>
+      <w:r>
+        <w:rPr>
+          <w:lang w:val="sr-Cyrl-RS"/>
+        </w:rPr>
+        <w:t>Сви сервиси су реализовани као Docker контејнери, што омогућава изолацију окружења, поуздано извршавање и лаку преносивост система између различитих развојних и продукционих окружења. За покретање и повезивање контејнера користи се Docker Compose, што олакшава управљање свим сервисима у једном логичком систему.</w:t>
+      </w:r>
+    </w:p>
+    <w:p>
+      <w:pPr>
         <w:jc w:val="both"/>
         <w:rPr>
-          <w:sz w:val="23"/>
-          <w:szCs w:val="23"/>
-          <w:lang w:val="sr-Cyrl-RS"/>
-        </w:rPr>
-      </w:pPr>
-      <w:r>
-        <w:rPr>
-          <w:b/>
-          <w:bCs/>
-        </w:rPr>
-        <w:t xml:space="preserve">Substation – </w:t>
-      </w:r>
-      <w:r>
-        <w:rPr>
-          <w:lang w:val="sr-Cyrl-RS"/>
-        </w:rPr>
-        <w:t>Трансформаторска станица</w:t>
-      </w:r>
-    </w:p>
-    <w:p>
-      <w:pPr>
-        <w:pStyle w:val="ListParagraph"/>
-        <w:numPr>
-          <w:ilvl w:val="0"/>
-          <w:numId w:val="9"/>
-        </w:numPr>
-        <w:jc w:val="both"/>
-        <w:rPr>
-          <w:sz w:val="23"/>
-          <w:szCs w:val="23"/>
-          <w:lang w:val="sr-Cyrl-RS"/>
-        </w:rPr>
-      </w:pPr>
-      <w:r>
-        <w:rPr>
-          <w:b/>
-          <w:bCs/>
-        </w:rPr>
-        <w:t xml:space="preserve">Disconnector – </w:t>
-      </w:r>
-      <w:r>
-        <w:rPr>
-          <w:lang w:val="sr-Cyrl-RS"/>
-        </w:rPr>
-        <w:t>Уре</w:t>
-      </w:r>
-      <w:r>
-        <w:t>ђај за брзо искључивање електронских система са њиховог примарног извора напајања</w:t>
-      </w:r>
-    </w:p>
-    <w:p>
-      <w:pPr>
-        <w:pStyle w:val="ListParagraph"/>
-        <w:numPr>
-          <w:ilvl w:val="0"/>
-          <w:numId w:val="9"/>
-        </w:numPr>
-        <w:jc w:val="both"/>
-        <w:rPr>
-          <w:sz w:val="23"/>
-          <w:szCs w:val="23"/>
-          <w:lang w:val="sr-Cyrl-RS"/>
-        </w:rPr>
-      </w:pPr>
-      <w:r>
-        <w:rPr>
-          <w:b/>
-          <w:bCs/>
-        </w:rPr>
-        <w:t>Fuse –</w:t>
-      </w:r>
-      <w:r>
-        <w:rPr>
-          <w:b/>
-          <w:bCs/>
-          <w:lang w:val="sr-Cyrl-RS"/>
-        </w:rPr>
-        <w:t xml:space="preserve"> </w:t>
-      </w:r>
-      <w:r>
-        <w:rPr>
-          <w:lang w:val="sr-Cyrl-RS"/>
-        </w:rPr>
-        <w:t>Прекидач који се користи за одвајање електри</w:t>
-      </w:r>
-      <w:r>
-        <w:rPr>
-          <w:lang w:val="sr-Cyrl-RS"/>
-        </w:rPr>
-        <w:t>ч</w:t>
-      </w:r>
-      <w:r>
-        <w:rPr>
-          <w:lang w:val="sr-Cyrl-RS"/>
-        </w:rPr>
-        <w:t>не опреме од електричне мреже</w:t>
-      </w:r>
-    </w:p>
-    <w:p>
-      <w:pPr>
-        <w:pStyle w:val="ListParagraph"/>
-        <w:numPr>
-          <w:ilvl w:val="0"/>
-          <w:numId w:val="9"/>
-        </w:numPr>
-        <w:jc w:val="both"/>
-        <w:rPr>
-          <w:sz w:val="23"/>
-          <w:szCs w:val="23"/>
-          <w:lang w:val="sr-Cyrl-RS"/>
-        </w:rPr>
-      </w:pPr>
-      <w:r>
-        <w:rPr>
-          <w:b/>
-          <w:bCs/>
-        </w:rPr>
-        <w:t>LoadBreakSwitch</w:t>
-      </w:r>
-      <w:r>
-        <w:rPr>
-          <w:b/>
-          <w:bCs/>
-          <w:lang w:val="sr-Cyrl-RS"/>
-        </w:rPr>
-        <w:t xml:space="preserve"> - </w:t>
-      </w:r>
-      <w:r>
-        <w:rPr>
-          <w:lang w:val="sr-Cyrl-RS"/>
-        </w:rPr>
-        <w:t>Прекидач за искључивање дизајниран да обезбеди стварање или прекид одређених струја</w:t>
-      </w:r>
-    </w:p>
-    <w:p>
-      <w:pPr>
-        <w:pStyle w:val="ListParagraph"/>
-        <w:numPr>
-          <w:ilvl w:val="0"/>
-          <w:numId w:val="9"/>
-        </w:numPr>
-        <w:jc w:val="both"/>
-        <w:rPr>
-          <w:sz w:val="23"/>
-          <w:szCs w:val="23"/>
-          <w:lang w:val="sr-Cyrl-RS"/>
-        </w:rPr>
-      </w:pPr>
-      <w:r>
-        <w:rPr>
-          <w:b/>
-          <w:bCs/>
-        </w:rPr>
-        <w:t>Breaker</w:t>
-      </w:r>
-      <w:r>
-        <w:rPr>
-          <w:b/>
-          <w:bCs/>
-          <w:lang w:val="sr-Cyrl-RS"/>
-        </w:rPr>
-        <w:t xml:space="preserve"> </w:t>
-      </w:r>
-      <w:r>
-        <w:rPr>
-          <w:b/>
-          <w:bCs/>
-        </w:rPr>
-        <w:t>-</w:t>
-      </w:r>
-      <w:r>
-        <w:rPr>
-          <w:b/>
-          <w:bCs/>
-          <w:lang w:val="sr-Cyrl-RS"/>
-        </w:rPr>
-        <w:t xml:space="preserve"> </w:t>
-      </w:r>
-      <w:r>
-        <w:rPr>
-          <w:lang w:val="sr-Cyrl-RS"/>
-        </w:rPr>
-        <w:t>Прекидач који је дизајниран да обезбеди укључивање и искључивање у систем.</w:t>
-      </w:r>
-    </w:p>
-    <w:p>
-      <w:pPr>
-        <w:jc w:val="both"/>
-        <w:rPr>
-          <w:lang w:val="sr-Cyrl-RS"/>
-        </w:rPr>
-      </w:pPr>
-      <w:r>
-        <w:rPr>
-          <w:sz w:val="23"/>
-          <w:szCs w:val="23"/>
-          <w:lang w:val="sr-Cyrl-RS"/>
-        </w:rPr>
-        <w:t xml:space="preserve">Ентитети </w:t>
-      </w:r>
-      <w:r>
-        <w:t>Disconnector</w:t>
-      </w:r>
-      <w:r>
-        <w:rPr>
-          <w:lang w:val="sr-Cyrl-RS"/>
-        </w:rPr>
-        <w:t>,</w:t>
-      </w:r>
-      <w:r>
-        <w:t xml:space="preserve"> Fuse</w:t>
-      </w:r>
-      <w:r>
-        <w:rPr>
-          <w:lang w:val="sr-Cyrl-RS"/>
-        </w:rPr>
-        <w:t>,</w:t>
-      </w:r>
-      <w:r>
-        <w:t xml:space="preserve"> LoadBreakSwitch</w:t>
-      </w:r>
-      <w:r>
-        <w:rPr>
-          <w:lang w:val="sr-Cyrl-RS"/>
-        </w:rPr>
-        <w:t xml:space="preserve"> и </w:t>
-      </w:r>
-      <w:r>
-        <w:t>Breaker</w:t>
-      </w:r>
-      <w:r>
-        <w:rPr>
-          <w:lang w:val="sr-Cyrl-RS"/>
-        </w:rPr>
-        <w:t xml:space="preserve"> су деца ентитета </w:t>
-      </w:r>
-      <w:r>
-        <w:t>Switch</w:t>
-      </w:r>
-      <w:r>
-        <w:rPr>
-          <w:lang w:val="sr-Cyrl-RS"/>
-        </w:rPr>
-        <w:t xml:space="preserve"> (прекидач) . Они су груписани као листа прекидача у трансформаторској станици. Ови ентитети ће заједно са станицом чинити суштину овог рада и приказ ће се фокусирати на њих.</w:t>
-      </w:r>
-      <w:r>
-        <w:rPr>
-          <w:lang w:val="sr-Cyrl-RS"/>
-        </w:rPr>
-        <w:br/>
-        <w:t>Поред наведених атрибута самих ентитета додати су, ради функционалности самог рада и следећи атрибути:</w:t>
-      </w:r>
-    </w:p>
-    <w:p>
-      <w:pPr>
-        <w:pStyle w:val="ListParagraph"/>
-        <w:numPr>
-          <w:ilvl w:val="0"/>
-          <w:numId w:val="10"/>
-        </w:numPr>
-        <w:jc w:val="both"/>
-        <w:rPr>
-          <w:sz w:val="23"/>
-          <w:szCs w:val="23"/>
-          <w:lang w:val="sr-Cyrl-RS"/>
-        </w:rPr>
-      </w:pPr>
-      <w:r>
-        <w:rPr>
-          <w:sz w:val="23"/>
-          <w:szCs w:val="23"/>
-        </w:rPr>
-        <w:t xml:space="preserve">Id – </w:t>
-      </w:r>
-      <w:r>
-        <w:rPr>
-          <w:sz w:val="23"/>
-          <w:szCs w:val="23"/>
-          <w:lang w:val="sr-Cyrl-RS"/>
-        </w:rPr>
-        <w:t>јединствени идентификатор</w:t>
-      </w:r>
-    </w:p>
-    <w:p>
-      <w:pPr>
-        <w:pStyle w:val="ListParagraph"/>
-        <w:numPr>
-          <w:ilvl w:val="0"/>
-          <w:numId w:val="10"/>
-        </w:numPr>
-        <w:jc w:val="both"/>
-        <w:rPr>
-          <w:sz w:val="23"/>
-          <w:szCs w:val="23"/>
-          <w:lang w:val="sr-Cyrl-RS"/>
-        </w:rPr>
-      </w:pPr>
-      <w:r>
-        <w:rPr>
-          <w:sz w:val="23"/>
-          <w:szCs w:val="23"/>
-        </w:rPr>
-        <w:t xml:space="preserve">CreateDateTime – </w:t>
-      </w:r>
-      <w:r>
-        <w:rPr>
-          <w:sz w:val="23"/>
-          <w:szCs w:val="23"/>
-          <w:lang w:val="sr-Cyrl-RS"/>
-        </w:rPr>
-        <w:t>време креирања ентитета</w:t>
-      </w:r>
-    </w:p>
-    <w:p>
-      <w:pPr>
-        <w:pStyle w:val="ListParagraph"/>
-        <w:numPr>
-          <w:ilvl w:val="0"/>
-          <w:numId w:val="10"/>
-        </w:numPr>
-        <w:jc w:val="both"/>
-        <w:rPr>
-          <w:sz w:val="23"/>
-          <w:szCs w:val="23"/>
-          <w:lang w:val="sr-Cyrl-RS"/>
-        </w:rPr>
-      </w:pPr>
-      <w:r>
-        <w:rPr>
-          <w:sz w:val="23"/>
-          <w:szCs w:val="23"/>
-        </w:rPr>
-        <w:t xml:space="preserve">LastModifiedDateTime – </w:t>
-      </w:r>
-      <w:r>
-        <w:rPr>
-          <w:sz w:val="23"/>
-          <w:szCs w:val="23"/>
-          <w:lang w:val="sr-Cyrl-RS"/>
-        </w:rPr>
-        <w:t>време брисања ентитета</w:t>
-      </w:r>
-    </w:p>
-    <w:p>
-      <w:pPr>
-        <w:jc w:val="both"/>
-        <w:rPr>
-          <w:sz w:val="23"/>
-          <w:szCs w:val="23"/>
-          <w:lang w:val="sr-Cyrl-RS"/>
-        </w:rPr>
-      </w:pPr>
-      <w:r>
-        <w:rPr>
-          <w:sz w:val="23"/>
-          <w:szCs w:val="23"/>
-          <w:lang w:val="sr-Cyrl-RS"/>
-        </w:rPr>
-        <w:t xml:space="preserve">Напоменуте промене су круцијалне за основне операције које се врше на </w:t>
-      </w:r>
-      <w:r>
-        <w:rPr>
-          <w:sz w:val="23"/>
-          <w:szCs w:val="23"/>
-          <w:lang w:val="sr-Cyrl-RS"/>
-        </w:rPr>
-        <w:t xml:space="preserve">пројектном раду. Јединствени идентификатор служи за праћење података и њихово нумерисање. Омогућује да брисање и модификација ентитета увек буду извршене </w:t>
-      </w:r>
-      <w:r>
-        <w:rPr>
-          <w:sz w:val="23"/>
-          <w:szCs w:val="23"/>
-          <w:lang w:val="sr-Cyrl-RS"/>
-        </w:rPr>
-        <w:t>над</w:t>
-      </w:r>
-      <w:r>
-        <w:rPr>
-          <w:sz w:val="23"/>
-          <w:szCs w:val="23"/>
-          <w:lang w:val="sr-Cyrl-RS"/>
-        </w:rPr>
-        <w:t xml:space="preserve"> траженим објектом. Време креирања и брисања ентитета</w:t>
-      </w:r>
-      <w:r>
-        <w:rPr>
-          <w:sz w:val="23"/>
-          <w:szCs w:val="23"/>
-          <w:lang w:val="sr-Cyrl-RS"/>
-        </w:rPr>
-        <w:t>,</w:t>
-      </w:r>
-      <w:r>
-        <w:rPr>
-          <w:sz w:val="23"/>
-          <w:szCs w:val="23"/>
-          <w:lang w:val="sr-Cyrl-RS"/>
-        </w:rPr>
-        <w:t xml:space="preserve"> поред одређених значаја за </w:t>
-      </w:r>
-      <w:r>
-        <w:rPr>
-          <w:sz w:val="23"/>
-          <w:szCs w:val="23"/>
-          <w:lang w:val="sr-Cyrl-RS"/>
-        </w:rPr>
-        <w:t>задњу страну</w:t>
-      </w:r>
-      <w:r>
-        <w:rPr>
-          <w:sz w:val="23"/>
-          <w:szCs w:val="23"/>
-          <w:lang w:val="en-GB"/>
-        </w:rPr>
-        <w:t>,</w:t>
-      </w:r>
-      <w:r>
-        <w:rPr>
-          <w:sz w:val="23"/>
-          <w:szCs w:val="23"/>
-          <w:lang w:val="sr-Cyrl-RS"/>
-        </w:rPr>
-        <w:t xml:space="preserve"> на </w:t>
-      </w:r>
-      <w:r>
-        <w:rPr>
-          <w:sz w:val="23"/>
-          <w:szCs w:val="23"/>
-          <w:lang w:val="sr-Cyrl-RS"/>
-        </w:rPr>
-        <w:t>предњој</w:t>
-      </w:r>
-      <w:r>
-        <w:rPr>
-          <w:sz w:val="23"/>
-          <w:szCs w:val="23"/>
-          <w:lang w:val="sr-Cyrl-RS"/>
-        </w:rPr>
-        <w:t xml:space="preserve"> страни служе </w:t>
-      </w:r>
-      <w:r>
-        <w:rPr>
-          <w:sz w:val="23"/>
-          <w:szCs w:val="23"/>
-          <w:lang w:val="sr-Cyrl-RS"/>
-        </w:rPr>
-        <w:t>за</w:t>
-      </w:r>
-      <w:r>
-        <w:rPr>
-          <w:sz w:val="23"/>
-          <w:szCs w:val="23"/>
-          <w:lang w:val="sr-Cyrl-RS"/>
-        </w:rPr>
-        <w:t xml:space="preserve"> праћењ</w:t>
-      </w:r>
-      <w:r>
-        <w:rPr>
-          <w:sz w:val="23"/>
-          <w:szCs w:val="23"/>
-          <w:lang w:val="sr-Cyrl-RS"/>
-        </w:rPr>
-        <w:t>е</w:t>
-      </w:r>
-      <w:r>
-        <w:rPr>
-          <w:sz w:val="23"/>
-          <w:szCs w:val="23"/>
-          <w:lang w:val="sr-Cyrl-RS"/>
-        </w:rPr>
-        <w:t xml:space="preserve"> бројног стања и измена чија сама употреба ће бити детаљније објашњена у даљем наставку рада.</w:t>
-      </w:r>
-    </w:p>
-    <w:p>
-      <w:pPr>
-        <w:rPr>
-          <w:sz w:val="23"/>
-          <w:szCs w:val="23"/>
-          <w:lang w:val="sr-Cyrl-RS"/>
-        </w:rPr>
-      </w:pPr>
-    </w:p>
-    <w:p>
-      <w:pPr>
-        <w:rPr>
-          <w:lang w:val="sr-Cyrl-RS"/>
-        </w:rPr>
-      </w:pPr>
-    </w:p>
-    <w:p>
-      <w:pPr>
-        <w:rPr>
-          <w:lang w:val="sr-Cyrl-RS"/>
-        </w:rPr>
-      </w:pPr>
-    </w:p>
-    <w:p>
-      <w:pPr>
-        <w:rPr>
-          <w:lang w:val="sr-Cyrl-RS"/>
-        </w:rPr>
-      </w:pPr>
-    </w:p>
-    <w:p>
-      <w:pPr>
-        <w:rPr>
-          <w:lang w:val="sr-Cyrl-RS"/>
-        </w:rPr>
-      </w:pPr>
-    </w:p>
-    <w:p>
-      <w:pPr>
-        <w:rPr>
-          <w:lang w:val="sr-Cyrl-RS"/>
-        </w:rPr>
-      </w:pPr>
-    </w:p>
-    <w:p>
-      <w:pPr>
-        <w:pStyle w:val="Heading1"/>
-        <w:rPr>
-          <w:sz w:val="32"/>
-          <w:szCs w:val="32"/>
-        </w:rPr>
-      </w:pPr>
+          <w:lang w:val="sr-Cyrl-RS"/>
+        </w:rPr>
+      </w:pPr>
+      <w:r>
+        <w:rPr>
+          <w:lang w:val="sr-Cyrl-RS"/>
+        </w:rPr>
+        <w:lastRenderedPageBreak/>
+        <w:t>Комуникација између сервиса се остварује преко RESTful API-ја, што омогућава интероперабилност и једноставну интеграцију нових сервиса или функционалности у систему. Сваки сервис може бити реализован у различитим технологијама, што пружа велику флексибилност и омогућава да се за сваки тип задатка користи најбоља доступна технологија.</w:t>
+      </w:r>
     </w:p>
     <w:p>
       <w:pPr>
@@ -12353,260 +12568,45 @@
           <w:lang w:val="sr-Cyrl-RS"/>
         </w:rPr>
       </w:pPr>
-      <w:bookmarkStart w:id="18" w:name="_Toc208316276"/>
       <w:r>
         <w:rPr>
           <w:sz w:val="36"/>
           <w:szCs w:val="36"/>
-        </w:rPr>
-        <w:t xml:space="preserve">5. Backend </w:t>
-      </w:r>
+          <w:lang w:val="sr-Cyrl-RS"/>
+        </w:rPr>
+        <w:br/>
+      </w:r>
+      <w:bookmarkStart w:id="18" w:name="_Toc208316277"/>
       <w:r>
         <w:rPr>
           <w:sz w:val="36"/>
           <w:szCs w:val="36"/>
           <w:lang w:val="sr-Cyrl-RS"/>
         </w:rPr>
-        <w:t>функционалност</w:t>
-      </w:r>
-      <w:bookmarkEnd w:id="18"/>
-    </w:p>
-    <w:p>
-      <w:pPr>
-        <w:rPr>
-          <w:lang w:val="sr-Cyrl-RS"/>
-        </w:rPr>
-      </w:pPr>
-    </w:p>
-    <w:p>
-      <w:pPr>
-        <w:rPr>
-          <w:lang w:val="sr-Cyrl-RS"/>
-        </w:rPr>
-      </w:pPr>
-      <w:r>
-        <w:rPr>
-          <w:lang w:val="sr-Cyrl-RS"/>
-        </w:rPr>
-        <w:tab/>
-        <w:t xml:space="preserve">Пројектни рад, као што је већ споменуто, ослања се на већ израђену </w:t>
-      </w:r>
-      <w:r>
-        <w:rPr>
-          <w:lang w:val="sr-Cyrl-RS"/>
-        </w:rPr>
-        <w:t>задњу</w:t>
-      </w:r>
-      <w:r>
-        <w:rPr>
-          <w:lang w:val="sr-Cyrl-RS"/>
-        </w:rPr>
-        <w:t xml:space="preserve"> страну</w:t>
-      </w:r>
-      <w:r>
-        <w:rPr>
-          <w:lang w:val="sr-Cyrl-RS"/>
-        </w:rPr>
-        <w:t xml:space="preserve"> (</w:t>
-      </w:r>
-      <w:r>
-        <w:t>backend</w:t>
-      </w:r>
-      <w:r>
-        <w:rPr>
-          <w:lang w:val="sr-Cyrl-RS"/>
-        </w:rPr>
-        <w:t>)</w:t>
-      </w:r>
-      <w:r>
-        <w:rPr>
-          <w:lang w:val="sr-Cyrl-RS"/>
-        </w:rPr>
-        <w:t xml:space="preserve">. У следећем пасусу биће укратко објашњена софтверска структура те стране. </w:t>
-      </w:r>
-    </w:p>
-    <w:p>
-      <w:pPr>
-        <w:jc w:val="center"/>
-        <w:rPr>
-          <w:lang w:val="sr-Cyrl-RS"/>
-        </w:rPr>
-      </w:pPr>
-      <w:r>
-        <w:rPr>
-          <w:noProof/>
-        </w:rPr>
-        <w:drawing>
-          <wp:inline distT="0" distB="0" distL="0" distR="0" wp14:anchorId="3ECE48AC" wp14:editId="5581745B">
-            <wp:extent cx="4953000" cy="4610100"/>
-            <wp:effectExtent l="0" t="0" r="0" b="0"/>
-            <wp:docPr id="8" name="Picture 8"/>
-            <wp:cNvGraphicFramePr>
-              <a:graphicFrameLocks xmlns:a="http://schemas.openxmlformats.org/drawingml/2006/main" noChangeAspect="1"/>
-            </wp:cNvGraphicFramePr>
-            <a:graphic xmlns:a="http://schemas.openxmlformats.org/drawingml/2006/main">
-              <a:graphicData uri="http://schemas.openxmlformats.org/drawingml/2006/picture">
-                <pic:pic xmlns:pic="http://schemas.openxmlformats.org/drawingml/2006/picture">
-                  <pic:nvPicPr>
-                    <pic:cNvPr id="0" name="Picture 7"/>
-                    <pic:cNvPicPr>
-                      <a:picLocks noChangeAspect="1" noChangeArrowheads="1"/>
-                    </pic:cNvPicPr>
-                  </pic:nvPicPr>
-                  <pic:blipFill>
-                    <a:blip r:embed="rId27">
-                      <a:extLst>
-                        <a:ext uri="{28A0092B-C50C-407E-A947-70E740481C1C}">
-                          <a14:useLocalDpi xmlns:a14="http://schemas.microsoft.com/office/drawing/2010/main" val="0"/>
-                        </a:ext>
-                      </a:extLst>
-                    </a:blip>
-                    <a:srcRect/>
-                    <a:stretch>
-                      <a:fillRect/>
-                    </a:stretch>
-                  </pic:blipFill>
-                  <pic:spPr bwMode="auto">
-                    <a:xfrm>
-                      <a:off x="0" y="0"/>
-                      <a:ext cx="4953000" cy="4610100"/>
-                    </a:xfrm>
-                    <a:prstGeom prst="rect">
-                      <a:avLst/>
-                    </a:prstGeom>
-                    <a:noFill/>
-                    <a:ln>
-                      <a:noFill/>
-                    </a:ln>
-                  </pic:spPr>
-                </pic:pic>
-              </a:graphicData>
-            </a:graphic>
-          </wp:inline>
-        </w:drawing>
-      </w:r>
-      <w:r>
-        <w:br/>
-        <w:t xml:space="preserve">Slika 6 – </w:t>
-      </w:r>
-      <w:r>
-        <w:rPr>
-          <w:lang w:val="sr-Cyrl-RS"/>
-        </w:rPr>
-        <w:t>Архитектура решења</w:t>
-      </w:r>
-    </w:p>
-    <w:p>
-      <w:pPr>
-        <w:jc w:val="center"/>
-        <w:rPr>
-          <w:lang w:val="sr-Cyrl-RS"/>
-        </w:rPr>
-      </w:pPr>
-    </w:p>
-    <w:p>
-      <w:pPr>
-        <w:jc w:val="both"/>
-        <w:rPr>
-          <w:sz w:val="23"/>
-          <w:szCs w:val="23"/>
-          <w:lang w:val="sr-Cyrl-RS"/>
-        </w:rPr>
-      </w:pPr>
-      <w:r>
-        <w:rPr>
-          <w:lang w:val="sr-Cyrl-RS"/>
-        </w:rPr>
-        <w:t xml:space="preserve">На слици је приказана структура наше </w:t>
-      </w:r>
-      <w:r>
-        <w:rPr>
-          <w:lang w:val="sr-Cyrl-RS"/>
-        </w:rPr>
-        <w:t>веб апликације. Искоришћена је већ објашњена, вишеслојна архитектура софтвера. Подељена је у слојеве ради олакшаног рада над сложеном апликацијом. Компоненте унута</w:t>
-      </w:r>
-      <w:r>
-        <w:rPr>
-          <w:lang w:val="sr-Cyrl-RS"/>
-        </w:rPr>
-        <w:t>р</w:t>
-      </w:r>
-      <w:r>
-        <w:rPr>
-          <w:lang w:val="sr-Cyrl-RS"/>
-        </w:rPr>
-        <w:t xml:space="preserve"> одређеног слоја комуницирају само са суседним слојевима помоћу добро дефинисаних интерфејса (</w:t>
-      </w:r>
-      <w:r>
-        <w:t>Dependency</w:t>
-      </w:r>
-      <w:r>
-        <w:rPr>
-          <w:i/>
-          <w:iCs/>
-        </w:rPr>
-        <w:t xml:space="preserve"> </w:t>
-      </w:r>
-      <w:r>
-        <w:t>injection</w:t>
-      </w:r>
-      <w:r>
-        <w:rPr>
-          <w:lang w:val="sr-Cyrl-RS"/>
-        </w:rPr>
-        <w:t xml:space="preserve">). Све компоненте у заједници обезбеђују главну функционалност, док се свака компонента бави логиком која се само односи на тај слој. Презентациони слој бави се приказом података корисницима и биће детаљније објашњен у наставку рада. Сервисни слој комуницира са слојем за приступ бази који је одговоран за извршавање потрених упита над базом. База се креира на основу </w:t>
-      </w:r>
-      <w:r>
-        <w:t>Domain dll-a</w:t>
-      </w:r>
-      <w:r>
-        <w:rPr>
-          <w:lang w:val="sr-Cyrl-RS"/>
-        </w:rPr>
-        <w:t xml:space="preserve">, који садржи модел података, и </w:t>
-      </w:r>
-      <w:r>
-        <w:rPr>
-          <w:sz w:val="23"/>
-          <w:szCs w:val="23"/>
-        </w:rPr>
-        <w:t>Context dll-a</w:t>
-      </w:r>
-      <w:r>
-        <w:rPr>
-          <w:sz w:val="23"/>
-          <w:szCs w:val="23"/>
-          <w:lang w:val="sr-Cyrl-RS"/>
-        </w:rPr>
-        <w:t xml:space="preserve"> који користи тај модел података за креирање миграција и омогућава приступ бази података слоју за приступ подацима. </w:t>
-      </w:r>
-    </w:p>
-    <w:p>
-      <w:pPr>
-        <w:pStyle w:val="Heading1"/>
+        <w:t xml:space="preserve">6. </w:t>
+      </w:r>
+      <w:r>
         <w:rPr>
           <w:sz w:val="36"/>
           <w:szCs w:val="36"/>
           <w:lang w:val="sr-Cyrl-RS"/>
         </w:rPr>
-      </w:pPr>
+        <w:t xml:space="preserve"> </w:t>
+      </w:r>
       <w:r>
         <w:rPr>
           <w:sz w:val="36"/>
           <w:szCs w:val="36"/>
           <w:lang w:val="sr-Cyrl-RS"/>
         </w:rPr>
-        <w:lastRenderedPageBreak/>
-        <w:br/>
-      </w:r>
-      <w:bookmarkStart w:id="19" w:name="_Toc208316277"/>
+        <w:t xml:space="preserve">Архитектура </w:t>
+      </w:r>
       <w:r>
         <w:rPr>
           <w:sz w:val="36"/>
           <w:szCs w:val="36"/>
-          <w:lang w:val="sr-Cyrl-RS"/>
-        </w:rPr>
-        <w:t xml:space="preserve">6. </w:t>
+        </w:rPr>
+        <w:t>frontend</w:t>
       </w:r>
       <w:r>
         <w:rPr>
@@ -12614,385 +12614,38 @@
           <w:szCs w:val="36"/>
           <w:lang w:val="sr-Cyrl-RS"/>
         </w:rPr>
-        <w:t xml:space="preserve"> </w:t>
-      </w:r>
+        <w:t xml:space="preserve"> апликације</w:t>
+      </w:r>
+      <w:bookmarkEnd w:id="18"/>
       <w:r>
         <w:rPr>
           <w:sz w:val="36"/>
           <w:szCs w:val="36"/>
           <w:lang w:val="sr-Cyrl-RS"/>
         </w:rPr>
-        <w:t xml:space="preserve">Архитектура </w:t>
-      </w:r>
-      <w:r>
-        <w:rPr>
-          <w:sz w:val="36"/>
-          <w:szCs w:val="36"/>
-        </w:rPr>
-        <w:t>frontend</w:t>
-      </w:r>
-      <w:r>
-        <w:rPr>
-          <w:sz w:val="36"/>
-          <w:szCs w:val="36"/>
-          <w:lang w:val="sr-Cyrl-RS"/>
-        </w:rPr>
-        <w:t xml:space="preserve"> апликације</w:t>
-      </w:r>
+        <w:t xml:space="preserve"> </w:t>
+      </w:r>
+    </w:p>
+    <w:p>
+      <w:pPr>
+        <w:rPr>
+          <w:lang w:val="sr-Cyrl-RS"/>
+        </w:rPr>
+      </w:pPr>
+    </w:p>
+    <w:p>
+      <w:pPr>
+        <w:jc w:val="both"/>
+      </w:pPr>
+      <w:r>
+        <w:rPr>
+          <w:lang w:val="sr-Cyrl-RS"/>
+        </w:rPr>
+        <w:tab/>
+        <w:t>Предња страна апликације је подељена у више компоненти. Компоненте су подељене на два типа,</w:t>
+      </w:r>
+      <w:bookmarkStart w:id="19" w:name="_GoBack"/>
       <w:bookmarkEnd w:id="19"/>
-      <w:r>
-        <w:rPr>
-          <w:sz w:val="36"/>
-          <w:szCs w:val="36"/>
-          <w:lang w:val="sr-Cyrl-RS"/>
-        </w:rPr>
-        <w:t xml:space="preserve"> </w:t>
-      </w:r>
-    </w:p>
-    <w:p>
-      <w:pPr>
-        <w:rPr>
-          <w:lang w:val="sr-Cyrl-RS"/>
-        </w:rPr>
-      </w:pPr>
-    </w:p>
-    <w:p>
-      <w:pPr>
-        <w:jc w:val="both"/>
-        <w:rPr>
-          <w:lang w:val="sr-Cyrl-RS"/>
-        </w:rPr>
-      </w:pPr>
-      <w:r>
-        <w:rPr>
-          <w:lang w:val="sr-Cyrl-RS"/>
-        </w:rPr>
-        <w:tab/>
-        <w:t>Предња страна апликације је подељена у више компоненти. Компоненте су подељене на два типа, оне које су стално приказане и оне које се мењају у зависности од корис</w:t>
-      </w:r>
-      <w:r>
-        <w:rPr>
-          <w:lang w:val="sr-Cyrl-RS"/>
-        </w:rPr>
-        <w:t>н</w:t>
-      </w:r>
-      <w:r>
-        <w:rPr>
-          <w:lang w:val="sr-Cyrl-RS"/>
-        </w:rPr>
-        <w:t>ичке акције.</w:t>
-      </w:r>
-      <w:r>
-        <w:rPr>
-          <w:lang w:val="sr-Cyrl-RS"/>
-        </w:rPr>
-        <w:t xml:space="preserve"> Све компоненте су прављене узимајући у обзир разне димензије екрана. С циљем да корисник има једнако добро видљив приказ и на екрану мобилног телефона, али и на великом екрану персоналног рачунара.</w:t>
-      </w:r>
-      <w:r>
-        <w:rPr>
-          <w:lang w:val="sr-Cyrl-RS"/>
-        </w:rPr>
-        <w:t xml:space="preserve"> </w:t>
-      </w:r>
-      <w:r>
-        <w:rPr>
-          <w:lang w:val="sr-Cyrl-RS"/>
-        </w:rPr>
-        <w:t>Свака компонента се састоји из одређених стања (</w:t>
-      </w:r>
-      <w:r>
-        <w:t>state</w:t>
-      </w:r>
-      <w:r>
-        <w:rPr>
-          <w:lang w:val="sr-Cyrl-RS"/>
-        </w:rPr>
-        <w:t>), за извршавање одређених акција које су јединствене за њу. Такође, свака компонента користи</w:t>
-      </w:r>
-      <w:r>
-        <w:rPr>
-          <w:lang w:val="en-GB"/>
-        </w:rPr>
-        <w:t xml:space="preserve"> </w:t>
-      </w:r>
-      <w:r>
-        <w:rPr>
-          <w:lang w:val="sr-Cyrl-RS"/>
-        </w:rPr>
-        <w:t xml:space="preserve">хукове </w:t>
-      </w:r>
-      <w:r>
-        <w:t>(React Hooks)</w:t>
-      </w:r>
-      <w:r>
-        <w:rPr>
-          <w:i/>
-          <w:iCs/>
-        </w:rPr>
-        <w:t xml:space="preserve"> </w:t>
-      </w:r>
-      <w:r>
-        <w:rPr>
-          <w:lang w:val="sr-Cyrl-RS"/>
-        </w:rPr>
-        <w:t xml:space="preserve">за преузимање стања из </w:t>
-      </w:r>
-      <w:r>
-        <w:t xml:space="preserve">Redux </w:t>
-      </w:r>
-      <w:r>
-        <w:rPr>
-          <w:lang w:val="sr-Cyrl-RS"/>
-        </w:rPr>
-        <w:t xml:space="preserve">складишта. </w:t>
-      </w:r>
-      <w:r>
-        <w:t>Redux</w:t>
-      </w:r>
-      <w:r>
-        <w:rPr>
-          <w:lang w:val="sr-Cyrl-RS"/>
-        </w:rPr>
-        <w:t xml:space="preserve"> ажурира стања апликације користећи </w:t>
-      </w:r>
-      <w:r>
-        <w:t>Actions</w:t>
-      </w:r>
-      <w:r>
-        <w:rPr>
-          <w:lang w:val="sr-Cyrl-RS"/>
-        </w:rPr>
-        <w:t xml:space="preserve">, што представља добављање података из базе, користећи пакет </w:t>
-      </w:r>
-      <w:r>
-        <w:t>Axios.</w:t>
-      </w:r>
-    </w:p>
-    <w:p>
-      <w:pPr>
-        <w:jc w:val="both"/>
-        <w:rPr>
-          <w:lang w:val="sr-Cyrl-RS"/>
-        </w:rPr>
-      </w:pPr>
-      <w:r>
-        <w:rPr>
-          <w:lang w:val="sr-Cyrl-RS"/>
-        </w:rPr>
-        <w:t>Хукови (</w:t>
-      </w:r>
-      <w:r>
-        <w:t>React Hooks</w:t>
-      </w:r>
-      <w:r>
-        <w:rPr>
-          <w:lang w:val="sr-Cyrl-RS"/>
-        </w:rPr>
-        <w:t xml:space="preserve">) омогућавају коришћење стања и других ствари у </w:t>
-      </w:r>
-      <w:r>
-        <w:t>React</w:t>
-      </w:r>
-      <w:r>
-        <w:rPr>
-          <w:lang w:val="sr-Cyrl-RS"/>
-        </w:rPr>
-        <w:t xml:space="preserve">-у, без писања засебних класа. Такође, на врло моћан и експресиван начин омогућују поново искоришћавање функциоланости између компоненти. </w:t>
-      </w:r>
-    </w:p>
-    <w:p>
-      <w:pPr>
-        <w:jc w:val="both"/>
-        <w:rPr>
-          <w:lang w:val="sr-Cyrl-RS"/>
-        </w:rPr>
-      </w:pPr>
-      <w:r>
-        <w:t>Redux</w:t>
-      </w:r>
-      <w:r>
-        <w:rPr>
-          <w:lang w:val="sr-Cyrl-RS"/>
-        </w:rPr>
-        <w:t xml:space="preserve"> складиште представља једноставан и практичан начин за чување стања унутар апликације.</w:t>
-      </w:r>
-    </w:p>
-    <w:p>
-      <w:pPr>
-        <w:jc w:val="both"/>
-      </w:pPr>
-      <w:r>
-        <w:t>Axios</w:t>
-      </w:r>
-      <w:r>
-        <w:rPr>
-          <w:lang w:val="sr-Cyrl-RS"/>
-        </w:rPr>
-        <w:t xml:space="preserve"> је једноставан </w:t>
-      </w:r>
-      <w:r>
-        <w:t>HTTP</w:t>
-      </w:r>
-      <w:r>
-        <w:rPr>
-          <w:lang w:val="sr-Cyrl-RS"/>
-        </w:rPr>
-        <w:t xml:space="preserve"> клијент за веб прегледник заснован на систему</w:t>
-      </w:r>
-      <w:r>
-        <w:rPr>
-          <w:lang w:val="sr-Cyrl-RS"/>
-        </w:rPr>
-        <w:t xml:space="preserve"> </w:t>
-      </w:r>
-      <w:r>
-        <w:rPr>
-          <w:lang w:val="sr-Cyrl-RS"/>
-        </w:rPr>
-        <w:t>„обећања“</w:t>
-      </w:r>
-      <w:r>
-        <w:rPr>
-          <w:lang w:val="sr-Cyrl-RS"/>
-        </w:rPr>
-        <w:t xml:space="preserve"> </w:t>
-      </w:r>
-      <w:r>
-        <w:rPr>
-          <w:lang w:val="sr-Cyrl-RS"/>
-        </w:rPr>
-        <w:t>(</w:t>
-      </w:r>
-      <w:r>
-        <w:t>promise based</w:t>
-      </w:r>
-      <w:r>
-        <w:rPr>
-          <w:lang w:val="sr-Cyrl-RS"/>
-        </w:rPr>
-        <w:t xml:space="preserve">). Пружа веома компактну и једноставну библиотеку са проширивим интерфејсом. </w:t>
-      </w:r>
-    </w:p>
-    <w:p>
-      <w:pPr>
-        <w:jc w:val="both"/>
-        <w:rPr>
-          <w:lang w:val="sr-Cyrl-RS"/>
-        </w:rPr>
-      </w:pPr>
-      <w:r>
-        <w:rPr>
-          <w:lang w:val="sr-Cyrl-RS"/>
-        </w:rPr>
-        <w:t>Поред овога, апликација је писана на начин да неке ствари добавља из локалног складишта (</w:t>
-      </w:r>
-      <w:r>
-        <w:rPr>
-          <w:lang w:val="en-GB"/>
-        </w:rPr>
-        <w:t>local storage</w:t>
-      </w:r>
-      <w:r>
-        <w:rPr>
-          <w:lang w:val="sr-Cyrl-RS"/>
-        </w:rPr>
-        <w:t xml:space="preserve">), користећи пакет </w:t>
-      </w:r>
-      <w:r>
-        <w:t>Redux Persist</w:t>
-      </w:r>
-      <w:r>
-        <w:rPr>
-          <w:lang w:val="sr-Cyrl-RS"/>
-        </w:rPr>
-        <w:t xml:space="preserve">. </w:t>
-      </w:r>
-      <w:r>
-        <w:rPr>
-          <w:lang w:val="sr-Cyrl-RS"/>
-        </w:rPr>
-        <w:t xml:space="preserve">Пример </w:t>
-      </w:r>
-      <w:r>
-        <w:rPr>
-          <w:lang w:val="sr-Cyrl-RS"/>
-        </w:rPr>
-        <w:t>функционалности ко</w:t>
-      </w:r>
-      <w:r>
-        <w:rPr>
-          <w:lang w:val="sr-Cyrl-RS"/>
-        </w:rPr>
-        <w:t xml:space="preserve">ја је </w:t>
-      </w:r>
-      <w:r>
-        <w:rPr>
-          <w:lang w:val="sr-Cyrl-RS"/>
-        </w:rPr>
-        <w:t>остварен</w:t>
-      </w:r>
-      <w:r>
-        <w:rPr>
-          <w:lang w:val="sr-Cyrl-RS"/>
-        </w:rPr>
-        <w:t>а</w:t>
-      </w:r>
-      <w:r>
-        <w:rPr>
-          <w:lang w:val="sr-Cyrl-RS"/>
-        </w:rPr>
-        <w:t xml:space="preserve"> на овај начин </w:t>
-      </w:r>
-      <w:r>
-        <w:rPr>
-          <w:lang w:val="sr-Cyrl-RS"/>
-        </w:rPr>
-        <w:t>је</w:t>
-      </w:r>
-      <w:r>
-        <w:rPr>
-          <w:lang w:val="sr-Cyrl-RS"/>
-        </w:rPr>
-        <w:t xml:space="preserve"> „</w:t>
-      </w:r>
-      <w:r>
-        <w:t>to-do</w:t>
-      </w:r>
-      <w:r>
-        <w:rPr>
-          <w:lang w:val="sr-Cyrl-RS"/>
-        </w:rPr>
-        <w:t>“ листа</w:t>
-      </w:r>
-      <w:r>
-        <w:rPr>
-          <w:lang w:val="sr-Cyrl-RS"/>
-        </w:rPr>
-        <w:t>.</w:t>
-      </w:r>
-    </w:p>
-    <w:p>
-      <w:pPr>
-        <w:jc w:val="both"/>
-      </w:pPr>
-      <w:r>
-        <w:t>Redux Persist</w:t>
-      </w:r>
-      <w:r>
-        <w:rPr>
-          <w:lang w:val="sr-Cyrl-RS"/>
-        </w:rPr>
-        <w:t xml:space="preserve"> је библиотека која омогућава чување </w:t>
-      </w:r>
-      <w:r>
-        <w:t xml:space="preserve">Redux store-a </w:t>
-      </w:r>
-      <w:r>
-        <w:rPr>
-          <w:lang w:val="sr-Cyrl-RS"/>
-        </w:rPr>
-        <w:t>у локалном складишту апликације.</w:t>
-      </w:r>
     </w:p>
     <w:p>
       <w:pPr>
@@ -13023,7 +12676,7 @@
                     </pic:cNvPicPr>
                   </pic:nvPicPr>
                   <pic:blipFill>
-                    <a:blip r:embed="rId28">
+                    <a:blip r:embed="rId27">
                       <a:extLst>
                         <a:ext uri="{28A0092B-C50C-407E-A947-70E740481C1C}">
                           <a14:useLocalDpi xmlns:a14="http://schemas.microsoft.com/office/drawing/2010/main" val="0"/>
@@ -13095,7 +12748,6 @@
       </w:pPr>
       <w:bookmarkStart w:id="20" w:name="_Toc208316278"/>
       <w:r>
-        <w:lastRenderedPageBreak/>
         <w:t xml:space="preserve">6.1 </w:t>
       </w:r>
       <w:r>
@@ -13224,7 +12876,7 @@
                     </pic:cNvPicPr>
                   </pic:nvPicPr>
                   <pic:blipFill>
-                    <a:blip r:embed="rId29">
+                    <a:blip r:embed="rId28">
                       <a:extLst>
                         <a:ext uri="{28A0092B-C50C-407E-A947-70E740481C1C}">
                           <a14:useLocalDpi xmlns:a14="http://schemas.microsoft.com/office/drawing/2010/main" val="0"/>
@@ -13275,6 +12927,7 @@
         <w:rPr>
           <w:lang w:val="sr-Cyrl-RS"/>
         </w:rPr>
+        <w:lastRenderedPageBreak/>
         <w:t>6.2 Компоненте променљивог приказа</w:t>
       </w:r>
       <w:bookmarkEnd w:id="21"/>
@@ -13329,7 +12982,7 @@
                     </pic:cNvPicPr>
                   </pic:nvPicPr>
                   <pic:blipFill>
-                    <a:blip r:embed="rId30">
+                    <a:blip r:embed="rId29">
                       <a:extLst>
                         <a:ext uri="{28A0092B-C50C-407E-A947-70E740481C1C}">
                           <a14:useLocalDpi xmlns:a14="http://schemas.microsoft.com/office/drawing/2010/main" val="0"/>
@@ -13521,6 +13174,7 @@
         <w:rPr>
           <w:noProof/>
         </w:rPr>
+        <w:lastRenderedPageBreak/>
         <w:drawing>
           <wp:inline distT="0" distB="0" distL="0" distR="0" wp14:anchorId="7FD4FCA6" wp14:editId="58517922">
             <wp:extent cx="5931535" cy="3371215"/>
@@ -13539,7 +13193,7 @@
                     </pic:cNvPicPr>
                   </pic:nvPicPr>
                   <pic:blipFill>
-                    <a:blip r:embed="rId31" cstate="print">
+                    <a:blip r:embed="rId30" cstate="print">
                       <a:extLst>
                         <a:ext uri="{28A0092B-C50C-407E-A947-70E740481C1C}">
                           <a14:useLocalDpi xmlns:a14="http://schemas.microsoft.com/office/drawing/2010/main" val="0"/>
@@ -13645,7 +13299,6 @@
         <w:rPr>
           <w:lang w:val="sr-Cyrl-RS"/>
         </w:rPr>
-        <w:lastRenderedPageBreak/>
         <w:t xml:space="preserve">7.2 </w:t>
       </w:r>
       <w:r>
@@ -13703,6 +13356,7 @@
         <w:rPr>
           <w:noProof/>
         </w:rPr>
+        <w:lastRenderedPageBreak/>
         <w:drawing>
           <wp:inline distT="0" distB="0" distL="0" distR="0" wp14:anchorId="6E1B2E9C" wp14:editId="61056CB5">
             <wp:extent cx="5144494" cy="3105726"/>
@@ -13721,7 +13375,7 @@
                     </pic:cNvPicPr>
                   </pic:nvPicPr>
                   <pic:blipFill>
-                    <a:blip r:embed="rId32">
+                    <a:blip r:embed="rId31">
                       <a:extLst>
                         <a:ext uri="{28A0092B-C50C-407E-A947-70E740481C1C}">
                           <a14:useLocalDpi xmlns:a14="http://schemas.microsoft.com/office/drawing/2010/main" val="0"/>
@@ -13803,7 +13457,7 @@
                     </pic:cNvPicPr>
                   </pic:nvPicPr>
                   <pic:blipFill>
-                    <a:blip r:embed="rId33">
+                    <a:blip r:embed="rId32">
                       <a:extLst>
                         <a:ext uri="{28A0092B-C50C-407E-A947-70E740481C1C}">
                           <a14:useLocalDpi xmlns:a14="http://schemas.microsoft.com/office/drawing/2010/main" val="0"/>
@@ -13872,36 +13526,36 @@
         <w:br/>
       </w:r>
       <w:r>
+        <w:t>C</w:t>
+      </w:r>
+      <w:r>
+        <w:t>heckbox</w:t>
+      </w:r>
+      <w:r>
+        <w:t xml:space="preserve"> </w:t>
+      </w:r>
+      <w:r>
+        <w:rPr>
+          <w:lang w:val="sr-Cyrl-RS"/>
+        </w:rPr>
+        <w:t xml:space="preserve">на левој страни </w:t>
+      </w:r>
+      <w:r>
+        <w:rPr>
+          <w:lang w:val="sr-Cyrl-RS"/>
+        </w:rPr>
+        <w:t>навбара омогућава ову радњу (Слика 13), једноставним кликом на пољем са именом жељеног тржишта.</w:t>
+      </w:r>
+    </w:p>
+    <w:p>
+      <w:pPr>
+        <w:jc w:val="center"/>
+      </w:pPr>
+      <w:r>
+        <w:rPr>
+          <w:noProof/>
+        </w:rPr>
         <w:lastRenderedPageBreak/>
-        <w:t>C</w:t>
-      </w:r>
-      <w:r>
-        <w:t>heckbox</w:t>
-      </w:r>
-      <w:r>
-        <w:t xml:space="preserve"> </w:t>
-      </w:r>
-      <w:r>
-        <w:rPr>
-          <w:lang w:val="sr-Cyrl-RS"/>
-        </w:rPr>
-        <w:t xml:space="preserve">на левој страни </w:t>
-      </w:r>
-      <w:r>
-        <w:rPr>
-          <w:lang w:val="sr-Cyrl-RS"/>
-        </w:rPr>
-        <w:t>навбара омогућава ову радњу (Слика 13), једноставним кликом на пољем са именом жељеног тржишта.</w:t>
-      </w:r>
-    </w:p>
-    <w:p>
-      <w:pPr>
-        <w:jc w:val="center"/>
-      </w:pPr>
-      <w:r>
-        <w:rPr>
-          <w:noProof/>
-        </w:rPr>
         <w:drawing>
           <wp:inline distT="0" distB="0" distL="0" distR="0" wp14:anchorId="47B0F0D6" wp14:editId="485F540E">
             <wp:extent cx="5895541" cy="2631882"/>
@@ -13920,7 +13574,7 @@
                     </pic:cNvPicPr>
                   </pic:nvPicPr>
                   <pic:blipFill>
-                    <a:blip r:embed="rId34" cstate="print">
+                    <a:blip r:embed="rId33" cstate="print">
                       <a:extLst>
                         <a:ext uri="{28A0092B-C50C-407E-A947-70E740481C1C}">
                           <a14:useLocalDpi xmlns:a14="http://schemas.microsoft.com/office/drawing/2010/main" val="0"/>
@@ -14089,7 +13743,7 @@
                     </pic:cNvPicPr>
                   </pic:nvPicPr>
                   <pic:blipFill>
-                    <a:blip r:embed="rId35">
+                    <a:blip r:embed="rId34">
                       <a:extLst>
                         <a:ext uri="{28A0092B-C50C-407E-A947-70E740481C1C}">
                           <a14:useLocalDpi xmlns:a14="http://schemas.microsoft.com/office/drawing/2010/main" val="0"/>
@@ -14206,7 +13860,7 @@
                     </pic:cNvPicPr>
                   </pic:nvPicPr>
                   <pic:blipFill>
-                    <a:blip r:embed="rId36" cstate="print">
+                    <a:blip r:embed="rId35" cstate="print">
                       <a:extLst>
                         <a:ext uri="{28A0092B-C50C-407E-A947-70E740481C1C}">
                           <a14:useLocalDpi xmlns:a14="http://schemas.microsoft.com/office/drawing/2010/main" val="0"/>
@@ -14306,7 +13960,7 @@
                     </pic:cNvPicPr>
                   </pic:nvPicPr>
                   <pic:blipFill>
-                    <a:blip r:embed="rId37" cstate="print">
+                    <a:blip r:embed="rId36" cstate="print">
                       <a:extLst>
                         <a:ext uri="{28A0092B-C50C-407E-A947-70E740481C1C}">
                           <a14:useLocalDpi xmlns:a14="http://schemas.microsoft.com/office/drawing/2010/main" val="0"/>
@@ -14483,7 +14137,7 @@
                     </pic:cNvPicPr>
                   </pic:nvPicPr>
                   <pic:blipFill>
-                    <a:blip r:embed="rId38">
+                    <a:blip r:embed="rId37">
                       <a:extLst>
                         <a:ext uri="{28A0092B-C50C-407E-A947-70E740481C1C}">
                           <a14:useLocalDpi xmlns:a14="http://schemas.microsoft.com/office/drawing/2010/main" val="0"/>
@@ -14567,7 +14221,7 @@
                     </pic:cNvPicPr>
                   </pic:nvPicPr>
                   <pic:blipFill>
-                    <a:blip r:embed="rId39" cstate="print">
+                    <a:blip r:embed="rId38" cstate="print">
                       <a:extLst>
                         <a:ext uri="{28A0092B-C50C-407E-A947-70E740481C1C}">
                           <a14:useLocalDpi xmlns:a14="http://schemas.microsoft.com/office/drawing/2010/main" val="0"/>
@@ -14809,7 +14463,7 @@
                     </pic:cNvPicPr>
                   </pic:nvPicPr>
                   <pic:blipFill>
-                    <a:blip r:embed="rId40" cstate="print">
+                    <a:blip r:embed="rId39" cstate="print">
                       <a:extLst>
                         <a:ext uri="{28A0092B-C50C-407E-A947-70E740481C1C}">
                           <a14:useLocalDpi xmlns:a14="http://schemas.microsoft.com/office/drawing/2010/main" val="0"/>
@@ -14931,7 +14585,7 @@
                     </pic:cNvPicPr>
                   </pic:nvPicPr>
                   <pic:blipFill>
-                    <a:blip r:embed="rId41" cstate="print">
+                    <a:blip r:embed="rId40" cstate="print">
                       <a:extLst>
                         <a:ext uri="{28A0092B-C50C-407E-A947-70E740481C1C}">
                           <a14:useLocalDpi xmlns:a14="http://schemas.microsoft.com/office/drawing/2010/main" val="0"/>
@@ -15090,7 +14744,7 @@
                     </pic:cNvPicPr>
                   </pic:nvPicPr>
                   <pic:blipFill>
-                    <a:blip r:embed="rId42">
+                    <a:blip r:embed="rId41">
                       <a:extLst>
                         <a:ext uri="{28A0092B-C50C-407E-A947-70E740481C1C}">
                           <a14:useLocalDpi xmlns:a14="http://schemas.microsoft.com/office/drawing/2010/main" val="0"/>
@@ -15224,7 +14878,7 @@
                     </pic:cNvPicPr>
                   </pic:nvPicPr>
                   <pic:blipFill>
-                    <a:blip r:embed="rId43" cstate="print">
+                    <a:blip r:embed="rId42" cstate="print">
                       <a:extLst>
                         <a:ext uri="{28A0092B-C50C-407E-A947-70E740481C1C}">
                           <a14:useLocalDpi xmlns:a14="http://schemas.microsoft.com/office/drawing/2010/main" val="0"/>
@@ -15302,7 +14956,7 @@
                     </pic:cNvPicPr>
                   </pic:nvPicPr>
                   <pic:blipFill>
-                    <a:blip r:embed="rId44" cstate="print">
+                    <a:blip r:embed="rId43" cstate="print">
                       <a:extLst>
                         <a:ext uri="{28A0092B-C50C-407E-A947-70E740481C1C}">
                           <a14:useLocalDpi xmlns:a14="http://schemas.microsoft.com/office/drawing/2010/main" val="0"/>
@@ -15433,7 +15087,7 @@
                     </pic:cNvPicPr>
                   </pic:nvPicPr>
                   <pic:blipFill>
-                    <a:blip r:embed="rId45">
+                    <a:blip r:embed="rId44">
                       <a:extLst>
                         <a:ext uri="{28A0092B-C50C-407E-A947-70E740481C1C}">
                           <a14:useLocalDpi xmlns:a14="http://schemas.microsoft.com/office/drawing/2010/main" val="0"/>
@@ -15578,7 +15232,7 @@
                     </pic:cNvPicPr>
                   </pic:nvPicPr>
                   <pic:blipFill>
-                    <a:blip r:embed="rId46">
+                    <a:blip r:embed="rId45">
                       <a:extLst>
                         <a:ext uri="{28A0092B-C50C-407E-A947-70E740481C1C}">
                           <a14:useLocalDpi xmlns:a14="http://schemas.microsoft.com/office/drawing/2010/main" val="0"/>
@@ -15638,7 +15292,7 @@
                     </pic:cNvPicPr>
                   </pic:nvPicPr>
                   <pic:blipFill>
-                    <a:blip r:embed="rId47">
+                    <a:blip r:embed="rId46">
                       <a:extLst>
                         <a:ext uri="{28A0092B-C50C-407E-A947-70E740481C1C}">
                           <a14:useLocalDpi xmlns:a14="http://schemas.microsoft.com/office/drawing/2010/main" val="0"/>
@@ -15775,7 +15429,7 @@
                     </pic:cNvPicPr>
                   </pic:nvPicPr>
                   <pic:blipFill>
-                    <a:blip r:embed="rId48">
+                    <a:blip r:embed="rId47">
                       <a:extLst>
                         <a:ext uri="{28A0092B-C50C-407E-A947-70E740481C1C}">
                           <a14:useLocalDpi xmlns:a14="http://schemas.microsoft.com/office/drawing/2010/main" val="0"/>
@@ -15873,7 +15527,7 @@
                     </pic:cNvPicPr>
                   </pic:nvPicPr>
                   <pic:blipFill>
-                    <a:blip r:embed="rId49" cstate="print">
+                    <a:blip r:embed="rId48" cstate="print">
                       <a:extLst>
                         <a:ext uri="{28A0092B-C50C-407E-A947-70E740481C1C}">
                           <a14:useLocalDpi xmlns:a14="http://schemas.microsoft.com/office/drawing/2010/main" val="0"/>
@@ -15933,7 +15587,7 @@
                     </pic:cNvPicPr>
                   </pic:nvPicPr>
                   <pic:blipFill>
-                    <a:blip r:embed="rId50" cstate="print">
+                    <a:blip r:embed="rId49" cstate="print">
                       <a:extLst>
                         <a:ext uri="{28A0092B-C50C-407E-A947-70E740481C1C}">
                           <a14:useLocalDpi xmlns:a14="http://schemas.microsoft.com/office/drawing/2010/main" val="0"/>
@@ -16226,7 +15880,7 @@
                     </pic:cNvPicPr>
                   </pic:nvPicPr>
                   <pic:blipFill>
-                    <a:blip r:embed="rId51" cstate="print">
+                    <a:blip r:embed="rId50" cstate="print">
                       <a:extLst>
                         <a:ext uri="{28A0092B-C50C-407E-A947-70E740481C1C}">
                           <a14:useLocalDpi xmlns:a14="http://schemas.microsoft.com/office/drawing/2010/main" val="0"/>
@@ -16378,7 +16032,7 @@
       <w:r>
         <w:t xml:space="preserve">: </w:t>
       </w:r>
-      <w:hyperlink r:id="rId52" w:history="1">
+      <w:hyperlink r:id="rId51" w:history="1">
         <w:r>
           <w:rPr>
             <w:rStyle w:val="Hyperlink"/>
@@ -16609,7 +16263,7 @@
         <w:rStyle w:val="PageNumber"/>
         <w:noProof/>
       </w:rPr>
-      <w:t>4</w:t>
+      <w:t>14</w:t>
     </w:r>
     <w:r>
       <w:rPr>
@@ -18531,6 +18185,119 @@
     </w:lvl>
   </w:abstractNum>
   <w:abstractNum w:abstractNumId="11" w15:restartNumberingAfterBreak="0">
+    <w:nsid w:val="57145E91"/>
+    <w:multiLevelType w:val="hybridMultilevel"/>
+    <w:tmpl w:val="583C7C74"/>
+    <w:lvl w:ilvl="0" w:tplc="04090001">
+      <w:start w:val="1"/>
+      <w:numFmt w:val="bullet"/>
+      <w:lvlText w:val=""/>
+      <w:lvlJc w:val="left"/>
+      <w:pPr>
+        <w:ind w:left="720" w:hanging="360"/>
+      </w:pPr>
+      <w:rPr>
+        <w:rFonts w:ascii="Symbol" w:hAnsi="Symbol" w:hint="default"/>
+      </w:rPr>
+    </w:lvl>
+    <w:lvl w:ilvl="1" w:tplc="04090003">
+      <w:start w:val="1"/>
+      <w:numFmt w:val="bullet"/>
+      <w:lvlText w:val="o"/>
+      <w:lvlJc w:val="left"/>
+      <w:pPr>
+        <w:ind w:left="1440" w:hanging="360"/>
+      </w:pPr>
+      <w:rPr>
+        <w:rFonts w:ascii="Courier New" w:hAnsi="Courier New" w:cs="Courier New" w:hint="default"/>
+      </w:rPr>
+    </w:lvl>
+    <w:lvl w:ilvl="2" w:tplc="04090005" w:tentative="1">
+      <w:start w:val="1"/>
+      <w:numFmt w:val="bullet"/>
+      <w:lvlText w:val=""/>
+      <w:lvlJc w:val="left"/>
+      <w:pPr>
+        <w:ind w:left="2160" w:hanging="360"/>
+      </w:pPr>
+      <w:rPr>
+        <w:rFonts w:ascii="Wingdings" w:hAnsi="Wingdings" w:hint="default"/>
+      </w:rPr>
+    </w:lvl>
+    <w:lvl w:ilvl="3" w:tplc="04090001" w:tentative="1">
+      <w:start w:val="1"/>
+      <w:numFmt w:val="bullet"/>
+      <w:lvlText w:val=""/>
+      <w:lvlJc w:val="left"/>
+      <w:pPr>
+        <w:ind w:left="2880" w:hanging="360"/>
+      </w:pPr>
+      <w:rPr>
+        <w:rFonts w:ascii="Symbol" w:hAnsi="Symbol" w:hint="default"/>
+      </w:rPr>
+    </w:lvl>
+    <w:lvl w:ilvl="4" w:tplc="04090003" w:tentative="1">
+      <w:start w:val="1"/>
+      <w:numFmt w:val="bullet"/>
+      <w:lvlText w:val="o"/>
+      <w:lvlJc w:val="left"/>
+      <w:pPr>
+        <w:ind w:left="3600" w:hanging="360"/>
+      </w:pPr>
+      <w:rPr>
+        <w:rFonts w:ascii="Courier New" w:hAnsi="Courier New" w:cs="Courier New" w:hint="default"/>
+      </w:rPr>
+    </w:lvl>
+    <w:lvl w:ilvl="5" w:tplc="04090005" w:tentative="1">
+      <w:start w:val="1"/>
+      <w:numFmt w:val="bullet"/>
+      <w:lvlText w:val=""/>
+      <w:lvlJc w:val="left"/>
+      <w:pPr>
+        <w:ind w:left="4320" w:hanging="360"/>
+      </w:pPr>
+      <w:rPr>
+        <w:rFonts w:ascii="Wingdings" w:hAnsi="Wingdings" w:hint="default"/>
+      </w:rPr>
+    </w:lvl>
+    <w:lvl w:ilvl="6" w:tplc="04090001" w:tentative="1">
+      <w:start w:val="1"/>
+      <w:numFmt w:val="bullet"/>
+      <w:lvlText w:val=""/>
+      <w:lvlJc w:val="left"/>
+      <w:pPr>
+        <w:ind w:left="5040" w:hanging="360"/>
+      </w:pPr>
+      <w:rPr>
+        <w:rFonts w:ascii="Symbol" w:hAnsi="Symbol" w:hint="default"/>
+      </w:rPr>
+    </w:lvl>
+    <w:lvl w:ilvl="7" w:tplc="04090003" w:tentative="1">
+      <w:start w:val="1"/>
+      <w:numFmt w:val="bullet"/>
+      <w:lvlText w:val="o"/>
+      <w:lvlJc w:val="left"/>
+      <w:pPr>
+        <w:ind w:left="5760" w:hanging="360"/>
+      </w:pPr>
+      <w:rPr>
+        <w:rFonts w:ascii="Courier New" w:hAnsi="Courier New" w:cs="Courier New" w:hint="default"/>
+      </w:rPr>
+    </w:lvl>
+    <w:lvl w:ilvl="8" w:tplc="04090005" w:tentative="1">
+      <w:start w:val="1"/>
+      <w:numFmt w:val="bullet"/>
+      <w:lvlText w:val=""/>
+      <w:lvlJc w:val="left"/>
+      <w:pPr>
+        <w:ind w:left="6480" w:hanging="360"/>
+      </w:pPr>
+      <w:rPr>
+        <w:rFonts w:ascii="Wingdings" w:hAnsi="Wingdings" w:hint="default"/>
+      </w:rPr>
+    </w:lvl>
+  </w:abstractNum>
+  <w:abstractNum w:abstractNumId="12" w15:restartNumberingAfterBreak="0">
     <w:nsid w:val="70524DBC"/>
     <w:multiLevelType w:val="hybridMultilevel"/>
     <w:tmpl w:val="57887536"/>
@@ -18669,7 +18436,7 @@
       </w:rPr>
     </w:lvl>
   </w:abstractNum>
-  <w:abstractNum w:abstractNumId="12" w15:restartNumberingAfterBreak="0">
+  <w:abstractNum w:abstractNumId="13" w15:restartNumberingAfterBreak="0">
     <w:nsid w:val="738F00A9"/>
     <w:multiLevelType w:val="hybridMultilevel"/>
     <w:tmpl w:val="24202BBE"/>
@@ -18782,96 +18549,10 @@
       </w:rPr>
     </w:lvl>
   </w:abstractNum>
-  <w:abstractNum w:abstractNumId="13" w15:restartNumberingAfterBreak="0">
-    <w:nsid w:val="792C715F"/>
+  <w:abstractNum w:abstractNumId="14" w15:restartNumberingAfterBreak="0">
+    <w:nsid w:val="776C2BAA"/>
     <w:multiLevelType w:val="hybridMultilevel"/>
-    <w:tmpl w:val="37E0D864"/>
-    <w:lvl w:ilvl="0" w:tplc="0409000F">
-      <w:start w:val="1"/>
-      <w:numFmt w:val="decimal"/>
-      <w:lvlText w:val="%1."/>
-      <w:lvlJc w:val="left"/>
-      <w:pPr>
-        <w:ind w:left="720" w:hanging="360"/>
-      </w:pPr>
-    </w:lvl>
-    <w:lvl w:ilvl="1" w:tplc="04090019" w:tentative="1">
-      <w:start w:val="1"/>
-      <w:numFmt w:val="lowerLetter"/>
-      <w:lvlText w:val="%2."/>
-      <w:lvlJc w:val="left"/>
-      <w:pPr>
-        <w:ind w:left="1440" w:hanging="360"/>
-      </w:pPr>
-    </w:lvl>
-    <w:lvl w:ilvl="2" w:tplc="0409001B" w:tentative="1">
-      <w:start w:val="1"/>
-      <w:numFmt w:val="lowerRoman"/>
-      <w:lvlText w:val="%3."/>
-      <w:lvlJc w:val="right"/>
-      <w:pPr>
-        <w:ind w:left="2160" w:hanging="180"/>
-      </w:pPr>
-    </w:lvl>
-    <w:lvl w:ilvl="3" w:tplc="0409000F" w:tentative="1">
-      <w:start w:val="1"/>
-      <w:numFmt w:val="decimal"/>
-      <w:lvlText w:val="%4."/>
-      <w:lvlJc w:val="left"/>
-      <w:pPr>
-        <w:ind w:left="2880" w:hanging="360"/>
-      </w:pPr>
-    </w:lvl>
-    <w:lvl w:ilvl="4" w:tplc="04090019" w:tentative="1">
-      <w:start w:val="1"/>
-      <w:numFmt w:val="lowerLetter"/>
-      <w:lvlText w:val="%5."/>
-      <w:lvlJc w:val="left"/>
-      <w:pPr>
-        <w:ind w:left="3600" w:hanging="360"/>
-      </w:pPr>
-    </w:lvl>
-    <w:lvl w:ilvl="5" w:tplc="0409001B" w:tentative="1">
-      <w:start w:val="1"/>
-      <w:numFmt w:val="lowerRoman"/>
-      <w:lvlText w:val="%6."/>
-      <w:lvlJc w:val="right"/>
-      <w:pPr>
-        <w:ind w:left="4320" w:hanging="180"/>
-      </w:pPr>
-    </w:lvl>
-    <w:lvl w:ilvl="6" w:tplc="0409000F" w:tentative="1">
-      <w:start w:val="1"/>
-      <w:numFmt w:val="decimal"/>
-      <w:lvlText w:val="%7."/>
-      <w:lvlJc w:val="left"/>
-      <w:pPr>
-        <w:ind w:left="5040" w:hanging="360"/>
-      </w:pPr>
-    </w:lvl>
-    <w:lvl w:ilvl="7" w:tplc="04090019" w:tentative="1">
-      <w:start w:val="1"/>
-      <w:numFmt w:val="lowerLetter"/>
-      <w:lvlText w:val="%8."/>
-      <w:lvlJc w:val="left"/>
-      <w:pPr>
-        <w:ind w:left="5760" w:hanging="360"/>
-      </w:pPr>
-    </w:lvl>
-    <w:lvl w:ilvl="8" w:tplc="0409001B" w:tentative="1">
-      <w:start w:val="1"/>
-      <w:numFmt w:val="lowerRoman"/>
-      <w:lvlText w:val="%9."/>
-      <w:lvlJc w:val="right"/>
-      <w:pPr>
-        <w:ind w:left="6480" w:hanging="180"/>
-      </w:pPr>
-    </w:lvl>
-  </w:abstractNum>
-  <w:abstractNum w:abstractNumId="14" w15:restartNumberingAfterBreak="0">
-    <w:nsid w:val="7FC325D9"/>
-    <w:multiLevelType w:val="hybridMultilevel"/>
-    <w:tmpl w:val="4942E4DC"/>
+    <w:tmpl w:val="C4963A58"/>
     <w:lvl w:ilvl="0" w:tplc="04090001">
       <w:start w:val="1"/>
       <w:numFmt w:val="bullet"/>
@@ -18981,8 +18662,207 @@
       </w:rPr>
     </w:lvl>
   </w:abstractNum>
+  <w:abstractNum w:abstractNumId="15" w15:restartNumberingAfterBreak="0">
+    <w:nsid w:val="792C715F"/>
+    <w:multiLevelType w:val="hybridMultilevel"/>
+    <w:tmpl w:val="37E0D864"/>
+    <w:lvl w:ilvl="0" w:tplc="0409000F">
+      <w:start w:val="1"/>
+      <w:numFmt w:val="decimal"/>
+      <w:lvlText w:val="%1."/>
+      <w:lvlJc w:val="left"/>
+      <w:pPr>
+        <w:ind w:left="720" w:hanging="360"/>
+      </w:pPr>
+    </w:lvl>
+    <w:lvl w:ilvl="1" w:tplc="04090019" w:tentative="1">
+      <w:start w:val="1"/>
+      <w:numFmt w:val="lowerLetter"/>
+      <w:lvlText w:val="%2."/>
+      <w:lvlJc w:val="left"/>
+      <w:pPr>
+        <w:ind w:left="1440" w:hanging="360"/>
+      </w:pPr>
+    </w:lvl>
+    <w:lvl w:ilvl="2" w:tplc="0409001B" w:tentative="1">
+      <w:start w:val="1"/>
+      <w:numFmt w:val="lowerRoman"/>
+      <w:lvlText w:val="%3."/>
+      <w:lvlJc w:val="right"/>
+      <w:pPr>
+        <w:ind w:left="2160" w:hanging="180"/>
+      </w:pPr>
+    </w:lvl>
+    <w:lvl w:ilvl="3" w:tplc="0409000F" w:tentative="1">
+      <w:start w:val="1"/>
+      <w:numFmt w:val="decimal"/>
+      <w:lvlText w:val="%4."/>
+      <w:lvlJc w:val="left"/>
+      <w:pPr>
+        <w:ind w:left="2880" w:hanging="360"/>
+      </w:pPr>
+    </w:lvl>
+    <w:lvl w:ilvl="4" w:tplc="04090019" w:tentative="1">
+      <w:start w:val="1"/>
+      <w:numFmt w:val="lowerLetter"/>
+      <w:lvlText w:val="%5."/>
+      <w:lvlJc w:val="left"/>
+      <w:pPr>
+        <w:ind w:left="3600" w:hanging="360"/>
+      </w:pPr>
+    </w:lvl>
+    <w:lvl w:ilvl="5" w:tplc="0409001B" w:tentative="1">
+      <w:start w:val="1"/>
+      <w:numFmt w:val="lowerRoman"/>
+      <w:lvlText w:val="%6."/>
+      <w:lvlJc w:val="right"/>
+      <w:pPr>
+        <w:ind w:left="4320" w:hanging="180"/>
+      </w:pPr>
+    </w:lvl>
+    <w:lvl w:ilvl="6" w:tplc="0409000F" w:tentative="1">
+      <w:start w:val="1"/>
+      <w:numFmt w:val="decimal"/>
+      <w:lvlText w:val="%7."/>
+      <w:lvlJc w:val="left"/>
+      <w:pPr>
+        <w:ind w:left="5040" w:hanging="360"/>
+      </w:pPr>
+    </w:lvl>
+    <w:lvl w:ilvl="7" w:tplc="04090019" w:tentative="1">
+      <w:start w:val="1"/>
+      <w:numFmt w:val="lowerLetter"/>
+      <w:lvlText w:val="%8."/>
+      <w:lvlJc w:val="left"/>
+      <w:pPr>
+        <w:ind w:left="5760" w:hanging="360"/>
+      </w:pPr>
+    </w:lvl>
+    <w:lvl w:ilvl="8" w:tplc="0409001B" w:tentative="1">
+      <w:start w:val="1"/>
+      <w:numFmt w:val="lowerRoman"/>
+      <w:lvlText w:val="%9."/>
+      <w:lvlJc w:val="right"/>
+      <w:pPr>
+        <w:ind w:left="6480" w:hanging="180"/>
+      </w:pPr>
+    </w:lvl>
+  </w:abstractNum>
+  <w:abstractNum w:abstractNumId="16" w15:restartNumberingAfterBreak="0">
+    <w:nsid w:val="7FC325D9"/>
+    <w:multiLevelType w:val="hybridMultilevel"/>
+    <w:tmpl w:val="4942E4DC"/>
+    <w:lvl w:ilvl="0" w:tplc="04090001">
+      <w:start w:val="1"/>
+      <w:numFmt w:val="bullet"/>
+      <w:lvlText w:val=""/>
+      <w:lvlJc w:val="left"/>
+      <w:pPr>
+        <w:ind w:left="720" w:hanging="360"/>
+      </w:pPr>
+      <w:rPr>
+        <w:rFonts w:ascii="Symbol" w:hAnsi="Symbol" w:hint="default"/>
+      </w:rPr>
+    </w:lvl>
+    <w:lvl w:ilvl="1" w:tplc="04090003" w:tentative="1">
+      <w:start w:val="1"/>
+      <w:numFmt w:val="bullet"/>
+      <w:lvlText w:val="o"/>
+      <w:lvlJc w:val="left"/>
+      <w:pPr>
+        <w:ind w:left="1440" w:hanging="360"/>
+      </w:pPr>
+      <w:rPr>
+        <w:rFonts w:ascii="Courier New" w:hAnsi="Courier New" w:cs="Courier New" w:hint="default"/>
+      </w:rPr>
+    </w:lvl>
+    <w:lvl w:ilvl="2" w:tplc="04090005" w:tentative="1">
+      <w:start w:val="1"/>
+      <w:numFmt w:val="bullet"/>
+      <w:lvlText w:val=""/>
+      <w:lvlJc w:val="left"/>
+      <w:pPr>
+        <w:ind w:left="2160" w:hanging="360"/>
+      </w:pPr>
+      <w:rPr>
+        <w:rFonts w:ascii="Wingdings" w:hAnsi="Wingdings" w:hint="default"/>
+      </w:rPr>
+    </w:lvl>
+    <w:lvl w:ilvl="3" w:tplc="04090001" w:tentative="1">
+      <w:start w:val="1"/>
+      <w:numFmt w:val="bullet"/>
+      <w:lvlText w:val=""/>
+      <w:lvlJc w:val="left"/>
+      <w:pPr>
+        <w:ind w:left="2880" w:hanging="360"/>
+      </w:pPr>
+      <w:rPr>
+        <w:rFonts w:ascii="Symbol" w:hAnsi="Symbol" w:hint="default"/>
+      </w:rPr>
+    </w:lvl>
+    <w:lvl w:ilvl="4" w:tplc="04090003" w:tentative="1">
+      <w:start w:val="1"/>
+      <w:numFmt w:val="bullet"/>
+      <w:lvlText w:val="o"/>
+      <w:lvlJc w:val="left"/>
+      <w:pPr>
+        <w:ind w:left="3600" w:hanging="360"/>
+      </w:pPr>
+      <w:rPr>
+        <w:rFonts w:ascii="Courier New" w:hAnsi="Courier New" w:cs="Courier New" w:hint="default"/>
+      </w:rPr>
+    </w:lvl>
+    <w:lvl w:ilvl="5" w:tplc="04090005" w:tentative="1">
+      <w:start w:val="1"/>
+      <w:numFmt w:val="bullet"/>
+      <w:lvlText w:val=""/>
+      <w:lvlJc w:val="left"/>
+      <w:pPr>
+        <w:ind w:left="4320" w:hanging="360"/>
+      </w:pPr>
+      <w:rPr>
+        <w:rFonts w:ascii="Wingdings" w:hAnsi="Wingdings" w:hint="default"/>
+      </w:rPr>
+    </w:lvl>
+    <w:lvl w:ilvl="6" w:tplc="04090001" w:tentative="1">
+      <w:start w:val="1"/>
+      <w:numFmt w:val="bullet"/>
+      <w:lvlText w:val=""/>
+      <w:lvlJc w:val="left"/>
+      <w:pPr>
+        <w:ind w:left="5040" w:hanging="360"/>
+      </w:pPr>
+      <w:rPr>
+        <w:rFonts w:ascii="Symbol" w:hAnsi="Symbol" w:hint="default"/>
+      </w:rPr>
+    </w:lvl>
+    <w:lvl w:ilvl="7" w:tplc="04090003" w:tentative="1">
+      <w:start w:val="1"/>
+      <w:numFmt w:val="bullet"/>
+      <w:lvlText w:val="o"/>
+      <w:lvlJc w:val="left"/>
+      <w:pPr>
+        <w:ind w:left="5760" w:hanging="360"/>
+      </w:pPr>
+      <w:rPr>
+        <w:rFonts w:ascii="Courier New" w:hAnsi="Courier New" w:cs="Courier New" w:hint="default"/>
+      </w:rPr>
+    </w:lvl>
+    <w:lvl w:ilvl="8" w:tplc="04090005" w:tentative="1">
+      <w:start w:val="1"/>
+      <w:numFmt w:val="bullet"/>
+      <w:lvlText w:val=""/>
+      <w:lvlJc w:val="left"/>
+      <w:pPr>
+        <w:ind w:left="6480" w:hanging="360"/>
+      </w:pPr>
+      <w:rPr>
+        <w:rFonts w:ascii="Wingdings" w:hAnsi="Wingdings" w:hint="default"/>
+      </w:rPr>
+    </w:lvl>
+  </w:abstractNum>
   <w:num w:numId="1">
-    <w:abstractNumId w:val="11"/>
+    <w:abstractNumId w:val="12"/>
   </w:num>
   <w:num w:numId="2">
     <w:abstractNumId w:val="7"/>
@@ -19003,7 +18883,7 @@
     <w:abstractNumId w:val="6"/>
   </w:num>
   <w:num w:numId="8">
-    <w:abstractNumId w:val="13"/>
+    <w:abstractNumId w:val="15"/>
   </w:num>
   <w:num w:numId="9">
     <w:abstractNumId w:val="8"/>
@@ -19012,10 +18892,10 @@
     <w:abstractNumId w:val="10"/>
   </w:num>
   <w:num w:numId="11">
-    <w:abstractNumId w:val="12"/>
+    <w:abstractNumId w:val="13"/>
   </w:num>
   <w:num w:numId="12">
-    <w:abstractNumId w:val="14"/>
+    <w:abstractNumId w:val="16"/>
   </w:num>
   <w:num w:numId="13">
     <w:abstractNumId w:val="1"/>
@@ -19025,6 +18905,12 @@
   </w:num>
   <w:num w:numId="15">
     <w:abstractNumId w:val="3"/>
+  </w:num>
+  <w:num w:numId="16">
+    <w:abstractNumId w:val="11"/>
+  </w:num>
+  <w:num w:numId="17">
+    <w:abstractNumId w:val="14"/>
   </w:num>
   <w:numIdMacAtCleanup w:val="4"/>
 </w:numbering>
@@ -20438,579 +20324,6 @@
 </w:styles>
 </file>
 
-<file path=word/glossary/document.xml><?xml version="1.0" encoding="utf-8"?>
-<w:glossaryDocument xmlns:wpc="http://schemas.microsoft.com/office/word/2010/wordprocessingCanvas" xmlns:cx="http://schemas.microsoft.com/office/drawing/2014/chartex" xmlns:cx1="http://schemas.microsoft.com/office/drawing/2015/9/8/chartex" xmlns:mc="http://schemas.openxmlformats.org/markup-compatibility/2006" xmlns:o="urn:schemas-microsoft-com:office:office" xmlns:r="http://schemas.openxmlformats.org/officeDocument/2006/relationships" xmlns:m="http://schemas.openxmlformats.org/officeDocument/2006/math" xmlns:v="urn:schemas-microsoft-com:vml" xmlns:wp14="http://schemas.microsoft.com/office/word/2010/wordprocessingDrawing" xmlns:wp="http://schemas.openxmlformats.org/drawingml/2006/wordprocessingDrawing" xmlns:w10="urn:schemas-microsoft-com:office:word" xmlns:w="http://schemas.openxmlformats.org/wordprocessingml/2006/main" xmlns:w14="http://schemas.microsoft.com/office/word/2010/wordml" xmlns:w15="http://schemas.microsoft.com/office/word/2012/wordml" xmlns:w16se="http://schemas.microsoft.com/office/word/2015/wordml/symex" xmlns:wpg="http://schemas.microsoft.com/office/word/2010/wordprocessingGroup" xmlns:wpi="http://schemas.microsoft.com/office/word/2010/wordprocessingInk" xmlns:wne="http://schemas.microsoft.com/office/word/2006/wordml" xmlns:wps="http://schemas.microsoft.com/office/word/2010/wordprocessingShape" mc:Ignorable="w14 w15 w16se wp14"/>
-</file>
-
-<file path=word/glossary/fontTable.xml><?xml version="1.0" encoding="utf-8"?>
-<w:fonts xmlns:mc="http://schemas.openxmlformats.org/markup-compatibility/2006" xmlns:r="http://schemas.openxmlformats.org/officeDocument/2006/relationships" xmlns:w="http://schemas.openxmlformats.org/wordprocessingml/2006/main" xmlns:w14="http://schemas.microsoft.com/office/word/2010/wordml" xmlns:w15="http://schemas.microsoft.com/office/word/2012/wordml" xmlns:w16se="http://schemas.microsoft.com/office/word/2015/wordml/symex" mc:Ignorable="w14 w15 w16se">
-  <w:font w:name="Symbol">
-    <w:panose1 w:val="05050102010706020507"/>
-    <w:charset w:val="02"/>
-    <w:family w:val="roman"/>
-    <w:pitch w:val="variable"/>
-    <w:sig w:usb0="00000000" w:usb1="10000000" w:usb2="00000000" w:usb3="00000000" w:csb0="80000000" w:csb1="00000000"/>
-  </w:font>
-  <w:font w:name="Times New Roman">
-    <w:panose1 w:val="02020603050405020304"/>
-    <w:charset w:val="00"/>
-    <w:family w:val="roman"/>
-    <w:pitch w:val="variable"/>
-    <w:sig w:usb0="E0002EFF" w:usb1="C000785B" w:usb2="00000009" w:usb3="00000000" w:csb0="000001FF" w:csb1="00000000"/>
-  </w:font>
-  <w:font w:name="Courier New">
-    <w:panose1 w:val="02070309020205020404"/>
-    <w:charset w:val="00"/>
-    <w:family w:val="modern"/>
-    <w:pitch w:val="fixed"/>
-    <w:sig w:usb0="E0002EFF" w:usb1="C0007843" w:usb2="00000009" w:usb3="00000000" w:csb0="000001FF" w:csb1="00000000"/>
-  </w:font>
-  <w:font w:name="Wingdings">
-    <w:panose1 w:val="05000000000000000000"/>
-    <w:charset w:val="02"/>
-    <w:family w:val="auto"/>
-    <w:pitch w:val="variable"/>
-    <w:sig w:usb0="00000000" w:usb1="10000000" w:usb2="00000000" w:usb3="00000000" w:csb0="80000000" w:csb1="00000000"/>
-  </w:font>
-  <w:font w:name="Arial">
-    <w:panose1 w:val="020B0604020202020204"/>
-    <w:charset w:val="00"/>
-    <w:family w:val="swiss"/>
-    <w:pitch w:val="variable"/>
-    <w:sig w:usb0="E0002EFF" w:usb1="C000785B" w:usb2="00000009" w:usb3="00000000" w:csb0="000001FF" w:csb1="00000000"/>
-  </w:font>
-  <w:font w:name="Calibri">
-    <w:panose1 w:val="020F0502020204030204"/>
-    <w:charset w:val="00"/>
-    <w:family w:val="swiss"/>
-    <w:pitch w:val="variable"/>
-    <w:sig w:usb0="E4002EFF" w:usb1="C000247B" w:usb2="00000009" w:usb3="00000000" w:csb0="000001FF" w:csb1="00000000"/>
-  </w:font>
-  <w:font w:name="Cambria">
-    <w:panose1 w:val="02040503050406030204"/>
-    <w:charset w:val="00"/>
-    <w:family w:val="roman"/>
-    <w:pitch w:val="variable"/>
-    <w:sig w:usb0="E00006FF" w:usb1="420024FF" w:usb2="02000000" w:usb3="00000000" w:csb0="0000019F" w:csb1="00000000"/>
-  </w:font>
-  <w:font w:name="Tahoma">
-    <w:panose1 w:val="020B0604030504040204"/>
-    <w:charset w:val="00"/>
-    <w:family w:val="swiss"/>
-    <w:pitch w:val="variable"/>
-    <w:sig w:usb0="E1002EFF" w:usb1="C000605B" w:usb2="00000029" w:usb3="00000000" w:csb0="000101FF" w:csb1="00000000"/>
-  </w:font>
-  <w:font w:name="VogueBold">
-    <w:charset w:val="00"/>
-    <w:family w:val="auto"/>
-    <w:pitch w:val="variable"/>
-    <w:sig w:usb0="00000083" w:usb1="00000000" w:usb2="00000000" w:usb3="00000000" w:csb0="00000009" w:csb1="00000000"/>
-  </w:font>
-  <w:font w:name="TimesRoman">
-    <w:altName w:val="Times New Roman"/>
-    <w:charset w:val="00"/>
-    <w:family w:val="auto"/>
-    <w:pitch w:val="variable"/>
-    <w:sig w:usb0="00000083" w:usb1="00000000" w:usb2="00000000" w:usb3="00000000" w:csb0="00000009" w:csb1="00000000"/>
-  </w:font>
-  <w:font w:name="CHelvItalic">
-    <w:charset w:val="00"/>
-    <w:family w:val="auto"/>
-    <w:pitch w:val="variable"/>
-    <w:sig w:usb0="00000083" w:usb1="00000000" w:usb2="00000000" w:usb3="00000000" w:csb0="00000009" w:csb1="00000000"/>
-  </w:font>
-  <w:font w:name="Calibri Light">
-    <w:panose1 w:val="020F0302020204030204"/>
-    <w:charset w:val="00"/>
-    <w:family w:val="swiss"/>
-    <w:pitch w:val="variable"/>
-    <w:sig w:usb0="E4002EFF" w:usb1="C000247B" w:usb2="00000009" w:usb3="00000000" w:csb0="000001FF" w:csb1="00000000"/>
-  </w:font>
-</w:fonts>
-</file>
-
-<file path=word/glossary/settings.xml><?xml version="1.0" encoding="utf-8"?>
-<w:settings xmlns:mc="http://schemas.openxmlformats.org/markup-compatibility/2006" xmlns:o="urn:schemas-microsoft-com:office:office" xmlns:r="http://schemas.openxmlformats.org/officeDocument/2006/relationships" xmlns:m="http://schemas.openxmlformats.org/officeDocument/2006/math" xmlns:v="urn:schemas-microsoft-com:vml" xmlns:w10="urn:schemas-microsoft-com:office:word" xmlns:w="http://schemas.openxmlformats.org/wordprocessingml/2006/main" xmlns:w14="http://schemas.microsoft.com/office/word/2010/wordml" xmlns:w15="http://schemas.microsoft.com/office/word/2012/wordml" xmlns:w16se="http://schemas.microsoft.com/office/word/2015/wordml/symex" xmlns:sl="http://schemas.openxmlformats.org/schemaLibrary/2006/main" mc:Ignorable="w14 w15 w16se">
-  <w:view w:val="normal"/>
-  <w:defaultTabStop w:val="720"/>
-  <w:characterSpacingControl w:val="doNotCompress"/>
-  <w:compat>
-    <w:useFELayout/>
-    <w:compatSetting w:name="compatibilityMode" w:uri="http://schemas.microsoft.com/office/word" w:val="15"/>
-    <w:compatSetting w:name="overrideTableStyleFontSizeAndJustification" w:uri="http://schemas.microsoft.com/office/word" w:val="1"/>
-    <w:compatSetting w:name="enableOpenTypeFeatures" w:uri="http://schemas.microsoft.com/office/word" w:val="1"/>
-    <w:compatSetting w:name="doNotFlipMirrorIndents" w:uri="http://schemas.microsoft.com/office/word" w:val="1"/>
-    <w:compatSetting w:name="differentiateMultirowTableHeaders" w:uri="http://schemas.microsoft.com/office/word" w:val="1"/>
-  </w:compat>
-  <w:rsids>
-    <w:rsidRoot w:val="00E83799"/>
-    <w:rsid w:val="0010569B"/>
-    <w:rsid w:val="00E83799"/>
-  </w:rsids>
-  <m:mathPr>
-    <m:mathFont m:val="Cambria Math"/>
-    <m:brkBin m:val="before"/>
-    <m:brkBinSub m:val="--"/>
-    <m:smallFrac m:val="0"/>
-    <m:dispDef/>
-    <m:lMargin m:val="0"/>
-    <m:rMargin m:val="0"/>
-    <m:defJc m:val="centerGroup"/>
-    <m:wrapIndent m:val="1440"/>
-    <m:intLim m:val="subSup"/>
-    <m:naryLim m:val="undOvr"/>
-  </m:mathPr>
-  <w:themeFontLang w:val="en-US"/>
-  <w:clrSchemeMapping w:bg1="light1" w:t1="dark1" w:bg2="light2" w:t2="dark2" w:accent1="accent1" w:accent2="accent2" w:accent3="accent3" w:accent4="accent4" w:accent5="accent5" w:accent6="accent6" w:hyperlink="hyperlink" w:followedHyperlink="followedHyperlink"/>
-  <w:decimalSymbol w:val="."/>
-  <w:listSeparator w:val=","/>
-  <w15:chartTrackingRefBased/>
-</w:settings>
-</file>
-
-<file path=word/glossary/styles.xml><?xml version="1.0" encoding="utf-8"?>
-<w:styles xmlns:mc="http://schemas.openxmlformats.org/markup-compatibility/2006" xmlns:r="http://schemas.openxmlformats.org/officeDocument/2006/relationships" xmlns:w="http://schemas.openxmlformats.org/wordprocessingml/2006/main" xmlns:w14="http://schemas.microsoft.com/office/word/2010/wordml" xmlns:w15="http://schemas.microsoft.com/office/word/2012/wordml" xmlns:w16se="http://schemas.microsoft.com/office/word/2015/wordml/symex" mc:Ignorable="w14 w15 w16se">
-  <w:docDefaults>
-    <w:rPrDefault>
-      <w:rPr>
-        <w:rFonts w:asciiTheme="minorHAnsi" w:eastAsiaTheme="minorEastAsia" w:hAnsiTheme="minorHAnsi" w:cstheme="minorBidi"/>
-        <w:sz w:val="22"/>
-        <w:szCs w:val="22"/>
-        <w:lang w:val="en-US" w:eastAsia="en-US" w:bidi="ar-SA"/>
-      </w:rPr>
-    </w:rPrDefault>
-    <w:pPrDefault>
-      <w:pPr>
-        <w:spacing w:after="160" w:line="259" w:lineRule="auto"/>
-      </w:pPr>
-    </w:pPrDefault>
-  </w:docDefaults>
-  <w:latentStyles w:defLockedState="0" w:defUIPriority="99" w:defSemiHidden="0" w:defUnhideWhenUsed="0" w:defQFormat="0" w:count="371">
-    <w:lsdException w:name="Normal" w:uiPriority="0" w:qFormat="1"/>
-    <w:lsdException w:name="heading 1" w:uiPriority="9" w:qFormat="1"/>
-    <w:lsdException w:name="heading 2" w:semiHidden="1" w:uiPriority="9" w:unhideWhenUsed="1" w:qFormat="1"/>
-    <w:lsdException w:name="heading 3" w:semiHidden="1" w:uiPriority="9" w:unhideWhenUsed="1" w:qFormat="1"/>
-    <w:lsdException w:name="heading 4" w:semiHidden="1" w:uiPriority="9" w:unhideWhenUsed="1" w:qFormat="1"/>
-    <w:lsdException w:name="heading 5" w:semiHidden="1" w:uiPriority="9" w:unhideWhenUsed="1" w:qFormat="1"/>
-    <w:lsdException w:name="heading 6" w:semiHidden="1" w:uiPriority="9" w:unhideWhenUsed="1" w:qFormat="1"/>
-    <w:lsdException w:name="heading 7" w:semiHidden="1" w:uiPriority="9" w:unhideWhenUsed="1" w:qFormat="1"/>
-    <w:lsdException w:name="heading 8" w:semiHidden="1" w:uiPriority="9" w:unhideWhenUsed="1" w:qFormat="1"/>
-    <w:lsdException w:name="heading 9" w:semiHidden="1" w:uiPriority="9" w:unhideWhenUsed="1" w:qFormat="1"/>
-    <w:lsdException w:name="index 1" w:semiHidden="1" w:unhideWhenUsed="1"/>
-    <w:lsdException w:name="index 2" w:semiHidden="1" w:unhideWhenUsed="1"/>
-    <w:lsdException w:name="index 3" w:semiHidden="1" w:unhideWhenUsed="1"/>
-    <w:lsdException w:name="index 4" w:semiHidden="1" w:unhideWhenUsed="1"/>
-    <w:lsdException w:name="index 5" w:semiHidden="1" w:unhideWhenUsed="1"/>
-    <w:lsdException w:name="index 6" w:semiHidden="1" w:unhideWhenUsed="1"/>
-    <w:lsdException w:name="index 7" w:semiHidden="1" w:unhideWhenUsed="1"/>
-    <w:lsdException w:name="index 8" w:semiHidden="1" w:unhideWhenUsed="1"/>
-    <w:lsdException w:name="index 9" w:semiHidden="1" w:unhideWhenUsed="1"/>
-    <w:lsdException w:name="toc 1" w:semiHidden="1" w:uiPriority="39" w:unhideWhenUsed="1"/>
-    <w:lsdException w:name="toc 2" w:semiHidden="1" w:uiPriority="39" w:unhideWhenUsed="1"/>
-    <w:lsdException w:name="toc 3" w:semiHidden="1" w:uiPriority="39" w:unhideWhenUsed="1"/>
-    <w:lsdException w:name="toc 4" w:semiHidden="1" w:uiPriority="39" w:unhideWhenUsed="1"/>
-    <w:lsdException w:name="toc 5" w:semiHidden="1" w:uiPriority="39" w:unhideWhenUsed="1"/>
-    <w:lsdException w:name="toc 6" w:semiHidden="1" w:uiPriority="39" w:unhideWhenUsed="1"/>
-    <w:lsdException w:name="toc 7" w:semiHidden="1" w:uiPriority="39" w:unhideWhenUsed="1"/>
-    <w:lsdException w:name="toc 8" w:semiHidden="1" w:uiPriority="39" w:unhideWhenUsed="1"/>
-    <w:lsdException w:name="toc 9" w:semiHidden="1" w:uiPriority="39" w:unhideWhenUsed="1"/>
-    <w:lsdException w:name="Normal Indent" w:semiHidden="1" w:unhideWhenUsed="1"/>
-    <w:lsdException w:name="footnote text" w:semiHidden="1" w:unhideWhenUsed="1"/>
-    <w:lsdException w:name="annotation text" w:semiHidden="1" w:unhideWhenUsed="1"/>
-    <w:lsdException w:name="header" w:semiHidden="1" w:unhideWhenUsed="1"/>
-    <w:lsdException w:name="footer" w:semiHidden="1" w:unhideWhenUsed="1"/>
-    <w:lsdException w:name="index heading" w:semiHidden="1" w:unhideWhenUsed="1"/>
-    <w:lsdException w:name="caption" w:semiHidden="1" w:uiPriority="35" w:unhideWhenUsed="1" w:qFormat="1"/>
-    <w:lsdException w:name="table of figures" w:semiHidden="1" w:unhideWhenUsed="1"/>
-    <w:lsdException w:name="envelope address" w:semiHidden="1" w:unhideWhenUsed="1"/>
-    <w:lsdException w:name="envelope return" w:semiHidden="1" w:unhideWhenUsed="1"/>
-    <w:lsdException w:name="footnote reference" w:semiHidden="1" w:unhideWhenUsed="1"/>
-    <w:lsdException w:name="annotation reference" w:semiHidden="1" w:unhideWhenUsed="1"/>
-    <w:lsdException w:name="line number" w:semiHidden="1" w:unhideWhenUsed="1"/>
-    <w:lsdException w:name="page number" w:semiHidden="1" w:unhideWhenUsed="1"/>
-    <w:lsdException w:name="endnote reference" w:semiHidden="1" w:unhideWhenUsed="1"/>
-    <w:lsdException w:name="endnote text" w:semiHidden="1" w:unhideWhenUsed="1"/>
-    <w:lsdException w:name="table of authorities" w:semiHidden="1" w:unhideWhenUsed="1"/>
-    <w:lsdException w:name="macro" w:semiHidden="1" w:unhideWhenUsed="1"/>
-    <w:lsdException w:name="toa heading" w:semiHidden="1" w:unhideWhenUsed="1"/>
-    <w:lsdException w:name="List" w:semiHidden="1" w:unhideWhenUsed="1"/>
-    <w:lsdException w:name="List Bullet" w:semiHidden="1" w:unhideWhenUsed="1"/>
-    <w:lsdException w:name="List Number" w:semiHidden="1" w:unhideWhenUsed="1"/>
-    <w:lsdException w:name="List 2" w:semiHidden="1" w:unhideWhenUsed="1"/>
-    <w:lsdException w:name="List 3" w:semiHidden="1" w:unhideWhenUsed="1"/>
-    <w:lsdException w:name="List 4" w:semiHidden="1" w:unhideWhenUsed="1"/>
-    <w:lsdException w:name="List 5" w:semiHidden="1" w:unhideWhenUsed="1"/>
-    <w:lsdException w:name="List Bullet 2" w:semiHidden="1" w:unhideWhenUsed="1"/>
-    <w:lsdException w:name="List Bullet 3" w:semiHidden="1" w:unhideWhenUsed="1"/>
-    <w:lsdException w:name="List Bullet 4" w:semiHidden="1" w:unhideWhenUsed="1"/>
-    <w:lsdException w:name="List Bullet 5" w:semiHidden="1" w:unhideWhenUsed="1"/>
-    <w:lsdException w:name="List Number 2" w:semiHidden="1" w:unhideWhenUsed="1"/>
-    <w:lsdException w:name="List Number 3" w:semiHidden="1" w:unhideWhenUsed="1"/>
-    <w:lsdException w:name="List Number 4" w:semiHidden="1" w:unhideWhenUsed="1"/>
-    <w:lsdException w:name="List Number 5" w:semiHidden="1" w:unhideWhenUsed="1"/>
-    <w:lsdException w:name="Title" w:uiPriority="10" w:qFormat="1"/>
-    <w:lsdException w:name="Closing" w:semiHidden="1" w:unhideWhenUsed="1"/>
-    <w:lsdException w:name="Signature" w:semiHidden="1" w:unhideWhenUsed="1"/>
-    <w:lsdException w:name="Default Paragraph Font" w:semiHidden="1" w:uiPriority="1" w:unhideWhenUsed="1"/>
-    <w:lsdException w:name="Body Text" w:semiHidden="1" w:unhideWhenUsed="1"/>
-    <w:lsdException w:name="Body Text Indent" w:semiHidden="1" w:unhideWhenUsed="1"/>
-    <w:lsdException w:name="List Continue" w:semiHidden="1" w:unhideWhenUsed="1"/>
-    <w:lsdException w:name="List Continue 2" w:semiHidden="1" w:unhideWhenUsed="1"/>
-    <w:lsdException w:name="List Continue 3" w:semiHidden="1" w:unhideWhenUsed="1"/>
-    <w:lsdException w:name="List Continue 4" w:semiHidden="1" w:unhideWhenUsed="1"/>
-    <w:lsdException w:name="List Continue 5" w:semiHidden="1" w:unhideWhenUsed="1"/>
-    <w:lsdException w:name="Message Header" w:semiHidden="1" w:unhideWhenUsed="1"/>
-    <w:lsdException w:name="Subtitle" w:uiPriority="11" w:qFormat="1"/>
-    <w:lsdException w:name="Salutation" w:semiHidden="1" w:unhideWhenUsed="1"/>
-    <w:lsdException w:name="Date" w:semiHidden="1" w:unhideWhenUsed="1"/>
-    <w:lsdException w:name="Body Text First Indent" w:semiHidden="1" w:unhideWhenUsed="1"/>
-    <w:lsdException w:name="Body Text First Indent 2" w:semiHidden="1" w:unhideWhenUsed="1"/>
-    <w:lsdException w:name="Note Heading" w:semiHidden="1" w:unhideWhenUsed="1"/>
-    <w:lsdException w:name="Body Text 2" w:semiHidden="1" w:unhideWhenUsed="1"/>
-    <w:lsdException w:name="Body Text 3" w:semiHidden="1" w:unhideWhenUsed="1"/>
-    <w:lsdException w:name="Body Text Indent 2" w:semiHidden="1" w:unhideWhenUsed="1"/>
-    <w:lsdException w:name="Body Text Indent 3" w:semiHidden="1" w:unhideWhenUsed="1"/>
-    <w:lsdException w:name="Block Text" w:semiHidden="1" w:unhideWhenUsed="1"/>
-    <w:lsdException w:name="Hyperlink" w:semiHidden="1" w:unhideWhenUsed="1"/>
-    <w:lsdException w:name="FollowedHyperlink" w:semiHidden="1" w:unhideWhenUsed="1"/>
-    <w:lsdException w:name="Strong" w:uiPriority="22" w:qFormat="1"/>
-    <w:lsdException w:name="Emphasis" w:uiPriority="20" w:qFormat="1"/>
-    <w:lsdException w:name="Document Map" w:semiHidden="1" w:unhideWhenUsed="1"/>
-    <w:lsdException w:name="Plain Text" w:semiHidden="1" w:unhideWhenUsed="1"/>
-    <w:lsdException w:name="E-mail Signature" w:semiHidden="1" w:unhideWhenUsed="1"/>
-    <w:lsdException w:name="HTML Top of Form" w:semiHidden="1" w:unhideWhenUsed="1"/>
-    <w:lsdException w:name="HTML Bottom of Form" w:semiHidden="1" w:unhideWhenUsed="1"/>
-    <w:lsdException w:name="Normal (Web)" w:semiHidden="1" w:unhideWhenUsed="1"/>
-    <w:lsdException w:name="HTML Acronym" w:semiHidden="1" w:unhideWhenUsed="1"/>
-    <w:lsdException w:name="HTML Address" w:semiHidden="1" w:unhideWhenUsed="1"/>
-    <w:lsdException w:name="HTML Cite" w:semiHidden="1" w:unhideWhenUsed="1"/>
-    <w:lsdException w:name="HTML Code" w:semiHidden="1" w:unhideWhenUsed="1"/>
-    <w:lsdException w:name="HTML Definition" w:semiHidden="1" w:unhideWhenUsed="1"/>
-    <w:lsdException w:name="HTML Keyboard" w:semiHidden="1" w:unhideWhenUsed="1"/>
-    <w:lsdException w:name="HTML Preformatted" w:semiHidden="1" w:unhideWhenUsed="1"/>
-    <w:lsdException w:name="HTML Sample" w:semiHidden="1" w:unhideWhenUsed="1"/>
-    <w:lsdException w:name="HTML Typewriter" w:semiHidden="1" w:unhideWhenUsed="1"/>
-    <w:lsdException w:name="HTML Variable" w:semiHidden="1" w:unhideWhenUsed="1"/>
-    <w:lsdException w:name="Normal Table" w:semiHidden="1" w:unhideWhenUsed="1"/>
-    <w:lsdException w:name="annotation subject" w:semiHidden="1" w:unhideWhenUsed="1"/>
-    <w:lsdException w:name="No List" w:semiHidden="1" w:unhideWhenUsed="1"/>
-    <w:lsdException w:name="Outline List 1" w:semiHidden="1" w:unhideWhenUsed="1"/>
-    <w:lsdException w:name="Outline List 2" w:semiHidden="1" w:unhideWhenUsed="1"/>
-    <w:lsdException w:name="Outline List 3" w:semiHidden="1" w:unhideWhenUsed="1"/>
-    <w:lsdException w:name="Table Simple 1" w:semiHidden="1" w:unhideWhenUsed="1"/>
-    <w:lsdException w:name="Table Simple 2" w:semiHidden="1" w:unhideWhenUsed="1"/>
-    <w:lsdException w:name="Table Simple 3" w:semiHidden="1" w:unhideWhenUsed="1"/>
-    <w:lsdException w:name="Table Classic 1" w:semiHidden="1" w:unhideWhenUsed="1"/>
-    <w:lsdException w:name="Table Classic 2" w:semiHidden="1" w:unhideWhenUsed="1"/>
-    <w:lsdException w:name="Table Classic 3" w:semiHidden="1" w:unhideWhenUsed="1"/>
-    <w:lsdException w:name="Table Classic 4" w:semiHidden="1" w:unhideWhenUsed="1"/>
-    <w:lsdException w:name="Table Colorful 1" w:semiHidden="1" w:unhideWhenUsed="1"/>
-    <w:lsdException w:name="Table Colorful 2" w:semiHidden="1" w:unhideWhenUsed="1"/>
-    <w:lsdException w:name="Table Colorful 3" w:semiHidden="1" w:unhideWhenUsed="1"/>
-    <w:lsdException w:name="Table Columns 1" w:semiHidden="1" w:unhideWhenUsed="1"/>
-    <w:lsdException w:name="Table Columns 2" w:semiHidden="1" w:unhideWhenUsed="1"/>
-    <w:lsdException w:name="Table Columns 3" w:semiHidden="1" w:unhideWhenUsed="1"/>
-    <w:lsdException w:name="Table Columns 4" w:semiHidden="1" w:unhideWhenUsed="1"/>
-    <w:lsdException w:name="Table Columns 5" w:semiHidden="1" w:unhideWhenUsed="1"/>
-    <w:lsdException w:name="Table Grid 1" w:semiHidden="1" w:unhideWhenUsed="1"/>
-    <w:lsdException w:name="Table Grid 2" w:semiHidden="1" w:unhideWhenUsed="1"/>
-    <w:lsdException w:name="Table Grid 3" w:semiHidden="1" w:unhideWhenUsed="1"/>
-    <w:lsdException w:name="Table Grid 4" w:semiHidden="1" w:unhideWhenUsed="1"/>
-    <w:lsdException w:name="Table Grid 5" w:semiHidden="1" w:unhideWhenUsed="1"/>
-    <w:lsdException w:name="Table Grid 6" w:semiHidden="1" w:unhideWhenUsed="1"/>
-    <w:lsdException w:name="Table Grid 7" w:semiHidden="1" w:unhideWhenUsed="1"/>
-    <w:lsdException w:name="Table Grid 8" w:semiHidden="1" w:unhideWhenUsed="1"/>
-    <w:lsdException w:name="Table List 1" w:semiHidden="1" w:unhideWhenUsed="1"/>
-    <w:lsdException w:name="Table List 2" w:semiHidden="1" w:unhideWhenUsed="1"/>
-    <w:lsdException w:name="Table List 3" w:semiHidden="1" w:unhideWhenUsed="1"/>
-    <w:lsdException w:name="Table List 4" w:semiHidden="1" w:unhideWhenUsed="1"/>
-    <w:lsdException w:name="Table List 5" w:semiHidden="1" w:unhideWhenUsed="1"/>
-    <w:lsdException w:name="Table List 6" w:semiHidden="1" w:unhideWhenUsed="1"/>
-    <w:lsdException w:name="Table List 7" w:semiHidden="1" w:unhideWhenUsed="1"/>
-    <w:lsdException w:name="Table List 8" w:semiHidden="1" w:unhideWhenUsed="1"/>
-    <w:lsdException w:name="Table 3D effects 1" w:semiHidden="1" w:unhideWhenUsed="1"/>
-    <w:lsdException w:name="Table 3D effects 2" w:semiHidden="1" w:unhideWhenUsed="1"/>
-    <w:lsdException w:name="Table 3D effects 3" w:semiHidden="1" w:unhideWhenUsed="1"/>
-    <w:lsdException w:name="Table Contemporary" w:semiHidden="1" w:unhideWhenUsed="1"/>
-    <w:lsdException w:name="Table Elegant" w:semiHidden="1" w:unhideWhenUsed="1"/>
-    <w:lsdException w:name="Table Professional" w:semiHidden="1" w:unhideWhenUsed="1"/>
-    <w:lsdException w:name="Table Subtle 1" w:semiHidden="1" w:unhideWhenUsed="1"/>
-    <w:lsdException w:name="Table Subtle 2" w:semiHidden="1" w:unhideWhenUsed="1"/>
-    <w:lsdException w:name="Table Web 1" w:semiHidden="1" w:unhideWhenUsed="1"/>
-    <w:lsdException w:name="Table Web 2" w:semiHidden="1" w:unhideWhenUsed="1"/>
-    <w:lsdException w:name="Table Web 3" w:semiHidden="1" w:unhideWhenUsed="1"/>
-    <w:lsdException w:name="Balloon Text" w:semiHidden="1" w:unhideWhenUsed="1"/>
-    <w:lsdException w:name="Table Grid" w:uiPriority="39"/>
-    <w:lsdException w:name="Table Theme" w:semiHidden="1" w:unhideWhenUsed="1"/>
-    <w:lsdException w:name="Placeholder Text" w:semiHidden="1"/>
-    <w:lsdException w:name="No Spacing" w:uiPriority="1" w:qFormat="1"/>
-    <w:lsdException w:name="Light Shading" w:uiPriority="60"/>
-    <w:lsdException w:name="Light List" w:uiPriority="61"/>
-    <w:lsdException w:name="Light Grid" w:uiPriority="62"/>
-    <w:lsdException w:name="Medium Shading 1" w:uiPriority="63"/>
-    <w:lsdException w:name="Medium Shading 2" w:uiPriority="64"/>
-    <w:lsdException w:name="Medium List 1" w:uiPriority="65"/>
-    <w:lsdException w:name="Medium List 2" w:uiPriority="66"/>
-    <w:lsdException w:name="Medium Grid 1" w:uiPriority="67"/>
-    <w:lsdException w:name="Medium Grid 2" w:uiPriority="68"/>
-    <w:lsdException w:name="Medium Grid 3" w:uiPriority="69"/>
-    <w:lsdException w:name="Dark List" w:uiPriority="70"/>
-    <w:lsdException w:name="Colorful Shading" w:uiPriority="71"/>
-    <w:lsdException w:name="Colorful List" w:uiPriority="72"/>
-    <w:lsdException w:name="Colorful Grid" w:uiPriority="73"/>
-    <w:lsdException w:name="Light Shading Accent 1" w:uiPriority="60"/>
-    <w:lsdException w:name="Light List Accent 1" w:uiPriority="61"/>
-    <w:lsdException w:name="Light Grid Accent 1" w:uiPriority="62"/>
-    <w:lsdException w:name="Medium Shading 1 Accent 1" w:uiPriority="63"/>
-    <w:lsdException w:name="Medium Shading 2 Accent 1" w:uiPriority="64"/>
-    <w:lsdException w:name="Medium List 1 Accent 1" w:uiPriority="65"/>
-    <w:lsdException w:name="Revision" w:semiHidden="1"/>
-    <w:lsdException w:name="List Paragraph" w:uiPriority="34" w:qFormat="1"/>
-    <w:lsdException w:name="Quote" w:uiPriority="29" w:qFormat="1"/>
-    <w:lsdException w:name="Intense Quote" w:uiPriority="30" w:qFormat="1"/>
-    <w:lsdException w:name="Medium List 2 Accent 1" w:uiPriority="66"/>
-    <w:lsdException w:name="Medium Grid 1 Accent 1" w:uiPriority="67"/>
-    <w:lsdException w:name="Medium Grid 2 Accent 1" w:uiPriority="68"/>
-    <w:lsdException w:name="Medium Grid 3 Accent 1" w:uiPriority="69"/>
-    <w:lsdException w:name="Dark List Accent 1" w:uiPriority="70"/>
-    <w:lsdException w:name="Colorful Shading Accent 1" w:uiPriority="71"/>
-    <w:lsdException w:name="Colorful List Accent 1" w:uiPriority="72"/>
-    <w:lsdException w:name="Colorful Grid Accent 1" w:uiPriority="73"/>
-    <w:lsdException w:name="Light Shading Accent 2" w:uiPriority="60"/>
-    <w:lsdException w:name="Light List Accent 2" w:uiPriority="61"/>
-    <w:lsdException w:name="Light Grid Accent 2" w:uiPriority="62"/>
-    <w:lsdException w:name="Medium Shading 1 Accent 2" w:uiPriority="63"/>
-    <w:lsdException w:name="Medium Shading 2 Accent 2" w:uiPriority="64"/>
-    <w:lsdException w:name="Medium List 1 Accent 2" w:uiPriority="65"/>
-    <w:lsdException w:name="Medium List 2 Accent 2" w:uiPriority="66"/>
-    <w:lsdException w:name="Medium Grid 1 Accent 2" w:uiPriority="67"/>
-    <w:lsdException w:name="Medium Grid 2 Accent 2" w:uiPriority="68"/>
-    <w:lsdException w:name="Medium Grid 3 Accent 2" w:uiPriority="69"/>
-    <w:lsdException w:name="Dark List Accent 2" w:uiPriority="70"/>
-    <w:lsdException w:name="Colorful Shading Accent 2" w:uiPriority="71"/>
-    <w:lsdException w:name="Colorful List Accent 2" w:uiPriority="72"/>
-    <w:lsdException w:name="Colorful Grid Accent 2" w:uiPriority="73"/>
-    <w:lsdException w:name="Light Shading Accent 3" w:uiPriority="60"/>
-    <w:lsdException w:name="Light List Accent 3" w:uiPriority="61"/>
-    <w:lsdException w:name="Light Grid Accent 3" w:uiPriority="62"/>
-    <w:lsdException w:name="Medium Shading 1 Accent 3" w:uiPriority="63"/>
-    <w:lsdException w:name="Medium Shading 2 Accent 3" w:uiPriority="64"/>
-    <w:lsdException w:name="Medium List 1 Accent 3" w:uiPriority="65"/>
-    <w:lsdException w:name="Medium List 2 Accent 3" w:uiPriority="66"/>
-    <w:lsdException w:name="Medium Grid 1 Accent 3" w:uiPriority="67"/>
-    <w:lsdException w:name="Medium Grid 2 Accent 3" w:uiPriority="68"/>
-    <w:lsdException w:name="Medium Grid 3 Accent 3" w:uiPriority="69"/>
-    <w:lsdException w:name="Dark List Accent 3" w:uiPriority="70"/>
-    <w:lsdException w:name="Colorful Shading Accent 3" w:uiPriority="71"/>
-    <w:lsdException w:name="Colorful List Accent 3" w:uiPriority="72"/>
-    <w:lsdException w:name="Colorful Grid Accent 3" w:uiPriority="73"/>
-    <w:lsdException w:name="Light Shading Accent 4" w:uiPriority="60"/>
-    <w:lsdException w:name="Light List Accent 4" w:uiPriority="61"/>
-    <w:lsdException w:name="Light Grid Accent 4" w:uiPriority="62"/>
-    <w:lsdException w:name="Medium Shading 1 Accent 4" w:uiPriority="63"/>
-    <w:lsdException w:name="Medium Shading 2 Accent 4" w:uiPriority="64"/>
-    <w:lsdException w:name="Medium List 1 Accent 4" w:uiPriority="65"/>
-    <w:lsdException w:name="Medium List 2 Accent 4" w:uiPriority="66"/>
-    <w:lsdException w:name="Medium Grid 1 Accent 4" w:uiPriority="67"/>
-    <w:lsdException w:name="Medium Grid 2 Accent 4" w:uiPriority="68"/>
-    <w:lsdException w:name="Medium Grid 3 Accent 4" w:uiPriority="69"/>
-    <w:lsdException w:name="Dark List Accent 4" w:uiPriority="70"/>
-    <w:lsdException w:name="Colorful Shading Accent 4" w:uiPriority="71"/>
-    <w:lsdException w:name="Colorful List Accent 4" w:uiPriority="72"/>
-    <w:lsdException w:name="Colorful Grid Accent 4" w:uiPriority="73"/>
-    <w:lsdException w:name="Light Shading Accent 5" w:uiPriority="60"/>
-    <w:lsdException w:name="Light List Accent 5" w:uiPriority="61"/>
-    <w:lsdException w:name="Light Grid Accent 5" w:uiPriority="62"/>
-    <w:lsdException w:name="Medium Shading 1 Accent 5" w:uiPriority="63"/>
-    <w:lsdException w:name="Medium Shading 2 Accent 5" w:uiPriority="64"/>
-    <w:lsdException w:name="Medium List 1 Accent 5" w:uiPriority="65"/>
-    <w:lsdException w:name="Medium List 2 Accent 5" w:uiPriority="66"/>
-    <w:lsdException w:name="Medium Grid 1 Accent 5" w:uiPriority="67"/>
-    <w:lsdException w:name="Medium Grid 2 Accent 5" w:uiPriority="68"/>
-    <w:lsdException w:name="Medium Grid 3 Accent 5" w:uiPriority="69"/>
-    <w:lsdException w:name="Dark List Accent 5" w:uiPriority="70"/>
-    <w:lsdException w:name="Colorful Shading Accent 5" w:uiPriority="71"/>
-    <w:lsdException w:name="Colorful List Accent 5" w:uiPriority="72"/>
-    <w:lsdException w:name="Colorful Grid Accent 5" w:uiPriority="73"/>
-    <w:lsdException w:name="Light Shading Accent 6" w:uiPriority="60"/>
-    <w:lsdException w:name="Light List Accent 6" w:uiPriority="61"/>
-    <w:lsdException w:name="Light Grid Accent 6" w:uiPriority="62"/>
-    <w:lsdException w:name="Medium Shading 1 Accent 6" w:uiPriority="63"/>
-    <w:lsdException w:name="Medium Shading 2 Accent 6" w:uiPriority="64"/>
-    <w:lsdException w:name="Medium List 1 Accent 6" w:uiPriority="65"/>
-    <w:lsdException w:name="Medium List 2 Accent 6" w:uiPriority="66"/>
-    <w:lsdException w:name="Medium Grid 1 Accent 6" w:uiPriority="67"/>
-    <w:lsdException w:name="Medium Grid 2 Accent 6" w:uiPriority="68"/>
-    <w:lsdException w:name="Medium Grid 3 Accent 6" w:uiPriority="69"/>
-    <w:lsdException w:name="Dark List Accent 6" w:uiPriority="70"/>
-    <w:lsdException w:name="Colorful Shading Accent 6" w:uiPriority="71"/>
-    <w:lsdException w:name="Colorful List Accent 6" w:uiPriority="72"/>
-    <w:lsdException w:name="Colorful Grid Accent 6" w:uiPriority="73"/>
-    <w:lsdException w:name="Subtle Emphasis" w:uiPriority="19" w:qFormat="1"/>
-    <w:lsdException w:name="Intense Emphasis" w:uiPriority="21" w:qFormat="1"/>
-    <w:lsdException w:name="Subtle Reference" w:uiPriority="31" w:qFormat="1"/>
-    <w:lsdException w:name="Intense Reference" w:uiPriority="32" w:qFormat="1"/>
-    <w:lsdException w:name="Book Title" w:uiPriority="33" w:qFormat="1"/>
-    <w:lsdException w:name="Bibliography" w:semiHidden="1" w:uiPriority="37" w:unhideWhenUsed="1"/>
-    <w:lsdException w:name="TOC Heading" w:semiHidden="1" w:uiPriority="39" w:unhideWhenUsed="1" w:qFormat="1"/>
-    <w:lsdException w:name="Plain Table 1" w:uiPriority="41"/>
-    <w:lsdException w:name="Plain Table 2" w:uiPriority="42"/>
-    <w:lsdException w:name="Plain Table 3" w:uiPriority="43"/>
-    <w:lsdException w:name="Plain Table 4" w:uiPriority="44"/>
-    <w:lsdException w:name="Plain Table 5" w:uiPriority="45"/>
-    <w:lsdException w:name="Grid Table Light" w:uiPriority="40"/>
-    <w:lsdException w:name="Grid Table 1 Light" w:uiPriority="46"/>
-    <w:lsdException w:name="Grid Table 2" w:uiPriority="47"/>
-    <w:lsdException w:name="Grid Table 3" w:uiPriority="48"/>
-    <w:lsdException w:name="Grid Table 4" w:uiPriority="49"/>
-    <w:lsdException w:name="Grid Table 5 Dark" w:uiPriority="50"/>
-    <w:lsdException w:name="Grid Table 6 Colorful" w:uiPriority="51"/>
-    <w:lsdException w:name="Grid Table 7 Colorful" w:uiPriority="52"/>
-    <w:lsdException w:name="Grid Table 1 Light Accent 1" w:uiPriority="46"/>
-    <w:lsdException w:name="Grid Table 2 Accent 1" w:uiPriority="47"/>
-    <w:lsdException w:name="Grid Table 3 Accent 1" w:uiPriority="48"/>
-    <w:lsdException w:name="Grid Table 4 Accent 1" w:uiPriority="49"/>
-    <w:lsdException w:name="Grid Table 5 Dark Accent 1" w:uiPriority="50"/>
-    <w:lsdException w:name="Grid Table 6 Colorful Accent 1" w:uiPriority="51"/>
-    <w:lsdException w:name="Grid Table 7 Colorful Accent 1" w:uiPriority="52"/>
-    <w:lsdException w:name="Grid Table 1 Light Accent 2" w:uiPriority="46"/>
-    <w:lsdException w:name="Grid Table 2 Accent 2" w:uiPriority="47"/>
-    <w:lsdException w:name="Grid Table 3 Accent 2" w:uiPriority="48"/>
-    <w:lsdException w:name="Grid Table 4 Accent 2" w:uiPriority="49"/>
-    <w:lsdException w:name="Grid Table 5 Dark Accent 2" w:uiPriority="50"/>
-    <w:lsdException w:name="Grid Table 6 Colorful Accent 2" w:uiPriority="51"/>
-    <w:lsdException w:name="Grid Table 7 Colorful Accent 2" w:uiPriority="52"/>
-    <w:lsdException w:name="Grid Table 1 Light Accent 3" w:uiPriority="46"/>
-    <w:lsdException w:name="Grid Table 2 Accent 3" w:uiPriority="47"/>
-    <w:lsdException w:name="Grid Table 3 Accent 3" w:uiPriority="48"/>
-    <w:lsdException w:name="Grid Table 4 Accent 3" w:uiPriority="49"/>
-    <w:lsdException w:name="Grid Table 5 Dark Accent 3" w:uiPriority="50"/>
-    <w:lsdException w:name="Grid Table 6 Colorful Accent 3" w:uiPriority="51"/>
-    <w:lsdException w:name="Grid Table 7 Colorful Accent 3" w:uiPriority="52"/>
-    <w:lsdException w:name="Grid Table 1 Light Accent 4" w:uiPriority="46"/>
-    <w:lsdException w:name="Grid Table 2 Accent 4" w:uiPriority="47"/>
-    <w:lsdException w:name="Grid Table 3 Accent 4" w:uiPriority="48"/>
-    <w:lsdException w:name="Grid Table 4 Accent 4" w:uiPriority="49"/>
-    <w:lsdException w:name="Grid Table 5 Dark Accent 4" w:uiPriority="50"/>
-    <w:lsdException w:name="Grid Table 6 Colorful Accent 4" w:uiPriority="51"/>
-    <w:lsdException w:name="Grid Table 7 Colorful Accent 4" w:uiPriority="52"/>
-    <w:lsdException w:name="Grid Table 1 Light Accent 5" w:uiPriority="46"/>
-    <w:lsdException w:name="Grid Table 2 Accent 5" w:uiPriority="47"/>
-    <w:lsdException w:name="Grid Table 3 Accent 5" w:uiPriority="48"/>
-    <w:lsdException w:name="Grid Table 4 Accent 5" w:uiPriority="49"/>
-    <w:lsdException w:name="Grid Table 5 Dark Accent 5" w:uiPriority="50"/>
-    <w:lsdException w:name="Grid Table 6 Colorful Accent 5" w:uiPriority="51"/>
-    <w:lsdException w:name="Grid Table 7 Colorful Accent 5" w:uiPriority="52"/>
-    <w:lsdException w:name="Grid Table 1 Light Accent 6" w:uiPriority="46"/>
-    <w:lsdException w:name="Grid Table 2 Accent 6" w:uiPriority="47"/>
-    <w:lsdException w:name="Grid Table 3 Accent 6" w:uiPriority="48"/>
-    <w:lsdException w:name="Grid Table 4 Accent 6" w:uiPriority="49"/>
-    <w:lsdException w:name="Grid Table 5 Dark Accent 6" w:uiPriority="50"/>
-    <w:lsdException w:name="Grid Table 6 Colorful Accent 6" w:uiPriority="51"/>
-    <w:lsdException w:name="Grid Table 7 Colorful Accent 6" w:uiPriority="52"/>
-    <w:lsdException w:name="List Table 1 Light" w:uiPriority="46"/>
-    <w:lsdException w:name="List Table 2" w:uiPriority="47"/>
-    <w:lsdException w:name="List Table 3" w:uiPriority="48"/>
-    <w:lsdException w:name="List Table 4" w:uiPriority="49"/>
-    <w:lsdException w:name="List Table 5 Dark" w:uiPriority="50"/>
-    <w:lsdException w:name="List Table 6 Colorful" w:uiPriority="51"/>
-    <w:lsdException w:name="List Table 7 Colorful" w:uiPriority="52"/>
-    <w:lsdException w:name="List Table 1 Light Accent 1" w:uiPriority="46"/>
-    <w:lsdException w:name="List Table 2 Accent 1" w:uiPriority="47"/>
-    <w:lsdException w:name="List Table 3 Accent 1" w:uiPriority="48"/>
-    <w:lsdException w:name="List Table 4 Accent 1" w:uiPriority="49"/>
-    <w:lsdException w:name="List Table 5 Dark Accent 1" w:uiPriority="50"/>
-    <w:lsdException w:name="List Table 6 Colorful Accent 1" w:uiPriority="51"/>
-    <w:lsdException w:name="List Table 7 Colorful Accent 1" w:uiPriority="52"/>
-    <w:lsdException w:name="List Table 1 Light Accent 2" w:uiPriority="46"/>
-    <w:lsdException w:name="List Table 2 Accent 2" w:uiPriority="47"/>
-    <w:lsdException w:name="List Table 3 Accent 2" w:uiPriority="48"/>
-    <w:lsdException w:name="List Table 4 Accent 2" w:uiPriority="49"/>
-    <w:lsdException w:name="List Table 5 Dark Accent 2" w:uiPriority="50"/>
-    <w:lsdException w:name="List Table 6 Colorful Accent 2" w:uiPriority="51"/>
-    <w:lsdException w:name="List Table 7 Colorful Accent 2" w:uiPriority="52"/>
-    <w:lsdException w:name="List Table 1 Light Accent 3" w:uiPriority="46"/>
-    <w:lsdException w:name="List Table 2 Accent 3" w:uiPriority="47"/>
-    <w:lsdException w:name="List Table 3 Accent 3" w:uiPriority="48"/>
-    <w:lsdException w:name="List Table 4 Accent 3" w:uiPriority="49"/>
-    <w:lsdException w:name="List Table 5 Dark Accent 3" w:uiPriority="50"/>
-    <w:lsdException w:name="List Table 6 Colorful Accent 3" w:uiPriority="51"/>
-    <w:lsdException w:name="List Table 7 Colorful Accent 3" w:uiPriority="52"/>
-    <w:lsdException w:name="List Table 1 Light Accent 4" w:uiPriority="46"/>
-    <w:lsdException w:name="List Table 2 Accent 4" w:uiPriority="47"/>
-    <w:lsdException w:name="List Table 3 Accent 4" w:uiPriority="48"/>
-    <w:lsdException w:name="List Table 4 Accent 4" w:uiPriority="49"/>
-    <w:lsdException w:name="List Table 5 Dark Accent 4" w:uiPriority="50"/>
-    <w:lsdException w:name="List Table 6 Colorful Accent 4" w:uiPriority="51"/>
-    <w:lsdException w:name="List Table 7 Colorful Accent 4" w:uiPriority="52"/>
-    <w:lsdException w:name="List Table 1 Light Accent 5" w:uiPriority="46"/>
-    <w:lsdException w:name="List Table 2 Accent 5" w:uiPriority="47"/>
-    <w:lsdException w:name="List Table 3 Accent 5" w:uiPriority="48"/>
-    <w:lsdException w:name="List Table 4 Accent 5" w:uiPriority="49"/>
-    <w:lsdException w:name="List Table 5 Dark Accent 5" w:uiPriority="50"/>
-    <w:lsdException w:name="List Table 6 Colorful Accent 5" w:uiPriority="51"/>
-    <w:lsdException w:name="List Table 7 Colorful Accent 5" w:uiPriority="52"/>
-    <w:lsdException w:name="List Table 1 Light Accent 6" w:uiPriority="46"/>
-    <w:lsdException w:name="List Table 2 Accent 6" w:uiPriority="47"/>
-    <w:lsdException w:name="List Table 3 Accent 6" w:uiPriority="48"/>
-    <w:lsdException w:name="List Table 4 Accent 6" w:uiPriority="49"/>
-    <w:lsdException w:name="List Table 5 Dark Accent 6" w:uiPriority="50"/>
-    <w:lsdException w:name="List Table 6 Colorful Accent 6" w:uiPriority="51"/>
-    <w:lsdException w:name="List Table 7 Colorful Accent 6" w:uiPriority="52"/>
-  </w:latentStyles>
-  <w:style w:type="paragraph" w:default="1" w:styleId="Normal">
-    <w:name w:val="Normal"/>
-    <w:qFormat/>
-  </w:style>
-  <w:style w:type="character" w:default="1" w:styleId="DefaultParagraphFont">
-    <w:name w:val="Default Paragraph Font"/>
-    <w:uiPriority w:val="1"/>
-    <w:semiHidden/>
-    <w:unhideWhenUsed/>
-  </w:style>
-  <w:style w:type="table" w:default="1" w:styleId="TableNormal">
-    <w:name w:val="Normal Table"/>
-    <w:uiPriority w:val="99"/>
-    <w:semiHidden/>
-    <w:unhideWhenUsed/>
-    <w:tblPr>
-      <w:tblInd w:w="0" w:type="dxa"/>
-      <w:tblCellMar>
-        <w:top w:w="0" w:type="dxa"/>
-        <w:left w:w="108" w:type="dxa"/>
-        <w:bottom w:w="0" w:type="dxa"/>
-        <w:right w:w="108" w:type="dxa"/>
-      </w:tblCellMar>
-    </w:tblPr>
-  </w:style>
-  <w:style w:type="numbering" w:default="1" w:styleId="NoList">
-    <w:name w:val="No List"/>
-    <w:uiPriority w:val="99"/>
-    <w:semiHidden/>
-    <w:unhideWhenUsed/>
-  </w:style>
-  <w:style w:type="paragraph" w:customStyle="1" w:styleId="EE48694046E548C9BFF7F91BCC3ECF2D">
-    <w:name w:val="EE48694046E548C9BFF7F91BCC3ECF2D"/>
-    <w:rsid w:val="00E83799"/>
-  </w:style>
-  <w:style w:type="paragraph" w:customStyle="1" w:styleId="356849A94539473996FF5D8D64945F4B">
-    <w:name w:val="356849A94539473996FF5D8D64945F4B"/>
-    <w:rsid w:val="00E83799"/>
-  </w:style>
-  <w:style w:type="paragraph" w:customStyle="1" w:styleId="F794098067B1447E84F243C09BDBD9EF">
-    <w:name w:val="F794098067B1447E84F243C09BDBD9EF"/>
-    <w:rsid w:val="00E83799"/>
-  </w:style>
-</w:styles>
-</file>
-
-<file path=word/glossary/webSettings.xml><?xml version="1.0" encoding="utf-8"?>
-<w:webSettings xmlns:mc="http://schemas.openxmlformats.org/markup-compatibility/2006" xmlns:r="http://schemas.openxmlformats.org/officeDocument/2006/relationships" xmlns:w="http://schemas.openxmlformats.org/wordprocessingml/2006/main" xmlns:w14="http://schemas.microsoft.com/office/word/2010/wordml" xmlns:w15="http://schemas.microsoft.com/office/word/2012/wordml" xmlns:w16se="http://schemas.microsoft.com/office/word/2015/wordml/symex" mc:Ignorable="w14 w15 w16se">
-  <w:optimizeForBrowser/>
-  <w:allowPNG/>
-</w:webSettings>
-</file>
-
 <file path=word/theme/theme1.xml><?xml version="1.0" encoding="utf-8"?>
 <a:theme xmlns:a="http://schemas.openxmlformats.org/drawingml/2006/main" name="Office Theme">
   <a:themeElements>
@@ -21301,7 +20614,7 @@
 </file>
 
 <file path=customXml/itemProps1.xml><?xml version="1.0" encoding="utf-8"?>
-<ds:datastoreItem xmlns:ds="http://schemas.openxmlformats.org/officeDocument/2006/customXml" ds:itemID="{F7921FF0-9E50-47E1-92AC-AD7CD41F2028}">
+<ds:datastoreItem xmlns:ds="http://schemas.openxmlformats.org/officeDocument/2006/customXml" ds:itemID="{5AAE8BD2-1B12-437B-8986-B24696FCA965}">
   <ds:schemaRefs>
     <ds:schemaRef ds:uri="http://schemas.openxmlformats.org/officeDocument/2006/bibliography"/>
   </ds:schemaRefs>

--- a/Dokumentacija/FTN_MSc_AleksaPopov.docx
+++ b/Dokumentacija/FTN_MSc_AleksaPopov.docx
@@ -71,7 +71,7 @@
                 <v:shape id="_x0000_i1025" type="#_x0000_t75" style="width:64.5pt;height:64.5pt" o:ole="" fillcolor="window">
                   <v:imagedata r:id="rId8" o:title=""/>
                 </v:shape>
-                <o:OLEObject Type="Embed" ProgID="CorelDraw.Graphic.7" ShapeID="_x0000_i1025" DrawAspect="Content" ObjectID="_1818951941" r:id="rId9"/>
+                <o:OLEObject Type="Embed" ProgID="CorelDraw.Graphic.7" ShapeID="_x0000_i1025" DrawAspect="Content" ObjectID="_1818974433" r:id="rId9"/>
               </w:object>
             </w:r>
           </w:p>
@@ -7652,7 +7652,7 @@
           <w:r>
             <w:fldChar w:fldCharType="separate"/>
           </w:r>
-          <w:hyperlink w:anchor="_Toc208316265" w:history="1">
+          <w:hyperlink w:anchor="_Toc208342006" w:history="1">
             <w:r>
               <w:rPr>
                 <w:rStyle w:val="Hyperlink"/>
@@ -7679,23 +7679,15 @@
               <w:rPr>
                 <w:noProof/>
                 <w:webHidden/>
-                <w:lang w:val="sr-Cyrl-RS"/>
-              </w:rPr>
-              <w:t>....................................................................................................................................................</w:t>
+              </w:rPr>
+              <w:fldChar w:fldCharType="begin"/>
             </w:r>
             <w:r>
               <w:rPr>
                 <w:noProof/>
                 <w:webHidden/>
               </w:rPr>
-              <w:fldChar w:fldCharType="begin"/>
-            </w:r>
-            <w:r>
-              <w:rPr>
-                <w:noProof/>
-                <w:webHidden/>
-              </w:rPr>
-              <w:instrText xml:space="preserve"> PAGEREF _Toc208316265 \h </w:instrText>
+              <w:instrText xml:space="preserve"> PAGEREF _Toc208342006 \h </w:instrText>
             </w:r>
             <w:r>
               <w:rPr>
@@ -7735,7 +7727,7 @@
               <w:lang w:val="en-US"/>
             </w:rPr>
           </w:pPr>
-          <w:hyperlink w:anchor="_Toc208316266" w:history="1">
+          <w:hyperlink w:anchor="_Toc208342007" w:history="1">
             <w:r>
               <w:rPr>
                 <w:rStyle w:val="Hyperlink"/>
@@ -7770,7 +7762,7 @@
                 <w:noProof/>
                 <w:webHidden/>
               </w:rPr>
-              <w:instrText xml:space="preserve"> PAGEREF _Toc208316266 \h </w:instrText>
+              <w:instrText xml:space="preserve"> PAGEREF _Toc208342007 \h </w:instrText>
             </w:r>
             <w:r>
               <w:rPr>
@@ -7810,7 +7802,7 @@
               <w:lang w:val="en-US"/>
             </w:rPr>
           </w:pPr>
-          <w:hyperlink w:anchor="_Toc208316267" w:history="1">
+          <w:hyperlink w:anchor="_Toc208342008" w:history="1">
             <w:r>
               <w:rPr>
                 <w:rStyle w:val="Hyperlink"/>
@@ -7845,7 +7837,7 @@
                 <w:noProof/>
                 <w:webHidden/>
               </w:rPr>
-              <w:instrText xml:space="preserve"> PAGEREF _Toc208316267 \h </w:instrText>
+              <w:instrText xml:space="preserve"> PAGEREF _Toc208342008 \h </w:instrText>
             </w:r>
             <w:r>
               <w:rPr>
@@ -7887,7 +7879,7 @@
               <w:noProof/>
             </w:rPr>
           </w:pPr>
-          <w:hyperlink w:anchor="_Toc208316268" w:history="1">
+          <w:hyperlink w:anchor="_Toc208342009" w:history="1">
             <w:r>
               <w:rPr>
                 <w:rStyle w:val="Hyperlink"/>
@@ -7922,7 +7914,7 @@
                 <w:noProof/>
                 <w:webHidden/>
               </w:rPr>
-              <w:instrText xml:space="preserve"> PAGEREF _Toc208316268 \h </w:instrText>
+              <w:instrText xml:space="preserve"> PAGEREF _Toc208342009 \h </w:instrText>
             </w:r>
             <w:r>
               <w:rPr>
@@ -7964,7 +7956,7 @@
               <w:noProof/>
             </w:rPr>
           </w:pPr>
-          <w:hyperlink w:anchor="_Toc208316269" w:history="1">
+          <w:hyperlink w:anchor="_Toc208342010" w:history="1">
             <w:r>
               <w:rPr>
                 <w:rStyle w:val="Hyperlink"/>
@@ -8007,7 +7999,7 @@
                 <w:noProof/>
                 <w:webHidden/>
               </w:rPr>
-              <w:instrText xml:space="preserve"> PAGEREF _Toc208316269 \h </w:instrText>
+              <w:instrText xml:space="preserve"> PAGEREF _Toc208342010 \h </w:instrText>
             </w:r>
             <w:r>
               <w:rPr>
@@ -8049,7 +8041,7 @@
               <w:noProof/>
             </w:rPr>
           </w:pPr>
-          <w:hyperlink w:anchor="_Toc208316270" w:history="1">
+          <w:hyperlink w:anchor="_Toc208342011" w:history="1">
             <w:r>
               <w:rPr>
                 <w:rStyle w:val="Hyperlink"/>
@@ -8092,7 +8084,7 @@
                 <w:noProof/>
                 <w:webHidden/>
               </w:rPr>
-              <w:instrText xml:space="preserve"> PAGEREF _Toc208316270 \h </w:instrText>
+              <w:instrText xml:space="preserve"> PAGEREF _Toc208342011 \h </w:instrText>
             </w:r>
             <w:r>
               <w:rPr>
@@ -8134,7 +8126,7 @@
               <w:noProof/>
             </w:rPr>
           </w:pPr>
-          <w:hyperlink w:anchor="_Toc208316271" w:history="1">
+          <w:hyperlink w:anchor="_Toc208342012" w:history="1">
             <w:r>
               <w:rPr>
                 <w:rStyle w:val="Hyperlink"/>
@@ -8169,7 +8161,7 @@
                 <w:noProof/>
                 <w:webHidden/>
               </w:rPr>
-              <w:instrText xml:space="preserve"> PAGEREF _Toc208316271 \h </w:instrText>
+              <w:instrText xml:space="preserve"> PAGEREF _Toc208342012 \h </w:instrText>
             </w:r>
             <w:r>
               <w:rPr>
@@ -8211,7 +8203,7 @@
               <w:noProof/>
             </w:rPr>
           </w:pPr>
-          <w:hyperlink w:anchor="_Toc208316272" w:history="1">
+          <w:hyperlink w:anchor="_Toc208342013" w:history="1">
             <w:r>
               <w:rPr>
                 <w:rStyle w:val="Hyperlink"/>
@@ -8239,7 +8231,7 @@
                 <w:noProof/>
                 <w:webHidden/>
               </w:rPr>
-              <w:instrText xml:space="preserve"> PAGEREF _Toc208316272 \h </w:instrText>
+              <w:instrText xml:space="preserve"> PAGEREF _Toc208342013 \h </w:instrText>
             </w:r>
             <w:r>
               <w:rPr>
@@ -8279,7 +8271,7 @@
               <w:lang w:val="en-US"/>
             </w:rPr>
           </w:pPr>
-          <w:hyperlink w:anchor="_Toc208316273" w:history="1">
+          <w:hyperlink w:anchor="_Toc208342014" w:history="1">
             <w:r>
               <w:rPr>
                 <w:rStyle w:val="Hyperlink"/>
@@ -8314,7 +8306,7 @@
                 <w:noProof/>
                 <w:webHidden/>
               </w:rPr>
-              <w:instrText xml:space="preserve"> PAGEREF _Toc208316273 \h </w:instrText>
+              <w:instrText xml:space="preserve"> PAGEREF _Toc208342014 \h </w:instrText>
             </w:r>
             <w:r>
               <w:rPr>
@@ -8335,83 +8327,6 @@
                 <w:webHidden/>
               </w:rPr>
               <w:t>8</w:t>
-            </w:r>
-            <w:r>
-              <w:rPr>
-                <w:noProof/>
-                <w:webHidden/>
-              </w:rPr>
-              <w:fldChar w:fldCharType="end"/>
-            </w:r>
-          </w:hyperlink>
-        </w:p>
-        <w:p>
-          <w:pPr>
-            <w:pStyle w:val="TOC2"/>
-            <w:tabs>
-              <w:tab w:val="right" w:leader="dot" w:pos="9345"/>
-            </w:tabs>
-            <w:rPr>
-              <w:rFonts w:asciiTheme="minorHAnsi" w:eastAsiaTheme="minorEastAsia" w:hAnsiTheme="minorHAnsi" w:cstheme="minorBidi"/>
-              <w:noProof/>
-            </w:rPr>
-          </w:pPr>
-          <w:hyperlink w:anchor="_Toc208316274" w:history="1">
-            <w:r>
-              <w:rPr>
-                <w:rStyle w:val="Hyperlink"/>
-                <w:noProof/>
-                <w:lang w:val="sr-Cyrl-RS"/>
-              </w:rPr>
-              <w:t xml:space="preserve">3.6 Зашто </w:t>
-            </w:r>
-            <w:r>
-              <w:rPr>
-                <w:rStyle w:val="Hyperlink"/>
-                <w:noProof/>
-              </w:rPr>
-              <w:t>React?</w:t>
-            </w:r>
-            <w:r>
-              <w:rPr>
-                <w:noProof/>
-                <w:webHidden/>
-              </w:rPr>
-              <w:tab/>
-            </w:r>
-            <w:r>
-              <w:rPr>
-                <w:noProof/>
-                <w:webHidden/>
-              </w:rPr>
-              <w:fldChar w:fldCharType="begin"/>
-            </w:r>
-            <w:r>
-              <w:rPr>
-                <w:noProof/>
-                <w:webHidden/>
-              </w:rPr>
-              <w:instrText xml:space="preserve"> PAGEREF _Toc208316274 \h </w:instrText>
-            </w:r>
-            <w:r>
-              <w:rPr>
-                <w:noProof/>
-                <w:webHidden/>
-              </w:rPr>
-            </w:r>
-            <w:r>
-              <w:rPr>
-                <w:noProof/>
-                <w:webHidden/>
-              </w:rPr>
-              <w:fldChar w:fldCharType="separate"/>
-            </w:r>
-            <w:r>
-              <w:rPr>
-                <w:noProof/>
-                <w:webHidden/>
-              </w:rPr>
-              <w:t>9</w:t>
             </w:r>
             <w:r>
               <w:rPr>
@@ -8431,14 +8346,14 @@
               <w:lang w:val="en-US"/>
             </w:rPr>
           </w:pPr>
-          <w:hyperlink w:anchor="_Toc208316275" w:history="1">
+          <w:hyperlink w:anchor="_Toc208342015" w:history="1">
             <w:r>
               <w:rPr>
                 <w:rStyle w:val="Hyperlink"/>
                 <w:noProof/>
                 <w:lang w:val="sr-Cyrl-RS"/>
               </w:rPr>
-              <w:t>4. Модел Података</w:t>
+              <w:t>5. Функционална спецификација система</w:t>
             </w:r>
             <w:r>
               <w:rPr>
@@ -8459,7 +8374,7 @@
                 <w:noProof/>
                 <w:webHidden/>
               </w:rPr>
-              <w:instrText xml:space="preserve"> PAGEREF _Toc208316275 \h </w:instrText>
+              <w:instrText xml:space="preserve"> PAGEREF _Toc208342015 \h </w:instrText>
             </w:r>
             <w:r>
               <w:rPr>
@@ -8499,13 +8414,13 @@
               <w:lang w:val="en-US"/>
             </w:rPr>
           </w:pPr>
-          <w:hyperlink w:anchor="_Toc208316276" w:history="1">
+          <w:hyperlink w:anchor="_Toc208342016" w:history="1">
             <w:r>
               <w:rPr>
                 <w:rStyle w:val="Hyperlink"/>
                 <w:noProof/>
               </w:rPr>
-              <w:t xml:space="preserve">5. Backend </w:t>
+              <w:t>6. А</w:t>
             </w:r>
             <w:r>
               <w:rPr>
@@ -8513,7 +8428,7 @@
                 <w:noProof/>
                 <w:lang w:val="sr-Cyrl-RS"/>
               </w:rPr>
-              <w:t>функционалност</w:t>
+              <w:t>рхитектура система</w:t>
             </w:r>
             <w:r>
               <w:rPr>
@@ -8534,7 +8449,7 @@
                 <w:noProof/>
                 <w:webHidden/>
               </w:rPr>
-              <w:instrText xml:space="preserve"> PAGEREF _Toc208316276 \h </w:instrText>
+              <w:instrText xml:space="preserve"> PAGEREF _Toc208342016 \h </w:instrText>
             </w:r>
             <w:r>
               <w:rPr>
@@ -8554,7 +8469,7 @@
                 <w:noProof/>
                 <w:webHidden/>
               </w:rPr>
-              <w:t>12</w:t>
+              <w:t>11</w:t>
             </w:r>
             <w:r>
               <w:rPr>
@@ -8574,29 +8489,14 @@
               <w:lang w:val="en-US"/>
             </w:rPr>
           </w:pPr>
-          <w:hyperlink w:anchor="_Toc208316277" w:history="1">
+          <w:hyperlink w:anchor="_Toc208342017" w:history="1">
             <w:r>
               <w:rPr>
                 <w:rStyle w:val="Hyperlink"/>
                 <w:noProof/>
                 <w:lang w:val="sr-Cyrl-RS"/>
               </w:rPr>
-              <w:t xml:space="preserve">6.  Архитектура </w:t>
-            </w:r>
-            <w:r>
-              <w:rPr>
-                <w:rStyle w:val="Hyperlink"/>
-                <w:noProof/>
-              </w:rPr>
-              <w:t>frontend</w:t>
-            </w:r>
-            <w:r>
-              <w:rPr>
-                <w:rStyle w:val="Hyperlink"/>
-                <w:noProof/>
-                <w:lang w:val="sr-Cyrl-RS"/>
-              </w:rPr>
-              <w:t xml:space="preserve"> апликације</w:t>
+              <w:t>7.  Модел података</w:t>
             </w:r>
             <w:r>
               <w:rPr>
@@ -8617,7 +8517,7 @@
                 <w:noProof/>
                 <w:webHidden/>
               </w:rPr>
-              <w:instrText xml:space="preserve"> PAGEREF _Toc208316277 \h </w:instrText>
+              <w:instrText xml:space="preserve"> PAGEREF _Toc208342017 \h </w:instrText>
             </w:r>
             <w:r>
               <w:rPr>
@@ -8657,7 +8557,7 @@
               <w:lang w:val="en-US"/>
             </w:rPr>
           </w:pPr>
-          <w:hyperlink w:anchor="_Toc208316278" w:history="1">
+          <w:hyperlink w:anchor="_Toc208342018" w:history="1">
             <w:r>
               <w:rPr>
                 <w:rStyle w:val="Hyperlink"/>
@@ -8692,7 +8592,7 @@
                 <w:noProof/>
                 <w:webHidden/>
               </w:rPr>
-              <w:instrText xml:space="preserve"> PAGEREF _Toc208316278 \h </w:instrText>
+              <w:instrText xml:space="preserve"> PAGEREF _Toc208342018 \h </w:instrText>
             </w:r>
             <w:r>
               <w:rPr>
@@ -8712,7 +8612,7 @@
                 <w:noProof/>
                 <w:webHidden/>
               </w:rPr>
-              <w:t>14</w:t>
+              <w:t>15</w:t>
             </w:r>
             <w:r>
               <w:rPr>
@@ -8732,7 +8632,7 @@
               <w:lang w:val="en-US"/>
             </w:rPr>
           </w:pPr>
-          <w:hyperlink w:anchor="_Toc208316279" w:history="1">
+          <w:hyperlink w:anchor="_Toc208342019" w:history="1">
             <w:r>
               <w:rPr>
                 <w:rStyle w:val="Hyperlink"/>
@@ -8760,7 +8660,7 @@
                 <w:noProof/>
                 <w:webHidden/>
               </w:rPr>
-              <w:instrText xml:space="preserve"> PAGEREF _Toc208316279 \h </w:instrText>
+              <w:instrText xml:space="preserve"> PAGEREF _Toc208342019 \h </w:instrText>
             </w:r>
             <w:r>
               <w:rPr>
@@ -8800,7 +8700,7 @@
               <w:lang w:val="en-US"/>
             </w:rPr>
           </w:pPr>
-          <w:hyperlink w:anchor="_Toc208316280" w:history="1">
+          <w:hyperlink w:anchor="_Toc208342020" w:history="1">
             <w:r>
               <w:rPr>
                 <w:rStyle w:val="Hyperlink"/>
@@ -8835,7 +8735,7 @@
                 <w:noProof/>
                 <w:webHidden/>
               </w:rPr>
-              <w:instrText xml:space="preserve"> PAGEREF _Toc208316280 \h </w:instrText>
+              <w:instrText xml:space="preserve"> PAGEREF _Toc208342020 \h </w:instrText>
             </w:r>
             <w:r>
               <w:rPr>
@@ -8855,7 +8755,7 @@
                 <w:noProof/>
                 <w:webHidden/>
               </w:rPr>
-              <w:t>15</w:t>
+              <w:t>16</w:t>
             </w:r>
             <w:r>
               <w:rPr>
@@ -8875,7 +8775,7 @@
               <w:lang w:val="en-US"/>
             </w:rPr>
           </w:pPr>
-          <w:hyperlink w:anchor="_Toc208316281" w:history="1">
+          <w:hyperlink w:anchor="_Toc208342021" w:history="1">
             <w:r>
               <w:rPr>
                 <w:rStyle w:val="Hyperlink"/>
@@ -8903,7 +8803,7 @@
                 <w:noProof/>
                 <w:webHidden/>
               </w:rPr>
-              <w:instrText xml:space="preserve"> PAGEREF _Toc208316281 \h </w:instrText>
+              <w:instrText xml:space="preserve"> PAGEREF _Toc208342021 \h </w:instrText>
             </w:r>
             <w:r>
               <w:rPr>
@@ -8943,7 +8843,7 @@
               <w:lang w:val="en-US"/>
             </w:rPr>
           </w:pPr>
-          <w:hyperlink w:anchor="_Toc208316282" w:history="1">
+          <w:hyperlink w:anchor="_Toc208342022" w:history="1">
             <w:r>
               <w:rPr>
                 <w:rStyle w:val="Hyperlink"/>
@@ -8978,7 +8878,7 @@
                 <w:noProof/>
                 <w:webHidden/>
               </w:rPr>
-              <w:instrText xml:space="preserve"> PAGEREF _Toc208316282 \h </w:instrText>
+              <w:instrText xml:space="preserve"> PAGEREF _Toc208342022 \h </w:instrText>
             </w:r>
             <w:r>
               <w:rPr>
@@ -8998,7 +8898,7 @@
                 <w:noProof/>
                 <w:webHidden/>
               </w:rPr>
-              <w:t>16</w:t>
+              <w:t>17</w:t>
             </w:r>
             <w:r>
               <w:rPr>
@@ -9018,7 +8918,7 @@
               <w:lang w:val="en-US"/>
             </w:rPr>
           </w:pPr>
-          <w:hyperlink w:anchor="_Toc208316283" w:history="1">
+          <w:hyperlink w:anchor="_Toc208342023" w:history="1">
             <w:r>
               <w:rPr>
                 <w:rStyle w:val="Hyperlink"/>
@@ -9045,7 +8945,7 @@
                 <w:noProof/>
                 <w:webHidden/>
               </w:rPr>
-              <w:instrText xml:space="preserve"> PAGEREF _Toc208316283 \h </w:instrText>
+              <w:instrText xml:space="preserve"> PAGEREF _Toc208342023 \h </w:instrText>
             </w:r>
             <w:r>
               <w:rPr>
@@ -9085,7 +8985,7 @@
               <w:lang w:val="en-US"/>
             </w:rPr>
           </w:pPr>
-          <w:hyperlink w:anchor="_Toc208316284" w:history="1">
+          <w:hyperlink w:anchor="_Toc208342024" w:history="1">
             <w:r>
               <w:rPr>
                 <w:rStyle w:val="Hyperlink"/>
@@ -9120,7 +9020,7 @@
                 <w:noProof/>
                 <w:webHidden/>
               </w:rPr>
-              <w:instrText xml:space="preserve"> PAGEREF _Toc208316284 \h </w:instrText>
+              <w:instrText xml:space="preserve"> PAGEREF _Toc208342024 \h </w:instrText>
             </w:r>
             <w:r>
               <w:rPr>
@@ -9160,7 +9060,7 @@
               <w:lang w:val="en-US"/>
             </w:rPr>
           </w:pPr>
-          <w:hyperlink w:anchor="_Toc208316285" w:history="1">
+          <w:hyperlink w:anchor="_Toc208342025" w:history="1">
             <w:r>
               <w:rPr>
                 <w:rStyle w:val="Hyperlink"/>
@@ -9203,7 +9103,7 @@
                 <w:noProof/>
                 <w:webHidden/>
               </w:rPr>
-              <w:instrText xml:space="preserve"> PAGEREF _Toc208316285 \h </w:instrText>
+              <w:instrText xml:space="preserve"> PAGEREF _Toc208342025 \h </w:instrText>
             </w:r>
             <w:r>
               <w:rPr>
@@ -9243,7 +9143,7 @@
               <w:lang w:val="en-US"/>
             </w:rPr>
           </w:pPr>
-          <w:hyperlink w:anchor="_Toc208316286" w:history="1">
+          <w:hyperlink w:anchor="_Toc208342026" w:history="1">
             <w:r>
               <w:rPr>
                 <w:rStyle w:val="Hyperlink"/>
@@ -9271,7 +9171,7 @@
                 <w:noProof/>
                 <w:webHidden/>
               </w:rPr>
-              <w:instrText xml:space="preserve"> PAGEREF _Toc208316286 \h </w:instrText>
+              <w:instrText xml:space="preserve"> PAGEREF _Toc208342026 \h </w:instrText>
             </w:r>
             <w:r>
               <w:rPr>
@@ -9311,7 +9211,7 @@
               <w:lang w:val="en-US"/>
             </w:rPr>
           </w:pPr>
-          <w:hyperlink w:anchor="_Toc208316287" w:history="1">
+          <w:hyperlink w:anchor="_Toc208342027" w:history="1">
             <w:r>
               <w:rPr>
                 <w:rStyle w:val="Hyperlink"/>
@@ -9339,7 +9239,7 @@
                 <w:noProof/>
                 <w:webHidden/>
               </w:rPr>
-              <w:instrText xml:space="preserve"> PAGEREF _Toc208316287 \h </w:instrText>
+              <w:instrText xml:space="preserve"> PAGEREF _Toc208342027 \h </w:instrText>
             </w:r>
             <w:r>
               <w:rPr>
@@ -9379,7 +9279,7 @@
               <w:lang w:val="en-US"/>
             </w:rPr>
           </w:pPr>
-          <w:hyperlink w:anchor="_Toc208316288" w:history="1">
+          <w:hyperlink w:anchor="_Toc208342028" w:history="1">
             <w:r>
               <w:rPr>
                 <w:rStyle w:val="Hyperlink"/>
@@ -9407,7 +9307,7 @@
                 <w:noProof/>
                 <w:webHidden/>
               </w:rPr>
-              <w:instrText xml:space="preserve"> PAGEREF _Toc208316288 \h </w:instrText>
+              <w:instrText xml:space="preserve"> PAGEREF _Toc208342028 \h </w:instrText>
             </w:r>
             <w:r>
               <w:rPr>
@@ -9447,7 +9347,7 @@
               <w:lang w:val="en-US"/>
             </w:rPr>
           </w:pPr>
-          <w:hyperlink w:anchor="_Toc208316289" w:history="1">
+          <w:hyperlink w:anchor="_Toc208342029" w:history="1">
             <w:r>
               <w:rPr>
                 <w:rStyle w:val="Hyperlink"/>
@@ -9474,7 +9374,7 @@
                 <w:noProof/>
                 <w:webHidden/>
               </w:rPr>
-              <w:instrText xml:space="preserve"> PAGEREF _Toc208316289 \h </w:instrText>
+              <w:instrText xml:space="preserve"> PAGEREF _Toc208342029 \h </w:instrText>
             </w:r>
             <w:r>
               <w:rPr>
@@ -9514,7 +9414,7 @@
               <w:lang w:val="en-US"/>
             </w:rPr>
           </w:pPr>
-          <w:hyperlink w:anchor="_Toc208316290" w:history="1">
+          <w:hyperlink w:anchor="_Toc208342030" w:history="1">
             <w:r>
               <w:rPr>
                 <w:rStyle w:val="Hyperlink"/>
@@ -9542,7 +9442,7 @@
                 <w:noProof/>
                 <w:webHidden/>
               </w:rPr>
-              <w:instrText xml:space="preserve"> PAGEREF _Toc208316290 \h </w:instrText>
+              <w:instrText xml:space="preserve"> PAGEREF _Toc208342030 \h </w:instrText>
             </w:r>
             <w:r>
               <w:rPr>
@@ -9611,7 +9511,7 @@
         </w:rPr>
       </w:pPr>
       <w:bookmarkStart w:id="0" w:name="_Toc18506402"/>
-      <w:bookmarkStart w:id="1" w:name="_Toc208316265"/>
+      <w:bookmarkStart w:id="1" w:name="_Toc208342006"/>
       <w:r>
         <w:rPr>
           <w:sz w:val="36"/>
@@ -9798,7 +9698,7 @@
           <w:lang w:val="sr-Cyrl-RS"/>
         </w:rPr>
       </w:pPr>
-      <w:bookmarkStart w:id="2" w:name="_Toc208316266"/>
+      <w:bookmarkStart w:id="2" w:name="_Toc208342007"/>
       <w:r>
         <w:rPr>
           <w:sz w:val="36"/>
@@ -9898,7 +9798,7 @@
       <w:bookmarkStart w:id="3" w:name="_Toc18083375"/>
       <w:bookmarkStart w:id="4" w:name="_Toc18083154"/>
       <w:bookmarkStart w:id="5" w:name="_Toc18506403"/>
-      <w:bookmarkStart w:id="6" w:name="_Toc208316267"/>
+      <w:bookmarkStart w:id="6" w:name="_Toc208342008"/>
       <w:r>
         <w:rPr>
           <w:sz w:val="36"/>
@@ -9942,7 +9842,7 @@
       <w:r>
         <w:br/>
       </w:r>
-      <w:bookmarkStart w:id="10" w:name="_Toc208316268"/>
+      <w:bookmarkStart w:id="10" w:name="_Toc208342009"/>
       <w:r>
         <w:rPr>
           <w:lang w:val="sr-Cyrl-RS"/>
@@ -10142,7 +10042,7 @@
           <w:lang w:val="sr-Cyrl-RS"/>
         </w:rPr>
       </w:pPr>
-      <w:bookmarkStart w:id="11" w:name="_Toc208316269"/>
+      <w:bookmarkStart w:id="11" w:name="_Toc208342010"/>
       <w:r>
         <w:rPr>
           <w:lang w:val="sr-Cyrl-RS"/>
@@ -10454,7 +10354,7 @@
           <w:lang w:val="sr-Cyrl-RS"/>
         </w:rPr>
       </w:pPr>
-      <w:bookmarkStart w:id="12" w:name="_Toc208316270"/>
+      <w:bookmarkStart w:id="12" w:name="_Toc208342011"/>
       <w:r>
         <w:rPr>
           <w:lang w:val="sr-Cyrl-RS"/>
@@ -10600,7 +10500,7 @@
           <w:lang w:val="sr-Cyrl-RS"/>
         </w:rPr>
       </w:pPr>
-      <w:bookmarkStart w:id="13" w:name="_Toc208316271"/>
+      <w:bookmarkStart w:id="13" w:name="_Toc208342012"/>
       <w:r>
         <w:rPr>
           <w:lang w:val="sr-Cyrl-RS"/>
@@ -10660,7 +10560,7 @@
           <w:lang w:val="sr-Cyrl-RS"/>
         </w:rPr>
       </w:pPr>
-      <w:bookmarkStart w:id="14" w:name="_Toc208316272"/>
+      <w:bookmarkStart w:id="14" w:name="_Toc208342013"/>
       <w:r>
         <w:rPr>
           <w:lang w:val="sr-Cyrl-RS"/>
@@ -10769,7 +10669,7 @@
           <w:lang w:val="sr-Cyrl-RS"/>
         </w:rPr>
       </w:pPr>
-      <w:bookmarkStart w:id="15" w:name="_Toc208316273"/>
+      <w:bookmarkStart w:id="15" w:name="_Toc208342014"/>
       <w:r>
         <w:lastRenderedPageBreak/>
         <w:t>4</w:t>
@@ -11525,24 +11425,32 @@
         <w:lastRenderedPageBreak/>
         <w:br/>
       </w:r>
-      <w:bookmarkStart w:id="16" w:name="_Toc208316275"/>
+      <w:bookmarkStart w:id="16" w:name="_Toc208342015"/>
       <w:r>
         <w:rPr>
           <w:sz w:val="36"/>
           <w:szCs w:val="36"/>
           <w:lang w:val="sr-Cyrl-RS"/>
         </w:rPr>
-        <w:t xml:space="preserve">4. </w:t>
-      </w:r>
-      <w:bookmarkEnd w:id="16"/>
+        <w:t>5</w:t>
+      </w:r>
       <w:r>
         <w:rPr>
           <w:sz w:val="36"/>
           <w:szCs w:val="36"/>
           <w:lang w:val="sr-Cyrl-RS"/>
         </w:rPr>
+        <w:t xml:space="preserve">. </w:t>
+      </w:r>
+      <w:r>
+        <w:rPr>
+          <w:sz w:val="36"/>
+          <w:szCs w:val="36"/>
+          <w:lang w:val="sr-Cyrl-RS"/>
+        </w:rPr>
         <w:t>Функционална спецификација система</w:t>
       </w:r>
+      <w:bookmarkEnd w:id="16"/>
     </w:p>
     <w:p>
       <w:pPr>
@@ -12103,30 +12011,37 @@
           <w:lang w:val="sr-Cyrl-RS"/>
         </w:rPr>
       </w:pPr>
-      <w:bookmarkStart w:id="17" w:name="_Toc208316276"/>
+      <w:bookmarkStart w:id="17" w:name="_Toc208342016"/>
       <w:r>
         <w:rPr>
           <w:sz w:val="36"/>
           <w:szCs w:val="36"/>
         </w:rPr>
-        <w:t xml:space="preserve">5. </w:t>
-      </w:r>
-      <w:bookmarkEnd w:id="17"/>
+        <w:t>6</w:t>
+      </w:r>
       <w:r>
         <w:rPr>
           <w:sz w:val="36"/>
           <w:szCs w:val="36"/>
         </w:rPr>
-        <w:t>А</w:t>
+        <w:t xml:space="preserve">. </w:t>
       </w:r>
       <w:r>
         <w:rPr>
           <w:sz w:val="36"/>
           <w:szCs w:val="36"/>
+        </w:rPr>
+        <w:t>А</w:t>
+      </w:r>
+      <w:r>
+        <w:rPr>
+          <w:sz w:val="36"/>
+          <w:szCs w:val="36"/>
           <w:lang w:val="sr-Cyrl-RS"/>
         </w:rPr>
         <w:t>рхитектура система</w:t>
       </w:r>
+      <w:bookmarkEnd w:id="17"/>
     </w:p>
     <w:p>
       <w:pPr>
@@ -12286,6 +12201,7 @@
         <w:rPr>
           <w:rFonts w:ascii="Times New Roman" w:hAnsi="Times New Roman"/>
           <w:iCs/>
+          <w:noProof/>
           <w:szCs w:val="20"/>
         </w:rPr>
         <w:drawing>
@@ -12576,14 +12492,14 @@
         </w:rPr>
         <w:br/>
       </w:r>
-      <w:bookmarkStart w:id="18" w:name="_Toc208316277"/>
+      <w:bookmarkStart w:id="18" w:name="_Toc208342017"/>
       <w:r>
         <w:rPr>
           <w:sz w:val="36"/>
           <w:szCs w:val="36"/>
           <w:lang w:val="sr-Cyrl-RS"/>
         </w:rPr>
-        <w:t xml:space="preserve">6. </w:t>
+        <w:t>7</w:t>
       </w:r>
       <w:r>
         <w:rPr>
@@ -12591,7 +12507,7 @@
           <w:szCs w:val="36"/>
           <w:lang w:val="sr-Cyrl-RS"/>
         </w:rPr>
-        <w:t xml:space="preserve"> </w:t>
+        <w:t xml:space="preserve">. </w:t>
       </w:r>
       <w:r>
         <w:rPr>
@@ -12599,30 +12515,23 @@
           <w:szCs w:val="36"/>
           <w:lang w:val="sr-Cyrl-RS"/>
         </w:rPr>
-        <w:t xml:space="preserve">Архитектура </w:t>
+        <w:t xml:space="preserve"> </w:t>
       </w:r>
       <w:r>
         <w:rPr>
           <w:sz w:val="36"/>
           <w:szCs w:val="36"/>
-        </w:rPr>
-        <w:t>frontend</w:t>
-      </w:r>
+          <w:lang w:val="sr-Cyrl-RS"/>
+        </w:rPr>
+        <w:t>Модел података</w:t>
+      </w:r>
+      <w:bookmarkEnd w:id="18"/>
       <w:r>
         <w:rPr>
           <w:sz w:val="36"/>
           <w:szCs w:val="36"/>
           <w:lang w:val="sr-Cyrl-RS"/>
         </w:rPr>
-        <w:t xml:space="preserve"> апликације</w:t>
-      </w:r>
-      <w:bookmarkEnd w:id="18"/>
-      <w:r>
-        <w:rPr>
-          <w:sz w:val="36"/>
-          <w:szCs w:val="36"/>
-          <w:lang w:val="sr-Cyrl-RS"/>
-        </w:rPr>
         <w:t xml:space="preserve"> </w:t>
       </w:r>
     </w:p>
@@ -12636,16 +12545,185 @@
     <w:p>
       <w:pPr>
         <w:jc w:val="both"/>
+        <w:rPr>
+          <w:lang w:val="sr-Cyrl-RS"/>
+        </w:rPr>
       </w:pPr>
       <w:r>
         <w:rPr>
           <w:lang w:val="sr-Cyrl-RS"/>
         </w:rPr>
         <w:tab/>
-        <w:t>Предња страна апликације је подељена у више компоненти. Компоненте су подељене на два типа,</w:t>
-      </w:r>
-      <w:bookmarkStart w:id="19" w:name="_GoBack"/>
-      <w:bookmarkEnd w:id="19"/>
+      </w:r>
+      <w:r>
+        <w:rPr>
+          <w:lang w:val="sr-Cyrl-RS"/>
+        </w:rPr>
+        <w:t>Модел података представља основу сваког информационог система, јер дефинише начин на који се подаци структурирају, чувају и користе у оквиру система. У контексту развоја платформе за аутоматизовану трговину енергијом, модел података омогућава јасно разумевање веза између кључних ентитета као што су корисници, батерије, стратегије трговања и историјске цене.</w:t>
+      </w:r>
+      <w:r>
+        <w:rPr>
+          <w:lang w:val="sr-Cyrl-RS"/>
+        </w:rPr>
+        <w:t xml:space="preserve"> </w:t>
+      </w:r>
+      <w:r>
+        <w:rPr>
+          <w:lang w:val="sr-Cyrl-RS"/>
+        </w:rPr>
+        <w:t>У контексту микросервисне архитектуре, какву ова платформа користи, модел података има још већу улогу, будући да сваки сервис мора знати како да приступи подацима и на који начин да их дели са другим деловима система. Тиме се обезбеђује конзистентност и флексибилност, па је могуће да се систем временом надограђује новим функционалностима без нарушавања постојеће структуре. Управо због тога, приказ модела података није само технички корак у развоју, већ кључни елемент који обезбеђује стабилност и дугорочну одрживост целокупног решења.</w:t>
+      </w:r>
+    </w:p>
+    <w:p>
+      <w:pPr>
+        <w:jc w:val="both"/>
+        <w:rPr>
+          <w:lang w:val="sr-Cyrl-RS"/>
+        </w:rPr>
+      </w:pPr>
+      <w:r>
+        <w:rPr>
+          <w:lang w:val="sr-Cyrl-RS"/>
+        </w:rPr>
+        <w:t>За приказ логичке структуре података у систему користи се ER дијаграм (Entity–Relationship)</w:t>
+      </w:r>
+      <w:r>
+        <w:rPr>
+          <w:lang w:val="sr-Cyrl-RS"/>
+        </w:rPr>
+        <w:t xml:space="preserve"> са слике 4</w:t>
+      </w:r>
+      <w:r>
+        <w:rPr>
+          <w:lang w:val="sr-Cyrl-RS"/>
+        </w:rPr>
+        <w:t>, који омогућава визуелно представљање ентитета, њихових атрибута и релација. ER дијаграм је стандардни модел у области софтверског инжењерства, јер пружа апстрактан, али јасан приказ начина на који су подаци организовани, као и начина на који они међусобно комуницирају.</w:t>
+      </w:r>
+    </w:p>
+    <w:p>
+      <w:pPr>
+        <w:jc w:val="both"/>
+        <w:rPr>
+          <w:lang w:val="sr-Cyrl-RS"/>
+        </w:rPr>
+      </w:pPr>
+      <w:r>
+        <w:rPr>
+          <w:lang w:val="sr-Cyrl-RS"/>
+        </w:rPr>
+        <w:t xml:space="preserve">У оквиру приказаног модела могу се издвојити следећи кључни ентитети: </w:t>
+      </w:r>
+      <w:r>
+        <w:rPr>
+          <w:b/>
+          <w:lang w:val="sr-Cyrl-RS"/>
+        </w:rPr>
+        <w:t>User</w:t>
+      </w:r>
+      <w:r>
+        <w:rPr>
+          <w:lang w:val="sr-Cyrl-RS"/>
+        </w:rPr>
+        <w:t xml:space="preserve">, </w:t>
+      </w:r>
+      <w:r>
+        <w:rPr>
+          <w:b/>
+          <w:lang w:val="sr-Cyrl-RS"/>
+        </w:rPr>
+        <w:t>Wallet</w:t>
+      </w:r>
+      <w:r>
+        <w:rPr>
+          <w:lang w:val="sr-Cyrl-RS"/>
+        </w:rPr>
+        <w:t xml:space="preserve">, </w:t>
+      </w:r>
+      <w:r>
+        <w:rPr>
+          <w:b/>
+          <w:lang w:val="sr-Cyrl-RS"/>
+        </w:rPr>
+        <w:t>Battery</w:t>
+      </w:r>
+      <w:r>
+        <w:rPr>
+          <w:lang w:val="sr-Cyrl-RS"/>
+        </w:rPr>
+        <w:t xml:space="preserve">, </w:t>
+      </w:r>
+      <w:r>
+        <w:rPr>
+          <w:b/>
+          <w:lang w:val="sr-Cyrl-RS"/>
+        </w:rPr>
+        <w:t>TradingStrategy</w:t>
+      </w:r>
+      <w:r>
+        <w:rPr>
+          <w:lang w:val="sr-Cyrl-RS"/>
+        </w:rPr>
+        <w:t xml:space="preserve">, </w:t>
+      </w:r>
+      <w:r>
+        <w:rPr>
+          <w:b/>
+          <w:lang w:val="sr-Cyrl-RS"/>
+        </w:rPr>
+        <w:t>PriceHistory</w:t>
+      </w:r>
+      <w:r>
+        <w:rPr>
+          <w:lang w:val="sr-Cyrl-RS"/>
+        </w:rPr>
+        <w:t xml:space="preserve"> и </w:t>
+      </w:r>
+      <w:r>
+        <w:rPr>
+          <w:b/>
+          <w:lang w:val="sr-Cyrl-RS"/>
+        </w:rPr>
+        <w:t>TransactionHistory</w:t>
+      </w:r>
+      <w:r>
+        <w:rPr>
+          <w:lang w:val="sr-Cyrl-RS"/>
+        </w:rPr>
+        <w:t>. Сваки од ових ентитета има своје атрибуте и јасно дефинисану улогу у систему.</w:t>
+      </w:r>
+    </w:p>
+    <w:p>
+      <w:pPr>
+        <w:jc w:val="both"/>
+        <w:rPr>
+          <w:lang w:val="sr-Cyrl-RS"/>
+        </w:rPr>
+      </w:pPr>
+      <w:r>
+        <w:rPr>
+          <w:lang w:val="sr-Cyrl-RS"/>
+        </w:rPr>
+        <w:t>User (корисник) представља централни ентитет, јер свака интеракција у систему почиње од корисника. Корисник се идентификује путем јединственог корисничког имена, док остали атрибути попут пуног имена, лозинке и типа корисника описују његову улогу и овлашћења у систему. Са корисником је директно повезан ентитет Wallet (новчаник), у односу један према један. Овај ентитет чува податке о расположивим средствима и тренутном стању новчаника, што омогућава контролу финансијских ресурса који се користе у трговању.</w:t>
+      </w:r>
+    </w:p>
+    <w:p>
+      <w:pPr>
+        <w:jc w:val="both"/>
+        <w:rPr>
+          <w:lang w:val="sr-Cyrl-RS"/>
+        </w:rPr>
+      </w:pPr>
+      <w:r>
+        <w:rPr>
+          <w:lang w:val="sr-Cyrl-RS"/>
+        </w:rPr>
+        <w:t>Даље, корисник је у односу један према више са ентитетом Battery (батерија). Свака батерија припада једном кориснику, али један корисник може поседовати више батерија. Батерија има атрибуте који дефинишу њен капацитет, тренутни степен напуњености и стање у ком се налази (нпр. пуњење, пражњење, мировање). Посебно је важно истаћи да је свака батерија повезана са TradingStrategy (стратегијом трговања), која дефинише правила понашања током трговања. Однос између ова два ентитета може се описати као једна батерија користи једну стратегију, док једна стратегија може бити примењена на више батерија. Стратегија има назив, опис, тип и параметре који омогућавају прилагођавање различитим условима на тржишту.</w:t>
+      </w:r>
+    </w:p>
+    <w:p>
+      <w:pPr>
+        <w:jc w:val="both"/>
+      </w:pPr>
     </w:p>
     <w:p>
       <w:pPr>
@@ -12656,13 +12734,17 @@
       </w:pPr>
       <w:r>
         <w:rPr>
-          <w:noProof/>
-        </w:rPr>
+          <w:rFonts w:ascii="Times New Roman" w:hAnsi="Times New Roman"/>
+          <w:b/>
+          <w:iCs/>
+          <w:szCs w:val="20"/>
+        </w:rPr>
+        <w:lastRenderedPageBreak/>
         <w:drawing>
-          <wp:inline distT="0" distB="0" distL="0" distR="0" wp14:anchorId="2F95B64F" wp14:editId="07540E46">
-            <wp:extent cx="5883910" cy="2878455"/>
-            <wp:effectExtent l="0" t="0" r="2540" b="0"/>
-            <wp:docPr id="107" name="Picture 107"/>
+          <wp:inline distT="0" distB="0" distL="0" distR="0" wp14:anchorId="1769E09E" wp14:editId="06C0150B">
+            <wp:extent cx="5681708" cy="6153150"/>
+            <wp:effectExtent l="0" t="0" r="0" b="0"/>
+            <wp:docPr id="1284637912" name="Picture 3"/>
             <wp:cNvGraphicFramePr>
               <a:graphicFrameLocks xmlns:a="http://schemas.openxmlformats.org/drawingml/2006/main" noChangeAspect="1"/>
             </wp:cNvGraphicFramePr>
@@ -12670,13 +12752,13 @@
               <a:graphicData uri="http://schemas.openxmlformats.org/drawingml/2006/picture">
                 <pic:pic xmlns:pic="http://schemas.openxmlformats.org/drawingml/2006/picture">
                   <pic:nvPicPr>
-                    <pic:cNvPr id="0" name="Picture 35"/>
+                    <pic:cNvPr id="0" name="Picture 3"/>
                     <pic:cNvPicPr>
                       <a:picLocks noChangeAspect="1" noChangeArrowheads="1"/>
                     </pic:cNvPicPr>
                   </pic:nvPicPr>
                   <pic:blipFill>
-                    <a:blip r:embed="rId27">
+                    <a:blip r:embed="rId27" cstate="print">
                       <a:extLst>
                         <a:ext uri="{28A0092B-C50C-407E-A947-70E740481C1C}">
                           <a14:useLocalDpi xmlns:a14="http://schemas.microsoft.com/office/drawing/2010/main" val="0"/>
@@ -12691,7 +12773,7 @@
                   <pic:spPr bwMode="auto">
                     <a:xfrm>
                       <a:off x="0" y="0"/>
-                      <a:ext cx="5883910" cy="2878455"/>
+                      <a:ext cx="5840206" cy="6324800"/>
                     </a:xfrm>
                     <a:prstGeom prst="rect">
                       <a:avLst/>
@@ -12712,32 +12794,68 @@
           <w:lang w:val="sr-Cyrl-RS"/>
         </w:rPr>
         <w:br/>
-        <w:t xml:space="preserve">Слика 7 – Имплементација </w:t>
-      </w:r>
-      <w:r>
-        <w:t>Redux Persist</w:t>
-      </w:r>
-      <w:r>
-        <w:rPr>
-          <w:lang w:val="sr-Cyrl-RS"/>
-        </w:rPr>
-        <w:t>-а</w:t>
-      </w:r>
-      <w:r>
-        <w:rPr>
-          <w:lang w:val="sr-Cyrl-RS"/>
-        </w:rPr>
-        <w:t xml:space="preserve"> и структура </w:t>
-      </w:r>
-      <w:r>
-        <w:t>Redux</w:t>
-      </w:r>
-      <w:r>
-        <w:rPr>
-          <w:lang w:val="sr-Cyrl-RS"/>
-        </w:rPr>
-        <w:t>-а</w:t>
-      </w:r>
+        <w:t>Слика 4</w:t>
+      </w:r>
+      <w:r>
+        <w:rPr>
+          <w:lang w:val="sr-Cyrl-RS"/>
+        </w:rPr>
+        <w:t xml:space="preserve"> – </w:t>
+      </w:r>
+      <w:r>
+        <w:rPr>
+          <w:lang w:val="sr-Cyrl-RS"/>
+        </w:rPr>
+        <w:t>Модел података</w:t>
+      </w:r>
+    </w:p>
+    <w:p>
+      <w:pPr>
+        <w:jc w:val="both"/>
+        <w:rPr>
+          <w:lang w:val="sr-Cyrl-RS"/>
+        </w:rPr>
+      </w:pPr>
+      <w:r>
+        <w:rPr>
+          <w:lang w:val="sr-Cyrl-RS"/>
+        </w:rPr>
+        <w:t>Ентитет PriceHistory (историја цена) представља основу за све одлуке у систему. Он бележи историјске податке о ценама електричне енергије, при чему сваки запис садржи цену и временску ознаку. Ови подаци омогућавају анализу тржишних кретања и служе као полазиште за алгоритме вештачке интелигенције који предвиђају будуће цене.</w:t>
+      </w:r>
+    </w:p>
+    <w:p>
+      <w:pPr>
+        <w:jc w:val="both"/>
+        <w:rPr>
+          <w:lang w:val="sr-Cyrl-RS"/>
+        </w:rPr>
+      </w:pPr>
+      <w:r>
+        <w:rPr>
+          <w:lang w:val="sr-Cyrl-RS"/>
+        </w:rPr>
+        <w:t>Коначно, ентитет TransactionHistory (историја трансакција) омогућава праћење свих активности у систему. Он бележи корисника који је извршио трансакцију, тип трансакције (куповина или продаја), износ, временску ознаку и стратегију која је искоришћена приликом извршења. Овим се обезбеђује потпуна евиденција о раду система и добијају се подаци неопходни за каснију анализу успешности различитих стратегија трговања.</w:t>
+      </w:r>
+      <w:r>
+        <w:rPr>
+          <w:lang w:val="sr-Cyrl-RS"/>
+        </w:rPr>
+        <w:t xml:space="preserve"> </w:t>
+      </w:r>
+      <w:r>
+        <w:rPr>
+          <w:lang w:val="sr-Cyrl-RS"/>
+        </w:rPr>
+        <w:t>Релације између ентитета показују јасно дефинисане зависности: корисник поседује новчаник и батерије, батерије користе стратегије, а све активности које се спроводе бележе се у историји трансакција. Историја цена је, иако независна у моделу, логички повезана са трансакцијама, јер управо подаци о ценама утичу на одлуке које касније резултују конкретним трансакцијама.</w:t>
+      </w:r>
+    </w:p>
+    <w:p>
+      <w:pPr>
+        <w:jc w:val="both"/>
+        <w:rPr>
+          <w:lang w:val="sr-Cyrl-RS"/>
+        </w:rPr>
+      </w:pPr>
     </w:p>
     <w:p>
       <w:pPr>
@@ -12746,18 +12864,35 @@
           <w:lang w:val="sr-Cyrl-RS"/>
         </w:rPr>
       </w:pPr>
-      <w:bookmarkStart w:id="20" w:name="_Toc208316278"/>
-      <w:r>
-        <w:t xml:space="preserve">6.1 </w:t>
-      </w:r>
-      <w:r>
-        <w:rPr>
-          <w:lang w:val="sr-Cyrl-RS"/>
-        </w:rPr>
-        <w:t>Сталне компоненте</w:t>
-      </w:r>
-      <w:bookmarkEnd w:id="20"/>
-    </w:p>
+      <w:bookmarkStart w:id="19" w:name="_Toc208342018"/>
+      <w:r>
+        <w:rPr>
+          <w:sz w:val="36"/>
+          <w:szCs w:val="36"/>
+        </w:rPr>
+        <w:t>8</w:t>
+      </w:r>
+      <w:bookmarkEnd w:id="19"/>
+      <w:r>
+        <w:t xml:space="preserve"> </w:t>
+      </w:r>
+      <w:r>
+        <w:rPr>
+          <w:sz w:val="36"/>
+          <w:szCs w:val="36"/>
+          <w:lang w:val="sr-Cyrl-RS"/>
+        </w:rPr>
+        <w:t xml:space="preserve">Имплементација </w:t>
+      </w:r>
+      <w:r>
+        <w:rPr>
+          <w:sz w:val="36"/>
+          <w:szCs w:val="36"/>
+        </w:rPr>
+        <w:t>система</w:t>
+      </w:r>
+    </w:p>
+    <w:p/>
     <w:p>
       <w:pPr>
         <w:jc w:val="both"/>
@@ -12769,62 +12904,13 @@
         <w:rPr>
           <w:lang w:val="sr-Cyrl-RS"/>
         </w:rPr>
-        <w:tab/>
-        <w:t>Сталне компоненте су компоненте које су стално видљиве кориснику. Најчешће су то разн</w:t>
-      </w:r>
-      <w:r>
-        <w:rPr>
-          <w:lang w:val="sr-Cyrl-RS"/>
-        </w:rPr>
-        <w:t xml:space="preserve">е опције за навигацију по веб сајту, наслов, хедер </w:t>
-      </w:r>
-      <w:r>
-        <w:t>(header)</w:t>
-      </w:r>
-      <w:r>
-        <w:rPr>
-          <w:lang w:val="sr-Cyrl-RS"/>
-        </w:rPr>
-        <w:t>, футер</w:t>
-      </w:r>
-      <w:r>
-        <w:t xml:space="preserve"> (footer)</w:t>
-      </w:r>
-      <w:r>
-        <w:rPr>
-          <w:lang w:val="sr-Cyrl-RS"/>
-        </w:rPr>
-        <w:t>. У апликацији тренутно постоје сајдбар (</w:t>
-      </w:r>
-      <w:r>
-        <w:t xml:space="preserve">sidebar, </w:t>
-      </w:r>
-      <w:r>
-        <w:rPr>
-          <w:lang w:val="sr-Cyrl-RS"/>
-        </w:rPr>
-        <w:t>навигациони мени са леве стране), навбар (</w:t>
-      </w:r>
-      <w:r>
-        <w:t xml:space="preserve">navbar, </w:t>
-      </w:r>
-      <w:r>
-        <w:rPr>
-          <w:lang w:val="sr-Cyrl-RS"/>
-        </w:rPr>
-        <w:t>мени са опцијама на горњој страни)</w:t>
-      </w:r>
-      <w:r>
-        <w:rPr>
-          <w:lang w:val="en-GB"/>
-        </w:rPr>
-        <w:t xml:space="preserve">, </w:t>
-      </w:r>
-      <w:r>
-        <w:rPr>
-          <w:lang w:val="sr-Cyrl-RS"/>
-        </w:rPr>
-        <w:t xml:space="preserve">као и стандардни футер. </w:t>
+        <w:t>У овом поглављу биће представљена имплементација система за аутоматизовано трговање енергијом. Циљ је да се прикаже на који начин су концепти описани у претходним поглављима преточени у практично решење. Фокус ће бити на објашњењу структуре пројекта, организацији микросервиса, као и на међусобној комуникацији између њих.</w:t>
+      </w:r>
+      <w:r>
+        <w:rPr>
+          <w:lang w:val="sr-Cyrl-RS"/>
+        </w:rPr>
+        <w:t xml:space="preserve"> </w:t>
       </w:r>
     </w:p>
     <w:p>
@@ -12838,13 +12924,36 @@
         <w:rPr>
           <w:lang w:val="sr-Cyrl-RS"/>
         </w:rPr>
-        <w:t xml:space="preserve">Сајдбар садржи елементе (трафостанице) које добавља из базе података, док навбар </w:t>
-      </w:r>
-      <w:r>
-        <w:rPr>
-          <w:lang w:val="sr-Cyrl-RS"/>
-        </w:rPr>
-        <w:t xml:space="preserve">има опције одабира за које тржиште ће бити рађен приказ (Европско и Америчко тржиште имају различите ознаке у приказу) као и могућност додавања нових трафостаница. </w:t>
+        <w:t xml:space="preserve">Пројекат је реализован </w:t>
+      </w:r>
+      <w:r>
+        <w:rPr>
+          <w:lang w:val="sr-Cyrl-RS"/>
+        </w:rPr>
+        <w:t xml:space="preserve">унутар </w:t>
+      </w:r>
+      <w:r>
+        <w:rPr>
+          <w:lang w:val="sr-Cyrl-RS"/>
+        </w:rPr>
+        <w:t>заједничког репозиторијума у оквиру кога се налазе сви микросервиси и фронтенд апликација. Овакав приступ одабран је ради једноставнијег управљања, централизоване конфигурације и лакше интеграције свих делова система. На највишем нивоу, структура пројекта подељена је у два главна директоријума: frontend, који садржи React апликацију за кориснички интерфејс, и microservices, у оквиру кога се налазе сви појединачни сервиси задужени за обраду података и имплементацију логике пословања.</w:t>
+      </w:r>
+      <w:r>
+        <w:rPr>
+          <w:lang w:val="sr-Cyrl-RS"/>
+        </w:rPr>
+        <w:t xml:space="preserve"> </w:t>
+      </w:r>
+    </w:p>
+    <w:p>
+      <w:pPr>
+        <w:jc w:val="both"/>
+      </w:pPr>
+      <w:r>
+        <w:rPr>
+          <w:lang w:val="sr-Cyrl-RS"/>
+        </w:rPr>
+        <w:t>У директоријуму microservices сваки сервис има сопствени поддиректоријум, као што су microservice-user, microservice-data, microservice-trade и microservice-ai. Сваки од ових директоријума организован је на исти начин: садрже конфигурационе фајлове (package.json, Dockerfile), изворни код у оквиру src директоријума, као и потребне зависности. На овај начин обезбеђена је конзистентност у развоју и једноставнија интеграција, јер сваки сервис може независно да се развија, тестира и покреће.</w:t>
       </w:r>
     </w:p>
     <w:p>
@@ -12859,10 +12968,10 @@
           <w:noProof/>
         </w:rPr>
         <w:drawing>
-          <wp:inline distT="0" distB="0" distL="0" distR="0" wp14:anchorId="57F88429" wp14:editId="4DAFD133">
-            <wp:extent cx="2743200" cy="1123950"/>
+          <wp:inline distT="0" distB="0" distL="0" distR="0" wp14:anchorId="3E6A941D" wp14:editId="621BCD91">
+            <wp:extent cx="3048000" cy="2957628"/>
             <wp:effectExtent l="0" t="0" r="0" b="0"/>
-            <wp:docPr id="9" name="Picture 9"/>
+            <wp:docPr id="1" name="Picture 1"/>
             <wp:cNvGraphicFramePr>
               <a:graphicFrameLocks xmlns:a="http://schemas.openxmlformats.org/drawingml/2006/main" noChangeAspect="1"/>
             </wp:cNvGraphicFramePr>
@@ -12870,36 +12979,23 @@
               <a:graphicData uri="http://schemas.openxmlformats.org/drawingml/2006/picture">
                 <pic:pic xmlns:pic="http://schemas.openxmlformats.org/drawingml/2006/picture">
                   <pic:nvPicPr>
-                    <pic:cNvPr id="0" name="Picture 3"/>
-                    <pic:cNvPicPr>
-                      <a:picLocks noChangeAspect="1" noChangeArrowheads="1"/>
-                    </pic:cNvPicPr>
+                    <pic:cNvPr id="1" name=""/>
+                    <pic:cNvPicPr/>
                   </pic:nvPicPr>
                   <pic:blipFill>
-                    <a:blip r:embed="rId28">
-                      <a:extLst>
-                        <a:ext uri="{28A0092B-C50C-407E-A947-70E740481C1C}">
-                          <a14:useLocalDpi xmlns:a14="http://schemas.microsoft.com/office/drawing/2010/main" val="0"/>
-                        </a:ext>
-                      </a:extLst>
-                    </a:blip>
-                    <a:srcRect/>
+                    <a:blip r:embed="rId28"/>
                     <a:stretch>
                       <a:fillRect/>
                     </a:stretch>
                   </pic:blipFill>
-                  <pic:spPr bwMode="auto">
+                  <pic:spPr>
                     <a:xfrm>
                       <a:off x="0" y="0"/>
-                      <a:ext cx="2743200" cy="1123950"/>
+                      <a:ext cx="3058367" cy="2967687"/>
                     </a:xfrm>
                     <a:prstGeom prst="rect">
                       <a:avLst/>
                     </a:prstGeom>
-                    <a:noFill/>
-                    <a:ln>
-                      <a:noFill/>
-                    </a:ln>
                   </pic:spPr>
                 </pic:pic>
               </a:graphicData>
@@ -12912,24 +13008,55 @@
           <w:lang w:val="sr-Cyrl-RS"/>
         </w:rPr>
         <w:br/>
-        <w:t>Слика 8 – Сталне компоненте</w:t>
+        <w:t>Слика 5</w:t>
+      </w:r>
+      <w:r>
+        <w:rPr>
+          <w:lang w:val="sr-Cyrl-RS"/>
+        </w:rPr>
+        <w:t xml:space="preserve"> – </w:t>
+      </w:r>
+      <w:r>
+        <w:rPr>
+          <w:lang w:val="sr-Cyrl-RS"/>
+        </w:rPr>
+        <w:t>Основна структура</w:t>
+      </w:r>
+    </w:p>
+    <w:p>
+      <w:pPr>
+        <w:jc w:val="both"/>
+        <w:rPr>
+          <w:lang w:val="sr-Cyrl-RS"/>
+        </w:rPr>
+      </w:pPr>
+      <w:r>
+        <w:rPr>
+          <w:lang w:val="sr-Cyrl-RS"/>
+        </w:rPr>
+        <w:t>Посебну улогу у структури пројекта имају Docker и Docker Compose који омогућавају изолацију сваког микросервиса у оквиру сопственог контејнера, као и њихово повезивање у заједничку целину. На овај начин се постиже репродуктивност окружења и једноставније постављање система без обзира на платформу.</w:t>
       </w:r>
     </w:p>
     <w:p>
       <w:pPr>
         <w:pStyle w:val="Heading1"/>
-        <w:rPr>
-          <w:lang w:val="sr-Cyrl-RS"/>
-        </w:rPr>
-      </w:pPr>
-      <w:bookmarkStart w:id="21" w:name="_Toc208316279"/>
+      </w:pPr>
+      <w:bookmarkStart w:id="20" w:name="_Toc208342019"/>
       <w:r>
         <w:rPr>
           <w:lang w:val="sr-Cyrl-RS"/>
         </w:rPr>
         <w:lastRenderedPageBreak/>
-        <w:t>6.2 Компоненте променљивог приказа</w:t>
-      </w:r>
+        <w:t>8.1</w:t>
+      </w:r>
+      <w:r>
+        <w:rPr>
+          <w:lang w:val="sr-Cyrl-RS"/>
+        </w:rPr>
+        <w:t xml:space="preserve"> Компоненте променљивог приказа</w:t>
+      </w:r>
+      <w:bookmarkStart w:id="21" w:name="_GoBack"/>
+      <w:bookmarkEnd w:id="20"/>
       <w:bookmarkEnd w:id="21"/>
     </w:p>
     <w:p>
@@ -13079,7 +13206,7 @@
           <w:lang w:val="sr-Cyrl-RS"/>
         </w:rPr>
       </w:pPr>
-      <w:bookmarkStart w:id="22" w:name="_Toc208316280"/>
+      <w:bookmarkStart w:id="22" w:name="_Toc208342020"/>
       <w:r>
         <w:rPr>
           <w:sz w:val="36"/>
@@ -13133,7 +13260,7 @@
           <w:lang w:val="sr-Cyrl-RS"/>
         </w:rPr>
       </w:pPr>
-      <w:bookmarkStart w:id="23" w:name="_Toc208316281"/>
+      <w:bookmarkStart w:id="23" w:name="_Toc208342021"/>
       <w:r>
         <w:rPr>
           <w:lang w:val="sr-Cyrl-RS"/>
@@ -13294,7 +13421,7 @@
           <w:lang w:val="sr-Cyrl-RS"/>
         </w:rPr>
       </w:pPr>
-      <w:bookmarkStart w:id="24" w:name="_Toc208316282"/>
+      <w:bookmarkStart w:id="24" w:name="_Toc208342022"/>
       <w:r>
         <w:rPr>
           <w:lang w:val="sr-Cyrl-RS"/>
@@ -13657,7 +13784,7 @@
           <w:lang w:val="sr-Cyrl-RS"/>
         </w:rPr>
       </w:pPr>
-      <w:bookmarkStart w:id="25" w:name="_Toc208316283"/>
+      <w:bookmarkStart w:id="25" w:name="_Toc208342023"/>
       <w:r>
         <w:t>7.3 Sidebar</w:t>
       </w:r>
@@ -13789,7 +13916,7 @@
           <w:lang w:val="sr-Cyrl-RS"/>
         </w:rPr>
       </w:pPr>
-      <w:bookmarkStart w:id="26" w:name="_Toc208316284"/>
+      <w:bookmarkStart w:id="26" w:name="_Toc208342024"/>
       <w:r>
         <w:rPr>
           <w:lang w:val="sr-Cyrl-RS"/>
@@ -14517,7 +14644,7 @@
           <w:lang w:val="sr-Cyrl-RS"/>
         </w:rPr>
       </w:pPr>
-      <w:bookmarkStart w:id="27" w:name="_Toc208316285"/>
+      <w:bookmarkStart w:id="27" w:name="_Toc208342025"/>
       <w:r>
         <w:rPr>
           <w:lang w:val="sr-Cyrl-RS"/>
@@ -14813,7 +14940,7 @@
           <w:lang w:val="sr-Cyrl-RS"/>
         </w:rPr>
       </w:pPr>
-      <w:bookmarkStart w:id="28" w:name="_Toc208316286"/>
+      <w:bookmarkStart w:id="28" w:name="_Toc208342026"/>
       <w:r>
         <w:rPr>
           <w:lang w:val="sr-Cyrl-RS"/>
@@ -15350,7 +15477,7 @@
           <w:lang w:val="sr-Cyrl-RS"/>
         </w:rPr>
       </w:pPr>
-      <w:bookmarkStart w:id="29" w:name="_Toc208316287"/>
+      <w:bookmarkStart w:id="29" w:name="_Toc208342027"/>
       <w:r>
         <w:rPr>
           <w:lang w:val="sr-Cyrl-RS"/>
@@ -15764,7 +15891,7 @@
           <w:lang w:val="sr-Cyrl-RS"/>
         </w:rPr>
       </w:pPr>
-      <w:bookmarkStart w:id="30" w:name="_Toc208316288"/>
+      <w:bookmarkStart w:id="30" w:name="_Toc208342028"/>
       <w:r>
         <w:rPr>
           <w:sz w:val="36"/>
@@ -15939,7 +16066,7 @@
           <w:szCs w:val="36"/>
         </w:rPr>
       </w:pPr>
-      <w:bookmarkStart w:id="31" w:name="_Toc208316289"/>
+      <w:bookmarkStart w:id="31" w:name="_Toc208342029"/>
       <w:r>
         <w:rPr>
           <w:sz w:val="36"/>
@@ -16076,7 +16203,7 @@
           <w:lang w:val="sr-Cyrl-RS"/>
         </w:rPr>
       </w:pPr>
-      <w:bookmarkStart w:id="32" w:name="_Toc208316290"/>
+      <w:bookmarkStart w:id="32" w:name="_Toc208342030"/>
       <w:r>
         <w:rPr>
           <w:sz w:val="36"/>
@@ -16263,7 +16390,7 @@
         <w:rStyle w:val="PageNumber"/>
         <w:noProof/>
       </w:rPr>
-      <w:t>14</w:t>
+      <w:t>16</w:t>
     </w:r>
     <w:r>
       <w:rPr>
@@ -20321,6 +20448,43 @@
       <w:shd w:val="clear" w:color="auto" w:fill="E1DFDD"/>
     </w:rPr>
   </w:style>
+  <w:style w:type="paragraph" w:customStyle="1" w:styleId="CodeBase">
+    <w:name w:val="CodeBase"/>
+    <w:basedOn w:val="Normal"/>
+    <w:link w:val="CodeBaseChar"/>
+    <w:qFormat/>
+    <w:rsid w:val="00A31E03"/>
+    <w:pPr>
+      <w:pBdr>
+        <w:top w:val="single" w:sz="18" w:space="1" w:color="auto"/>
+        <w:left w:val="single" w:sz="18" w:space="4" w:color="auto"/>
+        <w:bottom w:val="single" w:sz="18" w:space="1" w:color="auto"/>
+        <w:right w:val="single" w:sz="18" w:space="4" w:color="auto"/>
+      </w:pBdr>
+      <w:shd w:val="clear" w:color="auto" w:fill="F2F2F2" w:themeFill="background1" w:themeFillShade="F2"/>
+      <w:spacing w:before="240" w:after="240"/>
+    </w:pPr>
+    <w:rPr>
+      <w:rFonts w:ascii="Consolas" w:hAnsi="Consolas"/>
+      <w:color w:val="000000" w:themeColor="text1"/>
+      <w:sz w:val="24"/>
+      <w:lang w:val="sr-Cyrl-RS"/>
+    </w:rPr>
+  </w:style>
+  <w:style w:type="character" w:customStyle="1" w:styleId="CodeBaseChar">
+    <w:name w:val="CodeBase Char"/>
+    <w:basedOn w:val="DefaultParagraphFont"/>
+    <w:link w:val="CodeBase"/>
+    <w:rsid w:val="00A31E03"/>
+    <w:rPr>
+      <w:rFonts w:ascii="Consolas" w:hAnsi="Consolas"/>
+      <w:color w:val="000000" w:themeColor="text1"/>
+      <w:sz w:val="24"/>
+      <w:szCs w:val="22"/>
+      <w:shd w:val="clear" w:color="auto" w:fill="F2F2F2" w:themeFill="background1" w:themeFillShade="F2"/>
+      <w:lang w:val="sr-Cyrl-RS"/>
+    </w:rPr>
+  </w:style>
 </w:styles>
 </file>
 
@@ -20614,7 +20778,7 @@
 </file>
 
 <file path=customXml/itemProps1.xml><?xml version="1.0" encoding="utf-8"?>
-<ds:datastoreItem xmlns:ds="http://schemas.openxmlformats.org/officeDocument/2006/customXml" ds:itemID="{5AAE8BD2-1B12-437B-8986-B24696FCA965}">
+<ds:datastoreItem xmlns:ds="http://schemas.openxmlformats.org/officeDocument/2006/customXml" ds:itemID="{CFB966CA-7F19-4210-8835-EA1DE7BB061E}">
   <ds:schemaRefs>
     <ds:schemaRef ds:uri="http://schemas.openxmlformats.org/officeDocument/2006/bibliography"/>
   </ds:schemaRefs>

--- a/Dokumentacija/FTN_MSc_AleksaPopov.docx
+++ b/Dokumentacija/FTN_MSc_AleksaPopov.docx
@@ -71,7 +71,7 @@
                 <v:shape id="_x0000_i1025" type="#_x0000_t75" style="width:64.5pt;height:64.5pt" o:ole="" fillcolor="window">
                   <v:imagedata r:id="rId8" o:title=""/>
                 </v:shape>
-                <o:OLEObject Type="Embed" ProgID="CorelDraw.Graphic.7" ShapeID="_x0000_i1025" DrawAspect="Content" ObjectID="_1818974433" r:id="rId9"/>
+                <o:OLEObject Type="Embed" ProgID="CorelDraw.Graphic.7" ShapeID="_x0000_i1025" DrawAspect="Content" ObjectID="_1819057308" r:id="rId9"/>
               </w:object>
             </w:r>
           </w:p>
@@ -7631,7 +7631,12 @@
             <w:pStyle w:val="TOCHeading"/>
           </w:pPr>
           <w:r>
-            <w:t>Table of Contents</w:t>
+            <w:t>Table of Co</w:t>
+          </w:r>
+          <w:bookmarkStart w:id="0" w:name="_GoBack"/>
+          <w:bookmarkEnd w:id="0"/>
+          <w:r>
+            <w:t>ntents</w:t>
           </w:r>
         </w:p>
         <w:p>
@@ -7652,7 +7657,7 @@
           <w:r>
             <w:fldChar w:fldCharType="separate"/>
           </w:r>
-          <w:hyperlink w:anchor="_Toc208342006" w:history="1">
+          <w:hyperlink w:anchor="_Toc208444561" w:history="1">
             <w:r>
               <w:rPr>
                 <w:rStyle w:val="Hyperlink"/>
@@ -7687,7 +7692,7 @@
                 <w:noProof/>
                 <w:webHidden/>
               </w:rPr>
-              <w:instrText xml:space="preserve"> PAGEREF _Toc208342006 \h </w:instrText>
+              <w:instrText xml:space="preserve"> PAGEREF _Toc208444561 \h </w:instrText>
             </w:r>
             <w:r>
               <w:rPr>
@@ -7727,7 +7732,7 @@
               <w:lang w:val="en-US"/>
             </w:rPr>
           </w:pPr>
-          <w:hyperlink w:anchor="_Toc208342007" w:history="1">
+          <w:hyperlink w:anchor="_Toc208444562" w:history="1">
             <w:r>
               <w:rPr>
                 <w:rStyle w:val="Hyperlink"/>
@@ -7762,7 +7767,7 @@
                 <w:noProof/>
                 <w:webHidden/>
               </w:rPr>
-              <w:instrText xml:space="preserve"> PAGEREF _Toc208342007 \h </w:instrText>
+              <w:instrText xml:space="preserve"> PAGEREF _Toc208444562 \h </w:instrText>
             </w:r>
             <w:r>
               <w:rPr>
@@ -7802,7 +7807,7 @@
               <w:lang w:val="en-US"/>
             </w:rPr>
           </w:pPr>
-          <w:hyperlink w:anchor="_Toc208342008" w:history="1">
+          <w:hyperlink w:anchor="_Toc208444563" w:history="1">
             <w:r>
               <w:rPr>
                 <w:rStyle w:val="Hyperlink"/>
@@ -7837,7 +7842,7 @@
                 <w:noProof/>
                 <w:webHidden/>
               </w:rPr>
-              <w:instrText xml:space="preserve"> PAGEREF _Toc208342008 \h </w:instrText>
+              <w:instrText xml:space="preserve"> PAGEREF _Toc208444563 \h </w:instrText>
             </w:r>
             <w:r>
               <w:rPr>
@@ -7879,7 +7884,7 @@
               <w:noProof/>
             </w:rPr>
           </w:pPr>
-          <w:hyperlink w:anchor="_Toc208342009" w:history="1">
+          <w:hyperlink w:anchor="_Toc208444564" w:history="1">
             <w:r>
               <w:rPr>
                 <w:rStyle w:val="Hyperlink"/>
@@ -7914,7 +7919,7 @@
                 <w:noProof/>
                 <w:webHidden/>
               </w:rPr>
-              <w:instrText xml:space="preserve"> PAGEREF _Toc208342009 \h </w:instrText>
+              <w:instrText xml:space="preserve"> PAGEREF _Toc208444564 \h </w:instrText>
             </w:r>
             <w:r>
               <w:rPr>
@@ -7956,7 +7961,7 @@
               <w:noProof/>
             </w:rPr>
           </w:pPr>
-          <w:hyperlink w:anchor="_Toc208342010" w:history="1">
+          <w:hyperlink w:anchor="_Toc208444565" w:history="1">
             <w:r>
               <w:rPr>
                 <w:rStyle w:val="Hyperlink"/>
@@ -7999,7 +8004,7 @@
                 <w:noProof/>
                 <w:webHidden/>
               </w:rPr>
-              <w:instrText xml:space="preserve"> PAGEREF _Toc208342010 \h </w:instrText>
+              <w:instrText xml:space="preserve"> PAGEREF _Toc208444565 \h </w:instrText>
             </w:r>
             <w:r>
               <w:rPr>
@@ -8041,7 +8046,7 @@
               <w:noProof/>
             </w:rPr>
           </w:pPr>
-          <w:hyperlink w:anchor="_Toc208342011" w:history="1">
+          <w:hyperlink w:anchor="_Toc208444566" w:history="1">
             <w:r>
               <w:rPr>
                 <w:rStyle w:val="Hyperlink"/>
@@ -8084,7 +8089,7 @@
                 <w:noProof/>
                 <w:webHidden/>
               </w:rPr>
-              <w:instrText xml:space="preserve"> PAGEREF _Toc208342011 \h </w:instrText>
+              <w:instrText xml:space="preserve"> PAGEREF _Toc208444566 \h </w:instrText>
             </w:r>
             <w:r>
               <w:rPr>
@@ -8126,7 +8131,7 @@
               <w:noProof/>
             </w:rPr>
           </w:pPr>
-          <w:hyperlink w:anchor="_Toc208342012" w:history="1">
+          <w:hyperlink w:anchor="_Toc208444567" w:history="1">
             <w:r>
               <w:rPr>
                 <w:rStyle w:val="Hyperlink"/>
@@ -8161,7 +8166,7 @@
                 <w:noProof/>
                 <w:webHidden/>
               </w:rPr>
-              <w:instrText xml:space="preserve"> PAGEREF _Toc208342012 \h </w:instrText>
+              <w:instrText xml:space="preserve"> PAGEREF _Toc208444567 \h </w:instrText>
             </w:r>
             <w:r>
               <w:rPr>
@@ -8203,7 +8208,7 @@
               <w:noProof/>
             </w:rPr>
           </w:pPr>
-          <w:hyperlink w:anchor="_Toc208342013" w:history="1">
+          <w:hyperlink w:anchor="_Toc208444568" w:history="1">
             <w:r>
               <w:rPr>
                 <w:rStyle w:val="Hyperlink"/>
@@ -8231,7 +8236,7 @@
                 <w:noProof/>
                 <w:webHidden/>
               </w:rPr>
-              <w:instrText xml:space="preserve"> PAGEREF _Toc208342013 \h </w:instrText>
+              <w:instrText xml:space="preserve"> PAGEREF _Toc208444568 \h </w:instrText>
             </w:r>
             <w:r>
               <w:rPr>
@@ -8271,13 +8276,13 @@
               <w:lang w:val="en-US"/>
             </w:rPr>
           </w:pPr>
-          <w:hyperlink w:anchor="_Toc208342014" w:history="1">
+          <w:hyperlink w:anchor="_Toc208444569" w:history="1">
             <w:r>
               <w:rPr>
                 <w:rStyle w:val="Hyperlink"/>
                 <w:noProof/>
               </w:rPr>
-              <w:t>4</w:t>
+              <w:t>4.</w:t>
             </w:r>
             <w:r>
               <w:rPr>
@@ -8306,7 +8311,7 @@
                 <w:noProof/>
                 <w:webHidden/>
               </w:rPr>
-              <w:instrText xml:space="preserve"> PAGEREF _Toc208342014 \h </w:instrText>
+              <w:instrText xml:space="preserve"> PAGEREF _Toc208444569 \h </w:instrText>
             </w:r>
             <w:r>
               <w:rPr>
@@ -8346,7 +8351,7 @@
               <w:lang w:val="en-US"/>
             </w:rPr>
           </w:pPr>
-          <w:hyperlink w:anchor="_Toc208342015" w:history="1">
+          <w:hyperlink w:anchor="_Toc208444570" w:history="1">
             <w:r>
               <w:rPr>
                 <w:rStyle w:val="Hyperlink"/>
@@ -8374,7 +8379,7 @@
                 <w:noProof/>
                 <w:webHidden/>
               </w:rPr>
-              <w:instrText xml:space="preserve"> PAGEREF _Toc208342015 \h </w:instrText>
+              <w:instrText xml:space="preserve"> PAGEREF _Toc208444570 \h </w:instrText>
             </w:r>
             <w:r>
               <w:rPr>
@@ -8414,7 +8419,7 @@
               <w:lang w:val="en-US"/>
             </w:rPr>
           </w:pPr>
-          <w:hyperlink w:anchor="_Toc208342016" w:history="1">
+          <w:hyperlink w:anchor="_Toc208444571" w:history="1">
             <w:r>
               <w:rPr>
                 <w:rStyle w:val="Hyperlink"/>
@@ -8449,7 +8454,7 @@
                 <w:noProof/>
                 <w:webHidden/>
               </w:rPr>
-              <w:instrText xml:space="preserve"> PAGEREF _Toc208342016 \h </w:instrText>
+              <w:instrText xml:space="preserve"> PAGEREF _Toc208444571 \h </w:instrText>
             </w:r>
             <w:r>
               <w:rPr>
@@ -8489,7 +8494,7 @@
               <w:lang w:val="en-US"/>
             </w:rPr>
           </w:pPr>
-          <w:hyperlink w:anchor="_Toc208342017" w:history="1">
+          <w:hyperlink w:anchor="_Toc208444572" w:history="1">
             <w:r>
               <w:rPr>
                 <w:rStyle w:val="Hyperlink"/>
@@ -8517,7 +8522,7 @@
                 <w:noProof/>
                 <w:webHidden/>
               </w:rPr>
-              <w:instrText xml:space="preserve"> PAGEREF _Toc208342017 \h </w:instrText>
+              <w:instrText xml:space="preserve"> PAGEREF _Toc208444572 \h </w:instrText>
             </w:r>
             <w:r>
               <w:rPr>
@@ -8557,13 +8562,13 @@
               <w:lang w:val="en-US"/>
             </w:rPr>
           </w:pPr>
-          <w:hyperlink w:anchor="_Toc208342018" w:history="1">
+          <w:hyperlink w:anchor="_Toc208444573" w:history="1">
             <w:r>
               <w:rPr>
                 <w:rStyle w:val="Hyperlink"/>
                 <w:noProof/>
               </w:rPr>
-              <w:t xml:space="preserve">6.1 </w:t>
+              <w:t xml:space="preserve">8. </w:t>
             </w:r>
             <w:r>
               <w:rPr>
@@ -8571,7 +8576,14 @@
                 <w:noProof/>
                 <w:lang w:val="sr-Cyrl-RS"/>
               </w:rPr>
-              <w:t>Сталне компоненте</w:t>
+              <w:t xml:space="preserve">Имплементација </w:t>
+            </w:r>
+            <w:r>
+              <w:rPr>
+                <w:rStyle w:val="Hyperlink"/>
+                <w:noProof/>
+              </w:rPr>
+              <w:t>система</w:t>
             </w:r>
             <w:r>
               <w:rPr>
@@ -8592,7 +8604,7 @@
                 <w:noProof/>
                 <w:webHidden/>
               </w:rPr>
-              <w:instrText xml:space="preserve"> PAGEREF _Toc208342018 \h </w:instrText>
+              <w:instrText xml:space="preserve"> PAGEREF _Toc208444573 \h </w:instrText>
             </w:r>
             <w:r>
               <w:rPr>
@@ -8613,6 +8625,230 @@
                 <w:webHidden/>
               </w:rPr>
               <w:t>15</w:t>
+            </w:r>
+            <w:r>
+              <w:rPr>
+                <w:noProof/>
+                <w:webHidden/>
+              </w:rPr>
+              <w:fldChar w:fldCharType="end"/>
+            </w:r>
+          </w:hyperlink>
+        </w:p>
+        <w:p>
+          <w:pPr>
+            <w:pStyle w:val="TOC2"/>
+            <w:tabs>
+              <w:tab w:val="right" w:leader="dot" w:pos="9345"/>
+            </w:tabs>
+            <w:rPr>
+              <w:rFonts w:asciiTheme="minorHAnsi" w:eastAsiaTheme="minorEastAsia" w:hAnsiTheme="minorHAnsi" w:cstheme="minorBidi"/>
+              <w:noProof/>
+            </w:rPr>
+          </w:pPr>
+          <w:hyperlink w:anchor="_Toc208444574" w:history="1">
+            <w:r>
+              <w:rPr>
+                <w:rStyle w:val="Hyperlink"/>
+                <w:noProof/>
+                <w:lang w:val="sr-Cyrl-RS"/>
+              </w:rPr>
+              <w:t xml:space="preserve">8.1 </w:t>
+            </w:r>
+            <w:r>
+              <w:rPr>
+                <w:rStyle w:val="Hyperlink"/>
+                <w:noProof/>
+              </w:rPr>
+              <w:t>Microservice-user</w:t>
+            </w:r>
+            <w:r>
+              <w:rPr>
+                <w:noProof/>
+                <w:webHidden/>
+              </w:rPr>
+              <w:tab/>
+            </w:r>
+            <w:r>
+              <w:rPr>
+                <w:noProof/>
+                <w:webHidden/>
+              </w:rPr>
+              <w:fldChar w:fldCharType="begin"/>
+            </w:r>
+            <w:r>
+              <w:rPr>
+                <w:noProof/>
+                <w:webHidden/>
+              </w:rPr>
+              <w:instrText xml:space="preserve"> PAGEREF _Toc208444574 \h </w:instrText>
+            </w:r>
+            <w:r>
+              <w:rPr>
+                <w:noProof/>
+                <w:webHidden/>
+              </w:rPr>
+            </w:r>
+            <w:r>
+              <w:rPr>
+                <w:noProof/>
+                <w:webHidden/>
+              </w:rPr>
+              <w:fldChar w:fldCharType="separate"/>
+            </w:r>
+            <w:r>
+              <w:rPr>
+                <w:noProof/>
+                <w:webHidden/>
+              </w:rPr>
+              <w:t>16</w:t>
+            </w:r>
+            <w:r>
+              <w:rPr>
+                <w:noProof/>
+                <w:webHidden/>
+              </w:rPr>
+              <w:fldChar w:fldCharType="end"/>
+            </w:r>
+          </w:hyperlink>
+        </w:p>
+        <w:p>
+          <w:pPr>
+            <w:pStyle w:val="TOC2"/>
+            <w:tabs>
+              <w:tab w:val="right" w:leader="dot" w:pos="9345"/>
+            </w:tabs>
+            <w:rPr>
+              <w:rFonts w:asciiTheme="minorHAnsi" w:eastAsiaTheme="minorEastAsia" w:hAnsiTheme="minorHAnsi" w:cstheme="minorBidi"/>
+              <w:noProof/>
+            </w:rPr>
+          </w:pPr>
+          <w:hyperlink w:anchor="_Toc208444575" w:history="1">
+            <w:r>
+              <w:rPr>
+                <w:rStyle w:val="Hyperlink"/>
+                <w:noProof/>
+                <w:lang w:val="sr-Cyrl-RS"/>
+              </w:rPr>
+              <w:t xml:space="preserve">8.2 </w:t>
+            </w:r>
+            <w:r>
+              <w:rPr>
+                <w:rStyle w:val="Hyperlink"/>
+                <w:noProof/>
+              </w:rPr>
+              <w:t>Microservice-trade</w:t>
+            </w:r>
+            <w:r>
+              <w:rPr>
+                <w:noProof/>
+                <w:webHidden/>
+              </w:rPr>
+              <w:tab/>
+            </w:r>
+            <w:r>
+              <w:rPr>
+                <w:noProof/>
+                <w:webHidden/>
+              </w:rPr>
+              <w:fldChar w:fldCharType="begin"/>
+            </w:r>
+            <w:r>
+              <w:rPr>
+                <w:noProof/>
+                <w:webHidden/>
+              </w:rPr>
+              <w:instrText xml:space="preserve"> PAGEREF _Toc208444575 \h </w:instrText>
+            </w:r>
+            <w:r>
+              <w:rPr>
+                <w:noProof/>
+                <w:webHidden/>
+              </w:rPr>
+            </w:r>
+            <w:r>
+              <w:rPr>
+                <w:noProof/>
+                <w:webHidden/>
+              </w:rPr>
+              <w:fldChar w:fldCharType="separate"/>
+            </w:r>
+            <w:r>
+              <w:rPr>
+                <w:noProof/>
+                <w:webHidden/>
+              </w:rPr>
+              <w:t>20</w:t>
+            </w:r>
+            <w:r>
+              <w:rPr>
+                <w:noProof/>
+                <w:webHidden/>
+              </w:rPr>
+              <w:fldChar w:fldCharType="end"/>
+            </w:r>
+          </w:hyperlink>
+        </w:p>
+        <w:p>
+          <w:pPr>
+            <w:pStyle w:val="TOC2"/>
+            <w:tabs>
+              <w:tab w:val="right" w:leader="dot" w:pos="9345"/>
+            </w:tabs>
+            <w:rPr>
+              <w:rFonts w:asciiTheme="minorHAnsi" w:eastAsiaTheme="minorEastAsia" w:hAnsiTheme="minorHAnsi" w:cstheme="minorBidi"/>
+              <w:noProof/>
+            </w:rPr>
+          </w:pPr>
+          <w:hyperlink w:anchor="_Toc208444576" w:history="1">
+            <w:r>
+              <w:rPr>
+                <w:rStyle w:val="Hyperlink"/>
+                <w:noProof/>
+                <w:lang w:val="sr-Cyrl-RS"/>
+              </w:rPr>
+              <w:t>8.2.1 Стратегије трговине батерија</w:t>
+            </w:r>
+            <w:r>
+              <w:rPr>
+                <w:noProof/>
+                <w:webHidden/>
+              </w:rPr>
+              <w:tab/>
+            </w:r>
+            <w:r>
+              <w:rPr>
+                <w:noProof/>
+                <w:webHidden/>
+              </w:rPr>
+              <w:fldChar w:fldCharType="begin"/>
+            </w:r>
+            <w:r>
+              <w:rPr>
+                <w:noProof/>
+                <w:webHidden/>
+              </w:rPr>
+              <w:instrText xml:space="preserve"> PAGEREF _Toc208444576 \h </w:instrText>
+            </w:r>
+            <w:r>
+              <w:rPr>
+                <w:noProof/>
+                <w:webHidden/>
+              </w:rPr>
+            </w:r>
+            <w:r>
+              <w:rPr>
+                <w:noProof/>
+                <w:webHidden/>
+              </w:rPr>
+              <w:fldChar w:fldCharType="separate"/>
+            </w:r>
+            <w:r>
+              <w:rPr>
+                <w:noProof/>
+                <w:webHidden/>
+              </w:rPr>
+              <w:t>20</w:t>
             </w:r>
             <w:r>
               <w:rPr>
@@ -8632,14 +8868,21 @@
               <w:lang w:val="en-US"/>
             </w:rPr>
           </w:pPr>
-          <w:hyperlink w:anchor="_Toc208342019" w:history="1">
+          <w:hyperlink w:anchor="_Toc208444577" w:history="1">
             <w:r>
               <w:rPr>
                 <w:rStyle w:val="Hyperlink"/>
                 <w:noProof/>
+              </w:rPr>
+              <w:t xml:space="preserve">7. </w:t>
+            </w:r>
+            <w:r>
+              <w:rPr>
+                <w:rStyle w:val="Hyperlink"/>
+                <w:noProof/>
                 <w:lang w:val="sr-Cyrl-RS"/>
               </w:rPr>
-              <w:t>6.2 Компоненте променљивог приказа</w:t>
+              <w:t>Кориснички интерфејс</w:t>
             </w:r>
             <w:r>
               <w:rPr>
@@ -8660,7 +8903,7 @@
                 <w:noProof/>
                 <w:webHidden/>
               </w:rPr>
-              <w:instrText xml:space="preserve"> PAGEREF _Toc208342019 \h </w:instrText>
+              <w:instrText xml:space="preserve"> PAGEREF _Toc208444577 \h </w:instrText>
             </w:r>
             <w:r>
               <w:rPr>
@@ -8680,7 +8923,7 @@
                 <w:noProof/>
                 <w:webHidden/>
               </w:rPr>
-              <w:t>15</w:t>
+              <w:t>21</w:t>
             </w:r>
             <w:r>
               <w:rPr>
@@ -8700,21 +8943,14 @@
               <w:lang w:val="en-US"/>
             </w:rPr>
           </w:pPr>
-          <w:hyperlink w:anchor="_Toc208342020" w:history="1">
+          <w:hyperlink w:anchor="_Toc208444578" w:history="1">
             <w:r>
               <w:rPr>
                 <w:rStyle w:val="Hyperlink"/>
                 <w:noProof/>
-              </w:rPr>
-              <w:t xml:space="preserve">7. </w:t>
-            </w:r>
-            <w:r>
-              <w:rPr>
-                <w:rStyle w:val="Hyperlink"/>
-                <w:noProof/>
                 <w:lang w:val="sr-Cyrl-RS"/>
               </w:rPr>
-              <w:t>Кориснички интерфејс</w:t>
+              <w:t>7.1 Распоред компоненти</w:t>
             </w:r>
             <w:r>
               <w:rPr>
@@ -8735,7 +8971,7 @@
                 <w:noProof/>
                 <w:webHidden/>
               </w:rPr>
-              <w:instrText xml:space="preserve"> PAGEREF _Toc208342020 \h </w:instrText>
+              <w:instrText xml:space="preserve"> PAGEREF _Toc208444578 \h </w:instrText>
             </w:r>
             <w:r>
               <w:rPr>
@@ -8755,7 +8991,7 @@
                 <w:noProof/>
                 <w:webHidden/>
               </w:rPr>
-              <w:t>16</w:t>
+              <w:t>21</w:t>
             </w:r>
             <w:r>
               <w:rPr>
@@ -8775,14 +9011,21 @@
               <w:lang w:val="en-US"/>
             </w:rPr>
           </w:pPr>
-          <w:hyperlink w:anchor="_Toc208342021" w:history="1">
+          <w:hyperlink w:anchor="_Toc208444579" w:history="1">
             <w:r>
               <w:rPr>
                 <w:rStyle w:val="Hyperlink"/>
                 <w:noProof/>
                 <w:lang w:val="sr-Cyrl-RS"/>
               </w:rPr>
-              <w:t>7.1 Распоред компоненти</w:t>
+              <w:t xml:space="preserve">7.2 </w:t>
+            </w:r>
+            <w:r>
+              <w:rPr>
+                <w:rStyle w:val="Hyperlink"/>
+                <w:noProof/>
+              </w:rPr>
+              <w:t>Navbar</w:t>
             </w:r>
             <w:r>
               <w:rPr>
@@ -8803,7 +9046,7 @@
                 <w:noProof/>
                 <w:webHidden/>
               </w:rPr>
-              <w:instrText xml:space="preserve"> PAGEREF _Toc208342021 \h </w:instrText>
+              <w:instrText xml:space="preserve"> PAGEREF _Toc208444579 \h </w:instrText>
             </w:r>
             <w:r>
               <w:rPr>
@@ -8823,7 +9066,7 @@
                 <w:noProof/>
                 <w:webHidden/>
               </w:rPr>
-              <w:t>16</w:t>
+              <w:t>22</w:t>
             </w:r>
             <w:r>
               <w:rPr>
@@ -8843,21 +9086,13 @@
               <w:lang w:val="en-US"/>
             </w:rPr>
           </w:pPr>
-          <w:hyperlink w:anchor="_Toc208342022" w:history="1">
+          <w:hyperlink w:anchor="_Toc208444580" w:history="1">
             <w:r>
               <w:rPr>
                 <w:rStyle w:val="Hyperlink"/>
                 <w:noProof/>
-                <w:lang w:val="sr-Cyrl-RS"/>
-              </w:rPr>
-              <w:t xml:space="preserve">7.2 </w:t>
-            </w:r>
-            <w:r>
-              <w:rPr>
-                <w:rStyle w:val="Hyperlink"/>
-                <w:noProof/>
-              </w:rPr>
-              <w:t>Navbar</w:t>
+              </w:rPr>
+              <w:t>7.3 Sidebar</w:t>
             </w:r>
             <w:r>
               <w:rPr>
@@ -8878,7 +9113,7 @@
                 <w:noProof/>
                 <w:webHidden/>
               </w:rPr>
-              <w:instrText xml:space="preserve"> PAGEREF _Toc208342022 \h </w:instrText>
+              <w:instrText xml:space="preserve"> PAGEREF _Toc208444580 \h </w:instrText>
             </w:r>
             <w:r>
               <w:rPr>
@@ -8898,7 +9133,7 @@
                 <w:noProof/>
                 <w:webHidden/>
               </w:rPr>
-              <w:t>17</w:t>
+              <w:t>24</w:t>
             </w:r>
             <w:r>
               <w:rPr>
@@ -8918,13 +9153,21 @@
               <w:lang w:val="en-US"/>
             </w:rPr>
           </w:pPr>
-          <w:hyperlink w:anchor="_Toc208342023" w:history="1">
+          <w:hyperlink w:anchor="_Toc208444581" w:history="1">
             <w:r>
               <w:rPr>
                 <w:rStyle w:val="Hyperlink"/>
                 <w:noProof/>
-              </w:rPr>
-              <w:t>7.3 Sidebar</w:t>
+                <w:lang w:val="sr-Cyrl-RS"/>
+              </w:rPr>
+              <w:t xml:space="preserve">7.4 </w:t>
+            </w:r>
+            <w:r>
+              <w:rPr>
+                <w:rStyle w:val="Hyperlink"/>
+                <w:noProof/>
+              </w:rPr>
+              <w:t>Dashboard</w:t>
             </w:r>
             <w:r>
               <w:rPr>
@@ -8945,7 +9188,7 @@
                 <w:noProof/>
                 <w:webHidden/>
               </w:rPr>
-              <w:instrText xml:space="preserve"> PAGEREF _Toc208342023 \h </w:instrText>
+              <w:instrText xml:space="preserve"> PAGEREF _Toc208444581 \h </w:instrText>
             </w:r>
             <w:r>
               <w:rPr>
@@ -8965,7 +9208,7 @@
                 <w:noProof/>
                 <w:webHidden/>
               </w:rPr>
-              <w:t>18</w:t>
+              <w:t>25</w:t>
             </w:r>
             <w:r>
               <w:rPr>
@@ -8985,21 +9228,29 @@
               <w:lang w:val="en-US"/>
             </w:rPr>
           </w:pPr>
-          <w:hyperlink w:anchor="_Toc208342024" w:history="1">
+          <w:hyperlink w:anchor="_Toc208444582" w:history="1">
             <w:r>
               <w:rPr>
                 <w:rStyle w:val="Hyperlink"/>
                 <w:noProof/>
                 <w:lang w:val="sr-Cyrl-RS"/>
               </w:rPr>
-              <w:t xml:space="preserve">7.4 </w:t>
+              <w:t xml:space="preserve">7.5 </w:t>
             </w:r>
             <w:r>
               <w:rPr>
                 <w:rStyle w:val="Hyperlink"/>
                 <w:noProof/>
               </w:rPr>
-              <w:t>Dashboard</w:t>
+              <w:t xml:space="preserve">Substation </w:t>
+            </w:r>
+            <w:r>
+              <w:rPr>
+                <w:rStyle w:val="Hyperlink"/>
+                <w:noProof/>
+                <w:lang w:val="sr-Cyrl-RS"/>
+              </w:rPr>
+              <w:t>приказ</w:t>
             </w:r>
             <w:r>
               <w:rPr>
@@ -9020,7 +9271,7 @@
                 <w:noProof/>
                 <w:webHidden/>
               </w:rPr>
-              <w:instrText xml:space="preserve"> PAGEREF _Toc208342024 \h </w:instrText>
+              <w:instrText xml:space="preserve"> PAGEREF _Toc208444582 \h </w:instrText>
             </w:r>
             <w:r>
               <w:rPr>
@@ -9040,7 +9291,7 @@
                 <w:noProof/>
                 <w:webHidden/>
               </w:rPr>
-              <w:t>19</w:t>
+              <w:t>27</w:t>
             </w:r>
             <w:r>
               <w:rPr>
@@ -9060,29 +9311,14 @@
               <w:lang w:val="en-US"/>
             </w:rPr>
           </w:pPr>
-          <w:hyperlink w:anchor="_Toc208342025" w:history="1">
+          <w:hyperlink w:anchor="_Toc208444583" w:history="1">
             <w:r>
               <w:rPr>
                 <w:rStyle w:val="Hyperlink"/>
                 <w:noProof/>
                 <w:lang w:val="sr-Cyrl-RS"/>
               </w:rPr>
-              <w:t xml:space="preserve">7.5 </w:t>
-            </w:r>
-            <w:r>
-              <w:rPr>
-                <w:rStyle w:val="Hyperlink"/>
-                <w:noProof/>
-              </w:rPr>
-              <w:t xml:space="preserve">Substation </w:t>
-            </w:r>
-            <w:r>
-              <w:rPr>
-                <w:rStyle w:val="Hyperlink"/>
-                <w:noProof/>
-                <w:lang w:val="sr-Cyrl-RS"/>
-              </w:rPr>
-              <w:t>приказ</w:t>
+              <w:t>7.6 Приказ листе појединачних прекидача</w:t>
             </w:r>
             <w:r>
               <w:rPr>
@@ -9103,7 +9339,7 @@
                 <w:noProof/>
                 <w:webHidden/>
               </w:rPr>
-              <w:instrText xml:space="preserve"> PAGEREF _Toc208342025 \h </w:instrText>
+              <w:instrText xml:space="preserve"> PAGEREF _Toc208444583 \h </w:instrText>
             </w:r>
             <w:r>
               <w:rPr>
@@ -9123,7 +9359,7 @@
                 <w:noProof/>
                 <w:webHidden/>
               </w:rPr>
-              <w:t>21</w:t>
+              <w:t>28</w:t>
             </w:r>
             <w:r>
               <w:rPr>
@@ -9143,14 +9379,14 @@
               <w:lang w:val="en-US"/>
             </w:rPr>
           </w:pPr>
-          <w:hyperlink w:anchor="_Toc208342026" w:history="1">
+          <w:hyperlink w:anchor="_Toc208444584" w:history="1">
             <w:r>
               <w:rPr>
                 <w:rStyle w:val="Hyperlink"/>
                 <w:noProof/>
                 <w:lang w:val="sr-Cyrl-RS"/>
               </w:rPr>
-              <w:t>7.6 Приказ листе појединачних прекидача</w:t>
+              <w:t>7.7 Промена величине прозора и сајдбара</w:t>
             </w:r>
             <w:r>
               <w:rPr>
@@ -9171,7 +9407,7 @@
                 <w:noProof/>
                 <w:webHidden/>
               </w:rPr>
-              <w:instrText xml:space="preserve"> PAGEREF _Toc208342026 \h </w:instrText>
+              <w:instrText xml:space="preserve"> PAGEREF _Toc208444584 \h </w:instrText>
             </w:r>
             <w:r>
               <w:rPr>
@@ -9191,7 +9427,7 @@
                 <w:noProof/>
                 <w:webHidden/>
               </w:rPr>
-              <w:t>22</w:t>
+              <w:t>30</w:t>
             </w:r>
             <w:r>
               <w:rPr>
@@ -9211,14 +9447,14 @@
               <w:lang w:val="en-US"/>
             </w:rPr>
           </w:pPr>
-          <w:hyperlink w:anchor="_Toc208342027" w:history="1">
+          <w:hyperlink w:anchor="_Toc208444585" w:history="1">
             <w:r>
               <w:rPr>
                 <w:rStyle w:val="Hyperlink"/>
                 <w:noProof/>
                 <w:lang w:val="sr-Cyrl-RS"/>
               </w:rPr>
-              <w:t>7.7 Промена величине прозора и сајдбара</w:t>
+              <w:t>8. Закључак</w:t>
             </w:r>
             <w:r>
               <w:rPr>
@@ -9239,7 +9475,7 @@
                 <w:noProof/>
                 <w:webHidden/>
               </w:rPr>
-              <w:instrText xml:space="preserve"> PAGEREF _Toc208342027 \h </w:instrText>
+              <w:instrText xml:space="preserve"> PAGEREF _Toc208444585 \h </w:instrText>
             </w:r>
             <w:r>
               <w:rPr>
@@ -9259,7 +9495,7 @@
                 <w:noProof/>
                 <w:webHidden/>
               </w:rPr>
-              <w:t>24</w:t>
+              <w:t>32</w:t>
             </w:r>
             <w:r>
               <w:rPr>
@@ -9279,14 +9515,13 @@
               <w:lang w:val="en-US"/>
             </w:rPr>
           </w:pPr>
-          <w:hyperlink w:anchor="_Toc208342028" w:history="1">
+          <w:hyperlink w:anchor="_Toc208444586" w:history="1">
             <w:r>
               <w:rPr>
                 <w:rStyle w:val="Hyperlink"/>
                 <w:noProof/>
-                <w:lang w:val="sr-Cyrl-RS"/>
-              </w:rPr>
-              <w:t>8. Закључак</w:t>
+              </w:rPr>
+              <w:t>9. Literatura</w:t>
             </w:r>
             <w:r>
               <w:rPr>
@@ -9307,7 +9542,7 @@
                 <w:noProof/>
                 <w:webHidden/>
               </w:rPr>
-              <w:instrText xml:space="preserve"> PAGEREF _Toc208342028 \h </w:instrText>
+              <w:instrText xml:space="preserve"> PAGEREF _Toc208444586 \h </w:instrText>
             </w:r>
             <w:r>
               <w:rPr>
@@ -9327,7 +9562,7 @@
                 <w:noProof/>
                 <w:webHidden/>
               </w:rPr>
-              <w:t>26</w:t>
+              <w:t>33</w:t>
             </w:r>
             <w:r>
               <w:rPr>
@@ -9347,13 +9582,14 @@
               <w:lang w:val="en-US"/>
             </w:rPr>
           </w:pPr>
-          <w:hyperlink w:anchor="_Toc208342029" w:history="1">
+          <w:hyperlink w:anchor="_Toc208444587" w:history="1">
             <w:r>
               <w:rPr>
                 <w:rStyle w:val="Hyperlink"/>
                 <w:noProof/>
-              </w:rPr>
-              <w:t>9. Literatura</w:t>
+                <w:lang w:val="sr-Cyrl-RS"/>
+              </w:rPr>
+              <w:t>Биографија</w:t>
             </w:r>
             <w:r>
               <w:rPr>
@@ -9374,7 +9610,7 @@
                 <w:noProof/>
                 <w:webHidden/>
               </w:rPr>
-              <w:instrText xml:space="preserve"> PAGEREF _Toc208342029 \h </w:instrText>
+              <w:instrText xml:space="preserve"> PAGEREF _Toc208444587 \h </w:instrText>
             </w:r>
             <w:r>
               <w:rPr>
@@ -9394,75 +9630,7 @@
                 <w:noProof/>
                 <w:webHidden/>
               </w:rPr>
-              <w:t>27</w:t>
-            </w:r>
-            <w:r>
-              <w:rPr>
-                <w:noProof/>
-                <w:webHidden/>
-              </w:rPr>
-              <w:fldChar w:fldCharType="end"/>
-            </w:r>
-          </w:hyperlink>
-        </w:p>
-        <w:p>
-          <w:pPr>
-            <w:pStyle w:val="TOC1"/>
-            <w:rPr>
-              <w:rFonts w:asciiTheme="minorHAnsi" w:eastAsiaTheme="minorEastAsia" w:hAnsiTheme="minorHAnsi" w:cstheme="minorBidi"/>
-              <w:noProof/>
-              <w:lang w:val="en-US"/>
-            </w:rPr>
-          </w:pPr>
-          <w:hyperlink w:anchor="_Toc208342030" w:history="1">
-            <w:r>
-              <w:rPr>
-                <w:rStyle w:val="Hyperlink"/>
-                <w:noProof/>
-                <w:lang w:val="sr-Cyrl-RS"/>
-              </w:rPr>
-              <w:t>Биографија</w:t>
-            </w:r>
-            <w:r>
-              <w:rPr>
-                <w:noProof/>
-                <w:webHidden/>
-              </w:rPr>
-              <w:tab/>
-            </w:r>
-            <w:r>
-              <w:rPr>
-                <w:noProof/>
-                <w:webHidden/>
-              </w:rPr>
-              <w:fldChar w:fldCharType="begin"/>
-            </w:r>
-            <w:r>
-              <w:rPr>
-                <w:noProof/>
-                <w:webHidden/>
-              </w:rPr>
-              <w:instrText xml:space="preserve"> PAGEREF _Toc208342030 \h </w:instrText>
-            </w:r>
-            <w:r>
-              <w:rPr>
-                <w:noProof/>
-                <w:webHidden/>
-              </w:rPr>
-            </w:r>
-            <w:r>
-              <w:rPr>
-                <w:noProof/>
-                <w:webHidden/>
-              </w:rPr>
-              <w:fldChar w:fldCharType="separate"/>
-            </w:r>
-            <w:r>
-              <w:rPr>
-                <w:noProof/>
-                <w:webHidden/>
-              </w:rPr>
-              <w:t>28</w:t>
+              <w:t>34</w:t>
             </w:r>
             <w:r>
               <w:rPr>
@@ -9480,6 +9648,7 @@
               <w:bCs/>
               <w:noProof/>
             </w:rPr>
+            <w:lastRenderedPageBreak/>
             <w:fldChar w:fldCharType="end"/>
           </w:r>
         </w:p>
@@ -9510,8 +9679,8 @@
           <w:lang w:val="sr-Cyrl-RS"/>
         </w:rPr>
       </w:pPr>
-      <w:bookmarkStart w:id="0" w:name="_Toc18506402"/>
-      <w:bookmarkStart w:id="1" w:name="_Toc208342006"/>
+      <w:bookmarkStart w:id="1" w:name="_Toc18506402"/>
+      <w:bookmarkStart w:id="2" w:name="_Toc208444561"/>
       <w:r>
         <w:rPr>
           <w:sz w:val="36"/>
@@ -9528,8 +9697,8 @@
         </w:rPr>
         <w:t>Увод</w:t>
       </w:r>
-      <w:bookmarkEnd w:id="0"/>
       <w:bookmarkEnd w:id="1"/>
+      <w:bookmarkEnd w:id="2"/>
     </w:p>
     <w:p>
       <w:pPr>
@@ -9698,7 +9867,7 @@
           <w:lang w:val="sr-Cyrl-RS"/>
         </w:rPr>
       </w:pPr>
-      <w:bookmarkStart w:id="2" w:name="_Toc208342007"/>
+      <w:bookmarkStart w:id="3" w:name="_Toc208444562"/>
       <w:r>
         <w:rPr>
           <w:sz w:val="36"/>
@@ -9714,7 +9883,7 @@
         </w:rPr>
         <w:t xml:space="preserve"> Опис проблема</w:t>
       </w:r>
-      <w:bookmarkEnd w:id="2"/>
+      <w:bookmarkEnd w:id="3"/>
     </w:p>
     <w:p>
       <w:pPr>
@@ -9795,10 +9964,10 @@
       <w:pPr>
         <w:pStyle w:val="Heading1"/>
       </w:pPr>
-      <w:bookmarkStart w:id="3" w:name="_Toc18083375"/>
-      <w:bookmarkStart w:id="4" w:name="_Toc18083154"/>
-      <w:bookmarkStart w:id="5" w:name="_Toc18506403"/>
-      <w:bookmarkStart w:id="6" w:name="_Toc208342008"/>
+      <w:bookmarkStart w:id="4" w:name="_Toc18083375"/>
+      <w:bookmarkStart w:id="5" w:name="_Toc18083154"/>
+      <w:bookmarkStart w:id="6" w:name="_Toc18506403"/>
+      <w:bookmarkStart w:id="7" w:name="_Toc208444563"/>
       <w:r>
         <w:rPr>
           <w:sz w:val="36"/>
@@ -9811,9 +9980,9 @@
       <w:r>
         <w:t xml:space="preserve">. </w:t>
       </w:r>
-      <w:bookmarkEnd w:id="3"/>
       <w:bookmarkEnd w:id="4"/>
       <w:bookmarkEnd w:id="5"/>
+      <w:bookmarkEnd w:id="6"/>
       <w:r>
         <w:rPr>
           <w:sz w:val="36"/>
@@ -9821,15 +9990,17 @@
         </w:rPr>
         <w:t>Теоријско-технолошке основе</w:t>
       </w:r>
-      <w:bookmarkStart w:id="7" w:name="_Toc18083376"/>
-      <w:bookmarkStart w:id="8" w:name="_Toc18083155"/>
-      <w:bookmarkStart w:id="9" w:name="_Toc18506404"/>
-      <w:bookmarkEnd w:id="6"/>
+      <w:bookmarkStart w:id="8" w:name="_Toc18083376"/>
+      <w:bookmarkStart w:id="9" w:name="_Toc18083155"/>
+      <w:bookmarkStart w:id="10" w:name="_Toc18506404"/>
+      <w:bookmarkEnd w:id="7"/>
     </w:p>
     <w:p>
       <w:pPr>
         <w:pStyle w:val="Heading2"/>
         <w:rPr>
+          <w:sz w:val="28"/>
+          <w:szCs w:val="28"/>
           <w:lang w:val="sr-Cyrl-RS"/>
         </w:rPr>
       </w:pPr>
@@ -9842,23 +10013,33 @@
       <w:r>
         <w:br/>
       </w:r>
-      <w:bookmarkStart w:id="10" w:name="_Toc208342009"/>
-      <w:r>
-        <w:rPr>
+      <w:bookmarkStart w:id="11" w:name="_Toc208444564"/>
+      <w:r>
+        <w:rPr>
+          <w:sz w:val="28"/>
+          <w:szCs w:val="28"/>
           <w:lang w:val="sr-Cyrl-RS"/>
         </w:rPr>
         <w:t>3</w:t>
       </w:r>
       <w:r>
+        <w:rPr>
+          <w:sz w:val="28"/>
+          <w:szCs w:val="28"/>
+        </w:rPr>
         <w:t xml:space="preserve">.1 </w:t>
       </w:r>
-      <w:bookmarkEnd w:id="7"/>
       <w:bookmarkEnd w:id="8"/>
       <w:bookmarkEnd w:id="9"/>
-      <w:r>
+      <w:bookmarkEnd w:id="10"/>
+      <w:r>
+        <w:rPr>
+          <w:sz w:val="28"/>
+          <w:szCs w:val="28"/>
+        </w:rPr>
         <w:t>Smart Grid</w:t>
       </w:r>
-      <w:bookmarkEnd w:id="10"/>
+      <w:bookmarkEnd w:id="11"/>
     </w:p>
     <w:p>
       <w:pPr>
@@ -10039,26 +10220,36 @@
       <w:pPr>
         <w:pStyle w:val="Heading2"/>
         <w:rPr>
-          <w:lang w:val="sr-Cyrl-RS"/>
-        </w:rPr>
-      </w:pPr>
-      <w:bookmarkStart w:id="11" w:name="_Toc208342010"/>
-      <w:r>
-        <w:rPr>
+          <w:sz w:val="28"/>
+          <w:szCs w:val="28"/>
+          <w:lang w:val="sr-Cyrl-RS"/>
+        </w:rPr>
+      </w:pPr>
+      <w:bookmarkStart w:id="12" w:name="_Toc208444565"/>
+      <w:r>
+        <w:rPr>
+          <w:sz w:val="28"/>
+          <w:szCs w:val="28"/>
           <w:lang w:val="sr-Cyrl-RS"/>
         </w:rPr>
         <w:t>3</w:t>
       </w:r>
       <w:r>
+        <w:rPr>
+          <w:sz w:val="28"/>
+          <w:szCs w:val="28"/>
+        </w:rPr>
         <w:t xml:space="preserve">.2 </w:t>
       </w:r>
       <w:r>
         <w:rPr>
+          <w:sz w:val="28"/>
+          <w:szCs w:val="28"/>
           <w:lang w:val="sr-Cyrl-RS"/>
         </w:rPr>
         <w:t>Вишеслојне апликације и Микросервиси</w:t>
       </w:r>
-      <w:bookmarkEnd w:id="11"/>
+      <w:bookmarkEnd w:id="12"/>
     </w:p>
     <w:p>
       <w:pPr>
@@ -10351,26 +10542,36 @@
       <w:pPr>
         <w:pStyle w:val="Heading2"/>
         <w:rPr>
-          <w:lang w:val="sr-Cyrl-RS"/>
-        </w:rPr>
-      </w:pPr>
-      <w:bookmarkStart w:id="12" w:name="_Toc208342011"/>
-      <w:r>
-        <w:rPr>
+          <w:sz w:val="28"/>
+          <w:szCs w:val="28"/>
+          <w:lang w:val="sr-Cyrl-RS"/>
+        </w:rPr>
+      </w:pPr>
+      <w:bookmarkStart w:id="13" w:name="_Toc208444566"/>
+      <w:r>
+        <w:rPr>
+          <w:sz w:val="28"/>
+          <w:szCs w:val="28"/>
           <w:lang w:val="sr-Cyrl-RS"/>
         </w:rPr>
         <w:t>3</w:t>
       </w:r>
       <w:r>
+        <w:rPr>
+          <w:sz w:val="28"/>
+          <w:szCs w:val="28"/>
+        </w:rPr>
         <w:t xml:space="preserve">.3 </w:t>
       </w:r>
       <w:r>
         <w:rPr>
+          <w:sz w:val="28"/>
+          <w:szCs w:val="28"/>
           <w:lang w:val="sr-Cyrl-RS"/>
         </w:rPr>
         <w:t>Методологија развоја софтвера</w:t>
       </w:r>
-      <w:bookmarkEnd w:id="12"/>
+      <w:bookmarkEnd w:id="13"/>
     </w:p>
     <w:p>
       <w:pPr>
@@ -10497,20 +10698,28 @@
       <w:pPr>
         <w:pStyle w:val="Heading2"/>
         <w:rPr>
-          <w:lang w:val="sr-Cyrl-RS"/>
-        </w:rPr>
-      </w:pPr>
-      <w:bookmarkStart w:id="13" w:name="_Toc208342012"/>
-      <w:r>
-        <w:rPr>
+          <w:sz w:val="28"/>
+          <w:szCs w:val="28"/>
+          <w:lang w:val="sr-Cyrl-RS"/>
+        </w:rPr>
+      </w:pPr>
+      <w:bookmarkStart w:id="14" w:name="_Toc208444567"/>
+      <w:r>
+        <w:rPr>
+          <w:sz w:val="28"/>
+          <w:szCs w:val="28"/>
           <w:lang w:val="sr-Cyrl-RS"/>
         </w:rPr>
         <w:t xml:space="preserve">3.4 </w:t>
       </w:r>
       <w:r>
+        <w:rPr>
+          <w:sz w:val="28"/>
+          <w:szCs w:val="28"/>
+        </w:rPr>
         <w:t>RESTful API</w:t>
       </w:r>
-      <w:bookmarkEnd w:id="13"/>
+      <w:bookmarkEnd w:id="14"/>
     </w:p>
     <w:p>
       <w:pPr>
@@ -10557,17 +10766,21 @@
       <w:pPr>
         <w:pStyle w:val="Heading2"/>
         <w:rPr>
-          <w:lang w:val="sr-Cyrl-RS"/>
-        </w:rPr>
-      </w:pPr>
-      <w:bookmarkStart w:id="14" w:name="_Toc208342013"/>
-      <w:r>
-        <w:rPr>
+          <w:sz w:val="28"/>
+          <w:szCs w:val="28"/>
+          <w:lang w:val="sr-Cyrl-RS"/>
+        </w:rPr>
+      </w:pPr>
+      <w:bookmarkStart w:id="15" w:name="_Toc208444568"/>
+      <w:r>
+        <w:rPr>
+          <w:sz w:val="28"/>
+          <w:szCs w:val="28"/>
           <w:lang w:val="sr-Cyrl-RS"/>
         </w:rPr>
         <w:t>3.5 Вештачка интелигенција</w:t>
       </w:r>
-      <w:bookmarkEnd w:id="14"/>
+      <w:bookmarkEnd w:id="15"/>
     </w:p>
     <w:p>
       <w:pPr>
@@ -10669,26 +10882,37 @@
           <w:lang w:val="sr-Cyrl-RS"/>
         </w:rPr>
       </w:pPr>
-      <w:bookmarkStart w:id="15" w:name="_Toc208342014"/>
-      <w:r>
+      <w:bookmarkStart w:id="16" w:name="_Toc208444569"/>
+      <w:r>
+        <w:rPr>
+          <w:sz w:val="36"/>
+          <w:szCs w:val="36"/>
+        </w:rPr>
         <w:lastRenderedPageBreak/>
         <w:t>4</w:t>
       </w:r>
       <w:r>
         <w:rPr>
-          <w:lang w:val="sr-Cyrl-RS"/>
-        </w:rPr>
-        <w:t xml:space="preserve"> </w:t>
-      </w:r>
-      <w:r>
-        <w:rPr>
           <w:sz w:val="36"/>
           <w:szCs w:val="36"/>
+        </w:rPr>
+        <w:t>.</w:t>
+      </w:r>
+      <w:r>
+        <w:rPr>
+          <w:lang w:val="sr-Cyrl-RS"/>
+        </w:rPr>
+        <w:t xml:space="preserve"> </w:t>
+      </w:r>
+      <w:r>
+        <w:rPr>
+          <w:sz w:val="36"/>
+          <w:szCs w:val="36"/>
           <w:lang w:val="sr-Cyrl-RS"/>
         </w:rPr>
         <w:t>Коришћене технологије</w:t>
       </w:r>
-      <w:bookmarkEnd w:id="15"/>
+      <w:bookmarkEnd w:id="16"/>
     </w:p>
     <w:p>
       <w:pPr>
@@ -11425,7 +11649,7 @@
         <w:lastRenderedPageBreak/>
         <w:br/>
       </w:r>
-      <w:bookmarkStart w:id="16" w:name="_Toc208342015"/>
+      <w:bookmarkStart w:id="17" w:name="_Toc208444570"/>
       <w:r>
         <w:rPr>
           <w:sz w:val="36"/>
@@ -11450,7 +11674,7 @@
         </w:rPr>
         <w:t>Функционална спецификација система</w:t>
       </w:r>
-      <w:bookmarkEnd w:id="16"/>
+      <w:bookmarkEnd w:id="17"/>
     </w:p>
     <w:p>
       <w:pPr>
@@ -12011,7 +12235,7 @@
           <w:lang w:val="sr-Cyrl-RS"/>
         </w:rPr>
       </w:pPr>
-      <w:bookmarkStart w:id="17" w:name="_Toc208342016"/>
+      <w:bookmarkStart w:id="18" w:name="_Toc208444571"/>
       <w:r>
         <w:rPr>
           <w:sz w:val="36"/>
@@ -12041,7 +12265,7 @@
         </w:rPr>
         <w:t>рхитектура система</w:t>
       </w:r>
-      <w:bookmarkEnd w:id="17"/>
+      <w:bookmarkEnd w:id="18"/>
     </w:p>
     <w:p>
       <w:pPr>
@@ -12492,7 +12716,7 @@
         </w:rPr>
         <w:br/>
       </w:r>
-      <w:bookmarkStart w:id="18" w:name="_Toc208342017"/>
+      <w:bookmarkStart w:id="19" w:name="_Toc208444572"/>
       <w:r>
         <w:rPr>
           <w:sz w:val="36"/>
@@ -12525,7 +12749,7 @@
         </w:rPr>
         <w:t>Модел података</w:t>
       </w:r>
-      <w:bookmarkEnd w:id="18"/>
+      <w:bookmarkEnd w:id="19"/>
       <w:r>
         <w:rPr>
           <w:sz w:val="36"/>
@@ -12737,6 +12961,7 @@
           <w:rFonts w:ascii="Times New Roman" w:hAnsi="Times New Roman"/>
           <w:b/>
           <w:iCs/>
+          <w:noProof/>
           <w:szCs w:val="20"/>
         </w:rPr>
         <w:lastRenderedPageBreak/>
@@ -12864,7 +13089,7 @@
           <w:lang w:val="sr-Cyrl-RS"/>
         </w:rPr>
       </w:pPr>
-      <w:bookmarkStart w:id="19" w:name="_Toc208342018"/>
+      <w:bookmarkStart w:id="20" w:name="_Toc208444573"/>
       <w:r>
         <w:rPr>
           <w:sz w:val="36"/>
@@ -12872,25 +13097,32 @@
         </w:rPr>
         <w:t>8</w:t>
       </w:r>
-      <w:bookmarkEnd w:id="19"/>
-      <w:r>
-        <w:t xml:space="preserve"> </w:t>
-      </w:r>
       <w:r>
         <w:rPr>
           <w:sz w:val="36"/>
           <w:szCs w:val="36"/>
-          <w:lang w:val="sr-Cyrl-RS"/>
-        </w:rPr>
-        <w:t xml:space="preserve">Имплементација </w:t>
+        </w:rPr>
+        <w:t>.</w:t>
+      </w:r>
+      <w:r>
+        <w:t xml:space="preserve"> </w:t>
       </w:r>
       <w:r>
         <w:rPr>
           <w:sz w:val="36"/>
           <w:szCs w:val="36"/>
+          <w:lang w:val="sr-Cyrl-RS"/>
+        </w:rPr>
+        <w:t xml:space="preserve">Имплементација </w:t>
+      </w:r>
+      <w:r>
+        <w:rPr>
+          <w:sz w:val="36"/>
+          <w:szCs w:val="36"/>
         </w:rPr>
         <w:t>система</w:t>
       </w:r>
+      <w:bookmarkEnd w:id="20"/>
     </w:p>
     <w:p/>
     <w:p>
@@ -13039,25 +13271,401 @@
     </w:p>
     <w:p>
       <w:pPr>
-        <w:pStyle w:val="Heading1"/>
-      </w:pPr>
-      <w:bookmarkStart w:id="20" w:name="_Toc208342019"/>
+        <w:pStyle w:val="Heading2"/>
+        <w:rPr>
+          <w:lang w:val="sr-Cyrl-RS"/>
+        </w:rPr>
+      </w:pPr>
+    </w:p>
+    <w:p>
+      <w:pPr>
+        <w:pStyle w:val="Heading2"/>
+        <w:rPr>
+          <w:lang w:val="sr-Cyrl-RS"/>
+        </w:rPr>
+      </w:pPr>
+      <w:bookmarkStart w:id="21" w:name="_Toc208444574"/>
+      <w:r>
+        <w:rPr>
+          <w:lang w:val="sr-Cyrl-RS"/>
+        </w:rPr>
+        <w:t>8.1</w:t>
+      </w:r>
+      <w:r>
+        <w:rPr>
+          <w:lang w:val="sr-Cyrl-RS"/>
+        </w:rPr>
+        <w:t xml:space="preserve"> </w:t>
+      </w:r>
+      <w:r>
+        <w:rPr>
+          <w:sz w:val="28"/>
+          <w:szCs w:val="28"/>
+        </w:rPr>
+        <w:t>Microservice</w:t>
+      </w:r>
+      <w:r>
+        <w:t>-user</w:t>
+      </w:r>
+      <w:bookmarkEnd w:id="21"/>
+    </w:p>
+    <w:p>
+      <w:pPr>
+        <w:jc w:val="both"/>
+        <w:rPr>
+          <w:lang w:val="sr-Cyrl-RS"/>
+        </w:rPr>
+      </w:pPr>
+      <w:r>
+        <w:rPr>
+          <w:lang w:val="sr-Cyrl-RS"/>
+        </w:rPr>
+        <w:tab/>
+      </w:r>
+      <w:r>
+        <w:rPr>
+          <w:lang w:val="sr-Cyrl-RS"/>
+        </w:rPr>
+        <w:t>Микросервис User је централна компонента система задужена за управљање корисницима и њиховим трансакцијама. Његова основна улога јесте да обезбеди аутентификацију и ауторизацију корисника, омогући регистрацију нових налога, управљање статусом постојећих корисника, као и рад са финансијским трансакцијама у оквиру виртуелног новчаника.</w:t>
+      </w:r>
+    </w:p>
+    <w:p>
+      <w:pPr>
+        <w:jc w:val="both"/>
+        <w:rPr>
+          <w:lang w:val="sr-Cyrl-RS"/>
+        </w:rPr>
+      </w:pPr>
+      <w:r>
+        <w:rPr>
+          <w:lang w:val="sr-Cyrl-RS"/>
+        </w:rPr>
+        <w:t>У савременим софтверским системима, посебно у оним који управљају осетљивим подацима и финансијским трансакцијама, од кључне је важности да постоје механизми за проверу идентитета и контролу приступа. Ове функције се реал</w:t>
+      </w:r>
+      <w:r>
+        <w:rPr>
+          <w:lang w:val="sr-Cyrl-RS"/>
+        </w:rPr>
+        <w:t>изују кроз два основна процеса,</w:t>
+      </w:r>
+      <w:r>
+        <w:rPr>
+          <w:lang w:val="sr-Cyrl-RS"/>
+        </w:rPr>
+        <w:t xml:space="preserve"> аутентификацију и ауторизацију.</w:t>
+      </w:r>
+    </w:p>
+    <w:p>
+      <w:pPr>
+        <w:jc w:val="both"/>
+        <w:rPr>
+          <w:lang w:val="sr-Cyrl-RS"/>
+        </w:rPr>
+      </w:pPr>
+      <w:r>
+        <w:rPr>
+          <w:lang w:val="sr-Cyrl-RS"/>
+        </w:rPr>
+        <w:t>Аутентификација представља процес верификације идентитета корисника. У пракси то значи да систем проверава да ли су акредитиви (корисничко име и лозинка) које је корисник унео валидни и да ли припадају постојећем налогу. У нашем систему, овај процес се реализује коришћењем библиотеке bcrypt за сигурно поређење лозинки, као и генерисањем JSON Web Token (JWT) токена након успешне пријаве.</w:t>
+      </w:r>
+    </w:p>
+    <w:p>
+      <w:pPr>
+        <w:jc w:val="both"/>
+      </w:pPr>
+      <w:r>
+        <w:rPr>
+          <w:lang w:val="sr-Cyrl-RS"/>
+        </w:rPr>
+        <w:t>Ауторизација је процес који следи након успешне аутентификације и служи за проверу нивоа приступа корисника. Другим речима, док аут</w:t>
+      </w:r>
+      <w:r>
+        <w:rPr>
+          <w:lang w:val="sr-Cyrl-RS"/>
+        </w:rPr>
+        <w:t xml:space="preserve">ентификација одговара на питање да ли корисник постоји, </w:t>
+      </w:r>
+      <w:r>
+        <w:rPr>
+          <w:lang w:val="sr-Cyrl-RS"/>
+        </w:rPr>
+        <w:t>ауторизација одговара на питање</w:t>
+      </w:r>
+      <w:r>
+        <w:rPr>
+          <w:lang w:val="sr-Cyrl-RS"/>
+        </w:rPr>
+        <w:t xml:space="preserve"> која права корисник има у систему</w:t>
+      </w:r>
+      <w:r>
+        <w:rPr>
+          <w:lang w:val="sr-Cyrl-RS"/>
+        </w:rPr>
+        <w:t>. У нашем систему ауторизација се реализује преко middleware функција које проверавају да ли је JWT токен валидан и да ли корисник има пра</w:t>
+      </w:r>
+      <w:r>
+        <w:rPr>
+          <w:lang w:val="sr-Cyrl-RS"/>
+        </w:rPr>
+        <w:t>ва приступа одређеним ресурсима.</w:t>
+      </w:r>
+    </w:p>
+    <w:p>
+      <w:pPr>
+        <w:jc w:val="both"/>
+        <w:rPr>
+          <w:lang w:val="sr-Cyrl-RS"/>
+        </w:rPr>
+      </w:pPr>
+      <w:r>
+        <w:rPr>
+          <w:lang w:val="sr-Cyrl-RS"/>
+        </w:rPr>
+        <w:t xml:space="preserve">Прва битна функционалност овог сервиса јесте </w:t>
+      </w:r>
+      <w:r>
+        <w:rPr>
+          <w:b/>
+          <w:lang w:val="sr-Cyrl-RS"/>
+        </w:rPr>
+        <w:t>регистрација</w:t>
+      </w:r>
+      <w:r>
+        <w:rPr>
+          <w:lang w:val="sr-Cyrl-RS"/>
+        </w:rPr>
+        <w:t xml:space="preserve"> која омогућава креирање новог налога у систему. Она служи да корисник унесе основне податке</w:t>
+      </w:r>
+      <w:r>
+        <w:rPr>
+          <w:lang w:val="sr-Cyrl-RS"/>
+        </w:rPr>
+        <w:t xml:space="preserve"> као што су име, корисничко име, лозинка. Ови подаци се прослеђују </w:t>
+      </w:r>
+      <w:r>
+        <w:t xml:space="preserve">microservice-data-I, </w:t>
+      </w:r>
+      <w:r>
+        <w:rPr>
+          <w:lang w:val="sr-Cyrl-RS"/>
+        </w:rPr>
+        <w:t xml:space="preserve">која бележи податке у бази. </w:t>
+      </w:r>
+    </w:p>
+    <w:p>
+      <w:pPr>
+        <w:pStyle w:val="CodeBase"/>
+      </w:pPr>
+      <w:r>
+        <w:t>exports.createUser = async (req, res) =&gt; {</w:t>
+      </w:r>
+    </w:p>
+    <w:p>
+      <w:pPr>
+        <w:pStyle w:val="CodeBase"/>
+      </w:pPr>
+      <w:r>
+        <w:t xml:space="preserve">    try {</w:t>
+      </w:r>
+    </w:p>
+    <w:p>
+      <w:pPr>
+        <w:pStyle w:val="CodeBase"/>
+      </w:pPr>
+      <w:r>
+        <w:t xml:space="preserve">        const { fullName, username, password, type } = req.body;</w:t>
+      </w:r>
+    </w:p>
+    <w:p>
+      <w:pPr>
+        <w:pStyle w:val="CodeBase"/>
+      </w:pPr>
+    </w:p>
+    <w:p>
+      <w:pPr>
+        <w:pStyle w:val="CodeBase"/>
+      </w:pPr>
+      <w:r>
+        <w:t xml:space="preserve">        const response = await axios.post(`${DATA_SERVICE_URL}/users`, {</w:t>
+      </w:r>
+    </w:p>
+    <w:p>
+      <w:pPr>
+        <w:pStyle w:val="CodeBase"/>
+      </w:pPr>
+      <w:r>
+        <w:t xml:space="preserve">            fullName,</w:t>
+      </w:r>
+    </w:p>
+    <w:p>
+      <w:pPr>
+        <w:pStyle w:val="CodeBase"/>
+      </w:pPr>
+      <w:r>
+        <w:t xml:space="preserve">            username,</w:t>
+      </w:r>
+    </w:p>
+    <w:p>
+      <w:pPr>
+        <w:pStyle w:val="CodeBase"/>
+      </w:pPr>
+      <w:r>
+        <w:t xml:space="preserve">            password,</w:t>
+      </w:r>
+    </w:p>
+    <w:p>
+      <w:pPr>
+        <w:pStyle w:val="CodeBase"/>
+      </w:pPr>
+      <w:r>
+        <w:t xml:space="preserve">            type</w:t>
+      </w:r>
+    </w:p>
+    <w:p>
+      <w:pPr>
+        <w:pStyle w:val="CodeBase"/>
+      </w:pPr>
+      <w:r>
+        <w:t xml:space="preserve">        });</w:t>
+      </w:r>
+    </w:p>
+    <w:p>
+      <w:pPr>
+        <w:pStyle w:val="CodeBase"/>
+      </w:pPr>
+    </w:p>
+    <w:p>
+      <w:pPr>
+        <w:pStyle w:val="CodeBase"/>
+      </w:pPr>
+      <w:r>
+        <w:t xml:space="preserve">        res.status(200).json(response.data);</w:t>
+      </w:r>
+    </w:p>
+    <w:p>
+      <w:pPr>
+        <w:pStyle w:val="CodeBase"/>
+      </w:pPr>
+      <w:r>
+        <w:t xml:space="preserve">    } catch (error) {</w:t>
+      </w:r>
+    </w:p>
+    <w:p>
+      <w:pPr>
+        <w:pStyle w:val="CodeBase"/>
+      </w:pPr>
+      <w:r>
+        <w:t xml:space="preserve">        if (error.response &amp;&amp; error.response.status === 400) {</w:t>
+      </w:r>
+    </w:p>
+    <w:p>
+      <w:pPr>
+        <w:pStyle w:val="CodeBase"/>
+      </w:pPr>
+      <w:r>
+        <w:t xml:space="preserve">            res.status(400).json({ error: 'Username already exists' });</w:t>
+      </w:r>
+    </w:p>
+    <w:p>
+      <w:pPr>
+        <w:pStyle w:val="CodeBase"/>
+      </w:pPr>
+      <w:r>
+        <w:t xml:space="preserve">        } else {</w:t>
+      </w:r>
+    </w:p>
+    <w:p>
+      <w:pPr>
+        <w:pStyle w:val="CodeBase"/>
+      </w:pPr>
+      <w:r>
+        <w:t xml:space="preserve">            console.error('Error details:', error);</w:t>
+      </w:r>
+    </w:p>
+    <w:p>
+      <w:pPr>
+        <w:pStyle w:val="CodeBase"/>
+      </w:pPr>
+      <w:r>
+        <w:t xml:space="preserve">            res.status(500).json({ error: 'Error creating user' });</w:t>
+      </w:r>
+    </w:p>
+    <w:p>
+      <w:pPr>
+        <w:pStyle w:val="CodeBase"/>
+      </w:pPr>
+      <w:r>
+        <w:t xml:space="preserve">        }</w:t>
+      </w:r>
+    </w:p>
+    <w:p>
+      <w:pPr>
+        <w:pStyle w:val="CodeBase"/>
+      </w:pPr>
+      <w:r>
+        <w:t xml:space="preserve">    }</w:t>
+      </w:r>
+    </w:p>
+    <w:p>
+      <w:pPr>
+        <w:pStyle w:val="CodeBase"/>
+      </w:pPr>
+      <w:r>
+        <w:t>};</w:t>
+      </w:r>
+    </w:p>
+    <w:p>
+      <w:pPr>
+        <w:jc w:val="center"/>
+        <w:rPr>
+          <w:lang w:val="sr-Cyrl-RS"/>
+        </w:rPr>
+      </w:pPr>
+      <w:r>
+        <w:rPr>
+          <w:lang w:val="sr-Cyrl-RS"/>
+        </w:rPr>
+        <w:t>Листинг 1. – Регистрација корисника</w:t>
+      </w:r>
+    </w:p>
+    <w:p>
+      <w:pPr>
+        <w:jc w:val="center"/>
+        <w:rPr>
+          <w:lang w:val="sr-Cyrl-RS"/>
+        </w:rPr>
+      </w:pPr>
+    </w:p>
+    <w:p>
+      <w:pPr>
+        <w:jc w:val="both"/>
+        <w:rPr>
+          <w:lang w:val="sr-Cyrl-RS"/>
+        </w:rPr>
+      </w:pPr>
       <w:r>
         <w:rPr>
           <w:lang w:val="sr-Cyrl-RS"/>
         </w:rPr>
         <w:lastRenderedPageBreak/>
-        <w:t>8.1</w:t>
-      </w:r>
-      <w:r>
-        <w:rPr>
-          <w:lang w:val="sr-Cyrl-RS"/>
-        </w:rPr>
-        <w:t xml:space="preserve"> Компоненте променљивог приказа</w:t>
-      </w:r>
-      <w:bookmarkStart w:id="21" w:name="_GoBack"/>
-      <w:bookmarkEnd w:id="20"/>
-      <w:bookmarkEnd w:id="21"/>
+        <w:t xml:space="preserve">У процесу регистрације, подаци које корисник уноси (попут пуног имена, корисничког имена, лозинке и типа налога) прихватају се путем req.body објекта. Након тога, уз помоћ библиотеке Axios, ови подаци се прослеђују Data микросервису, где се чувају у бази података на предвиђеној адреси </w:t>
+      </w:r>
+      <w:r>
+        <w:t xml:space="preserve"> </w:t>
+      </w:r>
+      <w:r>
+        <w:rPr>
+          <w:i/>
+          <w:lang w:val="sr-Cyrl-RS"/>
+        </w:rPr>
+        <w:t>${DATA_SERVICE_URL}/users</w:t>
+      </w:r>
+      <w:r>
+        <w:rPr>
+          <w:lang w:val="sr-Cyrl-RS"/>
+        </w:rPr>
+        <w:t>. Уколико се деси да корисничко име већ постоји у систему, микросервис враћа грешку са статусом 400, чиме се спречава дуплирање налога. С друге стране, ако је регистрација успешна, новокреирани корисник се враћа у виду JSON објекта. На овај начин, подаци се чувају централизовано у Data микросервису, док User микросервис преузима улогу посредника који контролише ток процеса, обрађује могуће грешке и обезбеђује да комуникација протиче поуздано и безбедно.</w:t>
+      </w:r>
     </w:p>
     <w:p>
       <w:pPr>
@@ -13070,14 +13678,1198 @@
         <w:rPr>
           <w:lang w:val="sr-Cyrl-RS"/>
         </w:rPr>
+        <w:t xml:space="preserve">Следећи битан позив јесте </w:t>
+      </w:r>
+      <w:r>
+        <w:rPr>
+          <w:b/>
+          <w:lang w:val="sr-Cyrl-RS"/>
+        </w:rPr>
+        <w:t>пријава корисника</w:t>
+      </w:r>
+      <w:r>
+        <w:rPr>
+          <w:lang w:val="sr-Cyrl-RS"/>
+        </w:rPr>
+        <w:t xml:space="preserve">. </w:t>
+      </w:r>
+      <w:r>
+        <w:rPr>
+          <w:lang w:val="sr-Cyrl-RS"/>
+        </w:rPr>
+        <w:t>Процес пријаве омогућава већ регистрованим корисницима да приступе систему. У њему се врши аутентификација – проверa да ли су корисничко име и лозинка исправни, као и да ли је налог активан.</w:t>
+      </w:r>
+      <w:r>
+        <w:rPr>
+          <w:lang w:val="sr-Cyrl-RS"/>
+        </w:rPr>
+        <w:t xml:space="preserve"> </w:t>
+      </w:r>
+    </w:p>
+    <w:p>
+      <w:pPr>
+        <w:pStyle w:val="CodeBase"/>
+      </w:pPr>
+      <w:r>
+        <w:t>exports.loginUser = async (req, res) =&gt; {</w:t>
+      </w:r>
+    </w:p>
+    <w:p>
+      <w:pPr>
+        <w:pStyle w:val="CodeBase"/>
+      </w:pPr>
+      <w:r>
+        <w:t xml:space="preserve">    try {</w:t>
+      </w:r>
+    </w:p>
+    <w:p>
+      <w:pPr>
+        <w:pStyle w:val="CodeBase"/>
+      </w:pPr>
+      <w:r>
+        <w:t xml:space="preserve">        const { username, password } = req.body;</w:t>
+      </w:r>
+    </w:p>
+    <w:p>
+      <w:pPr>
+        <w:pStyle w:val="CodeBase"/>
+      </w:pPr>
+    </w:p>
+    <w:p>
+      <w:pPr>
+        <w:pStyle w:val="CodeBase"/>
+      </w:pPr>
+      <w:r>
+        <w:t xml:space="preserve">        const response = await </w:t>
+      </w:r>
+      <w:r>
+        <w:t xml:space="preserve">    </w:t>
+      </w:r>
+      <w:r>
+        <w:t>axios.get(`${DATA_SERVICE_URL}/users/${username}`);</w:t>
+      </w:r>
+    </w:p>
+    <w:p>
+      <w:pPr>
+        <w:pStyle w:val="CodeBase"/>
+      </w:pPr>
+      <w:r>
+        <w:t xml:space="preserve">        const user = response.data.data;</w:t>
+      </w:r>
+    </w:p>
+    <w:p>
+      <w:pPr>
+        <w:pStyle w:val="CodeBase"/>
+      </w:pPr>
+    </w:p>
+    <w:p>
+      <w:pPr>
+        <w:pStyle w:val="CodeBase"/>
+      </w:pPr>
+      <w:r>
+        <w:t xml:space="preserve">        if (!user) {</w:t>
+      </w:r>
+    </w:p>
+    <w:p>
+      <w:pPr>
+        <w:pStyle w:val="CodeBase"/>
+      </w:pPr>
+      <w:r>
+        <w:t xml:space="preserve">            return res.status(404).json({ error: 'User not found' });</w:t>
+      </w:r>
+    </w:p>
+    <w:p>
+      <w:pPr>
+        <w:pStyle w:val="CodeBase"/>
+      </w:pPr>
+      <w:r>
+        <w:t xml:space="preserve">        }</w:t>
+      </w:r>
+    </w:p>
+    <w:p>
+      <w:pPr>
+        <w:pStyle w:val="CodeBase"/>
+      </w:pPr>
+    </w:p>
+    <w:p>
+      <w:pPr>
+        <w:pStyle w:val="CodeBase"/>
+      </w:pPr>
+      <w:r>
+        <w:t xml:space="preserve">        if (user.type === 'blocked') {</w:t>
+      </w:r>
+    </w:p>
+    <w:p>
+      <w:pPr>
+        <w:pStyle w:val="CodeBase"/>
+      </w:pPr>
+      <w:r>
+        <w:t xml:space="preserve">            return res.status(403).json({ error: 'Your account is blocked. Please contact an admin.' });</w:t>
+      </w:r>
+    </w:p>
+    <w:p>
+      <w:pPr>
+        <w:pStyle w:val="CodeBase"/>
+      </w:pPr>
+      <w:r>
+        <w:t xml:space="preserve">        }</w:t>
+      </w:r>
+    </w:p>
+    <w:p>
+      <w:pPr>
+        <w:pStyle w:val="CodeBase"/>
+      </w:pPr>
+    </w:p>
+    <w:p>
+      <w:pPr>
+        <w:pStyle w:val="CodeBase"/>
+      </w:pPr>
+      <w:r>
+        <w:t xml:space="preserve">        const isMatch = await bcrypt.compare(password, user.password);</w:t>
+      </w:r>
+    </w:p>
+    <w:p>
+      <w:pPr>
+        <w:pStyle w:val="CodeBase"/>
+      </w:pPr>
+    </w:p>
+    <w:p>
+      <w:pPr>
+        <w:pStyle w:val="CodeBase"/>
+      </w:pPr>
+      <w:r>
+        <w:t xml:space="preserve">        if (!isMatch) {</w:t>
+      </w:r>
+    </w:p>
+    <w:p>
+      <w:pPr>
+        <w:pStyle w:val="CodeBase"/>
+      </w:pPr>
+      <w:r>
+        <w:t xml:space="preserve">            return res.status(400).json({ error: 'Invalid credentials' });</w:t>
+      </w:r>
+    </w:p>
+    <w:p>
+      <w:pPr>
+        <w:pStyle w:val="CodeBase"/>
+      </w:pPr>
+      <w:r>
+        <w:t xml:space="preserve">        }</w:t>
+      </w:r>
+    </w:p>
+    <w:p>
+      <w:pPr>
+        <w:pStyle w:val="CodeBase"/>
+      </w:pPr>
+    </w:p>
+    <w:p>
+      <w:pPr>
+        <w:pStyle w:val="CodeBase"/>
+      </w:pPr>
+      <w:r>
+        <w:t xml:space="preserve">        const token = jwt.sign(user, JWT_SECRET, {</w:t>
+      </w:r>
+    </w:p>
+    <w:p>
+      <w:pPr>
+        <w:pStyle w:val="CodeBase"/>
+      </w:pPr>
+      <w:r>
+        <w:t xml:space="preserve">            expiresIn: '1h' </w:t>
+      </w:r>
+    </w:p>
+    <w:p>
+      <w:pPr>
+        <w:pStyle w:val="CodeBase"/>
+      </w:pPr>
+      <w:r>
+        <w:t xml:space="preserve">        });</w:t>
+      </w:r>
+    </w:p>
+    <w:p>
+      <w:pPr>
+        <w:pStyle w:val="CodeBase"/>
+      </w:pPr>
+    </w:p>
+    <w:p>
+      <w:pPr>
+        <w:pStyle w:val="CodeBase"/>
+      </w:pPr>
+      <w:r>
+        <w:t xml:space="preserve">        res.cookie("token", token);</w:t>
+      </w:r>
+    </w:p>
+    <w:p>
+      <w:pPr>
+        <w:pStyle w:val="CodeBase"/>
+      </w:pPr>
+      <w:r>
+        <w:t xml:space="preserve">        res.status(200).json(user);</w:t>
+      </w:r>
+    </w:p>
+    <w:p>
+      <w:pPr>
+        <w:pStyle w:val="CodeBase"/>
+      </w:pPr>
+      <w:r>
+        <w:t xml:space="preserve">    } catch (error) {</w:t>
+      </w:r>
+    </w:p>
+    <w:p>
+      <w:pPr>
+        <w:pStyle w:val="CodeBase"/>
+      </w:pPr>
+      <w:r>
+        <w:t xml:space="preserve">        console.error('Error during login:', error);</w:t>
+      </w:r>
+    </w:p>
+    <w:p>
+      <w:pPr>
+        <w:pStyle w:val="CodeBase"/>
+      </w:pPr>
+      <w:r>
+        <w:t xml:space="preserve">        res.status(500).json({ error: error.message });</w:t>
+      </w:r>
+    </w:p>
+    <w:p>
+      <w:pPr>
+        <w:pStyle w:val="CodeBase"/>
+      </w:pPr>
+      <w:r>
+        <w:t xml:space="preserve">    }</w:t>
+      </w:r>
+    </w:p>
+    <w:p>
+      <w:pPr>
+        <w:pStyle w:val="CodeBase"/>
+      </w:pPr>
+      <w:r>
+        <w:t>};</w:t>
+      </w:r>
+    </w:p>
+    <w:p>
+      <w:pPr>
+        <w:jc w:val="center"/>
+        <w:rPr>
+          <w:lang w:val="sr-Cyrl-RS"/>
+        </w:rPr>
+      </w:pPr>
+      <w:r>
+        <w:rPr>
+          <w:lang w:val="sr-Cyrl-RS"/>
+        </w:rPr>
+        <w:t>Листинг 2. – Пријава корисника</w:t>
+      </w:r>
+    </w:p>
+    <w:p>
+      <w:pPr>
+        <w:jc w:val="both"/>
+        <w:rPr>
+          <w:lang w:val="sr-Cyrl-RS"/>
+        </w:rPr>
+      </w:pPr>
+      <w:r>
+        <w:rPr>
+          <w:lang w:val="sr-Cyrl-RS"/>
+        </w:rPr>
+        <w:t xml:space="preserve">У процесу пријаве прво се проверава да ли корисничко име постоји у систему, тако што се подаци шаљу Data микросервису, који враћа информације о кориснику. Уколико налог не постоји, систем враћа грешку са статусом 404. Затим се проверава статус самог налога: ако је налог блокиран од стране </w:t>
+      </w:r>
+      <w:r>
+        <w:rPr>
+          <w:lang w:val="sr-Cyrl-RS"/>
+        </w:rPr>
+        <w:t>админа</w:t>
+      </w:r>
+      <w:r>
+        <w:rPr>
+          <w:lang w:val="sr-Cyrl-RS"/>
+        </w:rPr>
+        <w:t xml:space="preserve">, кориснику се онемогућава приступ уз повратну поруку са статусом 403. Када се утврди да налог постоји и да је активан, врши се верификација лозинке коришћењем библиотеке bcrypt, која омогућава сигурно поређење унетих података са хешираном лозинком сачуваном у </w:t>
+      </w:r>
+      <w:r>
+        <w:rPr>
+          <w:lang w:val="sr-Cyrl-RS"/>
+        </w:rPr>
+        <w:lastRenderedPageBreak/>
+        <w:t>бази. Уколико се лозинка поклапа, систем генерише JSON Web Token (JWT) са ограниченим роком трајања од једног сата. Овај токен се затим враћа у облику cookie-ја и користи се као средство за аутентификацију у свим наредним захтевима које корисник упућује систему.</w:t>
+      </w:r>
+      <w:r>
+        <w:rPr>
+          <w:lang w:val="sr-Cyrl-RS"/>
+        </w:rPr>
+        <w:t xml:space="preserve"> Битно је нагласити да постоје три типа корисника: админ, корисник и блокиран. Ово нам омогућава валидацију коју смо споменули, где видимо да ли је профил корисника блокиран од стране админа.</w:t>
+      </w:r>
+    </w:p>
+    <w:p>
+      <w:pPr>
+        <w:jc w:val="both"/>
+      </w:pPr>
+      <w:r>
+        <w:rPr>
+          <w:b/>
+          <w:lang w:val="sr-Cyrl-RS"/>
+        </w:rPr>
+        <w:t>JSON Web Token (JWT)</w:t>
+      </w:r>
+      <w:r>
+        <w:rPr>
+          <w:lang w:val="sr-Cyrl-RS"/>
+        </w:rPr>
+        <w:t xml:space="preserve"> представља стандардизован формат за безбедну размену информација између различитих компоненти система. Он се користи за аутентификацију и ауторизацију корисника, односно као доказ да је одређени корисник успешно верификован и да има право да приступа ресурсима система.</w:t>
+      </w:r>
+      <w:r>
+        <w:rPr>
+          <w:lang w:val="sr-Cyrl-RS"/>
+        </w:rPr>
+        <w:t xml:space="preserve"> Он се састоји из три дела</w:t>
+      </w:r>
+      <w:r>
+        <w:t>:</w:t>
+      </w:r>
+    </w:p>
+    <w:p>
+      <w:pPr>
+        <w:pStyle w:val="ListParagraph"/>
+        <w:numPr>
+          <w:ilvl w:val="0"/>
+          <w:numId w:val="18"/>
+        </w:numPr>
+        <w:jc w:val="both"/>
+      </w:pPr>
+      <w:r>
+        <w:t>Header</w:t>
+      </w:r>
+      <w:r>
+        <w:rPr>
+          <w:lang w:val="sr-Cyrl-RS"/>
+        </w:rPr>
+        <w:t xml:space="preserve"> -</w:t>
+      </w:r>
+      <w:r>
+        <w:rPr>
+          <w:lang w:val="sr-Cyrl-RS"/>
+        </w:rPr>
+        <w:t xml:space="preserve"> </w:t>
+      </w:r>
+      <w:r>
+        <w:rPr>
+          <w:lang w:val="sr-Cyrl-RS"/>
+        </w:rPr>
+        <w:t>садржи информације о алгоритму к</w:t>
+      </w:r>
+      <w:r>
+        <w:rPr>
+          <w:lang w:val="sr-Cyrl-RS"/>
+        </w:rPr>
+        <w:t>оришћеном за потписивање токена</w:t>
+      </w:r>
+    </w:p>
+    <w:p>
+      <w:pPr>
+        <w:pStyle w:val="ListParagraph"/>
+        <w:numPr>
+          <w:ilvl w:val="0"/>
+          <w:numId w:val="18"/>
+        </w:numPr>
+        <w:jc w:val="both"/>
+      </w:pPr>
+      <w:r>
+        <w:t>Payload</w:t>
+      </w:r>
+      <w:r>
+        <w:rPr>
+          <w:lang w:val="sr-Cyrl-RS"/>
+        </w:rPr>
+        <w:t xml:space="preserve"> -</w:t>
+      </w:r>
+      <w:r>
+        <w:t xml:space="preserve"> </w:t>
+      </w:r>
+      <w:r>
+        <w:rPr>
+          <w:lang w:val="sr-Cyrl-RS"/>
+        </w:rPr>
+        <w:t>представља тело токена и у њему се налазе подаци о кориснику, као и додатне информације као што су време истека или улога корисника.</w:t>
+      </w:r>
+    </w:p>
+    <w:p>
+      <w:pPr>
+        <w:pStyle w:val="ListParagraph"/>
+        <w:numPr>
+          <w:ilvl w:val="0"/>
+          <w:numId w:val="18"/>
+        </w:numPr>
+        <w:jc w:val="both"/>
+      </w:pPr>
+      <w:r>
+        <w:t>Signature</w:t>
+      </w:r>
+      <w:r>
+        <w:rPr>
+          <w:lang w:val="sr-Cyrl-RS"/>
+        </w:rPr>
+        <w:t xml:space="preserve"> -</w:t>
+      </w:r>
+      <w:r>
+        <w:rPr>
+          <w:lang w:val="sr-Cyrl-RS"/>
+        </w:rPr>
+        <w:t xml:space="preserve"> </w:t>
+      </w:r>
+      <w:r>
+        <w:rPr>
+          <w:lang w:val="sr-Cyrl-RS"/>
+        </w:rPr>
+        <w:t>криптографски потпис који осигурава да токен није измењен након што је издат</w:t>
+      </w:r>
+    </w:p>
+    <w:p>
+      <w:pPr>
+        <w:jc w:val="both"/>
+        <w:rPr>
+          <w:lang w:val="sr-Cyrl-RS"/>
+        </w:rPr>
+      </w:pPr>
+      <w:r>
+        <w:t>У нашем случају, токен се чува у облику cookie-ја, а клијент га затим аутоматски шаље при сваком наредном захтеву према серверу</w:t>
+      </w:r>
+      <w:r>
+        <w:rPr>
+          <w:lang w:val="sr-Cyrl-RS"/>
+        </w:rPr>
+        <w:t>, као што можемо да видимо на листингу 3</w:t>
+      </w:r>
+      <w:r>
+        <w:t>. На овај начин, није потребно поново слати корисничко име и лозинку, већ се захтеви верификују на основу важећег токена.</w:t>
+      </w:r>
+      <w:r>
+        <w:rPr>
+          <w:lang w:val="sr-Cyrl-RS"/>
+        </w:rPr>
+        <w:t xml:space="preserve"> </w:t>
+      </w:r>
+    </w:p>
+    <w:p>
+      <w:pPr>
+        <w:jc w:val="both"/>
+        <w:rPr>
+          <w:lang w:val="sr-Cyrl-RS"/>
+        </w:rPr>
+      </w:pPr>
+    </w:p>
+    <w:p>
+      <w:pPr>
+        <w:pStyle w:val="CodeBase"/>
+      </w:pPr>
+      <w:r>
+        <w:t>export const updateProfile = createAsyncThunk('user/updateProfile',</w:t>
+      </w:r>
+    </w:p>
+    <w:p>
+      <w:pPr>
+        <w:pStyle w:val="CodeBase"/>
+      </w:pPr>
+      <w:r>
+        <w:t xml:space="preserve">    async ({ username, userData, token }, thunkAPI) =&gt; {</w:t>
+      </w:r>
+    </w:p>
+    <w:p>
+      <w:pPr>
+        <w:pStyle w:val="CodeBase"/>
+      </w:pPr>
+      <w:r>
+        <w:t xml:space="preserve">      try {</w:t>
+      </w:r>
+    </w:p>
+    <w:p>
+      <w:pPr>
+        <w:pStyle w:val="CodeBase"/>
+      </w:pPr>
+      <w:r>
+        <w:t xml:space="preserve">        console.log(token);</w:t>
+      </w:r>
+    </w:p>
+    <w:p>
+      <w:pPr>
+        <w:pStyle w:val="CodeBase"/>
+      </w:pPr>
+      <w:r>
+        <w:t xml:space="preserve">        const response = await apiInsta</w:t>
+      </w:r>
+      <w:r>
+        <w:t>nce.patch(`/users/${username}`,</w:t>
+      </w:r>
+      <w:r>
+        <w:t>userData, {</w:t>
+      </w:r>
+    </w:p>
+    <w:p>
+      <w:pPr>
+        <w:pStyle w:val="CodeBase"/>
+        <w:rPr>
+          <w:b/>
+        </w:rPr>
+      </w:pPr>
+      <w:r>
+        <w:rPr>
+          <w:b/>
+        </w:rPr>
+        <w:t xml:space="preserve">            headers: {</w:t>
+      </w:r>
+    </w:p>
+    <w:p>
+      <w:pPr>
+        <w:pStyle w:val="CodeBase"/>
+        <w:rPr>
+          <w:b/>
+        </w:rPr>
+      </w:pPr>
+      <w:r>
+        <w:rPr>
+          <w:b/>
+        </w:rPr>
+        <w:t xml:space="preserve">                'Authorization': `Bearer ${token}`</w:t>
+      </w:r>
+    </w:p>
+    <w:p>
+      <w:pPr>
+        <w:pStyle w:val="CodeBase"/>
+        <w:rPr>
+          <w:b/>
+        </w:rPr>
+      </w:pPr>
+      <w:r>
+        <w:rPr>
+          <w:b/>
+        </w:rPr>
+        <w:t xml:space="preserve">              }</w:t>
+      </w:r>
+    </w:p>
+    <w:p>
+      <w:pPr>
+        <w:pStyle w:val="CodeBase"/>
+      </w:pPr>
+      <w:r>
+        <w:t xml:space="preserve">        });</w:t>
+      </w:r>
+    </w:p>
+    <w:p>
+      <w:pPr>
+        <w:pStyle w:val="CodeBase"/>
+      </w:pPr>
+      <w:r>
+        <w:t xml:space="preserve">        return response.data;</w:t>
+      </w:r>
+    </w:p>
+    <w:p>
+      <w:pPr>
+        <w:pStyle w:val="CodeBase"/>
+      </w:pPr>
+      <w:r>
+        <w:t xml:space="preserve">      } catch (error) {</w:t>
+      </w:r>
+    </w:p>
+    <w:p>
+      <w:pPr>
+        <w:pStyle w:val="CodeBase"/>
+      </w:pPr>
+      <w:r>
+        <w:t xml:space="preserve">        return thunkAPI.rejectWithValue(error.response.data);</w:t>
+      </w:r>
+    </w:p>
+    <w:p>
+      <w:pPr>
+        <w:pStyle w:val="CodeBase"/>
+      </w:pPr>
+      <w:r>
+        <w:t xml:space="preserve">      }</w:t>
+      </w:r>
+    </w:p>
+    <w:p>
+      <w:pPr>
+        <w:pStyle w:val="CodeBase"/>
+      </w:pPr>
+      <w:r>
+        <w:t xml:space="preserve">    }</w:t>
+      </w:r>
+    </w:p>
+    <w:p>
+      <w:pPr>
+        <w:pStyle w:val="CodeBase"/>
+      </w:pPr>
+      <w:r>
+        <w:t xml:space="preserve">  );</w:t>
+      </w:r>
+    </w:p>
+    <w:p>
+      <w:pPr>
+        <w:jc w:val="center"/>
+        <w:rPr>
+          <w:lang w:val="sr-Cyrl-RS"/>
+        </w:rPr>
+      </w:pPr>
+      <w:r>
+        <w:rPr>
+          <w:lang w:val="sr-Cyrl-RS"/>
+        </w:rPr>
+        <w:t>Листинг 3. – Слање токена</w:t>
+      </w:r>
+    </w:p>
+    <w:p>
+      <w:pPr>
+        <w:jc w:val="center"/>
+        <w:rPr>
+          <w:lang w:val="sr-Cyrl-RS"/>
+        </w:rPr>
+      </w:pPr>
+    </w:p>
+    <w:p>
+      <w:pPr>
+        <w:jc w:val="both"/>
+        <w:rPr>
+          <w:lang w:val="sr-Cyrl-RS"/>
+        </w:rPr>
+      </w:pPr>
+      <w:r>
+        <w:rPr>
+          <w:lang w:val="sr-Cyrl-RS"/>
+        </w:rPr>
+        <w:t xml:space="preserve">На страни сервера постоји </w:t>
+      </w:r>
+      <w:r>
+        <w:rPr>
+          <w:b/>
+          <w:lang w:val="sr-Cyrl-RS"/>
+        </w:rPr>
+        <w:t>middleware</w:t>
+      </w:r>
+      <w:r>
+        <w:rPr>
+          <w:lang w:val="sr-Cyrl-RS"/>
+        </w:rPr>
+        <w:t>, који можемо видети на листингу 4.</w:t>
+      </w:r>
+      <w:r>
+        <w:rPr>
+          <w:lang w:val="sr-Cyrl-RS"/>
+        </w:rPr>
+        <w:t xml:space="preserve"> Он п</w:t>
+      </w:r>
+      <w:r>
+        <w:rPr>
+          <w:lang w:val="sr-Cyrl-RS"/>
+        </w:rPr>
+        <w:t>роверава сваки захтев</w:t>
+      </w:r>
+      <w:r>
+        <w:rPr>
+          <w:lang w:val="sr-Cyrl-RS"/>
+        </w:rPr>
+        <w:t xml:space="preserve"> и </w:t>
+      </w:r>
+      <w:r>
+        <w:rPr>
+          <w:lang w:val="sr-Cyrl-RS"/>
+        </w:rPr>
+        <w:t xml:space="preserve">извлачи токен из </w:t>
+      </w:r>
+      <w:r>
+        <w:rPr>
+          <w:lang w:val="sr-Cyrl-RS"/>
+        </w:rPr>
+        <w:t>колачића,</w:t>
+      </w:r>
+      <w:r>
+        <w:rPr>
+          <w:lang w:val="sr-Cyrl-RS"/>
+        </w:rPr>
+        <w:t xml:space="preserve"> декодира га и проверава да ли је потпис исправан и да ли токен није истекао. Уколико је све у реду, приступ ресурсима се дозвољава, а у супротном се враћа грешка са одговарајућим статусом.</w:t>
+      </w:r>
+      <w:r>
+        <w:rPr>
+          <w:lang w:val="sr-Cyrl-RS"/>
+        </w:rPr>
+        <w:t xml:space="preserve"> </w:t>
+      </w:r>
+      <w:r>
+        <w:rPr>
+          <w:lang w:val="sr-Cyrl-RS"/>
+        </w:rPr>
+        <w:t>Оваква употреба JWT токена омогућава да систем остане безбедан, али и да се постигне висока скалабилност и интероперабилност, јер се један исти токен може користити у комуникацији између више микросервиса без потребе да они директно деле осетљиве податке о корисницима.</w:t>
+      </w:r>
+    </w:p>
+    <w:p>
+      <w:pPr>
+        <w:jc w:val="both"/>
+        <w:rPr>
+          <w:lang w:val="sr-Cyrl-RS"/>
+        </w:rPr>
+      </w:pPr>
+    </w:p>
+    <w:p>
+      <w:pPr>
+        <w:pStyle w:val="CodeBase"/>
+      </w:pPr>
+      <w:r>
+        <w:lastRenderedPageBreak/>
+        <w:t>const jwt = require('jsonwebtoken');</w:t>
+      </w:r>
+    </w:p>
+    <w:p>
+      <w:pPr>
+        <w:pStyle w:val="CodeBase"/>
+      </w:pPr>
+      <w:r>
+        <w:t>require('dotenv').config();</w:t>
+      </w:r>
+    </w:p>
+    <w:p>
+      <w:pPr>
+        <w:pStyle w:val="CodeBase"/>
+      </w:pPr>
+    </w:p>
+    <w:p>
+      <w:pPr>
+        <w:pStyle w:val="CodeBase"/>
+      </w:pPr>
+      <w:r>
+        <w:t>const authenticate = (req, res, next) =&gt; {</w:t>
+      </w:r>
+    </w:p>
+    <w:p>
+      <w:pPr>
+        <w:pStyle w:val="CodeBase"/>
+      </w:pPr>
+      <w:r>
+        <w:t xml:space="preserve">    const token =  req.headers['authorization'];</w:t>
+      </w:r>
+    </w:p>
+    <w:p>
+      <w:pPr>
+        <w:pStyle w:val="CodeBase"/>
+      </w:pPr>
+    </w:p>
+    <w:p>
+      <w:pPr>
+        <w:pStyle w:val="CodeBase"/>
+      </w:pPr>
+      <w:r>
+        <w:t xml:space="preserve">    if (!token) {</w:t>
+      </w:r>
+    </w:p>
+    <w:p>
+      <w:pPr>
+        <w:pStyle w:val="CodeBase"/>
+      </w:pPr>
+      <w:r>
+        <w:t xml:space="preserve">        return res.status(401).json({ message: 'No token provided' });</w:t>
+      </w:r>
+    </w:p>
+    <w:p>
+      <w:pPr>
+        <w:pStyle w:val="CodeBase"/>
+      </w:pPr>
+      <w:r>
+        <w:t xml:space="preserve">    }</w:t>
+      </w:r>
+    </w:p>
+    <w:p>
+      <w:pPr>
+        <w:pStyle w:val="CodeBase"/>
+      </w:pPr>
+    </w:p>
+    <w:p>
+      <w:pPr>
+        <w:pStyle w:val="CodeBase"/>
+      </w:pPr>
+      <w:r>
+        <w:t xml:space="preserve">    const token1 = token.split(' ')[1];</w:t>
+      </w:r>
+    </w:p>
+    <w:p>
+      <w:pPr>
+        <w:pStyle w:val="CodeBase"/>
+      </w:pPr>
+      <w:r>
+        <w:t xml:space="preserve">    jwt.verify(token1, process.env.JWT_SECRET, (err, decoded) =&gt; {</w:t>
+      </w:r>
+    </w:p>
+    <w:p>
+      <w:pPr>
+        <w:pStyle w:val="CodeBase"/>
+      </w:pPr>
+      <w:r>
+        <w:t xml:space="preserve">        if (err) {</w:t>
+      </w:r>
+    </w:p>
+    <w:p>
+      <w:pPr>
+        <w:pStyle w:val="CodeBase"/>
+      </w:pPr>
+      <w:r>
+        <w:t xml:space="preserve">            return res.status(401).json({ message: 'Failed to authenticate token' });</w:t>
+      </w:r>
+    </w:p>
+    <w:p>
+      <w:pPr>
+        <w:pStyle w:val="CodeBase"/>
+      </w:pPr>
+      <w:r>
+        <w:t xml:space="preserve">        }</w:t>
+      </w:r>
+    </w:p>
+    <w:p>
+      <w:pPr>
+        <w:pStyle w:val="CodeBase"/>
+      </w:pPr>
+    </w:p>
+    <w:p>
+      <w:pPr>
+        <w:pStyle w:val="CodeBase"/>
+      </w:pPr>
+      <w:r>
+        <w:t xml:space="preserve">        req.user = decoded;</w:t>
+      </w:r>
+    </w:p>
+    <w:p>
+      <w:pPr>
+        <w:pStyle w:val="CodeBase"/>
+      </w:pPr>
+      <w:r>
+        <w:t xml:space="preserve">        next();</w:t>
+      </w:r>
+    </w:p>
+    <w:p>
+      <w:pPr>
+        <w:pStyle w:val="CodeBase"/>
+      </w:pPr>
+      <w:r>
+        <w:t xml:space="preserve">    });</w:t>
+      </w:r>
+    </w:p>
+    <w:p>
+      <w:pPr>
+        <w:pStyle w:val="CodeBase"/>
+      </w:pPr>
+      <w:r>
+        <w:t>};</w:t>
+      </w:r>
+    </w:p>
+    <w:p>
+      <w:pPr>
+        <w:pStyle w:val="CodeBase"/>
+      </w:pPr>
+    </w:p>
+    <w:p>
+      <w:pPr>
+        <w:pStyle w:val="CodeBase"/>
+      </w:pPr>
+      <w:r>
+        <w:t>module.exports = authenticate;</w:t>
+      </w:r>
+    </w:p>
+    <w:p>
+      <w:pPr>
+        <w:jc w:val="center"/>
+        <w:rPr>
+          <w:lang w:val="sr-Cyrl-RS"/>
+        </w:rPr>
+      </w:pPr>
+      <w:r>
+        <w:rPr>
+          <w:lang w:val="sr-Cyrl-RS"/>
+        </w:rPr>
+        <w:t>Листинг 4. – Провера токена</w:t>
+      </w:r>
+    </w:p>
+    <w:p>
+      <w:pPr>
+        <w:jc w:val="both"/>
+        <w:rPr>
+          <w:lang w:val="sr-Cyrl-RS"/>
+        </w:rPr>
+      </w:pPr>
+      <w:r>
+        <w:rPr>
+          <w:b/>
+          <w:lang w:val="sr-Cyrl-RS"/>
+        </w:rPr>
+        <w:t>Виртуелни новчаник</w:t>
+      </w:r>
+      <w:r>
+        <w:rPr>
+          <w:lang w:val="sr-Cyrl-RS"/>
+        </w:rPr>
+        <w:t xml:space="preserve"> представља </w:t>
+      </w:r>
+      <w:r>
+        <w:rPr>
+          <w:lang w:val="sr-Cyrl-RS"/>
+        </w:rPr>
+        <w:t>кључни</w:t>
+      </w:r>
+      <w:r>
+        <w:rPr>
+          <w:lang w:val="sr-Cyrl-RS"/>
+        </w:rPr>
+        <w:t xml:space="preserve"> финансијски механизам унутар система за аутоматизовано трговање енергијом. Он функционише као дигитални рачун који сваком кориснику омогућава управљање средствима и учешће у трговини без директне везе са спољним банкарским системима.</w:t>
+      </w:r>
+      <w:r>
+        <w:rPr>
+          <w:lang w:val="sr-Cyrl-RS"/>
+        </w:rPr>
+        <w:t xml:space="preserve"> </w:t>
+      </w:r>
+      <w:r>
+        <w:rPr>
+          <w:lang w:val="sr-Cyrl-RS"/>
+        </w:rPr>
+        <w:t>Основне карактеристике виртуелног новчаника:</w:t>
+      </w:r>
+    </w:p>
+    <w:p>
+      <w:pPr>
+        <w:pStyle w:val="ListParagraph"/>
+        <w:numPr>
+          <w:ilvl w:val="0"/>
+          <w:numId w:val="19"/>
+        </w:numPr>
+        <w:jc w:val="both"/>
+        <w:rPr>
+          <w:lang w:val="sr-Cyrl-RS"/>
+        </w:rPr>
+      </w:pPr>
+      <w:r>
+        <w:rPr>
+          <w:lang w:val="sr-Cyrl-RS"/>
+        </w:rPr>
+        <w:t>Стање новчаника – сваком кориснику се додељује иницијални износ средстава приликом регистрације (или ручним уплатама од стране администратора). Стање новчаника се аутоматски ажурира након свак</w:t>
+      </w:r>
+      <w:r>
+        <w:rPr>
+          <w:lang w:val="sr-Cyrl-RS"/>
+        </w:rPr>
+        <w:t>е куповине или продаје енергије</w:t>
+      </w:r>
+    </w:p>
+    <w:p>
+      <w:pPr>
+        <w:pStyle w:val="ListParagraph"/>
+        <w:numPr>
+          <w:ilvl w:val="0"/>
+          <w:numId w:val="19"/>
+        </w:numPr>
+        <w:jc w:val="both"/>
+        <w:rPr>
+          <w:lang w:val="sr-Cyrl-RS"/>
+        </w:rPr>
+      </w:pPr>
+      <w:r>
+        <w:rPr>
+          <w:lang w:val="sr-Cyrl-RS"/>
+        </w:rPr>
+        <w:t>Симулација плаћања – уместо реалних финансијских трансакција, користе се симулиране трансакције. Ово омогућава реалистичну симулацију трговања без укључивања сложених интеграциј</w:t>
+      </w:r>
+      <w:r>
+        <w:rPr>
+          <w:lang w:val="sr-Cyrl-RS"/>
+        </w:rPr>
+        <w:t>а са финансијским институцијама</w:t>
+      </w:r>
+    </w:p>
+    <w:p>
+      <w:pPr>
+        <w:pStyle w:val="ListParagraph"/>
+        <w:numPr>
+          <w:ilvl w:val="0"/>
+          <w:numId w:val="19"/>
+        </w:numPr>
+        <w:jc w:val="both"/>
+        <w:rPr>
+          <w:lang w:val="sr-Cyrl-RS"/>
+        </w:rPr>
+      </w:pPr>
+      <w:r>
+        <w:rPr>
+          <w:lang w:val="sr-Cyrl-RS"/>
+        </w:rPr>
+        <w:t>Историја трансакција – свака промена стања новчаника (куповина, продаја, уплата или исплата) евидентира се у бази података. На тај начин корисници имају увид у целокупну финансијску активност.</w:t>
+      </w:r>
+    </w:p>
+    <w:p>
+      <w:pPr>
+        <w:pStyle w:val="ListParagraph"/>
+        <w:numPr>
+          <w:ilvl w:val="0"/>
+          <w:numId w:val="19"/>
+        </w:numPr>
+        <w:jc w:val="both"/>
+        <w:rPr>
+          <w:lang w:val="sr-Cyrl-RS"/>
+        </w:rPr>
+      </w:pPr>
+      <w:r>
+        <w:rPr>
+          <w:lang w:val="sr-Cyrl-RS"/>
+        </w:rPr>
+        <w:t>Интеракција са трговачким стратегијама – приликом аутоматизованог трговања, виртуелни новчаник служи као извор средстава. Свака стратегија проверава стање новчаника пре него што покуша да изврши трансакцију, чиме се спречавају трансакције које корисник не може да финансира.</w:t>
+      </w:r>
+    </w:p>
+    <w:p>
+      <w:pPr>
+        <w:pStyle w:val="ListParagraph"/>
+        <w:numPr>
+          <w:ilvl w:val="0"/>
+          <w:numId w:val="19"/>
+        </w:numPr>
+        <w:jc w:val="both"/>
+        <w:rPr>
+          <w:lang w:val="sr-Cyrl-RS"/>
+        </w:rPr>
+      </w:pPr>
+      <w:r>
+        <w:rPr>
+          <w:lang w:val="sr-Cyrl-RS"/>
+        </w:rPr>
+        <w:t xml:space="preserve">Безбедност и интегритет – све операције над новчаником пролазе кроз сервис за аутентификацију и ауторизацију. </w:t>
+      </w:r>
+      <w:r>
+        <w:rPr>
+          <w:lang w:val="sr-Cyrl-RS"/>
+        </w:rPr>
+        <w:t xml:space="preserve">Такође сама уплата на новчаник је такође заштићена са </w:t>
+      </w:r>
+      <w:r>
+        <w:t>Google Captch-</w:t>
+      </w:r>
+      <w:r>
+        <w:rPr>
+          <w:lang w:val="sr-Cyrl-RS"/>
+        </w:rPr>
+        <w:t>ом, б</w:t>
+      </w:r>
+      <w:r>
+        <w:rPr>
+          <w:lang w:val="sr-Cyrl-RS"/>
+        </w:rPr>
+        <w:t>есплатна услуга која штити сајт од спама и злоупотреба. Користи напредне технике анализе ризика како би разликовала људе од ботова.</w:t>
+      </w:r>
+    </w:p>
+    <w:p>
+      <w:pPr>
+        <w:jc w:val="both"/>
+        <w:rPr>
+          <w:lang w:val="sr-Cyrl-RS"/>
+        </w:rPr>
+      </w:pPr>
+      <w:r>
+        <w:rPr>
+          <w:lang w:val="sr-Cyrl-RS"/>
+        </w:rPr>
+        <w:t>Микросервис User не чува трансакције директно у својој бази, већ посредује између корисника и Data микросервиса, који управља стварним складиштењем трансакција. Циљ овог модула је да омогући корисницима да креирају, прегледају и прате своје трансакције у систему за аутоматизовано трговање енергијом.</w:t>
+      </w:r>
+    </w:p>
+    <w:p>
+      <w:pPr>
+        <w:jc w:val="both"/>
+        <w:rPr>
+          <w:lang w:val="sr-Cyrl-RS"/>
+        </w:rPr>
+      </w:pPr>
+    </w:p>
+    <w:p>
+      <w:pPr>
+        <w:pStyle w:val="Heading2"/>
+        <w:rPr>
+          <w:sz w:val="28"/>
+          <w:szCs w:val="28"/>
+        </w:rPr>
+      </w:pPr>
+      <w:bookmarkStart w:id="22" w:name="_Toc208444575"/>
+      <w:r>
+        <w:rPr>
+          <w:sz w:val="28"/>
+          <w:szCs w:val="28"/>
+          <w:lang w:val="sr-Cyrl-RS"/>
+        </w:rPr>
+        <w:t xml:space="preserve">8.2 </w:t>
+      </w:r>
+      <w:r>
+        <w:rPr>
+          <w:sz w:val="28"/>
+          <w:szCs w:val="28"/>
+        </w:rPr>
+        <w:t>Microservice-trade</w:t>
+      </w:r>
+      <w:bookmarkEnd w:id="22"/>
+    </w:p>
+    <w:p>
+      <w:r>
         <w:tab/>
-        <w:t xml:space="preserve">Компоненте променљивог приказа су све оне компоненте чији приказ на корисничком интерфејсу зависи директно од акције корисника. На пример, одабиром неке трафостанице приказују се све информације о њој, али и основне информације о елементима унутар трафостанице. </w:t>
-      </w:r>
-      <w:r>
-        <w:rPr>
-          <w:lang w:val="sr-Cyrl-RS"/>
-        </w:rPr>
-        <w:t xml:space="preserve">Такође, могућ је и детаљан приказ информација о сваком елементу трафостанице. Додатно, кориснику је омогућено да на врло једноставан начин има и графички приказ о бројном стању елемената, који се освежава у реалном времену.  </w:t>
+      </w:r>
+      <w:r>
+        <w:t>Микросервис Trade представља кључни део платформе за аутоматизовано трговање електричном енергијом. Његова основна улога је управљање батеријама корисника и аутоматизација процеса куповине и продаје енергије у складу са дефинисаним трговинским стратегијама. Микросервис користи податке из Data микросервиса, који обезбеђује информације о батеријама, тренутним и историјским ценама, као и постављеним стратегијама трговања. На основу ових података, Trade микросервис доноси одлуке о стању батерија, односно када ће батерија бити у режиму пуњења, испуштања или стања мировања, водећи рачуна о оптималном коришћењу капацитета и заштити батерија од превеликог пуњења или испуштања. Поред тога, сервис аутоматски обрачунава трошкове или приходе за кориснике, ажурира виртуелне новчанике и креира трансакције, чиме обезбеђује потпуну интеграцију са системом трговине и омогућава праћење свих активности у реалном времену. У основи, Trade микросервис комбинује анализу тржишних услова, имплементацију стратегија и управљање ресурсима како би омогућио ефикасно и безбедно аутоматизовано трговање енергијом.</w:t>
+      </w:r>
+    </w:p>
+    <w:p>
+      <w:pPr>
+        <w:rPr>
+          <w:lang w:val="sr-Cyrl-RS"/>
+        </w:rPr>
+      </w:pPr>
+      <w:r>
+        <w:rPr>
+          <w:lang w:val="sr-Cyrl-RS"/>
+        </w:rPr>
+        <w:t xml:space="preserve">Суштински део логике око батерија одрађен је у овом микросервису. Он управља батеријама корисника као што прати њихово стање и степен напуњености, и на основу тога доноси одлуке о њиховом пуњењу или испуштању енергије. Максималан капацитет батерија до ког их је могуће пунити је деведесет посто, а минималан је десет посто. Ово је предодређен услов на овој апликацији ради заштите и продужења живота батерија. </w:t>
+      </w:r>
+      <w:r>
+        <w:rPr>
+          <w:lang w:val="sr-Cyrl-RS"/>
+        </w:rPr>
+        <w:t xml:space="preserve">Уз ове услове, овај микросервис симулира рад батерије уз помоћ </w:t>
+      </w:r>
+      <w:r>
+        <w:t>cronJob-а. Cron Job</w:t>
+      </w:r>
+      <w:r>
+        <w:t xml:space="preserve"> је планер задатака у Unix/Linux системима који омогућава аутоматско извршавање скрипти или програма у одређено време или по одређеном распореду.</w:t>
+      </w:r>
+      <w:r>
+        <w:rPr>
+          <w:lang w:val="sr-Latn-RS"/>
+        </w:rPr>
+        <w:t xml:space="preserve"> </w:t>
+      </w:r>
+      <w:r>
+        <w:rPr>
+          <w:lang w:val="sr-Cyrl-RS"/>
+        </w:rPr>
+        <w:t xml:space="preserve">У овом случају он се извршава сваких 15 секунди, чиме симулира рад у сат времена. </w:t>
+      </w:r>
+    </w:p>
+    <w:p>
+      <w:pPr>
+        <w:pStyle w:val="CodeBase"/>
+      </w:pPr>
+      <w:r>
+        <w:t>const startBatteryChargeCronJob = () =&gt; {</w:t>
+      </w:r>
+    </w:p>
+    <w:p>
+      <w:pPr>
+        <w:pStyle w:val="CodeBase"/>
+      </w:pPr>
+      <w:r>
+        <w:t xml:space="preserve">    cron.schedule('*/15 * * * * *', updateBatteryCharge);</w:t>
+      </w:r>
+    </w:p>
+    <w:p>
+      <w:pPr>
+        <w:pStyle w:val="CodeBase"/>
+      </w:pPr>
+      <w:r>
+        <w:t>};</w:t>
       </w:r>
     </w:p>
     <w:p>
@@ -13089,106 +14881,358 @@
       </w:pPr>
       <w:r>
         <w:rPr>
-          <w:noProof/>
-        </w:rPr>
-        <w:drawing>
-          <wp:inline distT="0" distB="0" distL="0" distR="0" wp14:anchorId="6AE9E95F" wp14:editId="1CC94939">
-            <wp:extent cx="2209800" cy="1771650"/>
-            <wp:effectExtent l="0" t="0" r="0" b="0"/>
-            <wp:docPr id="10" name="Picture 10"/>
-            <wp:cNvGraphicFramePr>
-              <a:graphicFrameLocks xmlns:a="http://schemas.openxmlformats.org/drawingml/2006/main" noChangeAspect="1"/>
-            </wp:cNvGraphicFramePr>
-            <a:graphic xmlns:a="http://schemas.openxmlformats.org/drawingml/2006/main">
-              <a:graphicData uri="http://schemas.openxmlformats.org/drawingml/2006/picture">
-                <pic:pic xmlns:pic="http://schemas.openxmlformats.org/drawingml/2006/picture">
-                  <pic:nvPicPr>
-                    <pic:cNvPr id="0" name="Picture 4"/>
-                    <pic:cNvPicPr>
-                      <a:picLocks noChangeAspect="1" noChangeArrowheads="1"/>
-                    </pic:cNvPicPr>
-                  </pic:nvPicPr>
-                  <pic:blipFill>
-                    <a:blip r:embed="rId29">
-                      <a:extLst>
-                        <a:ext uri="{28A0092B-C50C-407E-A947-70E740481C1C}">
-                          <a14:useLocalDpi xmlns:a14="http://schemas.microsoft.com/office/drawing/2010/main" val="0"/>
-                        </a:ext>
-                      </a:extLst>
-                    </a:blip>
-                    <a:srcRect/>
-                    <a:stretch>
-                      <a:fillRect/>
-                    </a:stretch>
-                  </pic:blipFill>
-                  <pic:spPr bwMode="auto">
-                    <a:xfrm>
-                      <a:off x="0" y="0"/>
-                      <a:ext cx="2209800" cy="1771650"/>
-                    </a:xfrm>
-                    <a:prstGeom prst="rect">
-                      <a:avLst/>
-                    </a:prstGeom>
-                    <a:noFill/>
-                    <a:ln>
-                      <a:noFill/>
-                    </a:ln>
-                  </pic:spPr>
-                </pic:pic>
-              </a:graphicData>
-            </a:graphic>
-          </wp:inline>
-        </w:drawing>
-      </w:r>
-      <w:r>
-        <w:rPr>
-          <w:lang w:val="sr-Cyrl-RS"/>
-        </w:rPr>
-        <w:br/>
-        <w:t>Слика 9 – Компоненте променљивог приказа</w:t>
-      </w:r>
-    </w:p>
-    <w:p>
-      <w:pPr>
-        <w:rPr>
-          <w:lang w:val="sr-Cyrl-RS"/>
-        </w:rPr>
-      </w:pPr>
-    </w:p>
-    <w:p>
-      <w:pPr>
-        <w:rPr>
-          <w:lang w:val="sr-Cyrl-RS"/>
-        </w:rPr>
-      </w:pPr>
-    </w:p>
-    <w:p>
-      <w:pPr>
-        <w:rPr>
-          <w:lang w:val="sr-Cyrl-RS"/>
-        </w:rPr>
-      </w:pPr>
-    </w:p>
-    <w:p>
-      <w:pPr>
-        <w:rPr>
-          <w:lang w:val="sr-Cyrl-RS"/>
-        </w:rPr>
-      </w:pPr>
-    </w:p>
-    <w:p>
-      <w:pPr>
-        <w:rPr>
-          <w:lang w:val="sr-Cyrl-RS"/>
-        </w:rPr>
-      </w:pPr>
-    </w:p>
-    <w:p>
-      <w:pPr>
-        <w:rPr>
-          <w:lang w:val="sr-Cyrl-RS"/>
-        </w:rPr>
-      </w:pPr>
+          <w:lang w:val="sr-Cyrl-RS"/>
+        </w:rPr>
+        <w:t xml:space="preserve">Листинг 5. – </w:t>
+      </w:r>
+      <w:r>
+        <w:rPr>
+          <w:lang w:val="sr-Cyrl-RS"/>
+        </w:rPr>
+        <w:t>Аутоматско извршавање функције</w:t>
+      </w:r>
+    </w:p>
+    <w:p>
+      <w:pPr>
+        <w:jc w:val="center"/>
+        <w:rPr>
+          <w:lang w:val="sr-Cyrl-RS"/>
+        </w:rPr>
+      </w:pPr>
+    </w:p>
+    <w:p>
+      <w:pPr>
+        <w:pStyle w:val="Heading2"/>
+        <w:rPr>
+          <w:sz w:val="28"/>
+          <w:szCs w:val="28"/>
+          <w:lang w:val="sr-Cyrl-RS"/>
+        </w:rPr>
+      </w:pPr>
+      <w:bookmarkStart w:id="23" w:name="_Toc208444576"/>
+      <w:r>
+        <w:rPr>
+          <w:sz w:val="28"/>
+          <w:szCs w:val="28"/>
+          <w:lang w:val="sr-Cyrl-RS"/>
+        </w:rPr>
+        <w:t>8.2.1 Стратегије трговине</w:t>
+      </w:r>
+      <w:r>
+        <w:rPr>
+          <w:sz w:val="28"/>
+          <w:szCs w:val="28"/>
+          <w:lang w:val="sr-Cyrl-RS"/>
+        </w:rPr>
+        <w:t xml:space="preserve"> батерија</w:t>
+      </w:r>
+      <w:bookmarkEnd w:id="23"/>
+    </w:p>
+    <w:p>
+      <w:pPr>
+        <w:rPr>
+          <w:lang w:val="sr-Cyrl-RS"/>
+        </w:rPr>
+      </w:pPr>
+      <w:r>
+        <w:rPr>
+          <w:lang w:val="sr-Cyrl-RS"/>
+        </w:rPr>
+        <w:tab/>
+        <w:t xml:space="preserve">Поред саме симулације рада батерије, у овом </w:t>
+      </w:r>
+      <w:r>
+        <w:rPr>
+          <w:lang w:val="sr-Cyrl-RS"/>
+        </w:rPr>
+        <w:t>Cron job</w:t>
+      </w:r>
+      <w:r>
+        <w:rPr>
+          <w:lang w:val="sr-Cyrl-RS"/>
+        </w:rPr>
+        <w:t xml:space="preserve">-у такође дефинишемо рад батерије уз дефинисану стратегију. </w:t>
+      </w:r>
+      <w:r>
+        <w:rPr>
+          <w:lang w:val="sr-Cyrl-RS"/>
+        </w:rPr>
+        <w:t>Стратегије трговине на нашој платформи омогућавају корисницима да аутоматизују управљање својим батеријама на основу кретања цена електричне енергије. Свака стратегија представља дефинисан скуп правила која одређују када батерија треба да се пуни, пражни или мирује, у зависности од предвиђених цена</w:t>
+      </w:r>
+      <w:r>
+        <w:rPr>
+          <w:lang w:val="sr-Cyrl-RS"/>
+        </w:rPr>
+        <w:t>. Постоје три типа предефинисаних стратегија које корисник може да изабере за своју батерију:</w:t>
+      </w:r>
+    </w:p>
+    <w:p>
+      <w:pPr>
+        <w:pStyle w:val="ListParagraph"/>
+        <w:numPr>
+          <w:ilvl w:val="0"/>
+          <w:numId w:val="20"/>
+        </w:numPr>
+        <w:rPr>
+          <w:lang w:val="sr-Cyrl-RS"/>
+        </w:rPr>
+      </w:pPr>
+      <w:r>
+        <w:rPr>
+          <w:lang w:val="sr-Cyrl-RS"/>
+        </w:rPr>
+        <w:t>Buy Low, Sell High</w:t>
+      </w:r>
+    </w:p>
+    <w:p>
+      <w:pPr>
+        <w:pStyle w:val="ListParagraph"/>
+        <w:numPr>
+          <w:ilvl w:val="0"/>
+          <w:numId w:val="20"/>
+        </w:numPr>
+        <w:rPr>
+          <w:lang w:val="sr-Cyrl-RS"/>
+        </w:rPr>
+      </w:pPr>
+      <w:r>
+        <w:rPr>
+          <w:lang w:val="sr-Cyrl-RS"/>
+        </w:rPr>
+        <w:t>Charge on Off-Peak, Discharge on-Peak</w:t>
+      </w:r>
+    </w:p>
+    <w:p>
+      <w:pPr>
+        <w:pStyle w:val="ListParagraph"/>
+        <w:numPr>
+          <w:ilvl w:val="0"/>
+          <w:numId w:val="20"/>
+        </w:numPr>
+        <w:rPr>
+          <w:lang w:val="sr-Cyrl-RS"/>
+        </w:rPr>
+      </w:pPr>
+      <w:r>
+        <w:rPr>
+          <w:lang w:val="sr-Cyrl-RS"/>
+        </w:rPr>
+        <w:t>State-of-Charge Protection</w:t>
+      </w:r>
+    </w:p>
+    <w:p>
+      <w:pPr>
+        <w:rPr>
+          <w:lang w:val="sr-Cyrl-RS"/>
+        </w:rPr>
+      </w:pPr>
+      <w:r>
+        <w:rPr>
+          <w:lang w:val="sr-Cyrl-RS"/>
+        </w:rPr>
+        <w:t>Корисник наравно може и да изабере да не користи ни једну од датих стратегија, и да сам ручно мења тренутно стање батерија. Постоје четири могућа стања батерија, то су:</w:t>
+      </w:r>
+    </w:p>
+    <w:p>
+      <w:pPr>
+        <w:pStyle w:val="ListParagraph"/>
+        <w:numPr>
+          <w:ilvl w:val="0"/>
+          <w:numId w:val="21"/>
+        </w:numPr>
+        <w:rPr>
+          <w:lang w:val="sr-Cyrl-RS"/>
+        </w:rPr>
+      </w:pPr>
+      <w:r>
+        <w:lastRenderedPageBreak/>
+        <w:t xml:space="preserve">Charging </w:t>
+      </w:r>
+      <w:r>
+        <w:rPr>
+          <w:lang w:val="sr-Cyrl-RS"/>
+        </w:rPr>
+        <w:t>– Пуњење батерије</w:t>
+      </w:r>
+    </w:p>
+    <w:p>
+      <w:pPr>
+        <w:pStyle w:val="ListParagraph"/>
+        <w:numPr>
+          <w:ilvl w:val="0"/>
+          <w:numId w:val="21"/>
+        </w:numPr>
+        <w:rPr>
+          <w:lang w:val="sr-Cyrl-RS"/>
+        </w:rPr>
+      </w:pPr>
+      <w:r>
+        <w:t>Discharging</w:t>
+      </w:r>
+      <w:r>
+        <w:rPr>
+          <w:lang w:val="sr-Cyrl-RS"/>
+        </w:rPr>
+        <w:t xml:space="preserve"> – Пражњење батерије</w:t>
+      </w:r>
+    </w:p>
+    <w:p>
+      <w:pPr>
+        <w:pStyle w:val="ListParagraph"/>
+        <w:numPr>
+          <w:ilvl w:val="0"/>
+          <w:numId w:val="21"/>
+        </w:numPr>
+        <w:rPr>
+          <w:lang w:val="sr-Cyrl-RS"/>
+        </w:rPr>
+      </w:pPr>
+      <w:r>
+        <w:t>Idle</w:t>
+      </w:r>
+      <w:r>
+        <w:rPr>
+          <w:lang w:val="sr-Cyrl-RS"/>
+        </w:rPr>
+        <w:t xml:space="preserve"> – Стање мировања, где батерија ништа не извршава</w:t>
+      </w:r>
+    </w:p>
+    <w:p>
+      <w:pPr>
+        <w:pStyle w:val="ListParagraph"/>
+        <w:numPr>
+          <w:ilvl w:val="0"/>
+          <w:numId w:val="21"/>
+        </w:numPr>
+        <w:rPr>
+          <w:lang w:val="sr-Cyrl-RS"/>
+        </w:rPr>
+      </w:pPr>
+      <w:r>
+        <w:t>Blocked</w:t>
+      </w:r>
+      <w:r>
+        <w:rPr>
+          <w:lang w:val="sr-Cyrl-RS"/>
+        </w:rPr>
+        <w:t xml:space="preserve"> – Блокирано стање, оно може бити постављено од стране админа, или у случају недостатка фондова у виртуалном новчанику</w:t>
+      </w:r>
+    </w:p>
+    <w:p>
+      <w:pPr>
+        <w:rPr>
+          <w:lang w:val="sr-Cyrl-RS"/>
+        </w:rPr>
+      </w:pPr>
+      <w:r>
+        <w:rPr>
+          <w:b/>
+          <w:lang w:val="sr-Cyrl-RS"/>
+        </w:rPr>
+        <w:t>Buy Low, Sell High</w:t>
+      </w:r>
+      <w:r>
+        <w:rPr>
+          <w:lang w:val="sr-Cyrl-RS"/>
+        </w:rPr>
+        <w:t xml:space="preserve"> је основна и најпознатија стратегија у трговини електричне енергије. Главна идеја је да максимизујемо профит кроз куповину електричне енергије када је њена цена ниса и продају када је цена висока. Стандардна цена по </w:t>
+      </w:r>
+      <w:r>
+        <w:rPr>
+          <w:lang w:val="sr-Cyrl-RS"/>
+        </w:rPr>
+        <w:t>kWh</w:t>
+      </w:r>
+      <w:r>
+        <w:rPr>
+          <w:lang w:val="sr-Cyrl-RS"/>
+        </w:rPr>
+        <w:t xml:space="preserve"> у цемтима </w:t>
+      </w:r>
+      <w:r>
+        <w:rPr>
+          <w:lang w:val="sr-Cyrl-RS"/>
+        </w:rPr>
+        <w:t>¢</w:t>
+      </w:r>
+      <w:r>
+        <w:rPr>
+          <w:lang w:val="sr-Cyrl-RS"/>
+        </w:rPr>
+        <w:t xml:space="preserve"> је око шест центи </w:t>
+      </w:r>
+      <w:r>
+        <w:rPr>
+          <w:lang w:val="sr-Cyrl-RS"/>
+        </w:rPr>
+        <w:t>¢</w:t>
+      </w:r>
+      <w:r>
+        <w:rPr>
+          <w:lang w:val="sr-Cyrl-RS"/>
+        </w:rPr>
+        <w:t xml:space="preserve"> за тржиште које посматрамо у овом раду. На основу тога кад год је цена мања од 5 центи, батерије ће се пунити, а ако је већа од 8 центи, батерије ће се празнити. </w:t>
+      </w:r>
+    </w:p>
+    <w:p>
+      <w:pPr>
+        <w:rPr>
+          <w:lang w:val="sr-Cyrl-RS"/>
+        </w:rPr>
+      </w:pPr>
+      <w:r>
+        <w:rPr>
+          <w:b/>
+          <w:lang w:val="sr-Cyrl-RS"/>
+        </w:rPr>
+        <w:t>Charge on Off-Peak, Discharge on-Peak</w:t>
+      </w:r>
+      <w:r>
+        <w:rPr>
+          <w:b/>
+          <w:lang w:val="sr-Cyrl-RS"/>
+        </w:rPr>
+        <w:t xml:space="preserve"> </w:t>
+      </w:r>
+      <w:r>
+        <w:rPr>
+          <w:lang w:val="sr-Cyrl-RS"/>
+        </w:rPr>
+        <w:t xml:space="preserve">је стратегија која циљ има веома сличан прошлој стратегији, да се </w:t>
+      </w:r>
+      <w:r>
+        <w:rPr>
+          <w:lang w:val="sr-Cyrl-RS"/>
+        </w:rPr>
+        <w:t xml:space="preserve">максимизује </w:t>
+      </w:r>
+      <w:r>
+        <w:rPr>
+          <w:lang w:val="sr-Cyrl-RS"/>
+        </w:rPr>
+        <w:t>профит</w:t>
+      </w:r>
+      <w:r>
+        <w:rPr>
+          <w:lang w:val="sr-Cyrl-RS"/>
+        </w:rPr>
+        <w:t xml:space="preserve">. За разлику од просле, ова стратегија не узима тренутну цену као фактор, већ временски интервал. На основу историје и предикције тржишта, узима се временски период у ком се види да су цене највеће или најниже и у тим интервалима се ставља одговарајуће стање. У остатку времена батерија ће бити постављена у мировање. </w:t>
+      </w:r>
+    </w:p>
+    <w:p>
+      <w:r>
+        <w:rPr>
+          <w:b/>
+          <w:lang w:val="sr-Cyrl-RS"/>
+        </w:rPr>
+        <w:t xml:space="preserve">State-of-Charge Protection </w:t>
+      </w:r>
+      <w:r>
+        <w:rPr>
+          <w:lang w:val="sr-Cyrl-RS"/>
+        </w:rPr>
+        <w:t xml:space="preserve">има другачији циљ од споменутог за батерије. Поента ове стратегије јесте да се животни век батерије очува, без обзира на профит или губитке. Батерије у овом стању неће престати са радом, и никада неће предуго остати у високом нивоу енергије нити бити дуго у празном стању. </w:t>
+      </w:r>
     </w:p>
     <w:p>
       <w:pPr>
@@ -13206,7 +15250,7 @@
           <w:lang w:val="sr-Cyrl-RS"/>
         </w:rPr>
       </w:pPr>
-      <w:bookmarkStart w:id="22" w:name="_Toc208342020"/>
+      <w:bookmarkStart w:id="24" w:name="_Toc208444577"/>
       <w:r>
         <w:rPr>
           <w:sz w:val="36"/>
@@ -13222,7 +15266,7 @@
         </w:rPr>
         <w:t>Кориснички интерфејс</w:t>
       </w:r>
-      <w:bookmarkEnd w:id="22"/>
+      <w:bookmarkEnd w:id="24"/>
     </w:p>
     <w:p>
       <w:pPr>
@@ -13234,9 +15278,6 @@
     <w:p>
       <w:pPr>
         <w:jc w:val="both"/>
-        <w:rPr>
-          <w:lang w:val="sr-Cyrl-RS"/>
-        </w:rPr>
       </w:pPr>
       <w:r>
         <w:rPr>
@@ -13245,6 +15286,9 @@
         <w:tab/>
         <w:t>У овом поглављу ће бити детаљно објашњен начин коришћења описане апликације. Приказ управљања апликацијом дефинисаће пројекат  веома погодан за кориснике и лак за употребу, што представља и главни фокус овог задатка.</w:t>
       </w:r>
+      <w:r>
+        <w:t xml:space="preserve"> </w:t>
+      </w:r>
     </w:p>
     <w:p>
       <w:pPr>
@@ -13260,14 +15304,14 @@
           <w:lang w:val="sr-Cyrl-RS"/>
         </w:rPr>
       </w:pPr>
-      <w:bookmarkStart w:id="23" w:name="_Toc208342021"/>
+      <w:bookmarkStart w:id="25" w:name="_Toc208444578"/>
       <w:r>
         <w:rPr>
           <w:lang w:val="sr-Cyrl-RS"/>
         </w:rPr>
         <w:t>7.1 Распоред компоненти</w:t>
       </w:r>
-      <w:bookmarkEnd w:id="23"/>
+      <w:bookmarkEnd w:id="25"/>
     </w:p>
     <w:p>
       <w:pPr>
@@ -13320,7 +15364,7 @@
                     </pic:cNvPicPr>
                   </pic:nvPicPr>
                   <pic:blipFill>
-                    <a:blip r:embed="rId30" cstate="print">
+                    <a:blip r:embed="rId29" cstate="print">
                       <a:extLst>
                         <a:ext uri="{28A0092B-C50C-407E-A947-70E740481C1C}">
                           <a14:useLocalDpi xmlns:a14="http://schemas.microsoft.com/office/drawing/2010/main" val="0"/>
@@ -13421,7 +15465,7 @@
           <w:lang w:val="sr-Cyrl-RS"/>
         </w:rPr>
       </w:pPr>
-      <w:bookmarkStart w:id="24" w:name="_Toc208342022"/>
+      <w:bookmarkStart w:id="26" w:name="_Toc208444579"/>
       <w:r>
         <w:rPr>
           <w:lang w:val="sr-Cyrl-RS"/>
@@ -13431,7 +15475,7 @@
       <w:r>
         <w:t>Navbar</w:t>
       </w:r>
-      <w:bookmarkEnd w:id="24"/>
+      <w:bookmarkEnd w:id="26"/>
     </w:p>
     <w:p>
       <w:pPr>
@@ -13502,7 +15546,7 @@
                     </pic:cNvPicPr>
                   </pic:nvPicPr>
                   <pic:blipFill>
-                    <a:blip r:embed="rId31">
+                    <a:blip r:embed="rId30">
                       <a:extLst>
                         <a:ext uri="{28A0092B-C50C-407E-A947-70E740481C1C}">
                           <a14:useLocalDpi xmlns:a14="http://schemas.microsoft.com/office/drawing/2010/main" val="0"/>
@@ -13584,7 +15628,7 @@
                     </pic:cNvPicPr>
                   </pic:nvPicPr>
                   <pic:blipFill>
-                    <a:blip r:embed="rId32">
+                    <a:blip r:embed="rId31">
                       <a:extLst>
                         <a:ext uri="{28A0092B-C50C-407E-A947-70E740481C1C}">
                           <a14:useLocalDpi xmlns:a14="http://schemas.microsoft.com/office/drawing/2010/main" val="0"/>
@@ -13701,7 +15745,7 @@
                     </pic:cNvPicPr>
                   </pic:nvPicPr>
                   <pic:blipFill>
-                    <a:blip r:embed="rId33" cstate="print">
+                    <a:blip r:embed="rId32" cstate="print">
                       <a:extLst>
                         <a:ext uri="{28A0092B-C50C-407E-A947-70E740481C1C}">
                           <a14:useLocalDpi xmlns:a14="http://schemas.microsoft.com/office/drawing/2010/main" val="0"/>
@@ -13784,11 +15828,11 @@
           <w:lang w:val="sr-Cyrl-RS"/>
         </w:rPr>
       </w:pPr>
-      <w:bookmarkStart w:id="25" w:name="_Toc208342023"/>
+      <w:bookmarkStart w:id="27" w:name="_Toc208444580"/>
       <w:r>
         <w:t>7.3 Sidebar</w:t>
       </w:r>
-      <w:bookmarkEnd w:id="25"/>
+      <w:bookmarkEnd w:id="27"/>
     </w:p>
     <w:p>
       <w:pPr>
@@ -13870,7 +15914,7 @@
                     </pic:cNvPicPr>
                   </pic:nvPicPr>
                   <pic:blipFill>
-                    <a:blip r:embed="rId34">
+                    <a:blip r:embed="rId33">
                       <a:extLst>
                         <a:ext uri="{28A0092B-C50C-407E-A947-70E740481C1C}">
                           <a14:useLocalDpi xmlns:a14="http://schemas.microsoft.com/office/drawing/2010/main" val="0"/>
@@ -13916,7 +15960,7 @@
           <w:lang w:val="sr-Cyrl-RS"/>
         </w:rPr>
       </w:pPr>
-      <w:bookmarkStart w:id="26" w:name="_Toc208342024"/>
+      <w:bookmarkStart w:id="28" w:name="_Toc208444581"/>
       <w:r>
         <w:rPr>
           <w:lang w:val="sr-Cyrl-RS"/>
@@ -13927,7 +15971,7 @@
       <w:r>
         <w:t>Dashboard</w:t>
       </w:r>
-      <w:bookmarkEnd w:id="26"/>
+      <w:bookmarkEnd w:id="28"/>
     </w:p>
     <w:p>
       <w:pPr>
@@ -13987,7 +16031,7 @@
                     </pic:cNvPicPr>
                   </pic:nvPicPr>
                   <pic:blipFill>
-                    <a:blip r:embed="rId35" cstate="print">
+                    <a:blip r:embed="rId34" cstate="print">
                       <a:extLst>
                         <a:ext uri="{28A0092B-C50C-407E-A947-70E740481C1C}">
                           <a14:useLocalDpi xmlns:a14="http://schemas.microsoft.com/office/drawing/2010/main" val="0"/>
@@ -14087,7 +16131,7 @@
                     </pic:cNvPicPr>
                   </pic:nvPicPr>
                   <pic:blipFill>
-                    <a:blip r:embed="rId36" cstate="print">
+                    <a:blip r:embed="rId35" cstate="print">
                       <a:extLst>
                         <a:ext uri="{28A0092B-C50C-407E-A947-70E740481C1C}">
                           <a14:useLocalDpi xmlns:a14="http://schemas.microsoft.com/office/drawing/2010/main" val="0"/>
@@ -14264,7 +16308,7 @@
                     </pic:cNvPicPr>
                   </pic:nvPicPr>
                   <pic:blipFill>
-                    <a:blip r:embed="rId37">
+                    <a:blip r:embed="rId36">
                       <a:extLst>
                         <a:ext uri="{28A0092B-C50C-407E-A947-70E740481C1C}">
                           <a14:useLocalDpi xmlns:a14="http://schemas.microsoft.com/office/drawing/2010/main" val="0"/>
@@ -14348,7 +16392,7 @@
                     </pic:cNvPicPr>
                   </pic:nvPicPr>
                   <pic:blipFill>
-                    <a:blip r:embed="rId38" cstate="print">
+                    <a:blip r:embed="rId37" cstate="print">
                       <a:extLst>
                         <a:ext uri="{28A0092B-C50C-407E-A947-70E740481C1C}">
                           <a14:useLocalDpi xmlns:a14="http://schemas.microsoft.com/office/drawing/2010/main" val="0"/>
@@ -14590,7 +16634,7 @@
                     </pic:cNvPicPr>
                   </pic:nvPicPr>
                   <pic:blipFill>
-                    <a:blip r:embed="rId39" cstate="print">
+                    <a:blip r:embed="rId38" cstate="print">
                       <a:extLst>
                         <a:ext uri="{28A0092B-C50C-407E-A947-70E740481C1C}">
                           <a14:useLocalDpi xmlns:a14="http://schemas.microsoft.com/office/drawing/2010/main" val="0"/>
@@ -14644,7 +16688,7 @@
           <w:lang w:val="sr-Cyrl-RS"/>
         </w:rPr>
       </w:pPr>
-      <w:bookmarkStart w:id="27" w:name="_Toc208342025"/>
+      <w:bookmarkStart w:id="29" w:name="_Toc208444582"/>
       <w:r>
         <w:rPr>
           <w:lang w:val="sr-Cyrl-RS"/>
@@ -14660,7 +16704,7 @@
         </w:rPr>
         <w:t>приказ</w:t>
       </w:r>
-      <w:bookmarkEnd w:id="27"/>
+      <w:bookmarkEnd w:id="29"/>
     </w:p>
     <w:p>
       <w:pPr>
@@ -14712,7 +16756,7 @@
                     </pic:cNvPicPr>
                   </pic:nvPicPr>
                   <pic:blipFill>
-                    <a:blip r:embed="rId40" cstate="print">
+                    <a:blip r:embed="rId39" cstate="print">
                       <a:extLst>
                         <a:ext uri="{28A0092B-C50C-407E-A947-70E740481C1C}">
                           <a14:useLocalDpi xmlns:a14="http://schemas.microsoft.com/office/drawing/2010/main" val="0"/>
@@ -14871,7 +16915,7 @@
                     </pic:cNvPicPr>
                   </pic:nvPicPr>
                   <pic:blipFill>
-                    <a:blip r:embed="rId41">
+                    <a:blip r:embed="rId40">
                       <a:extLst>
                         <a:ext uri="{28A0092B-C50C-407E-A947-70E740481C1C}">
                           <a14:useLocalDpi xmlns:a14="http://schemas.microsoft.com/office/drawing/2010/main" val="0"/>
@@ -14940,14 +16984,14 @@
           <w:lang w:val="sr-Cyrl-RS"/>
         </w:rPr>
       </w:pPr>
-      <w:bookmarkStart w:id="28" w:name="_Toc208342026"/>
+      <w:bookmarkStart w:id="30" w:name="_Toc208444583"/>
       <w:r>
         <w:rPr>
           <w:lang w:val="sr-Cyrl-RS"/>
         </w:rPr>
         <w:t>7.6 Приказ листе појединачних прекидача</w:t>
       </w:r>
-      <w:bookmarkEnd w:id="28"/>
+      <w:bookmarkEnd w:id="30"/>
     </w:p>
     <w:p>
       <w:pPr>
@@ -15005,7 +17049,7 @@
                     </pic:cNvPicPr>
                   </pic:nvPicPr>
                   <pic:blipFill>
-                    <a:blip r:embed="rId42" cstate="print">
+                    <a:blip r:embed="rId41" cstate="print">
                       <a:extLst>
                         <a:ext uri="{28A0092B-C50C-407E-A947-70E740481C1C}">
                           <a14:useLocalDpi xmlns:a14="http://schemas.microsoft.com/office/drawing/2010/main" val="0"/>
@@ -15083,7 +17127,7 @@
                     </pic:cNvPicPr>
                   </pic:nvPicPr>
                   <pic:blipFill>
-                    <a:blip r:embed="rId43" cstate="print">
+                    <a:blip r:embed="rId42" cstate="print">
                       <a:extLst>
                         <a:ext uri="{28A0092B-C50C-407E-A947-70E740481C1C}">
                           <a14:useLocalDpi xmlns:a14="http://schemas.microsoft.com/office/drawing/2010/main" val="0"/>
@@ -15214,7 +17258,7 @@
                     </pic:cNvPicPr>
                   </pic:nvPicPr>
                   <pic:blipFill>
-                    <a:blip r:embed="rId44">
+                    <a:blip r:embed="rId43">
                       <a:extLst>
                         <a:ext uri="{28A0092B-C50C-407E-A947-70E740481C1C}">
                           <a14:useLocalDpi xmlns:a14="http://schemas.microsoft.com/office/drawing/2010/main" val="0"/>
@@ -15359,7 +17403,7 @@
                     </pic:cNvPicPr>
                   </pic:nvPicPr>
                   <pic:blipFill>
-                    <a:blip r:embed="rId45">
+                    <a:blip r:embed="rId44">
                       <a:extLst>
                         <a:ext uri="{28A0092B-C50C-407E-A947-70E740481C1C}">
                           <a14:useLocalDpi xmlns:a14="http://schemas.microsoft.com/office/drawing/2010/main" val="0"/>
@@ -15419,7 +17463,7 @@
                     </pic:cNvPicPr>
                   </pic:nvPicPr>
                   <pic:blipFill>
-                    <a:blip r:embed="rId46">
+                    <a:blip r:embed="rId45">
                       <a:extLst>
                         <a:ext uri="{28A0092B-C50C-407E-A947-70E740481C1C}">
                           <a14:useLocalDpi xmlns:a14="http://schemas.microsoft.com/office/drawing/2010/main" val="0"/>
@@ -15477,7 +17521,7 @@
           <w:lang w:val="sr-Cyrl-RS"/>
         </w:rPr>
       </w:pPr>
-      <w:bookmarkStart w:id="29" w:name="_Toc208342027"/>
+      <w:bookmarkStart w:id="31" w:name="_Toc208444584"/>
       <w:r>
         <w:rPr>
           <w:lang w:val="sr-Cyrl-RS"/>
@@ -15496,7 +17540,7 @@
         </w:rPr>
         <w:t xml:space="preserve"> Промена величине прозора и сајдбара</w:t>
       </w:r>
-      <w:bookmarkEnd w:id="29"/>
+      <w:bookmarkEnd w:id="31"/>
     </w:p>
     <w:p>
       <w:pPr>
@@ -15556,7 +17600,7 @@
                     </pic:cNvPicPr>
                   </pic:nvPicPr>
                   <pic:blipFill>
-                    <a:blip r:embed="rId47">
+                    <a:blip r:embed="rId46">
                       <a:extLst>
                         <a:ext uri="{28A0092B-C50C-407E-A947-70E740481C1C}">
                           <a14:useLocalDpi xmlns:a14="http://schemas.microsoft.com/office/drawing/2010/main" val="0"/>
@@ -15654,7 +17698,7 @@
                     </pic:cNvPicPr>
                   </pic:nvPicPr>
                   <pic:blipFill>
-                    <a:blip r:embed="rId48" cstate="print">
+                    <a:blip r:embed="rId47" cstate="print">
                       <a:extLst>
                         <a:ext uri="{28A0092B-C50C-407E-A947-70E740481C1C}">
                           <a14:useLocalDpi xmlns:a14="http://schemas.microsoft.com/office/drawing/2010/main" val="0"/>
@@ -15714,7 +17758,7 @@
                     </pic:cNvPicPr>
                   </pic:nvPicPr>
                   <pic:blipFill>
-                    <a:blip r:embed="rId49" cstate="print">
+                    <a:blip r:embed="rId48" cstate="print">
                       <a:extLst>
                         <a:ext uri="{28A0092B-C50C-407E-A947-70E740481C1C}">
                           <a14:useLocalDpi xmlns:a14="http://schemas.microsoft.com/office/drawing/2010/main" val="0"/>
@@ -15891,7 +17935,7 @@
           <w:lang w:val="sr-Cyrl-RS"/>
         </w:rPr>
       </w:pPr>
-      <w:bookmarkStart w:id="30" w:name="_Toc208342028"/>
+      <w:bookmarkStart w:id="32" w:name="_Toc208444585"/>
       <w:r>
         <w:rPr>
           <w:sz w:val="36"/>
@@ -15900,7 +17944,7 @@
         </w:rPr>
         <w:t>8. Закључак</w:t>
       </w:r>
-      <w:bookmarkEnd w:id="30"/>
+      <w:bookmarkEnd w:id="32"/>
     </w:p>
     <w:p>
       <w:pPr>
@@ -16007,7 +18051,7 @@
                     </pic:cNvPicPr>
                   </pic:nvPicPr>
                   <pic:blipFill>
-                    <a:blip r:embed="rId50" cstate="print">
+                    <a:blip r:embed="rId49" cstate="print">
                       <a:extLst>
                         <a:ext uri="{28A0092B-C50C-407E-A947-70E740481C1C}">
                           <a14:useLocalDpi xmlns:a14="http://schemas.microsoft.com/office/drawing/2010/main" val="0"/>
@@ -16066,7 +18110,7 @@
           <w:szCs w:val="36"/>
         </w:rPr>
       </w:pPr>
-      <w:bookmarkStart w:id="31" w:name="_Toc208342029"/>
+      <w:bookmarkStart w:id="33" w:name="_Toc208444586"/>
       <w:r>
         <w:rPr>
           <w:sz w:val="36"/>
@@ -16075,7 +18119,7 @@
         <w:lastRenderedPageBreak/>
         <w:t>9. Literatura</w:t>
       </w:r>
-      <w:bookmarkEnd w:id="31"/>
+      <w:bookmarkEnd w:id="33"/>
     </w:p>
     <w:p/>
     <w:p>
@@ -16159,7 +18203,7 @@
       <w:r>
         <w:t xml:space="preserve">: </w:t>
       </w:r>
-      <w:hyperlink r:id="rId51" w:history="1">
+      <w:hyperlink r:id="rId50" w:history="1">
         <w:r>
           <w:rPr>
             <w:rStyle w:val="Hyperlink"/>
@@ -16203,7 +18247,7 @@
           <w:lang w:val="sr-Cyrl-RS"/>
         </w:rPr>
       </w:pPr>
-      <w:bookmarkStart w:id="32" w:name="_Toc208342030"/>
+      <w:bookmarkStart w:id="34" w:name="_Toc208444587"/>
       <w:r>
         <w:rPr>
           <w:sz w:val="36"/>
@@ -16213,7 +18257,7 @@
         <w:lastRenderedPageBreak/>
         <w:t>Биографија</w:t>
       </w:r>
-      <w:bookmarkEnd w:id="32"/>
+      <w:bookmarkEnd w:id="34"/>
     </w:p>
     <w:p>
       <w:pPr>
@@ -16331,7 +18375,7 @@
           <w:rPr>
             <w:noProof/>
           </w:rPr>
-          <w:t>I</w:t>
+          <w:t>II</w:t>
         </w:r>
         <w:r>
           <w:rPr>
@@ -16390,7 +18434,7 @@
         <w:rStyle w:val="PageNumber"/>
         <w:noProof/>
       </w:rPr>
-      <w:t>16</w:t>
+      <w:t>1</w:t>
     </w:r>
     <w:r>
       <w:rPr>
@@ -17575,181 +19619,9 @@
     </w:lvl>
   </w:abstractNum>
   <w:abstractNum w:abstractNumId="4" w15:restartNumberingAfterBreak="0">
-    <w:nsid w:val="2AF001AA"/>
+    <w:nsid w:val="1E9906D3"/>
     <w:multiLevelType w:val="hybridMultilevel"/>
-    <w:tmpl w:val="0024AE18"/>
-    <w:lvl w:ilvl="0" w:tplc="0409000F">
-      <w:start w:val="1"/>
-      <w:numFmt w:val="decimal"/>
-      <w:lvlText w:val="%1."/>
-      <w:lvlJc w:val="left"/>
-      <w:pPr>
-        <w:ind w:left="720" w:hanging="360"/>
-      </w:pPr>
-    </w:lvl>
-    <w:lvl w:ilvl="1" w:tplc="04090019" w:tentative="1">
-      <w:start w:val="1"/>
-      <w:numFmt w:val="lowerLetter"/>
-      <w:lvlText w:val="%2."/>
-      <w:lvlJc w:val="left"/>
-      <w:pPr>
-        <w:ind w:left="1440" w:hanging="360"/>
-      </w:pPr>
-    </w:lvl>
-    <w:lvl w:ilvl="2" w:tplc="0409001B" w:tentative="1">
-      <w:start w:val="1"/>
-      <w:numFmt w:val="lowerRoman"/>
-      <w:lvlText w:val="%3."/>
-      <w:lvlJc w:val="right"/>
-      <w:pPr>
-        <w:ind w:left="2160" w:hanging="180"/>
-      </w:pPr>
-    </w:lvl>
-    <w:lvl w:ilvl="3" w:tplc="0409000F" w:tentative="1">
-      <w:start w:val="1"/>
-      <w:numFmt w:val="decimal"/>
-      <w:lvlText w:val="%4."/>
-      <w:lvlJc w:val="left"/>
-      <w:pPr>
-        <w:ind w:left="2880" w:hanging="360"/>
-      </w:pPr>
-    </w:lvl>
-    <w:lvl w:ilvl="4" w:tplc="04090019" w:tentative="1">
-      <w:start w:val="1"/>
-      <w:numFmt w:val="lowerLetter"/>
-      <w:lvlText w:val="%5."/>
-      <w:lvlJc w:val="left"/>
-      <w:pPr>
-        <w:ind w:left="3600" w:hanging="360"/>
-      </w:pPr>
-    </w:lvl>
-    <w:lvl w:ilvl="5" w:tplc="0409001B" w:tentative="1">
-      <w:start w:val="1"/>
-      <w:numFmt w:val="lowerRoman"/>
-      <w:lvlText w:val="%6."/>
-      <w:lvlJc w:val="right"/>
-      <w:pPr>
-        <w:ind w:left="4320" w:hanging="180"/>
-      </w:pPr>
-    </w:lvl>
-    <w:lvl w:ilvl="6" w:tplc="0409000F" w:tentative="1">
-      <w:start w:val="1"/>
-      <w:numFmt w:val="decimal"/>
-      <w:lvlText w:val="%7."/>
-      <w:lvlJc w:val="left"/>
-      <w:pPr>
-        <w:ind w:left="5040" w:hanging="360"/>
-      </w:pPr>
-    </w:lvl>
-    <w:lvl w:ilvl="7" w:tplc="04090019" w:tentative="1">
-      <w:start w:val="1"/>
-      <w:numFmt w:val="lowerLetter"/>
-      <w:lvlText w:val="%8."/>
-      <w:lvlJc w:val="left"/>
-      <w:pPr>
-        <w:ind w:left="5760" w:hanging="360"/>
-      </w:pPr>
-    </w:lvl>
-    <w:lvl w:ilvl="8" w:tplc="0409001B" w:tentative="1">
-      <w:start w:val="1"/>
-      <w:numFmt w:val="lowerRoman"/>
-      <w:lvlText w:val="%9."/>
-      <w:lvlJc w:val="right"/>
-      <w:pPr>
-        <w:ind w:left="6480" w:hanging="180"/>
-      </w:pPr>
-    </w:lvl>
-  </w:abstractNum>
-  <w:abstractNum w:abstractNumId="5" w15:restartNumberingAfterBreak="0">
-    <w:nsid w:val="2C7F3691"/>
-    <w:multiLevelType w:val="hybridMultilevel"/>
-    <w:tmpl w:val="33022CD4"/>
-    <w:lvl w:ilvl="0" w:tplc="0409000F">
-      <w:start w:val="1"/>
-      <w:numFmt w:val="decimal"/>
-      <w:lvlText w:val="%1."/>
-      <w:lvlJc w:val="left"/>
-      <w:pPr>
-        <w:ind w:left="720" w:hanging="360"/>
-      </w:pPr>
-    </w:lvl>
-    <w:lvl w:ilvl="1" w:tplc="04090019" w:tentative="1">
-      <w:start w:val="1"/>
-      <w:numFmt w:val="lowerLetter"/>
-      <w:lvlText w:val="%2."/>
-      <w:lvlJc w:val="left"/>
-      <w:pPr>
-        <w:ind w:left="1440" w:hanging="360"/>
-      </w:pPr>
-    </w:lvl>
-    <w:lvl w:ilvl="2" w:tplc="0409001B" w:tentative="1">
-      <w:start w:val="1"/>
-      <w:numFmt w:val="lowerRoman"/>
-      <w:lvlText w:val="%3."/>
-      <w:lvlJc w:val="right"/>
-      <w:pPr>
-        <w:ind w:left="2160" w:hanging="180"/>
-      </w:pPr>
-    </w:lvl>
-    <w:lvl w:ilvl="3" w:tplc="0409000F" w:tentative="1">
-      <w:start w:val="1"/>
-      <w:numFmt w:val="decimal"/>
-      <w:lvlText w:val="%4."/>
-      <w:lvlJc w:val="left"/>
-      <w:pPr>
-        <w:ind w:left="2880" w:hanging="360"/>
-      </w:pPr>
-    </w:lvl>
-    <w:lvl w:ilvl="4" w:tplc="04090019" w:tentative="1">
-      <w:start w:val="1"/>
-      <w:numFmt w:val="lowerLetter"/>
-      <w:lvlText w:val="%5."/>
-      <w:lvlJc w:val="left"/>
-      <w:pPr>
-        <w:ind w:left="3600" w:hanging="360"/>
-      </w:pPr>
-    </w:lvl>
-    <w:lvl w:ilvl="5" w:tplc="0409001B" w:tentative="1">
-      <w:start w:val="1"/>
-      <w:numFmt w:val="lowerRoman"/>
-      <w:lvlText w:val="%6."/>
-      <w:lvlJc w:val="right"/>
-      <w:pPr>
-        <w:ind w:left="4320" w:hanging="180"/>
-      </w:pPr>
-    </w:lvl>
-    <w:lvl w:ilvl="6" w:tplc="0409000F" w:tentative="1">
-      <w:start w:val="1"/>
-      <w:numFmt w:val="decimal"/>
-      <w:lvlText w:val="%7."/>
-      <w:lvlJc w:val="left"/>
-      <w:pPr>
-        <w:ind w:left="5040" w:hanging="360"/>
-      </w:pPr>
-    </w:lvl>
-    <w:lvl w:ilvl="7" w:tplc="04090019" w:tentative="1">
-      <w:start w:val="1"/>
-      <w:numFmt w:val="lowerLetter"/>
-      <w:lvlText w:val="%8."/>
-      <w:lvlJc w:val="left"/>
-      <w:pPr>
-        <w:ind w:left="5760" w:hanging="360"/>
-      </w:pPr>
-    </w:lvl>
-    <w:lvl w:ilvl="8" w:tplc="0409001B" w:tentative="1">
-      <w:start w:val="1"/>
-      <w:numFmt w:val="lowerRoman"/>
-      <w:lvlText w:val="%9."/>
-      <w:lvlJc w:val="right"/>
-      <w:pPr>
-        <w:ind w:left="6480" w:hanging="180"/>
-      </w:pPr>
-    </w:lvl>
-  </w:abstractNum>
-  <w:abstractNum w:abstractNumId="6" w15:restartNumberingAfterBreak="0">
-    <w:nsid w:val="2D0F43BB"/>
-    <w:multiLevelType w:val="hybridMultilevel"/>
-    <w:tmpl w:val="EFC849DA"/>
+    <w:tmpl w:val="0AA84D52"/>
     <w:lvl w:ilvl="0" w:tplc="04090001">
       <w:start w:val="1"/>
       <w:numFmt w:val="bullet"/>
@@ -17859,10 +19731,182 @@
       </w:rPr>
     </w:lvl>
   </w:abstractNum>
+  <w:abstractNum w:abstractNumId="5" w15:restartNumberingAfterBreak="0">
+    <w:nsid w:val="2AF001AA"/>
+    <w:multiLevelType w:val="hybridMultilevel"/>
+    <w:tmpl w:val="0024AE18"/>
+    <w:lvl w:ilvl="0" w:tplc="0409000F">
+      <w:start w:val="1"/>
+      <w:numFmt w:val="decimal"/>
+      <w:lvlText w:val="%1."/>
+      <w:lvlJc w:val="left"/>
+      <w:pPr>
+        <w:ind w:left="720" w:hanging="360"/>
+      </w:pPr>
+    </w:lvl>
+    <w:lvl w:ilvl="1" w:tplc="04090019" w:tentative="1">
+      <w:start w:val="1"/>
+      <w:numFmt w:val="lowerLetter"/>
+      <w:lvlText w:val="%2."/>
+      <w:lvlJc w:val="left"/>
+      <w:pPr>
+        <w:ind w:left="1440" w:hanging="360"/>
+      </w:pPr>
+    </w:lvl>
+    <w:lvl w:ilvl="2" w:tplc="0409001B" w:tentative="1">
+      <w:start w:val="1"/>
+      <w:numFmt w:val="lowerRoman"/>
+      <w:lvlText w:val="%3."/>
+      <w:lvlJc w:val="right"/>
+      <w:pPr>
+        <w:ind w:left="2160" w:hanging="180"/>
+      </w:pPr>
+    </w:lvl>
+    <w:lvl w:ilvl="3" w:tplc="0409000F" w:tentative="1">
+      <w:start w:val="1"/>
+      <w:numFmt w:val="decimal"/>
+      <w:lvlText w:val="%4."/>
+      <w:lvlJc w:val="left"/>
+      <w:pPr>
+        <w:ind w:left="2880" w:hanging="360"/>
+      </w:pPr>
+    </w:lvl>
+    <w:lvl w:ilvl="4" w:tplc="04090019" w:tentative="1">
+      <w:start w:val="1"/>
+      <w:numFmt w:val="lowerLetter"/>
+      <w:lvlText w:val="%5."/>
+      <w:lvlJc w:val="left"/>
+      <w:pPr>
+        <w:ind w:left="3600" w:hanging="360"/>
+      </w:pPr>
+    </w:lvl>
+    <w:lvl w:ilvl="5" w:tplc="0409001B" w:tentative="1">
+      <w:start w:val="1"/>
+      <w:numFmt w:val="lowerRoman"/>
+      <w:lvlText w:val="%6."/>
+      <w:lvlJc w:val="right"/>
+      <w:pPr>
+        <w:ind w:left="4320" w:hanging="180"/>
+      </w:pPr>
+    </w:lvl>
+    <w:lvl w:ilvl="6" w:tplc="0409000F" w:tentative="1">
+      <w:start w:val="1"/>
+      <w:numFmt w:val="decimal"/>
+      <w:lvlText w:val="%7."/>
+      <w:lvlJc w:val="left"/>
+      <w:pPr>
+        <w:ind w:left="5040" w:hanging="360"/>
+      </w:pPr>
+    </w:lvl>
+    <w:lvl w:ilvl="7" w:tplc="04090019" w:tentative="1">
+      <w:start w:val="1"/>
+      <w:numFmt w:val="lowerLetter"/>
+      <w:lvlText w:val="%8."/>
+      <w:lvlJc w:val="left"/>
+      <w:pPr>
+        <w:ind w:left="5760" w:hanging="360"/>
+      </w:pPr>
+    </w:lvl>
+    <w:lvl w:ilvl="8" w:tplc="0409001B" w:tentative="1">
+      <w:start w:val="1"/>
+      <w:numFmt w:val="lowerRoman"/>
+      <w:lvlText w:val="%9."/>
+      <w:lvlJc w:val="right"/>
+      <w:pPr>
+        <w:ind w:left="6480" w:hanging="180"/>
+      </w:pPr>
+    </w:lvl>
+  </w:abstractNum>
+  <w:abstractNum w:abstractNumId="6" w15:restartNumberingAfterBreak="0">
+    <w:nsid w:val="2C7F3691"/>
+    <w:multiLevelType w:val="hybridMultilevel"/>
+    <w:tmpl w:val="33022CD4"/>
+    <w:lvl w:ilvl="0" w:tplc="0409000F">
+      <w:start w:val="1"/>
+      <w:numFmt w:val="decimal"/>
+      <w:lvlText w:val="%1."/>
+      <w:lvlJc w:val="left"/>
+      <w:pPr>
+        <w:ind w:left="720" w:hanging="360"/>
+      </w:pPr>
+    </w:lvl>
+    <w:lvl w:ilvl="1" w:tplc="04090019" w:tentative="1">
+      <w:start w:val="1"/>
+      <w:numFmt w:val="lowerLetter"/>
+      <w:lvlText w:val="%2."/>
+      <w:lvlJc w:val="left"/>
+      <w:pPr>
+        <w:ind w:left="1440" w:hanging="360"/>
+      </w:pPr>
+    </w:lvl>
+    <w:lvl w:ilvl="2" w:tplc="0409001B" w:tentative="1">
+      <w:start w:val="1"/>
+      <w:numFmt w:val="lowerRoman"/>
+      <w:lvlText w:val="%3."/>
+      <w:lvlJc w:val="right"/>
+      <w:pPr>
+        <w:ind w:left="2160" w:hanging="180"/>
+      </w:pPr>
+    </w:lvl>
+    <w:lvl w:ilvl="3" w:tplc="0409000F" w:tentative="1">
+      <w:start w:val="1"/>
+      <w:numFmt w:val="decimal"/>
+      <w:lvlText w:val="%4."/>
+      <w:lvlJc w:val="left"/>
+      <w:pPr>
+        <w:ind w:left="2880" w:hanging="360"/>
+      </w:pPr>
+    </w:lvl>
+    <w:lvl w:ilvl="4" w:tplc="04090019" w:tentative="1">
+      <w:start w:val="1"/>
+      <w:numFmt w:val="lowerLetter"/>
+      <w:lvlText w:val="%5."/>
+      <w:lvlJc w:val="left"/>
+      <w:pPr>
+        <w:ind w:left="3600" w:hanging="360"/>
+      </w:pPr>
+    </w:lvl>
+    <w:lvl w:ilvl="5" w:tplc="0409001B" w:tentative="1">
+      <w:start w:val="1"/>
+      <w:numFmt w:val="lowerRoman"/>
+      <w:lvlText w:val="%6."/>
+      <w:lvlJc w:val="right"/>
+      <w:pPr>
+        <w:ind w:left="4320" w:hanging="180"/>
+      </w:pPr>
+    </w:lvl>
+    <w:lvl w:ilvl="6" w:tplc="0409000F" w:tentative="1">
+      <w:start w:val="1"/>
+      <w:numFmt w:val="decimal"/>
+      <w:lvlText w:val="%7."/>
+      <w:lvlJc w:val="left"/>
+      <w:pPr>
+        <w:ind w:left="5040" w:hanging="360"/>
+      </w:pPr>
+    </w:lvl>
+    <w:lvl w:ilvl="7" w:tplc="04090019" w:tentative="1">
+      <w:start w:val="1"/>
+      <w:numFmt w:val="lowerLetter"/>
+      <w:lvlText w:val="%8."/>
+      <w:lvlJc w:val="left"/>
+      <w:pPr>
+        <w:ind w:left="5760" w:hanging="360"/>
+      </w:pPr>
+    </w:lvl>
+    <w:lvl w:ilvl="8" w:tplc="0409001B" w:tentative="1">
+      <w:start w:val="1"/>
+      <w:numFmt w:val="lowerRoman"/>
+      <w:lvlText w:val="%9."/>
+      <w:lvlJc w:val="right"/>
+      <w:pPr>
+        <w:ind w:left="6480" w:hanging="180"/>
+      </w:pPr>
+    </w:lvl>
+  </w:abstractNum>
   <w:abstractNum w:abstractNumId="7" w15:restartNumberingAfterBreak="0">
-    <w:nsid w:val="37DD5037"/>
+    <w:nsid w:val="2D0F43BB"/>
     <w:multiLevelType w:val="hybridMultilevel"/>
-    <w:tmpl w:val="2C227358"/>
+    <w:tmpl w:val="EFC849DA"/>
     <w:lvl w:ilvl="0" w:tplc="04090001">
       <w:start w:val="1"/>
       <w:numFmt w:val="bullet"/>
@@ -17973,9 +20017,9 @@
     </w:lvl>
   </w:abstractNum>
   <w:abstractNum w:abstractNumId="8" w15:restartNumberingAfterBreak="0">
-    <w:nsid w:val="3AF9201B"/>
+    <w:nsid w:val="37DD5037"/>
     <w:multiLevelType w:val="hybridMultilevel"/>
-    <w:tmpl w:val="E702C158"/>
+    <w:tmpl w:val="2C227358"/>
     <w:lvl w:ilvl="0" w:tplc="04090001">
       <w:start w:val="1"/>
       <w:numFmt w:val="bullet"/>
@@ -18086,9 +20130,9 @@
     </w:lvl>
   </w:abstractNum>
   <w:abstractNum w:abstractNumId="9" w15:restartNumberingAfterBreak="0">
-    <w:nsid w:val="4D075D5F"/>
+    <w:nsid w:val="39B62849"/>
     <w:multiLevelType w:val="hybridMultilevel"/>
-    <w:tmpl w:val="AAD88E12"/>
+    <w:tmpl w:val="5BC28882"/>
     <w:lvl w:ilvl="0" w:tplc="04090001">
       <w:start w:val="1"/>
       <w:numFmt w:val="bullet"/>
@@ -18199,9 +20243,9 @@
     </w:lvl>
   </w:abstractNum>
   <w:abstractNum w:abstractNumId="10" w15:restartNumberingAfterBreak="0">
-    <w:nsid w:val="50650B6B"/>
+    <w:nsid w:val="3AF9201B"/>
     <w:multiLevelType w:val="hybridMultilevel"/>
-    <w:tmpl w:val="64F0AB5A"/>
+    <w:tmpl w:val="E702C158"/>
     <w:lvl w:ilvl="0" w:tplc="04090001">
       <w:start w:val="1"/>
       <w:numFmt w:val="bullet"/>
@@ -18312,6 +20356,345 @@
     </w:lvl>
   </w:abstractNum>
   <w:abstractNum w:abstractNumId="11" w15:restartNumberingAfterBreak="0">
+    <w:nsid w:val="4D075D5F"/>
+    <w:multiLevelType w:val="hybridMultilevel"/>
+    <w:tmpl w:val="AAD88E12"/>
+    <w:lvl w:ilvl="0" w:tplc="04090001">
+      <w:start w:val="1"/>
+      <w:numFmt w:val="bullet"/>
+      <w:lvlText w:val=""/>
+      <w:lvlJc w:val="left"/>
+      <w:pPr>
+        <w:ind w:left="720" w:hanging="360"/>
+      </w:pPr>
+      <w:rPr>
+        <w:rFonts w:ascii="Symbol" w:hAnsi="Symbol" w:hint="default"/>
+      </w:rPr>
+    </w:lvl>
+    <w:lvl w:ilvl="1" w:tplc="04090003" w:tentative="1">
+      <w:start w:val="1"/>
+      <w:numFmt w:val="bullet"/>
+      <w:lvlText w:val="o"/>
+      <w:lvlJc w:val="left"/>
+      <w:pPr>
+        <w:ind w:left="1440" w:hanging="360"/>
+      </w:pPr>
+      <w:rPr>
+        <w:rFonts w:ascii="Courier New" w:hAnsi="Courier New" w:cs="Courier New" w:hint="default"/>
+      </w:rPr>
+    </w:lvl>
+    <w:lvl w:ilvl="2" w:tplc="04090005" w:tentative="1">
+      <w:start w:val="1"/>
+      <w:numFmt w:val="bullet"/>
+      <w:lvlText w:val=""/>
+      <w:lvlJc w:val="left"/>
+      <w:pPr>
+        <w:ind w:left="2160" w:hanging="360"/>
+      </w:pPr>
+      <w:rPr>
+        <w:rFonts w:ascii="Wingdings" w:hAnsi="Wingdings" w:hint="default"/>
+      </w:rPr>
+    </w:lvl>
+    <w:lvl w:ilvl="3" w:tplc="04090001" w:tentative="1">
+      <w:start w:val="1"/>
+      <w:numFmt w:val="bullet"/>
+      <w:lvlText w:val=""/>
+      <w:lvlJc w:val="left"/>
+      <w:pPr>
+        <w:ind w:left="2880" w:hanging="360"/>
+      </w:pPr>
+      <w:rPr>
+        <w:rFonts w:ascii="Symbol" w:hAnsi="Symbol" w:hint="default"/>
+      </w:rPr>
+    </w:lvl>
+    <w:lvl w:ilvl="4" w:tplc="04090003" w:tentative="1">
+      <w:start w:val="1"/>
+      <w:numFmt w:val="bullet"/>
+      <w:lvlText w:val="o"/>
+      <w:lvlJc w:val="left"/>
+      <w:pPr>
+        <w:ind w:left="3600" w:hanging="360"/>
+      </w:pPr>
+      <w:rPr>
+        <w:rFonts w:ascii="Courier New" w:hAnsi="Courier New" w:cs="Courier New" w:hint="default"/>
+      </w:rPr>
+    </w:lvl>
+    <w:lvl w:ilvl="5" w:tplc="04090005" w:tentative="1">
+      <w:start w:val="1"/>
+      <w:numFmt w:val="bullet"/>
+      <w:lvlText w:val=""/>
+      <w:lvlJc w:val="left"/>
+      <w:pPr>
+        <w:ind w:left="4320" w:hanging="360"/>
+      </w:pPr>
+      <w:rPr>
+        <w:rFonts w:ascii="Wingdings" w:hAnsi="Wingdings" w:hint="default"/>
+      </w:rPr>
+    </w:lvl>
+    <w:lvl w:ilvl="6" w:tplc="04090001" w:tentative="1">
+      <w:start w:val="1"/>
+      <w:numFmt w:val="bullet"/>
+      <w:lvlText w:val=""/>
+      <w:lvlJc w:val="left"/>
+      <w:pPr>
+        <w:ind w:left="5040" w:hanging="360"/>
+      </w:pPr>
+      <w:rPr>
+        <w:rFonts w:ascii="Symbol" w:hAnsi="Symbol" w:hint="default"/>
+      </w:rPr>
+    </w:lvl>
+    <w:lvl w:ilvl="7" w:tplc="04090003" w:tentative="1">
+      <w:start w:val="1"/>
+      <w:numFmt w:val="bullet"/>
+      <w:lvlText w:val="o"/>
+      <w:lvlJc w:val="left"/>
+      <w:pPr>
+        <w:ind w:left="5760" w:hanging="360"/>
+      </w:pPr>
+      <w:rPr>
+        <w:rFonts w:ascii="Courier New" w:hAnsi="Courier New" w:cs="Courier New" w:hint="default"/>
+      </w:rPr>
+    </w:lvl>
+    <w:lvl w:ilvl="8" w:tplc="04090005" w:tentative="1">
+      <w:start w:val="1"/>
+      <w:numFmt w:val="bullet"/>
+      <w:lvlText w:val=""/>
+      <w:lvlJc w:val="left"/>
+      <w:pPr>
+        <w:ind w:left="6480" w:hanging="360"/>
+      </w:pPr>
+      <w:rPr>
+        <w:rFonts w:ascii="Wingdings" w:hAnsi="Wingdings" w:hint="default"/>
+      </w:rPr>
+    </w:lvl>
+  </w:abstractNum>
+  <w:abstractNum w:abstractNumId="12" w15:restartNumberingAfterBreak="0">
+    <w:nsid w:val="50650B6B"/>
+    <w:multiLevelType w:val="hybridMultilevel"/>
+    <w:tmpl w:val="64F0AB5A"/>
+    <w:lvl w:ilvl="0" w:tplc="04090001">
+      <w:start w:val="1"/>
+      <w:numFmt w:val="bullet"/>
+      <w:lvlText w:val=""/>
+      <w:lvlJc w:val="left"/>
+      <w:pPr>
+        <w:ind w:left="720" w:hanging="360"/>
+      </w:pPr>
+      <w:rPr>
+        <w:rFonts w:ascii="Symbol" w:hAnsi="Symbol" w:hint="default"/>
+      </w:rPr>
+    </w:lvl>
+    <w:lvl w:ilvl="1" w:tplc="04090003" w:tentative="1">
+      <w:start w:val="1"/>
+      <w:numFmt w:val="bullet"/>
+      <w:lvlText w:val="o"/>
+      <w:lvlJc w:val="left"/>
+      <w:pPr>
+        <w:ind w:left="1440" w:hanging="360"/>
+      </w:pPr>
+      <w:rPr>
+        <w:rFonts w:ascii="Courier New" w:hAnsi="Courier New" w:cs="Courier New" w:hint="default"/>
+      </w:rPr>
+    </w:lvl>
+    <w:lvl w:ilvl="2" w:tplc="04090005" w:tentative="1">
+      <w:start w:val="1"/>
+      <w:numFmt w:val="bullet"/>
+      <w:lvlText w:val=""/>
+      <w:lvlJc w:val="left"/>
+      <w:pPr>
+        <w:ind w:left="2160" w:hanging="360"/>
+      </w:pPr>
+      <w:rPr>
+        <w:rFonts w:ascii="Wingdings" w:hAnsi="Wingdings" w:hint="default"/>
+      </w:rPr>
+    </w:lvl>
+    <w:lvl w:ilvl="3" w:tplc="04090001" w:tentative="1">
+      <w:start w:val="1"/>
+      <w:numFmt w:val="bullet"/>
+      <w:lvlText w:val=""/>
+      <w:lvlJc w:val="left"/>
+      <w:pPr>
+        <w:ind w:left="2880" w:hanging="360"/>
+      </w:pPr>
+      <w:rPr>
+        <w:rFonts w:ascii="Symbol" w:hAnsi="Symbol" w:hint="default"/>
+      </w:rPr>
+    </w:lvl>
+    <w:lvl w:ilvl="4" w:tplc="04090003" w:tentative="1">
+      <w:start w:val="1"/>
+      <w:numFmt w:val="bullet"/>
+      <w:lvlText w:val="o"/>
+      <w:lvlJc w:val="left"/>
+      <w:pPr>
+        <w:ind w:left="3600" w:hanging="360"/>
+      </w:pPr>
+      <w:rPr>
+        <w:rFonts w:ascii="Courier New" w:hAnsi="Courier New" w:cs="Courier New" w:hint="default"/>
+      </w:rPr>
+    </w:lvl>
+    <w:lvl w:ilvl="5" w:tplc="04090005" w:tentative="1">
+      <w:start w:val="1"/>
+      <w:numFmt w:val="bullet"/>
+      <w:lvlText w:val=""/>
+      <w:lvlJc w:val="left"/>
+      <w:pPr>
+        <w:ind w:left="4320" w:hanging="360"/>
+      </w:pPr>
+      <w:rPr>
+        <w:rFonts w:ascii="Wingdings" w:hAnsi="Wingdings" w:hint="default"/>
+      </w:rPr>
+    </w:lvl>
+    <w:lvl w:ilvl="6" w:tplc="04090001" w:tentative="1">
+      <w:start w:val="1"/>
+      <w:numFmt w:val="bullet"/>
+      <w:lvlText w:val=""/>
+      <w:lvlJc w:val="left"/>
+      <w:pPr>
+        <w:ind w:left="5040" w:hanging="360"/>
+      </w:pPr>
+      <w:rPr>
+        <w:rFonts w:ascii="Symbol" w:hAnsi="Symbol" w:hint="default"/>
+      </w:rPr>
+    </w:lvl>
+    <w:lvl w:ilvl="7" w:tplc="04090003" w:tentative="1">
+      <w:start w:val="1"/>
+      <w:numFmt w:val="bullet"/>
+      <w:lvlText w:val="o"/>
+      <w:lvlJc w:val="left"/>
+      <w:pPr>
+        <w:ind w:left="5760" w:hanging="360"/>
+      </w:pPr>
+      <w:rPr>
+        <w:rFonts w:ascii="Courier New" w:hAnsi="Courier New" w:cs="Courier New" w:hint="default"/>
+      </w:rPr>
+    </w:lvl>
+    <w:lvl w:ilvl="8" w:tplc="04090005" w:tentative="1">
+      <w:start w:val="1"/>
+      <w:numFmt w:val="bullet"/>
+      <w:lvlText w:val=""/>
+      <w:lvlJc w:val="left"/>
+      <w:pPr>
+        <w:ind w:left="6480" w:hanging="360"/>
+      </w:pPr>
+      <w:rPr>
+        <w:rFonts w:ascii="Wingdings" w:hAnsi="Wingdings" w:hint="default"/>
+      </w:rPr>
+    </w:lvl>
+  </w:abstractNum>
+  <w:abstractNum w:abstractNumId="13" w15:restartNumberingAfterBreak="0">
+    <w:nsid w:val="53983C4E"/>
+    <w:multiLevelType w:val="hybridMultilevel"/>
+    <w:tmpl w:val="99029220"/>
+    <w:lvl w:ilvl="0" w:tplc="04090001">
+      <w:start w:val="1"/>
+      <w:numFmt w:val="bullet"/>
+      <w:lvlText w:val=""/>
+      <w:lvlJc w:val="left"/>
+      <w:pPr>
+        <w:ind w:left="720" w:hanging="360"/>
+      </w:pPr>
+      <w:rPr>
+        <w:rFonts w:ascii="Symbol" w:hAnsi="Symbol" w:hint="default"/>
+      </w:rPr>
+    </w:lvl>
+    <w:lvl w:ilvl="1" w:tplc="04090003" w:tentative="1">
+      <w:start w:val="1"/>
+      <w:numFmt w:val="bullet"/>
+      <w:lvlText w:val="o"/>
+      <w:lvlJc w:val="left"/>
+      <w:pPr>
+        <w:ind w:left="1440" w:hanging="360"/>
+      </w:pPr>
+      <w:rPr>
+        <w:rFonts w:ascii="Courier New" w:hAnsi="Courier New" w:cs="Courier New" w:hint="default"/>
+      </w:rPr>
+    </w:lvl>
+    <w:lvl w:ilvl="2" w:tplc="04090005" w:tentative="1">
+      <w:start w:val="1"/>
+      <w:numFmt w:val="bullet"/>
+      <w:lvlText w:val=""/>
+      <w:lvlJc w:val="left"/>
+      <w:pPr>
+        <w:ind w:left="2160" w:hanging="360"/>
+      </w:pPr>
+      <w:rPr>
+        <w:rFonts w:ascii="Wingdings" w:hAnsi="Wingdings" w:hint="default"/>
+      </w:rPr>
+    </w:lvl>
+    <w:lvl w:ilvl="3" w:tplc="04090001" w:tentative="1">
+      <w:start w:val="1"/>
+      <w:numFmt w:val="bullet"/>
+      <w:lvlText w:val=""/>
+      <w:lvlJc w:val="left"/>
+      <w:pPr>
+        <w:ind w:left="2880" w:hanging="360"/>
+      </w:pPr>
+      <w:rPr>
+        <w:rFonts w:ascii="Symbol" w:hAnsi="Symbol" w:hint="default"/>
+      </w:rPr>
+    </w:lvl>
+    <w:lvl w:ilvl="4" w:tplc="04090003" w:tentative="1">
+      <w:start w:val="1"/>
+      <w:numFmt w:val="bullet"/>
+      <w:lvlText w:val="o"/>
+      <w:lvlJc w:val="left"/>
+      <w:pPr>
+        <w:ind w:left="3600" w:hanging="360"/>
+      </w:pPr>
+      <w:rPr>
+        <w:rFonts w:ascii="Courier New" w:hAnsi="Courier New" w:cs="Courier New" w:hint="default"/>
+      </w:rPr>
+    </w:lvl>
+    <w:lvl w:ilvl="5" w:tplc="04090005" w:tentative="1">
+      <w:start w:val="1"/>
+      <w:numFmt w:val="bullet"/>
+      <w:lvlText w:val=""/>
+      <w:lvlJc w:val="left"/>
+      <w:pPr>
+        <w:ind w:left="4320" w:hanging="360"/>
+      </w:pPr>
+      <w:rPr>
+        <w:rFonts w:ascii="Wingdings" w:hAnsi="Wingdings" w:hint="default"/>
+      </w:rPr>
+    </w:lvl>
+    <w:lvl w:ilvl="6" w:tplc="04090001" w:tentative="1">
+      <w:start w:val="1"/>
+      <w:numFmt w:val="bullet"/>
+      <w:lvlText w:val=""/>
+      <w:lvlJc w:val="left"/>
+      <w:pPr>
+        <w:ind w:left="5040" w:hanging="360"/>
+      </w:pPr>
+      <w:rPr>
+        <w:rFonts w:ascii="Symbol" w:hAnsi="Symbol" w:hint="default"/>
+      </w:rPr>
+    </w:lvl>
+    <w:lvl w:ilvl="7" w:tplc="04090003" w:tentative="1">
+      <w:start w:val="1"/>
+      <w:numFmt w:val="bullet"/>
+      <w:lvlText w:val="o"/>
+      <w:lvlJc w:val="left"/>
+      <w:pPr>
+        <w:ind w:left="5760" w:hanging="360"/>
+      </w:pPr>
+      <w:rPr>
+        <w:rFonts w:ascii="Courier New" w:hAnsi="Courier New" w:cs="Courier New" w:hint="default"/>
+      </w:rPr>
+    </w:lvl>
+    <w:lvl w:ilvl="8" w:tplc="04090005" w:tentative="1">
+      <w:start w:val="1"/>
+      <w:numFmt w:val="bullet"/>
+      <w:lvlText w:val=""/>
+      <w:lvlJc w:val="left"/>
+      <w:pPr>
+        <w:ind w:left="6480" w:hanging="360"/>
+      </w:pPr>
+      <w:rPr>
+        <w:rFonts w:ascii="Wingdings" w:hAnsi="Wingdings" w:hint="default"/>
+      </w:rPr>
+    </w:lvl>
+  </w:abstractNum>
+  <w:abstractNum w:abstractNumId="14" w15:restartNumberingAfterBreak="0">
     <w:nsid w:val="57145E91"/>
     <w:multiLevelType w:val="hybridMultilevel"/>
     <w:tmpl w:val="583C7C74"/>
@@ -18424,7 +20807,120 @@
       </w:rPr>
     </w:lvl>
   </w:abstractNum>
-  <w:abstractNum w:abstractNumId="12" w15:restartNumberingAfterBreak="0">
+  <w:abstractNum w:abstractNumId="15" w15:restartNumberingAfterBreak="0">
+    <w:nsid w:val="66163121"/>
+    <w:multiLevelType w:val="hybridMultilevel"/>
+    <w:tmpl w:val="1A801D7A"/>
+    <w:lvl w:ilvl="0" w:tplc="04090001">
+      <w:start w:val="1"/>
+      <w:numFmt w:val="bullet"/>
+      <w:lvlText w:val=""/>
+      <w:lvlJc w:val="left"/>
+      <w:pPr>
+        <w:ind w:left="720" w:hanging="360"/>
+      </w:pPr>
+      <w:rPr>
+        <w:rFonts w:ascii="Symbol" w:hAnsi="Symbol" w:hint="default"/>
+      </w:rPr>
+    </w:lvl>
+    <w:lvl w:ilvl="1" w:tplc="04090003" w:tentative="1">
+      <w:start w:val="1"/>
+      <w:numFmt w:val="bullet"/>
+      <w:lvlText w:val="o"/>
+      <w:lvlJc w:val="left"/>
+      <w:pPr>
+        <w:ind w:left="1440" w:hanging="360"/>
+      </w:pPr>
+      <w:rPr>
+        <w:rFonts w:ascii="Courier New" w:hAnsi="Courier New" w:cs="Courier New" w:hint="default"/>
+      </w:rPr>
+    </w:lvl>
+    <w:lvl w:ilvl="2" w:tplc="04090005" w:tentative="1">
+      <w:start w:val="1"/>
+      <w:numFmt w:val="bullet"/>
+      <w:lvlText w:val=""/>
+      <w:lvlJc w:val="left"/>
+      <w:pPr>
+        <w:ind w:left="2160" w:hanging="360"/>
+      </w:pPr>
+      <w:rPr>
+        <w:rFonts w:ascii="Wingdings" w:hAnsi="Wingdings" w:hint="default"/>
+      </w:rPr>
+    </w:lvl>
+    <w:lvl w:ilvl="3" w:tplc="04090001" w:tentative="1">
+      <w:start w:val="1"/>
+      <w:numFmt w:val="bullet"/>
+      <w:lvlText w:val=""/>
+      <w:lvlJc w:val="left"/>
+      <w:pPr>
+        <w:ind w:left="2880" w:hanging="360"/>
+      </w:pPr>
+      <w:rPr>
+        <w:rFonts w:ascii="Symbol" w:hAnsi="Symbol" w:hint="default"/>
+      </w:rPr>
+    </w:lvl>
+    <w:lvl w:ilvl="4" w:tplc="04090003" w:tentative="1">
+      <w:start w:val="1"/>
+      <w:numFmt w:val="bullet"/>
+      <w:lvlText w:val="o"/>
+      <w:lvlJc w:val="left"/>
+      <w:pPr>
+        <w:ind w:left="3600" w:hanging="360"/>
+      </w:pPr>
+      <w:rPr>
+        <w:rFonts w:ascii="Courier New" w:hAnsi="Courier New" w:cs="Courier New" w:hint="default"/>
+      </w:rPr>
+    </w:lvl>
+    <w:lvl w:ilvl="5" w:tplc="04090005" w:tentative="1">
+      <w:start w:val="1"/>
+      <w:numFmt w:val="bullet"/>
+      <w:lvlText w:val=""/>
+      <w:lvlJc w:val="left"/>
+      <w:pPr>
+        <w:ind w:left="4320" w:hanging="360"/>
+      </w:pPr>
+      <w:rPr>
+        <w:rFonts w:ascii="Wingdings" w:hAnsi="Wingdings" w:hint="default"/>
+      </w:rPr>
+    </w:lvl>
+    <w:lvl w:ilvl="6" w:tplc="04090001" w:tentative="1">
+      <w:start w:val="1"/>
+      <w:numFmt w:val="bullet"/>
+      <w:lvlText w:val=""/>
+      <w:lvlJc w:val="left"/>
+      <w:pPr>
+        <w:ind w:left="5040" w:hanging="360"/>
+      </w:pPr>
+      <w:rPr>
+        <w:rFonts w:ascii="Symbol" w:hAnsi="Symbol" w:hint="default"/>
+      </w:rPr>
+    </w:lvl>
+    <w:lvl w:ilvl="7" w:tplc="04090003" w:tentative="1">
+      <w:start w:val="1"/>
+      <w:numFmt w:val="bullet"/>
+      <w:lvlText w:val="o"/>
+      <w:lvlJc w:val="left"/>
+      <w:pPr>
+        <w:ind w:left="5760" w:hanging="360"/>
+      </w:pPr>
+      <w:rPr>
+        <w:rFonts w:ascii="Courier New" w:hAnsi="Courier New" w:cs="Courier New" w:hint="default"/>
+      </w:rPr>
+    </w:lvl>
+    <w:lvl w:ilvl="8" w:tplc="04090005" w:tentative="1">
+      <w:start w:val="1"/>
+      <w:numFmt w:val="bullet"/>
+      <w:lvlText w:val=""/>
+      <w:lvlJc w:val="left"/>
+      <w:pPr>
+        <w:ind w:left="6480" w:hanging="360"/>
+      </w:pPr>
+      <w:rPr>
+        <w:rFonts w:ascii="Wingdings" w:hAnsi="Wingdings" w:hint="default"/>
+      </w:rPr>
+    </w:lvl>
+  </w:abstractNum>
+  <w:abstractNum w:abstractNumId="16" w15:restartNumberingAfterBreak="0">
     <w:nsid w:val="70524DBC"/>
     <w:multiLevelType w:val="hybridMultilevel"/>
     <w:tmpl w:val="57887536"/>
@@ -18563,7 +21059,7 @@
       </w:rPr>
     </w:lvl>
   </w:abstractNum>
-  <w:abstractNum w:abstractNumId="13" w15:restartNumberingAfterBreak="0">
+  <w:abstractNum w:abstractNumId="17" w15:restartNumberingAfterBreak="0">
     <w:nsid w:val="738F00A9"/>
     <w:multiLevelType w:val="hybridMultilevel"/>
     <w:tmpl w:val="24202BBE"/>
@@ -18676,7 +21172,7 @@
       </w:rPr>
     </w:lvl>
   </w:abstractNum>
-  <w:abstractNum w:abstractNumId="14" w15:restartNumberingAfterBreak="0">
+  <w:abstractNum w:abstractNumId="18" w15:restartNumberingAfterBreak="0">
     <w:nsid w:val="776C2BAA"/>
     <w:multiLevelType w:val="hybridMultilevel"/>
     <w:tmpl w:val="C4963A58"/>
@@ -18789,7 +21285,7 @@
       </w:rPr>
     </w:lvl>
   </w:abstractNum>
-  <w:abstractNum w:abstractNumId="15" w15:restartNumberingAfterBreak="0">
+  <w:abstractNum w:abstractNumId="19" w15:restartNumberingAfterBreak="0">
     <w:nsid w:val="792C715F"/>
     <w:multiLevelType w:val="hybridMultilevel"/>
     <w:tmpl w:val="37E0D864"/>
@@ -18875,7 +21371,7 @@
       </w:pPr>
     </w:lvl>
   </w:abstractNum>
-  <w:abstractNum w:abstractNumId="16" w15:restartNumberingAfterBreak="0">
+  <w:abstractNum w:abstractNumId="20" w15:restartNumberingAfterBreak="0">
     <w:nsid w:val="7FC325D9"/>
     <w:multiLevelType w:val="hybridMultilevel"/>
     <w:tmpl w:val="4942E4DC"/>
@@ -18989,40 +21485,40 @@
     </w:lvl>
   </w:abstractNum>
   <w:num w:numId="1">
-    <w:abstractNumId w:val="12"/>
+    <w:abstractNumId w:val="16"/>
   </w:num>
   <w:num w:numId="2">
-    <w:abstractNumId w:val="7"/>
+    <w:abstractNumId w:val="8"/>
   </w:num>
   <w:num w:numId="3">
-    <w:abstractNumId w:val="4"/>
+    <w:abstractNumId w:val="5"/>
   </w:num>
   <w:num w:numId="4">
-    <w:abstractNumId w:val="5"/>
+    <w:abstractNumId w:val="6"/>
   </w:num>
   <w:num w:numId="5">
-    <w:abstractNumId w:val="9"/>
+    <w:abstractNumId w:val="11"/>
   </w:num>
   <w:num w:numId="6">
     <w:abstractNumId w:val="2"/>
   </w:num>
   <w:num w:numId="7">
-    <w:abstractNumId w:val="6"/>
+    <w:abstractNumId w:val="7"/>
   </w:num>
   <w:num w:numId="8">
-    <w:abstractNumId w:val="15"/>
+    <w:abstractNumId w:val="19"/>
   </w:num>
   <w:num w:numId="9">
-    <w:abstractNumId w:val="8"/>
+    <w:abstractNumId w:val="10"/>
   </w:num>
   <w:num w:numId="10">
-    <w:abstractNumId w:val="10"/>
+    <w:abstractNumId w:val="12"/>
   </w:num>
   <w:num w:numId="11">
-    <w:abstractNumId w:val="13"/>
+    <w:abstractNumId w:val="17"/>
   </w:num>
   <w:num w:numId="12">
-    <w:abstractNumId w:val="16"/>
+    <w:abstractNumId w:val="20"/>
   </w:num>
   <w:num w:numId="13">
     <w:abstractNumId w:val="1"/>
@@ -19034,10 +21530,22 @@
     <w:abstractNumId w:val="3"/>
   </w:num>
   <w:num w:numId="16">
-    <w:abstractNumId w:val="11"/>
+    <w:abstractNumId w:val="14"/>
   </w:num>
   <w:num w:numId="17">
-    <w:abstractNumId w:val="14"/>
+    <w:abstractNumId w:val="18"/>
+  </w:num>
+  <w:num w:numId="18">
+    <w:abstractNumId w:val="4"/>
+  </w:num>
+  <w:num w:numId="19">
+    <w:abstractNumId w:val="15"/>
+  </w:num>
+  <w:num w:numId="20">
+    <w:abstractNumId w:val="13"/>
+  </w:num>
+  <w:num w:numId="21">
+    <w:abstractNumId w:val="9"/>
   </w:num>
   <w:numIdMacAtCleanup w:val="4"/>
 </w:numbering>
@@ -20453,7 +22961,7 @@
     <w:basedOn w:val="Normal"/>
     <w:link w:val="CodeBaseChar"/>
     <w:qFormat/>
-    <w:rsid w:val="00A31E03"/>
+    <w:rsid w:val="009C1336"/>
     <w:pPr>
       <w:pBdr>
         <w:top w:val="single" w:sz="18" w:space="1" w:color="auto"/>
@@ -20462,12 +22970,13 @@
         <w:right w:val="single" w:sz="18" w:space="4" w:color="auto"/>
       </w:pBdr>
       <w:shd w:val="clear" w:color="auto" w:fill="F2F2F2" w:themeFill="background1" w:themeFillShade="F2"/>
-      <w:spacing w:before="240" w:after="240"/>
+      <w:spacing w:after="0" w:line="240" w:lineRule="auto"/>
+      <w:contextualSpacing/>
     </w:pPr>
     <w:rPr>
-      <w:rFonts w:ascii="Consolas" w:hAnsi="Consolas"/>
+      <w:rFonts w:ascii="Cascadia Code" w:hAnsi="Cascadia Code"/>
       <w:color w:val="000000" w:themeColor="text1"/>
-      <w:sz w:val="24"/>
+      <w:sz w:val="20"/>
       <w:lang w:val="sr-Cyrl-RS"/>
     </w:rPr>
   </w:style>
@@ -20475,11 +22984,10 @@
     <w:name w:val="CodeBase Char"/>
     <w:basedOn w:val="DefaultParagraphFont"/>
     <w:link w:val="CodeBase"/>
-    <w:rsid w:val="00A31E03"/>
+    <w:rsid w:val="009C1336"/>
     <w:rPr>
-      <w:rFonts w:ascii="Consolas" w:hAnsi="Consolas"/>
+      <w:rFonts w:ascii="Cascadia Code" w:hAnsi="Cascadia Code"/>
       <w:color w:val="000000" w:themeColor="text1"/>
-      <w:sz w:val="24"/>
       <w:szCs w:val="22"/>
       <w:shd w:val="clear" w:color="auto" w:fill="F2F2F2" w:themeFill="background1" w:themeFillShade="F2"/>
       <w:lang w:val="sr-Cyrl-RS"/>
@@ -20778,7 +23286,7 @@
 </file>
 
 <file path=customXml/itemProps1.xml><?xml version="1.0" encoding="utf-8"?>
-<ds:datastoreItem xmlns:ds="http://schemas.openxmlformats.org/officeDocument/2006/customXml" ds:itemID="{CFB966CA-7F19-4210-8835-EA1DE7BB061E}">
+<ds:datastoreItem xmlns:ds="http://schemas.openxmlformats.org/officeDocument/2006/customXml" ds:itemID="{2D26E37B-D936-4038-AADF-B1D31CDB5A7F}">
   <ds:schemaRefs>
     <ds:schemaRef ds:uri="http://schemas.openxmlformats.org/officeDocument/2006/bibliography"/>
   </ds:schemaRefs>

--- a/Dokumentacija/FTN_MSc_AleksaPopov.docx
+++ b/Dokumentacija/FTN_MSc_AleksaPopov.docx
@@ -71,7 +71,7 @@
                 <v:shape id="_x0000_i1025" type="#_x0000_t75" style="width:64.5pt;height:64.5pt" o:ole="" fillcolor="window">
                   <v:imagedata r:id="rId8" o:title=""/>
                 </v:shape>
-                <o:OLEObject Type="Embed" ProgID="CorelDraw.Graphic.7" ShapeID="_x0000_i1025" DrawAspect="Content" ObjectID="_1819057308" r:id="rId9"/>
+                <o:OLEObject Type="Embed" ProgID="CorelDraw.Graphic.7" ShapeID="_x0000_i1025" DrawAspect="Content" ObjectID="_1819127162" r:id="rId9"/>
               </w:object>
             </w:r>
           </w:p>
@@ -7631,12 +7631,7 @@
             <w:pStyle w:val="TOCHeading"/>
           </w:pPr>
           <w:r>
-            <w:t>Table of Co</w:t>
-          </w:r>
-          <w:bookmarkStart w:id="0" w:name="_GoBack"/>
-          <w:bookmarkEnd w:id="0"/>
-          <w:r>
-            <w:t>ntents</w:t>
+            <w:t>Table of Contents</w:t>
           </w:r>
         </w:p>
         <w:p>
@@ -7657,7 +7652,7 @@
           <w:r>
             <w:fldChar w:fldCharType="separate"/>
           </w:r>
-          <w:hyperlink w:anchor="_Toc208444561" w:history="1">
+          <w:hyperlink w:anchor="_Toc208499359" w:history="1">
             <w:r>
               <w:rPr>
                 <w:rStyle w:val="Hyperlink"/>
@@ -7692,7 +7687,7 @@
                 <w:noProof/>
                 <w:webHidden/>
               </w:rPr>
-              <w:instrText xml:space="preserve"> PAGEREF _Toc208444561 \h </w:instrText>
+              <w:instrText xml:space="preserve"> PAGEREF _Toc208499359 \h </w:instrText>
             </w:r>
             <w:r>
               <w:rPr>
@@ -7732,7 +7727,7 @@
               <w:lang w:val="en-US"/>
             </w:rPr>
           </w:pPr>
-          <w:hyperlink w:anchor="_Toc208444562" w:history="1">
+          <w:hyperlink w:anchor="_Toc208499360" w:history="1">
             <w:r>
               <w:rPr>
                 <w:rStyle w:val="Hyperlink"/>
@@ -7767,7 +7762,7 @@
                 <w:noProof/>
                 <w:webHidden/>
               </w:rPr>
-              <w:instrText xml:space="preserve"> PAGEREF _Toc208444562 \h </w:instrText>
+              <w:instrText xml:space="preserve"> PAGEREF _Toc208499360 \h </w:instrText>
             </w:r>
             <w:r>
               <w:rPr>
@@ -7807,7 +7802,7 @@
               <w:lang w:val="en-US"/>
             </w:rPr>
           </w:pPr>
-          <w:hyperlink w:anchor="_Toc208444563" w:history="1">
+          <w:hyperlink w:anchor="_Toc208499361" w:history="1">
             <w:r>
               <w:rPr>
                 <w:rStyle w:val="Hyperlink"/>
@@ -7842,7 +7837,7 @@
                 <w:noProof/>
                 <w:webHidden/>
               </w:rPr>
-              <w:instrText xml:space="preserve"> PAGEREF _Toc208444563 \h </w:instrText>
+              <w:instrText xml:space="preserve"> PAGEREF _Toc208499361 \h </w:instrText>
             </w:r>
             <w:r>
               <w:rPr>
@@ -7884,7 +7879,7 @@
               <w:noProof/>
             </w:rPr>
           </w:pPr>
-          <w:hyperlink w:anchor="_Toc208444564" w:history="1">
+          <w:hyperlink w:anchor="_Toc208499362" w:history="1">
             <w:r>
               <w:rPr>
                 <w:rStyle w:val="Hyperlink"/>
@@ -7919,7 +7914,7 @@
                 <w:noProof/>
                 <w:webHidden/>
               </w:rPr>
-              <w:instrText xml:space="preserve"> PAGEREF _Toc208444564 \h </w:instrText>
+              <w:instrText xml:space="preserve"> PAGEREF _Toc208499362 \h </w:instrText>
             </w:r>
             <w:r>
               <w:rPr>
@@ -7961,7 +7956,7 @@
               <w:noProof/>
             </w:rPr>
           </w:pPr>
-          <w:hyperlink w:anchor="_Toc208444565" w:history="1">
+          <w:hyperlink w:anchor="_Toc208499363" w:history="1">
             <w:r>
               <w:rPr>
                 <w:rStyle w:val="Hyperlink"/>
@@ -8004,7 +7999,7 @@
                 <w:noProof/>
                 <w:webHidden/>
               </w:rPr>
-              <w:instrText xml:space="preserve"> PAGEREF _Toc208444565 \h </w:instrText>
+              <w:instrText xml:space="preserve"> PAGEREF _Toc208499363 \h </w:instrText>
             </w:r>
             <w:r>
               <w:rPr>
@@ -8046,7 +8041,7 @@
               <w:noProof/>
             </w:rPr>
           </w:pPr>
-          <w:hyperlink w:anchor="_Toc208444566" w:history="1">
+          <w:hyperlink w:anchor="_Toc208499364" w:history="1">
             <w:r>
               <w:rPr>
                 <w:rStyle w:val="Hyperlink"/>
@@ -8089,7 +8084,7 @@
                 <w:noProof/>
                 <w:webHidden/>
               </w:rPr>
-              <w:instrText xml:space="preserve"> PAGEREF _Toc208444566 \h </w:instrText>
+              <w:instrText xml:space="preserve"> PAGEREF _Toc208499364 \h </w:instrText>
             </w:r>
             <w:r>
               <w:rPr>
@@ -8131,7 +8126,7 @@
               <w:noProof/>
             </w:rPr>
           </w:pPr>
-          <w:hyperlink w:anchor="_Toc208444567" w:history="1">
+          <w:hyperlink w:anchor="_Toc208499365" w:history="1">
             <w:r>
               <w:rPr>
                 <w:rStyle w:val="Hyperlink"/>
@@ -8166,7 +8161,7 @@
                 <w:noProof/>
                 <w:webHidden/>
               </w:rPr>
-              <w:instrText xml:space="preserve"> PAGEREF _Toc208444567 \h </w:instrText>
+              <w:instrText xml:space="preserve"> PAGEREF _Toc208499365 \h </w:instrText>
             </w:r>
             <w:r>
               <w:rPr>
@@ -8208,7 +8203,7 @@
               <w:noProof/>
             </w:rPr>
           </w:pPr>
-          <w:hyperlink w:anchor="_Toc208444568" w:history="1">
+          <w:hyperlink w:anchor="_Toc208499366" w:history="1">
             <w:r>
               <w:rPr>
                 <w:rStyle w:val="Hyperlink"/>
@@ -8236,7 +8231,7 @@
                 <w:noProof/>
                 <w:webHidden/>
               </w:rPr>
-              <w:instrText xml:space="preserve"> PAGEREF _Toc208444568 \h </w:instrText>
+              <w:instrText xml:space="preserve"> PAGEREF _Toc208499366 \h </w:instrText>
             </w:r>
             <w:r>
               <w:rPr>
@@ -8276,7 +8271,7 @@
               <w:lang w:val="en-US"/>
             </w:rPr>
           </w:pPr>
-          <w:hyperlink w:anchor="_Toc208444569" w:history="1">
+          <w:hyperlink w:anchor="_Toc208499367" w:history="1">
             <w:r>
               <w:rPr>
                 <w:rStyle w:val="Hyperlink"/>
@@ -8311,7 +8306,7 @@
                 <w:noProof/>
                 <w:webHidden/>
               </w:rPr>
-              <w:instrText xml:space="preserve"> PAGEREF _Toc208444569 \h </w:instrText>
+              <w:instrText xml:space="preserve"> PAGEREF _Toc208499367 \h </w:instrText>
             </w:r>
             <w:r>
               <w:rPr>
@@ -8351,7 +8346,7 @@
               <w:lang w:val="en-US"/>
             </w:rPr>
           </w:pPr>
-          <w:hyperlink w:anchor="_Toc208444570" w:history="1">
+          <w:hyperlink w:anchor="_Toc208499368" w:history="1">
             <w:r>
               <w:rPr>
                 <w:rStyle w:val="Hyperlink"/>
@@ -8379,7 +8374,7 @@
                 <w:noProof/>
                 <w:webHidden/>
               </w:rPr>
-              <w:instrText xml:space="preserve"> PAGEREF _Toc208444570 \h </w:instrText>
+              <w:instrText xml:space="preserve"> PAGEREF _Toc208499368 \h </w:instrText>
             </w:r>
             <w:r>
               <w:rPr>
@@ -8419,7 +8414,7 @@
               <w:lang w:val="en-US"/>
             </w:rPr>
           </w:pPr>
-          <w:hyperlink w:anchor="_Toc208444571" w:history="1">
+          <w:hyperlink w:anchor="_Toc208499369" w:history="1">
             <w:r>
               <w:rPr>
                 <w:rStyle w:val="Hyperlink"/>
@@ -8454,7 +8449,7 @@
                 <w:noProof/>
                 <w:webHidden/>
               </w:rPr>
-              <w:instrText xml:space="preserve"> PAGEREF _Toc208444571 \h </w:instrText>
+              <w:instrText xml:space="preserve"> PAGEREF _Toc208499369 \h </w:instrText>
             </w:r>
             <w:r>
               <w:rPr>
@@ -8494,7 +8489,7 @@
               <w:lang w:val="en-US"/>
             </w:rPr>
           </w:pPr>
-          <w:hyperlink w:anchor="_Toc208444572" w:history="1">
+          <w:hyperlink w:anchor="_Toc208499370" w:history="1">
             <w:r>
               <w:rPr>
                 <w:rStyle w:val="Hyperlink"/>
@@ -8522,7 +8517,7 @@
                 <w:noProof/>
                 <w:webHidden/>
               </w:rPr>
-              <w:instrText xml:space="preserve"> PAGEREF _Toc208444572 \h </w:instrText>
+              <w:instrText xml:space="preserve"> PAGEREF _Toc208499370 \h </w:instrText>
             </w:r>
             <w:r>
               <w:rPr>
@@ -8562,7 +8557,7 @@
               <w:lang w:val="en-US"/>
             </w:rPr>
           </w:pPr>
-          <w:hyperlink w:anchor="_Toc208444573" w:history="1">
+          <w:hyperlink w:anchor="_Toc208499371" w:history="1">
             <w:r>
               <w:rPr>
                 <w:rStyle w:val="Hyperlink"/>
@@ -8604,7 +8599,7 @@
                 <w:noProof/>
                 <w:webHidden/>
               </w:rPr>
-              <w:instrText xml:space="preserve"> PAGEREF _Toc208444573 \h </w:instrText>
+              <w:instrText xml:space="preserve"> PAGEREF _Toc208499371 \h </w:instrText>
             </w:r>
             <w:r>
               <w:rPr>
@@ -8646,7 +8641,7 @@
               <w:noProof/>
             </w:rPr>
           </w:pPr>
-          <w:hyperlink w:anchor="_Toc208444574" w:history="1">
+          <w:hyperlink w:anchor="_Toc208499372" w:history="1">
             <w:r>
               <w:rPr>
                 <w:rStyle w:val="Hyperlink"/>
@@ -8681,7 +8676,7 @@
                 <w:noProof/>
                 <w:webHidden/>
               </w:rPr>
-              <w:instrText xml:space="preserve"> PAGEREF _Toc208444574 \h </w:instrText>
+              <w:instrText xml:space="preserve"> PAGEREF _Toc208499372 \h </w:instrText>
             </w:r>
             <w:r>
               <w:rPr>
@@ -8723,7 +8718,7 @@
               <w:noProof/>
             </w:rPr>
           </w:pPr>
-          <w:hyperlink w:anchor="_Toc208444575" w:history="1">
+          <w:hyperlink w:anchor="_Toc208499373" w:history="1">
             <w:r>
               <w:rPr>
                 <w:rStyle w:val="Hyperlink"/>
@@ -8758,7 +8753,7 @@
                 <w:noProof/>
                 <w:webHidden/>
               </w:rPr>
-              <w:instrText xml:space="preserve"> PAGEREF _Toc208444575 \h </w:instrText>
+              <w:instrText xml:space="preserve"> PAGEREF _Toc208499373 \h </w:instrText>
             </w:r>
             <w:r>
               <w:rPr>
@@ -8800,7 +8795,7 @@
               <w:noProof/>
             </w:rPr>
           </w:pPr>
-          <w:hyperlink w:anchor="_Toc208444576" w:history="1">
+          <w:hyperlink w:anchor="_Toc208499374" w:history="1">
             <w:r>
               <w:rPr>
                 <w:rStyle w:val="Hyperlink"/>
@@ -8828,7 +8823,7 @@
                 <w:noProof/>
                 <w:webHidden/>
               </w:rPr>
-              <w:instrText xml:space="preserve"> PAGEREF _Toc208444576 \h </w:instrText>
+              <w:instrText xml:space="preserve"> PAGEREF _Toc208499374 \h </w:instrText>
             </w:r>
             <w:r>
               <w:rPr>
@@ -8849,6 +8844,83 @@
                 <w:webHidden/>
               </w:rPr>
               <w:t>20</w:t>
+            </w:r>
+            <w:r>
+              <w:rPr>
+                <w:noProof/>
+                <w:webHidden/>
+              </w:rPr>
+              <w:fldChar w:fldCharType="end"/>
+            </w:r>
+          </w:hyperlink>
+        </w:p>
+        <w:p>
+          <w:pPr>
+            <w:pStyle w:val="TOC2"/>
+            <w:tabs>
+              <w:tab w:val="right" w:leader="dot" w:pos="9345"/>
+            </w:tabs>
+            <w:rPr>
+              <w:rFonts w:asciiTheme="minorHAnsi" w:eastAsiaTheme="minorEastAsia" w:hAnsiTheme="minorHAnsi" w:cstheme="minorBidi"/>
+              <w:noProof/>
+            </w:rPr>
+          </w:pPr>
+          <w:hyperlink w:anchor="_Toc208499375" w:history="1">
+            <w:r>
+              <w:rPr>
+                <w:rStyle w:val="Hyperlink"/>
+                <w:noProof/>
+                <w:lang w:val="sr-Latn-RS"/>
+              </w:rPr>
+              <w:t>8.3 Microservise</w:t>
+            </w:r>
+            <w:r>
+              <w:rPr>
+                <w:rStyle w:val="Hyperlink"/>
+                <w:noProof/>
+              </w:rPr>
+              <w:t>-data</w:t>
+            </w:r>
+            <w:r>
+              <w:rPr>
+                <w:noProof/>
+                <w:webHidden/>
+              </w:rPr>
+              <w:tab/>
+            </w:r>
+            <w:r>
+              <w:rPr>
+                <w:noProof/>
+                <w:webHidden/>
+              </w:rPr>
+              <w:fldChar w:fldCharType="begin"/>
+            </w:r>
+            <w:r>
+              <w:rPr>
+                <w:noProof/>
+                <w:webHidden/>
+              </w:rPr>
+              <w:instrText xml:space="preserve"> PAGEREF _Toc208499375 \h </w:instrText>
+            </w:r>
+            <w:r>
+              <w:rPr>
+                <w:noProof/>
+                <w:webHidden/>
+              </w:rPr>
+            </w:r>
+            <w:r>
+              <w:rPr>
+                <w:noProof/>
+                <w:webHidden/>
+              </w:rPr>
+              <w:fldChar w:fldCharType="separate"/>
+            </w:r>
+            <w:r>
+              <w:rPr>
+                <w:noProof/>
+                <w:webHidden/>
+              </w:rPr>
+              <w:t>22</w:t>
             </w:r>
             <w:r>
               <w:rPr>
@@ -8868,7 +8940,7 @@
               <w:lang w:val="en-US"/>
             </w:rPr>
           </w:pPr>
-          <w:hyperlink w:anchor="_Toc208444577" w:history="1">
+          <w:hyperlink w:anchor="_Toc208499376" w:history="1">
             <w:r>
               <w:rPr>
                 <w:rStyle w:val="Hyperlink"/>
@@ -8903,7 +8975,7 @@
                 <w:noProof/>
                 <w:webHidden/>
               </w:rPr>
-              <w:instrText xml:space="preserve"> PAGEREF _Toc208444577 \h </w:instrText>
+              <w:instrText xml:space="preserve"> PAGEREF _Toc208499376 \h </w:instrText>
             </w:r>
             <w:r>
               <w:rPr>
@@ -8923,7 +8995,7 @@
                 <w:noProof/>
                 <w:webHidden/>
               </w:rPr>
-              <w:t>21</w:t>
+              <w:t>23</w:t>
             </w:r>
             <w:r>
               <w:rPr>
@@ -8943,7 +9015,7 @@
               <w:lang w:val="en-US"/>
             </w:rPr>
           </w:pPr>
-          <w:hyperlink w:anchor="_Toc208444578" w:history="1">
+          <w:hyperlink w:anchor="_Toc208499377" w:history="1">
             <w:r>
               <w:rPr>
                 <w:rStyle w:val="Hyperlink"/>
@@ -8971,7 +9043,7 @@
                 <w:noProof/>
                 <w:webHidden/>
               </w:rPr>
-              <w:instrText xml:space="preserve"> PAGEREF _Toc208444578 \h </w:instrText>
+              <w:instrText xml:space="preserve"> PAGEREF _Toc208499377 \h </w:instrText>
             </w:r>
             <w:r>
               <w:rPr>
@@ -8991,7 +9063,7 @@
                 <w:noProof/>
                 <w:webHidden/>
               </w:rPr>
-              <w:t>21</w:t>
+              <w:t>23</w:t>
             </w:r>
             <w:r>
               <w:rPr>
@@ -9011,7 +9083,7 @@
               <w:lang w:val="en-US"/>
             </w:rPr>
           </w:pPr>
-          <w:hyperlink w:anchor="_Toc208444579" w:history="1">
+          <w:hyperlink w:anchor="_Toc208499378" w:history="1">
             <w:r>
               <w:rPr>
                 <w:rStyle w:val="Hyperlink"/>
@@ -9046,7 +9118,7 @@
                 <w:noProof/>
                 <w:webHidden/>
               </w:rPr>
-              <w:instrText xml:space="preserve"> PAGEREF _Toc208444579 \h </w:instrText>
+              <w:instrText xml:space="preserve"> PAGEREF _Toc208499378 \h </w:instrText>
             </w:r>
             <w:r>
               <w:rPr>
@@ -9066,7 +9138,7 @@
                 <w:noProof/>
                 <w:webHidden/>
               </w:rPr>
-              <w:t>22</w:t>
+              <w:t>24</w:t>
             </w:r>
             <w:r>
               <w:rPr>
@@ -9086,7 +9158,7 @@
               <w:lang w:val="en-US"/>
             </w:rPr>
           </w:pPr>
-          <w:hyperlink w:anchor="_Toc208444580" w:history="1">
+          <w:hyperlink w:anchor="_Toc208499379" w:history="1">
             <w:r>
               <w:rPr>
                 <w:rStyle w:val="Hyperlink"/>
@@ -9113,7 +9185,7 @@
                 <w:noProof/>
                 <w:webHidden/>
               </w:rPr>
-              <w:instrText xml:space="preserve"> PAGEREF _Toc208444580 \h </w:instrText>
+              <w:instrText xml:space="preserve"> PAGEREF _Toc208499379 \h </w:instrText>
             </w:r>
             <w:r>
               <w:rPr>
@@ -9133,7 +9205,7 @@
                 <w:noProof/>
                 <w:webHidden/>
               </w:rPr>
-              <w:t>24</w:t>
+              <w:t>26</w:t>
             </w:r>
             <w:r>
               <w:rPr>
@@ -9153,7 +9225,7 @@
               <w:lang w:val="en-US"/>
             </w:rPr>
           </w:pPr>
-          <w:hyperlink w:anchor="_Toc208444581" w:history="1">
+          <w:hyperlink w:anchor="_Toc208499380" w:history="1">
             <w:r>
               <w:rPr>
                 <w:rStyle w:val="Hyperlink"/>
@@ -9188,7 +9260,7 @@
                 <w:noProof/>
                 <w:webHidden/>
               </w:rPr>
-              <w:instrText xml:space="preserve"> PAGEREF _Toc208444581 \h </w:instrText>
+              <w:instrText xml:space="preserve"> PAGEREF _Toc208499380 \h </w:instrText>
             </w:r>
             <w:r>
               <w:rPr>
@@ -9208,7 +9280,7 @@
                 <w:noProof/>
                 <w:webHidden/>
               </w:rPr>
-              <w:t>25</w:t>
+              <w:t>27</w:t>
             </w:r>
             <w:r>
               <w:rPr>
@@ -9228,7 +9300,7 @@
               <w:lang w:val="en-US"/>
             </w:rPr>
           </w:pPr>
-          <w:hyperlink w:anchor="_Toc208444582" w:history="1">
+          <w:hyperlink w:anchor="_Toc208499381" w:history="1">
             <w:r>
               <w:rPr>
                 <w:rStyle w:val="Hyperlink"/>
@@ -9271,7 +9343,7 @@
                 <w:noProof/>
                 <w:webHidden/>
               </w:rPr>
-              <w:instrText xml:space="preserve"> PAGEREF _Toc208444582 \h </w:instrText>
+              <w:instrText xml:space="preserve"> PAGEREF _Toc208499381 \h </w:instrText>
             </w:r>
             <w:r>
               <w:rPr>
@@ -9291,7 +9363,7 @@
                 <w:noProof/>
                 <w:webHidden/>
               </w:rPr>
-              <w:t>27</w:t>
+              <w:t>29</w:t>
             </w:r>
             <w:r>
               <w:rPr>
@@ -9311,7 +9383,7 @@
               <w:lang w:val="en-US"/>
             </w:rPr>
           </w:pPr>
-          <w:hyperlink w:anchor="_Toc208444583" w:history="1">
+          <w:hyperlink w:anchor="_Toc208499382" w:history="1">
             <w:r>
               <w:rPr>
                 <w:rStyle w:val="Hyperlink"/>
@@ -9339,7 +9411,7 @@
                 <w:noProof/>
                 <w:webHidden/>
               </w:rPr>
-              <w:instrText xml:space="preserve"> PAGEREF _Toc208444583 \h </w:instrText>
+              <w:instrText xml:space="preserve"> PAGEREF _Toc208499382 \h </w:instrText>
             </w:r>
             <w:r>
               <w:rPr>
@@ -9359,7 +9431,7 @@
                 <w:noProof/>
                 <w:webHidden/>
               </w:rPr>
-              <w:t>28</w:t>
+              <w:t>30</w:t>
             </w:r>
             <w:r>
               <w:rPr>
@@ -9379,7 +9451,7 @@
               <w:lang w:val="en-US"/>
             </w:rPr>
           </w:pPr>
-          <w:hyperlink w:anchor="_Toc208444584" w:history="1">
+          <w:hyperlink w:anchor="_Toc208499383" w:history="1">
             <w:r>
               <w:rPr>
                 <w:rStyle w:val="Hyperlink"/>
@@ -9407,7 +9479,7 @@
                 <w:noProof/>
                 <w:webHidden/>
               </w:rPr>
-              <w:instrText xml:space="preserve"> PAGEREF _Toc208444584 \h </w:instrText>
+              <w:instrText xml:space="preserve"> PAGEREF _Toc208499383 \h </w:instrText>
             </w:r>
             <w:r>
               <w:rPr>
@@ -9427,7 +9499,7 @@
                 <w:noProof/>
                 <w:webHidden/>
               </w:rPr>
-              <w:t>30</w:t>
+              <w:t>32</w:t>
             </w:r>
             <w:r>
               <w:rPr>
@@ -9447,7 +9519,7 @@
               <w:lang w:val="en-US"/>
             </w:rPr>
           </w:pPr>
-          <w:hyperlink w:anchor="_Toc208444585" w:history="1">
+          <w:hyperlink w:anchor="_Toc208499384" w:history="1">
             <w:r>
               <w:rPr>
                 <w:rStyle w:val="Hyperlink"/>
@@ -9475,7 +9547,7 @@
                 <w:noProof/>
                 <w:webHidden/>
               </w:rPr>
-              <w:instrText xml:space="preserve"> PAGEREF _Toc208444585 \h </w:instrText>
+              <w:instrText xml:space="preserve"> PAGEREF _Toc208499384 \h </w:instrText>
             </w:r>
             <w:r>
               <w:rPr>
@@ -9495,7 +9567,7 @@
                 <w:noProof/>
                 <w:webHidden/>
               </w:rPr>
-              <w:t>32</w:t>
+              <w:t>34</w:t>
             </w:r>
             <w:r>
               <w:rPr>
@@ -9515,7 +9587,7 @@
               <w:lang w:val="en-US"/>
             </w:rPr>
           </w:pPr>
-          <w:hyperlink w:anchor="_Toc208444586" w:history="1">
+          <w:hyperlink w:anchor="_Toc208499385" w:history="1">
             <w:r>
               <w:rPr>
                 <w:rStyle w:val="Hyperlink"/>
@@ -9542,7 +9614,7 @@
                 <w:noProof/>
                 <w:webHidden/>
               </w:rPr>
-              <w:instrText xml:space="preserve"> PAGEREF _Toc208444586 \h </w:instrText>
+              <w:instrText xml:space="preserve"> PAGEREF _Toc208499385 \h </w:instrText>
             </w:r>
             <w:r>
               <w:rPr>
@@ -9562,7 +9634,7 @@
                 <w:noProof/>
                 <w:webHidden/>
               </w:rPr>
-              <w:t>33</w:t>
+              <w:t>35</w:t>
             </w:r>
             <w:r>
               <w:rPr>
@@ -9582,7 +9654,7 @@
               <w:lang w:val="en-US"/>
             </w:rPr>
           </w:pPr>
-          <w:hyperlink w:anchor="_Toc208444587" w:history="1">
+          <w:hyperlink w:anchor="_Toc208499386" w:history="1">
             <w:r>
               <w:rPr>
                 <w:rStyle w:val="Hyperlink"/>
@@ -9610,7 +9682,7 @@
                 <w:noProof/>
                 <w:webHidden/>
               </w:rPr>
-              <w:instrText xml:space="preserve"> PAGEREF _Toc208444587 \h </w:instrText>
+              <w:instrText xml:space="preserve"> PAGEREF _Toc208499386 \h </w:instrText>
             </w:r>
             <w:r>
               <w:rPr>
@@ -9630,7 +9702,7 @@
                 <w:noProof/>
                 <w:webHidden/>
               </w:rPr>
-              <w:t>34</w:t>
+              <w:t>36</w:t>
             </w:r>
             <w:r>
               <w:rPr>
@@ -9648,7 +9720,6 @@
               <w:bCs/>
               <w:noProof/>
             </w:rPr>
-            <w:lastRenderedPageBreak/>
             <w:fldChar w:fldCharType="end"/>
           </w:r>
         </w:p>
@@ -9679,8 +9750,8 @@
           <w:lang w:val="sr-Cyrl-RS"/>
         </w:rPr>
       </w:pPr>
-      <w:bookmarkStart w:id="1" w:name="_Toc18506402"/>
-      <w:bookmarkStart w:id="2" w:name="_Toc208444561"/>
+      <w:bookmarkStart w:id="0" w:name="_Toc18506402"/>
+      <w:bookmarkStart w:id="1" w:name="_Toc208499359"/>
       <w:r>
         <w:rPr>
           <w:sz w:val="36"/>
@@ -9697,8 +9768,8 @@
         </w:rPr>
         <w:t>Увод</w:t>
       </w:r>
+      <w:bookmarkEnd w:id="0"/>
       <w:bookmarkEnd w:id="1"/>
-      <w:bookmarkEnd w:id="2"/>
     </w:p>
     <w:p>
       <w:pPr>
@@ -9867,7 +9938,7 @@
           <w:lang w:val="sr-Cyrl-RS"/>
         </w:rPr>
       </w:pPr>
-      <w:bookmarkStart w:id="3" w:name="_Toc208444562"/>
+      <w:bookmarkStart w:id="2" w:name="_Toc208499360"/>
       <w:r>
         <w:rPr>
           <w:sz w:val="36"/>
@@ -9883,7 +9954,7 @@
         </w:rPr>
         <w:t xml:space="preserve"> Опис проблема</w:t>
       </w:r>
-      <w:bookmarkEnd w:id="3"/>
+      <w:bookmarkEnd w:id="2"/>
     </w:p>
     <w:p>
       <w:pPr>
@@ -9964,10 +10035,10 @@
       <w:pPr>
         <w:pStyle w:val="Heading1"/>
       </w:pPr>
-      <w:bookmarkStart w:id="4" w:name="_Toc18083375"/>
-      <w:bookmarkStart w:id="5" w:name="_Toc18083154"/>
-      <w:bookmarkStart w:id="6" w:name="_Toc18506403"/>
-      <w:bookmarkStart w:id="7" w:name="_Toc208444563"/>
+      <w:bookmarkStart w:id="3" w:name="_Toc18083375"/>
+      <w:bookmarkStart w:id="4" w:name="_Toc18083154"/>
+      <w:bookmarkStart w:id="5" w:name="_Toc18506403"/>
+      <w:bookmarkStart w:id="6" w:name="_Toc208499361"/>
       <w:r>
         <w:rPr>
           <w:sz w:val="36"/>
@@ -9980,9 +10051,9 @@
       <w:r>
         <w:t xml:space="preserve">. </w:t>
       </w:r>
+      <w:bookmarkEnd w:id="3"/>
       <w:bookmarkEnd w:id="4"/>
       <w:bookmarkEnd w:id="5"/>
-      <w:bookmarkEnd w:id="6"/>
       <w:r>
         <w:rPr>
           <w:sz w:val="36"/>
@@ -9990,10 +10061,10 @@
         </w:rPr>
         <w:t>Теоријско-технолошке основе</w:t>
       </w:r>
-      <w:bookmarkStart w:id="8" w:name="_Toc18083376"/>
-      <w:bookmarkStart w:id="9" w:name="_Toc18083155"/>
-      <w:bookmarkStart w:id="10" w:name="_Toc18506404"/>
-      <w:bookmarkEnd w:id="7"/>
+      <w:bookmarkStart w:id="7" w:name="_Toc18083376"/>
+      <w:bookmarkStart w:id="8" w:name="_Toc18083155"/>
+      <w:bookmarkStart w:id="9" w:name="_Toc18506404"/>
+      <w:bookmarkEnd w:id="6"/>
     </w:p>
     <w:p>
       <w:pPr>
@@ -10013,7 +10084,7 @@
       <w:r>
         <w:br/>
       </w:r>
-      <w:bookmarkStart w:id="11" w:name="_Toc208444564"/>
+      <w:bookmarkStart w:id="10" w:name="_Toc208499362"/>
       <w:r>
         <w:rPr>
           <w:sz w:val="28"/>
@@ -10029,9 +10100,9 @@
         </w:rPr>
         <w:t xml:space="preserve">.1 </w:t>
       </w:r>
+      <w:bookmarkEnd w:id="7"/>
       <w:bookmarkEnd w:id="8"/>
       <w:bookmarkEnd w:id="9"/>
-      <w:bookmarkEnd w:id="10"/>
       <w:r>
         <w:rPr>
           <w:sz w:val="28"/>
@@ -10039,7 +10110,7 @@
         </w:rPr>
         <w:t>Smart Grid</w:t>
       </w:r>
-      <w:bookmarkEnd w:id="11"/>
+      <w:bookmarkEnd w:id="10"/>
     </w:p>
     <w:p>
       <w:pPr>
@@ -10182,7 +10253,7 @@
           <w:noProof/>
         </w:rPr>
         <w:pict w14:anchorId="5504715B">
-          <v:shape id="_x0000_i1026" type="#_x0000_t75" style="width:412.5pt;height:204pt">
+          <v:shape id="_x0000_i1026" type="#_x0000_t75" style="width:412.3pt;height:203.75pt">
             <v:imagedata r:id="rId24" o:title="Smart-Grid"/>
           </v:shape>
         </w:pict>
@@ -10225,7 +10296,7 @@
           <w:lang w:val="sr-Cyrl-RS"/>
         </w:rPr>
       </w:pPr>
-      <w:bookmarkStart w:id="12" w:name="_Toc208444565"/>
+      <w:bookmarkStart w:id="11" w:name="_Toc208499363"/>
       <w:r>
         <w:rPr>
           <w:sz w:val="28"/>
@@ -10249,7 +10320,7 @@
         </w:rPr>
         <w:t>Вишеслојне апликације и Микросервиси</w:t>
       </w:r>
-      <w:bookmarkEnd w:id="12"/>
+      <w:bookmarkEnd w:id="11"/>
     </w:p>
     <w:p>
       <w:pPr>
@@ -10547,7 +10618,7 @@
           <w:lang w:val="sr-Cyrl-RS"/>
         </w:rPr>
       </w:pPr>
-      <w:bookmarkStart w:id="13" w:name="_Toc208444566"/>
+      <w:bookmarkStart w:id="12" w:name="_Toc208499364"/>
       <w:r>
         <w:rPr>
           <w:sz w:val="28"/>
@@ -10571,7 +10642,7 @@
         </w:rPr>
         <w:t>Методологија развоја софтвера</w:t>
       </w:r>
-      <w:bookmarkEnd w:id="13"/>
+      <w:bookmarkEnd w:id="12"/>
     </w:p>
     <w:p>
       <w:pPr>
@@ -10650,7 +10721,7 @@
           <w:noProof/>
         </w:rPr>
         <w:pict w14:anchorId="54D94E37">
-          <v:shape id="_x0000_i1027" type="#_x0000_t75" style="width:467.25pt;height:230.25pt">
+          <v:shape id="_x0000_i1027" type="#_x0000_t75" style="width:466.65pt;height:230.25pt">
             <v:imagedata r:id="rId25" o:title="agile"/>
           </v:shape>
         </w:pict>
@@ -10703,7 +10774,7 @@
           <w:lang w:val="sr-Cyrl-RS"/>
         </w:rPr>
       </w:pPr>
-      <w:bookmarkStart w:id="14" w:name="_Toc208444567"/>
+      <w:bookmarkStart w:id="13" w:name="_Toc208499365"/>
       <w:r>
         <w:rPr>
           <w:sz w:val="28"/>
@@ -10719,7 +10790,7 @@
         </w:rPr>
         <w:t>RESTful API</w:t>
       </w:r>
-      <w:bookmarkEnd w:id="14"/>
+      <w:bookmarkEnd w:id="13"/>
     </w:p>
     <w:p>
       <w:pPr>
@@ -10771,7 +10842,7 @@
           <w:lang w:val="sr-Cyrl-RS"/>
         </w:rPr>
       </w:pPr>
-      <w:bookmarkStart w:id="15" w:name="_Toc208444568"/>
+      <w:bookmarkStart w:id="14" w:name="_Toc208499366"/>
       <w:r>
         <w:rPr>
           <w:sz w:val="28"/>
@@ -10780,7 +10851,7 @@
         </w:rPr>
         <w:t>3.5 Вештачка интелигенција</w:t>
       </w:r>
-      <w:bookmarkEnd w:id="15"/>
+      <w:bookmarkEnd w:id="14"/>
     </w:p>
     <w:p>
       <w:pPr>
@@ -10882,7 +10953,7 @@
           <w:lang w:val="sr-Cyrl-RS"/>
         </w:rPr>
       </w:pPr>
-      <w:bookmarkStart w:id="16" w:name="_Toc208444569"/>
+      <w:bookmarkStart w:id="15" w:name="_Toc208499367"/>
       <w:r>
         <w:rPr>
           <w:sz w:val="36"/>
@@ -10912,7 +10983,7 @@
         </w:rPr>
         <w:t>Коришћене технологије</w:t>
       </w:r>
-      <w:bookmarkEnd w:id="16"/>
+      <w:bookmarkEnd w:id="15"/>
     </w:p>
     <w:p>
       <w:pPr>
@@ -11649,7 +11720,7 @@
         <w:lastRenderedPageBreak/>
         <w:br/>
       </w:r>
-      <w:bookmarkStart w:id="17" w:name="_Toc208444570"/>
+      <w:bookmarkStart w:id="16" w:name="_Toc208499368"/>
       <w:r>
         <w:rPr>
           <w:sz w:val="36"/>
@@ -11674,7 +11745,7 @@
         </w:rPr>
         <w:t>Функционална спецификација система</w:t>
       </w:r>
-      <w:bookmarkEnd w:id="17"/>
+      <w:bookmarkEnd w:id="16"/>
     </w:p>
     <w:p>
       <w:pPr>
@@ -12235,7 +12306,7 @@
           <w:lang w:val="sr-Cyrl-RS"/>
         </w:rPr>
       </w:pPr>
-      <w:bookmarkStart w:id="18" w:name="_Toc208444571"/>
+      <w:bookmarkStart w:id="17" w:name="_Toc208499369"/>
       <w:r>
         <w:rPr>
           <w:sz w:val="36"/>
@@ -12265,7 +12336,7 @@
         </w:rPr>
         <w:t>рхитектура система</w:t>
       </w:r>
-      <w:bookmarkEnd w:id="18"/>
+      <w:bookmarkEnd w:id="17"/>
     </w:p>
     <w:p>
       <w:pPr>
@@ -12716,7 +12787,7 @@
         </w:rPr>
         <w:br/>
       </w:r>
-      <w:bookmarkStart w:id="19" w:name="_Toc208444572"/>
+      <w:bookmarkStart w:id="18" w:name="_Toc208499370"/>
       <w:r>
         <w:rPr>
           <w:sz w:val="36"/>
@@ -12749,7 +12820,7 @@
         </w:rPr>
         <w:t>Модел података</w:t>
       </w:r>
-      <w:bookmarkEnd w:id="19"/>
+      <w:bookmarkEnd w:id="18"/>
       <w:r>
         <w:rPr>
           <w:sz w:val="36"/>
@@ -13089,7 +13160,7 @@
           <w:lang w:val="sr-Cyrl-RS"/>
         </w:rPr>
       </w:pPr>
-      <w:bookmarkStart w:id="20" w:name="_Toc208444573"/>
+      <w:bookmarkStart w:id="19" w:name="_Toc208499371"/>
       <w:r>
         <w:rPr>
           <w:sz w:val="36"/>
@@ -13122,7 +13193,7 @@
         </w:rPr>
         <w:t>система</w:t>
       </w:r>
-      <w:bookmarkEnd w:id="20"/>
+      <w:bookmarkEnd w:id="19"/>
     </w:p>
     <w:p/>
     <w:p>
@@ -13284,7 +13355,7 @@
           <w:lang w:val="sr-Cyrl-RS"/>
         </w:rPr>
       </w:pPr>
-      <w:bookmarkStart w:id="21" w:name="_Toc208444574"/>
+      <w:bookmarkStart w:id="20" w:name="_Toc208499372"/>
       <w:r>
         <w:rPr>
           <w:lang w:val="sr-Cyrl-RS"/>
@@ -13307,7 +13378,7 @@
       <w:r>
         <w:t>-user</w:t>
       </w:r>
-      <w:bookmarkEnd w:id="21"/>
+      <w:bookmarkEnd w:id="20"/>
     </w:p>
     <w:p>
       <w:pPr>
@@ -14785,7 +14856,7 @@
           <w:szCs w:val="28"/>
         </w:rPr>
       </w:pPr>
-      <w:bookmarkStart w:id="22" w:name="_Toc208444575"/>
+      <w:bookmarkStart w:id="21" w:name="_Toc208499373"/>
       <w:r>
         <w:rPr>
           <w:sz w:val="28"/>
@@ -14801,9 +14872,12 @@
         </w:rPr>
         <w:t>Microservice-trade</w:t>
       </w:r>
-      <w:bookmarkEnd w:id="22"/>
-    </w:p>
-    <w:p>
+      <w:bookmarkEnd w:id="21"/>
+    </w:p>
+    <w:p>
+      <w:pPr>
+        <w:jc w:val="both"/>
+      </w:pPr>
       <w:r>
         <w:tab/>
       </w:r>
@@ -14813,6 +14887,7 @@
     </w:p>
     <w:p>
       <w:pPr>
+        <w:jc w:val="both"/>
         <w:rPr>
           <w:lang w:val="sr-Cyrl-RS"/>
         </w:rPr>
@@ -14909,7 +14984,7 @@
           <w:lang w:val="sr-Cyrl-RS"/>
         </w:rPr>
       </w:pPr>
-      <w:bookmarkStart w:id="23" w:name="_Toc208444576"/>
+      <w:bookmarkStart w:id="22" w:name="_Toc208499374"/>
       <w:r>
         <w:rPr>
           <w:sz w:val="28"/>
@@ -14926,10 +15001,11 @@
         </w:rPr>
         <w:t xml:space="preserve"> батерија</w:t>
       </w:r>
-      <w:bookmarkEnd w:id="23"/>
-    </w:p>
-    <w:p>
-      <w:pPr>
+      <w:bookmarkEnd w:id="22"/>
+    </w:p>
+    <w:p>
+      <w:pPr>
+        <w:jc w:val="both"/>
         <w:rPr>
           <w:lang w:val="sr-Cyrl-RS"/>
         </w:rPr>
@@ -14973,6 +15049,7 @@
           <w:ilvl w:val="0"/>
           <w:numId w:val="20"/>
         </w:numPr>
+        <w:jc w:val="both"/>
         <w:rPr>
           <w:lang w:val="sr-Cyrl-RS"/>
         </w:rPr>
@@ -14991,6 +15068,7 @@
           <w:ilvl w:val="0"/>
           <w:numId w:val="20"/>
         </w:numPr>
+        <w:jc w:val="both"/>
         <w:rPr>
           <w:lang w:val="sr-Cyrl-RS"/>
         </w:rPr>
@@ -15009,6 +15087,7 @@
           <w:ilvl w:val="0"/>
           <w:numId w:val="20"/>
         </w:numPr>
+        <w:jc w:val="both"/>
         <w:rPr>
           <w:lang w:val="sr-Cyrl-RS"/>
         </w:rPr>
@@ -15022,6 +15101,7 @@
     </w:p>
     <w:p>
       <w:pPr>
+        <w:jc w:val="both"/>
         <w:rPr>
           <w:lang w:val="sr-Cyrl-RS"/>
         </w:rPr>
@@ -15040,6 +15120,7 @@
           <w:ilvl w:val="0"/>
           <w:numId w:val="21"/>
         </w:numPr>
+        <w:jc w:val="both"/>
         <w:rPr>
           <w:lang w:val="sr-Cyrl-RS"/>
         </w:rPr>
@@ -15062,6 +15143,7 @@
           <w:ilvl w:val="0"/>
           <w:numId w:val="21"/>
         </w:numPr>
+        <w:jc w:val="both"/>
         <w:rPr>
           <w:lang w:val="sr-Cyrl-RS"/>
         </w:rPr>
@@ -15083,6 +15165,7 @@
           <w:ilvl w:val="0"/>
           <w:numId w:val="21"/>
         </w:numPr>
+        <w:jc w:val="both"/>
         <w:rPr>
           <w:lang w:val="sr-Cyrl-RS"/>
         </w:rPr>
@@ -15104,6 +15187,7 @@
           <w:ilvl w:val="0"/>
           <w:numId w:val="21"/>
         </w:numPr>
+        <w:jc w:val="both"/>
         <w:rPr>
           <w:lang w:val="sr-Cyrl-RS"/>
         </w:rPr>
@@ -15120,6 +15204,7 @@
     </w:p>
     <w:p>
       <w:pPr>
+        <w:jc w:val="both"/>
         <w:rPr>
           <w:lang w:val="sr-Cyrl-RS"/>
         </w:rPr>
@@ -15176,6 +15261,7 @@
     </w:p>
     <w:p>
       <w:pPr>
+        <w:jc w:val="both"/>
         <w:rPr>
           <w:lang w:val="sr-Cyrl-RS"/>
         </w:rPr>
@@ -15216,10 +15302,13 @@
         <w:rPr>
           <w:lang w:val="sr-Cyrl-RS"/>
         </w:rPr>
-        <w:t xml:space="preserve">. За разлику од просле, ова стратегија не узима тренутну цену као фактор, већ временски интервал. На основу историје и предикције тржишта, узима се временски период у ком се види да су цене највеће или најниже и у тим интервалима се ставља одговарајуће стање. У остатку времена батерија ће бити постављена у мировање. </w:t>
-      </w:r>
-    </w:p>
-    <w:p>
+        <w:t>. За разлику од просле, ова стратегија не узима тренутну цену као фактор, већ временски интервал. На основу историје и предикције тржишта, узима се временски период у ком се види да су цене највеће или најниже и у тим интервалима се ставља одговарајуће стање. У остатку времена батерија ће бити постављена у мировање.</w:t>
+      </w:r>
+    </w:p>
+    <w:p>
+      <w:pPr>
+        <w:jc w:val="both"/>
+      </w:pPr>
       <w:r>
         <w:rPr>
           <w:b/>
@@ -15236,37 +15325,187 @@
     </w:p>
     <w:p>
       <w:pPr>
-        <w:rPr>
-          <w:lang w:val="sr-Cyrl-RS"/>
-        </w:rPr>
-      </w:pPr>
-    </w:p>
-    <w:p>
-      <w:pPr>
-        <w:pStyle w:val="Heading1"/>
-        <w:rPr>
-          <w:sz w:val="36"/>
-          <w:szCs w:val="36"/>
-          <w:lang w:val="sr-Cyrl-RS"/>
-        </w:rPr>
-      </w:pPr>
-      <w:bookmarkStart w:id="24" w:name="_Toc208444577"/>
-      <w:r>
-        <w:rPr>
-          <w:sz w:val="36"/>
-          <w:szCs w:val="36"/>
-        </w:rPr>
-        <w:t xml:space="preserve">7. </w:t>
-      </w:r>
-      <w:r>
-        <w:rPr>
-          <w:sz w:val="36"/>
-          <w:szCs w:val="36"/>
-          <w:lang w:val="sr-Cyrl-RS"/>
-        </w:rPr>
-        <w:t>Кориснички интерфејс</w:t>
-      </w:r>
-      <w:bookmarkEnd w:id="24"/>
+        <w:pStyle w:val="CodeBase"/>
+      </w:pPr>
+      <w:r>
+        <w:t xml:space="preserve">  if (socProtectionStrategy) {</w:t>
+      </w:r>
+    </w:p>
+    <w:p>
+      <w:pPr>
+        <w:pStyle w:val="CodeBase"/>
+      </w:pPr>
+      <w:r>
+        <w:t xml:space="preserve">            for (const battery of batteries) {</w:t>
+      </w:r>
+    </w:p>
+    <w:p>
+      <w:pPr>
+        <w:pStyle w:val="CodeBase"/>
+      </w:pPr>
+      <w:r>
+        <w:t xml:space="preserve">                if (battery.state === 'blocked') continue;</w:t>
+      </w:r>
+    </w:p>
+    <w:p>
+      <w:pPr>
+        <w:pStyle w:val="CodeBase"/>
+      </w:pPr>
+      <w:r>
+        <w:t xml:space="preserve">                if (battery.tradingStrat === socProtectionStrategy._id) {</w:t>
+      </w:r>
+    </w:p>
+    <w:p>
+      <w:pPr>
+        <w:pStyle w:val="CodeBase"/>
+      </w:pPr>
+      <w:r>
+        <w:t xml:space="preserve">                    const { _id, state, traderId } = battery;</w:t>
+      </w:r>
+    </w:p>
+    <w:p>
+      <w:pPr>
+        <w:pStyle w:val="CodeBase"/>
+      </w:pPr>
+      <w:r>
+        <w:t xml:space="preserve">                    const userResponse = await axios.get(`${DATA_SERVICE_URL}/users/id/${traderId}`);</w:t>
+      </w:r>
+    </w:p>
+    <w:p>
+      <w:pPr>
+        <w:pStyle w:val="CodeBase"/>
+      </w:pPr>
+      <w:r>
+        <w:t xml:space="preserve">                    const user = userResponse.data.data;</w:t>
+      </w:r>
+    </w:p>
+    <w:p>
+      <w:pPr>
+        <w:pStyle w:val="CodeBase"/>
+      </w:pPr>
+    </w:p>
+    <w:p>
+      <w:pPr>
+        <w:pStyle w:val="CodeBase"/>
+      </w:pPr>
+      <w:r>
+        <w:t xml:space="preserve">                    let newState = state;</w:t>
+      </w:r>
+    </w:p>
+    <w:p>
+      <w:pPr>
+        <w:pStyle w:val="CodeBase"/>
+      </w:pPr>
+      <w:r>
+        <w:t xml:space="preserve">                    </w:t>
+      </w:r>
+    </w:p>
+    <w:p>
+      <w:pPr>
+        <w:pStyle w:val="CodeBase"/>
+      </w:pPr>
+      <w:r>
+        <w:t xml:space="preserve">                    if (newState == 'idle') {</w:t>
+      </w:r>
+    </w:p>
+    <w:p>
+      <w:pPr>
+        <w:pStyle w:val="CodeBase"/>
+      </w:pPr>
+      <w:r>
+        <w:t xml:space="preserve">                        newState = 'charging';</w:t>
+      </w:r>
+    </w:p>
+    <w:p>
+      <w:pPr>
+        <w:pStyle w:val="CodeBase"/>
+      </w:pPr>
+      <w:r>
+        <w:t xml:space="preserve">                    }</w:t>
+      </w:r>
+    </w:p>
+    <w:p>
+      <w:pPr>
+        <w:pStyle w:val="CodeBase"/>
+      </w:pPr>
+    </w:p>
+    <w:p>
+      <w:pPr>
+        <w:pStyle w:val="CodeBase"/>
+      </w:pPr>
+      <w:r>
+        <w:t xml:space="preserve">                    if (newState !== state) {</w:t>
+      </w:r>
+    </w:p>
+    <w:p>
+      <w:pPr>
+        <w:pStyle w:val="CodeBase"/>
+      </w:pPr>
+      <w:r>
+        <w:t xml:space="preserve">                        await axios.patch(`${DATA_SERVICE_URL}/batteries/${_id}`, { state: newState });</w:t>
+      </w:r>
+    </w:p>
+    <w:p>
+      <w:pPr>
+        <w:pStyle w:val="CodeBase"/>
+      </w:pPr>
+      <w:r>
+        <w:t xml:space="preserve">                        console.log(`SoC Protection updated battery ${_id} from user ${user.username} state to ${newState}.`);</w:t>
+      </w:r>
+    </w:p>
+    <w:p>
+      <w:pPr>
+        <w:pStyle w:val="CodeBase"/>
+      </w:pPr>
+      <w:r>
+        <w:t xml:space="preserve">                        battery.state = newState;</w:t>
+      </w:r>
+    </w:p>
+    <w:p>
+      <w:pPr>
+        <w:pStyle w:val="CodeBase"/>
+      </w:pPr>
+      <w:r>
+        <w:t xml:space="preserve">                    }</w:t>
+      </w:r>
+    </w:p>
+    <w:p>
+      <w:pPr>
+        <w:pStyle w:val="CodeBase"/>
+      </w:pPr>
+      <w:r>
+        <w:t xml:space="preserve">                }</w:t>
+      </w:r>
+    </w:p>
+    <w:p>
+      <w:pPr>
+        <w:pStyle w:val="CodeBase"/>
+      </w:pPr>
+      <w:r>
+        <w:t xml:space="preserve">            }</w:t>
+      </w:r>
+    </w:p>
+    <w:p>
+      <w:pPr>
+        <w:pStyle w:val="CodeBase"/>
+      </w:pPr>
+      <w:r>
+        <w:t xml:space="preserve">        }</w:t>
+      </w:r>
+    </w:p>
+    <w:p>
+      <w:pPr>
+        <w:jc w:val="center"/>
+        <w:rPr>
+          <w:lang w:val="sr-Cyrl-RS"/>
+        </w:rPr>
+      </w:pPr>
+      <w:r>
+        <w:rPr>
+          <w:lang w:val="sr-Cyrl-RS"/>
+        </w:rPr>
+        <w:t>Листинг 6. – Пример рада стратегије</w:t>
+      </w:r>
     </w:p>
     <w:p>
       <w:pPr>
@@ -15278,40 +15517,111 @@
     <w:p>
       <w:pPr>
         <w:jc w:val="both"/>
-      </w:pPr>
-      <w:r>
-        <w:rPr>
-          <w:lang w:val="sr-Cyrl-RS"/>
-        </w:rPr>
+        <w:rPr>
+          <w:lang w:val="sr-Latn-RS"/>
+        </w:rPr>
+      </w:pPr>
+      <w:r>
+        <w:rPr>
+          <w:lang w:val="sr-Cyrl-RS"/>
+        </w:rPr>
+        <w:t>Trade микросервис</w:t>
+      </w:r>
+      <w:r>
+        <w:t xml:space="preserve"> </w:t>
+      </w:r>
+      <w:r>
+        <w:rPr>
+          <w:lang w:val="sr-Cyrl-RS"/>
+        </w:rPr>
+        <w:t>такође</w:t>
+      </w:r>
+      <w:r>
+        <w:rPr>
+          <w:lang w:val="sr-Cyrl-RS"/>
+        </w:rPr>
+        <w:t xml:space="preserve"> представља централну тачку за доношење одлука у систему. Да би могао да управља батеријама и извршава стратегије трговине, он мора да располаже и историјским подацима о ценама и предвиђањима будућих цена.</w:t>
+      </w:r>
+      <w:r>
+        <w:rPr>
+          <w:lang w:val="sr-Cyrl-RS"/>
+        </w:rPr>
+        <w:t xml:space="preserve"> Те инфомације добија од </w:t>
+      </w:r>
+      <w:r>
+        <w:rPr>
+          <w:lang w:val="sr-Cyrl-RS"/>
+        </w:rPr>
+        <w:lastRenderedPageBreak/>
+        <w:t>микросервиса дата</w:t>
+      </w:r>
+      <w:r>
+        <w:rPr>
+          <w:lang w:val="sr-Cyrl-RS"/>
+        </w:rPr>
+        <w:t xml:space="preserve">, тренутну цену као и скуп историјских цена. Ове информације су му такође битне да бих их проследио микросервису са машинским учењем, како би он могао да анализира њих и врати предикције цена, које ће се даље проследити до фронта апликације. Можемо рећи да је овај сервис такође мост између микросервиса дата и микросервиса </w:t>
+      </w:r>
+      <w:r>
+        <w:t>ai</w:t>
+      </w:r>
+      <w:r>
+        <w:rPr>
+          <w:lang w:val="sr-Latn-RS"/>
+        </w:rPr>
+        <w:t xml:space="preserve">. </w:t>
+      </w:r>
+    </w:p>
+    <w:p>
+      <w:pPr>
+        <w:pStyle w:val="Heading2"/>
+        <w:rPr>
+          <w:sz w:val="28"/>
+          <w:szCs w:val="28"/>
+        </w:rPr>
+      </w:pPr>
+      <w:bookmarkStart w:id="23" w:name="_Toc208499375"/>
+      <w:r>
+        <w:rPr>
+          <w:sz w:val="28"/>
+          <w:szCs w:val="28"/>
+          <w:lang w:val="sr-Latn-RS"/>
+        </w:rPr>
+        <w:t>8.3 Microservise</w:t>
+      </w:r>
+      <w:r>
+        <w:rPr>
+          <w:sz w:val="28"/>
+          <w:szCs w:val="28"/>
+        </w:rPr>
+        <w:t>-data</w:t>
+      </w:r>
+      <w:bookmarkEnd w:id="23"/>
+    </w:p>
+    <w:p>
+      <w:pPr>
+        <w:jc w:val="both"/>
+      </w:pPr>
+      <w:r>
         <w:tab/>
-        <w:t>У овом поглављу ће бити детаљно објашњен начин коришћења описане апликације. Приказ управљања апликацијом дефинисаће пројекат  веома погодан за кориснике и лак за употребу, што представља и главни фокус овог задатка.</w:t>
+      </w:r>
+      <w:r>
+        <w:t>Микросервис Data представља кључни део платформе за аутоматизовано трговање енергијом, јер обезбеђује централизовано управљање подацима. Његова улога није само у чувању података, већ и у омогућавању њихове доступности другим микросервисима кроз дефинисан REST API интерфејс. На тај начин се обезбеђује јединствен и контролисан приступ информацијама у систему, без потребе да сваки микросервис директно комуницира са базом података.</w:t>
       </w:r>
       <w:r>
         <w:t xml:space="preserve"> </w:t>
       </w:r>
-    </w:p>
-    <w:p>
-      <w:pPr>
-        <w:rPr>
-          <w:lang w:val="sr-Cyrl-RS"/>
-        </w:rPr>
-      </w:pPr>
-    </w:p>
-    <w:p>
-      <w:pPr>
-        <w:pStyle w:val="Heading1"/>
-        <w:rPr>
-          <w:lang w:val="sr-Cyrl-RS"/>
-        </w:rPr>
-      </w:pPr>
-      <w:bookmarkStart w:id="25" w:name="_Toc208444578"/>
-      <w:r>
-        <w:rPr>
-          <w:lang w:val="sr-Cyrl-RS"/>
-        </w:rPr>
-        <w:t>7.1 Распоред компоненти</w:t>
-      </w:r>
-      <w:bookmarkEnd w:id="25"/>
+      <w:r>
+        <w:t xml:space="preserve">Сваки од </w:t>
+      </w:r>
+      <w:r>
+        <w:rPr>
+          <w:lang w:val="sr-Cyrl-RS"/>
+        </w:rPr>
+        <w:t>споменутих ентитета у моделу података</w:t>
+      </w:r>
+      <w:r>
+        <w:t xml:space="preserve"> представља један модел унутар микросервиса Data, а логика за њихово креирање, читање, ажурирање и брисање имплементирана је кроз посебне контролере. На тај начин, микросервис функционише као посредник између базе и осталих делова система, обезбеђујући да се подаци обрађују на стандардан и безбедан начин.</w:t>
+      </w:r>
     </w:p>
     <w:p>
       <w:pPr>
@@ -15324,14 +15634,1392 @@
         <w:rPr>
           <w:lang w:val="sr-Cyrl-RS"/>
         </w:rPr>
+        <w:t>Д</w:t>
+      </w:r>
+      <w:r>
+        <w:rPr>
+          <w:lang w:val="sr-Cyrl-RS"/>
+        </w:rPr>
+        <w:t>иректно</w:t>
+      </w:r>
+      <w:r>
+        <w:rPr>
+          <w:lang w:val="sr-Cyrl-RS"/>
+        </w:rPr>
+        <w:t xml:space="preserve"> је</w:t>
+      </w:r>
+      <w:r>
+        <w:rPr>
+          <w:lang w:val="sr-Cyrl-RS"/>
+        </w:rPr>
+        <w:t xml:space="preserve"> повезан са MongoDB базом података, која представља централно складиште за све информације у систему. Повезивање је реализовано коришћењем Mongoose библиотеке, која омогућава рад са MongoDB-ом на декларативан и структурисан начин. На тај начин, подаци који се чувају у JSON формату добијају додатну апстракцију кроз моделе и шеме, чиме се обезбеђује конзистентност и лакше управљање.</w:t>
+      </w:r>
+      <w:r>
+        <w:rPr>
+          <w:lang w:val="sr-Cyrl-RS"/>
+        </w:rPr>
+        <w:t xml:space="preserve"> </w:t>
+      </w:r>
+      <w:r>
+        <w:rPr>
+          <w:lang w:val="sr-Cyrl-RS"/>
+        </w:rPr>
+        <w:t>Сам процес конекције функционише тако што се у конфигурационом делу микросервиса дефинише URI за повезивање (mongoURI), који садржи адресу MongoDB сервера, базу на коју се микросервис ослања, као и параметре за аутентификацију и безбедност. При покретању микросервиса, Mongoose усп</w:t>
+      </w:r>
+      <w:r>
+        <w:rPr>
+          <w:lang w:val="sr-Cyrl-RS"/>
+        </w:rPr>
+        <w:t>оставља конекцију према бази.</w:t>
+      </w:r>
+    </w:p>
+    <w:p>
+      <w:pPr>
+        <w:pStyle w:val="CodeBase"/>
+      </w:pPr>
+      <w:r>
+        <w:t>const mongoUri = process.env.MONGO_URI;</w:t>
+      </w:r>
+    </w:p>
+    <w:p>
+      <w:pPr>
+        <w:pStyle w:val="CodeBase"/>
+      </w:pPr>
+      <w:r>
+        <w:t>if (!mongoUri) {</w:t>
+      </w:r>
+    </w:p>
+    <w:p>
+      <w:pPr>
+        <w:pStyle w:val="CodeBase"/>
+      </w:pPr>
+      <w:r>
+        <w:t xml:space="preserve">    console.error('MONGO_URI environment variable is not set');</w:t>
+      </w:r>
+    </w:p>
+    <w:p>
+      <w:pPr>
+        <w:pStyle w:val="CodeBase"/>
+      </w:pPr>
+      <w:r>
+        <w:t xml:space="preserve">    process.exit(1);</w:t>
+      </w:r>
+    </w:p>
+    <w:p>
+      <w:pPr>
+        <w:pStyle w:val="CodeBase"/>
+      </w:pPr>
+      <w:r>
+        <w:t>}</w:t>
+      </w:r>
+    </w:p>
+    <w:p>
+      <w:pPr>
+        <w:pStyle w:val="CodeBase"/>
+      </w:pPr>
+    </w:p>
+    <w:p>
+      <w:pPr>
+        <w:pStyle w:val="CodeBase"/>
+      </w:pPr>
+    </w:p>
+    <w:p>
+      <w:pPr>
+        <w:pStyle w:val="CodeBase"/>
+      </w:pPr>
+      <w:r>
+        <w:t>mongoose.connect(mongoUri, {</w:t>
+      </w:r>
+    </w:p>
+    <w:p>
+      <w:pPr>
+        <w:pStyle w:val="CodeBase"/>
+      </w:pPr>
+      <w:r>
+        <w:t>}).then(() =&gt; {</w:t>
+      </w:r>
+    </w:p>
+    <w:p>
+      <w:pPr>
+        <w:pStyle w:val="CodeBase"/>
+      </w:pPr>
+      <w:r>
+        <w:t xml:space="preserve">    console.log('Connected to MongoDB');</w:t>
+      </w:r>
+    </w:p>
+    <w:p>
+      <w:pPr>
+        <w:pStyle w:val="CodeBase"/>
+      </w:pPr>
+      <w:r>
+        <w:t>}).catch((err) =&gt; {</w:t>
+      </w:r>
+    </w:p>
+    <w:p>
+      <w:pPr>
+        <w:pStyle w:val="CodeBase"/>
+      </w:pPr>
+      <w:r>
+        <w:t xml:space="preserve">    console.error('Error connecting to MongoDB:', err);</w:t>
+      </w:r>
+    </w:p>
+    <w:p>
+      <w:pPr>
+        <w:pStyle w:val="CodeBase"/>
+      </w:pPr>
+      <w:r>
+        <w:t xml:space="preserve">    process.exit(1);</w:t>
+      </w:r>
+    </w:p>
+    <w:p>
+      <w:pPr>
+        <w:pStyle w:val="CodeBase"/>
+      </w:pPr>
+      <w:r>
+        <w:t>});</w:t>
+      </w:r>
+    </w:p>
+    <w:p>
+      <w:pPr>
+        <w:pStyle w:val="CodeBase"/>
+      </w:pPr>
+    </w:p>
+    <w:p>
+      <w:pPr>
+        <w:pStyle w:val="CodeBase"/>
+      </w:pPr>
+    </w:p>
+    <w:p>
+      <w:pPr>
+        <w:pStyle w:val="CodeBase"/>
+      </w:pPr>
+      <w:r>
+        <w:t>app.get('/', (req, res) =&gt; {</w:t>
+      </w:r>
+    </w:p>
+    <w:p>
+      <w:pPr>
+        <w:pStyle w:val="CodeBase"/>
+      </w:pPr>
+      <w:r>
+        <w:t xml:space="preserve">    res.send('Data Service connected to MongoDB');</w:t>
+      </w:r>
+    </w:p>
+    <w:p>
+      <w:pPr>
+        <w:pStyle w:val="CodeBase"/>
+      </w:pPr>
+      <w:r>
+        <w:t>});</w:t>
+      </w:r>
+    </w:p>
+    <w:p>
+      <w:pPr>
+        <w:pStyle w:val="CodeBase"/>
+      </w:pPr>
+    </w:p>
+    <w:p>
+      <w:pPr>
+        <w:pStyle w:val="CodeBase"/>
+      </w:pPr>
+    </w:p>
+    <w:p>
+      <w:pPr>
+        <w:pStyle w:val="CodeBase"/>
+      </w:pPr>
+      <w:r>
+        <w:t>app.listen(port, () =&gt; {</w:t>
+      </w:r>
+    </w:p>
+    <w:p>
+      <w:pPr>
+        <w:pStyle w:val="CodeBase"/>
+      </w:pPr>
+      <w:r>
+        <w:t xml:space="preserve">    console.log(`Data service running on port ${port}`);</w:t>
+      </w:r>
+    </w:p>
+    <w:p>
+      <w:pPr>
+        <w:pStyle w:val="CodeBase"/>
+      </w:pPr>
+      <w:r>
+        <w:t>});</w:t>
+      </w:r>
+    </w:p>
+    <w:p>
+      <w:pPr>
+        <w:jc w:val="center"/>
+        <w:rPr>
+          <w:lang w:val="sr-Cyrl-RS"/>
+        </w:rPr>
+      </w:pPr>
+      <w:r>
+        <w:rPr>
+          <w:lang w:val="sr-Cyrl-RS"/>
+        </w:rPr>
+        <w:t>Листинг 7. – Успостављање конекције ка бази података</w:t>
+      </w:r>
+      <w:r>
+        <w:rPr>
+          <w:lang w:val="sr-Cyrl-RS"/>
+        </w:rPr>
+        <w:t xml:space="preserve"> </w:t>
+      </w:r>
+    </w:p>
+    <w:p>
+      <w:pPr>
+        <w:jc w:val="both"/>
+        <w:rPr>
+          <w:lang w:val="sr-Cyrl-RS"/>
+        </w:rPr>
+      </w:pPr>
+      <w:r>
+        <w:rPr>
+          <w:lang w:val="sr-Cyrl-RS"/>
+        </w:rPr>
+        <w:lastRenderedPageBreak/>
+        <w:t>Када је конекција са MongoDB базом успостављена, микросервис Data користи моделе дефинисане преко Mongoose шема како би управљао свим подацима. Сваки модел одговар</w:t>
+      </w:r>
+      <w:r>
+        <w:rPr>
+          <w:lang w:val="sr-Cyrl-RS"/>
+        </w:rPr>
+        <w:t>а једној колекцији у бази (</w:t>
+      </w:r>
+      <w:r>
+        <w:rPr>
+          <w:lang w:val="sr-Cyrl-RS"/>
+        </w:rPr>
+        <w:t>User, Battery, PriceHistory, TradingStrategy, TransactionHistory), а сваки документ у тој колекцији представља један конкретан објекат.</w:t>
+      </w:r>
+    </w:p>
+    <w:p>
+      <w:pPr>
+        <w:jc w:val="both"/>
+        <w:rPr>
+          <w:lang w:val="sr-Cyrl-RS"/>
+        </w:rPr>
+      </w:pPr>
+      <w:r>
+        <w:rPr>
+          <w:lang w:val="sr-Cyrl-RS"/>
+        </w:rPr>
+        <w:t xml:space="preserve">Рад са елементима у бази обухвата неколико основних </w:t>
+      </w:r>
+      <w:r>
+        <w:rPr>
+          <w:lang w:val="sr-Latn-RS"/>
+        </w:rPr>
+        <w:t xml:space="preserve">CRUD </w:t>
+      </w:r>
+      <w:r>
+        <w:rPr>
+          <w:lang w:val="sr-Cyrl-RS"/>
+        </w:rPr>
+        <w:t>операција:</w:t>
+      </w:r>
+    </w:p>
+    <w:p>
+      <w:pPr>
+        <w:pStyle w:val="ListParagraph"/>
+        <w:numPr>
+          <w:ilvl w:val="0"/>
+          <w:numId w:val="22"/>
+        </w:numPr>
+        <w:jc w:val="both"/>
+        <w:rPr>
+          <w:lang w:val="sr-Cyrl-RS"/>
+        </w:rPr>
+      </w:pPr>
+      <w:r>
+        <w:rPr>
+          <w:lang w:val="sr-Cyrl-RS"/>
+        </w:rPr>
+        <w:t xml:space="preserve">Креирање елемената </w:t>
+      </w:r>
+    </w:p>
+    <w:p>
+      <w:pPr>
+        <w:pStyle w:val="ListParagraph"/>
+        <w:numPr>
+          <w:ilvl w:val="0"/>
+          <w:numId w:val="22"/>
+        </w:numPr>
+        <w:jc w:val="both"/>
+        <w:rPr>
+          <w:lang w:val="sr-Cyrl-RS"/>
+        </w:rPr>
+      </w:pPr>
+      <w:r>
+        <w:rPr>
+          <w:lang w:val="sr-Cyrl-RS"/>
+        </w:rPr>
+        <w:t>Читање података</w:t>
+      </w:r>
+    </w:p>
+    <w:p>
+      <w:pPr>
+        <w:pStyle w:val="ListParagraph"/>
+        <w:numPr>
+          <w:ilvl w:val="0"/>
+          <w:numId w:val="22"/>
+        </w:numPr>
+        <w:jc w:val="both"/>
+        <w:rPr>
+          <w:lang w:val="sr-Cyrl-RS"/>
+        </w:rPr>
+      </w:pPr>
+      <w:r>
+        <w:rPr>
+          <w:lang w:val="sr-Cyrl-RS"/>
+        </w:rPr>
+        <w:t>Ажурирање постојећих елемената</w:t>
+      </w:r>
+    </w:p>
+    <w:p>
+      <w:pPr>
+        <w:pStyle w:val="ListParagraph"/>
+        <w:numPr>
+          <w:ilvl w:val="0"/>
+          <w:numId w:val="22"/>
+        </w:numPr>
+        <w:jc w:val="both"/>
+        <w:rPr>
+          <w:lang w:val="sr-Cyrl-RS"/>
+        </w:rPr>
+      </w:pPr>
+      <w:r>
+        <w:rPr>
+          <w:lang w:val="sr-Cyrl-RS"/>
+        </w:rPr>
+        <w:t>Брисање елемената</w:t>
+      </w:r>
+    </w:p>
+    <w:p>
+      <w:pPr>
+        <w:jc w:val="both"/>
+        <w:rPr>
+          <w:lang w:val="sr-Cyrl-RS"/>
+        </w:rPr>
+      </w:pPr>
+      <w:r>
+        <w:rPr>
+          <w:lang w:val="sr-Cyrl-RS"/>
+        </w:rPr>
+        <w:t>Све ове операције су асинхроне и извршавају се у оквиру try/catch блокова, што омогућава да систем безбедно обради грешке и врати кориснику одговарајуће поруке. На тај начин микросервис Data делује као централна тачка за управљање подацима, обезбеђујући поузданост, конзистентност и контролисан приступ свим осталим деловима система.</w:t>
+      </w:r>
+    </w:p>
+    <w:p>
+      <w:pPr>
+        <w:pStyle w:val="CodeBase"/>
+      </w:pPr>
+      <w:r>
+        <w:t>exports.createBattery = async (req, res) =&gt; {</w:t>
+      </w:r>
+    </w:p>
+    <w:p>
+      <w:pPr>
+        <w:pStyle w:val="CodeBase"/>
+      </w:pPr>
+      <w:r>
+        <w:t xml:space="preserve">    const { capacity, stateOfCharge, traderId, tradingStrat, state } = req.body;</w:t>
+      </w:r>
+    </w:p>
+    <w:p>
+      <w:pPr>
+        <w:pStyle w:val="CodeBase"/>
+      </w:pPr>
+    </w:p>
+    <w:p>
+      <w:pPr>
+        <w:pStyle w:val="CodeBase"/>
+      </w:pPr>
+      <w:r>
+        <w:t xml:space="preserve">    try {</w:t>
+      </w:r>
+    </w:p>
+    <w:p>
+      <w:pPr>
+        <w:pStyle w:val="CodeBase"/>
+      </w:pPr>
+      <w:r>
+        <w:t xml:space="preserve">        const battery = await Battery.create({ capacity, stateOfCharge, traderId, tradingStrat, state });</w:t>
+      </w:r>
+    </w:p>
+    <w:p>
+      <w:pPr>
+        <w:pStyle w:val="CodeBase"/>
+      </w:pPr>
+      <w:r>
+        <w:t xml:space="preserve">        res.status(200).json(battery);</w:t>
+      </w:r>
+    </w:p>
+    <w:p>
+      <w:pPr>
+        <w:pStyle w:val="CodeBase"/>
+      </w:pPr>
+      <w:r>
+        <w:t xml:space="preserve">    } catch (err) {</w:t>
+      </w:r>
+    </w:p>
+    <w:p>
+      <w:pPr>
+        <w:pStyle w:val="CodeBase"/>
+      </w:pPr>
+      <w:r>
+        <w:t xml:space="preserve">        res.status(500).json({ error: err.message });</w:t>
+      </w:r>
+    </w:p>
+    <w:p>
+      <w:pPr>
+        <w:pStyle w:val="CodeBase"/>
+      </w:pPr>
+      <w:r>
+        <w:t xml:space="preserve">    }</w:t>
+      </w:r>
+    </w:p>
+    <w:p>
+      <w:pPr>
+        <w:pStyle w:val="CodeBase"/>
+      </w:pPr>
+      <w:r>
+        <w:t>};</w:t>
+      </w:r>
+    </w:p>
+    <w:p>
+      <w:pPr>
+        <w:jc w:val="center"/>
+        <w:rPr>
+          <w:lang w:val="sr-Cyrl-RS"/>
+        </w:rPr>
+      </w:pPr>
+      <w:r>
+        <w:rPr>
+          <w:lang w:val="sr-Cyrl-RS"/>
+        </w:rPr>
+        <w:t>Листинг 8. – Пример операције креирања батерије</w:t>
+      </w:r>
+    </w:p>
+    <w:p>
+      <w:pPr>
+        <w:jc w:val="both"/>
+        <w:rPr>
+          <w:lang w:val="sr-Cyrl-RS"/>
+        </w:rPr>
+      </w:pPr>
+      <w:r>
+        <w:rPr>
+          <w:lang w:val="sr-Cyrl-RS"/>
+        </w:rPr>
+        <w:t xml:space="preserve">Једна од кључних компоненти </w:t>
+      </w:r>
+      <w:r>
+        <w:rPr>
+          <w:lang w:val="sr-Cyrl-RS"/>
+        </w:rPr>
+        <w:t xml:space="preserve">микросервиса дата је </w:t>
+      </w:r>
+      <w:r>
+        <w:rPr>
+          <w:lang w:val="sr-Cyrl-RS"/>
+        </w:rPr>
+        <w:t>Price</w:t>
+      </w:r>
+      <w:r>
+        <w:rPr>
+          <w:lang w:val="sr-Cyrl-RS"/>
+        </w:rPr>
+        <w:t xml:space="preserve"> Data Access Object</w:t>
+      </w:r>
+      <w:r>
+        <w:rPr>
+          <w:lang w:val="sr-Cyrl-RS"/>
+        </w:rPr>
+        <w:t>, који омогућава преузимање и управљање историјом цена електричне енергије. Ова компонента је директно повезана са MongoDB базом података и служи као посредник између спољних извора података, као што је ComEd API, и осталих сервиса платформе, нарочито Trade и AI сервиса.</w:t>
+      </w:r>
+      <w:r>
+        <w:rPr>
+          <w:lang w:val="sr-Cyrl-RS"/>
+        </w:rPr>
+        <w:t xml:space="preserve"> </w:t>
+      </w:r>
+      <w:r>
+        <w:rPr>
+          <w:lang w:val="sr-Cyrl-RS"/>
+        </w:rPr>
+        <w:t>редовно преузима податке о ценама са ComEd API-ја, који пружа информације о тренутним и историјским ценама електричне енергије. Коришћењем HTTP GET захтева кроз axios библиотеку, сервис добија JSON податке који садрже време мерења и цену. Време се конвертује у JavaScript Date објекат, док се цена чува као број са два децимална места ради тачности. Ови подаци се затим чувају у PriceHistory колекцији у MongoDB-у.</w:t>
+      </w:r>
+      <w:r>
+        <w:rPr>
+          <w:lang w:val="sr-Cyrl-RS"/>
+        </w:rPr>
+        <w:t xml:space="preserve"> </w:t>
+      </w:r>
+      <w:r>
+        <w:rPr>
+          <w:lang w:val="sr-Cyrl-RS"/>
+        </w:rPr>
+        <w:t>Да би се обезбедила конзистентност и свеже информације, Price DAO користи Cron Job који периодично позива функцију за преузимање и чување цена.</w:t>
+      </w:r>
+      <w:r>
+        <w:rPr>
+          <w:lang w:val="sr-Cyrl-RS"/>
+        </w:rPr>
+        <w:t xml:space="preserve"> Овај </w:t>
+      </w:r>
+      <w:r>
+        <w:rPr>
+          <w:lang w:val="sr-Cyrl-RS"/>
+        </w:rPr>
+        <w:t>Cron Job</w:t>
+      </w:r>
+      <w:r>
+        <w:rPr>
+          <w:lang w:val="sr-Cyrl-RS"/>
+        </w:rPr>
+        <w:t xml:space="preserve"> је подешен да се покреће сваких пет минута, јер су цене са </w:t>
+      </w:r>
+      <w:r>
+        <w:rPr>
+          <w:lang w:val="sr-Cyrl-RS"/>
+        </w:rPr>
+        <w:t>ComEd API-ја</w:t>
+      </w:r>
+      <w:r>
+        <w:rPr>
+          <w:lang w:val="sr-Cyrl-RS"/>
+        </w:rPr>
+        <w:t xml:space="preserve"> такође ажуриране у овом интервалу. </w:t>
+      </w:r>
+    </w:p>
+    <w:p>
+      <w:pPr>
+        <w:jc w:val="both"/>
+        <w:rPr>
+          <w:lang w:val="sr-Cyrl-RS"/>
+        </w:rPr>
+      </w:pPr>
+      <w:r>
+        <w:rPr>
+          <w:lang w:val="sr-Cyrl-RS"/>
+        </w:rPr>
+        <w:t>ComEd (Commonwealth Edison) је једна од водећих електроенергетских компанија у Сједињеним Америчким Државама, са централним деловањем у североисточном делу Иллиноиса, укључујући град Чикаго. Основна функција ComEd-а је производња, дистрибуција и снабдевање електричном енергијом крајњим потрошачима.</w:t>
+      </w:r>
+      <w:r>
+        <w:rPr>
+          <w:lang w:val="sr-Cyrl-RS"/>
+        </w:rPr>
+        <w:t xml:space="preserve"> </w:t>
+      </w:r>
+      <w:r>
+        <w:rPr>
+          <w:lang w:val="sr-Cyrl-RS"/>
+        </w:rPr>
+        <w:t>За потребе енер</w:t>
+      </w:r>
+      <w:r>
+        <w:rPr>
+          <w:lang w:val="sr-Cyrl-RS"/>
+        </w:rPr>
+        <w:t>гетских платформи, ComEd пружа</w:t>
+      </w:r>
+      <w:r>
+        <w:rPr>
+          <w:lang w:val="sr-Cyrl-RS"/>
+        </w:rPr>
+        <w:t xml:space="preserve"> јавне податке о ценама електричне енергије у реалном времену и историјски, преко свог API-ја.</w:t>
+      </w:r>
+      <w:r>
+        <w:rPr>
+          <w:lang w:val="sr-Cyrl-RS"/>
+        </w:rPr>
+        <w:t xml:space="preserve"> </w:t>
+      </w:r>
+      <w:r>
+        <w:rPr>
+          <w:lang w:val="sr-Cyrl-RS"/>
+        </w:rPr>
+        <w:t>Оваква интеграција омогућава платформи да реагује на промене у цени енергије у реалном времену и да аутоматизовано доноси одлуке о трговини.</w:t>
+      </w:r>
+    </w:p>
+    <w:p>
+      <w:pPr>
+        <w:pStyle w:val="CodeBase"/>
+      </w:pPr>
+      <w:r>
+        <w:lastRenderedPageBreak/>
+        <w:t>const axios = require('axios');</w:t>
+      </w:r>
+    </w:p>
+    <w:p>
+      <w:pPr>
+        <w:pStyle w:val="CodeBase"/>
+      </w:pPr>
+      <w:r>
+        <w:t>const PriceHistory = require('../models/priceHistory');</w:t>
+      </w:r>
+    </w:p>
+    <w:p>
+      <w:pPr>
+        <w:pStyle w:val="CodeBase"/>
+      </w:pPr>
+    </w:p>
+    <w:p>
+      <w:pPr>
+        <w:pStyle w:val="CodeBase"/>
+      </w:pPr>
+      <w:r>
+        <w:t>async function fetchAndSavePrice() {</w:t>
+      </w:r>
+    </w:p>
+    <w:p>
+      <w:pPr>
+        <w:pStyle w:val="CodeBase"/>
+      </w:pPr>
+      <w:r>
+        <w:t xml:space="preserve">    try {</w:t>
+      </w:r>
+    </w:p>
+    <w:p>
+      <w:pPr>
+        <w:pStyle w:val="CodeBase"/>
+      </w:pPr>
+      <w:r>
+        <w:t xml:space="preserve">        const response = await axios.get('https://hourlypricing.comed.com/api?type=currenthouraverage');</w:t>
+      </w:r>
+    </w:p>
+    <w:p>
+      <w:pPr>
+        <w:pStyle w:val="CodeBase"/>
+      </w:pPr>
+      <w:r>
+        <w:t xml:space="preserve">        if (response.data &amp;&amp; response.data.length &gt; 0){</w:t>
+      </w:r>
+    </w:p>
+    <w:p>
+      <w:pPr>
+        <w:pStyle w:val="CodeBase"/>
+      </w:pPr>
+      <w:r>
+        <w:t xml:space="preserve">            const priceData = response.data[0];</w:t>
+      </w:r>
+    </w:p>
+    <w:p>
+      <w:pPr>
+        <w:pStyle w:val="CodeBase"/>
+      </w:pPr>
+      <w:r>
+        <w:t xml:space="preserve">            const { millisUTC, price } = priceData;</w:t>
+      </w:r>
+    </w:p>
+    <w:p>
+      <w:pPr>
+        <w:pStyle w:val="CodeBase"/>
+      </w:pPr>
+      <w:r>
+        <w:t xml:space="preserve">            const date = new Date(parseInt(millisUTC,10));</w:t>
+      </w:r>
+    </w:p>
+    <w:p>
+      <w:pPr>
+        <w:pStyle w:val="CodeBase"/>
+      </w:pPr>
+    </w:p>
+    <w:p>
+      <w:pPr>
+        <w:pStyle w:val="CodeBase"/>
+      </w:pPr>
+      <w:r>
+        <w:t xml:space="preserve">            const priceHistory = new PriceHistory({ price: parseFloat(price), date });</w:t>
+      </w:r>
+    </w:p>
+    <w:p>
+      <w:pPr>
+        <w:pStyle w:val="CodeBase"/>
+      </w:pPr>
+      <w:r>
+        <w:t xml:space="preserve">            await priceHistory.save();</w:t>
+      </w:r>
+    </w:p>
+    <w:p>
+      <w:pPr>
+        <w:pStyle w:val="CodeBase"/>
+      </w:pPr>
+      <w:r>
+        <w:t xml:space="preserve">        }</w:t>
+      </w:r>
+    </w:p>
+    <w:p>
+      <w:pPr>
+        <w:pStyle w:val="CodeBase"/>
+      </w:pPr>
+      <w:r>
+        <w:t xml:space="preserve">    } catch (error) {</w:t>
+      </w:r>
+    </w:p>
+    <w:p>
+      <w:pPr>
+        <w:pStyle w:val="CodeBase"/>
+      </w:pPr>
+      <w:r>
+        <w:t xml:space="preserve">        console.error("Error fetching or saving price:", error.message);</w:t>
+      </w:r>
+    </w:p>
+    <w:p>
+      <w:pPr>
+        <w:pStyle w:val="CodeBase"/>
+      </w:pPr>
+      <w:r>
+        <w:t xml:space="preserve">    }</w:t>
+      </w:r>
+    </w:p>
+    <w:p>
+      <w:pPr>
+        <w:pStyle w:val="CodeBase"/>
+      </w:pPr>
+      <w:r>
+        <w:t>}</w:t>
+      </w:r>
+    </w:p>
+    <w:p>
+      <w:pPr>
+        <w:jc w:val="center"/>
+        <w:rPr>
+          <w:lang w:val="sr-Cyrl-RS"/>
+        </w:rPr>
+      </w:pPr>
+      <w:r>
+        <w:rPr>
+          <w:lang w:val="sr-Cyrl-RS"/>
+        </w:rPr>
+        <w:t>Листинг 9. – Преузимање података</w:t>
+      </w:r>
+    </w:p>
+    <w:p>
+      <w:pPr>
+        <w:pStyle w:val="CodeBase"/>
+      </w:pPr>
+      <w:r>
+        <w:t>const cron = require('node-cron');</w:t>
+      </w:r>
+    </w:p>
+    <w:p>
+      <w:pPr>
+        <w:pStyle w:val="CodeBase"/>
+      </w:pPr>
+      <w:r>
+        <w:t>const fetchAndSavePrice = require('../services/priceService');</w:t>
+      </w:r>
+    </w:p>
+    <w:p>
+      <w:pPr>
+        <w:pStyle w:val="CodeBase"/>
+      </w:pPr>
+    </w:p>
+    <w:p>
+      <w:pPr>
+        <w:pStyle w:val="CodeBase"/>
+      </w:pPr>
+      <w:r>
+        <w:t>cron.schedule('*/5 * * * *', () =&gt; {</w:t>
+      </w:r>
+    </w:p>
+    <w:p>
+      <w:pPr>
+        <w:pStyle w:val="CodeBase"/>
+      </w:pPr>
+      <w:r>
+        <w:t xml:space="preserve">    fetchAnd</w:t>
+      </w:r>
+      <w:r>
+        <w:t xml:space="preserve">SavePrice();  </w:t>
+      </w:r>
+    </w:p>
+    <w:p>
+      <w:pPr>
+        <w:pStyle w:val="CodeBase"/>
+      </w:pPr>
+      <w:r>
+        <w:t>});</w:t>
+      </w:r>
+    </w:p>
+    <w:p>
+      <w:pPr>
+        <w:jc w:val="center"/>
+        <w:rPr>
+          <w:lang w:val="sr-Cyrl-RS"/>
+        </w:rPr>
+      </w:pPr>
+      <w:r>
+        <w:rPr>
+          <w:lang w:val="sr-Cyrl-RS"/>
+        </w:rPr>
+        <w:t>Листинг 10. – Аутоматско позивање на пет минута</w:t>
+      </w:r>
+    </w:p>
+    <w:p>
+      <w:pPr>
+        <w:rPr>
+          <w:lang w:val="sr-Cyrl-RS"/>
+        </w:rPr>
+      </w:pPr>
+    </w:p>
+    <w:p>
+      <w:pPr>
+        <w:pStyle w:val="Heading2"/>
+        <w:rPr>
+          <w:sz w:val="28"/>
+          <w:szCs w:val="28"/>
+        </w:rPr>
+      </w:pPr>
+      <w:r>
+        <w:rPr>
+          <w:sz w:val="28"/>
+          <w:szCs w:val="28"/>
+          <w:lang w:val="sr-Cyrl-RS"/>
+        </w:rPr>
+        <w:t xml:space="preserve">8.4 </w:t>
+      </w:r>
+      <w:r>
+        <w:rPr>
+          <w:sz w:val="28"/>
+          <w:szCs w:val="28"/>
+        </w:rPr>
+        <w:t>Microservice-AI</w:t>
+      </w:r>
+    </w:p>
+    <w:p>
+      <w:pPr>
+        <w:jc w:val="both"/>
+        <w:rPr>
+          <w:lang w:val="sr-Cyrl-RS"/>
+        </w:rPr>
+      </w:pPr>
+      <w:r>
         <w:tab/>
-        <w:t xml:space="preserve">Као што је већ описано у прослом поглављу, компоненте се деле на сталне </w:t>
-      </w:r>
-      <w:r>
-        <w:rPr>
-          <w:lang w:val="sr-Cyrl-RS"/>
-        </w:rPr>
-        <w:t xml:space="preserve">и компоненте променљивог приказа. </w:t>
+      </w:r>
+      <w:r>
+        <w:t xml:space="preserve">Микросервис AI у твом систему за трговину енергијом представља централни елемент за предикцију будућих цена електричне енергије. Његова улога је критична јер омогућава систему да аутоматски анализира историјске цене, предвиди трендове и на основу тога доноси одлуке о трговању батеријама. Без овог микросервиса, </w:t>
+      </w:r>
+      <w:r>
+        <w:rPr>
+          <w:lang w:val="sr-Cyrl-RS"/>
+        </w:rPr>
+        <w:t xml:space="preserve">одабир </w:t>
+      </w:r>
+      <w:r>
+        <w:t>стра</w:t>
+      </w:r>
+      <w:r>
+        <w:t>тегије трговине би функционисо</w:t>
+      </w:r>
+      <w:r>
+        <w:t xml:space="preserve"> само на основу тренутних цена, што значајно смањује потенцијал за оптимизацију профита и ефикасност система.</w:t>
+      </w:r>
+      <w:r>
+        <w:rPr>
+          <w:lang w:val="sr-Cyrl-RS"/>
+        </w:rPr>
+        <w:t xml:space="preserve"> </w:t>
+      </w:r>
+      <w:r>
+        <w:rPr>
+          <w:lang w:val="sr-Cyrl-RS"/>
+        </w:rPr>
+        <w:t>Основна сврха AI микросервиса је да повезује историјске податке и алгоритме машинског учења како би креирао предикције које се користе у другим деловима платформе</w:t>
+      </w:r>
+      <w:r>
+        <w:rPr>
+          <w:lang w:val="sr-Cyrl-RS"/>
+        </w:rPr>
+        <w:t xml:space="preserve">. </w:t>
+      </w:r>
+      <w:r>
+        <w:rPr>
+          <w:lang w:val="sr-Cyrl-RS"/>
+        </w:rPr>
+        <w:t>AI микросервис такође омогућава тренинг модела на локалним подацима (CSV датотека са историјским ценама), као и поступак ажурирања модела како нови подаци пристижу. Ово значи да платформа није статична, већ се прилагођава променама на тржишту, што је кључно за реалистично и профитабилно аутоматизовано трговање енергијом.</w:t>
+      </w:r>
+    </w:p>
+    <w:p>
+      <w:pPr>
+        <w:jc w:val="both"/>
+        <w:rPr>
+          <w:lang w:val="sr-Cyrl-RS"/>
+        </w:rPr>
+      </w:pPr>
+      <w:r>
+        <w:rPr>
+          <w:lang w:val="sr-Cyrl-RS"/>
+        </w:rPr>
+        <w:t xml:space="preserve">Он </w:t>
+      </w:r>
+      <w:r>
+        <w:rPr>
+          <w:lang w:val="sr-Cyrl-RS"/>
+        </w:rPr>
+        <w:t>има више кључних функционалности које омогућавају платформу за аутоматизовано трговање енергијом да функционише ефикасно и интелигентно. Прво, он пружа могућност прикупљања и обраде историјских података о ценама електричне енергије. Податке добија из микросервиса Data, који чува историју цена изворно преузету са сајта ComEd. AI микросервис конвертује ове податке у формат погодан за машинско учење и врши потребне трансформације и кр</w:t>
+      </w:r>
+      <w:r>
+        <w:rPr>
+          <w:lang w:val="sr-Cyrl-RS"/>
+        </w:rPr>
+        <w:t>еирање карактеристика</w:t>
+      </w:r>
+      <w:r>
+        <w:rPr>
+          <w:lang w:val="sr-Cyrl-RS"/>
+        </w:rPr>
+        <w:t>, као што су сат, дан у недељи, месец или дан у години, који помажу моделу да боље предвиди промене цена.</w:t>
+      </w:r>
+    </w:p>
+    <w:p>
+      <w:pPr>
+        <w:jc w:val="both"/>
+        <w:rPr>
+          <w:lang w:val="sr-Cyrl-RS"/>
+        </w:rPr>
+      </w:pPr>
+      <w:r>
+        <w:rPr>
+          <w:lang w:val="sr-Cyrl-RS"/>
+        </w:rPr>
+        <w:lastRenderedPageBreak/>
+        <w:t>Друга функционалност је тренинг модела машинског учења. На основу прикупљених података, микросервис користи линеарну регресију да креира модел који може</w:t>
+      </w:r>
+      <w:r>
+        <w:rPr>
+          <w:lang w:val="sr-Cyrl-RS"/>
+        </w:rPr>
+        <w:t xml:space="preserve"> да предвиди цене за наредних двадесет четири</w:t>
+      </w:r>
+      <w:r>
+        <w:rPr>
+          <w:lang w:val="sr-Cyrl-RS"/>
+        </w:rPr>
+        <w:t xml:space="preserve"> са</w:t>
+      </w:r>
+      <w:r>
+        <w:rPr>
+          <w:lang w:val="sr-Cyrl-RS"/>
+        </w:rPr>
+        <w:t xml:space="preserve">та. Модел се чува као датотека </w:t>
+      </w:r>
+      <w:r>
+        <w:rPr>
+          <w:lang w:val="sr-Cyrl-RS"/>
+        </w:rPr>
+        <w:t>и може се поново користити за предикцију без поновног тренинга. Ово омогућава систему да на основу историјских података доноси информисане одлуке.</w:t>
+      </w:r>
+    </w:p>
+    <w:p>
+      <w:pPr>
+        <w:pStyle w:val="CodeBase"/>
+      </w:pPr>
+      <w:r>
+        <w:t>def train_model(file_path='HourlyPrices.csv'):</w:t>
+      </w:r>
+    </w:p>
+    <w:p>
+      <w:pPr>
+        <w:pStyle w:val="CodeBase"/>
+      </w:pPr>
+      <w:r>
+        <w:t xml:space="preserve">    df = pd.read_csv(file_path)</w:t>
+      </w:r>
+    </w:p>
+    <w:p>
+      <w:pPr>
+        <w:pStyle w:val="CodeBase"/>
+      </w:pPr>
+      <w:r>
+        <w:t xml:space="preserve">    df['timestamp'] = pd.to_datetime(df['timestamp'])</w:t>
+      </w:r>
+    </w:p>
+    <w:p>
+      <w:pPr>
+        <w:pStyle w:val="CodeBase"/>
+      </w:pPr>
+      <w:r>
+        <w:t xml:space="preserve">    df = df.set_index('timestamp')</w:t>
+      </w:r>
+    </w:p>
+    <w:p>
+      <w:pPr>
+        <w:pStyle w:val="CodeBase"/>
+      </w:pPr>
+      <w:r>
+        <w:t xml:space="preserve">    df = df.sort_index()</w:t>
+      </w:r>
+    </w:p>
+    <w:p>
+      <w:pPr>
+        <w:pStyle w:val="CodeBase"/>
+      </w:pPr>
+    </w:p>
+    <w:p>
+      <w:pPr>
+        <w:pStyle w:val="CodeBase"/>
+      </w:pPr>
+      <w:r>
+        <w:t xml:space="preserve">    df = create_features(df)</w:t>
+      </w:r>
+    </w:p>
+    <w:p>
+      <w:pPr>
+        <w:pStyle w:val="CodeBase"/>
+      </w:pPr>
+      <w:r>
+        <w:t xml:space="preserve">    </w:t>
+      </w:r>
+    </w:p>
+    <w:p>
+      <w:pPr>
+        <w:pStyle w:val="CodeBase"/>
+      </w:pPr>
+      <w:r>
+        <w:t xml:space="preserve">    FEATURES = ['hour', 'dayofweek', 'quarter', 'month', 'year', 'dayofyear']</w:t>
+      </w:r>
+    </w:p>
+    <w:p>
+      <w:pPr>
+        <w:pStyle w:val="CodeBase"/>
+      </w:pPr>
+      <w:r>
+        <w:t xml:space="preserve">    TARGET = 'price'</w:t>
+      </w:r>
+    </w:p>
+    <w:p>
+      <w:pPr>
+        <w:pStyle w:val="CodeBase"/>
+      </w:pPr>
+    </w:p>
+    <w:p>
+      <w:pPr>
+        <w:pStyle w:val="CodeBase"/>
+      </w:pPr>
+      <w:r>
+        <w:t xml:space="preserve">    X = df[FEATURES]</w:t>
+      </w:r>
+    </w:p>
+    <w:p>
+      <w:pPr>
+        <w:pStyle w:val="CodeBase"/>
+      </w:pPr>
+      <w:r>
+        <w:t xml:space="preserve">    y = df[TARGET]</w:t>
+      </w:r>
+    </w:p>
+    <w:p>
+      <w:pPr>
+        <w:pStyle w:val="CodeBase"/>
+      </w:pPr>
+    </w:p>
+    <w:p>
+      <w:pPr>
+        <w:pStyle w:val="CodeBase"/>
+      </w:pPr>
+      <w:r>
+        <w:t xml:space="preserve">    model = LinearRegression()</w:t>
+      </w:r>
+    </w:p>
+    <w:p>
+      <w:pPr>
+        <w:pStyle w:val="CodeBase"/>
+      </w:pPr>
+      <w:r>
+        <w:t xml:space="preserve">    model.fit(X, y)</w:t>
+      </w:r>
+    </w:p>
+    <w:p>
+      <w:pPr>
+        <w:pStyle w:val="CodeBase"/>
+      </w:pPr>
+    </w:p>
+    <w:p>
+      <w:pPr>
+        <w:pStyle w:val="CodeBase"/>
+      </w:pPr>
+      <w:r>
+        <w:t xml:space="preserve">    joblib.dump(model, 'price_predictor.pkl')</w:t>
+      </w:r>
+    </w:p>
+    <w:p>
+      <w:pPr>
+        <w:pStyle w:val="CodeBase"/>
+      </w:pPr>
+      <w:r>
+        <w:t xml:space="preserve">    print(f"Model trained from {file_path} and saved as price_predictor.pkl")</w:t>
+      </w:r>
+    </w:p>
+    <w:p>
+      <w:pPr>
+        <w:pStyle w:val="CodeBase"/>
+      </w:pPr>
+      <w:r>
+        <w:t xml:space="preserve">    return model</w:t>
+      </w:r>
+    </w:p>
+    <w:p>
+      <w:pPr>
+        <w:jc w:val="center"/>
+        <w:rPr>
+          <w:lang w:val="sr-Cyrl-RS"/>
+        </w:rPr>
+      </w:pPr>
+      <w:r>
+        <w:rPr>
+          <w:lang w:val="sr-Cyrl-RS"/>
+        </w:rPr>
+        <w:t>Листинг 11. – Тренинг модела</w:t>
+      </w:r>
+    </w:p>
+    <w:p>
+      <w:pPr>
+        <w:jc w:val="both"/>
+        <w:rPr>
+          <w:lang w:val="sr-Cyrl-RS"/>
+        </w:rPr>
+      </w:pPr>
+      <w:r>
+        <w:rPr>
+          <w:lang w:val="sr-Cyrl-RS"/>
+        </w:rPr>
+        <w:t>Линеарна регресија је један од основних метода машинског учења који се користи за предвиђање вредности зависне променљиве на основу једне или више независних променљивих. У најједноставнијем облику, она претпоставља да постоји линеарна веза између улаза (features) и излаза (target), што се математички изражава формулом:</w:t>
+      </w:r>
+    </w:p>
+    <w:p>
+      <w:pPr>
+        <w:jc w:val="center"/>
+        <w:rPr>
+          <w:rFonts w:ascii="Cambria Math" w:hAnsi="Cambria Math" w:cs="Calibri"/>
+          <w:sz w:val="32"/>
+          <w:szCs w:val="32"/>
+          <w:lang w:val="sr-Cyrl-RS"/>
+        </w:rPr>
+      </w:pPr>
+      <w:r>
+        <w:rPr>
+          <w:rFonts w:ascii="Cambria Math" w:hAnsi="Cambria Math"/>
+          <w:sz w:val="32"/>
+          <w:szCs w:val="32"/>
+          <w:lang w:val="sr-Cyrl-RS"/>
+        </w:rPr>
+        <w:t>y=β0​+β1​x1​+β2​x2​+</w:t>
+      </w:r>
+      <w:r>
+        <w:rPr>
+          <w:rFonts w:ascii="Cambria Math" w:hAnsi="Cambria Math" w:cs="Cambria Math"/>
+          <w:sz w:val="32"/>
+          <w:szCs w:val="32"/>
+          <w:lang w:val="sr-Cyrl-RS"/>
+        </w:rPr>
+        <w:t>⋯</w:t>
+      </w:r>
+      <w:r>
+        <w:rPr>
+          <w:rFonts w:ascii="Cambria Math" w:hAnsi="Cambria Math"/>
+          <w:sz w:val="32"/>
+          <w:szCs w:val="32"/>
+          <w:lang w:val="sr-Cyrl-RS"/>
+        </w:rPr>
+        <w:t>+</w:t>
+      </w:r>
+      <w:r>
+        <w:rPr>
+          <w:rFonts w:ascii="Cambria Math" w:hAnsi="Cambria Math" w:cs="Calibri"/>
+          <w:sz w:val="32"/>
+          <w:szCs w:val="32"/>
+          <w:lang w:val="sr-Cyrl-RS"/>
+        </w:rPr>
+        <w:t>β</w:t>
+      </w:r>
+      <w:r>
+        <w:rPr>
+          <w:rFonts w:ascii="Cambria Math" w:hAnsi="Cambria Math"/>
+          <w:sz w:val="32"/>
+          <w:szCs w:val="32"/>
+          <w:lang w:val="sr-Cyrl-RS"/>
+        </w:rPr>
+        <w:t>n</w:t>
+      </w:r>
+      <w:r>
+        <w:rPr>
+          <w:rFonts w:ascii="Cambria Math" w:hAnsi="Cambria Math" w:cs="Calibri"/>
+          <w:sz w:val="32"/>
+          <w:szCs w:val="32"/>
+          <w:lang w:val="sr-Cyrl-RS"/>
+        </w:rPr>
+        <w:t>​</w:t>
+      </w:r>
+      <w:r>
+        <w:rPr>
+          <w:rFonts w:ascii="Cambria Math" w:hAnsi="Cambria Math"/>
+          <w:sz w:val="32"/>
+          <w:szCs w:val="32"/>
+          <w:lang w:val="sr-Cyrl-RS"/>
+        </w:rPr>
+        <w:t>xn</w:t>
+      </w:r>
+      <w:r>
+        <w:rPr>
+          <w:rFonts w:ascii="Cambria Math" w:hAnsi="Cambria Math" w:cs="Calibri"/>
+          <w:sz w:val="32"/>
+          <w:szCs w:val="32"/>
+          <w:lang w:val="sr-Cyrl-RS"/>
+        </w:rPr>
+        <w:t>​</w:t>
+      </w:r>
+      <w:r>
+        <w:rPr>
+          <w:rFonts w:ascii="Cambria Math" w:hAnsi="Cambria Math"/>
+          <w:sz w:val="32"/>
+          <w:szCs w:val="32"/>
+          <w:lang w:val="sr-Cyrl-RS"/>
+        </w:rPr>
+        <w:t>+</w:t>
+      </w:r>
+      <w:r>
+        <w:rPr>
+          <w:rFonts w:ascii="Cambria Math" w:hAnsi="Cambria Math" w:cs="Calibri"/>
+          <w:sz w:val="32"/>
+          <w:szCs w:val="32"/>
+          <w:lang w:val="sr-Cyrl-RS"/>
+        </w:rPr>
+        <w:t>ϵ</w:t>
+      </w:r>
+    </w:p>
+    <w:p>
+      <w:pPr>
+        <w:rPr>
+          <w:lang w:val="sr-Cyrl-RS"/>
+        </w:rPr>
+      </w:pPr>
+      <w:r>
+        <w:rPr>
+          <w:lang w:val="sr-Cyrl-RS"/>
+        </w:rPr>
+        <w:t>Где је:</w:t>
+      </w:r>
+    </w:p>
+    <w:p>
+      <w:pPr>
+        <w:pStyle w:val="ListParagraph"/>
+        <w:numPr>
+          <w:ilvl w:val="0"/>
+          <w:numId w:val="23"/>
+        </w:numPr>
+        <w:rPr>
+          <w:lang w:val="sr-Cyrl-RS"/>
+        </w:rPr>
+      </w:pPr>
+      <w:r>
+        <w:rPr>
+          <w:lang w:val="sr-Cyrl-RS"/>
+        </w:rPr>
+        <w:t>y зависна променљива (у нашем случају цена електричне енергије)</w:t>
+      </w:r>
+    </w:p>
+    <w:p>
+      <w:pPr>
+        <w:pStyle w:val="ListParagraph"/>
+        <w:numPr>
+          <w:ilvl w:val="0"/>
+          <w:numId w:val="23"/>
+        </w:numPr>
+        <w:rPr>
+          <w:lang w:val="sr-Cyrl-RS"/>
+        </w:rPr>
+      </w:pPr>
+      <w:r>
+        <w:rPr>
+          <w:lang w:val="sr-Cyrl-RS"/>
+        </w:rPr>
+        <w:t>x1​,x2​,...,xn независне променљиве (карактеристике као што су сат, дан</w:t>
+      </w:r>
+      <w:r>
+        <w:rPr>
+          <w:lang w:val="sr-Cyrl-RS"/>
+        </w:rPr>
+        <w:t xml:space="preserve"> у недељи, месец, квартал итд.)</w:t>
+      </w:r>
+    </w:p>
+    <w:p>
+      <w:pPr>
+        <w:pStyle w:val="ListParagraph"/>
+        <w:numPr>
+          <w:ilvl w:val="0"/>
+          <w:numId w:val="23"/>
+        </w:numPr>
+        <w:rPr>
+          <w:lang w:val="sr-Cyrl-RS"/>
+        </w:rPr>
+      </w:pPr>
+      <w:r>
+        <w:rPr>
+          <w:lang w:val="sr-Cyrl-RS"/>
+        </w:rPr>
+        <w:t>β0,β1,...,βn коефицијенти који се уче током тренинга модела</w:t>
+      </w:r>
+    </w:p>
+    <w:p>
+      <w:pPr>
+        <w:pStyle w:val="ListParagraph"/>
+        <w:numPr>
+          <w:ilvl w:val="0"/>
+          <w:numId w:val="23"/>
+        </w:numPr>
+        <w:rPr>
+          <w:lang w:val="sr-Cyrl-RS"/>
+        </w:rPr>
+      </w:pPr>
+      <w:r>
+        <w:rPr>
+          <w:lang w:val="sr-Cyrl-RS"/>
+        </w:rPr>
+        <w:t>ϵ грешка модела (разлика између предв</w:t>
+      </w:r>
+      <w:r>
+        <w:rPr>
+          <w:lang w:val="sr-Cyrl-RS"/>
+        </w:rPr>
+        <w:t>иђене и стварне вредности)</w:t>
+      </w:r>
+    </w:p>
+    <w:p>
+      <w:pPr>
+        <w:jc w:val="both"/>
+        <w:rPr>
+          <w:lang w:val="sr-Cyrl-RS"/>
+        </w:rPr>
+      </w:pPr>
+      <w:r>
+        <w:rPr>
+          <w:lang w:val="sr-Cyrl-RS"/>
+        </w:rPr>
+        <w:t>Прво се креирају карактеристике (features) као што су сат, дан у недељи, месец, квартал и други временски параметри. Затим се ове карактеристике користе као улазне вредности модела, а цена као излазна вредност коју модел учи да предвиђа.</w:t>
+      </w:r>
+      <w:r>
+        <w:t xml:space="preserve"> </w:t>
+      </w:r>
+      <w:r>
+        <w:t xml:space="preserve">Линеарна регресија је посебно погодна за овакве </w:t>
+      </w:r>
+      <w:r>
+        <w:rPr>
+          <w:lang w:val="sr-Cyrl-RS"/>
+        </w:rPr>
+        <w:t>случајеве</w:t>
+      </w:r>
+      <w:r>
+        <w:t xml:space="preserve"> јер је интерпретабилна, брза за тренинг и довољна када веза између карактеристика и цене није претерано сложена. У твом систему, она омогућава AI микросервису да брзо генерише предикције које се затим прослеђују микросервису Trade ради доношења одлука о стратегијама трговања.</w:t>
+      </w:r>
+      <w:r>
+        <w:rPr>
+          <w:lang w:val="sr-Cyrl-RS"/>
+        </w:rPr>
+        <w:t xml:space="preserve"> </w:t>
       </w:r>
     </w:p>
     <w:p>
@@ -15347,10 +17035,10 @@
         </w:rPr>
         <w:lastRenderedPageBreak/>
         <w:drawing>
-          <wp:inline distT="0" distB="0" distL="0" distR="0" wp14:anchorId="7FD4FCA6" wp14:editId="58517922">
-            <wp:extent cx="5931535" cy="3371215"/>
-            <wp:effectExtent l="0" t="0" r="0" b="635"/>
-            <wp:docPr id="13" name="Picture 13"/>
+          <wp:inline distT="0" distB="0" distL="0" distR="0" wp14:anchorId="32E2B2B4" wp14:editId="32DC1FE0">
+            <wp:extent cx="5946798" cy="2962275"/>
+            <wp:effectExtent l="0" t="0" r="0" b="0"/>
+            <wp:docPr id="3" name="Picture 3"/>
             <wp:cNvGraphicFramePr>
               <a:graphicFrameLocks xmlns:a="http://schemas.openxmlformats.org/drawingml/2006/main" noChangeAspect="1"/>
             </wp:cNvGraphicFramePr>
@@ -15358,13 +17046,719 @@
               <a:graphicData uri="http://schemas.openxmlformats.org/drawingml/2006/picture">
                 <pic:pic xmlns:pic="http://schemas.openxmlformats.org/drawingml/2006/picture">
                   <pic:nvPicPr>
-                    <pic:cNvPr id="0" name="Picture 7"/>
+                    <pic:cNvPr id="1" name=""/>
+                    <pic:cNvPicPr/>
+                  </pic:nvPicPr>
+                  <pic:blipFill>
+                    <a:blip r:embed="rId29"/>
+                    <a:stretch>
+                      <a:fillRect/>
+                    </a:stretch>
+                  </pic:blipFill>
+                  <pic:spPr>
+                    <a:xfrm>
+                      <a:off x="0" y="0"/>
+                      <a:ext cx="6014145" cy="2995823"/>
+                    </a:xfrm>
+                    <a:prstGeom prst="rect">
+                      <a:avLst/>
+                    </a:prstGeom>
+                  </pic:spPr>
+                </pic:pic>
+              </a:graphicData>
+            </a:graphic>
+          </wp:inline>
+        </w:drawing>
+      </w:r>
+      <w:r>
+        <w:br/>
+      </w:r>
+      <w:r>
+        <w:rPr>
+          <w:lang w:val="sr-Cyrl-RS"/>
+        </w:rPr>
+        <w:t>Слика 6 – Линеарна регресија</w:t>
+      </w:r>
+    </w:p>
+    <w:p>
+      <w:pPr>
+        <w:jc w:val="both"/>
+        <w:rPr>
+          <w:lang w:val="sr-Cyrl-RS"/>
+        </w:rPr>
+      </w:pPr>
+      <w:r>
+        <w:rPr>
+          <w:lang w:val="sr-Cyrl-RS"/>
+        </w:rPr>
+        <w:t>Трећа функционалност је предикција будућих цена. Микросервис учитава претходно тренирани модел и враћа предвиђене цене за одређени период. Поред тога, он комбинује стварне и предвиђене цене у једну структуру података, коју затим користи микросервис Trade</w:t>
+      </w:r>
+      <w:r>
+        <w:rPr>
+          <w:lang w:val="sr-Cyrl-RS"/>
+        </w:rPr>
+        <w:t>.</w:t>
+      </w:r>
+    </w:p>
+    <w:p>
+      <w:pPr>
+        <w:pStyle w:val="CodeBase"/>
+      </w:pPr>
+      <w:r>
+        <w:t>def predict_future_prices(model, hours_to_predict=24):</w:t>
+      </w:r>
+    </w:p>
+    <w:p>
+      <w:pPr>
+        <w:pStyle w:val="CodeBase"/>
+      </w:pPr>
+      <w:r>
+        <w:t xml:space="preserve">    last_timestamp = pd.to_datetime('now').floor('H')</w:t>
+      </w:r>
+    </w:p>
+    <w:p>
+      <w:pPr>
+        <w:pStyle w:val="CodeBase"/>
+      </w:pPr>
+      <w:r>
+        <w:t xml:space="preserve">    future_dates = pd.to_datetime([last_timestamp + pd.DateOffset(hours=i) for i in range(1, hours_to_predict + 1)])</w:t>
+      </w:r>
+    </w:p>
+    <w:p>
+      <w:pPr>
+        <w:pStyle w:val="CodeBase"/>
+      </w:pPr>
+      <w:r>
+        <w:t xml:space="preserve">    </w:t>
+      </w:r>
+    </w:p>
+    <w:p>
+      <w:pPr>
+        <w:pStyle w:val="CodeBase"/>
+      </w:pPr>
+      <w:r>
+        <w:t xml:space="preserve">    future_df = pd.DataFrame(index=future_dates)</w:t>
+      </w:r>
+    </w:p>
+    <w:p>
+      <w:pPr>
+        <w:pStyle w:val="CodeBase"/>
+      </w:pPr>
+      <w:r>
+        <w:t xml:space="preserve">    future_df = create_features(future_df)</w:t>
+      </w:r>
+    </w:p>
+    <w:p>
+      <w:pPr>
+        <w:pStyle w:val="CodeBase"/>
+      </w:pPr>
+    </w:p>
+    <w:p>
+      <w:pPr>
+        <w:pStyle w:val="CodeBase"/>
+      </w:pPr>
+      <w:r>
+        <w:t xml:space="preserve">    FEATURES = ['hour', 'dayofweek', 'quarter', 'month', 'year', 'dayofyear']</w:t>
+      </w:r>
+    </w:p>
+    <w:p>
+      <w:pPr>
+        <w:pStyle w:val="CodeBase"/>
+      </w:pPr>
+      <w:r>
+        <w:t xml:space="preserve">    predictions = np.round(model.predict(future_df[FEATURES]), 1)</w:t>
+      </w:r>
+    </w:p>
+    <w:p>
+      <w:pPr>
+        <w:pStyle w:val="CodeBase"/>
+      </w:pPr>
+      <w:r>
+        <w:t xml:space="preserve">    prediction = {</w:t>
+      </w:r>
+    </w:p>
+    <w:p>
+      <w:pPr>
+        <w:pStyle w:val="CodeBase"/>
+      </w:pPr>
+      <w:r>
+        <w:t xml:space="preserve">        'timestamps': future_df.index.strftime('%Y-%m-%dT%H:%M:%S').tolist(),</w:t>
+      </w:r>
+    </w:p>
+    <w:p>
+      <w:pPr>
+        <w:pStyle w:val="CodeBase"/>
+      </w:pPr>
+      <w:r>
+        <w:t xml:space="preserve">        'prices': predictions.tolist()</w:t>
+      </w:r>
+    </w:p>
+    <w:p>
+      <w:pPr>
+        <w:pStyle w:val="CodeBase"/>
+      </w:pPr>
+      <w:r>
+        <w:t xml:space="preserve">    }</w:t>
+      </w:r>
+    </w:p>
+    <w:p>
+      <w:pPr>
+        <w:pStyle w:val="CodeBase"/>
+      </w:pPr>
+      <w:r>
+        <w:t xml:space="preserve">    return prediction</w:t>
+      </w:r>
+    </w:p>
+    <w:p>
+      <w:pPr>
+        <w:jc w:val="center"/>
+        <w:rPr>
+          <w:lang w:val="sr-Cyrl-RS"/>
+        </w:rPr>
+      </w:pPr>
+      <w:r>
+        <w:rPr>
+          <w:lang w:val="sr-Cyrl-RS"/>
+        </w:rPr>
+        <w:t>Листинг 12. – Предикција цена</w:t>
+      </w:r>
+    </w:p>
+    <w:p>
+      <w:pPr>
+        <w:jc w:val="both"/>
+        <w:rPr>
+          <w:lang w:val="sr-Cyrl-RS"/>
+        </w:rPr>
+      </w:pPr>
+      <w:r>
+        <w:rPr>
+          <w:lang w:val="sr-Cyrl-RS"/>
+        </w:rPr>
+        <w:t xml:space="preserve">У случају овог пројекта, анализирају се информације из претходна три месеца да би се добила линија регресије између цена за све часове у следећем дану. На основу овог малог скупа података, прецизност неће бити огромна, али даје добар пример како можемо да искористимо овај модел за истраживање тржишта. На слици 7. можемо да видимо какву везу је овај алгоритам пронашао између цена. Очигледно је да се </w:t>
+      </w:r>
+      <w:r>
+        <w:rPr>
+          <w:lang w:val="sr-Cyrl-RS"/>
+        </w:rPr>
+        <w:t>истиче раст цене струје до поноћи, и њен нагли пад након поноћи.</w:t>
+      </w:r>
+    </w:p>
+    <w:p>
+      <w:r>
+        <w:rPr>
+          <w:noProof/>
+        </w:rPr>
+        <w:lastRenderedPageBreak/>
+        <w:drawing>
+          <wp:inline distT="0" distB="0" distL="0" distR="0" wp14:anchorId="4637FAD8" wp14:editId="0F383811">
+            <wp:extent cx="5940425" cy="3225165"/>
+            <wp:effectExtent l="0" t="0" r="3175" b="0"/>
+            <wp:docPr id="4" name="Picture 4"/>
+            <wp:cNvGraphicFramePr>
+              <a:graphicFrameLocks xmlns:a="http://schemas.openxmlformats.org/drawingml/2006/main" noChangeAspect="1"/>
+            </wp:cNvGraphicFramePr>
+            <a:graphic xmlns:a="http://schemas.openxmlformats.org/drawingml/2006/main">
+              <a:graphicData uri="http://schemas.openxmlformats.org/drawingml/2006/picture">
+                <pic:pic xmlns:pic="http://schemas.openxmlformats.org/drawingml/2006/picture">
+                  <pic:nvPicPr>
+                    <pic:cNvPr id="1" name=""/>
+                    <pic:cNvPicPr/>
+                  </pic:nvPicPr>
+                  <pic:blipFill>
+                    <a:blip r:embed="rId30"/>
+                    <a:stretch>
+                      <a:fillRect/>
+                    </a:stretch>
+                  </pic:blipFill>
+                  <pic:spPr>
+                    <a:xfrm>
+                      <a:off x="0" y="0"/>
+                      <a:ext cx="5940425" cy="3225165"/>
+                    </a:xfrm>
+                    <a:prstGeom prst="rect">
+                      <a:avLst/>
+                    </a:prstGeom>
+                  </pic:spPr>
+                </pic:pic>
+              </a:graphicData>
+            </a:graphic>
+          </wp:inline>
+        </w:drawing>
+      </w:r>
+    </w:p>
+    <w:p>
+      <w:pPr>
+        <w:jc w:val="center"/>
+        <w:rPr>
+          <w:lang w:val="sr-Cyrl-RS"/>
+        </w:rPr>
+      </w:pPr>
+      <w:r>
+        <w:rPr>
+          <w:lang w:val="sr-Cyrl-RS"/>
+        </w:rPr>
+        <w:t>Слика 7. – Предикција цене електричне енергије</w:t>
+      </w:r>
+    </w:p>
+    <w:p>
+      <w:pPr>
+        <w:rPr>
+          <w:lang w:val="sr-Cyrl-RS"/>
+        </w:rPr>
+      </w:pPr>
+    </w:p>
+    <w:p>
+      <w:pPr>
+        <w:pStyle w:val="Heading2"/>
+        <w:rPr>
+          <w:sz w:val="28"/>
+          <w:szCs w:val="28"/>
+          <w:lang w:val="sr-Cyrl-RS"/>
+        </w:rPr>
+      </w:pPr>
+      <w:r>
+        <w:rPr>
+          <w:sz w:val="28"/>
+          <w:szCs w:val="28"/>
+          <w:lang w:val="sr-Cyrl-RS"/>
+        </w:rPr>
+        <w:t xml:space="preserve">8.5 </w:t>
+      </w:r>
+      <w:r>
+        <w:rPr>
+          <w:sz w:val="28"/>
+          <w:szCs w:val="28"/>
+        </w:rPr>
+        <w:t>Docker</w:t>
+      </w:r>
+    </w:p>
+    <w:p>
+      <w:pPr>
+        <w:jc w:val="both"/>
+        <w:rPr>
+          <w:lang w:val="sr-Cyrl-RS"/>
+        </w:rPr>
+      </w:pPr>
+      <w:r>
+        <w:rPr>
+          <w:lang w:val="sr-Cyrl-RS"/>
+        </w:rPr>
+        <w:tab/>
+      </w:r>
+      <w:r>
+        <w:rPr>
+          <w:lang w:val="sr-Cyrl-RS"/>
+        </w:rPr>
+        <w:t>Docker је платформа за креирање, дистрибуцију и покретање апликација у контејнерима. Контејнери омогућавају да апликација и све њене зависности буду упаковане у један изолован и преносив пакет који ради једнако на било ком систему који има Docker, без обзира на оперативни систем или конфигурацију.</w:t>
+      </w:r>
+      <w:r>
+        <w:rPr>
+          <w:lang w:val="sr-Cyrl-RS"/>
+        </w:rPr>
+        <w:t xml:space="preserve"> </w:t>
+      </w:r>
+      <w:r>
+        <w:rPr>
+          <w:lang w:val="sr-Cyrl-RS"/>
+        </w:rPr>
+        <w:t>У оквиру пројекта, Docker је коришћен за изолацију и једноставно управљање свим микросервисима и зависностима система. Сваки микросервис је упакован у сопствени контејнер, што омогућава њихово независно покретање и развој без утицаја на друге компоненте система.</w:t>
+      </w:r>
+      <w:r>
+        <w:rPr>
+          <w:lang w:val="sr-Cyrl-RS"/>
+        </w:rPr>
+        <w:t xml:space="preserve"> Контеј</w:t>
+      </w:r>
+      <w:r>
+        <w:rPr>
+          <w:lang w:val="sr-Cyrl-RS"/>
+        </w:rPr>
+        <w:t>неризација нам омогућава да исту апликацију покренемо на различитим машинама без потребе за додатним подешавањима оперативног система или инсталацијом зависности.</w:t>
+      </w:r>
+    </w:p>
+    <w:p>
+      <w:pPr>
+        <w:jc w:val="both"/>
+        <w:rPr>
+          <w:lang w:val="sr-Cyrl-RS"/>
+        </w:rPr>
+      </w:pPr>
+      <w:r>
+        <w:rPr>
+          <w:lang w:val="sr-Cyrl-RS"/>
+        </w:rPr>
+        <w:pict w14:anchorId="3A31B704">
+          <v:shape id="_x0000_i1034" type="#_x0000_t75" style="width:466.65pt;height:213.3pt">
+            <v:imagedata r:id="rId31" o:title="78a60d94-5e0a-4180-a9f4-4ae648251b20"/>
+          </v:shape>
+        </w:pict>
+      </w:r>
+    </w:p>
+    <w:p>
+      <w:pPr>
+        <w:jc w:val="center"/>
+        <w:rPr>
+          <w:lang w:val="sr-Cyrl-RS"/>
+        </w:rPr>
+      </w:pPr>
+      <w:r>
+        <w:rPr>
+          <w:lang w:val="sr-Cyrl-RS"/>
+        </w:rPr>
+        <w:t>Слика 8.- Докер контејнери</w:t>
+      </w:r>
+    </w:p>
+    <w:p>
+      <w:pPr>
+        <w:jc w:val="center"/>
+        <w:rPr>
+          <w:lang w:val="sr-Cyrl-RS"/>
+        </w:rPr>
+      </w:pPr>
+      <w:r>
+        <w:rPr>
+          <w:lang w:val="sr-Cyrl-RS"/>
+        </w:rPr>
+        <w:lastRenderedPageBreak/>
+        <w:pict w14:anchorId="252D170F">
+          <v:shape id="_x0000_i1037" type="#_x0000_t75" style="width:466.65pt;height:179.3pt">
+            <v:imagedata r:id="rId32" o:title="59de5b2b-9e74-46da-9309-4db64fdb359d"/>
+          </v:shape>
+        </w:pict>
+      </w:r>
+    </w:p>
+    <w:p>
+      <w:pPr>
+        <w:jc w:val="center"/>
+        <w:rPr>
+          <w:lang w:val="sr-Cyrl-RS"/>
+        </w:rPr>
+      </w:pPr>
+      <w:r>
+        <w:rPr>
+          <w:lang w:val="sr-Cyrl-RS"/>
+        </w:rPr>
+        <w:t>Слика 9. – Докер слике</w:t>
+      </w:r>
+    </w:p>
+    <w:p>
+      <w:pPr>
+        <w:rPr>
+          <w:lang w:val="sr-Cyrl-RS"/>
+        </w:rPr>
+      </w:pPr>
+      <w:r>
+        <w:rPr>
+          <w:lang w:val="sr-Cyrl-RS"/>
+        </w:rPr>
+        <w:t>Docker слика представља статичну, само-садржајну верзију апликације, која укључује све потребне зависности, библиотеке и конфигурације. Сл</w:t>
+      </w:r>
+      <w:r>
+        <w:rPr>
+          <w:lang w:val="sr-Cyrl-RS"/>
+        </w:rPr>
+        <w:t>ике се не покрећу саме од себе,</w:t>
+      </w:r>
+      <w:r>
+        <w:rPr>
+          <w:lang w:val="sr-Cyrl-RS"/>
+        </w:rPr>
+        <w:t xml:space="preserve"> оне су као „</w:t>
+      </w:r>
+      <w:r>
+        <w:rPr>
+          <w:lang w:val="sr-Cyrl-RS"/>
+        </w:rPr>
+        <w:t>шаблон</w:t>
+      </w:r>
+      <w:r>
+        <w:rPr>
+          <w:lang w:val="sr-Cyrl-RS"/>
+        </w:rPr>
+        <w:t>“ из којих се могу креирати покретни објекти</w:t>
+      </w:r>
+      <w:r>
+        <w:rPr>
+          <w:lang w:val="sr-Cyrl-RS"/>
+        </w:rPr>
+        <w:t>.</w:t>
+      </w:r>
+    </w:p>
+    <w:p>
+      <w:pPr>
+        <w:rPr>
+          <w:lang w:val="sr-Cyrl-RS"/>
+        </w:rPr>
+      </w:pPr>
+      <w:r>
+        <w:rPr>
+          <w:lang w:val="sr-Cyrl-RS"/>
+        </w:rPr>
+        <w:t>Docker контејнер је активна, покренута инстанца те слике. Контејнер представља изоловано окружење у којем апликација ради, са својим фајловима, процесима и мрежним поставкама. За сваки микросервис у нашем систему креиран је одговарајући контејнер</w:t>
+      </w:r>
+      <w:r>
+        <w:rPr>
+          <w:lang w:val="sr-Cyrl-RS"/>
+        </w:rPr>
+        <w:t xml:space="preserve"> као што видимо на слици осам</w:t>
+      </w:r>
+      <w:r>
+        <w:rPr>
+          <w:lang w:val="sr-Cyrl-RS"/>
+        </w:rPr>
+        <w:t>: microservice-data, microservice-trade, microservice-user и microservice-ai. Контејнери се могу покретати, заустављати или брисати без утицаја на саме слике, што омогућава флексибилност и лаку надоградњу апликација.</w:t>
+      </w:r>
+    </w:p>
+    <w:p>
+      <w:pPr>
+        <w:rPr>
+          <w:lang w:val="sr-Cyrl-RS"/>
+        </w:rPr>
+      </w:pPr>
+      <w:r>
+        <w:rPr>
+          <w:lang w:val="sr-Cyrl-RS"/>
+        </w:rPr>
+        <w:t>Таквим приступом сваки микросервис постаје самосталан, лако преносив и скалабилан. Docker Compose омогућава једноставно покретање целог система једном командом, а виртуелна мрежа обезбеђује да сви контејнери могу међусобно комуницирати без додатног подешавања адреса или портова.</w:t>
+      </w:r>
+    </w:p>
+    <w:p>
+      <w:pPr>
+        <w:rPr>
+          <w:lang w:val="sr-Cyrl-RS"/>
+        </w:rPr>
+      </w:pPr>
+    </w:p>
+    <w:p>
+      <w:pPr>
+        <w:rPr>
+          <w:lang w:val="sr-Cyrl-RS"/>
+        </w:rPr>
+      </w:pPr>
+    </w:p>
+    <w:p>
+      <w:pPr>
+        <w:rPr>
+          <w:lang w:val="sr-Cyrl-RS"/>
+        </w:rPr>
+      </w:pPr>
+    </w:p>
+    <w:p>
+      <w:pPr>
+        <w:rPr>
+          <w:lang w:val="sr-Cyrl-RS"/>
+        </w:rPr>
+      </w:pPr>
+    </w:p>
+    <w:p>
+      <w:pPr>
+        <w:rPr>
+          <w:lang w:val="sr-Cyrl-RS"/>
+        </w:rPr>
+      </w:pPr>
+    </w:p>
+    <w:p>
+      <w:pPr>
+        <w:rPr>
+          <w:lang w:val="sr-Cyrl-RS"/>
+        </w:rPr>
+      </w:pPr>
+    </w:p>
+    <w:p>
+      <w:pPr>
+        <w:rPr>
+          <w:lang w:val="sr-Cyrl-RS"/>
+        </w:rPr>
+      </w:pPr>
+    </w:p>
+    <w:p>
+      <w:pPr>
+        <w:rPr>
+          <w:lang w:val="sr-Cyrl-RS"/>
+        </w:rPr>
+      </w:pPr>
+    </w:p>
+    <w:p>
+      <w:pPr>
+        <w:rPr>
+          <w:lang w:val="sr-Cyrl-RS"/>
+        </w:rPr>
+      </w:pPr>
+    </w:p>
+    <w:p>
+      <w:pPr>
+        <w:rPr>
+          <w:lang w:val="sr-Cyrl-RS"/>
+        </w:rPr>
+      </w:pPr>
+    </w:p>
+    <w:p>
+      <w:pPr>
+        <w:pStyle w:val="Heading1"/>
+        <w:rPr>
+          <w:sz w:val="36"/>
+          <w:szCs w:val="36"/>
+          <w:lang w:val="sr-Cyrl-RS"/>
+        </w:rPr>
+      </w:pPr>
+      <w:bookmarkStart w:id="24" w:name="_Toc208499376"/>
+      <w:r>
+        <w:rPr>
+          <w:sz w:val="36"/>
+          <w:szCs w:val="36"/>
+        </w:rPr>
+        <w:lastRenderedPageBreak/>
+        <w:t xml:space="preserve">7. </w:t>
+      </w:r>
+      <w:r>
+        <w:rPr>
+          <w:sz w:val="36"/>
+          <w:szCs w:val="36"/>
+          <w:lang w:val="sr-Cyrl-RS"/>
+        </w:rPr>
+        <w:t>Кориснички интерфејс</w:t>
+      </w:r>
+      <w:bookmarkEnd w:id="24"/>
+    </w:p>
+    <w:p>
+      <w:pPr>
+        <w:rPr>
+          <w:lang w:val="sr-Cyrl-RS"/>
+        </w:rPr>
+      </w:pPr>
+    </w:p>
+    <w:p>
+      <w:pPr>
+        <w:jc w:val="both"/>
+        <w:rPr>
+          <w:lang w:val="sr-Cyrl-RS"/>
+        </w:rPr>
+      </w:pPr>
+      <w:r>
+        <w:rPr>
+          <w:lang w:val="sr-Cyrl-RS"/>
+        </w:rPr>
+        <w:tab/>
+      </w:r>
+      <w:r>
+        <w:rPr>
+          <w:lang w:val="sr-Cyrl-RS"/>
+        </w:rPr>
+        <w:t xml:space="preserve"> </w:t>
+      </w:r>
+      <w:r>
+        <w:rPr>
+          <w:lang w:val="sr-Cyrl-RS"/>
+        </w:rPr>
+        <w:t>У оквиру нашег система, корис</w:t>
+      </w:r>
+      <w:r>
+        <w:rPr>
+          <w:lang w:val="sr-Cyrl-RS"/>
+        </w:rPr>
+        <w:t xml:space="preserve">нички интерфејс (UI) представља </w:t>
+      </w:r>
+      <w:r>
+        <w:rPr>
+          <w:lang w:val="sr-Cyrl-RS"/>
+        </w:rPr>
+        <w:t>компоненту која омогућава корисницима да лако приступају свим функцијама платформе за трговину енергијом. Он омогућава визуелну интеракцију са микросервисима, без потребе за директним позивањем API-</w:t>
+      </w:r>
+      <w:r>
+        <w:rPr>
+          <w:lang w:val="sr-Cyrl-RS"/>
+        </w:rPr>
+        <w:t xml:space="preserve">ја или рада у командној линији. </w:t>
+      </w:r>
+      <w:r>
+        <w:rPr>
+          <w:lang w:val="sr-Cyrl-RS"/>
+        </w:rPr>
+        <w:t>UI је дизајниран тако да пружа интуитивно корисничко искуство, са јасним приказом података о батеријама, стратегијама трговања, тренутним и историјским ценама електричне енергије, као и резултатима предикција које обезбеђује AI микросервис. Поред тога, корисници могу управљати својим налогом, виртуелним новчаником и праћењем трансакција.</w:t>
+      </w:r>
+    </w:p>
+    <w:p>
+      <w:pPr>
+        <w:jc w:val="both"/>
+        <w:rPr>
+          <w:lang w:val="sr-Cyrl-RS"/>
+        </w:rPr>
+      </w:pPr>
+      <w:r>
+        <w:rPr>
+          <w:lang w:val="sr-Cyrl-RS"/>
+        </w:rPr>
+        <w:t>Систем користи React за фронтенд, што омогућава динамичке компоненте и брзо ажурирање података без поновног учитавања странице. Интерфејс је развијен са нагласком на прегледност, једноставност коришћења и прилагодљивост различитим улогама кор</w:t>
+      </w:r>
+      <w:r>
+        <w:rPr>
+          <w:lang w:val="sr-Cyrl-RS"/>
+        </w:rPr>
+        <w:t>исника (администратор, улоговани корисник или гост</w:t>
+      </w:r>
+      <w:r>
+        <w:rPr>
+          <w:lang w:val="sr-Cyrl-RS"/>
+        </w:rPr>
+        <w:t>).</w:t>
+      </w:r>
+    </w:p>
+    <w:p>
+      <w:pPr>
+        <w:jc w:val="both"/>
+        <w:rPr>
+          <w:lang w:val="sr-Cyrl-RS"/>
+        </w:rPr>
+      </w:pPr>
+      <w:r>
+        <w:rPr>
+          <w:lang w:val="sr-Cyrl-RS"/>
+        </w:rPr>
+        <w:t>Прва страница на коју ћемо се фокусирати јесте почетна страница (</w:t>
+      </w:r>
+      <w:r>
+        <w:t xml:space="preserve">Dashboard). </w:t>
+      </w:r>
+      <w:r>
+        <w:t xml:space="preserve"> </w:t>
+      </w:r>
+      <w:r>
+        <w:rPr>
+          <w:lang w:val="sr-Cyrl-RS"/>
+        </w:rPr>
+        <w:t xml:space="preserve">На слици 10 можемо видети ову страницу. Она је идентична за све кориснике и садржи приказ историје цена у последњих сат времена као и предикције цена у следецих 4 сата. Корисник такође има и јасан приказ тренутне цене у горњем десном углу као и савет шта да ради са својим батеријама у зависности од тренутне цене. Још један елемент ове странице јесу најупечатљивије вести у области елетро енергетских система, за лакше праћење дешавања. </w:t>
+      </w:r>
+    </w:p>
+    <w:p>
+      <w:pPr>
+        <w:jc w:val="center"/>
+        <w:rPr>
+          <w:lang w:val="sr-Cyrl-RS"/>
+        </w:rPr>
+      </w:pPr>
+      <w:r>
+        <w:rPr>
+          <w:noProof/>
+        </w:rPr>
+        <w:drawing>
+          <wp:inline distT="0" distB="0" distL="0" distR="0" wp14:anchorId="5181BD8C" wp14:editId="0A626E08">
+            <wp:extent cx="5940425" cy="2838903"/>
+            <wp:effectExtent l="0" t="0" r="3175" b="0"/>
+            <wp:docPr id="5" name="Picture 5" descr="C:\Users\Korisnik\Desktop\Dashboard.png"/>
+            <wp:cNvGraphicFramePr>
+              <a:graphicFrameLocks xmlns:a="http://schemas.openxmlformats.org/drawingml/2006/main" noChangeAspect="1"/>
+            </wp:cNvGraphicFramePr>
+            <a:graphic xmlns:a="http://schemas.openxmlformats.org/drawingml/2006/main">
+              <a:graphicData uri="http://schemas.openxmlformats.org/drawingml/2006/picture">
+                <pic:pic xmlns:pic="http://schemas.openxmlformats.org/drawingml/2006/picture">
+                  <pic:nvPicPr>
+                    <pic:cNvPr id="0" name="Picture 25" descr="C:\Users\Korisnik\Desktop\Dashboard.png"/>
                     <pic:cNvPicPr>
                       <a:picLocks noChangeAspect="1" noChangeArrowheads="1"/>
                     </pic:cNvPicPr>
                   </pic:nvPicPr>
                   <pic:blipFill>
-                    <a:blip r:embed="rId29" cstate="print">
+                    <a:blip r:embed="rId33" cstate="print">
                       <a:extLst>
                         <a:ext uri="{28A0092B-C50C-407E-A947-70E740481C1C}">
                           <a14:useLocalDpi xmlns:a14="http://schemas.microsoft.com/office/drawing/2010/main" val="0"/>
@@ -15379,7 +17773,7 @@
                   <pic:spPr bwMode="auto">
                     <a:xfrm>
                       <a:off x="0" y="0"/>
-                      <a:ext cx="5931535" cy="3371215"/>
+                      <a:ext cx="5940425" cy="2838903"/>
                     </a:xfrm>
                     <a:prstGeom prst="rect">
                       <a:avLst/>
@@ -15405,6 +17799,14 @@
     </w:p>
     <w:p>
       <w:pPr>
+        <w:jc w:val="center"/>
+        <w:rPr>
+          <w:lang w:val="sr-Cyrl-RS"/>
+        </w:rPr>
+      </w:pPr>
+    </w:p>
+    <w:p>
+      <w:pPr>
         <w:jc w:val="both"/>
         <w:rPr>
           <w:lang w:val="sr-Cyrl-RS"/>
@@ -15414,49 +17816,408 @@
         <w:rPr>
           <w:lang w:val="sr-Cyrl-RS"/>
         </w:rPr>
-        <w:t>На слици, црвеним оквирима, одвојене су дате компоненте.</w:t>
-      </w:r>
-      <w:r>
-        <w:rPr>
-          <w:lang w:val="sr-Cyrl-RS"/>
-        </w:rPr>
-        <w:t xml:space="preserve"> (Слика 10)</w:t>
-      </w:r>
-      <w:r>
-        <w:rPr>
-          <w:lang w:val="sr-Cyrl-RS"/>
-        </w:rPr>
-        <w:t xml:space="preserve"> У горњем делу налази се навбар који садржи пар фунцкионалности. То су додавање нове трансформаторксе станице, мењање тржишта за који се користи сајт (измена иконица) и проширење и сужавање сајдбара. Сам сајдбар налази се у левом делу апликације. Њега чине путање ка</w:t>
-      </w:r>
-      <w:r>
-        <w:rPr>
-          <w:lang w:val="sr-Cyrl-RS"/>
-        </w:rPr>
-        <w:t xml:space="preserve"> осталим страницама које чине трансфроматорске станице и приказ листа прекидача за сваку станицу. У самом центру апликације налази се прозор са приказом активне странице. У моменту покретања апликације то је </w:t>
-      </w:r>
-      <w:r>
-        <w:t xml:space="preserve">dashboard </w:t>
-      </w:r>
-      <w:r>
-        <w:rPr>
-          <w:lang w:val="sr-Cyrl-RS"/>
-        </w:rPr>
-        <w:t>страница. Детаљи рада сваке од наведених компоненти ће бити објашњени у наставку.</w:t>
-      </w:r>
-    </w:p>
-    <w:p>
-      <w:pPr>
-        <w:rPr>
-          <w:lang w:val="sr-Cyrl-RS"/>
-        </w:rPr>
-      </w:pPr>
-    </w:p>
-    <w:p>
-      <w:pPr>
-        <w:rPr>
-          <w:lang w:val="sr-Cyrl-RS"/>
-        </w:rPr>
-      </w:pPr>
+        <w:t xml:space="preserve">Шта такође можемо приметити овде јесте </w:t>
+      </w:r>
+      <w:r>
+        <w:t xml:space="preserve">Sidebar. </w:t>
+      </w:r>
+      <w:r>
+        <w:rPr>
+          <w:lang w:val="sr-Cyrl-RS"/>
+        </w:rPr>
+        <w:t>Он за разлику од почетне странице се разликује за сваког корисника, у зависности каква права корисник има. На слици 11 можемо јасно видети разлике.</w:t>
+      </w:r>
+      <w:r>
+        <w:rPr>
+          <w:lang w:val="sr-Cyrl-RS"/>
+        </w:rPr>
+        <w:t xml:space="preserve"> Гост корисник може да види само стратегије, без да их бира, маркет предикција и почетну страну, док улогован корисник може и да види своје батерије и да дода нове. Админ нема потребе за тим да види стратегије, али има додатну страницу </w:t>
+      </w:r>
+      <w:r>
+        <w:rPr>
+          <w:lang w:val="sr-Latn-RS"/>
+        </w:rPr>
+        <w:t>Users</w:t>
+      </w:r>
+      <w:r>
+        <w:rPr>
+          <w:lang w:val="sr-Cyrl-RS"/>
+        </w:rPr>
+        <w:t xml:space="preserve"> где може да банује кориснике.</w:t>
+      </w:r>
+    </w:p>
+    <w:p>
+      <w:pPr>
+        <w:rPr>
+          <w:noProof/>
+        </w:rPr>
+      </w:pPr>
+      <w:r>
+        <w:rPr>
+          <w:noProof/>
+        </w:rPr>
+        <w:lastRenderedPageBreak/>
+        <w:drawing>
+          <wp:inline distT="0" distB="0" distL="0" distR="0" wp14:anchorId="3A535AB0" wp14:editId="41685BD4">
+            <wp:extent cx="1834300" cy="3360547"/>
+            <wp:effectExtent l="0" t="0" r="0" b="0"/>
+            <wp:docPr id="6" name="Picture 6"/>
+            <wp:cNvGraphicFramePr>
+              <a:graphicFrameLocks xmlns:a="http://schemas.openxmlformats.org/drawingml/2006/main" noChangeAspect="1"/>
+            </wp:cNvGraphicFramePr>
+            <a:graphic xmlns:a="http://schemas.openxmlformats.org/drawingml/2006/main">
+              <a:graphicData uri="http://schemas.openxmlformats.org/drawingml/2006/picture">
+                <pic:pic xmlns:pic="http://schemas.openxmlformats.org/drawingml/2006/picture">
+                  <pic:nvPicPr>
+                    <pic:cNvPr id="1" name=""/>
+                    <pic:cNvPicPr/>
+                  </pic:nvPicPr>
+                  <pic:blipFill>
+                    <a:blip r:embed="rId34"/>
+                    <a:stretch>
+                      <a:fillRect/>
+                    </a:stretch>
+                  </pic:blipFill>
+                  <pic:spPr>
+                    <a:xfrm>
+                      <a:off x="0" y="0"/>
+                      <a:ext cx="1868525" cy="3423249"/>
+                    </a:xfrm>
+                    <a:prstGeom prst="rect">
+                      <a:avLst/>
+                    </a:prstGeom>
+                  </pic:spPr>
+                </pic:pic>
+              </a:graphicData>
+            </a:graphic>
+          </wp:inline>
+        </w:drawing>
+      </w:r>
+      <w:r>
+        <w:rPr>
+          <w:noProof/>
+        </w:rPr>
+        <w:t xml:space="preserve"> </w:t>
+      </w:r>
+      <w:r>
+        <w:rPr>
+          <w:noProof/>
+        </w:rPr>
+        <w:drawing>
+          <wp:inline distT="0" distB="0" distL="0" distR="0" wp14:anchorId="482D25C0" wp14:editId="00F3FAC3">
+            <wp:extent cx="2148421" cy="3348518"/>
+            <wp:effectExtent l="0" t="0" r="4445" b="4445"/>
+            <wp:docPr id="7" name="Picture 7"/>
+            <wp:cNvGraphicFramePr>
+              <a:graphicFrameLocks xmlns:a="http://schemas.openxmlformats.org/drawingml/2006/main" noChangeAspect="1"/>
+            </wp:cNvGraphicFramePr>
+            <a:graphic xmlns:a="http://schemas.openxmlformats.org/drawingml/2006/main">
+              <a:graphicData uri="http://schemas.openxmlformats.org/drawingml/2006/picture">
+                <pic:pic xmlns:pic="http://schemas.openxmlformats.org/drawingml/2006/picture">
+                  <pic:nvPicPr>
+                    <pic:cNvPr id="1" name=""/>
+                    <pic:cNvPicPr/>
+                  </pic:nvPicPr>
+                  <pic:blipFill>
+                    <a:blip r:embed="rId35"/>
+                    <a:stretch>
+                      <a:fillRect/>
+                    </a:stretch>
+                  </pic:blipFill>
+                  <pic:spPr>
+                    <a:xfrm>
+                      <a:off x="0" y="0"/>
+                      <a:ext cx="2173146" cy="3387055"/>
+                    </a:xfrm>
+                    <a:prstGeom prst="rect">
+                      <a:avLst/>
+                    </a:prstGeom>
+                  </pic:spPr>
+                </pic:pic>
+              </a:graphicData>
+            </a:graphic>
+          </wp:inline>
+        </w:drawing>
+      </w:r>
+      <w:r>
+        <w:rPr>
+          <w:noProof/>
+        </w:rPr>
+        <w:t xml:space="preserve"> </w:t>
+      </w:r>
+      <w:r>
+        <w:rPr>
+          <w:noProof/>
+        </w:rPr>
+        <w:drawing>
+          <wp:inline distT="0" distB="0" distL="0" distR="0" wp14:anchorId="26670744" wp14:editId="251CFE84">
+            <wp:extent cx="1883987" cy="3346079"/>
+            <wp:effectExtent l="0" t="0" r="2540" b="6985"/>
+            <wp:docPr id="8" name="Picture 8"/>
+            <wp:cNvGraphicFramePr>
+              <a:graphicFrameLocks xmlns:a="http://schemas.openxmlformats.org/drawingml/2006/main" noChangeAspect="1"/>
+            </wp:cNvGraphicFramePr>
+            <a:graphic xmlns:a="http://schemas.openxmlformats.org/drawingml/2006/main">
+              <a:graphicData uri="http://schemas.openxmlformats.org/drawingml/2006/picture">
+                <pic:pic xmlns:pic="http://schemas.openxmlformats.org/drawingml/2006/picture">
+                  <pic:nvPicPr>
+                    <pic:cNvPr id="1" name=""/>
+                    <pic:cNvPicPr/>
+                  </pic:nvPicPr>
+                  <pic:blipFill>
+                    <a:blip r:embed="rId36"/>
+                    <a:stretch>
+                      <a:fillRect/>
+                    </a:stretch>
+                  </pic:blipFill>
+                  <pic:spPr>
+                    <a:xfrm>
+                      <a:off x="0" y="0"/>
+                      <a:ext cx="1934817" cy="3436355"/>
+                    </a:xfrm>
+                    <a:prstGeom prst="rect">
+                      <a:avLst/>
+                    </a:prstGeom>
+                  </pic:spPr>
+                </pic:pic>
+              </a:graphicData>
+            </a:graphic>
+          </wp:inline>
+        </w:drawing>
+      </w:r>
+    </w:p>
+    <w:p>
+      <w:pPr>
+        <w:jc w:val="center"/>
+        <w:rPr>
+          <w:noProof/>
+          <w:lang w:val="sr-Cyrl-RS"/>
+        </w:rPr>
+      </w:pPr>
+      <w:r>
+        <w:rPr>
+          <w:noProof/>
+          <w:lang w:val="sr-Cyrl-RS"/>
+        </w:rPr>
+        <w:t xml:space="preserve">Слика 11. – </w:t>
+      </w:r>
+      <w:r>
+        <w:rPr>
+          <w:noProof/>
+        </w:rPr>
+        <w:t>Sidebar</w:t>
+      </w:r>
+      <w:r>
+        <w:rPr>
+          <w:noProof/>
+          <w:lang w:val="sr-Cyrl-RS"/>
+        </w:rPr>
+        <w:t xml:space="preserve"> разлике</w:t>
+      </w:r>
+    </w:p>
+    <w:p>
+      <w:pPr>
+        <w:jc w:val="both"/>
+        <w:rPr>
+          <w:noProof/>
+          <w:lang w:val="sr-Cyrl-RS"/>
+        </w:rPr>
+      </w:pPr>
+      <w:r>
+        <w:rPr>
+          <w:noProof/>
+          <w:lang w:val="sr-Cyrl-RS"/>
+        </w:rPr>
+        <w:t xml:space="preserve">Следеће компоненте јесу странице за регистровање или пријављивање корисника. Логика иза ових компоненти већ је претходно објашњена. Постоји и приказ свих могућих грешака како би кориснику било јасније у чему је проблем при пријави или регистрацији. </w:t>
+      </w:r>
+    </w:p>
+    <w:p>
+      <w:pPr>
+        <w:rPr>
+          <w:noProof/>
+        </w:rPr>
+      </w:pPr>
+      <w:r>
+        <w:rPr>
+          <w:noProof/>
+        </w:rPr>
+        <w:drawing>
+          <wp:inline distT="0" distB="0" distL="0" distR="0" wp14:anchorId="71AF7207" wp14:editId="3387E65E">
+            <wp:extent cx="2199736" cy="3689186"/>
+            <wp:effectExtent l="0" t="0" r="0" b="6985"/>
+            <wp:docPr id="10" name="Picture 10"/>
+            <wp:cNvGraphicFramePr>
+              <a:graphicFrameLocks xmlns:a="http://schemas.openxmlformats.org/drawingml/2006/main" noChangeAspect="1"/>
+            </wp:cNvGraphicFramePr>
+            <a:graphic xmlns:a="http://schemas.openxmlformats.org/drawingml/2006/main">
+              <a:graphicData uri="http://schemas.openxmlformats.org/drawingml/2006/picture">
+                <pic:pic xmlns:pic="http://schemas.openxmlformats.org/drawingml/2006/picture">
+                  <pic:nvPicPr>
+                    <pic:cNvPr id="1" name=""/>
+                    <pic:cNvPicPr/>
+                  </pic:nvPicPr>
+                  <pic:blipFill>
+                    <a:blip r:embed="rId37"/>
+                    <a:stretch>
+                      <a:fillRect/>
+                    </a:stretch>
+                  </pic:blipFill>
+                  <pic:spPr>
+                    <a:xfrm>
+                      <a:off x="0" y="0"/>
+                      <a:ext cx="2244057" cy="3763517"/>
+                    </a:xfrm>
+                    <a:prstGeom prst="rect">
+                      <a:avLst/>
+                    </a:prstGeom>
+                  </pic:spPr>
+                </pic:pic>
+              </a:graphicData>
+            </a:graphic>
+          </wp:inline>
+        </w:drawing>
+      </w:r>
+      <w:r>
+        <w:rPr>
+          <w:noProof/>
+        </w:rPr>
+        <w:t xml:space="preserve"> </w:t>
+      </w:r>
+      <w:r>
+        <w:rPr>
+          <w:noProof/>
+        </w:rPr>
+        <w:drawing>
+          <wp:inline distT="0" distB="0" distL="0" distR="0" wp14:anchorId="2245B41D" wp14:editId="482E2836">
+            <wp:extent cx="3651454" cy="3683851"/>
+            <wp:effectExtent l="0" t="0" r="6350" b="0"/>
+            <wp:docPr id="9" name="Picture 9"/>
+            <wp:cNvGraphicFramePr>
+              <a:graphicFrameLocks xmlns:a="http://schemas.openxmlformats.org/drawingml/2006/main" noChangeAspect="1"/>
+            </wp:cNvGraphicFramePr>
+            <a:graphic xmlns:a="http://schemas.openxmlformats.org/drawingml/2006/main">
+              <a:graphicData uri="http://schemas.openxmlformats.org/drawingml/2006/picture">
+                <pic:pic xmlns:pic="http://schemas.openxmlformats.org/drawingml/2006/picture">
+                  <pic:nvPicPr>
+                    <pic:cNvPr id="1" name=""/>
+                    <pic:cNvPicPr/>
+                  </pic:nvPicPr>
+                  <pic:blipFill>
+                    <a:blip r:embed="rId38"/>
+                    <a:stretch>
+                      <a:fillRect/>
+                    </a:stretch>
+                  </pic:blipFill>
+                  <pic:spPr>
+                    <a:xfrm>
+                      <a:off x="0" y="0"/>
+                      <a:ext cx="3699795" cy="3732621"/>
+                    </a:xfrm>
+                    <a:prstGeom prst="rect">
+                      <a:avLst/>
+                    </a:prstGeom>
+                  </pic:spPr>
+                </pic:pic>
+              </a:graphicData>
+            </a:graphic>
+          </wp:inline>
+        </w:drawing>
+      </w:r>
+    </w:p>
+    <w:p>
+      <w:pPr>
+        <w:jc w:val="center"/>
+        <w:rPr>
+          <w:noProof/>
+          <w:lang w:val="sr-Cyrl-RS"/>
+        </w:rPr>
+      </w:pPr>
+      <w:r>
+        <w:rPr>
+          <w:noProof/>
+          <w:lang w:val="sr-Cyrl-RS"/>
+        </w:rPr>
+        <w:t>Слика 12. – Регистрација и пријава</w:t>
+      </w:r>
+    </w:p>
+    <w:p>
+      <w:pPr>
+        <w:jc w:val="center"/>
+        <w:rPr>
+          <w:noProof/>
+          <w:lang w:val="sr-Cyrl-RS"/>
+        </w:rPr>
+      </w:pPr>
+    </w:p>
+    <w:p>
+      <w:pPr>
+        <w:rPr>
+          <w:lang w:val="sr-Cyrl-RS"/>
+        </w:rPr>
+      </w:pPr>
+      <w:r>
+        <w:rPr>
+          <w:noProof/>
+        </w:rPr>
+        <w:lastRenderedPageBreak/>
+        <w:br/>
+      </w:r>
+      <w:bookmarkStart w:id="25" w:name="_GoBack"/>
+      <w:bookmarkEnd w:id="25"/>
+    </w:p>
+    <w:p>
+      <w:pPr>
+        <w:rPr>
+          <w:lang w:val="sr-Cyrl-RS"/>
+        </w:rPr>
+      </w:pPr>
+    </w:p>
+    <w:p>
+      <w:pPr>
+        <w:rPr>
+          <w:lang w:val="sr-Cyrl-RS"/>
+        </w:rPr>
+      </w:pPr>
+      <w:r>
+        <w:rPr>
+          <w:noProof/>
+        </w:rPr>
+        <w:drawing>
+          <wp:inline distT="0" distB="0" distL="0" distR="0" wp14:anchorId="68777B5A" wp14:editId="62CF6DE9">
+            <wp:extent cx="5940425" cy="2485390"/>
+            <wp:effectExtent l="0" t="0" r="3175" b="0"/>
+            <wp:docPr id="11" name="Picture 11"/>
+            <wp:cNvGraphicFramePr>
+              <a:graphicFrameLocks xmlns:a="http://schemas.openxmlformats.org/drawingml/2006/main" noChangeAspect="1"/>
+            </wp:cNvGraphicFramePr>
+            <a:graphic xmlns:a="http://schemas.openxmlformats.org/drawingml/2006/main">
+              <a:graphicData uri="http://schemas.openxmlformats.org/drawingml/2006/picture">
+                <pic:pic xmlns:pic="http://schemas.openxmlformats.org/drawingml/2006/picture">
+                  <pic:nvPicPr>
+                    <pic:cNvPr id="1" name=""/>
+                    <pic:cNvPicPr/>
+                  </pic:nvPicPr>
+                  <pic:blipFill>
+                    <a:blip r:embed="rId39"/>
+                    <a:stretch>
+                      <a:fillRect/>
+                    </a:stretch>
+                  </pic:blipFill>
+                  <pic:spPr>
+                    <a:xfrm>
+                      <a:off x="0" y="0"/>
+                      <a:ext cx="5940425" cy="2485390"/>
+                    </a:xfrm>
+                    <a:prstGeom prst="rect">
+                      <a:avLst/>
+                    </a:prstGeom>
+                  </pic:spPr>
+                </pic:pic>
+              </a:graphicData>
+            </a:graphic>
+          </wp:inline>
+        </w:drawing>
+      </w:r>
     </w:p>
     <w:p>
       <w:pPr>
@@ -15465,7 +18226,7 @@
           <w:lang w:val="sr-Cyrl-RS"/>
         </w:rPr>
       </w:pPr>
-      <w:bookmarkStart w:id="26" w:name="_Toc208444579"/>
+      <w:bookmarkStart w:id="26" w:name="_Toc208499378"/>
       <w:r>
         <w:rPr>
           <w:lang w:val="sr-Cyrl-RS"/>
@@ -15527,7 +18288,6 @@
         <w:rPr>
           <w:noProof/>
         </w:rPr>
-        <w:lastRenderedPageBreak/>
         <w:drawing>
           <wp:inline distT="0" distB="0" distL="0" distR="0" wp14:anchorId="6E1B2E9C" wp14:editId="61056CB5">
             <wp:extent cx="5144494" cy="3105726"/>
@@ -15546,7 +18306,7 @@
                     </pic:cNvPicPr>
                   </pic:nvPicPr>
                   <pic:blipFill>
-                    <a:blip r:embed="rId30">
+                    <a:blip r:embed="rId40">
                       <a:extLst>
                         <a:ext uri="{28A0092B-C50C-407E-A947-70E740481C1C}">
                           <a14:useLocalDpi xmlns:a14="http://schemas.microsoft.com/office/drawing/2010/main" val="0"/>
@@ -15610,6 +18370,7 @@
         <w:rPr>
           <w:noProof/>
         </w:rPr>
+        <w:lastRenderedPageBreak/>
         <w:drawing>
           <wp:inline distT="0" distB="0" distL="0" distR="0" wp14:anchorId="4655C98B" wp14:editId="561FD4F4">
             <wp:extent cx="2920013" cy="2687541"/>
@@ -15628,7 +18389,7 @@
                     </pic:cNvPicPr>
                   </pic:nvPicPr>
                   <pic:blipFill>
-                    <a:blip r:embed="rId31">
+                    <a:blip r:embed="rId41">
                       <a:extLst>
                         <a:ext uri="{28A0092B-C50C-407E-A947-70E740481C1C}">
                           <a14:useLocalDpi xmlns:a14="http://schemas.microsoft.com/office/drawing/2010/main" val="0"/>
@@ -15726,7 +18487,6 @@
         <w:rPr>
           <w:noProof/>
         </w:rPr>
-        <w:lastRenderedPageBreak/>
         <w:drawing>
           <wp:inline distT="0" distB="0" distL="0" distR="0" wp14:anchorId="47B0F0D6" wp14:editId="485F540E">
             <wp:extent cx="5895541" cy="2631882"/>
@@ -15745,7 +18505,7 @@
                     </pic:cNvPicPr>
                   </pic:nvPicPr>
                   <pic:blipFill>
-                    <a:blip r:embed="rId32" cstate="print">
+                    <a:blip r:embed="rId42" cstate="print">
                       <a:extLst>
                         <a:ext uri="{28A0092B-C50C-407E-A947-70E740481C1C}">
                           <a14:useLocalDpi xmlns:a14="http://schemas.microsoft.com/office/drawing/2010/main" val="0"/>
@@ -15828,7 +18588,7 @@
           <w:lang w:val="sr-Cyrl-RS"/>
         </w:rPr>
       </w:pPr>
-      <w:bookmarkStart w:id="27" w:name="_Toc208444580"/>
+      <w:bookmarkStart w:id="27" w:name="_Toc208499379"/>
       <w:r>
         <w:t>7.3 Sidebar</w:t>
       </w:r>
@@ -15867,7 +18627,14 @@
         <w:rPr>
           <w:lang w:val="sr-Cyrl-RS"/>
         </w:rPr>
-        <w:t xml:space="preserve">, апликација нам приказује детаљније информације о </w:t>
+        <w:t xml:space="preserve">, апликација нам приказује детаљније </w:t>
+      </w:r>
+      <w:r>
+        <w:rPr>
+          <w:lang w:val="sr-Cyrl-RS"/>
+        </w:rPr>
+        <w:lastRenderedPageBreak/>
+        <w:t xml:space="preserve">информације о </w:t>
       </w:r>
       <w:r>
         <w:rPr>
@@ -15914,7 +18681,7 @@
                     </pic:cNvPicPr>
                   </pic:nvPicPr>
                   <pic:blipFill>
-                    <a:blip r:embed="rId33">
+                    <a:blip r:embed="rId43">
                       <a:extLst>
                         <a:ext uri="{28A0092B-C50C-407E-A947-70E740481C1C}">
                           <a14:useLocalDpi xmlns:a14="http://schemas.microsoft.com/office/drawing/2010/main" val="0"/>
@@ -15960,12 +18727,11 @@
           <w:lang w:val="sr-Cyrl-RS"/>
         </w:rPr>
       </w:pPr>
-      <w:bookmarkStart w:id="28" w:name="_Toc208444581"/>
-      <w:r>
-        <w:rPr>
-          <w:lang w:val="sr-Cyrl-RS"/>
-        </w:rPr>
-        <w:lastRenderedPageBreak/>
+      <w:bookmarkStart w:id="28" w:name="_Toc208499380"/>
+      <w:r>
+        <w:rPr>
+          <w:lang w:val="sr-Cyrl-RS"/>
+        </w:rPr>
         <w:t xml:space="preserve">7.4 </w:t>
       </w:r>
       <w:r>
@@ -16031,7 +18797,7 @@
                     </pic:cNvPicPr>
                   </pic:nvPicPr>
                   <pic:blipFill>
-                    <a:blip r:embed="rId34" cstate="print">
+                    <a:blip r:embed="rId44" cstate="print">
                       <a:extLst>
                         <a:ext uri="{28A0092B-C50C-407E-A947-70E740481C1C}">
                           <a14:useLocalDpi xmlns:a14="http://schemas.microsoft.com/office/drawing/2010/main" val="0"/>
@@ -16090,6 +18856,7 @@
         <w:rPr>
           <w:lang w:val="sr-Cyrl-RS"/>
         </w:rPr>
+        <w:lastRenderedPageBreak/>
         <w:t xml:space="preserve">Први елемент </w:t>
       </w:r>
       <w:r>
@@ -16131,7 +18898,7 @@
                     </pic:cNvPicPr>
                   </pic:nvPicPr>
                   <pic:blipFill>
-                    <a:blip r:embed="rId35" cstate="print">
+                    <a:blip r:embed="rId45" cstate="print">
                       <a:extLst>
                         <a:ext uri="{28A0092B-C50C-407E-A947-70E740481C1C}">
                           <a14:useLocalDpi xmlns:a14="http://schemas.microsoft.com/office/drawing/2010/main" val="0"/>
@@ -16308,7 +19075,7 @@
                     </pic:cNvPicPr>
                   </pic:nvPicPr>
                   <pic:blipFill>
-                    <a:blip r:embed="rId36">
+                    <a:blip r:embed="rId46">
                       <a:extLst>
                         <a:ext uri="{28A0092B-C50C-407E-A947-70E740481C1C}">
                           <a14:useLocalDpi xmlns:a14="http://schemas.microsoft.com/office/drawing/2010/main" val="0"/>
@@ -16374,6 +19141,7 @@
         <w:rPr>
           <w:noProof/>
         </w:rPr>
+        <w:lastRenderedPageBreak/>
         <w:drawing>
           <wp:inline distT="0" distB="0" distL="0" distR="0" wp14:anchorId="144A3F73" wp14:editId="316977B4">
             <wp:extent cx="5931535" cy="1876425"/>
@@ -16392,7 +19160,7 @@
                     </pic:cNvPicPr>
                   </pic:nvPicPr>
                   <pic:blipFill>
-                    <a:blip r:embed="rId37" cstate="print">
+                    <a:blip r:embed="rId47" cstate="print">
                       <a:extLst>
                         <a:ext uri="{28A0092B-C50C-407E-A947-70E740481C1C}">
                           <a14:useLocalDpi xmlns:a14="http://schemas.microsoft.com/office/drawing/2010/main" val="0"/>
@@ -16583,7 +19351,6 @@
         <w:rPr>
           <w:lang w:val="sr-Cyrl-RS"/>
         </w:rPr>
-        <w:lastRenderedPageBreak/>
         <w:t xml:space="preserve">Трећи елемент </w:t>
       </w:r>
       <w:r>
@@ -16634,7 +19401,7 @@
                     </pic:cNvPicPr>
                   </pic:nvPicPr>
                   <pic:blipFill>
-                    <a:blip r:embed="rId38" cstate="print">
+                    <a:blip r:embed="rId48" cstate="print">
                       <a:extLst>
                         <a:ext uri="{28A0092B-C50C-407E-A947-70E740481C1C}">
                           <a14:useLocalDpi xmlns:a14="http://schemas.microsoft.com/office/drawing/2010/main" val="0"/>
@@ -16688,7 +19455,7 @@
           <w:lang w:val="sr-Cyrl-RS"/>
         </w:rPr>
       </w:pPr>
-      <w:bookmarkStart w:id="29" w:name="_Toc208444582"/>
+      <w:bookmarkStart w:id="29" w:name="_Toc208499381"/>
       <w:r>
         <w:rPr>
           <w:lang w:val="sr-Cyrl-RS"/>
@@ -16738,6 +19505,7 @@
         <w:rPr>
           <w:noProof/>
         </w:rPr>
+        <w:lastRenderedPageBreak/>
         <w:drawing>
           <wp:inline distT="0" distB="0" distL="0" distR="0" wp14:anchorId="405D42D4" wp14:editId="274FA8A9">
             <wp:extent cx="5931535" cy="2830830"/>
@@ -16756,7 +19524,7 @@
                     </pic:cNvPicPr>
                   </pic:nvPicPr>
                   <pic:blipFill>
-                    <a:blip r:embed="rId39" cstate="print">
+                    <a:blip r:embed="rId49" cstate="print">
                       <a:extLst>
                         <a:ext uri="{28A0092B-C50C-407E-A947-70E740481C1C}">
                           <a14:useLocalDpi xmlns:a14="http://schemas.microsoft.com/office/drawing/2010/main" val="0"/>
@@ -16896,7 +19664,6 @@
         <w:rPr>
           <w:noProof/>
         </w:rPr>
-        <w:lastRenderedPageBreak/>
         <w:drawing>
           <wp:inline distT="0" distB="0" distL="0" distR="0" wp14:anchorId="131CE863" wp14:editId="7109E443">
             <wp:extent cx="4723075" cy="3281511"/>
@@ -16915,7 +19682,7 @@
                     </pic:cNvPicPr>
                   </pic:nvPicPr>
                   <pic:blipFill>
-                    <a:blip r:embed="rId40">
+                    <a:blip r:embed="rId50">
                       <a:extLst>
                         <a:ext uri="{28A0092B-C50C-407E-A947-70E740481C1C}">
                           <a14:useLocalDpi xmlns:a14="http://schemas.microsoft.com/office/drawing/2010/main" val="0"/>
@@ -16984,11 +19751,12 @@
           <w:lang w:val="sr-Cyrl-RS"/>
         </w:rPr>
       </w:pPr>
-      <w:bookmarkStart w:id="30" w:name="_Toc208444583"/>
-      <w:r>
-        <w:rPr>
-          <w:lang w:val="sr-Cyrl-RS"/>
-        </w:rPr>
+      <w:bookmarkStart w:id="30" w:name="_Toc208499382"/>
+      <w:r>
+        <w:rPr>
+          <w:lang w:val="sr-Cyrl-RS"/>
+        </w:rPr>
+        <w:lastRenderedPageBreak/>
         <w:t>7.6 Приказ листе појединачних прекидача</w:t>
       </w:r>
       <w:bookmarkEnd w:id="30"/>
@@ -17049,7 +19817,7 @@
                     </pic:cNvPicPr>
                   </pic:nvPicPr>
                   <pic:blipFill>
-                    <a:blip r:embed="rId41" cstate="print">
+                    <a:blip r:embed="rId51" cstate="print">
                       <a:extLst>
                         <a:ext uri="{28A0092B-C50C-407E-A947-70E740481C1C}">
                           <a14:useLocalDpi xmlns:a14="http://schemas.microsoft.com/office/drawing/2010/main" val="0"/>
@@ -17108,7 +19876,6 @@
         <w:rPr>
           <w:noProof/>
         </w:rPr>
-        <w:lastRenderedPageBreak/>
         <w:drawing>
           <wp:inline distT="0" distB="0" distL="0" distR="0" wp14:anchorId="39A3137B" wp14:editId="3AF83AAD">
             <wp:extent cx="5939790" cy="3148965"/>
@@ -17127,7 +19894,7 @@
                     </pic:cNvPicPr>
                   </pic:nvPicPr>
                   <pic:blipFill>
-                    <a:blip r:embed="rId42" cstate="print">
+                    <a:blip r:embed="rId52" cstate="print">
                       <a:extLst>
                         <a:ext uri="{28A0092B-C50C-407E-A947-70E740481C1C}">
                           <a14:useLocalDpi xmlns:a14="http://schemas.microsoft.com/office/drawing/2010/main" val="0"/>
@@ -17240,6 +20007,7 @@
         <w:rPr>
           <w:noProof/>
         </w:rPr>
+        <w:lastRenderedPageBreak/>
         <w:drawing>
           <wp:inline distT="0" distB="0" distL="0" distR="0" wp14:anchorId="4546C05B" wp14:editId="190200AB">
             <wp:extent cx="3872286" cy="2216658"/>
@@ -17258,7 +20026,7 @@
                     </pic:cNvPicPr>
                   </pic:nvPicPr>
                   <pic:blipFill>
-                    <a:blip r:embed="rId43">
+                    <a:blip r:embed="rId53">
                       <a:extLst>
                         <a:ext uri="{28A0092B-C50C-407E-A947-70E740481C1C}">
                           <a14:useLocalDpi xmlns:a14="http://schemas.microsoft.com/office/drawing/2010/main" val="0"/>
@@ -17384,7 +20152,6 @@
         <w:rPr>
           <w:noProof/>
         </w:rPr>
-        <w:lastRenderedPageBreak/>
         <w:drawing>
           <wp:inline distT="0" distB="0" distL="0" distR="0" wp14:anchorId="6C4BE0A0" wp14:editId="3042A793">
             <wp:extent cx="2790908" cy="3355307"/>
@@ -17403,7 +20170,7 @@
                     </pic:cNvPicPr>
                   </pic:nvPicPr>
                   <pic:blipFill>
-                    <a:blip r:embed="rId44">
+                    <a:blip r:embed="rId54">
                       <a:extLst>
                         <a:ext uri="{28A0092B-C50C-407E-A947-70E740481C1C}">
                           <a14:useLocalDpi xmlns:a14="http://schemas.microsoft.com/office/drawing/2010/main" val="0"/>
@@ -17463,7 +20230,7 @@
                     </pic:cNvPicPr>
                   </pic:nvPicPr>
                   <pic:blipFill>
-                    <a:blip r:embed="rId45">
+                    <a:blip r:embed="rId55">
                       <a:extLst>
                         <a:ext uri="{28A0092B-C50C-407E-A947-70E740481C1C}">
                           <a14:useLocalDpi xmlns:a14="http://schemas.microsoft.com/office/drawing/2010/main" val="0"/>
@@ -17521,7 +20288,7 @@
           <w:lang w:val="sr-Cyrl-RS"/>
         </w:rPr>
       </w:pPr>
-      <w:bookmarkStart w:id="31" w:name="_Toc208444584"/>
+      <w:bookmarkStart w:id="31" w:name="_Toc208499383"/>
       <w:r>
         <w:rPr>
           <w:lang w:val="sr-Cyrl-RS"/>
@@ -17582,6 +20349,7 @@
         <w:rPr>
           <w:noProof/>
         </w:rPr>
+        <w:lastRenderedPageBreak/>
         <w:drawing>
           <wp:inline distT="0" distB="0" distL="0" distR="0" wp14:anchorId="732E8535" wp14:editId="02DF1DD8">
             <wp:extent cx="4898004" cy="3173701"/>
@@ -17600,7 +20368,7 @@
                     </pic:cNvPicPr>
                   </pic:nvPicPr>
                   <pic:blipFill>
-                    <a:blip r:embed="rId46">
+                    <a:blip r:embed="rId56">
                       <a:extLst>
                         <a:ext uri="{28A0092B-C50C-407E-A947-70E740481C1C}">
                           <a14:useLocalDpi xmlns:a14="http://schemas.microsoft.com/office/drawing/2010/main" val="0"/>
@@ -17658,7 +20426,6 @@
         <w:rPr>
           <w:lang w:val="sr-Cyrl-RS"/>
         </w:rPr>
-        <w:lastRenderedPageBreak/>
         <w:t>Апликација поседује изглед и за мобилне уређаје (Слика 28) као и за уређаје са средњом димензијом екрана (као што су таблети) (Слика 29). На следећој слици биће приказан пример изгледа апликације у тим димензијама.</w:t>
       </w:r>
     </w:p>
@@ -17698,7 +20465,7 @@
                     </pic:cNvPicPr>
                   </pic:nvPicPr>
                   <pic:blipFill>
-                    <a:blip r:embed="rId47" cstate="print">
+                    <a:blip r:embed="rId57" cstate="print">
                       <a:extLst>
                         <a:ext uri="{28A0092B-C50C-407E-A947-70E740481C1C}">
                           <a14:useLocalDpi xmlns:a14="http://schemas.microsoft.com/office/drawing/2010/main" val="0"/>
@@ -17758,7 +20525,7 @@
                     </pic:cNvPicPr>
                   </pic:nvPicPr>
                   <pic:blipFill>
-                    <a:blip r:embed="rId48" cstate="print">
+                    <a:blip r:embed="rId58" cstate="print">
                       <a:extLst>
                         <a:ext uri="{28A0092B-C50C-407E-A947-70E740481C1C}">
                           <a14:useLocalDpi xmlns:a14="http://schemas.microsoft.com/office/drawing/2010/main" val="0"/>
@@ -17935,7 +20702,7 @@
           <w:lang w:val="sr-Cyrl-RS"/>
         </w:rPr>
       </w:pPr>
-      <w:bookmarkStart w:id="32" w:name="_Toc208444585"/>
+      <w:bookmarkStart w:id="32" w:name="_Toc208499384"/>
       <w:r>
         <w:rPr>
           <w:sz w:val="36"/>
@@ -18019,6 +20786,7 @@
         <w:rPr>
           <w:lang w:val="sr-Cyrl-RS"/>
         </w:rPr>
+        <w:lastRenderedPageBreak/>
         <w:t>Једина мана ове апликације и реализације електроенергетског система на веб серверу, јесте то што је потребно обезбедити сталну конекцију са интернетом. У супротном може доћи до отказа система или неког другог квара, без да сами оператори буду обавештени о томе.</w:t>
       </w:r>
     </w:p>
@@ -18051,7 +20819,7 @@
                     </pic:cNvPicPr>
                   </pic:nvPicPr>
                   <pic:blipFill>
-                    <a:blip r:embed="rId49" cstate="print">
+                    <a:blip r:embed="rId59" cstate="print">
                       <a:extLst>
                         <a:ext uri="{28A0092B-C50C-407E-A947-70E740481C1C}">
                           <a14:useLocalDpi xmlns:a14="http://schemas.microsoft.com/office/drawing/2010/main" val="0"/>
@@ -18110,13 +20878,12 @@
           <w:szCs w:val="36"/>
         </w:rPr>
       </w:pPr>
-      <w:bookmarkStart w:id="33" w:name="_Toc208444586"/>
+      <w:bookmarkStart w:id="33" w:name="_Toc208499385"/>
       <w:r>
         <w:rPr>
           <w:sz w:val="36"/>
           <w:szCs w:val="36"/>
         </w:rPr>
-        <w:lastRenderedPageBreak/>
         <w:t>9. Literatura</w:t>
       </w:r>
       <w:bookmarkEnd w:id="33"/>
@@ -18203,7 +20970,7 @@
       <w:r>
         <w:t xml:space="preserve">: </w:t>
       </w:r>
-      <w:hyperlink r:id="rId50" w:history="1">
+      <w:hyperlink r:id="rId60" w:history="1">
         <w:r>
           <w:rPr>
             <w:rStyle w:val="Hyperlink"/>
@@ -18247,14 +21014,13 @@
           <w:lang w:val="sr-Cyrl-RS"/>
         </w:rPr>
       </w:pPr>
-      <w:bookmarkStart w:id="34" w:name="_Toc208444587"/>
+      <w:bookmarkStart w:id="34" w:name="_Toc208499386"/>
       <w:r>
         <w:rPr>
           <w:sz w:val="36"/>
           <w:szCs w:val="36"/>
           <w:lang w:val="sr-Cyrl-RS"/>
         </w:rPr>
-        <w:lastRenderedPageBreak/>
         <w:t>Биографија</w:t>
       </w:r>
       <w:bookmarkEnd w:id="34"/>
@@ -18434,7 +21200,7 @@
         <w:rStyle w:val="PageNumber"/>
         <w:noProof/>
       </w:rPr>
-      <w:t>1</w:t>
+      <w:t>2</w:t>
     </w:r>
     <w:r>
       <w:rPr>
@@ -20356,9 +23122,9 @@
     </w:lvl>
   </w:abstractNum>
   <w:abstractNum w:abstractNumId="11" w15:restartNumberingAfterBreak="0">
-    <w:nsid w:val="4D075D5F"/>
+    <w:nsid w:val="4B0C58DC"/>
     <w:multiLevelType w:val="hybridMultilevel"/>
-    <w:tmpl w:val="AAD88E12"/>
+    <w:tmpl w:val="5C7A4DE4"/>
     <w:lvl w:ilvl="0" w:tplc="04090001">
       <w:start w:val="1"/>
       <w:numFmt w:val="bullet"/>
@@ -20469,9 +23235,9 @@
     </w:lvl>
   </w:abstractNum>
   <w:abstractNum w:abstractNumId="12" w15:restartNumberingAfterBreak="0">
-    <w:nsid w:val="50650B6B"/>
+    <w:nsid w:val="4D075D5F"/>
     <w:multiLevelType w:val="hybridMultilevel"/>
-    <w:tmpl w:val="64F0AB5A"/>
+    <w:tmpl w:val="AAD88E12"/>
     <w:lvl w:ilvl="0" w:tplc="04090001">
       <w:start w:val="1"/>
       <w:numFmt w:val="bullet"/>
@@ -20582,9 +23348,9 @@
     </w:lvl>
   </w:abstractNum>
   <w:abstractNum w:abstractNumId="13" w15:restartNumberingAfterBreak="0">
-    <w:nsid w:val="53983C4E"/>
+    <w:nsid w:val="50650B6B"/>
     <w:multiLevelType w:val="hybridMultilevel"/>
-    <w:tmpl w:val="99029220"/>
+    <w:tmpl w:val="64F0AB5A"/>
     <w:lvl w:ilvl="0" w:tplc="04090001">
       <w:start w:val="1"/>
       <w:numFmt w:val="bullet"/>
@@ -20695,6 +23461,119 @@
     </w:lvl>
   </w:abstractNum>
   <w:abstractNum w:abstractNumId="14" w15:restartNumberingAfterBreak="0">
+    <w:nsid w:val="53983C4E"/>
+    <w:multiLevelType w:val="hybridMultilevel"/>
+    <w:tmpl w:val="99029220"/>
+    <w:lvl w:ilvl="0" w:tplc="04090001">
+      <w:start w:val="1"/>
+      <w:numFmt w:val="bullet"/>
+      <w:lvlText w:val=""/>
+      <w:lvlJc w:val="left"/>
+      <w:pPr>
+        <w:ind w:left="720" w:hanging="360"/>
+      </w:pPr>
+      <w:rPr>
+        <w:rFonts w:ascii="Symbol" w:hAnsi="Symbol" w:hint="default"/>
+      </w:rPr>
+    </w:lvl>
+    <w:lvl w:ilvl="1" w:tplc="04090003" w:tentative="1">
+      <w:start w:val="1"/>
+      <w:numFmt w:val="bullet"/>
+      <w:lvlText w:val="o"/>
+      <w:lvlJc w:val="left"/>
+      <w:pPr>
+        <w:ind w:left="1440" w:hanging="360"/>
+      </w:pPr>
+      <w:rPr>
+        <w:rFonts w:ascii="Courier New" w:hAnsi="Courier New" w:cs="Courier New" w:hint="default"/>
+      </w:rPr>
+    </w:lvl>
+    <w:lvl w:ilvl="2" w:tplc="04090005" w:tentative="1">
+      <w:start w:val="1"/>
+      <w:numFmt w:val="bullet"/>
+      <w:lvlText w:val=""/>
+      <w:lvlJc w:val="left"/>
+      <w:pPr>
+        <w:ind w:left="2160" w:hanging="360"/>
+      </w:pPr>
+      <w:rPr>
+        <w:rFonts w:ascii="Wingdings" w:hAnsi="Wingdings" w:hint="default"/>
+      </w:rPr>
+    </w:lvl>
+    <w:lvl w:ilvl="3" w:tplc="04090001" w:tentative="1">
+      <w:start w:val="1"/>
+      <w:numFmt w:val="bullet"/>
+      <w:lvlText w:val=""/>
+      <w:lvlJc w:val="left"/>
+      <w:pPr>
+        <w:ind w:left="2880" w:hanging="360"/>
+      </w:pPr>
+      <w:rPr>
+        <w:rFonts w:ascii="Symbol" w:hAnsi="Symbol" w:hint="default"/>
+      </w:rPr>
+    </w:lvl>
+    <w:lvl w:ilvl="4" w:tplc="04090003" w:tentative="1">
+      <w:start w:val="1"/>
+      <w:numFmt w:val="bullet"/>
+      <w:lvlText w:val="o"/>
+      <w:lvlJc w:val="left"/>
+      <w:pPr>
+        <w:ind w:left="3600" w:hanging="360"/>
+      </w:pPr>
+      <w:rPr>
+        <w:rFonts w:ascii="Courier New" w:hAnsi="Courier New" w:cs="Courier New" w:hint="default"/>
+      </w:rPr>
+    </w:lvl>
+    <w:lvl w:ilvl="5" w:tplc="04090005" w:tentative="1">
+      <w:start w:val="1"/>
+      <w:numFmt w:val="bullet"/>
+      <w:lvlText w:val=""/>
+      <w:lvlJc w:val="left"/>
+      <w:pPr>
+        <w:ind w:left="4320" w:hanging="360"/>
+      </w:pPr>
+      <w:rPr>
+        <w:rFonts w:ascii="Wingdings" w:hAnsi="Wingdings" w:hint="default"/>
+      </w:rPr>
+    </w:lvl>
+    <w:lvl w:ilvl="6" w:tplc="04090001" w:tentative="1">
+      <w:start w:val="1"/>
+      <w:numFmt w:val="bullet"/>
+      <w:lvlText w:val=""/>
+      <w:lvlJc w:val="left"/>
+      <w:pPr>
+        <w:ind w:left="5040" w:hanging="360"/>
+      </w:pPr>
+      <w:rPr>
+        <w:rFonts w:ascii="Symbol" w:hAnsi="Symbol" w:hint="default"/>
+      </w:rPr>
+    </w:lvl>
+    <w:lvl w:ilvl="7" w:tplc="04090003" w:tentative="1">
+      <w:start w:val="1"/>
+      <w:numFmt w:val="bullet"/>
+      <w:lvlText w:val="o"/>
+      <w:lvlJc w:val="left"/>
+      <w:pPr>
+        <w:ind w:left="5760" w:hanging="360"/>
+      </w:pPr>
+      <w:rPr>
+        <w:rFonts w:ascii="Courier New" w:hAnsi="Courier New" w:cs="Courier New" w:hint="default"/>
+      </w:rPr>
+    </w:lvl>
+    <w:lvl w:ilvl="8" w:tplc="04090005" w:tentative="1">
+      <w:start w:val="1"/>
+      <w:numFmt w:val="bullet"/>
+      <w:lvlText w:val=""/>
+      <w:lvlJc w:val="left"/>
+      <w:pPr>
+        <w:ind w:left="6480" w:hanging="360"/>
+      </w:pPr>
+      <w:rPr>
+        <w:rFonts w:ascii="Wingdings" w:hAnsi="Wingdings" w:hint="default"/>
+      </w:rPr>
+    </w:lvl>
+  </w:abstractNum>
+  <w:abstractNum w:abstractNumId="15" w15:restartNumberingAfterBreak="0">
     <w:nsid w:val="57145E91"/>
     <w:multiLevelType w:val="hybridMultilevel"/>
     <w:tmpl w:val="583C7C74"/>
@@ -20807,7 +23686,7 @@
       </w:rPr>
     </w:lvl>
   </w:abstractNum>
-  <w:abstractNum w:abstractNumId="15" w15:restartNumberingAfterBreak="0">
+  <w:abstractNum w:abstractNumId="16" w15:restartNumberingAfterBreak="0">
     <w:nsid w:val="66163121"/>
     <w:multiLevelType w:val="hybridMultilevel"/>
     <w:tmpl w:val="1A801D7A"/>
@@ -20920,7 +23799,7 @@
       </w:rPr>
     </w:lvl>
   </w:abstractNum>
-  <w:abstractNum w:abstractNumId="16" w15:restartNumberingAfterBreak="0">
+  <w:abstractNum w:abstractNumId="17" w15:restartNumberingAfterBreak="0">
     <w:nsid w:val="70524DBC"/>
     <w:multiLevelType w:val="hybridMultilevel"/>
     <w:tmpl w:val="57887536"/>
@@ -21059,7 +23938,7 @@
       </w:rPr>
     </w:lvl>
   </w:abstractNum>
-  <w:abstractNum w:abstractNumId="17" w15:restartNumberingAfterBreak="0">
+  <w:abstractNum w:abstractNumId="18" w15:restartNumberingAfterBreak="0">
     <w:nsid w:val="738F00A9"/>
     <w:multiLevelType w:val="hybridMultilevel"/>
     <w:tmpl w:val="24202BBE"/>
@@ -21172,10 +24051,10 @@
       </w:rPr>
     </w:lvl>
   </w:abstractNum>
-  <w:abstractNum w:abstractNumId="18" w15:restartNumberingAfterBreak="0">
-    <w:nsid w:val="776C2BAA"/>
+  <w:abstractNum w:abstractNumId="19" w15:restartNumberingAfterBreak="0">
+    <w:nsid w:val="773B5BCC"/>
     <w:multiLevelType w:val="hybridMultilevel"/>
-    <w:tmpl w:val="C4963A58"/>
+    <w:tmpl w:val="F622308E"/>
     <w:lvl w:ilvl="0" w:tplc="04090001">
       <w:start w:val="1"/>
       <w:numFmt w:val="bullet"/>
@@ -21285,96 +24164,10 @@
       </w:rPr>
     </w:lvl>
   </w:abstractNum>
-  <w:abstractNum w:abstractNumId="19" w15:restartNumberingAfterBreak="0">
-    <w:nsid w:val="792C715F"/>
+  <w:abstractNum w:abstractNumId="20" w15:restartNumberingAfterBreak="0">
+    <w:nsid w:val="776C2BAA"/>
     <w:multiLevelType w:val="hybridMultilevel"/>
-    <w:tmpl w:val="37E0D864"/>
-    <w:lvl w:ilvl="0" w:tplc="0409000F">
-      <w:start w:val="1"/>
-      <w:numFmt w:val="decimal"/>
-      <w:lvlText w:val="%1."/>
-      <w:lvlJc w:val="left"/>
-      <w:pPr>
-        <w:ind w:left="720" w:hanging="360"/>
-      </w:pPr>
-    </w:lvl>
-    <w:lvl w:ilvl="1" w:tplc="04090019" w:tentative="1">
-      <w:start w:val="1"/>
-      <w:numFmt w:val="lowerLetter"/>
-      <w:lvlText w:val="%2."/>
-      <w:lvlJc w:val="left"/>
-      <w:pPr>
-        <w:ind w:left="1440" w:hanging="360"/>
-      </w:pPr>
-    </w:lvl>
-    <w:lvl w:ilvl="2" w:tplc="0409001B" w:tentative="1">
-      <w:start w:val="1"/>
-      <w:numFmt w:val="lowerRoman"/>
-      <w:lvlText w:val="%3."/>
-      <w:lvlJc w:val="right"/>
-      <w:pPr>
-        <w:ind w:left="2160" w:hanging="180"/>
-      </w:pPr>
-    </w:lvl>
-    <w:lvl w:ilvl="3" w:tplc="0409000F" w:tentative="1">
-      <w:start w:val="1"/>
-      <w:numFmt w:val="decimal"/>
-      <w:lvlText w:val="%4."/>
-      <w:lvlJc w:val="left"/>
-      <w:pPr>
-        <w:ind w:left="2880" w:hanging="360"/>
-      </w:pPr>
-    </w:lvl>
-    <w:lvl w:ilvl="4" w:tplc="04090019" w:tentative="1">
-      <w:start w:val="1"/>
-      <w:numFmt w:val="lowerLetter"/>
-      <w:lvlText w:val="%5."/>
-      <w:lvlJc w:val="left"/>
-      <w:pPr>
-        <w:ind w:left="3600" w:hanging="360"/>
-      </w:pPr>
-    </w:lvl>
-    <w:lvl w:ilvl="5" w:tplc="0409001B" w:tentative="1">
-      <w:start w:val="1"/>
-      <w:numFmt w:val="lowerRoman"/>
-      <w:lvlText w:val="%6."/>
-      <w:lvlJc w:val="right"/>
-      <w:pPr>
-        <w:ind w:left="4320" w:hanging="180"/>
-      </w:pPr>
-    </w:lvl>
-    <w:lvl w:ilvl="6" w:tplc="0409000F" w:tentative="1">
-      <w:start w:val="1"/>
-      <w:numFmt w:val="decimal"/>
-      <w:lvlText w:val="%7."/>
-      <w:lvlJc w:val="left"/>
-      <w:pPr>
-        <w:ind w:left="5040" w:hanging="360"/>
-      </w:pPr>
-    </w:lvl>
-    <w:lvl w:ilvl="7" w:tplc="04090019" w:tentative="1">
-      <w:start w:val="1"/>
-      <w:numFmt w:val="lowerLetter"/>
-      <w:lvlText w:val="%8."/>
-      <w:lvlJc w:val="left"/>
-      <w:pPr>
-        <w:ind w:left="5760" w:hanging="360"/>
-      </w:pPr>
-    </w:lvl>
-    <w:lvl w:ilvl="8" w:tplc="0409001B" w:tentative="1">
-      <w:start w:val="1"/>
-      <w:numFmt w:val="lowerRoman"/>
-      <w:lvlText w:val="%9."/>
-      <w:lvlJc w:val="right"/>
-      <w:pPr>
-        <w:ind w:left="6480" w:hanging="180"/>
-      </w:pPr>
-    </w:lvl>
-  </w:abstractNum>
-  <w:abstractNum w:abstractNumId="20" w15:restartNumberingAfterBreak="0">
-    <w:nsid w:val="7FC325D9"/>
-    <w:multiLevelType w:val="hybridMultilevel"/>
-    <w:tmpl w:val="4942E4DC"/>
+    <w:tmpl w:val="C4963A58"/>
     <w:lvl w:ilvl="0" w:tplc="04090001">
       <w:start w:val="1"/>
       <w:numFmt w:val="bullet"/>
@@ -21484,8 +24277,207 @@
       </w:rPr>
     </w:lvl>
   </w:abstractNum>
+  <w:abstractNum w:abstractNumId="21" w15:restartNumberingAfterBreak="0">
+    <w:nsid w:val="792C715F"/>
+    <w:multiLevelType w:val="hybridMultilevel"/>
+    <w:tmpl w:val="37E0D864"/>
+    <w:lvl w:ilvl="0" w:tplc="0409000F">
+      <w:start w:val="1"/>
+      <w:numFmt w:val="decimal"/>
+      <w:lvlText w:val="%1."/>
+      <w:lvlJc w:val="left"/>
+      <w:pPr>
+        <w:ind w:left="720" w:hanging="360"/>
+      </w:pPr>
+    </w:lvl>
+    <w:lvl w:ilvl="1" w:tplc="04090019" w:tentative="1">
+      <w:start w:val="1"/>
+      <w:numFmt w:val="lowerLetter"/>
+      <w:lvlText w:val="%2."/>
+      <w:lvlJc w:val="left"/>
+      <w:pPr>
+        <w:ind w:left="1440" w:hanging="360"/>
+      </w:pPr>
+    </w:lvl>
+    <w:lvl w:ilvl="2" w:tplc="0409001B" w:tentative="1">
+      <w:start w:val="1"/>
+      <w:numFmt w:val="lowerRoman"/>
+      <w:lvlText w:val="%3."/>
+      <w:lvlJc w:val="right"/>
+      <w:pPr>
+        <w:ind w:left="2160" w:hanging="180"/>
+      </w:pPr>
+    </w:lvl>
+    <w:lvl w:ilvl="3" w:tplc="0409000F" w:tentative="1">
+      <w:start w:val="1"/>
+      <w:numFmt w:val="decimal"/>
+      <w:lvlText w:val="%4."/>
+      <w:lvlJc w:val="left"/>
+      <w:pPr>
+        <w:ind w:left="2880" w:hanging="360"/>
+      </w:pPr>
+    </w:lvl>
+    <w:lvl w:ilvl="4" w:tplc="04090019" w:tentative="1">
+      <w:start w:val="1"/>
+      <w:numFmt w:val="lowerLetter"/>
+      <w:lvlText w:val="%5."/>
+      <w:lvlJc w:val="left"/>
+      <w:pPr>
+        <w:ind w:left="3600" w:hanging="360"/>
+      </w:pPr>
+    </w:lvl>
+    <w:lvl w:ilvl="5" w:tplc="0409001B" w:tentative="1">
+      <w:start w:val="1"/>
+      <w:numFmt w:val="lowerRoman"/>
+      <w:lvlText w:val="%6."/>
+      <w:lvlJc w:val="right"/>
+      <w:pPr>
+        <w:ind w:left="4320" w:hanging="180"/>
+      </w:pPr>
+    </w:lvl>
+    <w:lvl w:ilvl="6" w:tplc="0409000F" w:tentative="1">
+      <w:start w:val="1"/>
+      <w:numFmt w:val="decimal"/>
+      <w:lvlText w:val="%7."/>
+      <w:lvlJc w:val="left"/>
+      <w:pPr>
+        <w:ind w:left="5040" w:hanging="360"/>
+      </w:pPr>
+    </w:lvl>
+    <w:lvl w:ilvl="7" w:tplc="04090019" w:tentative="1">
+      <w:start w:val="1"/>
+      <w:numFmt w:val="lowerLetter"/>
+      <w:lvlText w:val="%8."/>
+      <w:lvlJc w:val="left"/>
+      <w:pPr>
+        <w:ind w:left="5760" w:hanging="360"/>
+      </w:pPr>
+    </w:lvl>
+    <w:lvl w:ilvl="8" w:tplc="0409001B" w:tentative="1">
+      <w:start w:val="1"/>
+      <w:numFmt w:val="lowerRoman"/>
+      <w:lvlText w:val="%9."/>
+      <w:lvlJc w:val="right"/>
+      <w:pPr>
+        <w:ind w:left="6480" w:hanging="180"/>
+      </w:pPr>
+    </w:lvl>
+  </w:abstractNum>
+  <w:abstractNum w:abstractNumId="22" w15:restartNumberingAfterBreak="0">
+    <w:nsid w:val="7FC325D9"/>
+    <w:multiLevelType w:val="hybridMultilevel"/>
+    <w:tmpl w:val="4942E4DC"/>
+    <w:lvl w:ilvl="0" w:tplc="04090001">
+      <w:start w:val="1"/>
+      <w:numFmt w:val="bullet"/>
+      <w:lvlText w:val=""/>
+      <w:lvlJc w:val="left"/>
+      <w:pPr>
+        <w:ind w:left="720" w:hanging="360"/>
+      </w:pPr>
+      <w:rPr>
+        <w:rFonts w:ascii="Symbol" w:hAnsi="Symbol" w:hint="default"/>
+      </w:rPr>
+    </w:lvl>
+    <w:lvl w:ilvl="1" w:tplc="04090003" w:tentative="1">
+      <w:start w:val="1"/>
+      <w:numFmt w:val="bullet"/>
+      <w:lvlText w:val="o"/>
+      <w:lvlJc w:val="left"/>
+      <w:pPr>
+        <w:ind w:left="1440" w:hanging="360"/>
+      </w:pPr>
+      <w:rPr>
+        <w:rFonts w:ascii="Courier New" w:hAnsi="Courier New" w:cs="Courier New" w:hint="default"/>
+      </w:rPr>
+    </w:lvl>
+    <w:lvl w:ilvl="2" w:tplc="04090005" w:tentative="1">
+      <w:start w:val="1"/>
+      <w:numFmt w:val="bullet"/>
+      <w:lvlText w:val=""/>
+      <w:lvlJc w:val="left"/>
+      <w:pPr>
+        <w:ind w:left="2160" w:hanging="360"/>
+      </w:pPr>
+      <w:rPr>
+        <w:rFonts w:ascii="Wingdings" w:hAnsi="Wingdings" w:hint="default"/>
+      </w:rPr>
+    </w:lvl>
+    <w:lvl w:ilvl="3" w:tplc="04090001" w:tentative="1">
+      <w:start w:val="1"/>
+      <w:numFmt w:val="bullet"/>
+      <w:lvlText w:val=""/>
+      <w:lvlJc w:val="left"/>
+      <w:pPr>
+        <w:ind w:left="2880" w:hanging="360"/>
+      </w:pPr>
+      <w:rPr>
+        <w:rFonts w:ascii="Symbol" w:hAnsi="Symbol" w:hint="default"/>
+      </w:rPr>
+    </w:lvl>
+    <w:lvl w:ilvl="4" w:tplc="04090003" w:tentative="1">
+      <w:start w:val="1"/>
+      <w:numFmt w:val="bullet"/>
+      <w:lvlText w:val="o"/>
+      <w:lvlJc w:val="left"/>
+      <w:pPr>
+        <w:ind w:left="3600" w:hanging="360"/>
+      </w:pPr>
+      <w:rPr>
+        <w:rFonts w:ascii="Courier New" w:hAnsi="Courier New" w:cs="Courier New" w:hint="default"/>
+      </w:rPr>
+    </w:lvl>
+    <w:lvl w:ilvl="5" w:tplc="04090005" w:tentative="1">
+      <w:start w:val="1"/>
+      <w:numFmt w:val="bullet"/>
+      <w:lvlText w:val=""/>
+      <w:lvlJc w:val="left"/>
+      <w:pPr>
+        <w:ind w:left="4320" w:hanging="360"/>
+      </w:pPr>
+      <w:rPr>
+        <w:rFonts w:ascii="Wingdings" w:hAnsi="Wingdings" w:hint="default"/>
+      </w:rPr>
+    </w:lvl>
+    <w:lvl w:ilvl="6" w:tplc="04090001" w:tentative="1">
+      <w:start w:val="1"/>
+      <w:numFmt w:val="bullet"/>
+      <w:lvlText w:val=""/>
+      <w:lvlJc w:val="left"/>
+      <w:pPr>
+        <w:ind w:left="5040" w:hanging="360"/>
+      </w:pPr>
+      <w:rPr>
+        <w:rFonts w:ascii="Symbol" w:hAnsi="Symbol" w:hint="default"/>
+      </w:rPr>
+    </w:lvl>
+    <w:lvl w:ilvl="7" w:tplc="04090003" w:tentative="1">
+      <w:start w:val="1"/>
+      <w:numFmt w:val="bullet"/>
+      <w:lvlText w:val="o"/>
+      <w:lvlJc w:val="left"/>
+      <w:pPr>
+        <w:ind w:left="5760" w:hanging="360"/>
+      </w:pPr>
+      <w:rPr>
+        <w:rFonts w:ascii="Courier New" w:hAnsi="Courier New" w:cs="Courier New" w:hint="default"/>
+      </w:rPr>
+    </w:lvl>
+    <w:lvl w:ilvl="8" w:tplc="04090005" w:tentative="1">
+      <w:start w:val="1"/>
+      <w:numFmt w:val="bullet"/>
+      <w:lvlText w:val=""/>
+      <w:lvlJc w:val="left"/>
+      <w:pPr>
+        <w:ind w:left="6480" w:hanging="360"/>
+      </w:pPr>
+      <w:rPr>
+        <w:rFonts w:ascii="Wingdings" w:hAnsi="Wingdings" w:hint="default"/>
+      </w:rPr>
+    </w:lvl>
+  </w:abstractNum>
   <w:num w:numId="1">
-    <w:abstractNumId w:val="16"/>
+    <w:abstractNumId w:val="17"/>
   </w:num>
   <w:num w:numId="2">
     <w:abstractNumId w:val="8"/>
@@ -21497,7 +24489,7 @@
     <w:abstractNumId w:val="6"/>
   </w:num>
   <w:num w:numId="5">
-    <w:abstractNumId w:val="11"/>
+    <w:abstractNumId w:val="12"/>
   </w:num>
   <w:num w:numId="6">
     <w:abstractNumId w:val="2"/>
@@ -21506,19 +24498,19 @@
     <w:abstractNumId w:val="7"/>
   </w:num>
   <w:num w:numId="8">
-    <w:abstractNumId w:val="19"/>
+    <w:abstractNumId w:val="21"/>
   </w:num>
   <w:num w:numId="9">
     <w:abstractNumId w:val="10"/>
   </w:num>
   <w:num w:numId="10">
-    <w:abstractNumId w:val="12"/>
+    <w:abstractNumId w:val="13"/>
   </w:num>
   <w:num w:numId="11">
-    <w:abstractNumId w:val="17"/>
+    <w:abstractNumId w:val="18"/>
   </w:num>
   <w:num w:numId="12">
-    <w:abstractNumId w:val="20"/>
+    <w:abstractNumId w:val="22"/>
   </w:num>
   <w:num w:numId="13">
     <w:abstractNumId w:val="1"/>
@@ -21530,22 +24522,28 @@
     <w:abstractNumId w:val="3"/>
   </w:num>
   <w:num w:numId="16">
-    <w:abstractNumId w:val="14"/>
+    <w:abstractNumId w:val="15"/>
   </w:num>
   <w:num w:numId="17">
-    <w:abstractNumId w:val="18"/>
+    <w:abstractNumId w:val="20"/>
   </w:num>
   <w:num w:numId="18">
     <w:abstractNumId w:val="4"/>
   </w:num>
   <w:num w:numId="19">
-    <w:abstractNumId w:val="15"/>
+    <w:abstractNumId w:val="16"/>
   </w:num>
   <w:num w:numId="20">
-    <w:abstractNumId w:val="13"/>
+    <w:abstractNumId w:val="14"/>
   </w:num>
   <w:num w:numId="21">
     <w:abstractNumId w:val="9"/>
+  </w:num>
+  <w:num w:numId="22">
+    <w:abstractNumId w:val="11"/>
+  </w:num>
+  <w:num w:numId="23">
+    <w:abstractNumId w:val="19"/>
   </w:num>
   <w:numIdMacAtCleanup w:val="4"/>
 </w:numbering>
@@ -23286,7 +26284,7 @@
 </file>
 
 <file path=customXml/itemProps1.xml><?xml version="1.0" encoding="utf-8"?>
-<ds:datastoreItem xmlns:ds="http://schemas.openxmlformats.org/officeDocument/2006/customXml" ds:itemID="{2D26E37B-D936-4038-AADF-B1D31CDB5A7F}">
+<ds:datastoreItem xmlns:ds="http://schemas.openxmlformats.org/officeDocument/2006/customXml" ds:itemID="{2C1FF945-8F66-4D76-A918-A9E33BF87A8F}">
   <ds:schemaRefs>
     <ds:schemaRef ds:uri="http://schemas.openxmlformats.org/officeDocument/2006/bibliography"/>
   </ds:schemaRefs>

--- a/Dokumentacija/FTN_MSc_AleksaPopov.docx
+++ b/Dokumentacija/FTN_MSc_AleksaPopov.docx
@@ -8,8 +8,11 @@
         <w:rPr>
           <w:rFonts w:ascii="Arial" w:hAnsi="Arial"/>
           <w:sz w:val="12"/>
-        </w:rPr>
-      </w:pPr>
+          <w:lang w:val="sr-Cyrl-RS"/>
+        </w:rPr>
+      </w:pPr>
+      <w:bookmarkStart w:id="0" w:name="_GoBack"/>
+      <w:bookmarkEnd w:id="0"/>
     </w:p>
     <w:tbl>
       <w:tblPr>
@@ -71,7 +74,7 @@
                 <v:shape id="_x0000_i1025" type="#_x0000_t75" style="width:64.5pt;height:64.5pt" o:ole="" fillcolor="window">
                   <v:imagedata r:id="rId8" o:title=""/>
                 </v:shape>
-                <o:OLEObject Type="Embed" ProgID="CorelDraw.Graphic.7" ShapeID="_x0000_i1025" DrawAspect="Content" ObjectID="_1819127162" r:id="rId9"/>
+                <o:OLEObject Type="Embed" ProgID="CorelDraw.Graphic.7" ShapeID="_x0000_i1025" DrawAspect="Content" ObjectID="_1819288443" r:id="rId9"/>
               </w:object>
             </w:r>
           </w:p>
@@ -370,7 +373,7 @@
           <w:szCs w:val="40"/>
           <w:lang w:val="sr-Cyrl-RS"/>
         </w:rPr>
-        <w:t>AR</w:t>
+        <w:t>АРХИТЕКТУРОМ</w:t>
       </w:r>
       <w:r>
         <w:rPr>
@@ -380,7 +383,7 @@
           <w:szCs w:val="40"/>
           <w:lang w:val="sr-Cyrl-RS"/>
         </w:rPr>
-        <w:t>HITEKTUROM И AI АНАЛИЗОМ ТРЖИШТА</w:t>
+        <w:t xml:space="preserve"> И AI АНАЛИЗОМ ТРЖИШТА</w:t>
       </w:r>
     </w:p>
     <w:p>
@@ -2057,7 +2060,7 @@
                 <w:sz w:val="18"/>
                 <w:szCs w:val="18"/>
               </w:rPr>
-              <w:t>9</w:t>
+              <w:t>8</w:t>
             </w:r>
             <w:r>
               <w:rPr>
@@ -2075,7 +2078,7 @@
                 <w:szCs w:val="18"/>
                 <w:lang w:val="sr-Cyrl-RS"/>
               </w:rPr>
-              <w:t>26</w:t>
+              <w:t>38</w:t>
             </w:r>
             <w:r>
               <w:rPr>
@@ -2730,7 +2733,107 @@
                 <w:szCs w:val="18"/>
                 <w:lang w:val="sr-Cyrl-RS"/>
               </w:rPr>
-              <w:t>Овај рад истражује примену машинског учења за анализу тржишта енергије, као и значај развијања добро струкуиране палтформе за трговину енергијом у грид системима. Овај рад се служи алгоритном линеарне регресије за предикцију цена тржишта, Развијена је апликација која пружа корисницима јанас приказ тренутних и будућих цена, као и приказ могућих стратегија трговине, које корисник може да примени над својим батеријама.</w:t>
+              <w:t>Овај рад истражује примену машинског учења за анализу тржишта енергије, као и значај развијања добро струк</w:t>
+            </w:r>
+            <w:r>
+              <w:rPr>
+                <w:rFonts w:ascii="Arial" w:hAnsi="Arial" w:cs="Arial"/>
+                <w:color w:val="000000" w:themeColor="text1"/>
+                <w:sz w:val="18"/>
+                <w:szCs w:val="18"/>
+                <w:lang w:val="sr-Cyrl-RS"/>
+              </w:rPr>
+              <w:t>т</w:t>
+            </w:r>
+            <w:r>
+              <w:rPr>
+                <w:rFonts w:ascii="Arial" w:hAnsi="Arial" w:cs="Arial"/>
+                <w:color w:val="000000" w:themeColor="text1"/>
+                <w:sz w:val="18"/>
+                <w:szCs w:val="18"/>
+                <w:lang w:val="sr-Cyrl-RS"/>
+              </w:rPr>
+              <w:t>уиране палтфо</w:t>
+            </w:r>
+            <w:r>
+              <w:rPr>
+                <w:rFonts w:ascii="Arial" w:hAnsi="Arial" w:cs="Arial"/>
+                <w:color w:val="000000" w:themeColor="text1"/>
+                <w:sz w:val="18"/>
+                <w:szCs w:val="18"/>
+                <w:lang w:val="sr-Cyrl-RS"/>
+              </w:rPr>
+              <w:t>рме за трговину енергијом у grid</w:t>
+            </w:r>
+            <w:r>
+              <w:rPr>
+                <w:rFonts w:ascii="Arial" w:hAnsi="Arial" w:cs="Arial"/>
+                <w:color w:val="000000" w:themeColor="text1"/>
+                <w:sz w:val="18"/>
+                <w:szCs w:val="18"/>
+                <w:lang w:val="sr-Cyrl-RS"/>
+              </w:rPr>
+              <w:t xml:space="preserve"> систе</w:t>
+            </w:r>
+            <w:r>
+              <w:rPr>
+                <w:rFonts w:ascii="Arial" w:hAnsi="Arial" w:cs="Arial"/>
+                <w:color w:val="000000" w:themeColor="text1"/>
+                <w:sz w:val="18"/>
+                <w:szCs w:val="18"/>
+                <w:lang w:val="sr-Cyrl-RS"/>
+              </w:rPr>
+              <w:t>мима. Овај рад се служи алгоритм</w:t>
+            </w:r>
+            <w:r>
+              <w:rPr>
+                <w:rFonts w:ascii="Arial" w:hAnsi="Arial" w:cs="Arial"/>
+                <w:color w:val="000000" w:themeColor="text1"/>
+                <w:sz w:val="18"/>
+                <w:szCs w:val="18"/>
+                <w:lang w:val="sr-Cyrl-RS"/>
+              </w:rPr>
+              <w:t>ом линеарне регреси</w:t>
+            </w:r>
+            <w:r>
+              <w:rPr>
+                <w:rFonts w:ascii="Arial" w:hAnsi="Arial" w:cs="Arial"/>
+                <w:color w:val="000000" w:themeColor="text1"/>
+                <w:sz w:val="18"/>
+                <w:szCs w:val="18"/>
+                <w:lang w:val="sr-Cyrl-RS"/>
+              </w:rPr>
+              <w:t>је за предикцију цена тржишта, р</w:t>
+            </w:r>
+            <w:r>
+              <w:rPr>
+                <w:rFonts w:ascii="Arial" w:hAnsi="Arial" w:cs="Arial"/>
+                <w:color w:val="000000" w:themeColor="text1"/>
+                <w:sz w:val="18"/>
+                <w:szCs w:val="18"/>
+                <w:lang w:val="sr-Cyrl-RS"/>
+              </w:rPr>
+              <w:t>азвијена је апликац</w:t>
+            </w:r>
+            <w:r>
+              <w:rPr>
+                <w:rFonts w:ascii="Arial" w:hAnsi="Arial" w:cs="Arial"/>
+                <w:color w:val="000000" w:themeColor="text1"/>
+                <w:sz w:val="18"/>
+                <w:szCs w:val="18"/>
+                <w:lang w:val="sr-Cyrl-RS"/>
+              </w:rPr>
+              <w:t>ија која пружа корисницима јасан</w:t>
+            </w:r>
+            <w:r>
+              <w:rPr>
+                <w:rFonts w:ascii="Arial" w:hAnsi="Arial" w:cs="Arial"/>
+                <w:color w:val="000000" w:themeColor="text1"/>
+                <w:sz w:val="18"/>
+                <w:szCs w:val="18"/>
+                <w:lang w:val="sr-Cyrl-RS"/>
+              </w:rPr>
+              <w:t xml:space="preserve"> приказ тренутних и будућих цена, као и приказ могућих стратегија трговине, које корисник може да примени над својим батеријама.</w:t>
             </w:r>
           </w:p>
         </w:tc>
@@ -3000,7 +3103,7 @@
                 <w:szCs w:val="18"/>
                 <w:lang w:val="sr-Cyrl-RS"/>
               </w:rPr>
-              <w:t>др ???</w:t>
+              <w:t>др Дарко Чапко</w:t>
             </w:r>
           </w:p>
         </w:tc>
@@ -3100,7 +3203,7 @@
                 <w:szCs w:val="18"/>
                 <w:lang w:val="sr-Cyrl-RS"/>
               </w:rPr>
-              <w:t>???</w:t>
+              <w:t>Александар Селаков</w:t>
             </w:r>
           </w:p>
         </w:tc>
@@ -3237,7 +3340,7 @@
                 <w:szCs w:val="18"/>
                 <w:lang w:val="sr-Cyrl-RS"/>
               </w:rPr>
-              <w:t>???</w:t>
+              <w:t>Александар Бошковић</w:t>
             </w:r>
           </w:p>
         </w:tc>
@@ -4638,7 +4741,7 @@
                 <w:sz w:val="18"/>
                 <w:szCs w:val="18"/>
               </w:rPr>
-              <w:t>9</w:t>
+              <w:t>8</w:t>
             </w:r>
             <w:r>
               <w:rPr>
@@ -4656,7 +4759,7 @@
                 <w:szCs w:val="18"/>
                 <w:lang w:val="sr-Cyrl-RS"/>
               </w:rPr>
-              <w:t>26</w:t>
+              <w:t>38</w:t>
             </w:r>
             <w:r>
               <w:rPr>
@@ -5505,7 +5608,7 @@
                 <w:szCs w:val="18"/>
                 <w:lang w:val="sr-Latn-RS"/>
               </w:rPr>
-              <w:t>??</w:t>
+              <w:t>Darko Čapko</w:t>
             </w:r>
             <w:r>
               <w:rPr>
@@ -5596,7 +5699,7 @@
                 <w:szCs w:val="18"/>
                 <w:lang w:val="sr-Latn-CS"/>
               </w:rPr>
-              <w:t>??</w:t>
+              <w:t>Aleksandar Selakov</w:t>
             </w:r>
             <w:r>
               <w:rPr>
@@ -5737,7 +5840,7 @@
                 <w:szCs w:val="18"/>
                 <w:lang w:val="sr-Latn-CS"/>
               </w:rPr>
-              <w:t>??</w:t>
+              <w:t>Aleksandar Bošković</w:t>
             </w:r>
             <w:r>
               <w:rPr>
@@ -6200,9 +6303,9 @@
                 <w:b/>
                 <w:spacing w:val="-4"/>
                 <w:sz w:val="28"/>
-                <w:lang w:val="sr-Latn-RS"/>
-              </w:rPr>
-              <w:t>ДИПЛОМСКИ</w:t>
+                <w:lang w:val="sr-Cyrl-RS"/>
+              </w:rPr>
+              <w:t>МАСТЕР</w:t>
             </w:r>
             <w:r>
               <w:rPr>
@@ -7025,9 +7128,9 @@
           <w:b/>
           <w:spacing w:val="-4"/>
           <w:sz w:val="26"/>
-          <w:lang w:val="sr-Latn-RS"/>
-        </w:rPr>
-        <w:t>ДИПЛОМСКОГ</w:t>
+          <w:lang w:val="sr-Cyrl-RS"/>
+        </w:rPr>
+        <w:t>МАСТЕР</w:t>
       </w:r>
       <w:r>
         <w:rPr>
@@ -7652,7 +7755,7 @@
           <w:r>
             <w:fldChar w:fldCharType="separate"/>
           </w:r>
-          <w:hyperlink w:anchor="_Toc208499359" w:history="1">
+          <w:hyperlink w:anchor="_Toc208572353" w:history="1">
             <w:r>
               <w:rPr>
                 <w:rStyle w:val="Hyperlink"/>
@@ -7670,10 +7773,19 @@
             </w:r>
             <w:r>
               <w:rPr>
+                <w:rStyle w:val="Hyperlink"/>
+                <w:noProof/>
+                <w:lang w:val="en-US"/>
+              </w:rPr>
+              <w:t>…….</w:t>
+            </w:r>
+            <w:r>
+              <w:rPr>
                 <w:noProof/>
                 <w:webHidden/>
               </w:rPr>
               <w:tab/>
+              <w:t>........................................................................</w:t>
             </w:r>
             <w:r>
               <w:rPr>
@@ -7687,7 +7799,7 @@
                 <w:noProof/>
                 <w:webHidden/>
               </w:rPr>
-              <w:instrText xml:space="preserve"> PAGEREF _Toc208499359 \h </w:instrText>
+              <w:instrText xml:space="preserve"> PAGEREF _Toc208572353 \h </w:instrText>
             </w:r>
             <w:r>
               <w:rPr>
@@ -7727,7 +7839,7 @@
               <w:lang w:val="en-US"/>
             </w:rPr>
           </w:pPr>
-          <w:hyperlink w:anchor="_Toc208499360" w:history="1">
+          <w:hyperlink w:anchor="_Toc208572354" w:history="1">
             <w:r>
               <w:rPr>
                 <w:rStyle w:val="Hyperlink"/>
@@ -7762,7 +7874,7 @@
                 <w:noProof/>
                 <w:webHidden/>
               </w:rPr>
-              <w:instrText xml:space="preserve"> PAGEREF _Toc208499360 \h </w:instrText>
+              <w:instrText xml:space="preserve"> PAGEREF _Toc208572354 \h </w:instrText>
             </w:r>
             <w:r>
               <w:rPr>
@@ -7802,7 +7914,7 @@
               <w:lang w:val="en-US"/>
             </w:rPr>
           </w:pPr>
-          <w:hyperlink w:anchor="_Toc208499361" w:history="1">
+          <w:hyperlink w:anchor="_Toc208572355" w:history="1">
             <w:r>
               <w:rPr>
                 <w:rStyle w:val="Hyperlink"/>
@@ -7837,7 +7949,7 @@
                 <w:noProof/>
                 <w:webHidden/>
               </w:rPr>
-              <w:instrText xml:space="preserve"> PAGEREF _Toc208499361 \h </w:instrText>
+              <w:instrText xml:space="preserve"> PAGEREF _Toc208572355 \h </w:instrText>
             </w:r>
             <w:r>
               <w:rPr>
@@ -7879,7 +7991,7 @@
               <w:noProof/>
             </w:rPr>
           </w:pPr>
-          <w:hyperlink w:anchor="_Toc208499362" w:history="1">
+          <w:hyperlink w:anchor="_Toc208572356" w:history="1">
             <w:r>
               <w:rPr>
                 <w:rStyle w:val="Hyperlink"/>
@@ -7914,7 +8026,7 @@
                 <w:noProof/>
                 <w:webHidden/>
               </w:rPr>
-              <w:instrText xml:space="preserve"> PAGEREF _Toc208499362 \h </w:instrText>
+              <w:instrText xml:space="preserve"> PAGEREF _Toc208572356 \h </w:instrText>
             </w:r>
             <w:r>
               <w:rPr>
@@ -7956,7 +8068,7 @@
               <w:noProof/>
             </w:rPr>
           </w:pPr>
-          <w:hyperlink w:anchor="_Toc208499363" w:history="1">
+          <w:hyperlink w:anchor="_Toc208572357" w:history="1">
             <w:r>
               <w:rPr>
                 <w:rStyle w:val="Hyperlink"/>
@@ -7999,7 +8111,7 @@
                 <w:noProof/>
                 <w:webHidden/>
               </w:rPr>
-              <w:instrText xml:space="preserve"> PAGEREF _Toc208499363 \h </w:instrText>
+              <w:instrText xml:space="preserve"> PAGEREF _Toc208572357 \h </w:instrText>
             </w:r>
             <w:r>
               <w:rPr>
@@ -8041,7 +8153,7 @@
               <w:noProof/>
             </w:rPr>
           </w:pPr>
-          <w:hyperlink w:anchor="_Toc208499364" w:history="1">
+          <w:hyperlink w:anchor="_Toc208572358" w:history="1">
             <w:r>
               <w:rPr>
                 <w:rStyle w:val="Hyperlink"/>
@@ -8084,7 +8196,7 @@
                 <w:noProof/>
                 <w:webHidden/>
               </w:rPr>
-              <w:instrText xml:space="preserve"> PAGEREF _Toc208499364 \h </w:instrText>
+              <w:instrText xml:space="preserve"> PAGEREF _Toc208572358 \h </w:instrText>
             </w:r>
             <w:r>
               <w:rPr>
@@ -8126,7 +8238,7 @@
               <w:noProof/>
             </w:rPr>
           </w:pPr>
-          <w:hyperlink w:anchor="_Toc208499365" w:history="1">
+          <w:hyperlink w:anchor="_Toc208572359" w:history="1">
             <w:r>
               <w:rPr>
                 <w:rStyle w:val="Hyperlink"/>
@@ -8161,7 +8273,7 @@
                 <w:noProof/>
                 <w:webHidden/>
               </w:rPr>
-              <w:instrText xml:space="preserve"> PAGEREF _Toc208499365 \h </w:instrText>
+              <w:instrText xml:space="preserve"> PAGEREF _Toc208572359 \h </w:instrText>
             </w:r>
             <w:r>
               <w:rPr>
@@ -8203,7 +8315,7 @@
               <w:noProof/>
             </w:rPr>
           </w:pPr>
-          <w:hyperlink w:anchor="_Toc208499366" w:history="1">
+          <w:hyperlink w:anchor="_Toc208572360" w:history="1">
             <w:r>
               <w:rPr>
                 <w:rStyle w:val="Hyperlink"/>
@@ -8231,7 +8343,7 @@
                 <w:noProof/>
                 <w:webHidden/>
               </w:rPr>
-              <w:instrText xml:space="preserve"> PAGEREF _Toc208499366 \h </w:instrText>
+              <w:instrText xml:space="preserve"> PAGEREF _Toc208572360 \h </w:instrText>
             </w:r>
             <w:r>
               <w:rPr>
@@ -8271,7 +8383,7 @@
               <w:lang w:val="en-US"/>
             </w:rPr>
           </w:pPr>
-          <w:hyperlink w:anchor="_Toc208499367" w:history="1">
+          <w:hyperlink w:anchor="_Toc208572361" w:history="1">
             <w:r>
               <w:rPr>
                 <w:rStyle w:val="Hyperlink"/>
@@ -8306,7 +8418,7 @@
                 <w:noProof/>
                 <w:webHidden/>
               </w:rPr>
-              <w:instrText xml:space="preserve"> PAGEREF _Toc208499367 \h </w:instrText>
+              <w:instrText xml:space="preserve"> PAGEREF _Toc208572361 \h </w:instrText>
             </w:r>
             <w:r>
               <w:rPr>
@@ -8346,7 +8458,7 @@
               <w:lang w:val="en-US"/>
             </w:rPr>
           </w:pPr>
-          <w:hyperlink w:anchor="_Toc208499368" w:history="1">
+          <w:hyperlink w:anchor="_Toc208572362" w:history="1">
             <w:r>
               <w:rPr>
                 <w:rStyle w:val="Hyperlink"/>
@@ -8374,7 +8486,7 @@
                 <w:noProof/>
                 <w:webHidden/>
               </w:rPr>
-              <w:instrText xml:space="preserve"> PAGEREF _Toc208499368 \h </w:instrText>
+              <w:instrText xml:space="preserve"> PAGEREF _Toc208572362 \h </w:instrText>
             </w:r>
             <w:r>
               <w:rPr>
@@ -8414,7 +8526,7 @@
               <w:lang w:val="en-US"/>
             </w:rPr>
           </w:pPr>
-          <w:hyperlink w:anchor="_Toc208499369" w:history="1">
+          <w:hyperlink w:anchor="_Toc208572363" w:history="1">
             <w:r>
               <w:rPr>
                 <w:rStyle w:val="Hyperlink"/>
@@ -8449,7 +8561,7 @@
                 <w:noProof/>
                 <w:webHidden/>
               </w:rPr>
-              <w:instrText xml:space="preserve"> PAGEREF _Toc208499369 \h </w:instrText>
+              <w:instrText xml:space="preserve"> PAGEREF _Toc208572363 \h </w:instrText>
             </w:r>
             <w:r>
               <w:rPr>
@@ -8489,7 +8601,7 @@
               <w:lang w:val="en-US"/>
             </w:rPr>
           </w:pPr>
-          <w:hyperlink w:anchor="_Toc208499370" w:history="1">
+          <w:hyperlink w:anchor="_Toc208572364" w:history="1">
             <w:r>
               <w:rPr>
                 <w:rStyle w:val="Hyperlink"/>
@@ -8517,7 +8629,7 @@
                 <w:noProof/>
                 <w:webHidden/>
               </w:rPr>
-              <w:instrText xml:space="preserve"> PAGEREF _Toc208499370 \h </w:instrText>
+              <w:instrText xml:space="preserve"> PAGEREF _Toc208572364 \h </w:instrText>
             </w:r>
             <w:r>
               <w:rPr>
@@ -8557,7 +8669,7 @@
               <w:lang w:val="en-US"/>
             </w:rPr>
           </w:pPr>
-          <w:hyperlink w:anchor="_Toc208499371" w:history="1">
+          <w:hyperlink w:anchor="_Toc208572365" w:history="1">
             <w:r>
               <w:rPr>
                 <w:rStyle w:val="Hyperlink"/>
@@ -8599,7 +8711,7 @@
                 <w:noProof/>
                 <w:webHidden/>
               </w:rPr>
-              <w:instrText xml:space="preserve"> PAGEREF _Toc208499371 \h </w:instrText>
+              <w:instrText xml:space="preserve"> PAGEREF _Toc208572365 \h </w:instrText>
             </w:r>
             <w:r>
               <w:rPr>
@@ -8641,7 +8753,7 @@
               <w:noProof/>
             </w:rPr>
           </w:pPr>
-          <w:hyperlink w:anchor="_Toc208499372" w:history="1">
+          <w:hyperlink w:anchor="_Toc208572366" w:history="1">
             <w:r>
               <w:rPr>
                 <w:rStyle w:val="Hyperlink"/>
@@ -8676,7 +8788,7 @@
                 <w:noProof/>
                 <w:webHidden/>
               </w:rPr>
-              <w:instrText xml:space="preserve"> PAGEREF _Toc208499372 \h </w:instrText>
+              <w:instrText xml:space="preserve"> PAGEREF _Toc208572366 \h </w:instrText>
             </w:r>
             <w:r>
               <w:rPr>
@@ -8718,7 +8830,7 @@
               <w:noProof/>
             </w:rPr>
           </w:pPr>
-          <w:hyperlink w:anchor="_Toc208499373" w:history="1">
+          <w:hyperlink w:anchor="_Toc208572367" w:history="1">
             <w:r>
               <w:rPr>
                 <w:rStyle w:val="Hyperlink"/>
@@ -8753,7 +8865,7 @@
                 <w:noProof/>
                 <w:webHidden/>
               </w:rPr>
-              <w:instrText xml:space="preserve"> PAGEREF _Toc208499373 \h </w:instrText>
+              <w:instrText xml:space="preserve"> PAGEREF _Toc208572367 \h </w:instrText>
             </w:r>
             <w:r>
               <w:rPr>
@@ -8795,7 +8907,7 @@
               <w:noProof/>
             </w:rPr>
           </w:pPr>
-          <w:hyperlink w:anchor="_Toc208499374" w:history="1">
+          <w:hyperlink w:anchor="_Toc208572368" w:history="1">
             <w:r>
               <w:rPr>
                 <w:rStyle w:val="Hyperlink"/>
@@ -8823,7 +8935,7 @@
                 <w:noProof/>
                 <w:webHidden/>
               </w:rPr>
-              <w:instrText xml:space="preserve"> PAGEREF _Toc208499374 \h </w:instrText>
+              <w:instrText xml:space="preserve"> PAGEREF _Toc208572368 \h </w:instrText>
             </w:r>
             <w:r>
               <w:rPr>
@@ -8865,7 +8977,7 @@
               <w:noProof/>
             </w:rPr>
           </w:pPr>
-          <w:hyperlink w:anchor="_Toc208499375" w:history="1">
+          <w:hyperlink w:anchor="_Toc208572369" w:history="1">
             <w:r>
               <w:rPr>
                 <w:rStyle w:val="Hyperlink"/>
@@ -8900,7 +9012,7 @@
                 <w:noProof/>
                 <w:webHidden/>
               </w:rPr>
-              <w:instrText xml:space="preserve"> PAGEREF _Toc208499375 \h </w:instrText>
+              <w:instrText xml:space="preserve"> PAGEREF _Toc208572369 \h </w:instrText>
             </w:r>
             <w:r>
               <w:rPr>
@@ -8921,6 +9033,160 @@
                 <w:webHidden/>
               </w:rPr>
               <w:t>22</w:t>
+            </w:r>
+            <w:r>
+              <w:rPr>
+                <w:noProof/>
+                <w:webHidden/>
+              </w:rPr>
+              <w:fldChar w:fldCharType="end"/>
+            </w:r>
+          </w:hyperlink>
+        </w:p>
+        <w:p>
+          <w:pPr>
+            <w:pStyle w:val="TOC2"/>
+            <w:tabs>
+              <w:tab w:val="right" w:leader="dot" w:pos="9345"/>
+            </w:tabs>
+            <w:rPr>
+              <w:rFonts w:asciiTheme="minorHAnsi" w:eastAsiaTheme="minorEastAsia" w:hAnsiTheme="minorHAnsi" w:cstheme="minorBidi"/>
+              <w:noProof/>
+            </w:rPr>
+          </w:pPr>
+          <w:hyperlink w:anchor="_Toc208572370" w:history="1">
+            <w:r>
+              <w:rPr>
+                <w:rStyle w:val="Hyperlink"/>
+                <w:noProof/>
+                <w:lang w:val="sr-Cyrl-RS"/>
+              </w:rPr>
+              <w:t xml:space="preserve">8.4 </w:t>
+            </w:r>
+            <w:r>
+              <w:rPr>
+                <w:rStyle w:val="Hyperlink"/>
+                <w:noProof/>
+              </w:rPr>
+              <w:t>Microservice-AI</w:t>
+            </w:r>
+            <w:r>
+              <w:rPr>
+                <w:noProof/>
+                <w:webHidden/>
+              </w:rPr>
+              <w:tab/>
+            </w:r>
+            <w:r>
+              <w:rPr>
+                <w:noProof/>
+                <w:webHidden/>
+              </w:rPr>
+              <w:fldChar w:fldCharType="begin"/>
+            </w:r>
+            <w:r>
+              <w:rPr>
+                <w:noProof/>
+                <w:webHidden/>
+              </w:rPr>
+              <w:instrText xml:space="preserve"> PAGEREF _Toc208572370 \h </w:instrText>
+            </w:r>
+            <w:r>
+              <w:rPr>
+                <w:noProof/>
+                <w:webHidden/>
+              </w:rPr>
+            </w:r>
+            <w:r>
+              <w:rPr>
+                <w:noProof/>
+                <w:webHidden/>
+              </w:rPr>
+              <w:fldChar w:fldCharType="separate"/>
+            </w:r>
+            <w:r>
+              <w:rPr>
+                <w:noProof/>
+                <w:webHidden/>
+              </w:rPr>
+              <w:t>24</w:t>
+            </w:r>
+            <w:r>
+              <w:rPr>
+                <w:noProof/>
+                <w:webHidden/>
+              </w:rPr>
+              <w:fldChar w:fldCharType="end"/>
+            </w:r>
+          </w:hyperlink>
+        </w:p>
+        <w:p>
+          <w:pPr>
+            <w:pStyle w:val="TOC2"/>
+            <w:tabs>
+              <w:tab w:val="right" w:leader="dot" w:pos="9345"/>
+            </w:tabs>
+            <w:rPr>
+              <w:rFonts w:asciiTheme="minorHAnsi" w:eastAsiaTheme="minorEastAsia" w:hAnsiTheme="minorHAnsi" w:cstheme="minorBidi"/>
+              <w:noProof/>
+            </w:rPr>
+          </w:pPr>
+          <w:hyperlink w:anchor="_Toc208572371" w:history="1">
+            <w:r>
+              <w:rPr>
+                <w:rStyle w:val="Hyperlink"/>
+                <w:noProof/>
+                <w:lang w:val="sr-Cyrl-RS"/>
+              </w:rPr>
+              <w:t xml:space="preserve">8.5 </w:t>
+            </w:r>
+            <w:r>
+              <w:rPr>
+                <w:rStyle w:val="Hyperlink"/>
+                <w:noProof/>
+              </w:rPr>
+              <w:t>Docker</w:t>
+            </w:r>
+            <w:r>
+              <w:rPr>
+                <w:noProof/>
+                <w:webHidden/>
+              </w:rPr>
+              <w:tab/>
+            </w:r>
+            <w:r>
+              <w:rPr>
+                <w:noProof/>
+                <w:webHidden/>
+              </w:rPr>
+              <w:fldChar w:fldCharType="begin"/>
+            </w:r>
+            <w:r>
+              <w:rPr>
+                <w:noProof/>
+                <w:webHidden/>
+              </w:rPr>
+              <w:instrText xml:space="preserve"> PAGEREF _Toc208572371 \h </w:instrText>
+            </w:r>
+            <w:r>
+              <w:rPr>
+                <w:noProof/>
+                <w:webHidden/>
+              </w:rPr>
+            </w:r>
+            <w:r>
+              <w:rPr>
+                <w:noProof/>
+                <w:webHidden/>
+              </w:rPr>
+              <w:fldChar w:fldCharType="separate"/>
+            </w:r>
+            <w:r>
+              <w:rPr>
+                <w:noProof/>
+                <w:webHidden/>
+              </w:rPr>
+              <w:t>27</w:t>
             </w:r>
             <w:r>
               <w:rPr>
@@ -8940,7 +9206,7 @@
               <w:lang w:val="en-US"/>
             </w:rPr>
           </w:pPr>
-          <w:hyperlink w:anchor="_Toc208499376" w:history="1">
+          <w:hyperlink w:anchor="_Toc208572372" w:history="1">
             <w:r>
               <w:rPr>
                 <w:rStyle w:val="Hyperlink"/>
@@ -8975,7 +9241,7 @@
                 <w:noProof/>
                 <w:webHidden/>
               </w:rPr>
-              <w:instrText xml:space="preserve"> PAGEREF _Toc208499376 \h </w:instrText>
+              <w:instrText xml:space="preserve"> PAGEREF _Toc208572372 \h </w:instrText>
             </w:r>
             <w:r>
               <w:rPr>
@@ -8995,7 +9261,7 @@
                 <w:noProof/>
                 <w:webHidden/>
               </w:rPr>
-              <w:t>23</w:t>
+              <w:t>29</w:t>
             </w:r>
             <w:r>
               <w:rPr>
@@ -9015,14 +9281,14 @@
               <w:lang w:val="en-US"/>
             </w:rPr>
           </w:pPr>
-          <w:hyperlink w:anchor="_Toc208499377" w:history="1">
+          <w:hyperlink w:anchor="_Toc208572373" w:history="1">
             <w:r>
               <w:rPr>
                 <w:rStyle w:val="Hyperlink"/>
                 <w:noProof/>
                 <w:lang w:val="sr-Cyrl-RS"/>
               </w:rPr>
-              <w:t>7.1 Распоред компоненти</w:t>
+              <w:t>8. Закључак</w:t>
             </w:r>
             <w:r>
               <w:rPr>
@@ -9043,7 +9309,7 @@
                 <w:noProof/>
                 <w:webHidden/>
               </w:rPr>
-              <w:instrText xml:space="preserve"> PAGEREF _Toc208499377 \h </w:instrText>
+              <w:instrText xml:space="preserve"> PAGEREF _Toc208572373 \h </w:instrText>
             </w:r>
             <w:r>
               <w:rPr>
@@ -9063,7 +9329,7 @@
                 <w:noProof/>
                 <w:webHidden/>
               </w:rPr>
-              <w:t>23</w:t>
+              <w:t>35</w:t>
             </w:r>
             <w:r>
               <w:rPr>
@@ -9083,21 +9349,13 @@
               <w:lang w:val="en-US"/>
             </w:rPr>
           </w:pPr>
-          <w:hyperlink w:anchor="_Toc208499378" w:history="1">
+          <w:hyperlink w:anchor="_Toc208572374" w:history="1">
             <w:r>
               <w:rPr>
                 <w:rStyle w:val="Hyperlink"/>
                 <w:noProof/>
-                <w:lang w:val="sr-Cyrl-RS"/>
-              </w:rPr>
-              <w:t xml:space="preserve">7.2 </w:t>
-            </w:r>
-            <w:r>
-              <w:rPr>
-                <w:rStyle w:val="Hyperlink"/>
-                <w:noProof/>
-              </w:rPr>
-              <w:t>Navbar</w:t>
+              </w:rPr>
+              <w:t>Literatura</w:t>
             </w:r>
             <w:r>
               <w:rPr>
@@ -9105,6 +9363,7 @@
                 <w:webHidden/>
               </w:rPr>
               <w:tab/>
+              <w:t>..................................................................................................................................................</w:t>
             </w:r>
             <w:r>
               <w:rPr>
@@ -9118,7 +9377,7 @@
                 <w:noProof/>
                 <w:webHidden/>
               </w:rPr>
-              <w:instrText xml:space="preserve"> PAGEREF _Toc208499378 \h </w:instrText>
+              <w:instrText xml:space="preserve"> PAGEREF _Toc208572374 \h </w:instrText>
             </w:r>
             <w:r>
               <w:rPr>
@@ -9138,7 +9397,7 @@
                 <w:noProof/>
                 <w:webHidden/>
               </w:rPr>
-              <w:t>24</w:t>
+              <w:t>37</w:t>
             </w:r>
             <w:r>
               <w:rPr>
@@ -9158,88 +9417,14 @@
               <w:lang w:val="en-US"/>
             </w:rPr>
           </w:pPr>
-          <w:hyperlink w:anchor="_Toc208499379" w:history="1">
-            <w:r>
-              <w:rPr>
-                <w:rStyle w:val="Hyperlink"/>
-                <w:noProof/>
-              </w:rPr>
-              <w:t>7.3 Sidebar</w:t>
-            </w:r>
-            <w:r>
-              <w:rPr>
-                <w:noProof/>
-                <w:webHidden/>
-              </w:rPr>
-              <w:tab/>
-            </w:r>
-            <w:r>
-              <w:rPr>
-                <w:noProof/>
-                <w:webHidden/>
-              </w:rPr>
-              <w:fldChar w:fldCharType="begin"/>
-            </w:r>
-            <w:r>
-              <w:rPr>
-                <w:noProof/>
-                <w:webHidden/>
-              </w:rPr>
-              <w:instrText xml:space="preserve"> PAGEREF _Toc208499379 \h </w:instrText>
-            </w:r>
-            <w:r>
-              <w:rPr>
-                <w:noProof/>
-                <w:webHidden/>
-              </w:rPr>
-            </w:r>
-            <w:r>
-              <w:rPr>
-                <w:noProof/>
-                <w:webHidden/>
-              </w:rPr>
-              <w:fldChar w:fldCharType="separate"/>
-            </w:r>
-            <w:r>
-              <w:rPr>
-                <w:noProof/>
-                <w:webHidden/>
-              </w:rPr>
-              <w:t>26</w:t>
-            </w:r>
-            <w:r>
-              <w:rPr>
-                <w:noProof/>
-                <w:webHidden/>
-              </w:rPr>
-              <w:fldChar w:fldCharType="end"/>
-            </w:r>
-          </w:hyperlink>
-        </w:p>
-        <w:p>
-          <w:pPr>
-            <w:pStyle w:val="TOC1"/>
-            <w:rPr>
-              <w:rFonts w:asciiTheme="minorHAnsi" w:eastAsiaTheme="minorEastAsia" w:hAnsiTheme="minorHAnsi" w:cstheme="minorBidi"/>
-              <w:noProof/>
-              <w:lang w:val="en-US"/>
-            </w:rPr>
-          </w:pPr>
-          <w:hyperlink w:anchor="_Toc208499380" w:history="1">
+          <w:hyperlink w:anchor="_Toc208572375" w:history="1">
             <w:r>
               <w:rPr>
                 <w:rStyle w:val="Hyperlink"/>
                 <w:noProof/>
                 <w:lang w:val="sr-Cyrl-RS"/>
               </w:rPr>
-              <w:t xml:space="preserve">7.4 </w:t>
-            </w:r>
-            <w:r>
-              <w:rPr>
-                <w:rStyle w:val="Hyperlink"/>
-                <w:noProof/>
-              </w:rPr>
-              <w:t>Dashboard</w:t>
+              <w:t>Биографија</w:t>
             </w:r>
             <w:r>
               <w:rPr>
@@ -9260,7 +9445,7 @@
                 <w:noProof/>
                 <w:webHidden/>
               </w:rPr>
-              <w:instrText xml:space="preserve"> PAGEREF _Toc208499380 \h </w:instrText>
+              <w:instrText xml:space="preserve"> PAGEREF _Toc208572375 \h </w:instrText>
             </w:r>
             <w:r>
               <w:rPr>
@@ -9280,429 +9465,7 @@
                 <w:noProof/>
                 <w:webHidden/>
               </w:rPr>
-              <w:t>27</w:t>
-            </w:r>
-            <w:r>
-              <w:rPr>
-                <w:noProof/>
-                <w:webHidden/>
-              </w:rPr>
-              <w:fldChar w:fldCharType="end"/>
-            </w:r>
-          </w:hyperlink>
-        </w:p>
-        <w:p>
-          <w:pPr>
-            <w:pStyle w:val="TOC1"/>
-            <w:rPr>
-              <w:rFonts w:asciiTheme="minorHAnsi" w:eastAsiaTheme="minorEastAsia" w:hAnsiTheme="minorHAnsi" w:cstheme="minorBidi"/>
-              <w:noProof/>
-              <w:lang w:val="en-US"/>
-            </w:rPr>
-          </w:pPr>
-          <w:hyperlink w:anchor="_Toc208499381" w:history="1">
-            <w:r>
-              <w:rPr>
-                <w:rStyle w:val="Hyperlink"/>
-                <w:noProof/>
-                <w:lang w:val="sr-Cyrl-RS"/>
-              </w:rPr>
-              <w:t xml:space="preserve">7.5 </w:t>
-            </w:r>
-            <w:r>
-              <w:rPr>
-                <w:rStyle w:val="Hyperlink"/>
-                <w:noProof/>
-              </w:rPr>
-              <w:t xml:space="preserve">Substation </w:t>
-            </w:r>
-            <w:r>
-              <w:rPr>
-                <w:rStyle w:val="Hyperlink"/>
-                <w:noProof/>
-                <w:lang w:val="sr-Cyrl-RS"/>
-              </w:rPr>
-              <w:t>приказ</w:t>
-            </w:r>
-            <w:r>
-              <w:rPr>
-                <w:noProof/>
-                <w:webHidden/>
-              </w:rPr>
-              <w:tab/>
-            </w:r>
-            <w:r>
-              <w:rPr>
-                <w:noProof/>
-                <w:webHidden/>
-              </w:rPr>
-              <w:fldChar w:fldCharType="begin"/>
-            </w:r>
-            <w:r>
-              <w:rPr>
-                <w:noProof/>
-                <w:webHidden/>
-              </w:rPr>
-              <w:instrText xml:space="preserve"> PAGEREF _Toc208499381 \h </w:instrText>
-            </w:r>
-            <w:r>
-              <w:rPr>
-                <w:noProof/>
-                <w:webHidden/>
-              </w:rPr>
-            </w:r>
-            <w:r>
-              <w:rPr>
-                <w:noProof/>
-                <w:webHidden/>
-              </w:rPr>
-              <w:fldChar w:fldCharType="separate"/>
-            </w:r>
-            <w:r>
-              <w:rPr>
-                <w:noProof/>
-                <w:webHidden/>
-              </w:rPr>
-              <w:t>29</w:t>
-            </w:r>
-            <w:r>
-              <w:rPr>
-                <w:noProof/>
-                <w:webHidden/>
-              </w:rPr>
-              <w:fldChar w:fldCharType="end"/>
-            </w:r>
-          </w:hyperlink>
-        </w:p>
-        <w:p>
-          <w:pPr>
-            <w:pStyle w:val="TOC1"/>
-            <w:rPr>
-              <w:rFonts w:asciiTheme="minorHAnsi" w:eastAsiaTheme="minorEastAsia" w:hAnsiTheme="minorHAnsi" w:cstheme="minorBidi"/>
-              <w:noProof/>
-              <w:lang w:val="en-US"/>
-            </w:rPr>
-          </w:pPr>
-          <w:hyperlink w:anchor="_Toc208499382" w:history="1">
-            <w:r>
-              <w:rPr>
-                <w:rStyle w:val="Hyperlink"/>
-                <w:noProof/>
-                <w:lang w:val="sr-Cyrl-RS"/>
-              </w:rPr>
-              <w:t>7.6 Приказ листе појединачних прекидача</w:t>
-            </w:r>
-            <w:r>
-              <w:rPr>
-                <w:noProof/>
-                <w:webHidden/>
-              </w:rPr>
-              <w:tab/>
-            </w:r>
-            <w:r>
-              <w:rPr>
-                <w:noProof/>
-                <w:webHidden/>
-              </w:rPr>
-              <w:fldChar w:fldCharType="begin"/>
-            </w:r>
-            <w:r>
-              <w:rPr>
-                <w:noProof/>
-                <w:webHidden/>
-              </w:rPr>
-              <w:instrText xml:space="preserve"> PAGEREF _Toc208499382 \h </w:instrText>
-            </w:r>
-            <w:r>
-              <w:rPr>
-                <w:noProof/>
-                <w:webHidden/>
-              </w:rPr>
-            </w:r>
-            <w:r>
-              <w:rPr>
-                <w:noProof/>
-                <w:webHidden/>
-              </w:rPr>
-              <w:fldChar w:fldCharType="separate"/>
-            </w:r>
-            <w:r>
-              <w:rPr>
-                <w:noProof/>
-                <w:webHidden/>
-              </w:rPr>
-              <w:t>30</w:t>
-            </w:r>
-            <w:r>
-              <w:rPr>
-                <w:noProof/>
-                <w:webHidden/>
-              </w:rPr>
-              <w:fldChar w:fldCharType="end"/>
-            </w:r>
-          </w:hyperlink>
-        </w:p>
-        <w:p>
-          <w:pPr>
-            <w:pStyle w:val="TOC1"/>
-            <w:rPr>
-              <w:rFonts w:asciiTheme="minorHAnsi" w:eastAsiaTheme="minorEastAsia" w:hAnsiTheme="minorHAnsi" w:cstheme="minorBidi"/>
-              <w:noProof/>
-              <w:lang w:val="en-US"/>
-            </w:rPr>
-          </w:pPr>
-          <w:hyperlink w:anchor="_Toc208499383" w:history="1">
-            <w:r>
-              <w:rPr>
-                <w:rStyle w:val="Hyperlink"/>
-                <w:noProof/>
-                <w:lang w:val="sr-Cyrl-RS"/>
-              </w:rPr>
-              <w:t>7.7 Промена величине прозора и сајдбара</w:t>
-            </w:r>
-            <w:r>
-              <w:rPr>
-                <w:noProof/>
-                <w:webHidden/>
-              </w:rPr>
-              <w:tab/>
-            </w:r>
-            <w:r>
-              <w:rPr>
-                <w:noProof/>
-                <w:webHidden/>
-              </w:rPr>
-              <w:fldChar w:fldCharType="begin"/>
-            </w:r>
-            <w:r>
-              <w:rPr>
-                <w:noProof/>
-                <w:webHidden/>
-              </w:rPr>
-              <w:instrText xml:space="preserve"> PAGEREF _Toc208499383 \h </w:instrText>
-            </w:r>
-            <w:r>
-              <w:rPr>
-                <w:noProof/>
-                <w:webHidden/>
-              </w:rPr>
-            </w:r>
-            <w:r>
-              <w:rPr>
-                <w:noProof/>
-                <w:webHidden/>
-              </w:rPr>
-              <w:fldChar w:fldCharType="separate"/>
-            </w:r>
-            <w:r>
-              <w:rPr>
-                <w:noProof/>
-                <w:webHidden/>
-              </w:rPr>
-              <w:t>32</w:t>
-            </w:r>
-            <w:r>
-              <w:rPr>
-                <w:noProof/>
-                <w:webHidden/>
-              </w:rPr>
-              <w:fldChar w:fldCharType="end"/>
-            </w:r>
-          </w:hyperlink>
-        </w:p>
-        <w:p>
-          <w:pPr>
-            <w:pStyle w:val="TOC1"/>
-            <w:rPr>
-              <w:rFonts w:asciiTheme="minorHAnsi" w:eastAsiaTheme="minorEastAsia" w:hAnsiTheme="minorHAnsi" w:cstheme="minorBidi"/>
-              <w:noProof/>
-              <w:lang w:val="en-US"/>
-            </w:rPr>
-          </w:pPr>
-          <w:hyperlink w:anchor="_Toc208499384" w:history="1">
-            <w:r>
-              <w:rPr>
-                <w:rStyle w:val="Hyperlink"/>
-                <w:noProof/>
-                <w:lang w:val="sr-Cyrl-RS"/>
-              </w:rPr>
-              <w:t>8. Закључак</w:t>
-            </w:r>
-            <w:r>
-              <w:rPr>
-                <w:noProof/>
-                <w:webHidden/>
-              </w:rPr>
-              <w:tab/>
-            </w:r>
-            <w:r>
-              <w:rPr>
-                <w:noProof/>
-                <w:webHidden/>
-              </w:rPr>
-              <w:fldChar w:fldCharType="begin"/>
-            </w:r>
-            <w:r>
-              <w:rPr>
-                <w:noProof/>
-                <w:webHidden/>
-              </w:rPr>
-              <w:instrText xml:space="preserve"> PAGEREF _Toc208499384 \h </w:instrText>
-            </w:r>
-            <w:r>
-              <w:rPr>
-                <w:noProof/>
-                <w:webHidden/>
-              </w:rPr>
-            </w:r>
-            <w:r>
-              <w:rPr>
-                <w:noProof/>
-                <w:webHidden/>
-              </w:rPr>
-              <w:fldChar w:fldCharType="separate"/>
-            </w:r>
-            <w:r>
-              <w:rPr>
-                <w:noProof/>
-                <w:webHidden/>
-              </w:rPr>
-              <w:t>34</w:t>
-            </w:r>
-            <w:r>
-              <w:rPr>
-                <w:noProof/>
-                <w:webHidden/>
-              </w:rPr>
-              <w:fldChar w:fldCharType="end"/>
-            </w:r>
-          </w:hyperlink>
-        </w:p>
-        <w:p>
-          <w:pPr>
-            <w:pStyle w:val="TOC1"/>
-            <w:rPr>
-              <w:rFonts w:asciiTheme="minorHAnsi" w:eastAsiaTheme="minorEastAsia" w:hAnsiTheme="minorHAnsi" w:cstheme="minorBidi"/>
-              <w:noProof/>
-              <w:lang w:val="en-US"/>
-            </w:rPr>
-          </w:pPr>
-          <w:hyperlink w:anchor="_Toc208499385" w:history="1">
-            <w:r>
-              <w:rPr>
-                <w:rStyle w:val="Hyperlink"/>
-                <w:noProof/>
-              </w:rPr>
-              <w:t>9. Literatura</w:t>
-            </w:r>
-            <w:r>
-              <w:rPr>
-                <w:noProof/>
-                <w:webHidden/>
-              </w:rPr>
-              <w:tab/>
-            </w:r>
-            <w:r>
-              <w:rPr>
-                <w:noProof/>
-                <w:webHidden/>
-              </w:rPr>
-              <w:fldChar w:fldCharType="begin"/>
-            </w:r>
-            <w:r>
-              <w:rPr>
-                <w:noProof/>
-                <w:webHidden/>
-              </w:rPr>
-              <w:instrText xml:space="preserve"> PAGEREF _Toc208499385 \h </w:instrText>
-            </w:r>
-            <w:r>
-              <w:rPr>
-                <w:noProof/>
-                <w:webHidden/>
-              </w:rPr>
-            </w:r>
-            <w:r>
-              <w:rPr>
-                <w:noProof/>
-                <w:webHidden/>
-              </w:rPr>
-              <w:fldChar w:fldCharType="separate"/>
-            </w:r>
-            <w:r>
-              <w:rPr>
-                <w:noProof/>
-                <w:webHidden/>
-              </w:rPr>
-              <w:t>35</w:t>
-            </w:r>
-            <w:r>
-              <w:rPr>
-                <w:noProof/>
-                <w:webHidden/>
-              </w:rPr>
-              <w:fldChar w:fldCharType="end"/>
-            </w:r>
-          </w:hyperlink>
-        </w:p>
-        <w:p>
-          <w:pPr>
-            <w:pStyle w:val="TOC1"/>
-            <w:rPr>
-              <w:rFonts w:asciiTheme="minorHAnsi" w:eastAsiaTheme="minorEastAsia" w:hAnsiTheme="minorHAnsi" w:cstheme="minorBidi"/>
-              <w:noProof/>
-              <w:lang w:val="en-US"/>
-            </w:rPr>
-          </w:pPr>
-          <w:hyperlink w:anchor="_Toc208499386" w:history="1">
-            <w:r>
-              <w:rPr>
-                <w:rStyle w:val="Hyperlink"/>
-                <w:noProof/>
-                <w:lang w:val="sr-Cyrl-RS"/>
-              </w:rPr>
-              <w:t>Биографија</w:t>
-            </w:r>
-            <w:r>
-              <w:rPr>
-                <w:noProof/>
-                <w:webHidden/>
-              </w:rPr>
-              <w:tab/>
-            </w:r>
-            <w:r>
-              <w:rPr>
-                <w:noProof/>
-                <w:webHidden/>
-              </w:rPr>
-              <w:fldChar w:fldCharType="begin"/>
-            </w:r>
-            <w:r>
-              <w:rPr>
-                <w:noProof/>
-                <w:webHidden/>
-              </w:rPr>
-              <w:instrText xml:space="preserve"> PAGEREF _Toc208499386 \h </w:instrText>
-            </w:r>
-            <w:r>
-              <w:rPr>
-                <w:noProof/>
-                <w:webHidden/>
-              </w:rPr>
-            </w:r>
-            <w:r>
-              <w:rPr>
-                <w:noProof/>
-                <w:webHidden/>
-              </w:rPr>
-              <w:fldChar w:fldCharType="separate"/>
-            </w:r>
-            <w:r>
-              <w:rPr>
-                <w:noProof/>
-                <w:webHidden/>
-              </w:rPr>
-              <w:t>36</w:t>
+              <w:t>38</w:t>
             </w:r>
             <w:r>
               <w:rPr>
@@ -9730,6 +9493,35 @@
         <w:rPr>
           <w:lang w:val="sr-Cyrl-RS"/>
         </w:rPr>
+      </w:pPr>
+    </w:p>
+    <w:p>
+      <w:pPr>
+        <w:rPr>
+          <w:lang w:val="sr-Cyrl-RS"/>
+        </w:rPr>
+      </w:pPr>
+    </w:p>
+    <w:p>
+      <w:pPr>
+        <w:jc w:val="right"/>
+        <w:rPr>
+          <w:lang w:val="sr-Cyrl-RS"/>
+        </w:rPr>
+      </w:pPr>
+    </w:p>
+    <w:p>
+      <w:pPr>
+        <w:rPr>
+          <w:lang w:val="sr-Cyrl-RS"/>
+        </w:rPr>
+      </w:pPr>
+    </w:p>
+    <w:p>
+      <w:pPr>
+        <w:rPr>
+          <w:lang w:val="sr-Cyrl-RS"/>
+        </w:rPr>
         <w:sectPr>
           <w:headerReference w:type="default" r:id="rId20"/>
           <w:footerReference w:type="default" r:id="rId21"/>
@@ -9750,8 +9542,8 @@
           <w:lang w:val="sr-Cyrl-RS"/>
         </w:rPr>
       </w:pPr>
-      <w:bookmarkStart w:id="0" w:name="_Toc18506402"/>
-      <w:bookmarkStart w:id="1" w:name="_Toc208499359"/>
+      <w:bookmarkStart w:id="1" w:name="_Toc18506402"/>
+      <w:bookmarkStart w:id="2" w:name="_Toc208572353"/>
       <w:r>
         <w:rPr>
           <w:sz w:val="36"/>
@@ -9768,8 +9560,8 @@
         </w:rPr>
         <w:t>Увод</w:t>
       </w:r>
-      <w:bookmarkEnd w:id="0"/>
       <w:bookmarkEnd w:id="1"/>
+      <w:bookmarkEnd w:id="2"/>
     </w:p>
     <w:p>
       <w:pPr>
@@ -9794,7 +9586,31 @@
         <w:rPr>
           <w:lang w:val="sr-Cyrl-RS"/>
         </w:rPr>
-        <w:t>Тржиште електричне енергије последњих година пролази кроз динамичне и брзе промене, условљене развојем нових технологија и увођењем концепта паметних енергетских мрежа (Smart Grid). Овај концепт омогућава двосмерну комуникацију између произвођача и потрошача, чиме традиционални модел у коме су корисници били искључиво пасивни потрошачи бива замењен активним учешћем у систему. Савремени корисници имају могућност да, поред потрошње, сами производе и складиште енергију, користећи соларне панеле, кућне батерије и друге технологије обновљивих извора.</w:t>
+        <w:t>Тржиште електричне енергије последњих година пролази кроз динамичне и брзе промене, условљене развојем нових технологија и увођењем концеп</w:t>
+      </w:r>
+      <w:r>
+        <w:rPr>
+          <w:lang w:val="sr-Cyrl-RS"/>
+        </w:rPr>
+        <w:t>та паметних енергетских мрежа (</w:t>
+      </w:r>
+      <w:r>
+        <w:rPr>
+          <w:lang w:val="sr-Latn-RS"/>
+        </w:rPr>
+        <w:t>s</w:t>
+      </w:r>
+      <w:r>
+        <w:rPr>
+          <w:lang w:val="sr-Cyrl-RS"/>
+        </w:rPr>
+        <w:t>mart g</w:t>
+      </w:r>
+      <w:r>
+        <w:rPr>
+          <w:lang w:val="sr-Cyrl-RS"/>
+        </w:rPr>
+        <w:t>rid). Овај концепт омогућава двосмерну комуникацију између произвођача и потрошача, чиме традиционални модел у коме су корисници били искључиво пасивни потрошачи бива замењен активним учешћем у систему. Савремени корисници имају могућност да, поред потрошње, сами производе и складиште енергију, користећи соларне панеле, кућне батерије и друге технологије обновљивих извора.</w:t>
       </w:r>
       <w:r>
         <w:rPr>
@@ -9938,7 +9754,7 @@
           <w:lang w:val="sr-Cyrl-RS"/>
         </w:rPr>
       </w:pPr>
-      <w:bookmarkStart w:id="2" w:name="_Toc208499360"/>
+      <w:bookmarkStart w:id="3" w:name="_Toc208572354"/>
       <w:r>
         <w:rPr>
           <w:sz w:val="36"/>
@@ -9954,7 +9770,7 @@
         </w:rPr>
         <w:t xml:space="preserve"> Опис проблема</w:t>
       </w:r>
-      <w:bookmarkEnd w:id="2"/>
+      <w:bookmarkEnd w:id="3"/>
     </w:p>
     <w:p>
       <w:pPr>
@@ -10006,7 +9822,79 @@
         <w:rPr>
           <w:lang w:val="sr-Cyrl-RS"/>
         </w:rPr>
-        <w:t xml:space="preserve">Циљ овог рада јесте да се реализује софтверска платформа која ће аутоматизоват процес трговине електричном енергијом, ослањајући се на преидтивне моделе и савремену архитектуру система. Основни изазови су: обезбеђивање тачних предвиђања цена, интеграција модела у реалном окружењу, као и дизајн ситема који ће исотремено бити поуздан, скалабилн и прилагођен будућим проширењима. Платформа такође треба да подржава све најбитније функционалности савремене веб апликације, као и све системе заштите, јер ће бити коришћени и веома осетљиви лични подаци. У оквиру апликације корисници ће моћи да региструју своје батерија, купују или продају енергију, и бирају стратегију трговине којом ће се њихове батерије служити. </w:t>
+        <w:t>Циљ овог рада јесте да се реализује софтверска платформа која ће аутоматизоват</w:t>
+      </w:r>
+      <w:r>
+        <w:rPr>
+          <w:lang w:val="sr-Cyrl-RS"/>
+        </w:rPr>
+        <w:t>и</w:t>
+      </w:r>
+      <w:r>
+        <w:rPr>
+          <w:lang w:val="sr-Cyrl-RS"/>
+        </w:rPr>
+        <w:t xml:space="preserve"> процес трговине електричном енергијом, ослањајући се на </w:t>
+      </w:r>
+      <w:r>
+        <w:rPr>
+          <w:lang w:val="sr-Cyrl-RS"/>
+        </w:rPr>
+        <w:t>предиктивне</w:t>
+      </w:r>
+      <w:r>
+        <w:rPr>
+          <w:lang w:val="sr-Cyrl-RS"/>
+        </w:rPr>
+        <w:t xml:space="preserve"> моделе и савремену архитектуру система. Основни изазови су: обезбеђивање тачних предвиђања цена, интеграција модела у реалном окружењу, као и дизајн си</w:t>
+      </w:r>
+      <w:r>
+        <w:rPr>
+          <w:lang w:val="sr-Cyrl-RS"/>
+        </w:rPr>
+        <w:t>с</w:t>
+      </w:r>
+      <w:r>
+        <w:rPr>
+          <w:lang w:val="sr-Cyrl-RS"/>
+        </w:rPr>
+        <w:t>тема који ће ис</w:t>
+      </w:r>
+      <w:r>
+        <w:rPr>
+          <w:lang w:val="sr-Cyrl-RS"/>
+        </w:rPr>
+        <w:t>тов</w:t>
+      </w:r>
+      <w:r>
+        <w:rPr>
+          <w:lang w:val="sr-Cyrl-RS"/>
+        </w:rPr>
+        <w:t>ремено бити поуздан, скалабил</w:t>
+      </w:r>
+      <w:r>
+        <w:rPr>
+          <w:lang w:val="sr-Cyrl-RS"/>
+        </w:rPr>
+        <w:t>а</w:t>
+      </w:r>
+      <w:r>
+        <w:rPr>
+          <w:lang w:val="sr-Cyrl-RS"/>
+        </w:rPr>
+        <w:t>н и прилагођен будућим проширењима. Платформа такође треба да подржава све најбитније функционалности савремене веб апликације, као и све системе заштите, јер ће бити коришћени и веома осетљиви лични подаци. У оквиру апликације корисници ће м</w:t>
+      </w:r>
+      <w:r>
+        <w:rPr>
+          <w:lang w:val="sr-Cyrl-RS"/>
+        </w:rPr>
+        <w:t>оћи да региструју своје батерије</w:t>
+      </w:r>
+      <w:r>
+        <w:rPr>
+          <w:lang w:val="sr-Cyrl-RS"/>
+        </w:rPr>
+        <w:t xml:space="preserve">, купују или продају енергију, и бирају стратегију трговине којом ће се њихове батерије служити. </w:t>
       </w:r>
       <w:r>
         <w:rPr>
@@ -10035,10 +9923,10 @@
       <w:pPr>
         <w:pStyle w:val="Heading1"/>
       </w:pPr>
-      <w:bookmarkStart w:id="3" w:name="_Toc18083375"/>
-      <w:bookmarkStart w:id="4" w:name="_Toc18083154"/>
-      <w:bookmarkStart w:id="5" w:name="_Toc18506403"/>
-      <w:bookmarkStart w:id="6" w:name="_Toc208499361"/>
+      <w:bookmarkStart w:id="4" w:name="_Toc18083375"/>
+      <w:bookmarkStart w:id="5" w:name="_Toc18083154"/>
+      <w:bookmarkStart w:id="6" w:name="_Toc18506403"/>
+      <w:bookmarkStart w:id="7" w:name="_Toc208572355"/>
       <w:r>
         <w:rPr>
           <w:sz w:val="36"/>
@@ -10051,9 +9939,9 @@
       <w:r>
         <w:t xml:space="preserve">. </w:t>
       </w:r>
-      <w:bookmarkEnd w:id="3"/>
       <w:bookmarkEnd w:id="4"/>
       <w:bookmarkEnd w:id="5"/>
+      <w:bookmarkEnd w:id="6"/>
       <w:r>
         <w:rPr>
           <w:sz w:val="36"/>
@@ -10061,10 +9949,10 @@
         </w:rPr>
         <w:t>Теоријско-технолошке основе</w:t>
       </w:r>
-      <w:bookmarkStart w:id="7" w:name="_Toc18083376"/>
-      <w:bookmarkStart w:id="8" w:name="_Toc18083155"/>
-      <w:bookmarkStart w:id="9" w:name="_Toc18506404"/>
-      <w:bookmarkEnd w:id="6"/>
+      <w:bookmarkStart w:id="8" w:name="_Toc18083376"/>
+      <w:bookmarkStart w:id="9" w:name="_Toc18083155"/>
+      <w:bookmarkStart w:id="10" w:name="_Toc18506404"/>
+      <w:bookmarkEnd w:id="7"/>
     </w:p>
     <w:p>
       <w:pPr>
@@ -10084,7 +9972,7 @@
       <w:r>
         <w:br/>
       </w:r>
-      <w:bookmarkStart w:id="10" w:name="_Toc208499362"/>
+      <w:bookmarkStart w:id="11" w:name="_Toc208572356"/>
       <w:r>
         <w:rPr>
           <w:sz w:val="28"/>
@@ -10100,9 +9988,9 @@
         </w:rPr>
         <w:t xml:space="preserve">.1 </w:t>
       </w:r>
-      <w:bookmarkEnd w:id="7"/>
       <w:bookmarkEnd w:id="8"/>
       <w:bookmarkEnd w:id="9"/>
+      <w:bookmarkEnd w:id="10"/>
       <w:r>
         <w:rPr>
           <w:sz w:val="28"/>
@@ -10110,7 +9998,7 @@
         </w:rPr>
         <w:t>Smart Grid</w:t>
       </w:r>
-      <w:bookmarkEnd w:id="10"/>
+      <w:bookmarkEnd w:id="11"/>
     </w:p>
     <w:p>
       <w:pPr>
@@ -10120,7 +10008,25 @@
         <w:tab/>
       </w:r>
       <w:r>
-        <w:t>Смарт Грид представља напредну електроенергетску мрежу која користи савремене информационо-комуникационе технологије ради ефикаснијег управљања производњом, дистрибуцијом и потрошњом електричне енергије. За разлику од традиционалних електроенергетских система, где је проток енергије једносмеран – од произвођача ка потрошачима – Смарт Грид омогућава дводирекциону комуникацију између свих учесника система.</w:t>
+        <w:t>Smart Grid</w:t>
+      </w:r>
+      <w:r>
+        <w:t xml:space="preserve"> представља напредну електроенергетску мрежу која користи савремене информационо-комуникационе технологије ради ефикаснијег управљања производњом, дистрибуцијом и потрошњом електричне енергије. За разлику од традиционалних електроенергетских система, где је проток енергије једносмеран – од произво</w:t>
+      </w:r>
+      <w:r>
+        <w:t>ђача ка потрошачима – Smart Grid</w:t>
+      </w:r>
+      <w:r>
+        <w:t xml:space="preserve"> омогућава </w:t>
+      </w:r>
+      <w:r>
+        <w:rPr>
+          <w:lang w:val="sr-Cyrl-RS"/>
+        </w:rPr>
+        <w:t>двосмерну</w:t>
+      </w:r>
+      <w:r>
+        <w:t xml:space="preserve"> комуникацију између свих учесника система.</w:t>
       </w:r>
     </w:p>
     <w:p>
@@ -10128,7 +10034,10 @@
         <w:jc w:val="both"/>
       </w:pPr>
       <w:r>
-        <w:t>Кључне карактеристике Смарт Грида су:</w:t>
+        <w:t>Кључне карактеристике Smart Grid-</w:t>
+      </w:r>
+      <w:r>
+        <w:t>а су:</w:t>
       </w:r>
     </w:p>
     <w:p>
@@ -10234,10 +10143,13 @@
         </w:rPr>
       </w:pPr>
       <w:r>
-        <w:rPr>
-          <w:lang w:val="sr-Cyrl-RS"/>
-        </w:rPr>
-        <w:t>Смарт Грид тиме омогућава бољу интеграцију децентрализованих извора, повећава стабилност система и ствара основу за развој аутоматизованих платформи за трговање енергијом.</w:t>
+        <w:t>Smart Grid</w:t>
+      </w:r>
+      <w:r>
+        <w:rPr>
+          <w:lang w:val="sr-Cyrl-RS"/>
+        </w:rPr>
+        <w:t xml:space="preserve"> тиме омогућава бољу интеграцију децентрализованих извора, повећава стабилност система и ствара основу за развој аутоматизованих платформи за трговање енергијом.</w:t>
       </w:r>
     </w:p>
     <w:p>
@@ -10253,7 +10165,7 @@
           <w:noProof/>
         </w:rPr>
         <w:pict w14:anchorId="5504715B">
-          <v:shape id="_x0000_i1026" type="#_x0000_t75" style="width:412.3pt;height:203.75pt">
+          <v:shape id="_x0000_i1026" type="#_x0000_t75" style="width:412.5pt;height:204pt">
             <v:imagedata r:id="rId24" o:title="Smart-Grid"/>
           </v:shape>
         </w:pict>
@@ -10296,7 +10208,7 @@
           <w:lang w:val="sr-Cyrl-RS"/>
         </w:rPr>
       </w:pPr>
-      <w:bookmarkStart w:id="11" w:name="_Toc208499363"/>
+      <w:bookmarkStart w:id="12" w:name="_Toc208572357"/>
       <w:r>
         <w:rPr>
           <w:sz w:val="28"/>
@@ -10320,7 +10232,7 @@
         </w:rPr>
         <w:t>Вишеслојне апликације и Микросервиси</w:t>
       </w:r>
-      <w:bookmarkEnd w:id="11"/>
+      <w:bookmarkEnd w:id="12"/>
     </w:p>
     <w:p>
       <w:pPr>
@@ -10446,7 +10358,19 @@
         <w:jc w:val="both"/>
       </w:pPr>
       <w:r>
-        <w:t xml:space="preserve">Овакав приступ је дуго био доминантан у развоју пословних система јер омогућава јасну поделу одговорности и релативно једноставну имплементацију. Међутим, у пракси се временом показују значајна ограничења, као што со слаба скалабилност, висок степен међузависности, ограничена флексибилност и слаб отпор на грешке. </w:t>
+        <w:t>Овакав приступ је дуго био доминантан у развоју пословних система јер омогућава јасну поделу одговорности и релативно једноставну имплементацију. Међутим, у пракси се временом показују</w:t>
+      </w:r>
+      <w:r>
+        <w:t xml:space="preserve"> значајна ограничења, као што с</w:t>
+      </w:r>
+      <w:r>
+        <w:rPr>
+          <w:lang w:val="sr-Cyrl-RS"/>
+        </w:rPr>
+        <w:t>у</w:t>
+      </w:r>
+      <w:r>
+        <w:t xml:space="preserve"> слаба скалабилност, висок степен међузависности, ограничена флексибилност и слаб отпор на грешке. </w:t>
       </w:r>
       <w:r>
         <w:t>Због ових ограничења, традиционални вишеслојни приступ све више уступа место микросервисној архитектури, која обезбеђује већу независност компоненти, бољу скалабилност и лакше одржавање.</w:t>
@@ -10618,7 +10542,7 @@
           <w:lang w:val="sr-Cyrl-RS"/>
         </w:rPr>
       </w:pPr>
-      <w:bookmarkStart w:id="12" w:name="_Toc208499364"/>
+      <w:bookmarkStart w:id="13" w:name="_Toc208572358"/>
       <w:r>
         <w:rPr>
           <w:sz w:val="28"/>
@@ -10642,7 +10566,7 @@
         </w:rPr>
         <w:t>Методологија развоја софтвера</w:t>
       </w:r>
-      <w:bookmarkEnd w:id="12"/>
+      <w:bookmarkEnd w:id="13"/>
     </w:p>
     <w:p>
       <w:pPr>
@@ -10721,7 +10645,7 @@
           <w:noProof/>
         </w:rPr>
         <w:pict w14:anchorId="54D94E37">
-          <v:shape id="_x0000_i1027" type="#_x0000_t75" style="width:466.65pt;height:230.25pt">
+          <v:shape id="_x0000_i1027" type="#_x0000_t75" style="width:467.25pt;height:230.25pt">
             <v:imagedata r:id="rId25" o:title="agile"/>
           </v:shape>
         </w:pict>
@@ -10757,7 +10681,13 @@
         <w:jc w:val="both"/>
       </w:pPr>
       <w:r>
-        <w:t>Развој софтвера обухвата низ фаза које обезбеђују систематичан и контролисан процес израде. Прва фаза је прикупљање и анализа захтева, у којој се дефинишу потребе и очекивања корисника, као и функционалности које систем мора да обезбеди. На основу ових захтева следи фаза дизајна система, где се креира архитектура софтвера, планирају компоненете, интерфејси и база података, као и избор технологија које ће бити коришћене. Након тога долази фаза имплементације, у којој програмери претварају дизајн у код, водећи рачуна о стандардима и квалитету програмирања. Када је софтвер написан, следи тестирање, где се проверава исправност система, откривају грешке и врши њихова корекција, како би производ био поуздан и безбедан за употребу. Након успешног тестирања софтвер се интегрише у производно окружење и имплементира, што укључује подешавање система, миграцију података и обуку корисника. Последња фаза је одржавање, током које се софтвер редовно ажурира, исправљају се грешке и уводе нове функције како би систем остао функционалан и релевантан у времену</w:t>
+        <w:t>Развој софтвера обухвата низ фаза које обезбеђују систематичан и контролисан процес израде. Прва фаза је прикупљање и анализа захтева, у којој се дефинишу потребе и очекивања корисника, као и функционалности које систем мора да обезбеди. На основу ових захтева следи фаза дизајна система, где се креира архитекту</w:t>
+      </w:r>
+      <w:r>
+        <w:t>ра софтвера, планирају компонен</w:t>
+      </w:r>
+      <w:r>
+        <w:t>те, интерфејси и база података, као и избор технологија које ће бити коришћене. Након тога долази фаза имплементације, у којој програмери претварају дизајн у код, водећи рачуна о стандардима и квалитету програмирања. Када је софтвер написан, следи тестирање, где се проверава исправност система, откривају грешке и врши њихова корекција, како би производ био поуздан и безбедан за употребу. Након успешног тестирања софтвер се интегрише у производно окружење и имплементира, што укључује подешавање система, миграцију података и обуку корисника. Последња фаза је одржавање, током које се софтвер редовно ажурира, исправљају се грешке и уводе нове функције како би систем остао функционалан и релевантан у времену</w:t>
       </w:r>
     </w:p>
     <w:p>
@@ -10774,7 +10704,7 @@
           <w:lang w:val="sr-Cyrl-RS"/>
         </w:rPr>
       </w:pPr>
-      <w:bookmarkStart w:id="13" w:name="_Toc208499365"/>
+      <w:bookmarkStart w:id="14" w:name="_Toc208572359"/>
       <w:r>
         <w:rPr>
           <w:sz w:val="28"/>
@@ -10790,7 +10720,7 @@
         </w:rPr>
         <w:t>RESTful API</w:t>
       </w:r>
-      <w:bookmarkEnd w:id="13"/>
+      <w:bookmarkEnd w:id="14"/>
     </w:p>
     <w:p>
       <w:pPr>
@@ -10842,7 +10772,7 @@
           <w:lang w:val="sr-Cyrl-RS"/>
         </w:rPr>
       </w:pPr>
-      <w:bookmarkStart w:id="14" w:name="_Toc208499366"/>
+      <w:bookmarkStart w:id="15" w:name="_Toc208572360"/>
       <w:r>
         <w:rPr>
           <w:sz w:val="28"/>
@@ -10851,7 +10781,7 @@
         </w:rPr>
         <w:t>3.5 Вештачка интелигенција</w:t>
       </w:r>
-      <w:bookmarkEnd w:id="14"/>
+      <w:bookmarkEnd w:id="15"/>
     </w:p>
     <w:p>
       <w:pPr>
@@ -10953,7 +10883,7 @@
           <w:lang w:val="sr-Cyrl-RS"/>
         </w:rPr>
       </w:pPr>
-      <w:bookmarkStart w:id="15" w:name="_Toc208499367"/>
+      <w:bookmarkStart w:id="16" w:name="_Toc208572361"/>
       <w:r>
         <w:rPr>
           <w:sz w:val="36"/>
@@ -10983,7 +10913,7 @@
         </w:rPr>
         <w:t>Коришћене технологије</w:t>
       </w:r>
-      <w:bookmarkEnd w:id="15"/>
+      <w:bookmarkEnd w:id="16"/>
     </w:p>
     <w:p>
       <w:pPr>
@@ -11301,16 +11231,12 @@
         <w:rPr>
           <w:b/>
           <w:bCs/>
-          <w:sz w:val="24"/>
-          <w:szCs w:val="24"/>
         </w:rPr>
       </w:pPr>
       <w:r>
         <w:rPr>
           <w:b/>
           <w:bCs/>
-          <w:sz w:val="24"/>
-          <w:szCs w:val="24"/>
         </w:rPr>
         <w:lastRenderedPageBreak/>
         <w:t xml:space="preserve">Visual Studio Code </w:t>
@@ -11335,8 +11261,6 @@
         <w:jc w:val="both"/>
         <w:rPr>
           <w:bCs/>
-          <w:sz w:val="24"/>
-          <w:szCs w:val="24"/>
           <w:lang w:val="sr-Cyrl-RS"/>
         </w:rPr>
       </w:pPr>
@@ -11344,8 +11268,6 @@
         <w:rPr>
           <w:b/>
           <w:bCs/>
-          <w:sz w:val="24"/>
-          <w:szCs w:val="24"/>
         </w:rPr>
         <w:t>Postman</w:t>
       </w:r>
@@ -11353,8 +11275,6 @@
         <w:rPr>
           <w:b/>
           <w:bCs/>
-          <w:sz w:val="24"/>
-          <w:szCs w:val="24"/>
           <w:lang w:val="sr-Cyrl-RS"/>
         </w:rPr>
         <w:t xml:space="preserve"> – </w:t>
@@ -11362,47 +11282,23 @@
       <w:r>
         <w:rPr>
           <w:bCs/>
-          <w:sz w:val="24"/>
-          <w:szCs w:val="24"/>
-          <w:lang w:val="sr-Cyrl-RS"/>
-        </w:rPr>
-        <w:t xml:space="preserve">Алат који се користи за тестирање, разбвој и документовање </w:t>
+          <w:lang w:val="sr-Cyrl-RS"/>
+        </w:rPr>
+        <w:t>Алат ко</w:t>
       </w:r>
       <w:r>
         <w:rPr>
           <w:bCs/>
-          <w:sz w:val="24"/>
-          <w:szCs w:val="24"/>
-          <w:lang w:val="sr-Cyrl-RS"/>
-        </w:rPr>
-        <w:t>API</w:t>
+          <w:lang w:val="sr-Cyrl-RS"/>
+        </w:rPr>
+        <w:t>ји се користи за тестирање, раз</w:t>
       </w:r>
       <w:r>
         <w:rPr>
           <w:bCs/>
-          <w:sz w:val="24"/>
-          <w:szCs w:val="24"/>
-          <w:lang w:val="sr-Cyrl-RS"/>
-        </w:rPr>
-        <w:t xml:space="preserve">-ја. Омогућава да саљемо </w:t>
-      </w:r>
-      <w:r>
-        <w:rPr>
-          <w:bCs/>
-          <w:sz w:val="24"/>
-          <w:szCs w:val="24"/>
-          <w:lang w:val="sr-Cyrl-RS"/>
-        </w:rPr>
-        <w:t>HTTP</w:t>
-      </w:r>
-      <w:r>
-        <w:rPr>
-          <w:bCs/>
-          <w:sz w:val="24"/>
-          <w:szCs w:val="24"/>
-          <w:lang w:val="sr-Cyrl-RS"/>
-        </w:rPr>
-        <w:t xml:space="preserve"> захтеве, прегледамо одговоре и организујемо свој радни процес.</w:t>
+          <w:lang w:val="sr-Cyrl-RS"/>
+        </w:rPr>
+        <w:t>вој и документовање API-ја. Омогућава да саљемо HTTP захтеве, прегледамо одговоре и организујемо свој радни процес.</w:t>
       </w:r>
     </w:p>
     <w:p>
@@ -11415,8 +11311,6 @@
         <w:jc w:val="both"/>
         <w:rPr>
           <w:bCs/>
-          <w:sz w:val="24"/>
-          <w:szCs w:val="24"/>
           <w:lang w:val="sr-Cyrl-RS"/>
         </w:rPr>
       </w:pPr>
@@ -11424,8 +11318,6 @@
         <w:rPr>
           <w:b/>
           <w:bCs/>
-          <w:sz w:val="24"/>
-          <w:szCs w:val="24"/>
           <w:lang w:val="sr-Cyrl-RS"/>
         </w:rPr>
         <w:t>MongoDB</w:t>
@@ -11433,20 +11325,9 @@
       <w:r>
         <w:rPr>
           <w:bCs/>
-          <w:sz w:val="24"/>
-          <w:szCs w:val="24"/>
-          <w:lang w:val="sr-Cyrl-RS"/>
-        </w:rPr>
-        <w:t xml:space="preserve"> - </w:t>
-      </w:r>
-      <w:r>
-        <w:rPr>
-          <w:bCs/>
-          <w:sz w:val="24"/>
-          <w:szCs w:val="24"/>
-          <w:lang w:val="sr-Cyrl-RS"/>
-        </w:rPr>
-        <w:t>MongoDB је нерелациона (NoSQL) база података која користи документно оријентисан модел за чување информација. Уместо класичних табела и редова који су карактеристични за релационе базе, MongoDB податке организује у облику докумената написаних у BSON формату (бинарна верзија JSON-а). Оваква структура омогућава већу флексибилност, јер сваки документ може имати различита поља и структуру, што је посебно корисно у динамичким и често променљивим системима.</w:t>
+          <w:lang w:val="sr-Cyrl-RS"/>
+        </w:rPr>
+        <w:t xml:space="preserve"> - MongoDB је нерелациона (NoSQL) база података која користи документно оријентисан модел за чување информација. Уместо класичних табела и редова који су карактеристични за релационе базе, MongoDB податке организује у облику докумената написаних у BSON формату (бинарна верзија JSON-а). Оваква структура омогућава већу флексибилност, јер сваки документ може имати различита поља и структуру, што је посебно корисно у динамичким и често променљивим системима.</w:t>
       </w:r>
     </w:p>
     <w:p>
@@ -11460,49 +11341,46 @@
         <w:rPr>
           <w:b/>
           <w:bCs/>
-          <w:sz w:val="24"/>
-          <w:szCs w:val="24"/>
-          <w:lang w:val="sr-Cyrl-RS"/>
-        </w:rPr>
-      </w:pPr>
-      <w:r>
+          <w:lang w:val="sr-Cyrl-RS"/>
+        </w:rPr>
+      </w:pPr>
+      <w:r>
+        <w:rPr>
+          <w:b/>
+          <w:bCs/>
+          <w:lang w:val="sr-Cyrl-RS"/>
+        </w:rPr>
+        <w:t xml:space="preserve">MongoDB Compass - </w:t>
+      </w:r>
+      <w:r>
+        <w:rPr>
+          <w:bCs/>
+          <w:lang w:val="sr-Cyrl-RS"/>
+        </w:rPr>
+        <w:t>Званични графички интерфејс за рад са MongoDB базом података. Омогућава корисницима да на интуитиван начин управљају подацима без потребе за коришћењем командне линије. Compass пружа могућност креирања и уређивања база и колекција, додавања и измене докумената, као и извршавања упита уз визуелни приказ резултата.</w:t>
+      </w:r>
+    </w:p>
+    <w:p>
+      <w:pPr>
+        <w:pStyle w:val="ListParagraph"/>
         <w:rPr>
           <w:b/>
           <w:bCs/>
           <w:sz w:val="24"/>
           <w:szCs w:val="24"/>
-          <w:lang w:val="sr-Cyrl-RS"/>
-        </w:rPr>
-        <w:t>MongoDB Compass</w:t>
-      </w:r>
-      <w:r>
+        </w:rPr>
+      </w:pPr>
+    </w:p>
+    <w:p>
+      <w:pPr>
+        <w:pStyle w:val="ListParagraph"/>
         <w:rPr>
           <w:b/>
           <w:bCs/>
           <w:sz w:val="24"/>
           <w:szCs w:val="24"/>
-          <w:lang w:val="sr-Cyrl-RS"/>
-        </w:rPr>
-        <w:t xml:space="preserve"> - </w:t>
-      </w:r>
-      <w:r>
-        <w:rPr>
-          <w:bCs/>
-          <w:sz w:val="24"/>
-          <w:szCs w:val="24"/>
-          <w:lang w:val="sr-Cyrl-RS"/>
-        </w:rPr>
-        <w:t>Званични графички интерфејс</w:t>
-      </w:r>
-      <w:r>
-        <w:rPr>
-          <w:bCs/>
-          <w:sz w:val="24"/>
-          <w:szCs w:val="24"/>
-          <w:lang w:val="sr-Cyrl-RS"/>
-        </w:rPr>
-        <w:t xml:space="preserve"> за рад са MongoDB базом података. Омогућава корисницима да на интуитиван начин управљају подацима без потребе за коришћењем командне линије. Compass пружа могућност креирања и уређивања база и колекција, додавања и измене докумената, као и извршавања упита уз визуелни приказ резултата.</w:t>
-      </w:r>
+        </w:rPr>
+      </w:pPr>
     </w:p>
     <w:p>
       <w:pPr>
@@ -11638,12 +11516,12 @@
     </w:p>
     <w:p>
       <w:pPr>
-        <w:pStyle w:val="ListParagraph"/>
         <w:rPr>
           <w:b/>
           <w:bCs/>
           <w:sz w:val="24"/>
           <w:szCs w:val="24"/>
+          <w:lang w:val="sr-Cyrl-RS"/>
         </w:rPr>
       </w:pPr>
     </w:p>
@@ -11655,28 +11533,6 @@
           <w:bCs/>
           <w:sz w:val="24"/>
           <w:szCs w:val="24"/>
-        </w:rPr>
-      </w:pPr>
-    </w:p>
-    <w:p>
-      <w:pPr>
-        <w:rPr>
-          <w:b/>
-          <w:bCs/>
-          <w:sz w:val="24"/>
-          <w:szCs w:val="24"/>
-          <w:lang w:val="sr-Cyrl-RS"/>
-        </w:rPr>
-      </w:pPr>
-    </w:p>
-    <w:p>
-      <w:pPr>
-        <w:pStyle w:val="ListParagraph"/>
-        <w:rPr>
-          <w:b/>
-          <w:bCs/>
-          <w:sz w:val="24"/>
-          <w:szCs w:val="24"/>
           <w:lang w:val="sr-Cyrl-RS"/>
         </w:rPr>
       </w:pPr>
@@ -11720,7 +11576,7 @@
         <w:lastRenderedPageBreak/>
         <w:br/>
       </w:r>
-      <w:bookmarkStart w:id="16" w:name="_Toc208499368"/>
+      <w:bookmarkStart w:id="17" w:name="_Toc208572362"/>
       <w:r>
         <w:rPr>
           <w:sz w:val="36"/>
@@ -11745,7 +11601,7 @@
         </w:rPr>
         <w:t>Функционална спецификација система</w:t>
       </w:r>
-      <w:bookmarkEnd w:id="16"/>
+      <w:bookmarkEnd w:id="17"/>
     </w:p>
     <w:p>
       <w:pPr>
@@ -11763,7 +11619,55 @@
           <w:lang w:val="sr-Cyrl-RS"/>
         </w:rPr>
         <w:tab/>
-        <w:t xml:space="preserve">Систем за предикцју електричне енергије, ко и за управљање тргвином енергије за све корисникове батерије за циљ има да олакша цео ново-настали процес у потрошњи енергије. </w:t>
+        <w:t>Систем за предикц</w:t>
+      </w:r>
+      <w:r>
+        <w:rPr>
+          <w:lang w:val="sr-Cyrl-RS"/>
+        </w:rPr>
+        <w:t>и</w:t>
+      </w:r>
+      <w:r>
+        <w:rPr>
+          <w:lang w:val="sr-Cyrl-RS"/>
+        </w:rPr>
+        <w:t>ју електричне енергије, к</w:t>
+      </w:r>
+      <w:r>
+        <w:rPr>
+          <w:lang w:val="sr-Cyrl-RS"/>
+        </w:rPr>
+        <w:t>а</w:t>
+      </w:r>
+      <w:r>
+        <w:rPr>
+          <w:lang w:val="sr-Cyrl-RS"/>
+        </w:rPr>
+        <w:t>о и за управљање трг</w:t>
+      </w:r>
+      <w:r>
+        <w:rPr>
+          <w:lang w:val="sr-Cyrl-RS"/>
+        </w:rPr>
+        <w:t>о</w:t>
+      </w:r>
+      <w:r>
+        <w:rPr>
+          <w:lang w:val="sr-Cyrl-RS"/>
+        </w:rPr>
+        <w:t>вином енергије за све корисникове батериј</w:t>
+      </w:r>
+      <w:r>
+        <w:rPr>
+          <w:lang w:val="sr-Cyrl-RS"/>
+        </w:rPr>
+        <w:t xml:space="preserve">е за циљ има да олакша цео ново </w:t>
+      </w:r>
+      <w:r>
+        <w:rPr>
+          <w:lang w:val="sr-Cyrl-RS"/>
+        </w:rPr>
+        <w:t xml:space="preserve">настали процес у потрошњи енергије. </w:t>
       </w:r>
       <w:r>
         <w:rPr>
@@ -12306,7 +12210,7 @@
           <w:lang w:val="sr-Cyrl-RS"/>
         </w:rPr>
       </w:pPr>
-      <w:bookmarkStart w:id="17" w:name="_Toc208499369"/>
+      <w:bookmarkStart w:id="18" w:name="_Toc208572363"/>
       <w:r>
         <w:rPr>
           <w:sz w:val="36"/>
@@ -12336,7 +12240,7 @@
         </w:rPr>
         <w:t>рхитектура система</w:t>
       </w:r>
-      <w:bookmarkEnd w:id="17"/>
+      <w:bookmarkEnd w:id="18"/>
     </w:p>
     <w:p>
       <w:pPr>
@@ -12384,7 +12288,13 @@
         </w:rPr>
       </w:pPr>
       <w:r>
-        <w:t>Frontend aplikacija</w:t>
+        <w:rPr>
+          <w:lang w:val="sr-Cyrl-RS"/>
+        </w:rPr>
+        <w:t>Фронтенд</w:t>
+      </w:r>
+      <w:r>
+        <w:t xml:space="preserve"> aplikacija</w:t>
       </w:r>
     </w:p>
     <w:p>
@@ -12568,7 +12478,19 @@
           <w:lang w:val="sr-Cyrl-RS"/>
         </w:rPr>
         <w:lastRenderedPageBreak/>
-        <w:t>Кориснички интерфејс омоућава јасан приказ свих информација као и систем за лако коришћење. И</w:t>
+        <w:t>Кориснички интерфејс омо</w:t>
+      </w:r>
+      <w:r>
+        <w:rPr>
+          <w:lang w:val="sr-Cyrl-RS"/>
+        </w:rPr>
+        <w:t>г</w:t>
+      </w:r>
+      <w:r>
+        <w:rPr>
+          <w:lang w:val="sr-Cyrl-RS"/>
+        </w:rPr>
+        <w:t>ућава јасан приказ свих информација као и систем за лако коришћење. И</w:t>
       </w:r>
       <w:r>
         <w:rPr>
@@ -12612,7 +12534,13 @@
         <w:rPr>
           <w:lang w:val="sr-Cyrl-RS"/>
         </w:rPr>
-        <w:t>Микросервиси, као што је вец споменуто, деле се на четири главне компоненте, и свака од њих има кључну улогу коју извршава. Први микросервис за кориснике (</w:t>
+        <w:t>Микросервиси, као што је већ</w:t>
+      </w:r>
+      <w:r>
+        <w:rPr>
+          <w:lang w:val="sr-Cyrl-RS"/>
+        </w:rPr>
+        <w:t xml:space="preserve"> споменуто, деле се на четири главне компоненте, и свака од њих има кључну улогу коју извршава. Први микросервис за кориснике (</w:t>
       </w:r>
       <w:r>
         <w:rPr>
@@ -12642,13 +12570,31 @@
         <w:rPr>
           <w:lang w:val="sr-Cyrl-RS"/>
         </w:rPr>
-        <w:t xml:space="preserve"> Овај сервис има исто и функционлност да подржава админ кориснике, као и њихове активности. То су могућност да се блокирају други корисници, као и њихове батерије по потреби. </w:t>
-      </w:r>
-      <w:r>
-        <w:rPr>
-          <w:lang w:val="sr-Cyrl-RS"/>
-        </w:rPr>
-        <w:t>Следеци микросервис је микросервис за трансакције (</w:t>
+        <w:t xml:space="preserve"> Овај сервис има исто и функцион</w:t>
+      </w:r>
+      <w:r>
+        <w:rPr>
+          <w:lang w:val="sr-Cyrl-RS"/>
+        </w:rPr>
+        <w:t>а</w:t>
+      </w:r>
+      <w:r>
+        <w:rPr>
+          <w:lang w:val="sr-Cyrl-RS"/>
+        </w:rPr>
+        <w:t xml:space="preserve">лност да подржава админ кориснике, као и њихове активности. То су могућност да се блокирају други корисници, као и њихове батерије по потреби. </w:t>
+      </w:r>
+      <w:r>
+        <w:rPr>
+          <w:lang w:val="sr-Cyrl-RS"/>
+        </w:rPr>
+        <w:t>Следећ</w:t>
+      </w:r>
+      <w:r>
+        <w:rPr>
+          <w:lang w:val="sr-Cyrl-RS"/>
+        </w:rPr>
+        <w:t>и микросервис је микросервис за трансакције (</w:t>
       </w:r>
       <w:r>
         <w:rPr>
@@ -12684,7 +12630,19 @@
         <w:rPr>
           <w:lang w:val="sr-Cyrl-RS"/>
         </w:rPr>
-        <w:t xml:space="preserve">), је централна тачка приступа бази података, обезбеђујуци потребне податке свим осталим сервисима. Овај микросервис симулира улогу </w:t>
+        <w:t>), је централна тачка при</w:t>
+      </w:r>
+      <w:r>
+        <w:rPr>
+          <w:lang w:val="sr-Cyrl-RS"/>
+        </w:rPr>
+        <w:t>ступа бази података, обезбеђујућ</w:t>
+      </w:r>
+      <w:r>
+        <w:rPr>
+          <w:lang w:val="sr-Cyrl-RS"/>
+        </w:rPr>
+        <w:t xml:space="preserve">и потребне податке свим осталим сервисима. Овај микросервис симулира улогу </w:t>
       </w:r>
       <w:r>
         <w:rPr>
@@ -12696,7 +12654,31 @@
         <w:rPr>
           <w:lang w:val="sr-Cyrl-RS"/>
         </w:rPr>
-        <w:t xml:space="preserve"> провајдера. Уместо да сваки сервис директно пристуа бази података, сви захтеви за читање или писање иду искучиво преко овог сервиса.  На овај начин постиже сеизолација података и смањење међузависности између сервиса. Овај приступ се може посматрати као варијанта патерна</w:t>
+        <w:t xml:space="preserve"> провајдера. Уместо да сваки сервис директно присту</w:t>
+      </w:r>
+      <w:r>
+        <w:rPr>
+          <w:lang w:val="sr-Cyrl-RS"/>
+        </w:rPr>
+        <w:t>п</w:t>
+      </w:r>
+      <w:r>
+        <w:rPr>
+          <w:lang w:val="sr-Cyrl-RS"/>
+        </w:rPr>
+        <w:t>а бази података, сви захтеви за читање или писање иду искучиво преко овог сервиса.  На овај начин постиже се</w:t>
+      </w:r>
+      <w:r>
+        <w:rPr>
+          <w:lang w:val="sr-Cyrl-RS"/>
+        </w:rPr>
+        <w:t xml:space="preserve"> </w:t>
+      </w:r>
+      <w:r>
+        <w:rPr>
+          <w:lang w:val="sr-Cyrl-RS"/>
+        </w:rPr>
+        <w:t>изолација података и смањење међузависности између сервиса. Овај приступ се може посматрати као варијанта патерна</w:t>
       </w:r>
       <w:r>
         <w:rPr>
@@ -12714,7 +12696,19 @@
         <w:rPr>
           <w:lang w:val="sr-Cyrl-RS"/>
         </w:rPr>
-        <w:t xml:space="preserve"> Главни разлог такође за избор овог приступа јесте што знатно олакшава развијање огромне апликације у пракси, и довршавање главних функционалности без компликација са подацима. Последњи микросервис је микросервис за вештачли интелигенцију (</w:t>
+        <w:t xml:space="preserve"> Главни разлог такође за избор овог приступа јесте што знатно олакшава развијање огромне апликације у пракси, и довршавање главних функционалности без компликација са подацима. Последњи микросервис је микрос</w:t>
+      </w:r>
+      <w:r>
+        <w:rPr>
+          <w:lang w:val="sr-Cyrl-RS"/>
+        </w:rPr>
+        <w:t>ервис за вештачку</w:t>
+      </w:r>
+      <w:r>
+        <w:rPr>
+          <w:lang w:val="sr-Cyrl-RS"/>
+        </w:rPr>
+        <w:t xml:space="preserve"> интелигенцију (</w:t>
       </w:r>
       <w:r>
         <w:rPr>
@@ -12738,7 +12732,19 @@
         <w:rPr>
           <w:lang w:val="sr-Cyrl-RS"/>
         </w:rPr>
-        <w:t xml:space="preserve"> Овај сервис константно пружа микросервису податке потребне за управљање батерија, као и њихове појединачне трансакције.</w:t>
+        <w:t xml:space="preserve"> Овај сервис константно пружа микросервису податке потребне за управљање батерија</w:t>
+      </w:r>
+      <w:r>
+        <w:rPr>
+          <w:lang w:val="sr-Cyrl-RS"/>
+        </w:rPr>
+        <w:t>ма</w:t>
+      </w:r>
+      <w:r>
+        <w:rPr>
+          <w:lang w:val="sr-Cyrl-RS"/>
+        </w:rPr>
+        <w:t>, као и њихове појединачне трансакције.</w:t>
       </w:r>
     </w:p>
     <w:p>
@@ -12787,7 +12793,7 @@
         </w:rPr>
         <w:br/>
       </w:r>
-      <w:bookmarkStart w:id="18" w:name="_Toc208499370"/>
+      <w:bookmarkStart w:id="19" w:name="_Toc208572364"/>
       <w:r>
         <w:rPr>
           <w:sz w:val="36"/>
@@ -12820,7 +12826,7 @@
         </w:rPr>
         <w:t>Модел података</w:t>
       </w:r>
-      <w:bookmarkEnd w:id="18"/>
+      <w:bookmarkEnd w:id="19"/>
       <w:r>
         <w:rPr>
           <w:sz w:val="36"/>
@@ -13160,7 +13166,7 @@
           <w:lang w:val="sr-Cyrl-RS"/>
         </w:rPr>
       </w:pPr>
-      <w:bookmarkStart w:id="19" w:name="_Toc208499371"/>
+      <w:bookmarkStart w:id="20" w:name="_Toc208572365"/>
       <w:r>
         <w:rPr>
           <w:sz w:val="36"/>
@@ -13193,7 +13199,7 @@
         </w:rPr>
         <w:t>система</w:t>
       </w:r>
-      <w:bookmarkEnd w:id="19"/>
+      <w:bookmarkEnd w:id="20"/>
     </w:p>
     <w:p/>
     <w:p>
@@ -13207,7 +13213,31 @@
         <w:rPr>
           <w:lang w:val="sr-Cyrl-RS"/>
         </w:rPr>
-        <w:t>У овом поглављу биће представљена имплементација система за аутоматизовано трговање енергијом. Циљ је да се прикаже на који начин су концепти описани у претходним поглављима преточени у практично решење. Фокус ће бити на објашњењу структуре пројекта, организацији микросервиса, као и на међусобној комуникацији између њих.</w:t>
+        <w:t xml:space="preserve">У овом поглављу биће представљена имплементација система за аутоматизовано трговање енергијом. Циљ је да се прикаже на који начин су концепти описани у претходним поглављима </w:t>
+      </w:r>
+      <w:r>
+        <w:rPr>
+          <w:lang w:val="sr-Cyrl-RS"/>
+        </w:rPr>
+        <w:t>представљени</w:t>
+      </w:r>
+      <w:r>
+        <w:rPr>
+          <w:lang w:val="sr-Cyrl-RS"/>
+        </w:rPr>
+        <w:t xml:space="preserve"> у практично</w:t>
+      </w:r>
+      <w:r>
+        <w:rPr>
+          <w:lang w:val="sr-Cyrl-RS"/>
+        </w:rPr>
+        <w:t>м решењу</w:t>
+      </w:r>
+      <w:r>
+        <w:rPr>
+          <w:lang w:val="sr-Cyrl-RS"/>
+        </w:rPr>
+        <w:t>. Фокус ће бити на објашњењу структуре пројекта, организацији микросервиса, као и на међусобној комуникацији између њих.</w:t>
       </w:r>
       <w:r>
         <w:rPr>
@@ -13355,7 +13385,7 @@
           <w:lang w:val="sr-Cyrl-RS"/>
         </w:rPr>
       </w:pPr>
-      <w:bookmarkStart w:id="20" w:name="_Toc208499372"/>
+      <w:bookmarkStart w:id="21" w:name="_Toc208572366"/>
       <w:r>
         <w:rPr>
           <w:lang w:val="sr-Cyrl-RS"/>
@@ -13378,7 +13408,7 @@
       <w:r>
         <w:t>-user</w:t>
       </w:r>
-      <w:bookmarkEnd w:id="20"/>
+      <w:bookmarkEnd w:id="21"/>
     </w:p>
     <w:p>
       <w:pPr>
@@ -13397,7 +13427,13 @@
         <w:rPr>
           <w:lang w:val="sr-Cyrl-RS"/>
         </w:rPr>
-        <w:t>Микросервис User је централна компонента система задужена за управљање корисницима и њиховим трансакцијама. Његова основна улога јесте да обезбеди аутентификацију и ауторизацију корисника, омогући регистрацију нових налога, управљање статусом постојећих корисника, као и рад са финансијским трансакцијама у оквиру виртуелног новчаника.</w:t>
+        <w:t xml:space="preserve">Микросервис User је </w:t>
+      </w:r>
+      <w:r>
+        <w:rPr>
+          <w:lang w:val="sr-Cyrl-RS"/>
+        </w:rPr>
+        <w:t>компонента система задужена за управљање корисницима и њиховим трансакцијама. Његова основна улога јесте да обезбеди аутентификацију и ауторизацију корисника, омогући регистрацију нових налога, управљање статусом постојећих корисника, као и рад са финансијским трансакцијама у оквиру виртуелног новчаника.</w:t>
       </w:r>
     </w:p>
     <w:p>
@@ -14856,7 +14892,7 @@
           <w:szCs w:val="28"/>
         </w:rPr>
       </w:pPr>
-      <w:bookmarkStart w:id="21" w:name="_Toc208499373"/>
+      <w:bookmarkStart w:id="22" w:name="_Toc208572367"/>
       <w:r>
         <w:rPr>
           <w:sz w:val="28"/>
@@ -14872,7 +14908,7 @@
         </w:rPr>
         <w:t>Microservice-trade</w:t>
       </w:r>
-      <w:bookmarkEnd w:id="21"/>
+      <w:bookmarkEnd w:id="22"/>
     </w:p>
     <w:p>
       <w:pPr>
@@ -14905,7 +14941,13 @@
         <w:t xml:space="preserve">Уз ове услове, овај микросервис симулира рад батерије уз помоћ </w:t>
       </w:r>
       <w:r>
-        <w:t>cronJob-а. Cron Job</w:t>
+        <w:t>cronJob-а</w:t>
+      </w:r>
+      <w:r>
+        <w:rPr>
+          <w:b/>
+        </w:rPr>
+        <w:t>. Cron Job</w:t>
       </w:r>
       <w:r>
         <w:t xml:space="preserve"> је планер задатака у Unix/Linux системима који омогућава аутоматско извршавање скрипти или програма у одређено време или по одређеном распореду.</w:t>
@@ -14984,7 +15026,7 @@
           <w:lang w:val="sr-Cyrl-RS"/>
         </w:rPr>
       </w:pPr>
-      <w:bookmarkStart w:id="22" w:name="_Toc208499374"/>
+      <w:bookmarkStart w:id="23" w:name="_Toc208572368"/>
       <w:r>
         <w:rPr>
           <w:sz w:val="28"/>
@@ -15001,7 +15043,7 @@
         </w:rPr>
         <w:t xml:space="preserve"> батерија</w:t>
       </w:r>
-      <w:bookmarkEnd w:id="22"/>
+      <w:bookmarkEnd w:id="23"/>
     </w:p>
     <w:p>
       <w:pPr>
@@ -15220,7 +15262,19 @@
         <w:rPr>
           <w:lang w:val="sr-Cyrl-RS"/>
         </w:rPr>
-        <w:t xml:space="preserve"> је основна и најпознатија стратегија у трговини електричне енергије. Главна идеја је да максимизујемо профит кроз куповину електричне енергије када је њена цена ниса и продају када је цена висока. Стандардна цена по </w:t>
+        <w:t xml:space="preserve"> је основна и најпознатија стратегија у трговини електричне енергије. Главна идеја је да максимизујемо профит кроз куповину електричн</w:t>
+      </w:r>
+      <w:r>
+        <w:rPr>
+          <w:lang w:val="sr-Cyrl-RS"/>
+        </w:rPr>
+        <w:t>е енергије када је њена цена ниж</w:t>
+      </w:r>
+      <w:r>
+        <w:rPr>
+          <w:lang w:val="sr-Cyrl-RS"/>
+        </w:rPr>
+        <w:t xml:space="preserve">а и продају када је цена висока. Стандардна цена по </w:t>
       </w:r>
       <w:r>
         <w:rPr>
@@ -15559,7 +15613,19 @@
         <w:rPr>
           <w:lang w:val="sr-Cyrl-RS"/>
         </w:rPr>
-        <w:t xml:space="preserve">, тренутну цену као и скуп историјских цена. Ове информације су му такође битне да бих их проследио микросервису са машинским учењем, како би он могао да анализира њих и врати предикције цена, које ће се даље проследити до фронта апликације. Можемо рећи да је овај сервис такође мост између микросервиса дата и микросервиса </w:t>
+        <w:t>, тренутну цену као и скуп историјских цена. Ове инфор</w:t>
+      </w:r>
+      <w:r>
+        <w:rPr>
+          <w:lang w:val="sr-Cyrl-RS"/>
+        </w:rPr>
+        <w:t>мације су му такође битне да би</w:t>
+      </w:r>
+      <w:r>
+        <w:rPr>
+          <w:lang w:val="sr-Cyrl-RS"/>
+        </w:rPr>
+        <w:t xml:space="preserve"> их проследио микросервису са машинским учењем, како би он могао да анализира њих и врати предикције цена, које ће се даље проследити до фронта апликације. Можемо рећи да је овај сервис такође мост између микросервиса дата и микросервиса </w:t>
       </w:r>
       <w:r>
         <w:t>ai</w:t>
@@ -15579,7 +15645,7 @@
           <w:szCs w:val="28"/>
         </w:rPr>
       </w:pPr>
-      <w:bookmarkStart w:id="23" w:name="_Toc208499375"/>
+      <w:bookmarkStart w:id="24" w:name="_Toc208572369"/>
       <w:r>
         <w:rPr>
           <w:sz w:val="28"/>
@@ -15595,7 +15661,7 @@
         </w:rPr>
         <w:t>-data</w:t>
       </w:r>
-      <w:bookmarkEnd w:id="23"/>
+      <w:bookmarkEnd w:id="24"/>
     </w:p>
     <w:p>
       <w:pPr>
@@ -16473,6 +16539,7 @@
           <w:szCs w:val="28"/>
         </w:rPr>
       </w:pPr>
+      <w:bookmarkStart w:id="25" w:name="_Toc208572370"/>
       <w:r>
         <w:rPr>
           <w:sz w:val="28"/>
@@ -16488,6 +16555,7 @@
         </w:rPr>
         <w:t>Microservice-AI</w:t>
       </w:r>
+      <w:bookmarkEnd w:id="25"/>
     </w:p>
     <w:p>
       <w:pPr>
@@ -17316,6 +17384,7 @@
           <w:lang w:val="sr-Cyrl-RS"/>
         </w:rPr>
       </w:pPr>
+      <w:bookmarkStart w:id="26" w:name="_Toc208572371"/>
       <w:r>
         <w:rPr>
           <w:sz w:val="28"/>
@@ -17331,6 +17400,7 @@
         </w:rPr>
         <w:t>Docker</w:t>
       </w:r>
+      <w:bookmarkEnd w:id="26"/>
     </w:p>
     <w:p>
       <w:pPr>
@@ -17388,7 +17458,7 @@
           <w:lang w:val="sr-Cyrl-RS"/>
         </w:rPr>
         <w:pict w14:anchorId="3A31B704">
-          <v:shape id="_x0000_i1034" type="#_x0000_t75" style="width:466.65pt;height:213.3pt">
+          <v:shape id="_x0000_i1028" type="#_x0000_t75" style="width:466.5pt;height:213pt">
             <v:imagedata r:id="rId31" o:title="78a60d94-5e0a-4180-a9f4-4ae648251b20"/>
           </v:shape>
         </w:pict>
@@ -17421,7 +17491,7 @@
         </w:rPr>
         <w:lastRenderedPageBreak/>
         <w:pict w14:anchorId="252D170F">
-          <v:shape id="_x0000_i1037" type="#_x0000_t75" style="width:466.65pt;height:179.3pt">
+          <v:shape id="_x0000_i1029" type="#_x0000_t75" style="width:466.5pt;height:178.5pt">
             <v:imagedata r:id="rId32" o:title="59de5b2b-9e74-46da-9309-4db64fdb359d"/>
           </v:shape>
         </w:pict>
@@ -17443,6 +17513,7 @@
     </w:p>
     <w:p>
       <w:pPr>
+        <w:jc w:val="both"/>
         <w:rPr>
           <w:lang w:val="sr-Cyrl-RS"/>
         </w:rPr>
@@ -17486,6 +17557,7 @@
     </w:p>
     <w:p>
       <w:pPr>
+        <w:jc w:val="both"/>
         <w:rPr>
           <w:lang w:val="sr-Cyrl-RS"/>
         </w:rPr>
@@ -17511,6 +17583,7 @@
     </w:p>
     <w:p>
       <w:pPr>
+        <w:jc w:val="both"/>
         <w:rPr>
           <w:lang w:val="sr-Cyrl-RS"/>
         </w:rPr>
@@ -17601,7 +17674,7 @@
           <w:lang w:val="sr-Cyrl-RS"/>
         </w:rPr>
       </w:pPr>
-      <w:bookmarkStart w:id="24" w:name="_Toc208499376"/>
+      <w:bookmarkStart w:id="27" w:name="_Toc208572372"/>
       <w:r>
         <w:rPr>
           <w:sz w:val="36"/>
@@ -17618,7 +17691,7 @@
         </w:rPr>
         <w:t>Кориснички интерфејс</w:t>
       </w:r>
-      <w:bookmarkEnd w:id="24"/>
+      <w:bookmarkEnd w:id="27"/>
     </w:p>
     <w:p>
       <w:pPr>
@@ -17726,7 +17799,19 @@
         <w:rPr>
           <w:lang w:val="sr-Cyrl-RS"/>
         </w:rPr>
-        <w:t xml:space="preserve">На слици 10 можемо видети ову страницу. Она је идентична за све кориснике и садржи приказ историје цена у последњих сат времена као и предикције цена у следецих 4 сата. Корисник такође има и јасан приказ тренутне цене у горњем десном углу као и савет шта да ради са својим батеријама у зависности од тренутне цене. Још један елемент ове странице јесу најупечатљивије вести у области елетро енергетских система, за лакше праћење дешавања. </w:t>
+        <w:t xml:space="preserve">На слици 10 </w:t>
+      </w:r>
+      <w:r>
+        <w:rPr>
+          <w:lang w:val="sr-Cyrl-RS"/>
+        </w:rPr>
+        <w:t>приказана је почетна страница</w:t>
+      </w:r>
+      <w:r>
+        <w:rPr>
+          <w:lang w:val="sr-Cyrl-RS"/>
+        </w:rPr>
+        <w:t xml:space="preserve">. Она је идентична за све кориснике и садржи приказ историје цена у последњих сат времена као и предикције цена у следецих 4 сата. Корисник такође има и јасан приказ тренутне цене у горњем десном углу као и савет шта да ради са својим батеријама у зависности од тренутне цене. Још један елемент ове странице јесу најупечатљивије вести у области елетро енергетских система, за лакше праћење дешавања. </w:t>
       </w:r>
     </w:p>
     <w:p>
@@ -17850,6 +17935,7 @@
       <w:pPr>
         <w:rPr>
           <w:noProof/>
+          <w:lang w:val="sr-Cyrl-RS"/>
         </w:rPr>
       </w:pPr>
       <w:r>
@@ -17858,9 +17944,9 @@
         </w:rPr>
         <w:lastRenderedPageBreak/>
         <w:drawing>
-          <wp:inline distT="0" distB="0" distL="0" distR="0" wp14:anchorId="3A535AB0" wp14:editId="41685BD4">
-            <wp:extent cx="1834300" cy="3360547"/>
-            <wp:effectExtent l="0" t="0" r="0" b="0"/>
+          <wp:inline distT="0" distB="0" distL="0" distR="0" wp14:anchorId="3A535AB0" wp14:editId="1B341ABD">
+            <wp:extent cx="1807839" cy="3312069"/>
+            <wp:effectExtent l="0" t="0" r="2540" b="3175"/>
             <wp:docPr id="6" name="Picture 6"/>
             <wp:cNvGraphicFramePr>
               <a:graphicFrameLocks xmlns:a="http://schemas.openxmlformats.org/drawingml/2006/main" noChangeAspect="1"/>
@@ -17881,7 +17967,7 @@
                   <pic:spPr>
                     <a:xfrm>
                       <a:off x="0" y="0"/>
-                      <a:ext cx="1868525" cy="3423249"/>
+                      <a:ext cx="1847805" cy="3385289"/>
                     </a:xfrm>
                     <a:prstGeom prst="rect">
                       <a:avLst/>
@@ -17904,9 +17990,9 @@
           <w:noProof/>
         </w:rPr>
         <w:drawing>
-          <wp:inline distT="0" distB="0" distL="0" distR="0" wp14:anchorId="482D25C0" wp14:editId="00F3FAC3">
-            <wp:extent cx="2148421" cy="3348518"/>
-            <wp:effectExtent l="0" t="0" r="4445" b="4445"/>
+          <wp:inline distT="0" distB="0" distL="0" distR="0" wp14:anchorId="482D25C0" wp14:editId="24570E35">
+            <wp:extent cx="2117595" cy="3300474"/>
+            <wp:effectExtent l="0" t="0" r="0" b="0"/>
             <wp:docPr id="7" name="Picture 7"/>
             <wp:cNvGraphicFramePr>
               <a:graphicFrameLocks xmlns:a="http://schemas.openxmlformats.org/drawingml/2006/main" noChangeAspect="1"/>
@@ -17927,7 +18013,7 @@
                   <pic:spPr>
                     <a:xfrm>
                       <a:off x="0" y="0"/>
-                      <a:ext cx="2173146" cy="3387055"/>
+                      <a:ext cx="2145477" cy="3343930"/>
                     </a:xfrm>
                     <a:prstGeom prst="rect">
                       <a:avLst/>
@@ -17950,10 +18036,10 @@
           <w:noProof/>
         </w:rPr>
         <w:drawing>
-          <wp:inline distT="0" distB="0" distL="0" distR="0" wp14:anchorId="26670744" wp14:editId="251CFE84">
-            <wp:extent cx="1883987" cy="3346079"/>
-            <wp:effectExtent l="0" t="0" r="2540" b="6985"/>
-            <wp:docPr id="8" name="Picture 8"/>
+          <wp:inline distT="0" distB="0" distL="0" distR="0" wp14:anchorId="0041898F" wp14:editId="02862F89">
+            <wp:extent cx="1924216" cy="3300829"/>
+            <wp:effectExtent l="0" t="0" r="0" b="0"/>
+            <wp:docPr id="17" name="Picture 17"/>
             <wp:cNvGraphicFramePr>
               <a:graphicFrameLocks xmlns:a="http://schemas.openxmlformats.org/drawingml/2006/main" noChangeAspect="1"/>
             </wp:cNvGraphicFramePr>
@@ -17973,7 +18059,7 @@
                   <pic:spPr>
                     <a:xfrm>
                       <a:off x="0" y="0"/>
-                      <a:ext cx="1934817" cy="3436355"/>
+                      <a:ext cx="1944771" cy="3336089"/>
                     </a:xfrm>
                     <a:prstGeom prst="rect">
                       <a:avLst/>
@@ -18151,6 +18237,7 @@
     </w:p>
     <w:p>
       <w:pPr>
+        <w:jc w:val="both"/>
         <w:rPr>
           <w:lang w:val="sr-Cyrl-RS"/>
         </w:rPr>
@@ -18162,18 +18249,16 @@
         <w:lastRenderedPageBreak/>
         <w:br/>
       </w:r>
-      <w:bookmarkStart w:id="25" w:name="_GoBack"/>
-      <w:bookmarkEnd w:id="25"/>
-    </w:p>
-    <w:p>
-      <w:pPr>
-        <w:rPr>
-          <w:lang w:val="sr-Cyrl-RS"/>
-        </w:rPr>
-      </w:pPr>
-    </w:p>
-    <w:p>
-      <w:pPr>
+      <w:r>
+        <w:rPr>
+          <w:lang w:val="sr-Cyrl-RS"/>
+        </w:rPr>
+        <w:t>Батерије представљају централни ентитет овог система, па је јасан приказ њиховог стања и доступних опција од посебне важности. Захваљујући визуелном означавању кроз различите боје у складу са капацитетом и тренутним стањем, као и јасно истакнутим акцијама, кориснику је значајно олакшано управљање батеријама. Свака батерија може бити креирана, измењена или обрисана, док је на овој страници такође омогућена и измена стратегије за сваку појединачну батерију.</w:t>
+      </w:r>
+    </w:p>
+    <w:p>
+      <w:pPr>
+        <w:jc w:val="center"/>
         <w:rPr>
           <w:lang w:val="sr-Cyrl-RS"/>
         </w:rPr>
@@ -18221,22 +18306,17 @@
     </w:p>
     <w:p>
       <w:pPr>
-        <w:pStyle w:val="Heading1"/>
-        <w:rPr>
-          <w:lang w:val="sr-Cyrl-RS"/>
-        </w:rPr>
-      </w:pPr>
-      <w:bookmarkStart w:id="26" w:name="_Toc208499378"/>
-      <w:r>
-        <w:rPr>
-          <w:lang w:val="sr-Cyrl-RS"/>
-        </w:rPr>
-        <w:t xml:space="preserve">7.2 </w:t>
-      </w:r>
-      <w:r>
-        <w:t>Navbar</w:t>
-      </w:r>
-      <w:bookmarkEnd w:id="26"/>
+        <w:jc w:val="center"/>
+        <w:rPr>
+          <w:lang w:val="sr-Cyrl-RS"/>
+        </w:rPr>
+      </w:pPr>
+      <w:r>
+        <w:rPr>
+          <w:lang w:val="sr-Cyrl-RS"/>
+        </w:rPr>
+        <w:t xml:space="preserve">Слика 13. – Батерије </w:t>
+      </w:r>
     </w:p>
     <w:p>
       <w:pPr>
@@ -18249,32 +18329,7 @@
         <w:rPr>
           <w:lang w:val="sr-Cyrl-RS"/>
         </w:rPr>
-        <w:tab/>
-        <w:t>Навбар или навигациони прозор има три основне функционалности. Прва функционалност је додавање нове трансформаторксе станице. Кликом на дугме „</w:t>
-      </w:r>
-      <w:r>
-        <w:t>+CreateNewSubstation</w:t>
-      </w:r>
-      <w:r>
-        <w:rPr>
-          <w:lang w:val="sr-Cyrl-RS"/>
-        </w:rPr>
-        <w:t>“</w:t>
-      </w:r>
-      <w:r>
-        <w:t xml:space="preserve"> </w:t>
-      </w:r>
-      <w:r>
-        <w:rPr>
-          <w:lang w:val="sr-Cyrl-RS"/>
-        </w:rPr>
-        <w:t>кориснику се отвара прозор за попуњавање потребних атрибута за дату класу</w:t>
-      </w:r>
-      <w:r>
-        <w:rPr>
-          <w:lang w:val="sr-Cyrl-RS"/>
-        </w:rPr>
-        <w:t>. (Слика 11)</w:t>
+        <w:t>Маркет је већ приказан на слици 7, где корисник добија јасан увид у предикцију цена за наредна двадесет и четири часа. Поред ове странице, у sidebar-у се налази још и страница са стратегијама, приказана на слици 14. На њој су представљене све доступне стратегије, уз детаљно објашњење начина њиховог функционисања, како би кориснику биле што јасније опције које му стоје на располагању. Осим прегледа, на овој страници је омогућено и директно бирање стратегије, при чему изабрана стратегија аутоматски замењује постојећу на свим корисниковим батеријама.</w:t>
       </w:r>
     </w:p>
     <w:p>
@@ -18289,10 +18344,10 @@
           <w:noProof/>
         </w:rPr>
         <w:drawing>
-          <wp:inline distT="0" distB="0" distL="0" distR="0" wp14:anchorId="6E1B2E9C" wp14:editId="61056CB5">
-            <wp:extent cx="5144494" cy="3105726"/>
-            <wp:effectExtent l="0" t="0" r="0" b="0"/>
-            <wp:docPr id="17" name="Picture 17"/>
+          <wp:inline distT="0" distB="0" distL="0" distR="0" wp14:anchorId="33EF2A4A" wp14:editId="7889285D">
+            <wp:extent cx="5940425" cy="2484755"/>
+            <wp:effectExtent l="0" t="0" r="3175" b="0"/>
+            <wp:docPr id="12" name="Picture 12"/>
             <wp:cNvGraphicFramePr>
               <a:graphicFrameLocks xmlns:a="http://schemas.openxmlformats.org/drawingml/2006/main" noChangeAspect="1"/>
             </wp:cNvGraphicFramePr>
@@ -18300,36 +18355,23 @@
               <a:graphicData uri="http://schemas.openxmlformats.org/drawingml/2006/picture">
                 <pic:pic xmlns:pic="http://schemas.openxmlformats.org/drawingml/2006/picture">
                   <pic:nvPicPr>
-                    <pic:cNvPr id="0" name="Picture 9"/>
-                    <pic:cNvPicPr>
-                      <a:picLocks noChangeAspect="1" noChangeArrowheads="1"/>
-                    </pic:cNvPicPr>
+                    <pic:cNvPr id="1" name=""/>
+                    <pic:cNvPicPr/>
                   </pic:nvPicPr>
                   <pic:blipFill>
-                    <a:blip r:embed="rId40">
-                      <a:extLst>
-                        <a:ext uri="{28A0092B-C50C-407E-A947-70E740481C1C}">
-                          <a14:useLocalDpi xmlns:a14="http://schemas.microsoft.com/office/drawing/2010/main" val="0"/>
-                        </a:ext>
-                      </a:extLst>
-                    </a:blip>
-                    <a:srcRect/>
+                    <a:blip r:embed="rId40"/>
                     <a:stretch>
                       <a:fillRect/>
                     </a:stretch>
                   </pic:blipFill>
-                  <pic:spPr bwMode="auto">
+                  <pic:spPr>
                     <a:xfrm>
                       <a:off x="0" y="0"/>
-                      <a:ext cx="5166310" cy="3118896"/>
+                      <a:ext cx="5940425" cy="2484755"/>
                     </a:xfrm>
                     <a:prstGeom prst="rect">
                       <a:avLst/>
                     </a:prstGeom>
-                    <a:noFill/>
-                    <a:ln>
-                      <a:noFill/>
-                    </a:ln>
                   </pic:spPr>
                 </pic:pic>
               </a:graphicData>
@@ -18337,13 +18379,36 @@
           </wp:inline>
         </w:drawing>
       </w:r>
-      <w:r>
-        <w:rPr>
-          <w:lang w:val="sr-Cyrl-RS"/>
-        </w:rPr>
-        <w:br/>
-        <w:t>Слика 11 – Додавање нове станице</w:t>
-      </w:r>
+    </w:p>
+    <w:p>
+      <w:pPr>
+        <w:jc w:val="center"/>
+        <w:rPr>
+          <w:lang w:val="sr-Cyrl-RS"/>
+        </w:rPr>
+      </w:pPr>
+      <w:r>
+        <w:rPr>
+          <w:lang w:val="sr-Cyrl-RS"/>
+        </w:rPr>
+        <w:t>Слика 14. – Стратегије</w:t>
+      </w:r>
+    </w:p>
+    <w:p>
+      <w:pPr>
+        <w:jc w:val="center"/>
+        <w:rPr>
+          <w:lang w:val="sr-Cyrl-RS"/>
+        </w:rPr>
+      </w:pPr>
+    </w:p>
+    <w:p>
+      <w:pPr>
+        <w:jc w:val="center"/>
+        <w:rPr>
+          <w:lang w:val="sr-Cyrl-RS"/>
+        </w:rPr>
+      </w:pPr>
     </w:p>
     <w:p>
       <w:pPr>
@@ -18356,7 +18421,111 @@
         <w:rPr>
           <w:lang w:val="sr-Cyrl-RS"/>
         </w:rPr>
-        <w:t>Потребно је навести да приказана форма за унос новог елемента, као и свака друга форма у овој апликацији имају одређен ниво валидације која спречава унос погрешних података. Након уноса нове станице, на сајдбару ће бити додата нова компонента којој се може приступити. (Слика 12)</w:t>
+        <w:lastRenderedPageBreak/>
+        <w:t>Једна од кључних страница за корисника јесте Profile page, на којој су обједињене три целине: личне информације, историја трансакција и виртуелни новчаник. Кориснику је омогућено да у сваком тренутку активира или деактивира свој новчаник, чиме задржава потпуну контролу над његовим коришћењем. Посебно је важно нагласити да је ова компонента реализована уз примену WebSocket технологије, што омогућава да се подаци освежавају у реалном времену и да корисник увек има најтачнији увид у стање свог новчаника и историју трансакција.</w:t>
+      </w:r>
+    </w:p>
+    <w:p>
+      <w:pPr>
+        <w:pStyle w:val="CodeBase"/>
+      </w:pPr>
+      <w:r>
+        <w:t xml:space="preserve">const socket = io('http://localhost:3001'); </w:t>
+      </w:r>
+    </w:p>
+    <w:p>
+      <w:pPr>
+        <w:pStyle w:val="CodeBase"/>
+      </w:pPr>
+    </w:p>
+    <w:p>
+      <w:pPr>
+        <w:pStyle w:val="CodeBase"/>
+      </w:pPr>
+      <w:r>
+        <w:t>const ProfilePage = () =&gt; {</w:t>
+      </w:r>
+    </w:p>
+    <w:p>
+      <w:pPr>
+        <w:pStyle w:val="CodeBase"/>
+      </w:pPr>
+      <w:r>
+        <w:t xml:space="preserve">  const dispatch = useDispatch();</w:t>
+      </w:r>
+    </w:p>
+    <w:p>
+      <w:pPr>
+        <w:pStyle w:val="CodeBase"/>
+      </w:pPr>
+    </w:p>
+    <w:p>
+      <w:pPr>
+        <w:pStyle w:val="CodeBase"/>
+      </w:pPr>
+      <w:r>
+        <w:t xml:space="preserve">  useEffect(() =&gt; {</w:t>
+      </w:r>
+    </w:p>
+    <w:p>
+      <w:pPr>
+        <w:pStyle w:val="CodeBase"/>
+      </w:pPr>
+      <w:r>
+        <w:t xml:space="preserve">    socket.on('walletUpdated', (username) =&gt; {</w:t>
+      </w:r>
+    </w:p>
+    <w:p>
+      <w:pPr>
+        <w:pStyle w:val="CodeBase"/>
+      </w:pPr>
+      <w:r>
+        <w:t xml:space="preserve">      dispatch(fetchUserByUsername({ username }));</w:t>
+      </w:r>
+    </w:p>
+    <w:p>
+      <w:pPr>
+        <w:pStyle w:val="CodeBase"/>
+      </w:pPr>
+      <w:r>
+        <w:t xml:space="preserve">    });</w:t>
+      </w:r>
+    </w:p>
+    <w:p>
+      <w:pPr>
+        <w:pStyle w:val="CodeBase"/>
+      </w:pPr>
+    </w:p>
+    <w:p>
+      <w:pPr>
+        <w:pStyle w:val="CodeBase"/>
+      </w:pPr>
+      <w:r>
+        <w:t xml:space="preserve">    return () =&gt; {</w:t>
+      </w:r>
+    </w:p>
+    <w:p>
+      <w:pPr>
+        <w:pStyle w:val="CodeBase"/>
+      </w:pPr>
+      <w:r>
+        <w:t xml:space="preserve">      socket.off('walletUpdated');</w:t>
+      </w:r>
+    </w:p>
+    <w:p>
+      <w:pPr>
+        <w:pStyle w:val="CodeBase"/>
+      </w:pPr>
+      <w:r>
+        <w:t xml:space="preserve">    };</w:t>
+      </w:r>
+    </w:p>
+    <w:p>
+      <w:pPr>
+        <w:pStyle w:val="CodeBase"/>
+      </w:pPr>
+      <w:r>
+        <w:t xml:space="preserve">  }, [dispatch]);</w:t>
       </w:r>
     </w:p>
     <w:p>
@@ -18368,14 +18537,89 @@
       </w:pPr>
       <w:r>
         <w:rPr>
+          <w:lang w:val="sr-Cyrl-RS"/>
+        </w:rPr>
+        <w:t>Листинг</w:t>
+      </w:r>
+      <w:r>
+        <w:rPr>
+          <w:lang w:val="sr-Cyrl-RS"/>
+        </w:rPr>
+        <w:t xml:space="preserve"> 13.</w:t>
+      </w:r>
+      <w:r>
+        <w:rPr>
+          <w:lang w:val="sr-Cyrl-RS"/>
+        </w:rPr>
+        <w:t xml:space="preserve"> – коришћење </w:t>
+      </w:r>
+      <w:r>
+        <w:rPr>
+          <w:lang w:val="sr-Cyrl-RS"/>
+        </w:rPr>
+        <w:t>WebSocket</w:t>
+      </w:r>
+      <w:r>
+        <w:rPr>
+          <w:lang w:val="sr-Cyrl-RS"/>
+        </w:rPr>
+        <w:t>-а</w:t>
+      </w:r>
+    </w:p>
+    <w:p>
+      <w:pPr>
+        <w:jc w:val="both"/>
+        <w:rPr>
+          <w:lang w:val="sr-Cyrl-RS"/>
+        </w:rPr>
+      </w:pPr>
+      <w:r>
+        <w:rPr>
+          <w:lang w:val="sr-Cyrl-RS"/>
+        </w:rPr>
+        <w:t>WebSocket-</w:t>
+      </w:r>
+      <w:r>
+        <w:rPr>
+          <w:lang w:val="sr-Cyrl-RS"/>
+        </w:rPr>
+        <w:t>а разлику од класичног HTTP-а, где клијент мора стално да шаље захтеве да би добио нове податке, WebSocket успоставља трајну везу. Када се једном успостави, и клијент и сервер могу слати податке један другом у било ком тренутку, без додатног трошка поновног отварања конекције.</w:t>
+      </w:r>
+      <w:r>
+        <w:rPr>
+          <w:lang w:val="sr-Cyrl-RS"/>
+        </w:rPr>
+        <w:t xml:space="preserve"> </w:t>
+      </w:r>
+      <w:r>
+        <w:rPr>
+          <w:lang w:val="sr-Cyrl-RS"/>
+        </w:rPr>
+        <w:t>Захваљујући томе, WebSocket се најчешће користи за системе где су потреб</w:t>
+      </w:r>
+      <w:r>
+        <w:rPr>
+          <w:lang w:val="sr-Cyrl-RS"/>
+        </w:rPr>
+        <w:t>на ажурирања у реалном времену, као што је стање новчаника у овом пројекту.</w:t>
+      </w:r>
+    </w:p>
+    <w:p>
+      <w:pPr>
+        <w:jc w:val="center"/>
+        <w:rPr>
+          <w:lang w:val="sr-Cyrl-RS"/>
+        </w:rPr>
+      </w:pPr>
+      <w:r>
+        <w:rPr>
           <w:noProof/>
         </w:rPr>
-        <w:lastRenderedPageBreak/>
         <w:drawing>
-          <wp:inline distT="0" distB="0" distL="0" distR="0" wp14:anchorId="4655C98B" wp14:editId="561FD4F4">
-            <wp:extent cx="2920013" cy="2687541"/>
-            <wp:effectExtent l="0" t="0" r="0" b="0"/>
-            <wp:docPr id="18" name="Picture 18"/>
+          <wp:inline distT="0" distB="0" distL="0" distR="0" wp14:anchorId="2EE986D4" wp14:editId="4C287AB2">
+            <wp:extent cx="5940425" cy="2800985"/>
+            <wp:effectExtent l="0" t="0" r="3175" b="0"/>
+            <wp:docPr id="13" name="Picture 13"/>
             <wp:cNvGraphicFramePr>
               <a:graphicFrameLocks xmlns:a="http://schemas.openxmlformats.org/drawingml/2006/main" noChangeAspect="1"/>
             </wp:cNvGraphicFramePr>
@@ -18383,36 +18627,23 @@
               <a:graphicData uri="http://schemas.openxmlformats.org/drawingml/2006/picture">
                 <pic:pic xmlns:pic="http://schemas.openxmlformats.org/drawingml/2006/picture">
                   <pic:nvPicPr>
-                    <pic:cNvPr id="0" name="Picture 10"/>
-                    <pic:cNvPicPr>
-                      <a:picLocks noChangeAspect="1" noChangeArrowheads="1"/>
-                    </pic:cNvPicPr>
+                    <pic:cNvPr id="1" name=""/>
+                    <pic:cNvPicPr/>
                   </pic:nvPicPr>
                   <pic:blipFill>
-                    <a:blip r:embed="rId41">
-                      <a:extLst>
-                        <a:ext uri="{28A0092B-C50C-407E-A947-70E740481C1C}">
-                          <a14:useLocalDpi xmlns:a14="http://schemas.microsoft.com/office/drawing/2010/main" val="0"/>
-                        </a:ext>
-                      </a:extLst>
-                    </a:blip>
-                    <a:srcRect/>
+                    <a:blip r:embed="rId41"/>
                     <a:stretch>
                       <a:fillRect/>
                     </a:stretch>
                   </pic:blipFill>
-                  <pic:spPr bwMode="auto">
+                  <pic:spPr>
                     <a:xfrm>
                       <a:off x="0" y="0"/>
-                      <a:ext cx="2932521" cy="2699053"/>
+                      <a:ext cx="5940425" cy="2800985"/>
                     </a:xfrm>
                     <a:prstGeom prst="rect">
                       <a:avLst/>
                     </a:prstGeom>
-                    <a:noFill/>
-                    <a:ln>
-                      <a:noFill/>
-                    </a:ln>
                   </pic:spPr>
                 </pic:pic>
               </a:graphicData>
@@ -18420,15 +18651,6 @@
           </wp:inline>
         </w:drawing>
       </w:r>
-      <w:r>
-        <w:br/>
-      </w:r>
-      <w:r>
-        <w:rPr>
-          <w:lang w:val="sr-Cyrl-RS"/>
-        </w:rPr>
-        <w:t>Слика 12 – Приказ новонастале станице на сајдбару</w:t>
-      </w:r>
     </w:p>
     <w:p>
       <w:pPr>
@@ -18437,6 +18659,12 @@
           <w:lang w:val="sr-Cyrl-RS"/>
         </w:rPr>
       </w:pPr>
+      <w:r>
+        <w:rPr>
+          <w:lang w:val="sr-Cyrl-RS"/>
+        </w:rPr>
+        <w:t>Слика 15. – Профил страница</w:t>
+      </w:r>
     </w:p>
     <w:p>
       <w:pPr>
@@ -18449,49 +18677,86 @@
         <w:rPr>
           <w:lang w:val="sr-Cyrl-RS"/>
         </w:rPr>
-        <w:t>Друга функционалност навбара јесте промена тржишта за које се сајт користи. Сваки прекидач као и трансформаторкса станица имају јединсвену иконицу која представља симбол овог ентитета. При промени тржишта и сама иконица се мења у иконицу која одговара изабраном тржишту.</w:t>
-      </w:r>
-      <w:r>
-        <w:rPr>
-          <w:lang w:val="sr-Cyrl-RS"/>
-        </w:rPr>
-        <w:br/>
-      </w:r>
-      <w:r>
-        <w:t>C</w:t>
-      </w:r>
-      <w:r>
-        <w:t>heckbox</w:t>
-      </w:r>
-      <w:r>
+        <w:t xml:space="preserve">Сама трансакција која се извршава на новој страници чини још једну компоненту овог пројекта. </w:t>
+      </w:r>
+      <w:r>
+        <w:rPr>
+          <w:lang w:val="sr-Cyrl-RS"/>
+        </w:rPr>
+        <w:t>Ова страница представља Payment страницу, чија је главна сврха да омогући кориснику да уплати новац у свој виртуални новчаник. Корисник уноси износ који жели да уплати, након чега се његов новчаник ажурира, а истовремено се бележи и трансакција у систему.</w:t>
+      </w:r>
+      <w:r>
+        <w:rPr>
+          <w:lang w:val="sr-Cyrl-RS"/>
+        </w:rPr>
         <w:t xml:space="preserve"> </w:t>
       </w:r>
       <w:r>
         <w:rPr>
           <w:lang w:val="sr-Cyrl-RS"/>
         </w:rPr>
-        <w:t xml:space="preserve">на левој страни </w:t>
-      </w:r>
-      <w:r>
-        <w:rPr>
-          <w:lang w:val="sr-Cyrl-RS"/>
-        </w:rPr>
-        <w:t>навбара омогућава ову радњу (Слика 13), једноставним кликом на пољем са именом жељеног тржишта.</w:t>
+        <w:t xml:space="preserve">Да би се осигурало да уплату врши стварни корисник, а не аутоматизовани бот, на овој страници је имплементирана </w:t>
+      </w:r>
+      <w:r>
+        <w:rPr>
+          <w:lang w:val="sr-Cyrl-RS"/>
+        </w:rPr>
+        <w:lastRenderedPageBreak/>
+        <w:t>Google reCAPTCHA провера. Кори</w:t>
+      </w:r>
+      <w:r>
+        <w:rPr>
+          <w:lang w:val="sr-Cyrl-RS"/>
+        </w:rPr>
+        <w:t>сник мора решити CAPTCHA проверу</w:t>
+      </w:r>
+      <w:r>
+        <w:rPr>
+          <w:lang w:val="sr-Cyrl-RS"/>
+        </w:rPr>
+        <w:t xml:space="preserve"> пре него што му се дозволи да пошаље форму. Тиме се спречавају злоупотребе и аутоматизовани напади који би могли да направе лажне уплате или преоптерете систем.</w:t>
+      </w:r>
+      <w:r>
+        <w:rPr>
+          <w:lang w:val="sr-Cyrl-RS"/>
+        </w:rPr>
+        <w:t xml:space="preserve"> </w:t>
+      </w:r>
+      <w:r>
+        <w:rPr>
+          <w:lang w:val="sr-Cyrl-RS"/>
+        </w:rPr>
+        <w:t>Другим речима, CAPTCHA је овде уведена као додатни ниво безб</w:t>
+      </w:r>
+      <w:r>
+        <w:rPr>
+          <w:lang w:val="sr-Cyrl-RS"/>
+        </w:rPr>
+        <w:t>едности,</w:t>
+      </w:r>
+      <w:r>
+        <w:rPr>
+          <w:lang w:val="sr-Cyrl-RS"/>
+        </w:rPr>
+        <w:t xml:space="preserve"> штити систем од ботова и осигурава да су све трансакције инициране од стране стварних корисника.</w:t>
       </w:r>
     </w:p>
     <w:p>
       <w:pPr>
         <w:jc w:val="center"/>
+        <w:rPr>
+          <w:lang w:val="sr-Cyrl-RS"/>
+        </w:rPr>
       </w:pPr>
       <w:r>
         <w:rPr>
           <w:noProof/>
         </w:rPr>
         <w:drawing>
-          <wp:inline distT="0" distB="0" distL="0" distR="0" wp14:anchorId="47B0F0D6" wp14:editId="485F540E">
-            <wp:extent cx="5895541" cy="2631882"/>
-            <wp:effectExtent l="0" t="0" r="0" b="0"/>
-            <wp:docPr id="19" name="Picture 19"/>
+          <wp:inline distT="0" distB="0" distL="0" distR="0" wp14:anchorId="26A9B415" wp14:editId="1D360D80">
+            <wp:extent cx="4399472" cy="3257161"/>
+            <wp:effectExtent l="0" t="0" r="1270" b="635"/>
+            <wp:docPr id="16" name="Picture 16"/>
             <wp:cNvGraphicFramePr>
               <a:graphicFrameLocks xmlns:a="http://schemas.openxmlformats.org/drawingml/2006/main" noChangeAspect="1"/>
             </wp:cNvGraphicFramePr>
@@ -18499,36 +18764,23 @@
               <a:graphicData uri="http://schemas.openxmlformats.org/drawingml/2006/picture">
                 <pic:pic xmlns:pic="http://schemas.openxmlformats.org/drawingml/2006/picture">
                   <pic:nvPicPr>
-                    <pic:cNvPr id="0" name="Picture 11"/>
-                    <pic:cNvPicPr>
-                      <a:picLocks noChangeAspect="1" noChangeArrowheads="1"/>
-                    </pic:cNvPicPr>
+                    <pic:cNvPr id="1" name=""/>
+                    <pic:cNvPicPr/>
                   </pic:nvPicPr>
                   <pic:blipFill>
-                    <a:blip r:embed="rId42" cstate="print">
-                      <a:extLst>
-                        <a:ext uri="{28A0092B-C50C-407E-A947-70E740481C1C}">
-                          <a14:useLocalDpi xmlns:a14="http://schemas.microsoft.com/office/drawing/2010/main" val="0"/>
-                        </a:ext>
-                      </a:extLst>
-                    </a:blip>
-                    <a:srcRect/>
+                    <a:blip r:embed="rId42"/>
                     <a:stretch>
                       <a:fillRect/>
                     </a:stretch>
                   </pic:blipFill>
-                  <pic:spPr bwMode="auto">
+                  <pic:spPr>
                     <a:xfrm>
                       <a:off x="0" y="0"/>
-                      <a:ext cx="5917150" cy="2641529"/>
+                      <a:ext cx="4414180" cy="3268050"/>
                     </a:xfrm>
                     <a:prstGeom prst="rect">
                       <a:avLst/>
                     </a:prstGeom>
-                    <a:noFill/>
-                    <a:ln>
-                      <a:noFill/>
-                    </a:ln>
                   </pic:spPr>
                 </pic:pic>
               </a:graphicData>
@@ -18536,63 +18788,348 @@
           </wp:inline>
         </w:drawing>
       </w:r>
-      <w:r>
-        <w:br/>
-      </w:r>
-      <w:r>
-        <w:rPr>
-          <w:lang w:val="sr-Cyrl-RS"/>
-        </w:rPr>
-        <w:t>Слика 13 – Разлика</w:t>
-      </w:r>
-      <w:r>
-        <w:rPr>
-          <w:lang w:val="sr-Cyrl-RS"/>
-        </w:rPr>
-        <w:t xml:space="preserve"> Еврпоског и Америчког тржишта на апликацији</w:t>
-      </w:r>
-      <w:r>
-        <w:br/>
+    </w:p>
+    <w:p>
+      <w:pPr>
+        <w:jc w:val="center"/>
+        <w:rPr>
+          <w:lang w:val="sr-Cyrl-RS"/>
+        </w:rPr>
+      </w:pPr>
+      <w:r>
+        <w:rPr>
+          <w:lang w:val="sr-Cyrl-RS"/>
+        </w:rPr>
+        <w:t xml:space="preserve">Слика 16. - </w:t>
+      </w:r>
+      <w:r>
+        <w:rPr>
+          <w:lang w:val="sr-Cyrl-RS"/>
+        </w:rPr>
+        <w:t>Google reCAPTCHA</w:t>
+      </w:r>
+      <w:r>
+        <w:rPr>
+          <w:lang w:val="sr-Cyrl-RS"/>
+        </w:rPr>
+        <w:t xml:space="preserve"> и страница за плаћање</w:t>
+      </w:r>
+    </w:p>
+    <w:p>
+      <w:pPr>
+        <w:pStyle w:val="CodeBase"/>
+      </w:pPr>
+      <w:r>
+        <w:t xml:space="preserve">                </w:t>
+      </w:r>
+      <w:r>
+        <w:t>&lt;CardBody&gt;</w:t>
+      </w:r>
+    </w:p>
+    <w:p>
+      <w:pPr>
+        <w:pStyle w:val="CodeBase"/>
+      </w:pPr>
+      <w:r>
+        <w:t xml:space="preserve">                    &lt;Form onSubmit={handleSubmit}&gt;</w:t>
+      </w:r>
+    </w:p>
+    <w:p>
+      <w:pPr>
+        <w:pStyle w:val="CodeBase"/>
+      </w:pPr>
+      <w:r>
+        <w:t xml:space="preserve">                        &lt;FormGroup&gt;</w:t>
+      </w:r>
+    </w:p>
+    <w:p>
+      <w:pPr>
+        <w:pStyle w:val="CodeBase"/>
+      </w:pPr>
+      <w:r>
+        <w:t xml:space="preserve">                            &lt;Label for="amount"&gt;Amount ($)&lt;/Label&gt;</w:t>
+      </w:r>
+    </w:p>
+    <w:p>
+      <w:pPr>
+        <w:pStyle w:val="CodeBase"/>
+      </w:pPr>
+      <w:r>
+        <w:t xml:space="preserve">                            &lt;Input</w:t>
+      </w:r>
+    </w:p>
+    <w:p>
+      <w:pPr>
+        <w:pStyle w:val="CodeBase"/>
+      </w:pPr>
+      <w:r>
+        <w:t xml:space="preserve">                                id="amount"</w:t>
+      </w:r>
+    </w:p>
+    <w:p>
+      <w:pPr>
+        <w:pStyle w:val="CodeBase"/>
+      </w:pPr>
+      <w:r>
+        <w:t xml:space="preserve">                                name="amount"</w:t>
+      </w:r>
+    </w:p>
+    <w:p>
+      <w:pPr>
+        <w:pStyle w:val="CodeBase"/>
+      </w:pPr>
+      <w:r>
+        <w:t xml:space="preserve">                                type="number"</w:t>
+      </w:r>
+    </w:p>
+    <w:p>
+      <w:pPr>
+        <w:pStyle w:val="CodeBase"/>
+      </w:pPr>
+      <w:r>
+        <w:t xml:space="preserve">                                value={amount}</w:t>
+      </w:r>
+    </w:p>
+    <w:p>
+      <w:pPr>
+        <w:pStyle w:val="CodeBase"/>
+      </w:pPr>
+      <w:r>
+        <w:t xml:space="preserve">                                onChange={handleAmountChange}</w:t>
+      </w:r>
+    </w:p>
+    <w:p>
+      <w:pPr>
+        <w:pStyle w:val="CodeBase"/>
+      </w:pPr>
+      <w:r>
+        <w:t xml:space="preserve">                                required</w:t>
+      </w:r>
+    </w:p>
+    <w:p>
+      <w:pPr>
+        <w:pStyle w:val="CodeBase"/>
+      </w:pPr>
+      <w:r>
+        <w:t xml:space="preserve">                            /&gt;</w:t>
+      </w:r>
+    </w:p>
+    <w:p>
+      <w:pPr>
+        <w:pStyle w:val="CodeBase"/>
+      </w:pPr>
+      <w:r>
+        <w:t xml:space="preserve">                        &lt;/FormGroup&gt;</w:t>
+      </w:r>
+    </w:p>
+    <w:p>
+      <w:pPr>
+        <w:pStyle w:val="CodeBase"/>
+      </w:pPr>
+      <w:r>
+        <w:t xml:space="preserve">                        &lt;div className="captcha-container"&gt;</w:t>
+      </w:r>
+    </w:p>
+    <w:p>
+      <w:pPr>
+        <w:pStyle w:val="CodeBase"/>
+        <w:rPr>
+          <w:b/>
+        </w:rPr>
+      </w:pPr>
+      <w:r>
+        <w:rPr>
+          <w:b/>
+        </w:rPr>
+        <w:t xml:space="preserve">                        &lt;ReCAPTCHA</w:t>
+      </w:r>
+    </w:p>
+    <w:p>
+      <w:pPr>
+        <w:pStyle w:val="CodeBase"/>
+        <w:rPr>
+          <w:b/>
+        </w:rPr>
+      </w:pPr>
+      <w:r>
+        <w:rPr>
+          <w:b/>
+        </w:rPr>
+        <w:t xml:space="preserve">                            sitekey="6LcURUcqAAAAAJlouD2twXw6QswUWaKFil3n_9rz"</w:t>
+      </w:r>
+    </w:p>
+    <w:p>
+      <w:pPr>
+        <w:pStyle w:val="CodeBase"/>
+        <w:rPr>
+          <w:b/>
+        </w:rPr>
+      </w:pPr>
+      <w:r>
+        <w:rPr>
+          <w:b/>
+        </w:rPr>
+        <w:t xml:space="preserve">                            onChange={handleCaptchaChange}</w:t>
+      </w:r>
+    </w:p>
+    <w:p>
+      <w:pPr>
+        <w:pStyle w:val="CodeBase"/>
+        <w:rPr>
+          <w:b/>
+        </w:rPr>
+      </w:pPr>
+      <w:r>
+        <w:rPr>
+          <w:b/>
+        </w:rPr>
+        <w:t xml:space="preserve">                        /&gt;</w:t>
+      </w:r>
+    </w:p>
+    <w:p>
+      <w:pPr>
+        <w:pStyle w:val="CodeBase"/>
+      </w:pPr>
+      <w:r>
+        <w:t xml:space="preserve">                        &lt;/div&gt;</w:t>
+      </w:r>
+    </w:p>
+    <w:p>
+      <w:pPr>
+        <w:pStyle w:val="CodeBase"/>
+      </w:pPr>
+      <w:r>
+        <w:t xml:space="preserve">                        </w:t>
+      </w:r>
+    </w:p>
+    <w:p>
+      <w:pPr>
+        <w:pStyle w:val="CodeBase"/>
+      </w:pPr>
+      <w:r>
+        <w:t xml:space="preserve">                        &lt;br /&gt;</w:t>
+      </w:r>
+    </w:p>
+    <w:p>
+      <w:pPr>
+        <w:pStyle w:val="CodeBase"/>
+      </w:pPr>
+    </w:p>
+    <w:p>
+      <w:pPr>
+        <w:pStyle w:val="CodeBase"/>
+      </w:pPr>
+      <w:r>
+        <w:t xml:space="preserve">                        </w:t>
+      </w:r>
+      <w:r>
+        <w:rPr>
+          <w:b/>
+        </w:rPr>
+        <w:t>&lt;Button disabled={!captchaValue} type="submit"</w:t>
+      </w:r>
+      <w:r>
+        <w:t xml:space="preserve"> </w:t>
+      </w:r>
+      <w:r>
+        <w:t xml:space="preserve"> </w:t>
+      </w:r>
+      <w:r>
+        <w:t>color="primary"&gt;Pay Now&lt;/Button&gt;</w:t>
+      </w:r>
+    </w:p>
+    <w:p>
+      <w:pPr>
+        <w:pStyle w:val="CodeBase"/>
+      </w:pPr>
+      <w:r>
+        <w:t xml:space="preserve">                    &lt;/Form&gt;</w:t>
+      </w:r>
+    </w:p>
+    <w:p>
+      <w:pPr>
+        <w:pStyle w:val="CodeBase"/>
+      </w:pPr>
+      <w:r>
+        <w:t xml:space="preserve">                &lt;/CardBody&gt;</w:t>
+      </w:r>
+    </w:p>
+    <w:p>
+      <w:pPr>
+        <w:jc w:val="center"/>
+        <w:rPr>
+          <w:lang w:val="sr-Cyrl-RS"/>
+        </w:rPr>
+      </w:pPr>
+      <w:r>
+        <w:rPr>
+          <w:lang w:val="sr-Cyrl-RS"/>
+        </w:rPr>
+        <w:t xml:space="preserve">Листинг 14. – Реализација </w:t>
+      </w:r>
+      <w:r>
+        <w:rPr>
+          <w:lang w:val="sr-Cyrl-RS"/>
+        </w:rPr>
+        <w:t>Google reCAPTCHA</w:t>
+      </w:r>
+      <w:r>
+        <w:rPr>
+          <w:lang w:val="sr-Cyrl-RS"/>
+        </w:rPr>
+        <w:t>-е на фронту</w:t>
       </w:r>
     </w:p>
     <w:p>
       <w:pPr>
         <w:jc w:val="both"/>
-      </w:pPr>
-      <w:r>
-        <w:rPr>
-          <w:lang w:val="sr-Cyrl-RS"/>
-        </w:rPr>
-        <w:t>Трећа фунцконалност јесте промена величине сајдбара. Ова радња ће бити детаљно објашњена у поглављу „</w:t>
-      </w:r>
-      <w:r>
-        <w:rPr>
-          <w:lang w:val="sr-Cyrl-RS"/>
-        </w:rPr>
-        <w:t>Промена величине прозора и сајдбара</w:t>
-      </w:r>
-      <w:r>
-        <w:rPr>
-          <w:lang w:val="sr-Cyrl-RS"/>
-        </w:rPr>
-        <w:t>“</w:t>
-      </w:r>
-      <w:r>
-        <w:t>.</w:t>
-      </w:r>
-    </w:p>
-    <w:p>
-      <w:pPr>
-        <w:pStyle w:val="Heading1"/>
-        <w:rPr>
-          <w:lang w:val="sr-Cyrl-RS"/>
-        </w:rPr>
-      </w:pPr>
-      <w:bookmarkStart w:id="27" w:name="_Toc208499379"/>
-      <w:r>
-        <w:t>7.3 Sidebar</w:t>
-      </w:r>
-      <w:bookmarkEnd w:id="27"/>
+        <w:rPr>
+          <w:lang w:val="sr-Cyrl-RS"/>
+        </w:rPr>
+      </w:pPr>
+      <w:r>
+        <w:rPr>
+          <w:lang w:val="sr-Cyrl-RS"/>
+        </w:rPr>
+        <w:lastRenderedPageBreak/>
+        <w:t>Током интеракције, reCAPTCHA сервис генерише јединствени токен након што корисник означи да није робот или реши предложени задатак. Овај токен се чува на клијенту у стању апликације (captchaValue) и користи се као предуслов за омогућавање слања форме. Уколико корисник покуша да пошаље форму без решене CAPTCHA-е, систем приказује поруку упозорења и блокира захтев.</w:t>
+      </w:r>
+      <w:r>
+        <w:rPr>
+          <w:lang w:val="sr-Cyrl-RS"/>
+        </w:rPr>
+        <w:t xml:space="preserve"> </w:t>
+      </w:r>
+      <w:r>
+        <w:rPr>
+          <w:lang w:val="sr-Cyrl-RS"/>
+        </w:rPr>
+        <w:t>На бекенд страни, токен који генерише reCAPTCHA на клијенту се мора верификовати како би се осигурало да је уплата заиста иницирана од стране стварног корисника. Када корисник пошаље форму са токеном, сервер шаље HTTP POST захтев на Google reCAPTCHA API валидности токена.</w:t>
+      </w:r>
+      <w:r>
+        <w:rPr>
+          <w:lang w:val="sr-Cyrl-RS"/>
+        </w:rPr>
+        <w:t xml:space="preserve"> </w:t>
+      </w:r>
+      <w:r>
+        <w:rPr>
+          <w:lang w:val="sr-Cyrl-RS"/>
+        </w:rPr>
+        <w:t>Google сервис враћа JSON одговор који садржи поље success. Ако је верификација успешна</w:t>
+      </w:r>
+      <w:r>
+        <w:rPr>
+          <w:lang w:val="sr-Cyrl-RS"/>
+        </w:rPr>
+        <w:t xml:space="preserve">, </w:t>
+      </w:r>
+      <w:r>
+        <w:rPr>
+          <w:lang w:val="sr-Cyrl-RS"/>
+        </w:rPr>
+        <w:t>сервер наставља са обрадом уплате и креирањем трансакције. У супротном, уплата се блокира, а кориснику се шаље одговарајућа порука о грешци.</w:t>
+      </w:r>
     </w:p>
     <w:p>
       <w:pPr>
@@ -18605,69 +19142,56 @@
         <w:rPr>
           <w:lang w:val="sr-Cyrl-RS"/>
         </w:rPr>
-        <w:tab/>
-        <w:t xml:space="preserve">Сајдбар нам служи да приступимо осталим страницама ове апликације. На њему се налази мени који нам омогућава приступ </w:t>
-      </w:r>
-      <w:r>
-        <w:t>Dashboard-</w:t>
-      </w:r>
-      <w:r>
-        <w:rPr>
-          <w:lang w:val="sr-Cyrl-RS"/>
-        </w:rPr>
-        <w:t>у, као и свим трансформаторским станицама у апликацији. Кликом на неку од трансформаторских</w:t>
-      </w:r>
-      <w:r>
-        <w:rPr>
-          <w:lang w:val="sr-Cyrl-RS"/>
-        </w:rPr>
-        <w:t xml:space="preserve"> станица</w:t>
-      </w:r>
-      <w:r>
-        <w:rPr>
-          <w:lang w:val="sr-Cyrl-RS"/>
-        </w:rPr>
-        <w:t xml:space="preserve">, апликација нам приказује детаљније </w:t>
-      </w:r>
-      <w:r>
-        <w:rPr>
-          <w:lang w:val="sr-Cyrl-RS"/>
-        </w:rPr>
-        <w:lastRenderedPageBreak/>
-        <w:t xml:space="preserve">информације о </w:t>
-      </w:r>
-      <w:r>
-        <w:rPr>
-          <w:lang w:val="sr-Cyrl-RS"/>
-        </w:rPr>
-        <w:t xml:space="preserve">тој станици и приказује падајући мени испод кликнуте станице. (Слика 14) Падајући мени састоји се од 4 елемента. Преглед листа за сваки од 4 прекидача за станицу која је изабрана. Кликом на </w:t>
-      </w:r>
-      <w:r>
-        <w:t>Dashboard</w:t>
-      </w:r>
-      <w:r>
-        <w:rPr>
-          <w:lang w:val="sr-Cyrl-RS"/>
-        </w:rPr>
-        <w:t xml:space="preserve"> корисник се враћа на почетну страницу и тренутно активни падајући мени се затвара.</w:t>
+        <w:t xml:space="preserve">Ово представља комплетну функционалност пројекта, а једина преостала област </w:t>
+      </w:r>
+      <w:r>
+        <w:rPr>
+          <w:lang w:val="sr-Cyrl-RS"/>
+        </w:rPr>
+        <w:t xml:space="preserve">коју још требамо покрити </w:t>
+      </w:r>
+      <w:r>
+        <w:rPr>
+          <w:lang w:val="sr-Cyrl-RS"/>
+        </w:rPr>
+        <w:t>су админ функције. Ове функције омогућавају администратору платформе да врши контро</w:t>
+      </w:r>
+      <w:r>
+        <w:rPr>
+          <w:lang w:val="sr-Cyrl-RS"/>
+        </w:rPr>
+        <w:t>лу над системом на вишем нивоу,</w:t>
+      </w:r>
+      <w:r>
+        <w:rPr>
+          <w:lang w:val="sr-Cyrl-RS"/>
+        </w:rPr>
+        <w:t xml:space="preserve"> укључујући могућност блокирања или деактивирања како корисничких налога, тако и појединачних батерија. Ова функционалност је посебно значајна јер администратору даје потпуну контролу над корисничким активностима и ресурсима платформе, омогућавајући спречавање злоупотреба, одржавање сигурности система и осигуравање стабилног и поузданог рада целе апликације.</w:t>
+      </w:r>
+      <w:r>
+        <w:rPr>
+          <w:lang w:val="sr-Cyrl-RS"/>
+        </w:rPr>
+        <w:t xml:space="preserve"> Битно је и споменути да када админ блокира неког корисника и све његове батерије ће бити блокиране, а у случају поновног активирања профила, све батерије корисника ће бити браћење у стање мировања. </w:t>
       </w:r>
     </w:p>
     <w:p>
       <w:pPr>
         <w:jc w:val="center"/>
         <w:rPr>
-          <w:lang w:val="sr-Cyrl-RS"/>
-        </w:rPr>
-      </w:pPr>
-      <w:r>
-        <w:rPr>
           <w:noProof/>
+          <w:lang w:val="sr-Latn-RS"/>
+        </w:rPr>
+      </w:pPr>
+      <w:r>
+        <w:rPr>
+          <w:noProof/>
         </w:rPr>
         <w:drawing>
-          <wp:inline distT="0" distB="0" distL="0" distR="0" wp14:anchorId="5002C3F6" wp14:editId="457C1774">
-            <wp:extent cx="2266122" cy="2908137"/>
-            <wp:effectExtent l="0" t="0" r="1270" b="6985"/>
-            <wp:docPr id="20" name="Picture 20"/>
+          <wp:inline distT="0" distB="0" distL="0" distR="0" wp14:anchorId="6D26084E" wp14:editId="4E5D873E">
+            <wp:extent cx="5512279" cy="2319812"/>
+            <wp:effectExtent l="0" t="0" r="0" b="4445"/>
+            <wp:docPr id="21" name="Picture 21"/>
             <wp:cNvGraphicFramePr>
               <a:graphicFrameLocks xmlns:a="http://schemas.openxmlformats.org/drawingml/2006/main" noChangeAspect="1"/>
             </wp:cNvGraphicFramePr>
@@ -18675,36 +19199,23 @@
               <a:graphicData uri="http://schemas.openxmlformats.org/drawingml/2006/picture">
                 <pic:pic xmlns:pic="http://schemas.openxmlformats.org/drawingml/2006/picture">
                   <pic:nvPicPr>
-                    <pic:cNvPr id="0" name="Picture 12"/>
-                    <pic:cNvPicPr>
-                      <a:picLocks noChangeAspect="1" noChangeArrowheads="1"/>
-                    </pic:cNvPicPr>
+                    <pic:cNvPr id="1" name=""/>
+                    <pic:cNvPicPr/>
                   </pic:nvPicPr>
                   <pic:blipFill>
-                    <a:blip r:embed="rId43">
-                      <a:extLst>
-                        <a:ext uri="{28A0092B-C50C-407E-A947-70E740481C1C}">
-                          <a14:useLocalDpi xmlns:a14="http://schemas.microsoft.com/office/drawing/2010/main" val="0"/>
-                        </a:ext>
-                      </a:extLst>
-                    </a:blip>
-                    <a:srcRect/>
+                    <a:blip r:embed="rId43"/>
                     <a:stretch>
                       <a:fillRect/>
                     </a:stretch>
                   </pic:blipFill>
-                  <pic:spPr bwMode="auto">
+                  <pic:spPr>
                     <a:xfrm>
                       <a:off x="0" y="0"/>
-                      <a:ext cx="2301196" cy="2953148"/>
+                      <a:ext cx="5529709" cy="2327147"/>
                     </a:xfrm>
                     <a:prstGeom prst="rect">
                       <a:avLst/>
                     </a:prstGeom>
-                    <a:noFill/>
-                    <a:ln>
-                      <a:noFill/>
-                    </a:ln>
                   </pic:spPr>
                 </pic:pic>
               </a:graphicData>
@@ -18712,78 +19223,40 @@
           </wp:inline>
         </w:drawing>
       </w:r>
-      <w:r>
-        <w:rPr>
-          <w:lang w:val="sr-Cyrl-RS"/>
-        </w:rPr>
-        <w:br/>
-        <w:t>Слика 14 – Функционалност сајдбара</w:t>
-      </w:r>
-    </w:p>
-    <w:p>
-      <w:pPr>
-        <w:pStyle w:val="Heading1"/>
-        <w:rPr>
-          <w:lang w:val="sr-Cyrl-RS"/>
-        </w:rPr>
-      </w:pPr>
-      <w:bookmarkStart w:id="28" w:name="_Toc208499380"/>
-      <w:r>
-        <w:rPr>
-          <w:lang w:val="sr-Cyrl-RS"/>
-        </w:rPr>
-        <w:t xml:space="preserve">7.4 </w:t>
-      </w:r>
-      <w:r>
-        <w:t>Dashboard</w:t>
-      </w:r>
-      <w:bookmarkEnd w:id="28"/>
-    </w:p>
-    <w:p>
-      <w:pPr>
-        <w:jc w:val="both"/>
-        <w:rPr>
-          <w:lang w:val="sr-Cyrl-RS"/>
-        </w:rPr>
-      </w:pPr>
-      <w:r>
-        <w:rPr>
-          <w:lang w:val="sr-Cyrl-RS"/>
-        </w:rPr>
-        <w:tab/>
-      </w:r>
-      <w:r>
-        <w:t>Dashboard</w:t>
-      </w:r>
-      <w:r>
-        <w:rPr>
-          <w:lang w:val="sr-Cyrl-RS"/>
-        </w:rPr>
-        <w:t xml:space="preserve"> део је почетне странице сајта. На њему се налазе основне информације о самом систему. </w:t>
-      </w:r>
-      <w:r>
-        <w:rPr>
-          <w:lang w:val="sr-Cyrl-RS"/>
-        </w:rPr>
-        <w:t>Састоји се од три основна елемента. (Слика 15)</w:t>
-      </w:r>
     </w:p>
     <w:p>
       <w:pPr>
         <w:jc w:val="center"/>
         <w:rPr>
-          <w:lang w:val="sr-Cyrl-RS"/>
-        </w:rPr>
-      </w:pPr>
-      <w:r>
-        <w:rPr>
           <w:noProof/>
+          <w:lang w:val="sr-Cyrl-RS"/>
+        </w:rPr>
+      </w:pPr>
+      <w:r>
+        <w:rPr>
+          <w:noProof/>
+          <w:lang w:val="sr-Cyrl-RS"/>
+        </w:rPr>
+        <w:t>Слика 17. – Админов приказ батерија</w:t>
+      </w:r>
+    </w:p>
+    <w:p>
+      <w:pPr>
+        <w:jc w:val="center"/>
+        <w:rPr>
+          <w:noProof/>
+          <w:lang w:val="sr-Cyrl-RS"/>
+        </w:rPr>
+      </w:pPr>
+      <w:r>
+        <w:rPr>
+          <w:noProof/>
         </w:rPr>
         <w:drawing>
-          <wp:inline distT="0" distB="0" distL="0" distR="0" wp14:anchorId="60CE63E3" wp14:editId="0E9543A5">
-            <wp:extent cx="5939790" cy="3331845"/>
-            <wp:effectExtent l="0" t="0" r="3810" b="1905"/>
-            <wp:docPr id="106" name="Picture 106"/>
+          <wp:inline distT="0" distB="0" distL="0" distR="0" wp14:anchorId="5E8C202E" wp14:editId="19EC23CA">
+            <wp:extent cx="5655753" cy="1930997"/>
+            <wp:effectExtent l="0" t="0" r="2540" b="0"/>
+            <wp:docPr id="26" name="Picture 26"/>
             <wp:cNvGraphicFramePr>
               <a:graphicFrameLocks xmlns:a="http://schemas.openxmlformats.org/drawingml/2006/main" noChangeAspect="1"/>
             </wp:cNvGraphicFramePr>
@@ -18791,36 +19264,23 @@
               <a:graphicData uri="http://schemas.openxmlformats.org/drawingml/2006/picture">
                 <pic:pic xmlns:pic="http://schemas.openxmlformats.org/drawingml/2006/picture">
                   <pic:nvPicPr>
-                    <pic:cNvPr id="0" name="Picture 34"/>
-                    <pic:cNvPicPr>
-                      <a:picLocks noChangeAspect="1" noChangeArrowheads="1"/>
-                    </pic:cNvPicPr>
+                    <pic:cNvPr id="1" name=""/>
+                    <pic:cNvPicPr/>
                   </pic:nvPicPr>
                   <pic:blipFill>
-                    <a:blip r:embed="rId44" cstate="print">
-                      <a:extLst>
-                        <a:ext uri="{28A0092B-C50C-407E-A947-70E740481C1C}">
-                          <a14:useLocalDpi xmlns:a14="http://schemas.microsoft.com/office/drawing/2010/main" val="0"/>
-                        </a:ext>
-                      </a:extLst>
-                    </a:blip>
-                    <a:srcRect/>
+                    <a:blip r:embed="rId44"/>
                     <a:stretch>
                       <a:fillRect/>
                     </a:stretch>
                   </pic:blipFill>
-                  <pic:spPr bwMode="auto">
+                  <pic:spPr>
                     <a:xfrm>
                       <a:off x="0" y="0"/>
-                      <a:ext cx="5939790" cy="3331845"/>
+                      <a:ext cx="5693037" cy="1943727"/>
                     </a:xfrm>
                     <a:prstGeom prst="rect">
                       <a:avLst/>
                     </a:prstGeom>
-                    <a:noFill/>
-                    <a:ln>
-                      <a:noFill/>
-                    </a:ln>
                   </pic:spPr>
                 </pic:pic>
               </a:graphicData>
@@ -18828,1870 +19288,22 @@
           </wp:inline>
         </w:drawing>
       </w:r>
-      <w:r>
-        <w:rPr>
-          <w:lang w:val="sr-Cyrl-RS"/>
-        </w:rPr>
-        <w:br/>
-        <w:t xml:space="preserve">Слика 15 – </w:t>
-      </w:r>
-      <w:r>
-        <w:t>Dashboard</w:t>
-      </w:r>
-      <w:r>
-        <w:rPr>
-          <w:lang w:val="sr-Cyrl-RS"/>
-        </w:rPr>
-        <w:t xml:space="preserve"> страница</w:t>
-      </w:r>
-    </w:p>
-    <w:p>
-      <w:pPr>
-        <w:jc w:val="both"/>
-        <w:rPr>
-          <w:lang w:val="sr-Cyrl-RS"/>
-        </w:rPr>
-      </w:pPr>
-      <w:r>
-        <w:rPr>
-          <w:lang w:val="sr-Cyrl-RS"/>
-        </w:rPr>
-        <w:lastRenderedPageBreak/>
-        <w:t xml:space="preserve">Први елемент </w:t>
-      </w:r>
-      <w:r>
-        <w:t>Dashboard</w:t>
-      </w:r>
-      <w:r>
-        <w:rPr>
-          <w:lang w:val="sr-Cyrl-RS"/>
-        </w:rPr>
-        <w:t>-а јесу блокови са информацијама о сваком типу прекидача. Они садрже бројне вредности прекидача у целом систему, информацију која трансфроматорска станица има највећи број датог прекидача у систему и колико (по проценту) се број прекидача повећао у односу на прошлу недељу. (Слика 16)</w:t>
-      </w:r>
     </w:p>
     <w:p>
       <w:pPr>
         <w:jc w:val="center"/>
         <w:rPr>
-          <w:lang w:val="sr-Cyrl-RS"/>
-        </w:rPr>
-      </w:pPr>
-      <w:r>
-        <w:rPr>
           <w:noProof/>
-        </w:rPr>
-        <w:drawing>
-          <wp:inline distT="0" distB="0" distL="0" distR="0" wp14:anchorId="3E3C730C" wp14:editId="358BECDA">
-            <wp:extent cx="5931535" cy="962025"/>
-            <wp:effectExtent l="0" t="0" r="0" b="9525"/>
-            <wp:docPr id="22" name="Picture 22"/>
-            <wp:cNvGraphicFramePr>
-              <a:graphicFrameLocks xmlns:a="http://schemas.openxmlformats.org/drawingml/2006/main" noChangeAspect="1"/>
-            </wp:cNvGraphicFramePr>
-            <a:graphic xmlns:a="http://schemas.openxmlformats.org/drawingml/2006/main">
-              <a:graphicData uri="http://schemas.openxmlformats.org/drawingml/2006/picture">
-                <pic:pic xmlns:pic="http://schemas.openxmlformats.org/drawingml/2006/picture">
-                  <pic:nvPicPr>
-                    <pic:cNvPr id="0" name="Picture 14"/>
-                    <pic:cNvPicPr>
-                      <a:picLocks noChangeAspect="1" noChangeArrowheads="1"/>
-                    </pic:cNvPicPr>
-                  </pic:nvPicPr>
-                  <pic:blipFill>
-                    <a:blip r:embed="rId45" cstate="print">
-                      <a:extLst>
-                        <a:ext uri="{28A0092B-C50C-407E-A947-70E740481C1C}">
-                          <a14:useLocalDpi xmlns:a14="http://schemas.microsoft.com/office/drawing/2010/main" val="0"/>
-                        </a:ext>
-                      </a:extLst>
-                    </a:blip>
-                    <a:srcRect/>
-                    <a:stretch>
-                      <a:fillRect/>
-                    </a:stretch>
-                  </pic:blipFill>
-                  <pic:spPr bwMode="auto">
-                    <a:xfrm>
-                      <a:off x="0" y="0"/>
-                      <a:ext cx="5931535" cy="962025"/>
-                    </a:xfrm>
-                    <a:prstGeom prst="rect">
-                      <a:avLst/>
-                    </a:prstGeom>
-                    <a:noFill/>
-                    <a:ln>
-                      <a:noFill/>
-                    </a:ln>
-                  </pic:spPr>
-                </pic:pic>
-              </a:graphicData>
-            </a:graphic>
-          </wp:inline>
-        </w:drawing>
-      </w:r>
-      <w:r>
-        <w:rPr>
-          <w:lang w:val="sr-Cyrl-RS"/>
-        </w:rPr>
-        <w:br/>
-        <w:t>Слика 16 – Блокови са информацијама о прекидачима</w:t>
-      </w:r>
-    </w:p>
-    <w:p>
-      <w:pPr>
-        <w:jc w:val="both"/>
-        <w:rPr>
-          <w:lang w:val="sr-Cyrl-RS"/>
-        </w:rPr>
-      </w:pPr>
-      <w:r>
-        <w:rPr>
-          <w:lang w:val="sr-Cyrl-RS"/>
-        </w:rPr>
-        <w:t xml:space="preserve">Други елемент јесу графови. Графички приказ података повећава квалитет и једноставност у приказу. На </w:t>
-      </w:r>
-      <w:r>
-        <w:t>Dashboard</w:t>
-      </w:r>
-      <w:r>
-        <w:rPr>
-          <w:lang w:val="sr-Cyrl-RS"/>
-        </w:rPr>
-        <w:t xml:space="preserve"> станици постоје два графа. То су </w:t>
-      </w:r>
-      <w:r>
-        <w:t>Substations</w:t>
-      </w:r>
-      <w:r>
-        <w:rPr>
-          <w:lang w:val="sr-Cyrl-RS"/>
-        </w:rPr>
-        <w:t xml:space="preserve"> и</w:t>
-      </w:r>
-      <w:r>
-        <w:t xml:space="preserve"> Switches </w:t>
-      </w:r>
-      <w:r>
-        <w:rPr>
-          <w:lang w:val="sr-Cyrl-RS"/>
-        </w:rPr>
-        <w:t>графови.</w:t>
-      </w:r>
-    </w:p>
-    <w:p>
-      <w:pPr>
-        <w:jc w:val="both"/>
-        <w:rPr>
-          <w:lang w:val="sr-Cyrl-RS"/>
-        </w:rPr>
-      </w:pPr>
-      <w:r>
-        <w:t>Substations</w:t>
-      </w:r>
-      <w:r>
-        <w:rPr>
-          <w:lang w:val="sr-Cyrl-RS"/>
-        </w:rPr>
-        <w:t xml:space="preserve"> граф приказује бројно стање прекидача свих врста у сваком од трансформаторских станица</w:t>
-      </w:r>
-      <w:r>
-        <w:rPr>
-          <w:lang w:val="sr-Cyrl-RS"/>
-        </w:rPr>
-        <w:t>. Ради боље прегледности, граф генерише наизменично изабрану боју којом попуњава део графа за новонасталу станицу. (Слика 17)</w:t>
-      </w:r>
-    </w:p>
-    <w:p>
-      <w:pPr>
-        <w:jc w:val="both"/>
-        <w:rPr>
-          <w:lang w:val="sr-Cyrl-RS"/>
-        </w:rPr>
-      </w:pPr>
-      <w:r>
-        <w:t>Switches</w:t>
-      </w:r>
-      <w:r>
-        <w:rPr>
-          <w:lang w:val="sr-Cyrl-RS"/>
-        </w:rPr>
-        <w:t xml:space="preserve"> представља графички приказ бројног стања исписан на блоковима са слике 16. Постоји и могућност отклањања неког елемента из графа ради креирања жељеног приказа. (Слика 18)</w:t>
-      </w:r>
-    </w:p>
-    <w:p>
-      <w:pPr>
-        <w:rPr>
-          <w:lang w:val="sr-Cyrl-RS"/>
-        </w:rPr>
-      </w:pPr>
-    </w:p>
-    <w:p>
-      <w:pPr>
-        <w:rPr>
-          <w:lang w:val="sr-Cyrl-RS"/>
-        </w:rPr>
-      </w:pPr>
-    </w:p>
-    <w:p>
-      <w:pPr>
-        <w:rPr>
-          <w:lang w:val="sr-Cyrl-RS"/>
-        </w:rPr>
-      </w:pPr>
-    </w:p>
-    <w:p>
-      <w:pPr>
-        <w:rPr>
-          <w:lang w:val="sr-Cyrl-RS"/>
-        </w:rPr>
-      </w:pPr>
-    </w:p>
-    <w:p>
-      <w:pPr>
-        <w:jc w:val="center"/>
-        <w:rPr>
           <w:lang w:val="sr-Cyrl-RS"/>
         </w:rPr>
       </w:pPr>
       <w:r>
         <w:rPr>
           <w:noProof/>
-        </w:rPr>
-        <w:drawing>
-          <wp:inline distT="0" distB="0" distL="0" distR="0" wp14:anchorId="7AA3172E" wp14:editId="46036745">
-            <wp:extent cx="5247861" cy="3224231"/>
-            <wp:effectExtent l="0" t="0" r="0" b="0"/>
-            <wp:docPr id="23" name="Picture 23"/>
-            <wp:cNvGraphicFramePr>
-              <a:graphicFrameLocks xmlns:a="http://schemas.openxmlformats.org/drawingml/2006/main" noChangeAspect="1"/>
-            </wp:cNvGraphicFramePr>
-            <a:graphic xmlns:a="http://schemas.openxmlformats.org/drawingml/2006/main">
-              <a:graphicData uri="http://schemas.openxmlformats.org/drawingml/2006/picture">
-                <pic:pic xmlns:pic="http://schemas.openxmlformats.org/drawingml/2006/picture">
-                  <pic:nvPicPr>
-                    <pic:cNvPr id="0" name="Picture 15"/>
-                    <pic:cNvPicPr>
-                      <a:picLocks noChangeAspect="1" noChangeArrowheads="1"/>
-                    </pic:cNvPicPr>
-                  </pic:nvPicPr>
-                  <pic:blipFill>
-                    <a:blip r:embed="rId46">
-                      <a:extLst>
-                        <a:ext uri="{28A0092B-C50C-407E-A947-70E740481C1C}">
-                          <a14:useLocalDpi xmlns:a14="http://schemas.microsoft.com/office/drawing/2010/main" val="0"/>
-                        </a:ext>
-                      </a:extLst>
-                    </a:blip>
-                    <a:srcRect/>
-                    <a:stretch>
-                      <a:fillRect/>
-                    </a:stretch>
-                  </pic:blipFill>
-                  <pic:spPr bwMode="auto">
-                    <a:xfrm>
-                      <a:off x="0" y="0"/>
-                      <a:ext cx="5251050" cy="3226190"/>
-                    </a:xfrm>
-                    <a:prstGeom prst="rect">
-                      <a:avLst/>
-                    </a:prstGeom>
-                    <a:noFill/>
-                    <a:ln>
-                      <a:noFill/>
-                    </a:ln>
-                  </pic:spPr>
-                </pic:pic>
-              </a:graphicData>
-            </a:graphic>
-          </wp:inline>
-        </w:drawing>
-      </w:r>
-      <w:r>
-        <w:rPr>
-          <w:lang w:val="sr-Cyrl-RS"/>
-        </w:rPr>
-        <w:br/>
-        <w:t xml:space="preserve">Слика 17 – </w:t>
-      </w:r>
-      <w:r>
-        <w:t>Substations</w:t>
-      </w:r>
-      <w:r>
-        <w:rPr>
-          <w:lang w:val="sr-Cyrl-RS"/>
-        </w:rPr>
-        <w:t xml:space="preserve"> граф</w:t>
-      </w:r>
-    </w:p>
-    <w:p>
-      <w:pPr>
-        <w:rPr>
-          <w:lang w:val="sr-Cyrl-RS"/>
-        </w:rPr>
-      </w:pPr>
-    </w:p>
-    <w:p>
-      <w:pPr>
-        <w:jc w:val="center"/>
-        <w:rPr>
-          <w:lang w:val="sr-Cyrl-RS"/>
-        </w:rPr>
-      </w:pPr>
-      <w:r>
-        <w:rPr>
-          <w:noProof/>
-        </w:rPr>
-        <w:lastRenderedPageBreak/>
-        <w:drawing>
-          <wp:inline distT="0" distB="0" distL="0" distR="0" wp14:anchorId="144A3F73" wp14:editId="316977B4">
-            <wp:extent cx="5931535" cy="1876425"/>
-            <wp:effectExtent l="0" t="0" r="0" b="9525"/>
-            <wp:docPr id="24" name="Picture 24"/>
-            <wp:cNvGraphicFramePr>
-              <a:graphicFrameLocks xmlns:a="http://schemas.openxmlformats.org/drawingml/2006/main" noChangeAspect="1"/>
-            </wp:cNvGraphicFramePr>
-            <a:graphic xmlns:a="http://schemas.openxmlformats.org/drawingml/2006/main">
-              <a:graphicData uri="http://schemas.openxmlformats.org/drawingml/2006/picture">
-                <pic:pic xmlns:pic="http://schemas.openxmlformats.org/drawingml/2006/picture">
-                  <pic:nvPicPr>
-                    <pic:cNvPr id="0" name="Picture 16"/>
-                    <pic:cNvPicPr>
-                      <a:picLocks noChangeAspect="1" noChangeArrowheads="1"/>
-                    </pic:cNvPicPr>
-                  </pic:nvPicPr>
-                  <pic:blipFill>
-                    <a:blip r:embed="rId47" cstate="print">
-                      <a:extLst>
-                        <a:ext uri="{28A0092B-C50C-407E-A947-70E740481C1C}">
-                          <a14:useLocalDpi xmlns:a14="http://schemas.microsoft.com/office/drawing/2010/main" val="0"/>
-                        </a:ext>
-                      </a:extLst>
-                    </a:blip>
-                    <a:srcRect/>
-                    <a:stretch>
-                      <a:fillRect/>
-                    </a:stretch>
-                  </pic:blipFill>
-                  <pic:spPr bwMode="auto">
-                    <a:xfrm>
-                      <a:off x="0" y="0"/>
-                      <a:ext cx="5931535" cy="1876425"/>
-                    </a:xfrm>
-                    <a:prstGeom prst="rect">
-                      <a:avLst/>
-                    </a:prstGeom>
-                    <a:noFill/>
-                    <a:ln>
-                      <a:noFill/>
-                    </a:ln>
-                  </pic:spPr>
-                </pic:pic>
-              </a:graphicData>
-            </a:graphic>
-          </wp:inline>
-        </w:drawing>
-      </w:r>
-      <w:r>
-        <w:rPr>
-          <w:lang w:val="sr-Cyrl-RS"/>
-        </w:rPr>
-        <w:br/>
-        <w:t xml:space="preserve">Слика 18 – </w:t>
-      </w:r>
-      <w:r>
-        <w:t>Switches</w:t>
-      </w:r>
-      <w:r>
-        <w:rPr>
-          <w:lang w:val="sr-Cyrl-RS"/>
-        </w:rPr>
-        <w:t xml:space="preserve"> граф са два избачена прекидача и са свим прекидачима</w:t>
-      </w:r>
-    </w:p>
-    <w:p>
-      <w:pPr>
-        <w:jc w:val="both"/>
-        <w:rPr>
-          <w:lang w:val="sr-Cyrl-RS"/>
-        </w:rPr>
-      </w:pPr>
-      <w:r>
-        <w:rPr>
-          <w:lang w:val="sr-Cyrl-RS"/>
-        </w:rPr>
-        <w:t>Потребно је напоменути да је сваки прекидач обојен специфичном бојом која га обележава. Истим тим бојама обојени су и на графику. У каснијем поглављу о прегледу свих прекидача може се приметити да је тема самих страница попуњена том сппецифичном бојом.</w:t>
-      </w:r>
-    </w:p>
-    <w:p>
-      <w:pPr>
-        <w:pStyle w:val="ListParagraph"/>
-        <w:numPr>
-          <w:ilvl w:val="0"/>
-          <w:numId w:val="12"/>
-        </w:numPr>
-        <w:jc w:val="both"/>
-        <w:rPr>
-          <w:lang w:val="sr-Cyrl-RS"/>
-        </w:rPr>
-      </w:pPr>
-      <w:r>
-        <w:t xml:space="preserve">Disconnector - </w:t>
-      </w:r>
-      <w:r>
-        <w:rPr>
-          <w:lang w:val="sr-Cyrl-RS"/>
-        </w:rPr>
-        <w:t>Плава</w:t>
-      </w:r>
-    </w:p>
-    <w:p>
-      <w:pPr>
-        <w:pStyle w:val="ListParagraph"/>
-        <w:numPr>
-          <w:ilvl w:val="0"/>
-          <w:numId w:val="12"/>
-        </w:numPr>
-        <w:jc w:val="both"/>
-        <w:rPr>
-          <w:lang w:val="sr-Cyrl-RS"/>
-        </w:rPr>
-      </w:pPr>
-      <w:r>
-        <w:t xml:space="preserve">Fuse – </w:t>
-      </w:r>
-      <w:r>
-        <w:rPr>
-          <w:lang w:val="sr-Cyrl-RS"/>
-        </w:rPr>
-        <w:t>Црвена</w:t>
-      </w:r>
-    </w:p>
-    <w:p>
-      <w:pPr>
-        <w:pStyle w:val="ListParagraph"/>
-        <w:numPr>
-          <w:ilvl w:val="0"/>
-          <w:numId w:val="12"/>
-        </w:numPr>
-        <w:jc w:val="both"/>
-        <w:rPr>
-          <w:lang w:val="sr-Cyrl-RS"/>
-        </w:rPr>
-      </w:pPr>
-      <w:r>
-        <w:t xml:space="preserve">LoadSwitchBreak - </w:t>
-      </w:r>
-      <w:r>
-        <w:rPr>
-          <w:lang w:val="sr-Cyrl-RS"/>
-        </w:rPr>
-        <w:t>Зелена</w:t>
-      </w:r>
-    </w:p>
-    <w:p>
-      <w:pPr>
-        <w:pStyle w:val="ListParagraph"/>
-        <w:numPr>
-          <w:ilvl w:val="0"/>
-          <w:numId w:val="12"/>
-        </w:numPr>
-        <w:jc w:val="both"/>
-        <w:rPr>
-          <w:lang w:val="sr-Cyrl-RS"/>
-        </w:rPr>
-      </w:pPr>
-      <w:r>
-        <w:t>Breaker</w:t>
-      </w:r>
-      <w:r>
-        <w:rPr>
-          <w:lang w:val="sr-Cyrl-RS"/>
-        </w:rPr>
-        <w:t xml:space="preserve"> </w:t>
-      </w:r>
-      <w:r>
-        <w:t>–</w:t>
-      </w:r>
-      <w:r>
-        <w:rPr>
-          <w:lang w:val="sr-Cyrl-RS"/>
-        </w:rPr>
-        <w:t xml:space="preserve"> Жута</w:t>
-      </w:r>
-    </w:p>
-    <w:p>
-      <w:pPr>
-        <w:rPr>
-          <w:lang w:val="sr-Cyrl-RS"/>
-        </w:rPr>
-      </w:pPr>
-    </w:p>
-    <w:p>
-      <w:pPr>
-        <w:rPr>
-          <w:lang w:val="sr-Cyrl-RS"/>
-        </w:rPr>
-      </w:pPr>
-    </w:p>
-    <w:p>
-      <w:pPr>
-        <w:rPr>
-          <w:lang w:val="sr-Cyrl-RS"/>
-        </w:rPr>
-      </w:pPr>
-    </w:p>
-    <w:p>
-      <w:pPr>
-        <w:jc w:val="both"/>
-        <w:rPr>
-          <w:lang w:val="sr-Cyrl-RS"/>
-        </w:rPr>
-      </w:pPr>
-      <w:r>
-        <w:rPr>
-          <w:lang w:val="sr-Cyrl-RS"/>
-        </w:rPr>
-        <w:t xml:space="preserve">Трећи елемент </w:t>
-      </w:r>
-      <w:r>
-        <w:t>Dashboard</w:t>
-      </w:r>
-      <w:r>
-        <w:rPr>
-          <w:lang w:val="sr-Cyrl-RS"/>
-        </w:rPr>
-        <w:t>-а јесте „</w:t>
-      </w:r>
-      <w:r>
-        <w:t>To-do</w:t>
-      </w:r>
-      <w:r>
-        <w:rPr>
-          <w:lang w:val="sr-Cyrl-RS"/>
-        </w:rPr>
-        <w:t>“ листа. Њена улога је прилично једноставна. Додавање догађаја, њихово чекирање након извршавања и, ако корисник то жели, њихово уклањање.</w:t>
-      </w:r>
-    </w:p>
-    <w:p>
-      <w:pPr>
-        <w:jc w:val="center"/>
-        <w:rPr>
-          <w:lang w:val="sr-Cyrl-RS"/>
-        </w:rPr>
-      </w:pPr>
-      <w:r>
-        <w:rPr>
-          <w:noProof/>
-        </w:rPr>
-        <w:drawing>
-          <wp:inline distT="0" distB="0" distL="0" distR="0" wp14:anchorId="569B54E3" wp14:editId="33A28414">
-            <wp:extent cx="5939790" cy="1176794"/>
-            <wp:effectExtent l="0" t="0" r="3810" b="4445"/>
-            <wp:docPr id="25" name="Picture 25"/>
-            <wp:cNvGraphicFramePr>
-              <a:graphicFrameLocks xmlns:a="http://schemas.openxmlformats.org/drawingml/2006/main" noChangeAspect="1"/>
-            </wp:cNvGraphicFramePr>
-            <a:graphic xmlns:a="http://schemas.openxmlformats.org/drawingml/2006/main">
-              <a:graphicData uri="http://schemas.openxmlformats.org/drawingml/2006/picture">
-                <pic:pic xmlns:pic="http://schemas.openxmlformats.org/drawingml/2006/picture">
-                  <pic:nvPicPr>
-                    <pic:cNvPr id="0" name="Picture 17"/>
-                    <pic:cNvPicPr>
-                      <a:picLocks noChangeAspect="1" noChangeArrowheads="1"/>
-                    </pic:cNvPicPr>
-                  </pic:nvPicPr>
-                  <pic:blipFill>
-                    <a:blip r:embed="rId48" cstate="print">
-                      <a:extLst>
-                        <a:ext uri="{28A0092B-C50C-407E-A947-70E740481C1C}">
-                          <a14:useLocalDpi xmlns:a14="http://schemas.microsoft.com/office/drawing/2010/main" val="0"/>
-                        </a:ext>
-                      </a:extLst>
-                    </a:blip>
-                    <a:srcRect/>
-                    <a:stretch>
-                      <a:fillRect/>
-                    </a:stretch>
-                  </pic:blipFill>
-                  <pic:spPr bwMode="auto">
-                    <a:xfrm>
-                      <a:off x="0" y="0"/>
-                      <a:ext cx="5954273" cy="1179663"/>
-                    </a:xfrm>
-                    <a:prstGeom prst="rect">
-                      <a:avLst/>
-                    </a:prstGeom>
-                    <a:noFill/>
-                    <a:ln>
-                      <a:noFill/>
-                    </a:ln>
-                  </pic:spPr>
-                </pic:pic>
-              </a:graphicData>
-            </a:graphic>
-          </wp:inline>
-        </w:drawing>
-      </w:r>
-      <w:r>
-        <w:rPr>
-          <w:lang w:val="sr-Cyrl-RS"/>
-        </w:rPr>
-        <w:t>Слика 19 - „</w:t>
-      </w:r>
-      <w:r>
-        <w:t>To-do</w:t>
-      </w:r>
-      <w:r>
-        <w:rPr>
-          <w:lang w:val="sr-Cyrl-RS"/>
-        </w:rPr>
-        <w:t>“ листа</w:t>
-      </w:r>
-    </w:p>
-    <w:p>
-      <w:pPr>
-        <w:pStyle w:val="Heading1"/>
-        <w:rPr>
-          <w:lang w:val="sr-Cyrl-RS"/>
-        </w:rPr>
-      </w:pPr>
-      <w:bookmarkStart w:id="29" w:name="_Toc208499381"/>
-      <w:r>
-        <w:rPr>
-          <w:lang w:val="sr-Cyrl-RS"/>
-        </w:rPr>
-        <w:t xml:space="preserve">7.5 </w:t>
-      </w:r>
-      <w:r>
-        <w:t xml:space="preserve">Substation </w:t>
-      </w:r>
-      <w:r>
-        <w:rPr>
-          <w:lang w:val="sr-Cyrl-RS"/>
-        </w:rPr>
-        <w:t>приказ</w:t>
-      </w:r>
-      <w:bookmarkEnd w:id="29"/>
-    </w:p>
-    <w:p>
-      <w:pPr>
-        <w:jc w:val="both"/>
-        <w:rPr>
-          <w:lang w:val="sr-Cyrl-RS"/>
-        </w:rPr>
-      </w:pPr>
-      <w:r>
-        <w:rPr>
-          <w:lang w:val="sr-Cyrl-RS"/>
-        </w:rPr>
-        <w:tab/>
-        <w:t>Кликом на сајдбар, на саму трансформаторску станицу, као што је већ речено, добићемо детаљнији приказ о њој.</w:t>
-      </w:r>
-      <w:r>
-        <w:rPr>
-          <w:lang w:val="sr-Cyrl-RS"/>
-        </w:rPr>
-        <w:t xml:space="preserve"> (Слика 20)</w:t>
-      </w:r>
-    </w:p>
-    <w:p>
-      <w:pPr>
-        <w:jc w:val="center"/>
-        <w:rPr>
-          <w:lang w:val="sr-Cyrl-RS"/>
-        </w:rPr>
-      </w:pPr>
-      <w:r>
-        <w:rPr>
-          <w:noProof/>
-        </w:rPr>
-        <w:lastRenderedPageBreak/>
-        <w:drawing>
-          <wp:inline distT="0" distB="0" distL="0" distR="0" wp14:anchorId="405D42D4" wp14:editId="274FA8A9">
-            <wp:extent cx="5931535" cy="2830830"/>
-            <wp:effectExtent l="0" t="0" r="0" b="7620"/>
-            <wp:docPr id="27" name="Picture 27"/>
-            <wp:cNvGraphicFramePr>
-              <a:graphicFrameLocks xmlns:a="http://schemas.openxmlformats.org/drawingml/2006/main" noChangeAspect="1"/>
-            </wp:cNvGraphicFramePr>
-            <a:graphic xmlns:a="http://schemas.openxmlformats.org/drawingml/2006/main">
-              <a:graphicData uri="http://schemas.openxmlformats.org/drawingml/2006/picture">
-                <pic:pic xmlns:pic="http://schemas.openxmlformats.org/drawingml/2006/picture">
-                  <pic:nvPicPr>
-                    <pic:cNvPr id="0" name="Picture 19"/>
-                    <pic:cNvPicPr>
-                      <a:picLocks noChangeAspect="1" noChangeArrowheads="1"/>
-                    </pic:cNvPicPr>
-                  </pic:nvPicPr>
-                  <pic:blipFill>
-                    <a:blip r:embed="rId49" cstate="print">
-                      <a:extLst>
-                        <a:ext uri="{28A0092B-C50C-407E-A947-70E740481C1C}">
-                          <a14:useLocalDpi xmlns:a14="http://schemas.microsoft.com/office/drawing/2010/main" val="0"/>
-                        </a:ext>
-                      </a:extLst>
-                    </a:blip>
-                    <a:srcRect/>
-                    <a:stretch>
-                      <a:fillRect/>
-                    </a:stretch>
-                  </pic:blipFill>
-                  <pic:spPr bwMode="auto">
-                    <a:xfrm>
-                      <a:off x="0" y="0"/>
-                      <a:ext cx="5931535" cy="2830830"/>
-                    </a:xfrm>
-                    <a:prstGeom prst="rect">
-                      <a:avLst/>
-                    </a:prstGeom>
-                    <a:noFill/>
-                    <a:ln>
-                      <a:noFill/>
-                    </a:ln>
-                  </pic:spPr>
-                </pic:pic>
-              </a:graphicData>
-            </a:graphic>
-          </wp:inline>
-        </w:drawing>
-      </w:r>
-      <w:r>
-        <w:br/>
-      </w:r>
-      <w:r>
-        <w:rPr>
-          <w:lang w:val="sr-Cyrl-RS"/>
-        </w:rPr>
-        <w:t>Слика 20 – Приказ изабране трансформаторксе станице</w:t>
-      </w:r>
-    </w:p>
-    <w:p>
-      <w:pPr>
-        <w:jc w:val="both"/>
-        <w:rPr>
-          <w:lang w:val="sr-Cyrl-RS"/>
-        </w:rPr>
-      </w:pPr>
-      <w:r>
-        <w:rPr>
-          <w:lang w:val="sr-Cyrl-RS"/>
-        </w:rPr>
-        <w:t xml:space="preserve">Приказана станица такође се састоји од 3 елемента. Прва два елемента, блокови са информацијама и граф </w:t>
-      </w:r>
-      <w:r>
-        <w:t>Switches</w:t>
-      </w:r>
-      <w:r>
-        <w:rPr>
-          <w:lang w:val="sr-Cyrl-RS"/>
-        </w:rPr>
-        <w:t xml:space="preserve"> идентични су као на </w:t>
-      </w:r>
-      <w:r>
-        <w:t>Dashboard</w:t>
-      </w:r>
-      <w:r>
-        <w:rPr>
-          <w:lang w:val="sr-Cyrl-RS"/>
-        </w:rPr>
-        <w:t xml:space="preserve">-у. Једина разлика је што показују информације са једне станице, а не са целог система. Блок информација нема више испис која трансформаторска станица има највише </w:t>
-      </w:r>
-      <w:r>
-        <w:rPr>
-          <w:lang w:val="sr-Cyrl-RS"/>
-        </w:rPr>
-        <w:t xml:space="preserve">прекидача. Уместо тога садржи кратак опис сваког од њих. Такође тип графа више није </w:t>
-      </w:r>
-      <w:r>
-        <w:t>Pie Chart</w:t>
-      </w:r>
-      <w:r>
-        <w:rPr>
-          <w:lang w:val="sr-Cyrl-RS"/>
-        </w:rPr>
-        <w:t xml:space="preserve"> већ</w:t>
-      </w:r>
-      <w:r>
-        <w:t xml:space="preserve"> Doughnut Chart</w:t>
-      </w:r>
-      <w:r>
-        <w:rPr>
-          <w:lang w:val="sr-Cyrl-RS"/>
-        </w:rPr>
-        <w:t xml:space="preserve"> ради естетских разлога.</w:t>
-      </w:r>
-    </w:p>
-    <w:p>
-      <w:pPr>
-        <w:jc w:val="both"/>
-        <w:rPr>
-          <w:lang w:val="sr-Cyrl-RS"/>
-        </w:rPr>
-      </w:pPr>
-      <w:r>
-        <w:rPr>
-          <w:lang w:val="sr-Cyrl-RS"/>
-        </w:rPr>
-        <w:t>Једини нови елемент јесте форма са исписаним детаљнијим информацијама о изабраној станици. Кликом на дугме „</w:t>
-      </w:r>
-      <w:r>
-        <w:t>Edit</w:t>
-      </w:r>
-      <w:r>
-        <w:rPr>
-          <w:lang w:val="sr-Cyrl-RS"/>
-        </w:rPr>
-        <w:t>“</w:t>
-      </w:r>
-      <w:r>
-        <w:t xml:space="preserve"> </w:t>
-      </w:r>
-      <w:r>
-        <w:rPr>
-          <w:lang w:val="sr-Cyrl-RS"/>
-        </w:rPr>
-        <w:t>корисник има могућност да измени дате са новим (валидним) информацијама. (Слика 21)</w:t>
-      </w:r>
-    </w:p>
-    <w:p>
-      <w:pPr>
-        <w:jc w:val="center"/>
-        <w:rPr>
-          <w:lang w:val="sr-Cyrl-RS"/>
-        </w:rPr>
-      </w:pPr>
-      <w:r>
-        <w:rPr>
-          <w:noProof/>
-        </w:rPr>
-        <w:drawing>
-          <wp:inline distT="0" distB="0" distL="0" distR="0" wp14:anchorId="131CE863" wp14:editId="7109E443">
-            <wp:extent cx="4723075" cy="3281511"/>
-            <wp:effectExtent l="0" t="0" r="1905" b="0"/>
-            <wp:docPr id="28" name="Picture 28"/>
-            <wp:cNvGraphicFramePr>
-              <a:graphicFrameLocks xmlns:a="http://schemas.openxmlformats.org/drawingml/2006/main" noChangeAspect="1"/>
-            </wp:cNvGraphicFramePr>
-            <a:graphic xmlns:a="http://schemas.openxmlformats.org/drawingml/2006/main">
-              <a:graphicData uri="http://schemas.openxmlformats.org/drawingml/2006/picture">
-                <pic:pic xmlns:pic="http://schemas.openxmlformats.org/drawingml/2006/picture">
-                  <pic:nvPicPr>
-                    <pic:cNvPr id="0" name="Picture 20"/>
-                    <pic:cNvPicPr>
-                      <a:picLocks noChangeAspect="1" noChangeArrowheads="1"/>
-                    </pic:cNvPicPr>
-                  </pic:nvPicPr>
-                  <pic:blipFill>
-                    <a:blip r:embed="rId50">
-                      <a:extLst>
-                        <a:ext uri="{28A0092B-C50C-407E-A947-70E740481C1C}">
-                          <a14:useLocalDpi xmlns:a14="http://schemas.microsoft.com/office/drawing/2010/main" val="0"/>
-                        </a:ext>
-                      </a:extLst>
-                    </a:blip>
-                    <a:srcRect/>
-                    <a:stretch>
-                      <a:fillRect/>
-                    </a:stretch>
-                  </pic:blipFill>
-                  <pic:spPr bwMode="auto">
-                    <a:xfrm>
-                      <a:off x="0" y="0"/>
-                      <a:ext cx="4731912" cy="3287651"/>
-                    </a:xfrm>
-                    <a:prstGeom prst="rect">
-                      <a:avLst/>
-                    </a:prstGeom>
-                    <a:noFill/>
-                    <a:ln>
-                      <a:noFill/>
-                    </a:ln>
-                  </pic:spPr>
-                </pic:pic>
-              </a:graphicData>
-            </a:graphic>
-          </wp:inline>
-        </w:drawing>
-      </w:r>
-      <w:r>
-        <w:rPr>
-          <w:lang w:val="sr-Cyrl-RS"/>
-        </w:rPr>
-        <w:br/>
-        <w:t>Слика 21 – Измена података трансфроматорске станице</w:t>
-      </w:r>
-    </w:p>
-    <w:p>
-      <w:pPr>
-        <w:jc w:val="both"/>
-        <w:rPr>
-          <w:lang w:val="sr-Cyrl-RS"/>
-        </w:rPr>
-      </w:pPr>
-      <w:r>
-        <w:rPr>
-          <w:lang w:val="sr-Cyrl-RS"/>
-        </w:rPr>
-        <w:t>Такође кликом на дугме „</w:t>
-      </w:r>
-      <w:r>
-        <w:t>Delete</w:t>
-      </w:r>
-      <w:r>
-        <w:rPr>
-          <w:lang w:val="sr-Cyrl-RS"/>
-        </w:rPr>
-        <w:t>“ видљиво на слици 21, корисник може обрисати трансформаторску станицу као и све прекидаче који се налазе на њој. Овом акцијом та станица ће бити обрисана и са сајдбара.</w:t>
-      </w:r>
-    </w:p>
-    <w:p>
-      <w:pPr>
-        <w:pStyle w:val="Heading1"/>
-        <w:rPr>
-          <w:lang w:val="sr-Cyrl-RS"/>
-        </w:rPr>
-      </w:pPr>
-      <w:bookmarkStart w:id="30" w:name="_Toc208499382"/>
-      <w:r>
-        <w:rPr>
-          <w:lang w:val="sr-Cyrl-RS"/>
-        </w:rPr>
-        <w:lastRenderedPageBreak/>
-        <w:t>7.6 Приказ листе појединачних прекидача</w:t>
-      </w:r>
-      <w:bookmarkEnd w:id="30"/>
-    </w:p>
-    <w:p>
-      <w:pPr>
-        <w:jc w:val="both"/>
-        <w:rPr>
-          <w:lang w:val="sr-Cyrl-RS"/>
-        </w:rPr>
-      </w:pPr>
-      <w:r>
-        <w:rPr>
-          <w:lang w:val="sr-Cyrl-RS"/>
-        </w:rPr>
-        <w:tab/>
-        <w:t>Након отварања детаљнијег приказа и падајућег менија за изабрану станицу, постоји могућност за приступање приказа листе за сваки појединачни прекидач.</w:t>
-      </w:r>
-      <w:r>
-        <w:rPr>
-          <w:lang w:val="sr-Cyrl-RS"/>
-        </w:rPr>
-        <w:t xml:space="preserve"> </w:t>
-      </w:r>
-      <w:r>
-        <w:rPr>
-          <w:lang w:val="sr-Cyrl-RS"/>
-        </w:rPr>
-        <w:t>(Слика 22) Као што је већ наглашено свака од ових страница одговараће теми свог прекидача. (Слика 23)</w:t>
-      </w:r>
-    </w:p>
-    <w:p>
-      <w:pPr>
-        <w:jc w:val="center"/>
-        <w:rPr>
-          <w:lang w:val="sr-Cyrl-RS"/>
-        </w:rPr>
-      </w:pPr>
-      <w:r>
-        <w:rPr>
-          <w:noProof/>
-        </w:rPr>
-        <w:drawing>
-          <wp:inline distT="0" distB="0" distL="0" distR="0" wp14:anchorId="7DFB4F1A" wp14:editId="28A9C025">
-            <wp:extent cx="5931535" cy="1892300"/>
-            <wp:effectExtent l="0" t="0" r="0" b="0"/>
-            <wp:docPr id="29" name="Picture 29"/>
-            <wp:cNvGraphicFramePr>
-              <a:graphicFrameLocks xmlns:a="http://schemas.openxmlformats.org/drawingml/2006/main" noChangeAspect="1"/>
-            </wp:cNvGraphicFramePr>
-            <a:graphic xmlns:a="http://schemas.openxmlformats.org/drawingml/2006/main">
-              <a:graphicData uri="http://schemas.openxmlformats.org/drawingml/2006/picture">
-                <pic:pic xmlns:pic="http://schemas.openxmlformats.org/drawingml/2006/picture">
-                  <pic:nvPicPr>
-                    <pic:cNvPr id="0" name="Picture 21"/>
-                    <pic:cNvPicPr>
-                      <a:picLocks noChangeAspect="1" noChangeArrowheads="1"/>
-                    </pic:cNvPicPr>
-                  </pic:nvPicPr>
-                  <pic:blipFill>
-                    <a:blip r:embed="rId51" cstate="print">
-                      <a:extLst>
-                        <a:ext uri="{28A0092B-C50C-407E-A947-70E740481C1C}">
-                          <a14:useLocalDpi xmlns:a14="http://schemas.microsoft.com/office/drawing/2010/main" val="0"/>
-                        </a:ext>
-                      </a:extLst>
-                    </a:blip>
-                    <a:srcRect/>
-                    <a:stretch>
-                      <a:fillRect/>
-                    </a:stretch>
-                  </pic:blipFill>
-                  <pic:spPr bwMode="auto">
-                    <a:xfrm>
-                      <a:off x="0" y="0"/>
-                      <a:ext cx="5931535" cy="1892300"/>
-                    </a:xfrm>
-                    <a:prstGeom prst="rect">
-                      <a:avLst/>
-                    </a:prstGeom>
-                    <a:noFill/>
-                    <a:ln>
-                      <a:noFill/>
-                    </a:ln>
-                  </pic:spPr>
-                </pic:pic>
-              </a:graphicData>
-            </a:graphic>
-          </wp:inline>
-        </w:drawing>
-      </w:r>
-      <w:r>
-        <w:rPr>
-          <w:lang w:val="sr-Cyrl-RS"/>
-        </w:rPr>
-        <w:br/>
-        <w:t xml:space="preserve">Слика 22 – Приказ свих </w:t>
-      </w:r>
-      <w:r>
-        <w:t>Disconnector</w:t>
-      </w:r>
-      <w:r>
-        <w:rPr>
-          <w:lang w:val="sr-Cyrl-RS"/>
-        </w:rPr>
-        <w:t>-а у изабраној станици</w:t>
-      </w:r>
-    </w:p>
-    <w:p>
-      <w:pPr>
-        <w:jc w:val="center"/>
-        <w:rPr>
-          <w:lang w:val="sr-Cyrl-RS"/>
-        </w:rPr>
-      </w:pPr>
-      <w:r>
-        <w:rPr>
-          <w:noProof/>
-        </w:rPr>
-        <w:drawing>
-          <wp:inline distT="0" distB="0" distL="0" distR="0" wp14:anchorId="39A3137B" wp14:editId="3AF83AAD">
-            <wp:extent cx="5939790" cy="3148965"/>
-            <wp:effectExtent l="0" t="0" r="3810" b="0"/>
-            <wp:docPr id="30" name="Picture 30"/>
-            <wp:cNvGraphicFramePr>
-              <a:graphicFrameLocks xmlns:a="http://schemas.openxmlformats.org/drawingml/2006/main" noChangeAspect="1"/>
-            </wp:cNvGraphicFramePr>
-            <a:graphic xmlns:a="http://schemas.openxmlformats.org/drawingml/2006/main">
-              <a:graphicData uri="http://schemas.openxmlformats.org/drawingml/2006/picture">
-                <pic:pic xmlns:pic="http://schemas.openxmlformats.org/drawingml/2006/picture">
-                  <pic:nvPicPr>
-                    <pic:cNvPr id="0" name="Picture 22"/>
-                    <pic:cNvPicPr>
-                      <a:picLocks noChangeAspect="1" noChangeArrowheads="1"/>
-                    </pic:cNvPicPr>
-                  </pic:nvPicPr>
-                  <pic:blipFill>
-                    <a:blip r:embed="rId52" cstate="print">
-                      <a:extLst>
-                        <a:ext uri="{28A0092B-C50C-407E-A947-70E740481C1C}">
-                          <a14:useLocalDpi xmlns:a14="http://schemas.microsoft.com/office/drawing/2010/main" val="0"/>
-                        </a:ext>
-                      </a:extLst>
-                    </a:blip>
-                    <a:srcRect/>
-                    <a:stretch>
-                      <a:fillRect/>
-                    </a:stretch>
-                  </pic:blipFill>
-                  <pic:spPr bwMode="auto">
-                    <a:xfrm>
-                      <a:off x="0" y="0"/>
-                      <a:ext cx="5939790" cy="3148965"/>
-                    </a:xfrm>
-                    <a:prstGeom prst="rect">
-                      <a:avLst/>
-                    </a:prstGeom>
-                    <a:noFill/>
-                    <a:ln>
-                      <a:noFill/>
-                    </a:ln>
-                  </pic:spPr>
-                </pic:pic>
-              </a:graphicData>
-            </a:graphic>
-          </wp:inline>
-        </w:drawing>
-      </w:r>
-      <w:r>
-        <w:rPr>
-          <w:lang w:val="sr-Cyrl-RS"/>
-        </w:rPr>
-        <w:t>Слика 23 – Приказ јединствене теме за сваки прекидач</w:t>
-      </w:r>
-    </w:p>
-    <w:p>
-      <w:pPr>
-        <w:rPr>
-          <w:lang w:val="sr-Cyrl-RS"/>
-        </w:rPr>
-      </w:pPr>
-      <w:r>
-        <w:rPr>
-          <w:lang w:val="sr-Cyrl-RS"/>
-        </w:rPr>
-        <w:t>Постоје операције које је могуће извести над елементима листе. Те операције добијају се кликом на поље А</w:t>
-      </w:r>
-      <w:r>
-        <w:t xml:space="preserve">ctions. </w:t>
-      </w:r>
-      <w:r>
-        <w:rPr>
-          <w:lang w:val="sr-Cyrl-RS"/>
-        </w:rPr>
-        <w:t>Појавиће се падајући мени са опцијама „</w:t>
-      </w:r>
-      <w:r>
-        <w:t>Edit</w:t>
-      </w:r>
-      <w:r>
-        <w:rPr>
-          <w:lang w:val="sr-Cyrl-RS"/>
-        </w:rPr>
-        <w:t>“  и „</w:t>
-      </w:r>
-      <w:r>
-        <w:t>Delete</w:t>
-      </w:r>
-      <w:r>
-        <w:rPr>
-          <w:lang w:val="sr-Cyrl-RS"/>
-        </w:rPr>
-        <w:t>“.</w:t>
-      </w:r>
-      <w:r>
-        <w:t xml:space="preserve"> (</w:t>
-      </w:r>
-      <w:r>
-        <w:rPr>
-          <w:lang w:val="sr-Cyrl-RS"/>
-        </w:rPr>
-        <w:t>Слика 24) Кликом на опцију „</w:t>
-      </w:r>
-      <w:r>
-        <w:t>Delete</w:t>
-      </w:r>
-      <w:r>
-        <w:rPr>
-          <w:lang w:val="sr-Cyrl-RS"/>
-        </w:rPr>
-        <w:t xml:space="preserve">“ елемент </w:t>
-      </w:r>
-      <w:r>
-        <w:rPr>
-          <w:lang w:val="sr-Cyrl-RS"/>
-        </w:rPr>
-        <w:t xml:space="preserve">ће бити избрисан из листе (Све промене у систему које утичу на граф и остале елементе биће ажуриране у реалном времену). </w:t>
-      </w:r>
-    </w:p>
-    <w:p>
-      <w:pPr>
-        <w:jc w:val="center"/>
-        <w:rPr>
-          <w:lang w:val="sr-Cyrl-RS"/>
-        </w:rPr>
-      </w:pPr>
-      <w:r>
-        <w:rPr>
-          <w:noProof/>
-        </w:rPr>
-        <w:lastRenderedPageBreak/>
-        <w:drawing>
-          <wp:inline distT="0" distB="0" distL="0" distR="0" wp14:anchorId="4546C05B" wp14:editId="190200AB">
-            <wp:extent cx="3872286" cy="2216658"/>
-            <wp:effectExtent l="0" t="0" r="0" b="0"/>
-            <wp:docPr id="96" name="Picture 96"/>
-            <wp:cNvGraphicFramePr>
-              <a:graphicFrameLocks xmlns:a="http://schemas.openxmlformats.org/drawingml/2006/main" noChangeAspect="1"/>
-            </wp:cNvGraphicFramePr>
-            <a:graphic xmlns:a="http://schemas.openxmlformats.org/drawingml/2006/main">
-              <a:graphicData uri="http://schemas.openxmlformats.org/drawingml/2006/picture">
-                <pic:pic xmlns:pic="http://schemas.openxmlformats.org/drawingml/2006/picture">
-                  <pic:nvPicPr>
-                    <pic:cNvPr id="0" name="Picture 24"/>
-                    <pic:cNvPicPr>
-                      <a:picLocks noChangeAspect="1" noChangeArrowheads="1"/>
-                    </pic:cNvPicPr>
-                  </pic:nvPicPr>
-                  <pic:blipFill>
-                    <a:blip r:embed="rId53">
-                      <a:extLst>
-                        <a:ext uri="{28A0092B-C50C-407E-A947-70E740481C1C}">
-                          <a14:useLocalDpi xmlns:a14="http://schemas.microsoft.com/office/drawing/2010/main" val="0"/>
-                        </a:ext>
-                      </a:extLst>
-                    </a:blip>
-                    <a:srcRect/>
-                    <a:stretch>
-                      <a:fillRect/>
-                    </a:stretch>
-                  </pic:blipFill>
-                  <pic:spPr bwMode="auto">
-                    <a:xfrm>
-                      <a:off x="0" y="0"/>
-                      <a:ext cx="3877584" cy="2219691"/>
-                    </a:xfrm>
-                    <a:prstGeom prst="rect">
-                      <a:avLst/>
-                    </a:prstGeom>
-                    <a:noFill/>
-                    <a:ln>
-                      <a:noFill/>
-                    </a:ln>
-                  </pic:spPr>
-                </pic:pic>
-              </a:graphicData>
-            </a:graphic>
-          </wp:inline>
-        </w:drawing>
-      </w:r>
-      <w:r>
-        <w:rPr>
-          <w:lang w:val="sr-Cyrl-RS"/>
-        </w:rPr>
-        <w:br/>
-        <w:t>Слика 24 – Падајући мени за елемент у листи</w:t>
-      </w:r>
-    </w:p>
-    <w:p>
-      <w:pPr>
-        <w:rPr>
-          <w:lang w:val="sr-Cyrl-RS"/>
-        </w:rPr>
-      </w:pPr>
-      <w:r>
-        <w:rPr>
-          <w:lang w:val="sr-Cyrl-RS"/>
-        </w:rPr>
-        <w:t>Кликом на опцију „</w:t>
-      </w:r>
-      <w:r>
-        <w:t>Edit</w:t>
-      </w:r>
-      <w:r>
-        <w:rPr>
-          <w:lang w:val="sr-Cyrl-RS"/>
-        </w:rPr>
-        <w:t>“ прозор са свим информацијама о елементу ће бити отворен. Корисник може у њему промени све информације.</w:t>
-      </w:r>
-      <w:r>
-        <w:rPr>
-          <w:lang w:val="sr-Cyrl-RS"/>
-        </w:rPr>
-        <w:t xml:space="preserve"> (Слика 25)</w:t>
-      </w:r>
-    </w:p>
-    <w:p>
-      <w:pPr>
-        <w:rPr>
-          <w:lang w:val="sr-Cyrl-RS"/>
-        </w:rPr>
-      </w:pPr>
-      <w:r>
-        <w:rPr>
-          <w:lang w:val="sr-Cyrl-RS"/>
-        </w:rPr>
-        <w:t>Кликом на дугме за додавање новог елемента ( нпр</w:t>
-      </w:r>
-      <w:r>
-        <w:t>.</w:t>
-      </w:r>
-      <w:r>
-        <w:rPr>
-          <w:lang w:val="sr-Cyrl-RS"/>
-        </w:rPr>
-        <w:t xml:space="preserve"> „</w:t>
-      </w:r>
-      <w:r>
-        <w:t>NewDisconnector</w:t>
-      </w:r>
-      <w:r>
-        <w:rPr>
-          <w:lang w:val="sr-Cyrl-RS"/>
-        </w:rPr>
-        <w:t>“</w:t>
-      </w:r>
-      <w:r>
-        <w:t>)</w:t>
-      </w:r>
-      <w:r>
-        <w:t xml:space="preserve"> </w:t>
-      </w:r>
-      <w:r>
-        <w:rPr>
-          <w:lang w:val="sr-Cyrl-RS"/>
-        </w:rPr>
-        <w:t>који је лоциран поред наслова странице, отвориће се нови прозор, идентичан прозору за измене</w:t>
-      </w:r>
-      <w:r>
-        <w:rPr>
-          <w:lang w:val="sr-Cyrl-RS"/>
-        </w:rPr>
-        <w:t xml:space="preserve"> са празним пољима. (Слика 26)</w:t>
-      </w:r>
-    </w:p>
-    <w:p>
-      <w:pPr>
-        <w:rPr>
-          <w:lang w:val="sr-Cyrl-RS"/>
-        </w:rPr>
-      </w:pPr>
-      <w:r>
-        <w:rPr>
-          <w:noProof/>
-        </w:rPr>
-        <w:drawing>
-          <wp:inline distT="0" distB="0" distL="0" distR="0" wp14:anchorId="6C4BE0A0" wp14:editId="3042A793">
-            <wp:extent cx="2790908" cy="3355307"/>
-            <wp:effectExtent l="0" t="0" r="0" b="0"/>
-            <wp:docPr id="97" name="Picture 97"/>
-            <wp:cNvGraphicFramePr>
-              <a:graphicFrameLocks xmlns:a="http://schemas.openxmlformats.org/drawingml/2006/main" noChangeAspect="1"/>
-            </wp:cNvGraphicFramePr>
-            <a:graphic xmlns:a="http://schemas.openxmlformats.org/drawingml/2006/main">
-              <a:graphicData uri="http://schemas.openxmlformats.org/drawingml/2006/picture">
-                <pic:pic xmlns:pic="http://schemas.openxmlformats.org/drawingml/2006/picture">
-                  <pic:nvPicPr>
-                    <pic:cNvPr id="0" name="Picture 25"/>
-                    <pic:cNvPicPr>
-                      <a:picLocks noChangeAspect="1" noChangeArrowheads="1"/>
-                    </pic:cNvPicPr>
-                  </pic:nvPicPr>
-                  <pic:blipFill>
-                    <a:blip r:embed="rId54">
-                      <a:extLst>
-                        <a:ext uri="{28A0092B-C50C-407E-A947-70E740481C1C}">
-                          <a14:useLocalDpi xmlns:a14="http://schemas.microsoft.com/office/drawing/2010/main" val="0"/>
-                        </a:ext>
-                      </a:extLst>
-                    </a:blip>
-                    <a:srcRect/>
-                    <a:stretch>
-                      <a:fillRect/>
-                    </a:stretch>
-                  </pic:blipFill>
-                  <pic:spPr bwMode="auto">
-                    <a:xfrm>
-                      <a:off x="0" y="0"/>
-                      <a:ext cx="2808008" cy="3375866"/>
-                    </a:xfrm>
-                    <a:prstGeom prst="rect">
-                      <a:avLst/>
-                    </a:prstGeom>
-                    <a:noFill/>
-                    <a:ln>
-                      <a:noFill/>
-                    </a:ln>
-                  </pic:spPr>
-                </pic:pic>
-              </a:graphicData>
-            </a:graphic>
-          </wp:inline>
-        </w:drawing>
-      </w:r>
-      <w:r>
-        <w:rPr>
-          <w:noProof/>
-          <w:lang w:val="sr-Cyrl-RS"/>
-        </w:rPr>
-        <w:t xml:space="preserve">          </w:t>
-      </w:r>
-      <w:r>
-        <w:rPr>
-          <w:noProof/>
-        </w:rPr>
-        <w:drawing>
-          <wp:inline distT="0" distB="0" distL="0" distR="0" wp14:anchorId="674CD5CB" wp14:editId="08B684BD">
-            <wp:extent cx="2814761" cy="3345876"/>
-            <wp:effectExtent l="0" t="0" r="5080" b="6985"/>
-            <wp:docPr id="100" name="Picture 100"/>
-            <wp:cNvGraphicFramePr>
-              <a:graphicFrameLocks xmlns:a="http://schemas.openxmlformats.org/drawingml/2006/main" noChangeAspect="1"/>
-            </wp:cNvGraphicFramePr>
-            <a:graphic xmlns:a="http://schemas.openxmlformats.org/drawingml/2006/main">
-              <a:graphicData uri="http://schemas.openxmlformats.org/drawingml/2006/picture">
-                <pic:pic xmlns:pic="http://schemas.openxmlformats.org/drawingml/2006/picture">
-                  <pic:nvPicPr>
-                    <pic:cNvPr id="0" name="Picture 28"/>
-                    <pic:cNvPicPr>
-                      <a:picLocks noChangeAspect="1" noChangeArrowheads="1"/>
-                    </pic:cNvPicPr>
-                  </pic:nvPicPr>
-                  <pic:blipFill>
-                    <a:blip r:embed="rId55">
-                      <a:extLst>
-                        <a:ext uri="{28A0092B-C50C-407E-A947-70E740481C1C}">
-                          <a14:useLocalDpi xmlns:a14="http://schemas.microsoft.com/office/drawing/2010/main" val="0"/>
-                        </a:ext>
-                      </a:extLst>
-                    </a:blip>
-                    <a:srcRect/>
-                    <a:stretch>
-                      <a:fillRect/>
-                    </a:stretch>
-                  </pic:blipFill>
-                  <pic:spPr bwMode="auto">
-                    <a:xfrm>
-                      <a:off x="0" y="0"/>
-                      <a:ext cx="2825983" cy="3359215"/>
-                    </a:xfrm>
-                    <a:prstGeom prst="rect">
-                      <a:avLst/>
-                    </a:prstGeom>
-                    <a:noFill/>
-                    <a:ln>
-                      <a:noFill/>
-                    </a:ln>
-                  </pic:spPr>
-                </pic:pic>
-              </a:graphicData>
-            </a:graphic>
-          </wp:inline>
-        </w:drawing>
-      </w:r>
-      <w:r>
-        <w:rPr>
-          <w:lang w:val="sr-Cyrl-RS"/>
-        </w:rPr>
-        <w:br/>
-        <w:t xml:space="preserve">                Слика 25 – Прозор за измену                                       </w:t>
-      </w:r>
-      <w:r>
-        <w:rPr>
-          <w:lang w:val="sr-Cyrl-RS"/>
-        </w:rPr>
-        <w:t xml:space="preserve"> </w:t>
-      </w:r>
-      <w:r>
-        <w:rPr>
-          <w:lang w:val="sr-Cyrl-RS"/>
-        </w:rPr>
-        <w:t>Слика 26 – Прозор за додавање</w:t>
-      </w:r>
-    </w:p>
-    <w:p>
-      <w:pPr>
-        <w:pStyle w:val="Heading1"/>
-        <w:rPr>
-          <w:lang w:val="sr-Cyrl-RS"/>
-        </w:rPr>
-      </w:pPr>
-      <w:bookmarkStart w:id="31" w:name="_Toc208499383"/>
-      <w:r>
-        <w:rPr>
-          <w:lang w:val="sr-Cyrl-RS"/>
-        </w:rPr>
-        <w:t>7.</w:t>
-      </w:r>
-      <w:r>
-        <w:rPr>
-          <w:lang w:val="sr-Cyrl-RS"/>
-        </w:rPr>
-        <w:t>7</w:t>
-      </w:r>
-      <w:r>
-        <w:rPr>
-          <w:lang w:val="sr-Cyrl-RS"/>
-        </w:rPr>
-        <w:t xml:space="preserve"> Промена величине прозора и сајдбара</w:t>
-      </w:r>
-      <w:bookmarkEnd w:id="31"/>
-    </w:p>
-    <w:p>
-      <w:pPr>
-        <w:jc w:val="both"/>
-        <w:rPr>
-          <w:lang w:val="sr-Cyrl-RS"/>
-        </w:rPr>
-      </w:pPr>
-      <w:r>
-        <w:rPr>
-          <w:lang w:val="sr-Cyrl-RS"/>
-        </w:rPr>
-        <w:tab/>
-        <w:t xml:space="preserve">Апликација је реализована да буде флексибилна, уз могућност да се користи на разним уређајима. Уз промену прозора апликације, величина елемената ће се мењати по одговарајућој логици. Такође постоји и могућност увлачења и ширења сајдбара. Фокус на што бољи приказ елемената корисницима долази овде до изражаја. </w:t>
-      </w:r>
-    </w:p>
-    <w:p>
-      <w:pPr>
-        <w:jc w:val="both"/>
-        <w:rPr>
-          <w:lang w:val="sr-Cyrl-RS"/>
-        </w:rPr>
-      </w:pPr>
-      <w:r>
-        <w:rPr>
-          <w:lang w:val="sr-Cyrl-RS"/>
-        </w:rPr>
-        <w:t>Промена ширине сајдбара извршава се кликом да дугме на навбару. (Слика 27)</w:t>
-      </w:r>
-    </w:p>
-    <w:p>
-      <w:pPr>
-        <w:jc w:val="center"/>
-        <w:rPr>
-          <w:lang w:val="sr-Cyrl-RS"/>
-        </w:rPr>
-      </w:pPr>
-      <w:r>
-        <w:rPr>
-          <w:noProof/>
-        </w:rPr>
-        <w:lastRenderedPageBreak/>
-        <w:drawing>
-          <wp:inline distT="0" distB="0" distL="0" distR="0" wp14:anchorId="732E8535" wp14:editId="02DF1DD8">
-            <wp:extent cx="4898004" cy="3173701"/>
-            <wp:effectExtent l="0" t="0" r="0" b="8255"/>
-            <wp:docPr id="103" name="Picture 103"/>
-            <wp:cNvGraphicFramePr>
-              <a:graphicFrameLocks xmlns:a="http://schemas.openxmlformats.org/drawingml/2006/main" noChangeAspect="1"/>
-            </wp:cNvGraphicFramePr>
-            <a:graphic xmlns:a="http://schemas.openxmlformats.org/drawingml/2006/main">
-              <a:graphicData uri="http://schemas.openxmlformats.org/drawingml/2006/picture">
-                <pic:pic xmlns:pic="http://schemas.openxmlformats.org/drawingml/2006/picture">
-                  <pic:nvPicPr>
-                    <pic:cNvPr id="0" name="Picture 31"/>
-                    <pic:cNvPicPr>
-                      <a:picLocks noChangeAspect="1" noChangeArrowheads="1"/>
-                    </pic:cNvPicPr>
-                  </pic:nvPicPr>
-                  <pic:blipFill>
-                    <a:blip r:embed="rId56">
-                      <a:extLst>
-                        <a:ext uri="{28A0092B-C50C-407E-A947-70E740481C1C}">
-                          <a14:useLocalDpi xmlns:a14="http://schemas.microsoft.com/office/drawing/2010/main" val="0"/>
-                        </a:ext>
-                      </a:extLst>
-                    </a:blip>
-                    <a:srcRect/>
-                    <a:stretch>
-                      <a:fillRect/>
-                    </a:stretch>
-                  </pic:blipFill>
-                  <pic:spPr bwMode="auto">
-                    <a:xfrm>
-                      <a:off x="0" y="0"/>
-                      <a:ext cx="4900409" cy="3175259"/>
-                    </a:xfrm>
-                    <a:prstGeom prst="rect">
-                      <a:avLst/>
-                    </a:prstGeom>
-                    <a:noFill/>
-                    <a:ln>
-                      <a:noFill/>
-                    </a:ln>
-                  </pic:spPr>
-                </pic:pic>
-              </a:graphicData>
-            </a:graphic>
-          </wp:inline>
-        </w:drawing>
-      </w:r>
-      <w:r>
-        <w:rPr>
-          <w:lang w:val="sr-Cyrl-RS"/>
-        </w:rPr>
-        <w:br/>
-        <w:t>Слика 27 – Приказ промене димензија сајдбара</w:t>
-      </w:r>
-    </w:p>
-    <w:p>
-      <w:pPr>
-        <w:jc w:val="center"/>
-        <w:rPr>
-          <w:lang w:val="sr-Cyrl-RS"/>
-        </w:rPr>
-      </w:pPr>
-    </w:p>
-    <w:p>
-      <w:pPr>
-        <w:jc w:val="both"/>
-        <w:rPr>
-          <w:lang w:val="sr-Cyrl-RS"/>
-        </w:rPr>
-      </w:pPr>
-      <w:r>
-        <w:rPr>
-          <w:lang w:val="sr-Cyrl-RS"/>
-        </w:rPr>
-        <w:t>Апликација поседује изглед и за мобилне уређаје (Слика 28) као и за уређаје са средњом димензијом екрана (као што су таблети) (Слика 29). На следећој слици биће приказан пример изгледа апликације у тим димензијама.</w:t>
-      </w:r>
-    </w:p>
-    <w:p>
-      <w:pPr>
-        <w:rPr>
-          <w:noProof/>
-          <w:lang w:val="sr-Cyrl-RS"/>
-        </w:rPr>
-      </w:pPr>
-      <w:r>
-        <w:rPr>
-          <w:noProof/>
-          <w:lang w:val="sr-Cyrl-RS"/>
-        </w:rPr>
-        <w:t xml:space="preserve"> </w:t>
-      </w:r>
-      <w:r>
-        <w:rPr>
-          <w:noProof/>
-        </w:rPr>
-        <w:drawing>
-          <wp:inline distT="0" distB="0" distL="0" distR="0" wp14:anchorId="52D09FD0" wp14:editId="6D021B19">
-            <wp:extent cx="1838553" cy="3252084"/>
-            <wp:effectExtent l="0" t="0" r="9525" b="5715"/>
-            <wp:docPr id="104" name="Picture 104"/>
-            <wp:cNvGraphicFramePr>
-              <a:graphicFrameLocks xmlns:a="http://schemas.openxmlformats.org/drawingml/2006/main" noChangeAspect="1"/>
-            </wp:cNvGraphicFramePr>
-            <a:graphic xmlns:a="http://schemas.openxmlformats.org/drawingml/2006/main">
-              <a:graphicData uri="http://schemas.openxmlformats.org/drawingml/2006/picture">
-                <pic:pic xmlns:pic="http://schemas.openxmlformats.org/drawingml/2006/picture">
-                  <pic:nvPicPr>
-                    <pic:cNvPr id="0" name="Picture 32"/>
-                    <pic:cNvPicPr>
-                      <a:picLocks noChangeAspect="1" noChangeArrowheads="1"/>
-                    </pic:cNvPicPr>
-                  </pic:nvPicPr>
-                  <pic:blipFill>
-                    <a:blip r:embed="rId57" cstate="print">
-                      <a:extLst>
-                        <a:ext uri="{28A0092B-C50C-407E-A947-70E740481C1C}">
-                          <a14:useLocalDpi xmlns:a14="http://schemas.microsoft.com/office/drawing/2010/main" val="0"/>
-                        </a:ext>
-                      </a:extLst>
-                    </a:blip>
-                    <a:srcRect/>
-                    <a:stretch>
-                      <a:fillRect/>
-                    </a:stretch>
-                  </pic:blipFill>
-                  <pic:spPr bwMode="auto">
-                    <a:xfrm>
-                      <a:off x="0" y="0"/>
-                      <a:ext cx="1853153" cy="3277909"/>
-                    </a:xfrm>
-                    <a:prstGeom prst="rect">
-                      <a:avLst/>
-                    </a:prstGeom>
-                    <a:noFill/>
-                    <a:ln>
-                      <a:noFill/>
-                    </a:ln>
-                  </pic:spPr>
-                </pic:pic>
-              </a:graphicData>
-            </a:graphic>
-          </wp:inline>
-        </w:drawing>
-      </w:r>
-      <w:r>
-        <w:rPr>
-          <w:noProof/>
-          <w:lang w:val="sr-Cyrl-RS"/>
-        </w:rPr>
-        <w:t xml:space="preserve">                </w:t>
-      </w:r>
-      <w:r>
-        <w:rPr>
-          <w:noProof/>
-        </w:rPr>
-        <w:drawing>
-          <wp:inline distT="0" distB="0" distL="0" distR="0" wp14:anchorId="38B77422" wp14:editId="4F9914F0">
-            <wp:extent cx="3458818" cy="3245536"/>
-            <wp:effectExtent l="0" t="0" r="8890" b="0"/>
-            <wp:docPr id="105" name="Picture 105"/>
-            <wp:cNvGraphicFramePr>
-              <a:graphicFrameLocks xmlns:a="http://schemas.openxmlformats.org/drawingml/2006/main" noChangeAspect="1"/>
-            </wp:cNvGraphicFramePr>
-            <a:graphic xmlns:a="http://schemas.openxmlformats.org/drawingml/2006/main">
-              <a:graphicData uri="http://schemas.openxmlformats.org/drawingml/2006/picture">
-                <pic:pic xmlns:pic="http://schemas.openxmlformats.org/drawingml/2006/picture">
-                  <pic:nvPicPr>
-                    <pic:cNvPr id="0" name="Picture 33"/>
-                    <pic:cNvPicPr>
-                      <a:picLocks noChangeAspect="1" noChangeArrowheads="1"/>
-                    </pic:cNvPicPr>
-                  </pic:nvPicPr>
-                  <pic:blipFill>
-                    <a:blip r:embed="rId58" cstate="print">
-                      <a:extLst>
-                        <a:ext uri="{28A0092B-C50C-407E-A947-70E740481C1C}">
-                          <a14:useLocalDpi xmlns:a14="http://schemas.microsoft.com/office/drawing/2010/main" val="0"/>
-                        </a:ext>
-                      </a:extLst>
-                    </a:blip>
-                    <a:srcRect/>
-                    <a:stretch>
-                      <a:fillRect/>
-                    </a:stretch>
-                  </pic:blipFill>
-                  <pic:spPr bwMode="auto">
-                    <a:xfrm>
-                      <a:off x="0" y="0"/>
-                      <a:ext cx="3473419" cy="3259236"/>
-                    </a:xfrm>
-                    <a:prstGeom prst="rect">
-                      <a:avLst/>
-                    </a:prstGeom>
-                    <a:noFill/>
-                    <a:ln>
-                      <a:noFill/>
-                    </a:ln>
-                  </pic:spPr>
-                </pic:pic>
-              </a:graphicData>
-            </a:graphic>
-          </wp:inline>
-        </w:drawing>
-      </w:r>
-      <w:r>
-        <w:rPr>
-          <w:noProof/>
-          <w:lang w:val="sr-Cyrl-RS"/>
-        </w:rPr>
-        <w:br/>
-        <w:t xml:space="preserve">      Слика 28 – Мобилна ап.                                                  Слика 29 – таблет апликација </w:t>
-      </w:r>
-    </w:p>
-    <w:p>
-      <w:pPr>
-        <w:rPr>
-          <w:noProof/>
-          <w:lang w:val="sr-Cyrl-RS"/>
-        </w:rPr>
-      </w:pPr>
-    </w:p>
-    <w:p>
-      <w:pPr>
-        <w:rPr>
-          <w:noProof/>
-          <w:lang w:val="sr-Cyrl-RS"/>
-        </w:rPr>
-      </w:pPr>
-    </w:p>
-    <w:p>
-      <w:pPr>
-        <w:rPr>
-          <w:noProof/>
-          <w:lang w:val="sr-Cyrl-RS"/>
-        </w:rPr>
-      </w:pPr>
-    </w:p>
-    <w:p>
-      <w:pPr>
-        <w:rPr>
-          <w:noProof/>
-          <w:lang w:val="sr-Cyrl-RS"/>
-        </w:rPr>
-      </w:pPr>
-    </w:p>
-    <w:p>
-      <w:pPr>
-        <w:rPr>
-          <w:noProof/>
-          <w:lang w:val="sr-Cyrl-RS"/>
-        </w:rPr>
-      </w:pPr>
-    </w:p>
-    <w:p>
-      <w:pPr>
-        <w:rPr>
-          <w:noProof/>
-          <w:lang w:val="sr-Cyrl-RS"/>
-        </w:rPr>
-      </w:pPr>
-    </w:p>
-    <w:p>
-      <w:pPr>
-        <w:rPr>
-          <w:noProof/>
-          <w:lang w:val="sr-Cyrl-RS"/>
-        </w:rPr>
-      </w:pPr>
-    </w:p>
-    <w:p>
-      <w:pPr>
-        <w:rPr>
-          <w:noProof/>
-          <w:lang w:val="sr-Cyrl-RS"/>
-        </w:rPr>
-      </w:pPr>
-    </w:p>
-    <w:p>
-      <w:pPr>
-        <w:rPr>
-          <w:noProof/>
-          <w:lang w:val="sr-Cyrl-RS"/>
-        </w:rPr>
-      </w:pPr>
-    </w:p>
-    <w:p>
-      <w:pPr>
-        <w:rPr>
-          <w:noProof/>
-          <w:lang w:val="sr-Cyrl-RS"/>
-        </w:rPr>
-      </w:pPr>
-    </w:p>
-    <w:p>
-      <w:pPr>
-        <w:rPr>
-          <w:noProof/>
-          <w:lang w:val="sr-Cyrl-RS"/>
-        </w:rPr>
-      </w:pPr>
-    </w:p>
-    <w:p>
-      <w:pPr>
-        <w:rPr>
-          <w:noProof/>
-          <w:lang w:val="sr-Cyrl-RS"/>
-        </w:rPr>
-      </w:pPr>
-    </w:p>
-    <w:p>
-      <w:pPr>
-        <w:rPr>
-          <w:noProof/>
-          <w:lang w:val="sr-Cyrl-RS"/>
-        </w:rPr>
-      </w:pPr>
-    </w:p>
-    <w:p>
-      <w:pPr>
-        <w:rPr>
-          <w:noProof/>
-          <w:lang w:val="sr-Cyrl-RS"/>
-        </w:rPr>
-      </w:pPr>
-    </w:p>
-    <w:p>
-      <w:pPr>
-        <w:rPr>
-          <w:noProof/>
-          <w:lang w:val="sr-Cyrl-RS"/>
-        </w:rPr>
-      </w:pPr>
-    </w:p>
-    <w:p>
-      <w:pPr>
-        <w:rPr>
-          <w:noProof/>
-          <w:lang w:val="sr-Cyrl-RS"/>
-        </w:rPr>
-      </w:pPr>
+          <w:lang w:val="sr-Cyrl-RS"/>
+        </w:rPr>
+        <w:t>Слика 18. – Админов приказ корисника</w:t>
+      </w:r>
     </w:p>
     <w:p>
       <w:pPr>
@@ -20702,26 +19314,28 @@
           <w:lang w:val="sr-Cyrl-RS"/>
         </w:rPr>
       </w:pPr>
-      <w:bookmarkStart w:id="32" w:name="_Toc208499384"/>
+      <w:bookmarkStart w:id="28" w:name="_Toc208572373"/>
       <w:r>
         <w:rPr>
           <w:sz w:val="36"/>
           <w:szCs w:val="36"/>
           <w:lang w:val="sr-Cyrl-RS"/>
         </w:rPr>
+        <w:lastRenderedPageBreak/>
         <w:t>8. Закључак</w:t>
       </w:r>
-      <w:bookmarkEnd w:id="32"/>
-    </w:p>
-    <w:p>
-      <w:pPr>
-        <w:rPr>
-          <w:lang w:val="sr-Cyrl-RS"/>
-        </w:rPr>
-      </w:pPr>
-    </w:p>
-    <w:p>
-      <w:pPr>
+      <w:bookmarkEnd w:id="28"/>
+    </w:p>
+    <w:p>
+      <w:pPr>
+        <w:rPr>
+          <w:lang w:val="sr-Cyrl-RS"/>
+        </w:rPr>
+      </w:pPr>
+    </w:p>
+    <w:p>
+      <w:pPr>
+        <w:jc w:val="both"/>
         <w:rPr>
           <w:lang w:val="sr-Cyrl-RS"/>
         </w:rPr>
@@ -20736,58 +19350,122 @@
         <w:rPr>
           <w:lang w:val="sr-Cyrl-RS"/>
         </w:rPr>
-        <w:t xml:space="preserve">Ова апликација представља предлог како би се веб технологије користиле за управљање електроенергетским системом. </w:t>
-      </w:r>
-      <w:r>
-        <w:rPr>
-          <w:lang w:val="sr-Cyrl-RS"/>
-        </w:rPr>
-        <w:t>Прије свега фокус је на једноставности и прилагодљивости апликације за све кориснике, олакшавајуци рад на њој. Применом разних графичких приказа, симбола и тема елемената испуњен је тражени задатак израђеног пројекта. Функционалност, рад у реалном времену и сам одзив апликације доведен је до високог нивоа, што је веома значајно за критичне системе попут електроенергетског. У оваквом систем оператеру је најважније да има правовремено ажуриране податке како би на најбољи могући начин управљао одређеним делом мреже.</w:t>
-      </w:r>
-    </w:p>
-    <w:p>
-      <w:pPr>
-        <w:rPr>
-          <w:lang w:val="sr-Cyrl-RS"/>
-        </w:rPr>
-      </w:pPr>
-      <w:r>
-        <w:rPr>
-          <w:lang w:val="sr-Cyrl-RS"/>
-        </w:rPr>
-        <w:t>Поред свих претходно поменутих особина, постоји велики простор за надоградњу ове апликације у области функционалности.</w:t>
-      </w:r>
-      <w:r>
-        <w:rPr>
-          <w:lang w:val="sr-Cyrl-RS"/>
-        </w:rPr>
-        <w:t xml:space="preserve"> Ова апликација омогућава преглед свих ентитета, њихово ажурирање, додавање и брисање. Међутим постоје многе додатне функционалности које могу унапредити рад са овом апликацијом. На пример могуће је имплементирати претрагу и филтрирање ентитета по различитим критеријумима, као и њихово сортирање. Такође могуће је реализовати преглед свих трансформаторских станица и прекидача на одређеној мапи. Омогућити кориснику да кликом на њих добију све потребне информације и да сами ентитети буду представљени на датој мапи симболима који су реализовани у овој апликацији. Додавањем одређених нотификација у систему</w:t>
-      </w:r>
-      <w:r>
-        <w:rPr>
-          <w:lang w:val="sr-Cyrl-RS"/>
-        </w:rPr>
-        <w:t xml:space="preserve"> и могућности комуникације између оператера</w:t>
-      </w:r>
-      <w:r>
-        <w:rPr>
-          <w:lang w:val="sr-Cyrl-RS"/>
-        </w:rPr>
-        <w:t>, у случају кварова или битних измена такође би веома унапредили саму ефикасност дате апликације.</w:t>
-      </w:r>
-    </w:p>
-    <w:p>
-      <w:pPr>
-        <w:rPr>
-          <w:lang w:val="sr-Cyrl-RS"/>
-        </w:rPr>
-      </w:pPr>
+        <w:t>Циљ овог пројекта био је да се кроз анализу историјских података о ценама електричне енергије и примену предиктивних алгоритама истражи могућност оптимизације трговања енергијом уз помоћ аутоматизованог система. Комбиновањем микросервисне архитектуре, напредних техника обраде података и метода машинског учења, развијен је систем који омогућава прецизно праћење тренутних и будућих цена енергије, управљање батеријама и примену различитих трговинских стратегија.</w:t>
+      </w:r>
+    </w:p>
+    <w:p>
+      <w:pPr>
+        <w:jc w:val="both"/>
+        <w:rPr>
+          <w:lang w:val="sr-Cyrl-RS"/>
+        </w:rPr>
+      </w:pPr>
+      <w:r>
+        <w:rPr>
+          <w:lang w:val="sr-Cyrl-RS"/>
+        </w:rPr>
+        <w:t>Први корак у развоју пројекта обухватао је прикупљање и обраду података о ценама електричне енергије са COMED сајта, као и чување ових података у MongoDB бази. Микросервис „Data“ је дизајниран да обезбеди стабилну и поуздану конекцију са базом, организује податке по временским интервалима и омогући њихово лако коришћење за потребе осталих микросервиса. Историјски и тренутни подаци о ценама омогућавају корисницима да прате кретања тржишта и планирају стратегије трговања, док AI микросервис користи линеарну регресију за предикцију будућих цена, што омогућава оптимизацију куповине и продаје енергије.</w:t>
+      </w:r>
+    </w:p>
+    <w:p>
+      <w:pPr>
+        <w:jc w:val="both"/>
+        <w:rPr>
+          <w:lang w:val="sr-Cyrl-RS"/>
+        </w:rPr>
+      </w:pPr>
+      <w:r>
+        <w:rPr>
+          <w:lang w:val="sr-Cyrl-RS"/>
+        </w:rPr>
+        <w:t>С</w:t>
+      </w:r>
+      <w:r>
+        <w:rPr>
+          <w:lang w:val="sr-Cyrl-RS"/>
+        </w:rPr>
+        <w:t>истем је имплементиран помоћу Docker контејнера, што омогућава независан рад сваког микросервиса, лаку преносивост, поједностављено одржавање и брзо распоређивање. Сваки микросервис ради у свом изолованом окружењу, док MongoDB база обезбеђује поуздано чување и ажурирање података. Контейнеризација омогућава да се свака компонента система тестира и ажурира независно, чиме се повећава стабилност и скалабилност апликације.</w:t>
+      </w:r>
+    </w:p>
+    <w:p>
+      <w:pPr>
+        <w:jc w:val="both"/>
+        <w:rPr>
+          <w:lang w:val="sr-Cyrl-RS"/>
+        </w:rPr>
+      </w:pPr>
+      <w:r>
+        <w:rPr>
+          <w:lang w:val="sr-Cyrl-RS"/>
+        </w:rPr>
+        <w:t>Кориснички интерфејс развијен у React-у омогућава интерактиван рад са системом у реалном времену. Корисници могу да управљају батеријама, бирају трговинске стратегије, прате актуелне и предвиђене цене, као и да анализирају трендове уз визуелне приказе и графиконе. Интерфејс је дизајниран да буде интуитиван и прилагођен различитим улогама, омогућавајући корисницима да доносе информисане одлуке на основу поузданих података.</w:t>
+      </w:r>
+    </w:p>
+    <w:p>
+      <w:pPr>
+        <w:jc w:val="both"/>
+        <w:rPr>
+          <w:lang w:val="sr-Cyrl-RS"/>
+        </w:rPr>
+      </w:pPr>
+      <w:r>
+        <w:rPr>
+          <w:lang w:val="sr-Cyrl-RS"/>
+        </w:rPr>
+        <w:t>Успешна имплементација микросервисне архитектуре омогућила је високу флексибилност и могућност надоградње система. Додатне функционалности, као што су напредни филтери, нотификације о променама на тржишту или интеграција са додатним изворима података, могу додатно повећати ефикасност и практичну примену апликације. Такође, систем омогућава аутоматизовано извршавање стратегија трговања, што смањује потребу за ручним интервенцијама и повећава брзину реаговања на тржишне промене.</w:t>
+      </w:r>
+    </w:p>
+    <w:p>
+      <w:pPr>
+        <w:jc w:val="both"/>
+        <w:rPr>
+          <w:lang w:val="sr-Cyrl-RS"/>
+        </w:rPr>
+      </w:pPr>
+      <w:r>
+        <w:rPr>
+          <w:lang w:val="sr-Cyrl-RS"/>
+        </w:rPr>
+        <w:t>У даљем раду, примарни фокус би се могао ставити на унапређење предиктивног модела. Истраживање употребе примене напреднијих модела, попут LSTM (Long Short-Term Memory) неуронских мрежа, које су специјализоване за анализу временских серија. Ово би било од великог значаја за прецизност саме платформе, а самим тим и профитабилност из аутоматске трговине и поузданост целог система.</w:t>
+      </w:r>
+      <w:r>
+        <w:rPr>
+          <w:lang w:val="sr-Cyrl-RS"/>
+        </w:rPr>
+        <w:t xml:space="preserve"> </w:t>
+      </w:r>
+      <w:r>
+        <w:rPr>
+          <w:lang w:val="sr-Cyrl-RS"/>
+        </w:rPr>
+        <w:t>Још један очигледан корак јесте хостовање платформе на неком од cloud сервиса и детаљно тестирање перформанси у реалном окружењу, што би потврдило спремност система за практичну употребу.</w:t>
+      </w:r>
+      <w:r>
+        <w:rPr>
+          <w:lang w:val="sr-Cyrl-RS"/>
+        </w:rPr>
+        <w:t xml:space="preserve"> </w:t>
+      </w:r>
+    </w:p>
+    <w:p>
+      <w:pPr>
+        <w:jc w:val="both"/>
+        <w:rPr>
+          <w:lang w:val="sr-Cyrl-RS"/>
+        </w:rPr>
+      </w:pPr>
+      <w:r>
+        <w:rPr>
+          <w:lang w:val="sr-Cyrl-RS"/>
+        </w:rPr>
+        <w:t xml:space="preserve">Пројекат представља значајан корак ка дигитализацији и оптимизацији трговине енергијом, интегришући AI предикцију, микросервисну архитектуру и интерактиван кориснички интерфејс. Реализација оваквог система омогућава ефикасно управљање енергетским ресурсима, прецизне и </w:t>
+      </w:r>
       <w:r>
         <w:rPr>
           <w:lang w:val="sr-Cyrl-RS"/>
         </w:rPr>
         <w:lastRenderedPageBreak/>
-        <w:t>Једина мана ове апликације и реализације електроенергетског система на веб серверу, јесте то што је потребно обезбедити сталну конекцију са интернетом. У супротном може доћи до отказа система или неког другог квара, без да сами оператори буду обавештени о томе.</w:t>
+        <w:t>правовремене одлуке у трговини енергијом, као и могућност даљег унапређења и примене у пракси, што га чини иновативним и функционалним решењем у савременом енергетском сектору.</w:t>
       </w:r>
     </w:p>
     <w:p>
@@ -20799,76 +19477,202 @@
       </w:pPr>
       <w:r>
         <w:rPr>
-          <w:noProof/>
-        </w:rPr>
-        <w:drawing>
-          <wp:inline distT="0" distB="0" distL="0" distR="0" wp14:anchorId="4CEDB120" wp14:editId="68AFE6FF">
-            <wp:extent cx="4528731" cy="3419061"/>
-            <wp:effectExtent l="0" t="0" r="5715" b="0"/>
-            <wp:docPr id="108" name="Picture 108"/>
-            <wp:cNvGraphicFramePr>
-              <a:graphicFrameLocks xmlns:a="http://schemas.openxmlformats.org/drawingml/2006/main" noChangeAspect="1"/>
-            </wp:cNvGraphicFramePr>
-            <a:graphic xmlns:a="http://schemas.openxmlformats.org/drawingml/2006/main">
-              <a:graphicData uri="http://schemas.openxmlformats.org/drawingml/2006/picture">
-                <pic:pic xmlns:pic="http://schemas.openxmlformats.org/drawingml/2006/picture">
-                  <pic:nvPicPr>
-                    <pic:cNvPr id="0" name="Picture 36"/>
-                    <pic:cNvPicPr>
-                      <a:picLocks noChangeAspect="1" noChangeArrowheads="1"/>
-                    </pic:cNvPicPr>
-                  </pic:nvPicPr>
-                  <pic:blipFill>
-                    <a:blip r:embed="rId59" cstate="print">
-                      <a:extLst>
-                        <a:ext uri="{28A0092B-C50C-407E-A947-70E740481C1C}">
-                          <a14:useLocalDpi xmlns:a14="http://schemas.microsoft.com/office/drawing/2010/main" val="0"/>
-                        </a:ext>
-                      </a:extLst>
-                    </a:blip>
-                    <a:srcRect/>
-                    <a:stretch>
-                      <a:fillRect/>
-                    </a:stretch>
-                  </pic:blipFill>
-                  <pic:spPr bwMode="auto">
-                    <a:xfrm>
-                      <a:off x="0" y="0"/>
-                      <a:ext cx="4550692" cy="3435641"/>
-                    </a:xfrm>
-                    <a:prstGeom prst="rect">
-                      <a:avLst/>
-                    </a:prstGeom>
-                    <a:noFill/>
-                    <a:ln>
-                      <a:noFill/>
-                    </a:ln>
-                  </pic:spPr>
-                </pic:pic>
-              </a:graphicData>
-            </a:graphic>
-          </wp:inline>
-        </w:drawing>
-      </w:r>
-      <w:r>
-        <w:rPr>
           <w:lang w:val="sr-Cyrl-RS"/>
         </w:rPr>
         <w:br/>
-        <w:t>Слика 30 – Из</w:t>
-      </w:r>
-      <w:r>
-        <w:rPr>
-          <w:lang w:val="sr-Cyrl-RS"/>
-        </w:rPr>
-        <w:t>рађена</w:t>
-      </w:r>
-      <w:r>
-        <w:rPr>
-          <w:lang w:val="sr-Cyrl-RS"/>
-        </w:rPr>
-        <w:t xml:space="preserve"> апликација</w:t>
-      </w:r>
+      </w:r>
+    </w:p>
+    <w:p>
+      <w:pPr>
+        <w:jc w:val="center"/>
+        <w:rPr>
+          <w:lang w:val="sr-Cyrl-RS"/>
+        </w:rPr>
+      </w:pPr>
+    </w:p>
+    <w:p>
+      <w:pPr>
+        <w:jc w:val="center"/>
+        <w:rPr>
+          <w:lang w:val="sr-Cyrl-RS"/>
+        </w:rPr>
+      </w:pPr>
+    </w:p>
+    <w:p>
+      <w:pPr>
+        <w:jc w:val="center"/>
+        <w:rPr>
+          <w:lang w:val="sr-Cyrl-RS"/>
+        </w:rPr>
+      </w:pPr>
+    </w:p>
+    <w:p>
+      <w:pPr>
+        <w:jc w:val="center"/>
+        <w:rPr>
+          <w:lang w:val="sr-Cyrl-RS"/>
+        </w:rPr>
+      </w:pPr>
+    </w:p>
+    <w:p>
+      <w:pPr>
+        <w:jc w:val="center"/>
+        <w:rPr>
+          <w:lang w:val="sr-Cyrl-RS"/>
+        </w:rPr>
+      </w:pPr>
+    </w:p>
+    <w:p>
+      <w:pPr>
+        <w:jc w:val="center"/>
+        <w:rPr>
+          <w:lang w:val="sr-Cyrl-RS"/>
+        </w:rPr>
+      </w:pPr>
+    </w:p>
+    <w:p>
+      <w:pPr>
+        <w:jc w:val="center"/>
+        <w:rPr>
+          <w:lang w:val="sr-Cyrl-RS"/>
+        </w:rPr>
+      </w:pPr>
+    </w:p>
+    <w:p>
+      <w:pPr>
+        <w:jc w:val="center"/>
+        <w:rPr>
+          <w:lang w:val="sr-Cyrl-RS"/>
+        </w:rPr>
+      </w:pPr>
+    </w:p>
+    <w:p>
+      <w:pPr>
+        <w:jc w:val="center"/>
+        <w:rPr>
+          <w:lang w:val="sr-Cyrl-RS"/>
+        </w:rPr>
+      </w:pPr>
+    </w:p>
+    <w:p>
+      <w:pPr>
+        <w:jc w:val="center"/>
+        <w:rPr>
+          <w:lang w:val="sr-Cyrl-RS"/>
+        </w:rPr>
+      </w:pPr>
+    </w:p>
+    <w:p>
+      <w:pPr>
+        <w:jc w:val="center"/>
+        <w:rPr>
+          <w:lang w:val="sr-Cyrl-RS"/>
+        </w:rPr>
+      </w:pPr>
+    </w:p>
+    <w:p>
+      <w:pPr>
+        <w:jc w:val="center"/>
+        <w:rPr>
+          <w:lang w:val="sr-Cyrl-RS"/>
+        </w:rPr>
+      </w:pPr>
+    </w:p>
+    <w:p>
+      <w:pPr>
+        <w:jc w:val="center"/>
+        <w:rPr>
+          <w:lang w:val="sr-Cyrl-RS"/>
+        </w:rPr>
+      </w:pPr>
+    </w:p>
+    <w:p>
+      <w:pPr>
+        <w:jc w:val="center"/>
+        <w:rPr>
+          <w:lang w:val="sr-Cyrl-RS"/>
+        </w:rPr>
+      </w:pPr>
+    </w:p>
+    <w:p>
+      <w:pPr>
+        <w:jc w:val="center"/>
+        <w:rPr>
+          <w:lang w:val="sr-Cyrl-RS"/>
+        </w:rPr>
+      </w:pPr>
+    </w:p>
+    <w:p>
+      <w:pPr>
+        <w:jc w:val="center"/>
+        <w:rPr>
+          <w:lang w:val="sr-Cyrl-RS"/>
+        </w:rPr>
+      </w:pPr>
+    </w:p>
+    <w:p>
+      <w:pPr>
+        <w:jc w:val="center"/>
+        <w:rPr>
+          <w:lang w:val="sr-Cyrl-RS"/>
+        </w:rPr>
+      </w:pPr>
+    </w:p>
+    <w:p>
+      <w:pPr>
+        <w:jc w:val="center"/>
+        <w:rPr>
+          <w:lang w:val="sr-Cyrl-RS"/>
+        </w:rPr>
+      </w:pPr>
+    </w:p>
+    <w:p>
+      <w:pPr>
+        <w:jc w:val="center"/>
+        <w:rPr>
+          <w:lang w:val="sr-Cyrl-RS"/>
+        </w:rPr>
+      </w:pPr>
+    </w:p>
+    <w:p>
+      <w:pPr>
+        <w:jc w:val="center"/>
+        <w:rPr>
+          <w:lang w:val="sr-Cyrl-RS"/>
+        </w:rPr>
+      </w:pPr>
+    </w:p>
+    <w:p>
+      <w:pPr>
+        <w:jc w:val="center"/>
+        <w:rPr>
+          <w:lang w:val="sr-Cyrl-RS"/>
+        </w:rPr>
+      </w:pPr>
+    </w:p>
+    <w:p>
+      <w:pPr>
+        <w:jc w:val="center"/>
+        <w:rPr>
+          <w:lang w:val="sr-Cyrl-RS"/>
+        </w:rPr>
+      </w:pPr>
+    </w:p>
+    <w:p>
+      <w:pPr>
+        <w:jc w:val="center"/>
+        <w:rPr>
+          <w:lang w:val="sr-Cyrl-RS"/>
+        </w:rPr>
+      </w:pPr>
+    </w:p>
+    <w:p>
+      <w:pPr>
+        <w:jc w:val="center"/>
+        <w:rPr>
+          <w:lang w:val="sr-Cyrl-RS"/>
+        </w:rPr>
+      </w:pPr>
     </w:p>
     <w:p>
       <w:pPr>
@@ -20878,15 +19682,16 @@
           <w:szCs w:val="36"/>
         </w:rPr>
       </w:pPr>
-      <w:bookmarkStart w:id="33" w:name="_Toc208499385"/>
+      <w:bookmarkStart w:id="29" w:name="_Toc208572374"/>
       <w:r>
         <w:rPr>
           <w:sz w:val="36"/>
           <w:szCs w:val="36"/>
         </w:rPr>
-        <w:t>9. Literatura</w:t>
-      </w:r>
-      <w:bookmarkEnd w:id="33"/>
+        <w:lastRenderedPageBreak/>
+        <w:t>Literatura</w:t>
+      </w:r>
+      <w:bookmarkEnd w:id="29"/>
     </w:p>
     <w:p/>
     <w:p>
@@ -20897,15 +19702,35 @@
         <w:tab/>
       </w:r>
       <w:r>
-        <w:t>Martin Fowler: “Patterns of Enterprise Application Architecture“, 2002.</w:t>
+        <w:t xml:space="preserve">Sam Newma – </w:t>
+      </w:r>
+      <w:r>
+        <w:rPr>
+          <w:lang w:val="sr-Cyrl-RS"/>
+        </w:rPr>
+        <w:t xml:space="preserve"> </w:t>
+      </w:r>
+      <w:r>
+        <w:t>“</w:t>
+      </w:r>
+      <w:r>
+        <w:t>Building Microservices: Designing Fine-Grained Systems</w:t>
+      </w:r>
+      <w:r>
+        <w:t>”</w:t>
       </w:r>
       <w:r>
         <w:br/>
+      </w:r>
+      <w:r>
         <w:t>[2]</w:t>
       </w:r>
       <w:r>
         <w:tab/>
-        <w:t>Alex Banks : “</w:t>
+        <w:t>Alex Banks -</w:t>
+      </w:r>
+      <w:r>
+        <w:t xml:space="preserve"> “</w:t>
       </w:r>
       <w:r>
         <w:t>Learning React: Functional Web Development with React and Redux</w:t>
@@ -20921,66 +19746,89 @@
         <w:tab/>
       </w:r>
       <w:r>
-        <w:t>Leonard Richardson</w:t>
-      </w:r>
-      <w:r>
-        <w:t>: “</w:t>
-      </w:r>
-      <w:r>
-        <w:t>RESTful Web APIs: Services for a Changing World</w:t>
-      </w:r>
-      <w:r>
-        <w:t>”</w:t>
-      </w:r>
-      <w:r>
-        <w:br/>
-        <w:t>[4]</w:t>
-      </w:r>
-      <w:r>
-        <w:t xml:space="preserve">          </w:t>
-      </w:r>
-      <w:r>
-        <w:t>Ilya Grigorik</w:t>
-      </w:r>
-      <w:r>
-        <w:t>: “</w:t>
-      </w:r>
-      <w:r>
-        <w:t>High-Performance Browser Networking</w:t>
-      </w:r>
-      <w:r>
-        <w:t>”</w:t>
-      </w:r>
-      <w:r>
-        <w:br/>
-        <w:t>[5]</w:t>
-      </w:r>
-      <w:r>
-        <w:t xml:space="preserve">          </w:t>
-      </w:r>
-      <w:r>
-        <w:t>“</w:t>
-      </w:r>
-      <w:r>
-        <w:t>All things React</w:t>
-      </w:r>
-      <w:r>
-        <w:t xml:space="preserve">” </w:t>
-      </w:r>
-      <w:r>
-        <w:t xml:space="preserve">: </w:t>
-      </w:r>
-      <w:hyperlink r:id="rId60" w:history="1">
+        <w:t xml:space="preserve">Docker - </w:t>
+      </w:r>
+      <w:hyperlink r:id="rId45" w:history="1">
         <w:r>
           <w:rPr>
             <w:rStyle w:val="Hyperlink"/>
           </w:rPr>
-          <w:t>https://www.telerik.com/blogs/all-things-react</w:t>
+          <w:t>https://www.techtarget.com/searchitoperations/definition/Docker</w:t>
         </w:r>
       </w:hyperlink>
       <w:r>
-        <w:t xml:space="preserve"> (septembar 2021)</w:t>
-      </w:r>
+        <w:br/>
+        <w:t>[4]</w:t>
+      </w:r>
+      <w:r>
+        <w:t xml:space="preserve">          </w:t>
+      </w:r>
+      <w:r>
+        <w:t>Ilya Grigorik</w:t>
+      </w:r>
+      <w:r>
+        <w:t>: “</w:t>
+      </w:r>
+      <w:r>
+        <w:t>High-Performance Browser Networking</w:t>
+      </w:r>
+      <w:r>
+        <w:t>”</w:t>
+      </w:r>
+      <w:r>
+        <w:br/>
+        <w:t>[5]</w:t>
+      </w:r>
+      <w:r>
+        <w:t xml:space="preserve">  </w:t>
+      </w:r>
+      <w:r>
+        <w:t xml:space="preserve">        Linear Regression - </w:t>
+      </w:r>
+      <w:hyperlink r:id="rId46" w:history="1">
+        <w:r>
+          <w:rPr>
+            <w:rStyle w:val="Hyperlink"/>
+          </w:rPr>
+          <w:t>https://www.geeksforgeeks.org/machine-learning/ml-linear-regression/</w:t>
+        </w:r>
+      </w:hyperlink>
+      <w:r>
+        <w:br/>
+        <w:t xml:space="preserve">[6]          JWT Token - </w:t>
+      </w:r>
+      <w:hyperlink r:id="rId47" w:history="1">
+        <w:r>
+          <w:rPr>
+            <w:rStyle w:val="Hyperlink"/>
+          </w:rPr>
+          <w:t>https://www.geeksforgeeks.org/web-tech/json-web-token-jwt/</w:t>
+        </w:r>
+      </w:hyperlink>
+      <w:r>
+        <w:br/>
+        <w:t xml:space="preserve">[7]          DaaS - </w:t>
+      </w:r>
+      <w:hyperlink r:id="rId48" w:history="1">
+        <w:r>
+          <w:rPr>
+            <w:rStyle w:val="Hyperlink"/>
+          </w:rPr>
+          <w:t>https://www.mongodb.com/solutions/use-cases/data-as-a-service</w:t>
+        </w:r>
+      </w:hyperlink>
+      <w:r>
+        <w:br/>
+        <w:t xml:space="preserve">[8]          MongoDB - </w:t>
+      </w:r>
+      <w:hyperlink r:id="rId49" w:history="1">
+        <w:r>
+          <w:rPr>
+            <w:rStyle w:val="Hyperlink"/>
+          </w:rPr>
+          <w:t>https://www.mongodb.com/docs/manual/core/document/</w:t>
+        </w:r>
+      </w:hyperlink>
     </w:p>
     <w:p/>
     <w:p/>
@@ -21004,7 +19852,6 @@
     <w:p/>
     <w:p/>
     <w:p/>
-    <w:p/>
     <w:p>
       <w:pPr>
         <w:pStyle w:val="Heading1"/>
@@ -21014,7 +19861,7 @@
           <w:lang w:val="sr-Cyrl-RS"/>
         </w:rPr>
       </w:pPr>
-      <w:bookmarkStart w:id="34" w:name="_Toc208499386"/>
+      <w:bookmarkStart w:id="30" w:name="_Toc208572375"/>
       <w:r>
         <w:rPr>
           <w:sz w:val="36"/>
@@ -21023,17 +19870,18 @@
         </w:rPr>
         <w:t>Биографија</w:t>
       </w:r>
-      <w:bookmarkEnd w:id="34"/>
-    </w:p>
-    <w:p>
-      <w:pPr>
-        <w:rPr>
-          <w:lang w:val="sr-Cyrl-RS"/>
-        </w:rPr>
-      </w:pPr>
-    </w:p>
-    <w:p>
-      <w:pPr>
+      <w:bookmarkEnd w:id="30"/>
+    </w:p>
+    <w:p>
+      <w:pPr>
+        <w:rPr>
+          <w:lang w:val="sr-Cyrl-RS"/>
+        </w:rPr>
+      </w:pPr>
+    </w:p>
+    <w:p>
+      <w:pPr>
+        <w:jc w:val="both"/>
         <w:rPr>
           <w:lang w:val="sr-Cyrl-RS"/>
         </w:rPr>
@@ -21043,7 +19891,19 @@
           <w:lang w:val="sr-Cyrl-RS"/>
         </w:rPr>
         <w:tab/>
-        <w:t>Алекса Попов рођен је 05. фебруара 1998. године у Зрењанину. Завршио је основну школу „Бошко Павковљевић Пинки“ у Старој Пазови, а затим општи смер гимназије у оквиру средњошколског центра „Бранко Радичевић“ у Старој Пазови. Школске 2017. године уписује Факултет техничких наука у Новом Саду, на студијском програму Примењено Софтверско Инжењерство. Положио је све испите прописане планом и програмом.</w:t>
+        <w:t>Алекса Попов рођен је 05. фебруара 1998. године у Зрењанину. Завршио је основну школу „Бошко Павковљевић Пинки“ у Старој Пазови, а затим општи смер гимназије у оквиру средњошколског центра „Бранко Радичевић“ у Старој Пазови. Школске 2017. године уписује Факултет техничких наука у Новом Саду, на студијском програму Примењено Софтверско Инжењерство.</w:t>
+      </w:r>
+      <w:r>
+        <w:rPr>
+          <w:lang w:val="sr-Cyrl-RS"/>
+        </w:rPr>
+        <w:t xml:space="preserve"> Дипломирао је 2021. године на основним студијама, и исте године уписује мастер студије, смер Примењено софтверско инжењерство.</w:t>
+      </w:r>
+      <w:r>
+        <w:rPr>
+          <w:lang w:val="sr-Cyrl-RS"/>
+        </w:rPr>
+        <w:t xml:space="preserve"> Положио је све испите прописане планом и програмом.</w:t>
       </w:r>
       <w:r>
         <w:rPr>
@@ -21200,7 +20060,7 @@
         <w:rStyle w:val="PageNumber"/>
         <w:noProof/>
       </w:rPr>
-      <w:t>2</w:t>
+      <w:t>10</w:t>
     </w:r>
     <w:r>
       <w:rPr>
@@ -26284,7 +25144,7 @@
 </file>
 
 <file path=customXml/itemProps1.xml><?xml version="1.0" encoding="utf-8"?>
-<ds:datastoreItem xmlns:ds="http://schemas.openxmlformats.org/officeDocument/2006/customXml" ds:itemID="{2C1FF945-8F66-4D76-A918-A9E33BF87A8F}">
+<ds:datastoreItem xmlns:ds="http://schemas.openxmlformats.org/officeDocument/2006/customXml" ds:itemID="{E0537404-726D-427D-837D-72F382D335E6}">
   <ds:schemaRefs>
     <ds:schemaRef ds:uri="http://schemas.openxmlformats.org/officeDocument/2006/bibliography"/>
   </ds:schemaRefs>
